--- a/data/Market_Read_monthly.docx
+++ b/data/Market_Read_monthly.docx
@@ -8,7 +8,7 @@
           <w:b/>
           <w:bCs/>
         </w:rPr>
-        <w:t>Monthly Market Read: October 17, 2025</w:t>
+        <w:t>Monthly Market Read: October 20, 2025</w:t>
       </w:r>
     </w:p>
     <w:p>
@@ -30,7 +30,7 @@
       <w:pPr>
         <w:numPr>
           <w:ilvl w:val="0"/>
-          <w:numId w:val="63"/>
+          <w:numId w:val="65"/>
         </w:numPr>
       </w:pPr>
       <w:r>
@@ -41,14 +41,14 @@
         <w:t>Breadth:</w:t>
       </w:r>
       <w:r>
-        <w:t xml:space="preserve"> 38.1% of names are positive.</w:t>
+        <w:t xml:space="preserve"> 48.3% of names are positive.</w:t>
       </w:r>
     </w:p>
     <w:p>
       <w:pPr>
         <w:numPr>
           <w:ilvl w:val="0"/>
-          <w:numId w:val="63"/>
+          <w:numId w:val="65"/>
         </w:numPr>
       </w:pPr>
       <w:r>
@@ -59,14 +59,14 @@
         <w:t>Information Technology:</w:t>
       </w:r>
       <w:r>
-        <w:t xml:space="preserve"> little change (</w:t>
+        <w:t xml:space="preserve"> firm (</w:t>
       </w:r>
       <w:r>
         <w:rPr>
           <w:b/>
           <w:bCs/>
         </w:rPr>
-        <w:t>avg +0.39%</w:t>
+        <w:t>avg +1.68%</w:t>
       </w:r>
       <w:r>
         <w:t>).</w:t>
@@ -76,7 +76,7 @@
       <w:pPr>
         <w:numPr>
           <w:ilvl w:val="0"/>
-          <w:numId w:val="63"/>
+          <w:numId w:val="65"/>
         </w:numPr>
       </w:pPr>
       <w:r>
@@ -87,14 +87,14 @@
         <w:t>Industrials:</w:t>
       </w:r>
       <w:r>
-        <w:t xml:space="preserve"> weakening (</w:t>
+        <w:t xml:space="preserve"> flat (</w:t>
       </w:r>
       <w:r>
         <w:rPr>
           <w:b/>
           <w:bCs/>
         </w:rPr>
-        <w:t>avg -1.42%</w:t>
+        <w:t>avg -0.18%</w:t>
       </w:r>
       <w:r>
         <w:t>).</w:t>
@@ -104,7 +104,7 @@
       <w:pPr>
         <w:numPr>
           <w:ilvl w:val="0"/>
-          <w:numId w:val="63"/>
+          <w:numId w:val="65"/>
         </w:numPr>
       </w:pPr>
       <w:r>
@@ -122,7 +122,7 @@
           <w:b/>
           <w:bCs/>
         </w:rPr>
-        <w:t>avg +2.02%</w:t>
+        <w:t>avg +2.06%</w:t>
       </w:r>
       <w:r>
         <w:t>).</w:t>
@@ -132,7 +132,7 @@
       <w:pPr>
         <w:numPr>
           <w:ilvl w:val="0"/>
-          <w:numId w:val="63"/>
+          <w:numId w:val="65"/>
         </w:numPr>
       </w:pPr>
       <w:r>
@@ -143,14 +143,14 @@
         <w:t>Consumer Discretionary:</w:t>
       </w:r>
       <w:r>
-        <w:t xml:space="preserve"> lagging (</w:t>
+        <w:t xml:space="preserve"> soft (</w:t>
       </w:r>
       <w:r>
         <w:rPr>
           <w:b/>
           <w:bCs/>
         </w:rPr>
-        <w:t>avg -2.43%</w:t>
+        <w:t>avg -1.83%</w:t>
       </w:r>
       <w:r>
         <w:t>).</w:t>
@@ -160,7 +160,7 @@
       <w:pPr>
         <w:numPr>
           <w:ilvl w:val="0"/>
-          <w:numId w:val="63"/>
+          <w:numId w:val="65"/>
         </w:numPr>
       </w:pPr>
       <w:r>
@@ -178,7 +178,7 @@
           <w:b/>
           <w:bCs/>
         </w:rPr>
-        <w:t>avg -3.80%</w:t>
+        <w:t>avg -2.74%</w:t>
       </w:r>
       <w:r>
         <w:t>).</w:t>
@@ -188,7 +188,7 @@
       <w:pPr>
         <w:numPr>
           <w:ilvl w:val="0"/>
-          <w:numId w:val="63"/>
+          <w:numId w:val="65"/>
         </w:numPr>
       </w:pPr>
       <w:r>
@@ -206,7 +206,7 @@
           <w:b/>
           <w:bCs/>
         </w:rPr>
-        <w:t>avg +3.53%</w:t>
+        <w:t>avg +3.81%</w:t>
       </w:r>
       <w:r>
         <w:t>).</w:t>
@@ -216,7 +216,7 @@
       <w:pPr>
         <w:numPr>
           <w:ilvl w:val="0"/>
-          <w:numId w:val="63"/>
+          <w:numId w:val="65"/>
         </w:numPr>
       </w:pPr>
       <w:r>
@@ -227,14 +227,14 @@
         <w:t>Real Estate:</w:t>
       </w:r>
       <w:r>
-        <w:t xml:space="preserve"> lagging (</w:t>
+        <w:t xml:space="preserve"> flat (</w:t>
       </w:r>
       <w:r>
         <w:rPr>
           <w:b/>
           <w:bCs/>
         </w:rPr>
-        <w:t>avg -1.60%</w:t>
+        <w:t>avg -0.82%</w:t>
       </w:r>
       <w:r>
         <w:t>).</w:t>
@@ -244,7 +244,7 @@
       <w:pPr>
         <w:numPr>
           <w:ilvl w:val="0"/>
-          <w:numId w:val="63"/>
+          <w:numId w:val="65"/>
         </w:numPr>
       </w:pPr>
       <w:r>
@@ -255,14 +255,14 @@
         <w:t>Materials:</w:t>
       </w:r>
       <w:r>
-        <w:t xml:space="preserve"> soft (</w:t>
+        <w:t xml:space="preserve"> flat (</w:t>
       </w:r>
       <w:r>
         <w:rPr>
           <w:b/>
           <w:bCs/>
         </w:rPr>
-        <w:t>avg -1.97%</w:t>
+        <w:t>avg -0.78%</w:t>
       </w:r>
       <w:r>
         <w:t>).</w:t>
@@ -272,7 +272,7 @@
       <w:pPr>
         <w:numPr>
           <w:ilvl w:val="0"/>
-          <w:numId w:val="63"/>
+          <w:numId w:val="65"/>
         </w:numPr>
       </w:pPr>
       <w:r>
@@ -290,7 +290,7 @@
           <w:b/>
           <w:bCs/>
         </w:rPr>
-        <w:t>avg -5.39%</w:t>
+        <w:t>avg -4.07%</w:t>
       </w:r>
       <w:r>
         <w:t>).</w:t>
@@ -300,7 +300,7 @@
       <w:pPr>
         <w:numPr>
           <w:ilvl w:val="0"/>
-          <w:numId w:val="63"/>
+          <w:numId w:val="65"/>
         </w:numPr>
       </w:pPr>
       <w:r>
@@ -311,14 +311,14 @@
         <w:t>Health Care:</w:t>
       </w:r>
       <w:r>
-        <w:t xml:space="preserve"> firm (</w:t>
+        <w:t xml:space="preserve"> strong (</w:t>
       </w:r>
       <w:r>
         <w:rPr>
           <w:b/>
           <w:bCs/>
         </w:rPr>
-        <w:t>avg +2.64%</w:t>
+        <w:t>avg +4.10%</w:t>
       </w:r>
       <w:r>
         <w:t>).</w:t>
@@ -328,7 +328,7 @@
       <w:pPr>
         <w:numPr>
           <w:ilvl w:val="0"/>
-          <w:numId w:val="63"/>
+          <w:numId w:val="65"/>
         </w:numPr>
       </w:pPr>
       <w:r>
@@ -346,7 +346,7 @@
           <w:b/>
           <w:bCs/>
         </w:rPr>
-        <w:t>avg -5.43%</w:t>
+        <w:t>avg -4.77%</w:t>
       </w:r>
       <w:r>
         <w:t>).</w:t>
@@ -365,7 +365,7 @@
       <w:pPr>
         <w:numPr>
           <w:ilvl w:val="0"/>
-          <w:numId w:val="64"/>
+          <w:numId w:val="66"/>
         </w:numPr>
       </w:pPr>
       <w:r>
@@ -383,7 +383,7 @@
           <w:b/>
           <w:bCs/>
         </w:rPr>
-        <w:t>+9.43%</w:t>
+        <w:t>+13.41%</w:t>
       </w:r>
       <w:r>
         <w:t>).</w:t>
@@ -393,7 +393,7 @@
       <w:pPr>
         <w:numPr>
           <w:ilvl w:val="0"/>
-          <w:numId w:val="64"/>
+          <w:numId w:val="66"/>
         </w:numPr>
       </w:pPr>
       <w:r>
@@ -411,7 +411,7 @@
           <w:b/>
           <w:bCs/>
         </w:rPr>
-        <w:t>+0.87%</w:t>
+        <w:t>+1.13%</w:t>
       </w:r>
       <w:r>
         <w:t>).</w:t>
@@ -421,7 +421,7 @@
       <w:pPr>
         <w:numPr>
           <w:ilvl w:val="0"/>
-          <w:numId w:val="64"/>
+          <w:numId w:val="66"/>
         </w:numPr>
       </w:pPr>
       <w:r>
@@ -439,7 +439,7 @@
           <w:b/>
           <w:bCs/>
         </w:rPr>
-        <w:t>-3.29%</w:t>
+        <w:t>-3.84%</w:t>
       </w:r>
       <w:r>
         <w:t>).</w:t>
@@ -449,7 +449,7 @@
       <w:pPr>
         <w:numPr>
           <w:ilvl w:val="0"/>
-          <w:numId w:val="64"/>
+          <w:numId w:val="66"/>
         </w:numPr>
       </w:pPr>
       <w:r>
@@ -467,7 +467,7 @@
           <w:b/>
           <w:bCs/>
         </w:rPr>
-        <w:t>+0.75%</w:t>
+        <w:t>+0.99%</w:t>
       </w:r>
       <w:r>
         <w:t>).</w:t>
@@ -477,7 +477,7 @@
       <w:pPr>
         <w:numPr>
           <w:ilvl w:val="0"/>
-          <w:numId w:val="64"/>
+          <w:numId w:val="66"/>
         </w:numPr>
       </w:pPr>
       <w:r>
@@ -496,7 +496,7 @@
           <w:b/>
           <w:bCs/>
         </w:rPr>
-        <w:t>-8.50%</w:t>
+        <w:t>-4.55%</w:t>
       </w:r>
       <w:r>
         <w:t>).</w:t>
@@ -511,87 +511,57 @@
         <w:t>Bottom line:</w:t>
       </w:r>
       <w:r>
-        <w:t xml:space="preserve"> Breadth is narrow and the tape is defensive. Strength is clustered in </w:t>
+        <w:t xml:space="preserve"> Market breadth improved modestly but remains below 50%. Leadership continues to cluster in </w:t>
       </w:r>
       <w:r>
         <w:rPr>
           <w:b/>
           <w:bCs/>
         </w:rPr>
-        <w:t>Utilities, Health Care, and Staples</w:t>
+        <w:t>defensive and quality sectors</w:t>
       </w:r>
       <w:r>
-        <w:t xml:space="preserve">, while </w:t>
+        <w:t xml:space="preserve"> — </w:t>
       </w:r>
       <w:r>
         <w:rPr>
           <w:b/>
           <w:bCs/>
         </w:rPr>
-        <w:t>Financials, Discretionary, Energy, Industrials, Materials, and Communication Services</w:t>
+        <w:t>Health Care, Utilities, Staples, and Tech</w:t>
       </w:r>
       <w:r>
-        <w:t xml:space="preserve"> lag. With </w:t>
+        <w:t xml:space="preserve"> — while </w:t>
       </w:r>
       <w:r>
         <w:rPr>
           <w:b/>
           <w:bCs/>
         </w:rPr>
-        <w:t>gold bid</w:t>
+        <w:t>Financials, Energy, and Communication Services</w:t>
       </w:r>
       <w:r>
-        <w:t xml:space="preserve">, </w:t>
+        <w:t xml:space="preserve"> remain under pressure. The macro setup — </w:t>
       </w:r>
       <w:r>
         <w:rPr>
           <w:b/>
           <w:bCs/>
         </w:rPr>
-        <w:t>USD firm</w:t>
+        <w:t>gold bid, USD firm, yields falling, bonds steady, and a weak energy complex</w:t>
       </w:r>
       <w:r>
-        <w:t xml:space="preserve">, </w:t>
+        <w:t xml:space="preserve"> — reinforces a </w:t>
       </w:r>
       <w:r>
         <w:rPr>
           <w:b/>
           <w:bCs/>
         </w:rPr>
-        <w:t>yields falling</w:t>
+        <w:t>risk-off, disinflationary tone</w:t>
       </w:r>
       <w:r>
-        <w:t xml:space="preserve">, and </w:t>
-      </w:r>
-      <w:r>
-        <w:rPr>
-          <w:b/>
-          <w:bCs/>
-        </w:rPr>
-        <w:t>bonds steady</w:t>
-      </w:r>
-      <w:r>
-        <w:t xml:space="preserve"> alongside a </w:t>
-      </w:r>
-      <w:r>
-        <w:rPr>
-          <w:b/>
-          <w:bCs/>
-        </w:rPr>
-        <w:t>soft energy complex</w:t>
-      </w:r>
-      <w:r>
-        <w:t xml:space="preserve">, the profile points to </w:t>
-      </w:r>
-      <w:r>
-        <w:rPr>
-          <w:b/>
-          <w:bCs/>
-        </w:rPr>
-        <w:t>slowing growth with easing inflation pressures (a disinflationary setup)</w:t>
-      </w:r>
-      <w:r>
-        <w:t xml:space="preserve">—favorable for </w:t>
+        <w:t xml:space="preserve">, favoring </w:t>
       </w:r>
       <w:r>
         <w:rPr>
@@ -601,7 +571,17 @@
         <w:t>defensives and duration</w:t>
       </w:r>
       <w:r>
-        <w:t xml:space="preserve"> over high-beta cyclicals.</w:t>
+        <w:t xml:space="preserve"> as investors position for </w:t>
+      </w:r>
+      <w:r>
+        <w:rPr>
+          <w:b/>
+          <w:bCs/>
+        </w:rPr>
+        <w:t>slower growth and easing inflation pressures</w:t>
+      </w:r>
+      <w:r>
+        <w:t>.</w:t>
       </w:r>
     </w:p>
     <w:p/>
@@ -6578,6 +6558,155 @@
     </w:lvl>
   </w:abstractNum>
   <w:abstractNum w:abstractNumId="40" w15:restartNumberingAfterBreak="0">
+    <w:nsid w:val="51DE766D"/>
+    <w:multiLevelType w:val="multilevel"/>
+    <w:tmpl w:val="E4B210E2"/>
+    <w:lvl w:ilvl="0">
+      <w:start w:val="1"/>
+      <w:numFmt w:val="bullet"/>
+      <w:lvlText w:val=""/>
+      <w:lvlJc w:val="left"/>
+      <w:pPr>
+        <w:tabs>
+          <w:tab w:val="num" w:pos="720"/>
+        </w:tabs>
+        <w:ind w:left="720" w:hanging="360"/>
+      </w:pPr>
+      <w:rPr>
+        <w:rFonts w:ascii="Symbol" w:hAnsi="Symbol" w:hint="default"/>
+        <w:sz w:val="20"/>
+      </w:rPr>
+    </w:lvl>
+    <w:lvl w:ilvl="1" w:tentative="1">
+      <w:start w:val="1"/>
+      <w:numFmt w:val="bullet"/>
+      <w:lvlText w:val="o"/>
+      <w:lvlJc w:val="left"/>
+      <w:pPr>
+        <w:tabs>
+          <w:tab w:val="num" w:pos="1440"/>
+        </w:tabs>
+        <w:ind w:left="1440" w:hanging="360"/>
+      </w:pPr>
+      <w:rPr>
+        <w:rFonts w:ascii="Courier New" w:hAnsi="Courier New" w:hint="default"/>
+        <w:sz w:val="20"/>
+      </w:rPr>
+    </w:lvl>
+    <w:lvl w:ilvl="2" w:tentative="1">
+      <w:start w:val="1"/>
+      <w:numFmt w:val="bullet"/>
+      <w:lvlText w:val=""/>
+      <w:lvlJc w:val="left"/>
+      <w:pPr>
+        <w:tabs>
+          <w:tab w:val="num" w:pos="2160"/>
+        </w:tabs>
+        <w:ind w:left="2160" w:hanging="360"/>
+      </w:pPr>
+      <w:rPr>
+        <w:rFonts w:ascii="Wingdings" w:hAnsi="Wingdings" w:hint="default"/>
+        <w:sz w:val="20"/>
+      </w:rPr>
+    </w:lvl>
+    <w:lvl w:ilvl="3" w:tentative="1">
+      <w:start w:val="1"/>
+      <w:numFmt w:val="bullet"/>
+      <w:lvlText w:val=""/>
+      <w:lvlJc w:val="left"/>
+      <w:pPr>
+        <w:tabs>
+          <w:tab w:val="num" w:pos="2880"/>
+        </w:tabs>
+        <w:ind w:left="2880" w:hanging="360"/>
+      </w:pPr>
+      <w:rPr>
+        <w:rFonts w:ascii="Wingdings" w:hAnsi="Wingdings" w:hint="default"/>
+        <w:sz w:val="20"/>
+      </w:rPr>
+    </w:lvl>
+    <w:lvl w:ilvl="4" w:tentative="1">
+      <w:start w:val="1"/>
+      <w:numFmt w:val="bullet"/>
+      <w:lvlText w:val=""/>
+      <w:lvlJc w:val="left"/>
+      <w:pPr>
+        <w:tabs>
+          <w:tab w:val="num" w:pos="3600"/>
+        </w:tabs>
+        <w:ind w:left="3600" w:hanging="360"/>
+      </w:pPr>
+      <w:rPr>
+        <w:rFonts w:ascii="Wingdings" w:hAnsi="Wingdings" w:hint="default"/>
+        <w:sz w:val="20"/>
+      </w:rPr>
+    </w:lvl>
+    <w:lvl w:ilvl="5" w:tentative="1">
+      <w:start w:val="1"/>
+      <w:numFmt w:val="bullet"/>
+      <w:lvlText w:val=""/>
+      <w:lvlJc w:val="left"/>
+      <w:pPr>
+        <w:tabs>
+          <w:tab w:val="num" w:pos="4320"/>
+        </w:tabs>
+        <w:ind w:left="4320" w:hanging="360"/>
+      </w:pPr>
+      <w:rPr>
+        <w:rFonts w:ascii="Wingdings" w:hAnsi="Wingdings" w:hint="default"/>
+        <w:sz w:val="20"/>
+      </w:rPr>
+    </w:lvl>
+    <w:lvl w:ilvl="6" w:tentative="1">
+      <w:start w:val="1"/>
+      <w:numFmt w:val="bullet"/>
+      <w:lvlText w:val=""/>
+      <w:lvlJc w:val="left"/>
+      <w:pPr>
+        <w:tabs>
+          <w:tab w:val="num" w:pos="5040"/>
+        </w:tabs>
+        <w:ind w:left="5040" w:hanging="360"/>
+      </w:pPr>
+      <w:rPr>
+        <w:rFonts w:ascii="Wingdings" w:hAnsi="Wingdings" w:hint="default"/>
+        <w:sz w:val="20"/>
+      </w:rPr>
+    </w:lvl>
+    <w:lvl w:ilvl="7" w:tentative="1">
+      <w:start w:val="1"/>
+      <w:numFmt w:val="bullet"/>
+      <w:lvlText w:val=""/>
+      <w:lvlJc w:val="left"/>
+      <w:pPr>
+        <w:tabs>
+          <w:tab w:val="num" w:pos="5760"/>
+        </w:tabs>
+        <w:ind w:left="5760" w:hanging="360"/>
+      </w:pPr>
+      <w:rPr>
+        <w:rFonts w:ascii="Wingdings" w:hAnsi="Wingdings" w:hint="default"/>
+        <w:sz w:val="20"/>
+      </w:rPr>
+    </w:lvl>
+    <w:lvl w:ilvl="8" w:tentative="1">
+      <w:start w:val="1"/>
+      <w:numFmt w:val="bullet"/>
+      <w:lvlText w:val=""/>
+      <w:lvlJc w:val="left"/>
+      <w:pPr>
+        <w:tabs>
+          <w:tab w:val="num" w:pos="6480"/>
+        </w:tabs>
+        <w:ind w:left="6480" w:hanging="360"/>
+      </w:pPr>
+      <w:rPr>
+        <w:rFonts w:ascii="Wingdings" w:hAnsi="Wingdings" w:hint="default"/>
+        <w:sz w:val="20"/>
+      </w:rPr>
+    </w:lvl>
+  </w:abstractNum>
+  <w:abstractNum w:abstractNumId="41" w15:restartNumberingAfterBreak="0">
     <w:nsid w:val="53564786"/>
     <w:multiLevelType w:val="multilevel"/>
     <w:tmpl w:val="3C76E06C"/>
@@ -6726,7 +6855,7 @@
       </w:rPr>
     </w:lvl>
   </w:abstractNum>
-  <w:abstractNum w:abstractNumId="41" w15:restartNumberingAfterBreak="0">
+  <w:abstractNum w:abstractNumId="42" w15:restartNumberingAfterBreak="0">
     <w:nsid w:val="554A2D8C"/>
     <w:multiLevelType w:val="multilevel"/>
     <w:tmpl w:val="030AEED4"/>
@@ -6875,7 +7004,7 @@
       </w:rPr>
     </w:lvl>
   </w:abstractNum>
-  <w:abstractNum w:abstractNumId="42" w15:restartNumberingAfterBreak="0">
+  <w:abstractNum w:abstractNumId="43" w15:restartNumberingAfterBreak="0">
     <w:nsid w:val="5918416D"/>
     <w:multiLevelType w:val="multilevel"/>
     <w:tmpl w:val="7160D344"/>
@@ -7024,7 +7153,7 @@
       </w:rPr>
     </w:lvl>
   </w:abstractNum>
-  <w:abstractNum w:abstractNumId="43" w15:restartNumberingAfterBreak="0">
+  <w:abstractNum w:abstractNumId="44" w15:restartNumberingAfterBreak="0">
     <w:nsid w:val="5AD277F9"/>
     <w:multiLevelType w:val="multilevel"/>
     <w:tmpl w:val="BE649556"/>
@@ -7173,7 +7302,7 @@
       </w:rPr>
     </w:lvl>
   </w:abstractNum>
-  <w:abstractNum w:abstractNumId="44" w15:restartNumberingAfterBreak="0">
+  <w:abstractNum w:abstractNumId="45" w15:restartNumberingAfterBreak="0">
     <w:nsid w:val="5E05354F"/>
     <w:multiLevelType w:val="multilevel"/>
     <w:tmpl w:val="A42C9900"/>
@@ -7322,7 +7451,7 @@
       </w:rPr>
     </w:lvl>
   </w:abstractNum>
-  <w:abstractNum w:abstractNumId="45" w15:restartNumberingAfterBreak="0">
+  <w:abstractNum w:abstractNumId="46" w15:restartNumberingAfterBreak="0">
     <w:nsid w:val="5E7A2B17"/>
     <w:multiLevelType w:val="multilevel"/>
     <w:tmpl w:val="84B229EE"/>
@@ -7471,7 +7600,7 @@
       </w:rPr>
     </w:lvl>
   </w:abstractNum>
-  <w:abstractNum w:abstractNumId="46" w15:restartNumberingAfterBreak="0">
+  <w:abstractNum w:abstractNumId="47" w15:restartNumberingAfterBreak="0">
     <w:nsid w:val="60EB551D"/>
     <w:multiLevelType w:val="multilevel"/>
     <w:tmpl w:val="F092D28C"/>
@@ -7620,7 +7749,7 @@
       </w:rPr>
     </w:lvl>
   </w:abstractNum>
-  <w:abstractNum w:abstractNumId="47" w15:restartNumberingAfterBreak="0">
+  <w:abstractNum w:abstractNumId="48" w15:restartNumberingAfterBreak="0">
     <w:nsid w:val="612B7C9D"/>
     <w:multiLevelType w:val="multilevel"/>
     <w:tmpl w:val="AE7072B8"/>
@@ -7769,7 +7898,7 @@
       </w:rPr>
     </w:lvl>
   </w:abstractNum>
-  <w:abstractNum w:abstractNumId="48" w15:restartNumberingAfterBreak="0">
+  <w:abstractNum w:abstractNumId="49" w15:restartNumberingAfterBreak="0">
     <w:nsid w:val="62F051E8"/>
     <w:multiLevelType w:val="multilevel"/>
     <w:tmpl w:val="FEEADCE0"/>
@@ -7918,7 +8047,7 @@
       </w:rPr>
     </w:lvl>
   </w:abstractNum>
-  <w:abstractNum w:abstractNumId="49" w15:restartNumberingAfterBreak="0">
+  <w:abstractNum w:abstractNumId="50" w15:restartNumberingAfterBreak="0">
     <w:nsid w:val="632265D9"/>
     <w:multiLevelType w:val="multilevel"/>
     <w:tmpl w:val="E898D126"/>
@@ -8067,7 +8196,7 @@
       </w:rPr>
     </w:lvl>
   </w:abstractNum>
-  <w:abstractNum w:abstractNumId="50" w15:restartNumberingAfterBreak="0">
+  <w:abstractNum w:abstractNumId="51" w15:restartNumberingAfterBreak="0">
     <w:nsid w:val="63243A0A"/>
     <w:multiLevelType w:val="multilevel"/>
     <w:tmpl w:val="81C4C902"/>
@@ -8216,7 +8345,7 @@
       </w:rPr>
     </w:lvl>
   </w:abstractNum>
-  <w:abstractNum w:abstractNumId="51" w15:restartNumberingAfterBreak="0">
+  <w:abstractNum w:abstractNumId="52" w15:restartNumberingAfterBreak="0">
     <w:nsid w:val="65357EDC"/>
     <w:multiLevelType w:val="multilevel"/>
     <w:tmpl w:val="4888D834"/>
@@ -8365,7 +8494,7 @@
       </w:rPr>
     </w:lvl>
   </w:abstractNum>
-  <w:abstractNum w:abstractNumId="52" w15:restartNumberingAfterBreak="0">
+  <w:abstractNum w:abstractNumId="53" w15:restartNumberingAfterBreak="0">
     <w:nsid w:val="653D0F76"/>
     <w:multiLevelType w:val="multilevel"/>
     <w:tmpl w:val="B06A7F52"/>
@@ -8514,7 +8643,156 @@
       </w:rPr>
     </w:lvl>
   </w:abstractNum>
-  <w:abstractNum w:abstractNumId="53" w15:restartNumberingAfterBreak="0">
+  <w:abstractNum w:abstractNumId="54" w15:restartNumberingAfterBreak="0">
+    <w:nsid w:val="65DA26FA"/>
+    <w:multiLevelType w:val="multilevel"/>
+    <w:tmpl w:val="E5A4569E"/>
+    <w:lvl w:ilvl="0">
+      <w:start w:val="1"/>
+      <w:numFmt w:val="bullet"/>
+      <w:lvlText w:val=""/>
+      <w:lvlJc w:val="left"/>
+      <w:pPr>
+        <w:tabs>
+          <w:tab w:val="num" w:pos="720"/>
+        </w:tabs>
+        <w:ind w:left="720" w:hanging="360"/>
+      </w:pPr>
+      <w:rPr>
+        <w:rFonts w:ascii="Symbol" w:hAnsi="Symbol" w:hint="default"/>
+        <w:sz w:val="20"/>
+      </w:rPr>
+    </w:lvl>
+    <w:lvl w:ilvl="1" w:tentative="1">
+      <w:start w:val="1"/>
+      <w:numFmt w:val="bullet"/>
+      <w:lvlText w:val="o"/>
+      <w:lvlJc w:val="left"/>
+      <w:pPr>
+        <w:tabs>
+          <w:tab w:val="num" w:pos="1440"/>
+        </w:tabs>
+        <w:ind w:left="1440" w:hanging="360"/>
+      </w:pPr>
+      <w:rPr>
+        <w:rFonts w:ascii="Courier New" w:hAnsi="Courier New" w:hint="default"/>
+        <w:sz w:val="20"/>
+      </w:rPr>
+    </w:lvl>
+    <w:lvl w:ilvl="2" w:tentative="1">
+      <w:start w:val="1"/>
+      <w:numFmt w:val="bullet"/>
+      <w:lvlText w:val=""/>
+      <w:lvlJc w:val="left"/>
+      <w:pPr>
+        <w:tabs>
+          <w:tab w:val="num" w:pos="2160"/>
+        </w:tabs>
+        <w:ind w:left="2160" w:hanging="360"/>
+      </w:pPr>
+      <w:rPr>
+        <w:rFonts w:ascii="Wingdings" w:hAnsi="Wingdings" w:hint="default"/>
+        <w:sz w:val="20"/>
+      </w:rPr>
+    </w:lvl>
+    <w:lvl w:ilvl="3" w:tentative="1">
+      <w:start w:val="1"/>
+      <w:numFmt w:val="bullet"/>
+      <w:lvlText w:val=""/>
+      <w:lvlJc w:val="left"/>
+      <w:pPr>
+        <w:tabs>
+          <w:tab w:val="num" w:pos="2880"/>
+        </w:tabs>
+        <w:ind w:left="2880" w:hanging="360"/>
+      </w:pPr>
+      <w:rPr>
+        <w:rFonts w:ascii="Wingdings" w:hAnsi="Wingdings" w:hint="default"/>
+        <w:sz w:val="20"/>
+      </w:rPr>
+    </w:lvl>
+    <w:lvl w:ilvl="4" w:tentative="1">
+      <w:start w:val="1"/>
+      <w:numFmt w:val="bullet"/>
+      <w:lvlText w:val=""/>
+      <w:lvlJc w:val="left"/>
+      <w:pPr>
+        <w:tabs>
+          <w:tab w:val="num" w:pos="3600"/>
+        </w:tabs>
+        <w:ind w:left="3600" w:hanging="360"/>
+      </w:pPr>
+      <w:rPr>
+        <w:rFonts w:ascii="Wingdings" w:hAnsi="Wingdings" w:hint="default"/>
+        <w:sz w:val="20"/>
+      </w:rPr>
+    </w:lvl>
+    <w:lvl w:ilvl="5" w:tentative="1">
+      <w:start w:val="1"/>
+      <w:numFmt w:val="bullet"/>
+      <w:lvlText w:val=""/>
+      <w:lvlJc w:val="left"/>
+      <w:pPr>
+        <w:tabs>
+          <w:tab w:val="num" w:pos="4320"/>
+        </w:tabs>
+        <w:ind w:left="4320" w:hanging="360"/>
+      </w:pPr>
+      <w:rPr>
+        <w:rFonts w:ascii="Wingdings" w:hAnsi="Wingdings" w:hint="default"/>
+        <w:sz w:val="20"/>
+      </w:rPr>
+    </w:lvl>
+    <w:lvl w:ilvl="6" w:tentative="1">
+      <w:start w:val="1"/>
+      <w:numFmt w:val="bullet"/>
+      <w:lvlText w:val=""/>
+      <w:lvlJc w:val="left"/>
+      <w:pPr>
+        <w:tabs>
+          <w:tab w:val="num" w:pos="5040"/>
+        </w:tabs>
+        <w:ind w:left="5040" w:hanging="360"/>
+      </w:pPr>
+      <w:rPr>
+        <w:rFonts w:ascii="Wingdings" w:hAnsi="Wingdings" w:hint="default"/>
+        <w:sz w:val="20"/>
+      </w:rPr>
+    </w:lvl>
+    <w:lvl w:ilvl="7" w:tentative="1">
+      <w:start w:val="1"/>
+      <w:numFmt w:val="bullet"/>
+      <w:lvlText w:val=""/>
+      <w:lvlJc w:val="left"/>
+      <w:pPr>
+        <w:tabs>
+          <w:tab w:val="num" w:pos="5760"/>
+        </w:tabs>
+        <w:ind w:left="5760" w:hanging="360"/>
+      </w:pPr>
+      <w:rPr>
+        <w:rFonts w:ascii="Wingdings" w:hAnsi="Wingdings" w:hint="default"/>
+        <w:sz w:val="20"/>
+      </w:rPr>
+    </w:lvl>
+    <w:lvl w:ilvl="8" w:tentative="1">
+      <w:start w:val="1"/>
+      <w:numFmt w:val="bullet"/>
+      <w:lvlText w:val=""/>
+      <w:lvlJc w:val="left"/>
+      <w:pPr>
+        <w:tabs>
+          <w:tab w:val="num" w:pos="6480"/>
+        </w:tabs>
+        <w:ind w:left="6480" w:hanging="360"/>
+      </w:pPr>
+      <w:rPr>
+        <w:rFonts w:ascii="Wingdings" w:hAnsi="Wingdings" w:hint="default"/>
+        <w:sz w:val="20"/>
+      </w:rPr>
+    </w:lvl>
+  </w:abstractNum>
+  <w:abstractNum w:abstractNumId="55" w15:restartNumberingAfterBreak="0">
     <w:nsid w:val="663131E0"/>
     <w:multiLevelType w:val="multilevel"/>
     <w:tmpl w:val="1E82DB90"/>
@@ -8663,7 +8941,7 @@
       </w:rPr>
     </w:lvl>
   </w:abstractNum>
-  <w:abstractNum w:abstractNumId="54" w15:restartNumberingAfterBreak="0">
+  <w:abstractNum w:abstractNumId="56" w15:restartNumberingAfterBreak="0">
     <w:nsid w:val="66546E9E"/>
     <w:multiLevelType w:val="multilevel"/>
     <w:tmpl w:val="C07499CC"/>
@@ -8812,7 +9090,7 @@
       </w:rPr>
     </w:lvl>
   </w:abstractNum>
-  <w:abstractNum w:abstractNumId="55" w15:restartNumberingAfterBreak="0">
+  <w:abstractNum w:abstractNumId="57" w15:restartNumberingAfterBreak="0">
     <w:nsid w:val="676E4319"/>
     <w:multiLevelType w:val="multilevel"/>
     <w:tmpl w:val="D38640E0"/>
@@ -8961,7 +9239,7 @@
       </w:rPr>
     </w:lvl>
   </w:abstractNum>
-  <w:abstractNum w:abstractNumId="56" w15:restartNumberingAfterBreak="0">
+  <w:abstractNum w:abstractNumId="58" w15:restartNumberingAfterBreak="0">
     <w:nsid w:val="68BD601B"/>
     <w:multiLevelType w:val="multilevel"/>
     <w:tmpl w:val="5EC8AFD2"/>
@@ -9110,7 +9388,7 @@
       </w:rPr>
     </w:lvl>
   </w:abstractNum>
-  <w:abstractNum w:abstractNumId="57" w15:restartNumberingAfterBreak="0">
+  <w:abstractNum w:abstractNumId="59" w15:restartNumberingAfterBreak="0">
     <w:nsid w:val="6D982CB9"/>
     <w:multiLevelType w:val="multilevel"/>
     <w:tmpl w:val="EFA65B1E"/>
@@ -9259,7 +9537,7 @@
       </w:rPr>
     </w:lvl>
   </w:abstractNum>
-  <w:abstractNum w:abstractNumId="58" w15:restartNumberingAfterBreak="0">
+  <w:abstractNum w:abstractNumId="60" w15:restartNumberingAfterBreak="0">
     <w:nsid w:val="6EC9724E"/>
     <w:multiLevelType w:val="multilevel"/>
     <w:tmpl w:val="C7905C4A"/>
@@ -9408,7 +9686,7 @@
       </w:rPr>
     </w:lvl>
   </w:abstractNum>
-  <w:abstractNum w:abstractNumId="59" w15:restartNumberingAfterBreak="0">
+  <w:abstractNum w:abstractNumId="61" w15:restartNumberingAfterBreak="0">
     <w:nsid w:val="70B108E1"/>
     <w:multiLevelType w:val="multilevel"/>
     <w:tmpl w:val="AAF2803A"/>
@@ -9557,7 +9835,7 @@
       </w:rPr>
     </w:lvl>
   </w:abstractNum>
-  <w:abstractNum w:abstractNumId="60" w15:restartNumberingAfterBreak="0">
+  <w:abstractNum w:abstractNumId="62" w15:restartNumberingAfterBreak="0">
     <w:nsid w:val="77F70E72"/>
     <w:multiLevelType w:val="multilevel"/>
     <w:tmpl w:val="CA4A179E"/>
@@ -9706,7 +9984,7 @@
       </w:rPr>
     </w:lvl>
   </w:abstractNum>
-  <w:abstractNum w:abstractNumId="61" w15:restartNumberingAfterBreak="0">
+  <w:abstractNum w:abstractNumId="63" w15:restartNumberingAfterBreak="0">
     <w:nsid w:val="79352EE5"/>
     <w:multiLevelType w:val="multilevel"/>
     <w:tmpl w:val="7C8EBA68"/>
@@ -9855,7 +10133,7 @@
       </w:rPr>
     </w:lvl>
   </w:abstractNum>
-  <w:abstractNum w:abstractNumId="62" w15:restartNumberingAfterBreak="0">
+  <w:abstractNum w:abstractNumId="64" w15:restartNumberingAfterBreak="0">
     <w:nsid w:val="79A32A3A"/>
     <w:multiLevelType w:val="multilevel"/>
     <w:tmpl w:val="69AEC7AE"/>
@@ -10004,7 +10282,7 @@
       </w:rPr>
     </w:lvl>
   </w:abstractNum>
-  <w:abstractNum w:abstractNumId="63" w15:restartNumberingAfterBreak="0">
+  <w:abstractNum w:abstractNumId="65" w15:restartNumberingAfterBreak="0">
     <w:nsid w:val="7B5A7D4F"/>
     <w:multiLevelType w:val="multilevel"/>
     <w:tmpl w:val="0DBA15B2"/>
@@ -10166,7 +10444,7 @@
     <w:abstractNumId w:val="8"/>
   </w:num>
   <w:num w:numId="5" w16cid:durableId="1033847455">
-    <w:abstractNumId w:val="60"/>
+    <w:abstractNumId w:val="62"/>
   </w:num>
   <w:num w:numId="6" w16cid:durableId="267081670">
     <w:abstractNumId w:val="15"/>
@@ -10175,7 +10453,7 @@
     <w:abstractNumId w:val="6"/>
   </w:num>
   <w:num w:numId="8" w16cid:durableId="1135759933">
-    <w:abstractNumId w:val="43"/>
+    <w:abstractNumId w:val="44"/>
   </w:num>
   <w:num w:numId="9" w16cid:durableId="442268721">
     <w:abstractNumId w:val="35"/>
@@ -10202,10 +10480,10 @@
     <w:abstractNumId w:val="21"/>
   </w:num>
   <w:num w:numId="17" w16cid:durableId="1612980622">
-    <w:abstractNumId w:val="53"/>
+    <w:abstractNumId w:val="55"/>
   </w:num>
   <w:num w:numId="18" w16cid:durableId="2093504055">
-    <w:abstractNumId w:val="57"/>
+    <w:abstractNumId w:val="59"/>
   </w:num>
   <w:num w:numId="19" w16cid:durableId="344942916">
     <w:abstractNumId w:val="13"/>
@@ -10220,10 +10498,10 @@
     <w:abstractNumId w:val="4"/>
   </w:num>
   <w:num w:numId="23" w16cid:durableId="1723820948">
-    <w:abstractNumId w:val="41"/>
+    <w:abstractNumId w:val="42"/>
   </w:num>
   <w:num w:numId="24" w16cid:durableId="837844535">
-    <w:abstractNumId w:val="55"/>
+    <w:abstractNumId w:val="57"/>
   </w:num>
   <w:num w:numId="25" w16cid:durableId="1206138890">
     <w:abstractNumId w:val="27"/>
@@ -10232,13 +10510,13 @@
     <w:abstractNumId w:val="12"/>
   </w:num>
   <w:num w:numId="27" w16cid:durableId="728844960">
-    <w:abstractNumId w:val="42"/>
+    <w:abstractNumId w:val="43"/>
   </w:num>
   <w:num w:numId="28" w16cid:durableId="2125732567">
     <w:abstractNumId w:val="23"/>
   </w:num>
   <w:num w:numId="29" w16cid:durableId="422840862">
-    <w:abstractNumId w:val="49"/>
+    <w:abstractNumId w:val="50"/>
   </w:num>
   <w:num w:numId="30" w16cid:durableId="132987652">
     <w:abstractNumId w:val="37"/>
@@ -10247,13 +10525,13 @@
     <w:abstractNumId w:val="7"/>
   </w:num>
   <w:num w:numId="32" w16cid:durableId="1441029200">
-    <w:abstractNumId w:val="56"/>
+    <w:abstractNumId w:val="58"/>
   </w:num>
   <w:num w:numId="33" w16cid:durableId="1576469506">
-    <w:abstractNumId w:val="51"/>
+    <w:abstractNumId w:val="52"/>
   </w:num>
   <w:num w:numId="34" w16cid:durableId="983387464">
-    <w:abstractNumId w:val="47"/>
+    <w:abstractNumId w:val="48"/>
   </w:num>
   <w:num w:numId="35" w16cid:durableId="1362439242">
     <w:abstractNumId w:val="1"/>
@@ -10262,19 +10540,19 @@
     <w:abstractNumId w:val="32"/>
   </w:num>
   <w:num w:numId="37" w16cid:durableId="1742944101">
-    <w:abstractNumId w:val="46"/>
+    <w:abstractNumId w:val="47"/>
   </w:num>
   <w:num w:numId="38" w16cid:durableId="1397703751">
-    <w:abstractNumId w:val="54"/>
+    <w:abstractNumId w:val="56"/>
   </w:num>
   <w:num w:numId="39" w16cid:durableId="682247132">
-    <w:abstractNumId w:val="40"/>
+    <w:abstractNumId w:val="41"/>
   </w:num>
   <w:num w:numId="40" w16cid:durableId="1362585037">
     <w:abstractNumId w:val="0"/>
   </w:num>
   <w:num w:numId="41" w16cid:durableId="2108572830">
-    <w:abstractNumId w:val="45"/>
+    <w:abstractNumId w:val="46"/>
   </w:num>
   <w:num w:numId="42" w16cid:durableId="16201388">
     <w:abstractNumId w:val="20"/>
@@ -10286,16 +10564,16 @@
     <w:abstractNumId w:val="14"/>
   </w:num>
   <w:num w:numId="45" w16cid:durableId="112869202">
-    <w:abstractNumId w:val="52"/>
+    <w:abstractNumId w:val="53"/>
   </w:num>
   <w:num w:numId="46" w16cid:durableId="2113091165">
-    <w:abstractNumId w:val="58"/>
+    <w:abstractNumId w:val="60"/>
   </w:num>
   <w:num w:numId="47" w16cid:durableId="1172139925">
     <w:abstractNumId w:val="24"/>
   </w:num>
   <w:num w:numId="48" w16cid:durableId="85662553">
-    <w:abstractNumId w:val="62"/>
+    <w:abstractNumId w:val="64"/>
   </w:num>
   <w:num w:numId="49" w16cid:durableId="1034423995">
     <w:abstractNumId w:val="16"/>
@@ -10304,7 +10582,7 @@
     <w:abstractNumId w:val="31"/>
   </w:num>
   <w:num w:numId="51" w16cid:durableId="76753546">
-    <w:abstractNumId w:val="48"/>
+    <w:abstractNumId w:val="49"/>
   </w:num>
   <w:num w:numId="52" w16cid:durableId="277103617">
     <w:abstractNumId w:val="28"/>
@@ -10313,7 +10591,7 @@
     <w:abstractNumId w:val="26"/>
   </w:num>
   <w:num w:numId="54" w16cid:durableId="1383095085">
-    <w:abstractNumId w:val="59"/>
+    <w:abstractNumId w:val="61"/>
   </w:num>
   <w:num w:numId="55" w16cid:durableId="712656647">
     <w:abstractNumId w:val="5"/>
@@ -10322,28 +10600,34 @@
     <w:abstractNumId w:val="17"/>
   </w:num>
   <w:num w:numId="57" w16cid:durableId="1889488631">
-    <w:abstractNumId w:val="50"/>
+    <w:abstractNumId w:val="51"/>
   </w:num>
   <w:num w:numId="58" w16cid:durableId="2126802420">
     <w:abstractNumId w:val="11"/>
   </w:num>
   <w:num w:numId="59" w16cid:durableId="1783962982">
-    <w:abstractNumId w:val="61"/>
+    <w:abstractNumId w:val="63"/>
   </w:num>
   <w:num w:numId="60" w16cid:durableId="703676811">
     <w:abstractNumId w:val="3"/>
   </w:num>
   <w:num w:numId="61" w16cid:durableId="1652516922">
-    <w:abstractNumId w:val="63"/>
+    <w:abstractNumId w:val="65"/>
   </w:num>
   <w:num w:numId="62" w16cid:durableId="1437409747">
     <w:abstractNumId w:val="29"/>
   </w:num>
   <w:num w:numId="63" w16cid:durableId="243610237">
-    <w:abstractNumId w:val="44"/>
+    <w:abstractNumId w:val="45"/>
   </w:num>
   <w:num w:numId="64" w16cid:durableId="677123080">
     <w:abstractNumId w:val="19"/>
+  </w:num>
+  <w:num w:numId="65" w16cid:durableId="1079866467">
+    <w:abstractNumId w:val="54"/>
+  </w:num>
+  <w:num w:numId="66" w16cid:durableId="146166366">
+    <w:abstractNumId w:val="40"/>
   </w:num>
 </w:numbering>
 </file>

--- a/data/Market_Read_monthly.docx
+++ b/data/Market_Read_monthly.docx
@@ -8,7 +8,7 @@
           <w:b/>
           <w:bCs/>
         </w:rPr>
-        <w:t>Monthly Market Read: October 20, 2025</w:t>
+        <w:t>Monthly Market Read: October 21, 2025</w:t>
       </w:r>
     </w:p>
     <w:p>
@@ -30,7 +30,7 @@
       <w:pPr>
         <w:numPr>
           <w:ilvl w:val="0"/>
-          <w:numId w:val="65"/>
+          <w:numId w:val="67"/>
         </w:numPr>
       </w:pPr>
       <w:r>
@@ -41,14 +41,14 @@
         <w:t>Breadth:</w:t>
       </w:r>
       <w:r>
-        <w:t xml:space="preserve"> 48.3% of names are positive.</w:t>
+        <w:t xml:space="preserve"> 49.4% of names are positive.</w:t>
       </w:r>
     </w:p>
     <w:p>
       <w:pPr>
         <w:numPr>
           <w:ilvl w:val="0"/>
-          <w:numId w:val="65"/>
+          <w:numId w:val="67"/>
         </w:numPr>
       </w:pPr>
       <w:r>
@@ -66,7 +66,7 @@
           <w:b/>
           <w:bCs/>
         </w:rPr>
-        <w:t>avg +1.68%</w:t>
+        <w:t>avg +2.42%</w:t>
       </w:r>
       <w:r>
         <w:t>).</w:t>
@@ -76,7 +76,7 @@
       <w:pPr>
         <w:numPr>
           <w:ilvl w:val="0"/>
-          <w:numId w:val="65"/>
+          <w:numId w:val="67"/>
         </w:numPr>
       </w:pPr>
       <w:r>
@@ -87,14 +87,14 @@
         <w:t>Industrials:</w:t>
       </w:r>
       <w:r>
-        <w:t xml:space="preserve"> flat (</w:t>
+        <w:t xml:space="preserve"> steady (</w:t>
       </w:r>
       <w:r>
         <w:rPr>
           <w:b/>
           <w:bCs/>
         </w:rPr>
-        <w:t>avg -0.18%</w:t>
+        <w:t>avg +0.76%</w:t>
       </w:r>
       <w:r>
         <w:t>).</w:t>
@@ -104,7 +104,7 @@
       <w:pPr>
         <w:numPr>
           <w:ilvl w:val="0"/>
-          <w:numId w:val="65"/>
+          <w:numId w:val="67"/>
         </w:numPr>
       </w:pPr>
       <w:r>
@@ -122,7 +122,7 @@
           <w:b/>
           <w:bCs/>
         </w:rPr>
-        <w:t>avg +2.06%</w:t>
+        <w:t>avg +1.49%</w:t>
       </w:r>
       <w:r>
         <w:t>).</w:t>
@@ -132,7 +132,7 @@
       <w:pPr>
         <w:numPr>
           <w:ilvl w:val="0"/>
-          <w:numId w:val="65"/>
+          <w:numId w:val="67"/>
         </w:numPr>
       </w:pPr>
       <w:r>
@@ -143,14 +143,14 @@
         <w:t>Consumer Discretionary:</w:t>
       </w:r>
       <w:r>
-        <w:t xml:space="preserve"> soft (</w:t>
+        <w:t xml:space="preserve"> flat (</w:t>
       </w:r>
       <w:r>
         <w:rPr>
           <w:b/>
           <w:bCs/>
         </w:rPr>
-        <w:t>avg -1.83%</w:t>
+        <w:t>avg -0.12%</w:t>
       </w:r>
       <w:r>
         <w:t>).</w:t>
@@ -160,7 +160,7 @@
       <w:pPr>
         <w:numPr>
           <w:ilvl w:val="0"/>
-          <w:numId w:val="65"/>
+          <w:numId w:val="67"/>
         </w:numPr>
       </w:pPr>
       <w:r>
@@ -178,7 +178,7 @@
           <w:b/>
           <w:bCs/>
         </w:rPr>
-        <w:t>avg -2.74%</w:t>
+        <w:t>avg -2.37%</w:t>
       </w:r>
       <w:r>
         <w:t>).</w:t>
@@ -188,7 +188,7 @@
       <w:pPr>
         <w:numPr>
           <w:ilvl w:val="0"/>
-          <w:numId w:val="65"/>
+          <w:numId w:val="67"/>
         </w:numPr>
       </w:pPr>
       <w:r>
@@ -206,7 +206,7 @@
           <w:b/>
           <w:bCs/>
         </w:rPr>
-        <w:t>avg +3.81%</w:t>
+        <w:t>avg +3.03%</w:t>
       </w:r>
       <w:r>
         <w:t>).</w:t>
@@ -216,7 +216,7 @@
       <w:pPr>
         <w:numPr>
           <w:ilvl w:val="0"/>
-          <w:numId w:val="65"/>
+          <w:numId w:val="67"/>
         </w:numPr>
       </w:pPr>
       <w:r>
@@ -227,7 +227,35 @@
         <w:t>Real Estate:</w:t>
       </w:r>
       <w:r>
-        <w:t xml:space="preserve"> flat (</w:t>
+        <w:t xml:space="preserve"> soft (</w:t>
+      </w:r>
+      <w:r>
+        <w:rPr>
+          <w:b/>
+          <w:bCs/>
+        </w:rPr>
+        <w:t>avg -0.79%</w:t>
+      </w:r>
+      <w:r>
+        <w:t>).</w:t>
+      </w:r>
+    </w:p>
+    <w:p>
+      <w:pPr>
+        <w:numPr>
+          <w:ilvl w:val="0"/>
+          <w:numId w:val="67"/>
+        </w:numPr>
+      </w:pPr>
+      <w:r>
+        <w:rPr>
+          <w:b/>
+          <w:bCs/>
+        </w:rPr>
+        <w:t>Materials:</w:t>
+      </w:r>
+      <w:r>
+        <w:t xml:space="preserve"> soft (</w:t>
       </w:r>
       <w:r>
         <w:rPr>
@@ -244,35 +272,7 @@
       <w:pPr>
         <w:numPr>
           <w:ilvl w:val="0"/>
-          <w:numId w:val="65"/>
-        </w:numPr>
-      </w:pPr>
-      <w:r>
-        <w:rPr>
-          <w:b/>
-          <w:bCs/>
-        </w:rPr>
-        <w:t>Materials:</w:t>
-      </w:r>
-      <w:r>
-        <w:t xml:space="preserve"> flat (</w:t>
-      </w:r>
-      <w:r>
-        <w:rPr>
-          <w:b/>
-          <w:bCs/>
-        </w:rPr>
-        <w:t>avg -0.78%</w:t>
-      </w:r>
-      <w:r>
-        <w:t>).</w:t>
-      </w:r>
-    </w:p>
-    <w:p>
-      <w:pPr>
-        <w:numPr>
-          <w:ilvl w:val="0"/>
-          <w:numId w:val="65"/>
+          <w:numId w:val="67"/>
         </w:numPr>
       </w:pPr>
       <w:r>
@@ -290,7 +290,7 @@
           <w:b/>
           <w:bCs/>
         </w:rPr>
-        <w:t>avg -4.07%</w:t>
+        <w:t>avg -3.92%</w:t>
       </w:r>
       <w:r>
         <w:t>).</w:t>
@@ -300,7 +300,7 @@
       <w:pPr>
         <w:numPr>
           <w:ilvl w:val="0"/>
-          <w:numId w:val="65"/>
+          <w:numId w:val="67"/>
         </w:numPr>
       </w:pPr>
       <w:r>
@@ -311,14 +311,14 @@
         <w:t>Health Care:</w:t>
       </w:r>
       <w:r>
-        <w:t xml:space="preserve"> strong (</w:t>
+        <w:t xml:space="preserve"> leading (</w:t>
       </w:r>
       <w:r>
         <w:rPr>
           <w:b/>
           <w:bCs/>
         </w:rPr>
-        <w:t>avg +4.10%</w:t>
+        <w:t>avg +4.73%</w:t>
       </w:r>
       <w:r>
         <w:t>).</w:t>
@@ -328,7 +328,7 @@
       <w:pPr>
         <w:numPr>
           <w:ilvl w:val="0"/>
-          <w:numId w:val="65"/>
+          <w:numId w:val="67"/>
         </w:numPr>
       </w:pPr>
       <w:r>
@@ -346,7 +346,7 @@
           <w:b/>
           <w:bCs/>
         </w:rPr>
-        <w:t>avg -4.77%</w:t>
+        <w:t>avg -4.29%</w:t>
       </w:r>
       <w:r>
         <w:t>).</w:t>
@@ -365,7 +365,7 @@
       <w:pPr>
         <w:numPr>
           <w:ilvl w:val="0"/>
-          <w:numId w:val="66"/>
+          <w:numId w:val="68"/>
         </w:numPr>
       </w:pPr>
       <w:r>
@@ -383,7 +383,7 @@
           <w:b/>
           <w:bCs/>
         </w:rPr>
-        <w:t>+13.41%</w:t>
+        <w:t>+6.12%</w:t>
       </w:r>
       <w:r>
         <w:t>).</w:t>
@@ -393,7 +393,7 @@
       <w:pPr>
         <w:numPr>
           <w:ilvl w:val="0"/>
-          <w:numId w:val="66"/>
+          <w:numId w:val="68"/>
         </w:numPr>
       </w:pPr>
       <w:r>
@@ -411,7 +411,7 @@
           <w:b/>
           <w:bCs/>
         </w:rPr>
-        <w:t>+1.13%</w:t>
+        <w:t>+1.53%</w:t>
       </w:r>
       <w:r>
         <w:t>).</w:t>
@@ -421,7 +421,7 @@
       <w:pPr>
         <w:numPr>
           <w:ilvl w:val="0"/>
-          <w:numId w:val="66"/>
+          <w:numId w:val="68"/>
         </w:numPr>
       </w:pPr>
       <w:r>
@@ -439,7 +439,7 @@
           <w:b/>
           <w:bCs/>
         </w:rPr>
-        <w:t>-3.84%</w:t>
+        <w:t>-4.31%</w:t>
       </w:r>
       <w:r>
         <w:t>).</w:t>
@@ -449,7 +449,7 @@
       <w:pPr>
         <w:numPr>
           <w:ilvl w:val="0"/>
-          <w:numId w:val="66"/>
+          <w:numId w:val="68"/>
         </w:numPr>
       </w:pPr>
       <w:r>
@@ -460,14 +460,14 @@
         <w:t>Bonds:</w:t>
       </w:r>
       <w:r>
-        <w:t xml:space="preserve"> steady (</w:t>
+        <w:t xml:space="preserve"> strong (</w:t>
       </w:r>
       <w:r>
         <w:rPr>
           <w:b/>
           <w:bCs/>
         </w:rPr>
-        <w:t>+0.99%</w:t>
+        <w:t>+1.19%</w:t>
       </w:r>
       <w:r>
         <w:t>).</w:t>
@@ -477,7 +477,7 @@
       <w:pPr>
         <w:numPr>
           <w:ilvl w:val="0"/>
-          <w:numId w:val="66"/>
+          <w:numId w:val="68"/>
         </w:numPr>
       </w:pPr>
       <w:r>
@@ -496,7 +496,7 @@
           <w:b/>
           <w:bCs/>
         </w:rPr>
-        <w:t>-4.55%</w:t>
+        <w:t>-3.41%</w:t>
       </w:r>
       <w:r>
         <w:t>).</w:t>
@@ -511,27 +511,37 @@
         <w:t>Bottom line:</w:t>
       </w:r>
       <w:r>
-        <w:t xml:space="preserve"> Market breadth improved modestly but remains below 50%. Leadership continues to cluster in </w:t>
+        <w:t xml:space="preserve"> Market breadth hovers near even, reflecting a split tape. Leadership remains defensive — </w:t>
       </w:r>
       <w:r>
         <w:rPr>
           <w:b/>
           <w:bCs/>
         </w:rPr>
-        <w:t>defensive and quality sectors</w:t>
+        <w:t>Health Care, Utilities, and Staples</w:t>
       </w:r>
       <w:r>
-        <w:t xml:space="preserve"> — </w:t>
+        <w:t xml:space="preserve"> continue to outperform alongside </w:t>
       </w:r>
       <w:r>
         <w:rPr>
           <w:b/>
           <w:bCs/>
         </w:rPr>
-        <w:t>Health Care, Utilities, Staples, and Tech</w:t>
+        <w:t>Gold</w:t>
       </w:r>
       <w:r>
-        <w:t xml:space="preserve"> — while </w:t>
+        <w:t xml:space="preserve"> and </w:t>
+      </w:r>
+      <w:r>
+        <w:rPr>
+          <w:b/>
+          <w:bCs/>
+        </w:rPr>
+        <w:t>Bonds</w:t>
+      </w:r>
+      <w:r>
+        <w:t xml:space="preserve">, while </w:t>
       </w:r>
       <w:r>
         <w:rPr>
@@ -541,24 +551,24 @@
         <w:t>Financials, Energy, and Communication Services</w:t>
       </w:r>
       <w:r>
-        <w:t xml:space="preserve"> remain under pressure. The macro setup — </w:t>
+        <w:t xml:space="preserve"> lag. The macro mix — </w:t>
       </w:r>
       <w:r>
         <w:rPr>
           <w:b/>
           <w:bCs/>
         </w:rPr>
-        <w:t>gold bid, USD firm, yields falling, bonds steady, and a weak energy complex</w:t>
+        <w:t>gold bid, USD firm, yields falling, bonds strong, and a weak energy complex</w:t>
       </w:r>
       <w:r>
-        <w:t xml:space="preserve"> — reinforces a </w:t>
+        <w:t xml:space="preserve"> — signals </w:t>
       </w:r>
       <w:r>
         <w:rPr>
           <w:b/>
           <w:bCs/>
         </w:rPr>
-        <w:t>risk-off, disinflationary tone</w:t>
+        <w:t>slowing growth with disinflationary momentum</w:t>
       </w:r>
       <w:r>
         <w:t xml:space="preserve">, favoring </w:t>
@@ -568,20 +578,10 @@
           <w:b/>
           <w:bCs/>
         </w:rPr>
-        <w:t>defensives and duration</w:t>
+        <w:t>defensives, duration, and quality</w:t>
       </w:r>
       <w:r>
-        <w:t xml:space="preserve"> as investors position for </w:t>
-      </w:r>
-      <w:r>
-        <w:rPr>
-          <w:b/>
-          <w:bCs/>
-        </w:rPr>
-        <w:t>slower growth and easing inflation pressures</w:t>
-      </w:r>
-      <w:r>
-        <w:t>.</w:t>
+        <w:t xml:space="preserve"> as investors position for a cooler but still cautious macro regime.</w:t>
       </w:r>
     </w:p>
     <w:p/>
@@ -4621,6 +4621,155 @@
     </w:lvl>
   </w:abstractNum>
   <w:abstractNum w:abstractNumId="27" w15:restartNumberingAfterBreak="0">
+    <w:nsid w:val="32C325EC"/>
+    <w:multiLevelType w:val="multilevel"/>
+    <w:tmpl w:val="F34C55A2"/>
+    <w:lvl w:ilvl="0">
+      <w:start w:val="1"/>
+      <w:numFmt w:val="bullet"/>
+      <w:lvlText w:val=""/>
+      <w:lvlJc w:val="left"/>
+      <w:pPr>
+        <w:tabs>
+          <w:tab w:val="num" w:pos="720"/>
+        </w:tabs>
+        <w:ind w:left="720" w:hanging="360"/>
+      </w:pPr>
+      <w:rPr>
+        <w:rFonts w:ascii="Symbol" w:hAnsi="Symbol" w:hint="default"/>
+        <w:sz w:val="20"/>
+      </w:rPr>
+    </w:lvl>
+    <w:lvl w:ilvl="1" w:tentative="1">
+      <w:start w:val="1"/>
+      <w:numFmt w:val="bullet"/>
+      <w:lvlText w:val="o"/>
+      <w:lvlJc w:val="left"/>
+      <w:pPr>
+        <w:tabs>
+          <w:tab w:val="num" w:pos="1440"/>
+        </w:tabs>
+        <w:ind w:left="1440" w:hanging="360"/>
+      </w:pPr>
+      <w:rPr>
+        <w:rFonts w:ascii="Courier New" w:hAnsi="Courier New" w:hint="default"/>
+        <w:sz w:val="20"/>
+      </w:rPr>
+    </w:lvl>
+    <w:lvl w:ilvl="2" w:tentative="1">
+      <w:start w:val="1"/>
+      <w:numFmt w:val="bullet"/>
+      <w:lvlText w:val=""/>
+      <w:lvlJc w:val="left"/>
+      <w:pPr>
+        <w:tabs>
+          <w:tab w:val="num" w:pos="2160"/>
+        </w:tabs>
+        <w:ind w:left="2160" w:hanging="360"/>
+      </w:pPr>
+      <w:rPr>
+        <w:rFonts w:ascii="Wingdings" w:hAnsi="Wingdings" w:hint="default"/>
+        <w:sz w:val="20"/>
+      </w:rPr>
+    </w:lvl>
+    <w:lvl w:ilvl="3" w:tentative="1">
+      <w:start w:val="1"/>
+      <w:numFmt w:val="bullet"/>
+      <w:lvlText w:val=""/>
+      <w:lvlJc w:val="left"/>
+      <w:pPr>
+        <w:tabs>
+          <w:tab w:val="num" w:pos="2880"/>
+        </w:tabs>
+        <w:ind w:left="2880" w:hanging="360"/>
+      </w:pPr>
+      <w:rPr>
+        <w:rFonts w:ascii="Wingdings" w:hAnsi="Wingdings" w:hint="default"/>
+        <w:sz w:val="20"/>
+      </w:rPr>
+    </w:lvl>
+    <w:lvl w:ilvl="4" w:tentative="1">
+      <w:start w:val="1"/>
+      <w:numFmt w:val="bullet"/>
+      <w:lvlText w:val=""/>
+      <w:lvlJc w:val="left"/>
+      <w:pPr>
+        <w:tabs>
+          <w:tab w:val="num" w:pos="3600"/>
+        </w:tabs>
+        <w:ind w:left="3600" w:hanging="360"/>
+      </w:pPr>
+      <w:rPr>
+        <w:rFonts w:ascii="Wingdings" w:hAnsi="Wingdings" w:hint="default"/>
+        <w:sz w:val="20"/>
+      </w:rPr>
+    </w:lvl>
+    <w:lvl w:ilvl="5" w:tentative="1">
+      <w:start w:val="1"/>
+      <w:numFmt w:val="bullet"/>
+      <w:lvlText w:val=""/>
+      <w:lvlJc w:val="left"/>
+      <w:pPr>
+        <w:tabs>
+          <w:tab w:val="num" w:pos="4320"/>
+        </w:tabs>
+        <w:ind w:left="4320" w:hanging="360"/>
+      </w:pPr>
+      <w:rPr>
+        <w:rFonts w:ascii="Wingdings" w:hAnsi="Wingdings" w:hint="default"/>
+        <w:sz w:val="20"/>
+      </w:rPr>
+    </w:lvl>
+    <w:lvl w:ilvl="6" w:tentative="1">
+      <w:start w:val="1"/>
+      <w:numFmt w:val="bullet"/>
+      <w:lvlText w:val=""/>
+      <w:lvlJc w:val="left"/>
+      <w:pPr>
+        <w:tabs>
+          <w:tab w:val="num" w:pos="5040"/>
+        </w:tabs>
+        <w:ind w:left="5040" w:hanging="360"/>
+      </w:pPr>
+      <w:rPr>
+        <w:rFonts w:ascii="Wingdings" w:hAnsi="Wingdings" w:hint="default"/>
+        <w:sz w:val="20"/>
+      </w:rPr>
+    </w:lvl>
+    <w:lvl w:ilvl="7" w:tentative="1">
+      <w:start w:val="1"/>
+      <w:numFmt w:val="bullet"/>
+      <w:lvlText w:val=""/>
+      <w:lvlJc w:val="left"/>
+      <w:pPr>
+        <w:tabs>
+          <w:tab w:val="num" w:pos="5760"/>
+        </w:tabs>
+        <w:ind w:left="5760" w:hanging="360"/>
+      </w:pPr>
+      <w:rPr>
+        <w:rFonts w:ascii="Wingdings" w:hAnsi="Wingdings" w:hint="default"/>
+        <w:sz w:val="20"/>
+      </w:rPr>
+    </w:lvl>
+    <w:lvl w:ilvl="8" w:tentative="1">
+      <w:start w:val="1"/>
+      <w:numFmt w:val="bullet"/>
+      <w:lvlText w:val=""/>
+      <w:lvlJc w:val="left"/>
+      <w:pPr>
+        <w:tabs>
+          <w:tab w:val="num" w:pos="6480"/>
+        </w:tabs>
+        <w:ind w:left="6480" w:hanging="360"/>
+      </w:pPr>
+      <w:rPr>
+        <w:rFonts w:ascii="Wingdings" w:hAnsi="Wingdings" w:hint="default"/>
+        <w:sz w:val="20"/>
+      </w:rPr>
+    </w:lvl>
+  </w:abstractNum>
+  <w:abstractNum w:abstractNumId="28" w15:restartNumberingAfterBreak="0">
     <w:nsid w:val="36B2143A"/>
     <w:multiLevelType w:val="multilevel"/>
     <w:tmpl w:val="64604580"/>
@@ -4769,7 +4918,7 @@
       </w:rPr>
     </w:lvl>
   </w:abstractNum>
-  <w:abstractNum w:abstractNumId="28" w15:restartNumberingAfterBreak="0">
+  <w:abstractNum w:abstractNumId="29" w15:restartNumberingAfterBreak="0">
     <w:nsid w:val="39035F42"/>
     <w:multiLevelType w:val="multilevel"/>
     <w:tmpl w:val="44F002F8"/>
@@ -4918,7 +5067,7 @@
       </w:rPr>
     </w:lvl>
   </w:abstractNum>
-  <w:abstractNum w:abstractNumId="29" w15:restartNumberingAfterBreak="0">
+  <w:abstractNum w:abstractNumId="30" w15:restartNumberingAfterBreak="0">
     <w:nsid w:val="3932683C"/>
     <w:multiLevelType w:val="multilevel"/>
     <w:tmpl w:val="2CC285C0"/>
@@ -5067,7 +5216,7 @@
       </w:rPr>
     </w:lvl>
   </w:abstractNum>
-  <w:abstractNum w:abstractNumId="30" w15:restartNumberingAfterBreak="0">
+  <w:abstractNum w:abstractNumId="31" w15:restartNumberingAfterBreak="0">
     <w:nsid w:val="3F362D47"/>
     <w:multiLevelType w:val="multilevel"/>
     <w:tmpl w:val="88CA522A"/>
@@ -5216,7 +5365,7 @@
       </w:rPr>
     </w:lvl>
   </w:abstractNum>
-  <w:abstractNum w:abstractNumId="31" w15:restartNumberingAfterBreak="0">
+  <w:abstractNum w:abstractNumId="32" w15:restartNumberingAfterBreak="0">
     <w:nsid w:val="42DC3DD8"/>
     <w:multiLevelType w:val="multilevel"/>
     <w:tmpl w:val="6C6AA522"/>
@@ -5365,7 +5514,7 @@
       </w:rPr>
     </w:lvl>
   </w:abstractNum>
-  <w:abstractNum w:abstractNumId="32" w15:restartNumberingAfterBreak="0">
+  <w:abstractNum w:abstractNumId="33" w15:restartNumberingAfterBreak="0">
     <w:nsid w:val="43851804"/>
     <w:multiLevelType w:val="multilevel"/>
     <w:tmpl w:val="F676C326"/>
@@ -5514,7 +5663,7 @@
       </w:rPr>
     </w:lvl>
   </w:abstractNum>
-  <w:abstractNum w:abstractNumId="33" w15:restartNumberingAfterBreak="0">
+  <w:abstractNum w:abstractNumId="34" w15:restartNumberingAfterBreak="0">
     <w:nsid w:val="48C97CF2"/>
     <w:multiLevelType w:val="multilevel"/>
     <w:tmpl w:val="351A9F9A"/>
@@ -5663,7 +5812,7 @@
       </w:rPr>
     </w:lvl>
   </w:abstractNum>
-  <w:abstractNum w:abstractNumId="34" w15:restartNumberingAfterBreak="0">
+  <w:abstractNum w:abstractNumId="35" w15:restartNumberingAfterBreak="0">
     <w:nsid w:val="49421EC4"/>
     <w:multiLevelType w:val="multilevel"/>
     <w:tmpl w:val="1070D884"/>
@@ -5812,7 +5961,7 @@
       </w:rPr>
     </w:lvl>
   </w:abstractNum>
-  <w:abstractNum w:abstractNumId="35" w15:restartNumberingAfterBreak="0">
+  <w:abstractNum w:abstractNumId="36" w15:restartNumberingAfterBreak="0">
     <w:nsid w:val="49BE432E"/>
     <w:multiLevelType w:val="multilevel"/>
     <w:tmpl w:val="F31895E0"/>
@@ -5961,7 +6110,7 @@
       </w:rPr>
     </w:lvl>
   </w:abstractNum>
-  <w:abstractNum w:abstractNumId="36" w15:restartNumberingAfterBreak="0">
+  <w:abstractNum w:abstractNumId="37" w15:restartNumberingAfterBreak="0">
     <w:nsid w:val="4D6D2000"/>
     <w:multiLevelType w:val="multilevel"/>
     <w:tmpl w:val="D222DEEC"/>
@@ -6110,7 +6259,7 @@
       </w:rPr>
     </w:lvl>
   </w:abstractNum>
-  <w:abstractNum w:abstractNumId="37" w15:restartNumberingAfterBreak="0">
+  <w:abstractNum w:abstractNumId="38" w15:restartNumberingAfterBreak="0">
     <w:nsid w:val="4DE75F8C"/>
     <w:multiLevelType w:val="multilevel"/>
     <w:tmpl w:val="75EC51A2"/>
@@ -6259,7 +6408,7 @@
       </w:rPr>
     </w:lvl>
   </w:abstractNum>
-  <w:abstractNum w:abstractNumId="38" w15:restartNumberingAfterBreak="0">
+  <w:abstractNum w:abstractNumId="39" w15:restartNumberingAfterBreak="0">
     <w:nsid w:val="4E7C38B9"/>
     <w:multiLevelType w:val="multilevel"/>
     <w:tmpl w:val="BA9A3C7A"/>
@@ -6408,7 +6557,7 @@
       </w:rPr>
     </w:lvl>
   </w:abstractNum>
-  <w:abstractNum w:abstractNumId="39" w15:restartNumberingAfterBreak="0">
+  <w:abstractNum w:abstractNumId="40" w15:restartNumberingAfterBreak="0">
     <w:nsid w:val="4FE55A5F"/>
     <w:multiLevelType w:val="multilevel"/>
     <w:tmpl w:val="50625332"/>
@@ -6557,7 +6706,7 @@
       </w:rPr>
     </w:lvl>
   </w:abstractNum>
-  <w:abstractNum w:abstractNumId="40" w15:restartNumberingAfterBreak="0">
+  <w:abstractNum w:abstractNumId="41" w15:restartNumberingAfterBreak="0">
     <w:nsid w:val="51DE766D"/>
     <w:multiLevelType w:val="multilevel"/>
     <w:tmpl w:val="E4B210E2"/>
@@ -6706,7 +6855,7 @@
       </w:rPr>
     </w:lvl>
   </w:abstractNum>
-  <w:abstractNum w:abstractNumId="41" w15:restartNumberingAfterBreak="0">
+  <w:abstractNum w:abstractNumId="42" w15:restartNumberingAfterBreak="0">
     <w:nsid w:val="53564786"/>
     <w:multiLevelType w:val="multilevel"/>
     <w:tmpl w:val="3C76E06C"/>
@@ -6855,7 +7004,7 @@
       </w:rPr>
     </w:lvl>
   </w:abstractNum>
-  <w:abstractNum w:abstractNumId="42" w15:restartNumberingAfterBreak="0">
+  <w:abstractNum w:abstractNumId="43" w15:restartNumberingAfterBreak="0">
     <w:nsid w:val="554A2D8C"/>
     <w:multiLevelType w:val="multilevel"/>
     <w:tmpl w:val="030AEED4"/>
@@ -7004,7 +7153,7 @@
       </w:rPr>
     </w:lvl>
   </w:abstractNum>
-  <w:abstractNum w:abstractNumId="43" w15:restartNumberingAfterBreak="0">
+  <w:abstractNum w:abstractNumId="44" w15:restartNumberingAfterBreak="0">
     <w:nsid w:val="5918416D"/>
     <w:multiLevelType w:val="multilevel"/>
     <w:tmpl w:val="7160D344"/>
@@ -7153,7 +7302,7 @@
       </w:rPr>
     </w:lvl>
   </w:abstractNum>
-  <w:abstractNum w:abstractNumId="44" w15:restartNumberingAfterBreak="0">
+  <w:abstractNum w:abstractNumId="45" w15:restartNumberingAfterBreak="0">
     <w:nsid w:val="5AD277F9"/>
     <w:multiLevelType w:val="multilevel"/>
     <w:tmpl w:val="BE649556"/>
@@ -7302,7 +7451,7 @@
       </w:rPr>
     </w:lvl>
   </w:abstractNum>
-  <w:abstractNum w:abstractNumId="45" w15:restartNumberingAfterBreak="0">
+  <w:abstractNum w:abstractNumId="46" w15:restartNumberingAfterBreak="0">
     <w:nsid w:val="5E05354F"/>
     <w:multiLevelType w:val="multilevel"/>
     <w:tmpl w:val="A42C9900"/>
@@ -7451,7 +7600,7 @@
       </w:rPr>
     </w:lvl>
   </w:abstractNum>
-  <w:abstractNum w:abstractNumId="46" w15:restartNumberingAfterBreak="0">
+  <w:abstractNum w:abstractNumId="47" w15:restartNumberingAfterBreak="0">
     <w:nsid w:val="5E7A2B17"/>
     <w:multiLevelType w:val="multilevel"/>
     <w:tmpl w:val="84B229EE"/>
@@ -7600,7 +7749,7 @@
       </w:rPr>
     </w:lvl>
   </w:abstractNum>
-  <w:abstractNum w:abstractNumId="47" w15:restartNumberingAfterBreak="0">
+  <w:abstractNum w:abstractNumId="48" w15:restartNumberingAfterBreak="0">
     <w:nsid w:val="60EB551D"/>
     <w:multiLevelType w:val="multilevel"/>
     <w:tmpl w:val="F092D28C"/>
@@ -7749,7 +7898,7 @@
       </w:rPr>
     </w:lvl>
   </w:abstractNum>
-  <w:abstractNum w:abstractNumId="48" w15:restartNumberingAfterBreak="0">
+  <w:abstractNum w:abstractNumId="49" w15:restartNumberingAfterBreak="0">
     <w:nsid w:val="612B7C9D"/>
     <w:multiLevelType w:val="multilevel"/>
     <w:tmpl w:val="AE7072B8"/>
@@ -7898,7 +8047,7 @@
       </w:rPr>
     </w:lvl>
   </w:abstractNum>
-  <w:abstractNum w:abstractNumId="49" w15:restartNumberingAfterBreak="0">
+  <w:abstractNum w:abstractNumId="50" w15:restartNumberingAfterBreak="0">
     <w:nsid w:val="62F051E8"/>
     <w:multiLevelType w:val="multilevel"/>
     <w:tmpl w:val="FEEADCE0"/>
@@ -8047,7 +8196,7 @@
       </w:rPr>
     </w:lvl>
   </w:abstractNum>
-  <w:abstractNum w:abstractNumId="50" w15:restartNumberingAfterBreak="0">
+  <w:abstractNum w:abstractNumId="51" w15:restartNumberingAfterBreak="0">
     <w:nsid w:val="632265D9"/>
     <w:multiLevelType w:val="multilevel"/>
     <w:tmpl w:val="E898D126"/>
@@ -8196,7 +8345,7 @@
       </w:rPr>
     </w:lvl>
   </w:abstractNum>
-  <w:abstractNum w:abstractNumId="51" w15:restartNumberingAfterBreak="0">
+  <w:abstractNum w:abstractNumId="52" w15:restartNumberingAfterBreak="0">
     <w:nsid w:val="63243A0A"/>
     <w:multiLevelType w:val="multilevel"/>
     <w:tmpl w:val="81C4C902"/>
@@ -8345,7 +8494,7 @@
       </w:rPr>
     </w:lvl>
   </w:abstractNum>
-  <w:abstractNum w:abstractNumId="52" w15:restartNumberingAfterBreak="0">
+  <w:abstractNum w:abstractNumId="53" w15:restartNumberingAfterBreak="0">
     <w:nsid w:val="65357EDC"/>
     <w:multiLevelType w:val="multilevel"/>
     <w:tmpl w:val="4888D834"/>
@@ -8494,7 +8643,7 @@
       </w:rPr>
     </w:lvl>
   </w:abstractNum>
-  <w:abstractNum w:abstractNumId="53" w15:restartNumberingAfterBreak="0">
+  <w:abstractNum w:abstractNumId="54" w15:restartNumberingAfterBreak="0">
     <w:nsid w:val="653D0F76"/>
     <w:multiLevelType w:val="multilevel"/>
     <w:tmpl w:val="B06A7F52"/>
@@ -8643,7 +8792,7 @@
       </w:rPr>
     </w:lvl>
   </w:abstractNum>
-  <w:abstractNum w:abstractNumId="54" w15:restartNumberingAfterBreak="0">
+  <w:abstractNum w:abstractNumId="55" w15:restartNumberingAfterBreak="0">
     <w:nsid w:val="65DA26FA"/>
     <w:multiLevelType w:val="multilevel"/>
     <w:tmpl w:val="E5A4569E"/>
@@ -8792,7 +8941,7 @@
       </w:rPr>
     </w:lvl>
   </w:abstractNum>
-  <w:abstractNum w:abstractNumId="55" w15:restartNumberingAfterBreak="0">
+  <w:abstractNum w:abstractNumId="56" w15:restartNumberingAfterBreak="0">
     <w:nsid w:val="663131E0"/>
     <w:multiLevelType w:val="multilevel"/>
     <w:tmpl w:val="1E82DB90"/>
@@ -8941,7 +9090,7 @@
       </w:rPr>
     </w:lvl>
   </w:abstractNum>
-  <w:abstractNum w:abstractNumId="56" w15:restartNumberingAfterBreak="0">
+  <w:abstractNum w:abstractNumId="57" w15:restartNumberingAfterBreak="0">
     <w:nsid w:val="66546E9E"/>
     <w:multiLevelType w:val="multilevel"/>
     <w:tmpl w:val="C07499CC"/>
@@ -9090,7 +9239,7 @@
       </w:rPr>
     </w:lvl>
   </w:abstractNum>
-  <w:abstractNum w:abstractNumId="57" w15:restartNumberingAfterBreak="0">
+  <w:abstractNum w:abstractNumId="58" w15:restartNumberingAfterBreak="0">
     <w:nsid w:val="676E4319"/>
     <w:multiLevelType w:val="multilevel"/>
     <w:tmpl w:val="D38640E0"/>
@@ -9239,7 +9388,7 @@
       </w:rPr>
     </w:lvl>
   </w:abstractNum>
-  <w:abstractNum w:abstractNumId="58" w15:restartNumberingAfterBreak="0">
+  <w:abstractNum w:abstractNumId="59" w15:restartNumberingAfterBreak="0">
     <w:nsid w:val="68BD601B"/>
     <w:multiLevelType w:val="multilevel"/>
     <w:tmpl w:val="5EC8AFD2"/>
@@ -9388,7 +9537,7 @@
       </w:rPr>
     </w:lvl>
   </w:abstractNum>
-  <w:abstractNum w:abstractNumId="59" w15:restartNumberingAfterBreak="0">
+  <w:abstractNum w:abstractNumId="60" w15:restartNumberingAfterBreak="0">
     <w:nsid w:val="6D982CB9"/>
     <w:multiLevelType w:val="multilevel"/>
     <w:tmpl w:val="EFA65B1E"/>
@@ -9537,7 +9686,7 @@
       </w:rPr>
     </w:lvl>
   </w:abstractNum>
-  <w:abstractNum w:abstractNumId="60" w15:restartNumberingAfterBreak="0">
+  <w:abstractNum w:abstractNumId="61" w15:restartNumberingAfterBreak="0">
     <w:nsid w:val="6EC9724E"/>
     <w:multiLevelType w:val="multilevel"/>
     <w:tmpl w:val="C7905C4A"/>
@@ -9686,7 +9835,7 @@
       </w:rPr>
     </w:lvl>
   </w:abstractNum>
-  <w:abstractNum w:abstractNumId="61" w15:restartNumberingAfterBreak="0">
+  <w:abstractNum w:abstractNumId="62" w15:restartNumberingAfterBreak="0">
     <w:nsid w:val="70B108E1"/>
     <w:multiLevelType w:val="multilevel"/>
     <w:tmpl w:val="AAF2803A"/>
@@ -9835,7 +9984,7 @@
       </w:rPr>
     </w:lvl>
   </w:abstractNum>
-  <w:abstractNum w:abstractNumId="62" w15:restartNumberingAfterBreak="0">
+  <w:abstractNum w:abstractNumId="63" w15:restartNumberingAfterBreak="0">
     <w:nsid w:val="77F70E72"/>
     <w:multiLevelType w:val="multilevel"/>
     <w:tmpl w:val="CA4A179E"/>
@@ -9984,7 +10133,7 @@
       </w:rPr>
     </w:lvl>
   </w:abstractNum>
-  <w:abstractNum w:abstractNumId="63" w15:restartNumberingAfterBreak="0">
+  <w:abstractNum w:abstractNumId="64" w15:restartNumberingAfterBreak="0">
     <w:nsid w:val="79352EE5"/>
     <w:multiLevelType w:val="multilevel"/>
     <w:tmpl w:val="7C8EBA68"/>
@@ -10133,7 +10282,7 @@
       </w:rPr>
     </w:lvl>
   </w:abstractNum>
-  <w:abstractNum w:abstractNumId="64" w15:restartNumberingAfterBreak="0">
+  <w:abstractNum w:abstractNumId="65" w15:restartNumberingAfterBreak="0">
     <w:nsid w:val="79A32A3A"/>
     <w:multiLevelType w:val="multilevel"/>
     <w:tmpl w:val="69AEC7AE"/>
@@ -10282,10 +10431,159 @@
       </w:rPr>
     </w:lvl>
   </w:abstractNum>
-  <w:abstractNum w:abstractNumId="65" w15:restartNumberingAfterBreak="0">
+  <w:abstractNum w:abstractNumId="66" w15:restartNumberingAfterBreak="0">
     <w:nsid w:val="7B5A7D4F"/>
     <w:multiLevelType w:val="multilevel"/>
     <w:tmpl w:val="0DBA15B2"/>
+    <w:lvl w:ilvl="0">
+      <w:start w:val="1"/>
+      <w:numFmt w:val="bullet"/>
+      <w:lvlText w:val=""/>
+      <w:lvlJc w:val="left"/>
+      <w:pPr>
+        <w:tabs>
+          <w:tab w:val="num" w:pos="720"/>
+        </w:tabs>
+        <w:ind w:left="720" w:hanging="360"/>
+      </w:pPr>
+      <w:rPr>
+        <w:rFonts w:ascii="Symbol" w:hAnsi="Symbol" w:hint="default"/>
+        <w:sz w:val="20"/>
+      </w:rPr>
+    </w:lvl>
+    <w:lvl w:ilvl="1" w:tentative="1">
+      <w:start w:val="1"/>
+      <w:numFmt w:val="bullet"/>
+      <w:lvlText w:val="o"/>
+      <w:lvlJc w:val="left"/>
+      <w:pPr>
+        <w:tabs>
+          <w:tab w:val="num" w:pos="1440"/>
+        </w:tabs>
+        <w:ind w:left="1440" w:hanging="360"/>
+      </w:pPr>
+      <w:rPr>
+        <w:rFonts w:ascii="Courier New" w:hAnsi="Courier New" w:hint="default"/>
+        <w:sz w:val="20"/>
+      </w:rPr>
+    </w:lvl>
+    <w:lvl w:ilvl="2" w:tentative="1">
+      <w:start w:val="1"/>
+      <w:numFmt w:val="bullet"/>
+      <w:lvlText w:val=""/>
+      <w:lvlJc w:val="left"/>
+      <w:pPr>
+        <w:tabs>
+          <w:tab w:val="num" w:pos="2160"/>
+        </w:tabs>
+        <w:ind w:left="2160" w:hanging="360"/>
+      </w:pPr>
+      <w:rPr>
+        <w:rFonts w:ascii="Wingdings" w:hAnsi="Wingdings" w:hint="default"/>
+        <w:sz w:val="20"/>
+      </w:rPr>
+    </w:lvl>
+    <w:lvl w:ilvl="3" w:tentative="1">
+      <w:start w:val="1"/>
+      <w:numFmt w:val="bullet"/>
+      <w:lvlText w:val=""/>
+      <w:lvlJc w:val="left"/>
+      <w:pPr>
+        <w:tabs>
+          <w:tab w:val="num" w:pos="2880"/>
+        </w:tabs>
+        <w:ind w:left="2880" w:hanging="360"/>
+      </w:pPr>
+      <w:rPr>
+        <w:rFonts w:ascii="Wingdings" w:hAnsi="Wingdings" w:hint="default"/>
+        <w:sz w:val="20"/>
+      </w:rPr>
+    </w:lvl>
+    <w:lvl w:ilvl="4" w:tentative="1">
+      <w:start w:val="1"/>
+      <w:numFmt w:val="bullet"/>
+      <w:lvlText w:val=""/>
+      <w:lvlJc w:val="left"/>
+      <w:pPr>
+        <w:tabs>
+          <w:tab w:val="num" w:pos="3600"/>
+        </w:tabs>
+        <w:ind w:left="3600" w:hanging="360"/>
+      </w:pPr>
+      <w:rPr>
+        <w:rFonts w:ascii="Wingdings" w:hAnsi="Wingdings" w:hint="default"/>
+        <w:sz w:val="20"/>
+      </w:rPr>
+    </w:lvl>
+    <w:lvl w:ilvl="5" w:tentative="1">
+      <w:start w:val="1"/>
+      <w:numFmt w:val="bullet"/>
+      <w:lvlText w:val=""/>
+      <w:lvlJc w:val="left"/>
+      <w:pPr>
+        <w:tabs>
+          <w:tab w:val="num" w:pos="4320"/>
+        </w:tabs>
+        <w:ind w:left="4320" w:hanging="360"/>
+      </w:pPr>
+      <w:rPr>
+        <w:rFonts w:ascii="Wingdings" w:hAnsi="Wingdings" w:hint="default"/>
+        <w:sz w:val="20"/>
+      </w:rPr>
+    </w:lvl>
+    <w:lvl w:ilvl="6" w:tentative="1">
+      <w:start w:val="1"/>
+      <w:numFmt w:val="bullet"/>
+      <w:lvlText w:val=""/>
+      <w:lvlJc w:val="left"/>
+      <w:pPr>
+        <w:tabs>
+          <w:tab w:val="num" w:pos="5040"/>
+        </w:tabs>
+        <w:ind w:left="5040" w:hanging="360"/>
+      </w:pPr>
+      <w:rPr>
+        <w:rFonts w:ascii="Wingdings" w:hAnsi="Wingdings" w:hint="default"/>
+        <w:sz w:val="20"/>
+      </w:rPr>
+    </w:lvl>
+    <w:lvl w:ilvl="7" w:tentative="1">
+      <w:start w:val="1"/>
+      <w:numFmt w:val="bullet"/>
+      <w:lvlText w:val=""/>
+      <w:lvlJc w:val="left"/>
+      <w:pPr>
+        <w:tabs>
+          <w:tab w:val="num" w:pos="5760"/>
+        </w:tabs>
+        <w:ind w:left="5760" w:hanging="360"/>
+      </w:pPr>
+      <w:rPr>
+        <w:rFonts w:ascii="Wingdings" w:hAnsi="Wingdings" w:hint="default"/>
+        <w:sz w:val="20"/>
+      </w:rPr>
+    </w:lvl>
+    <w:lvl w:ilvl="8" w:tentative="1">
+      <w:start w:val="1"/>
+      <w:numFmt w:val="bullet"/>
+      <w:lvlText w:val=""/>
+      <w:lvlJc w:val="left"/>
+      <w:pPr>
+        <w:tabs>
+          <w:tab w:val="num" w:pos="6480"/>
+        </w:tabs>
+        <w:ind w:left="6480" w:hanging="360"/>
+      </w:pPr>
+      <w:rPr>
+        <w:rFonts w:ascii="Wingdings" w:hAnsi="Wingdings" w:hint="default"/>
+        <w:sz w:val="20"/>
+      </w:rPr>
+    </w:lvl>
+  </w:abstractNum>
+  <w:abstractNum w:abstractNumId="67" w15:restartNumberingAfterBreak="0">
+    <w:nsid w:val="7D8F3DCE"/>
+    <w:multiLevelType w:val="multilevel"/>
+    <w:tmpl w:val="77B84332"/>
     <w:lvl w:ilvl="0">
       <w:start w:val="1"/>
       <w:numFmt w:val="bullet"/>
@@ -10438,13 +10736,13 @@
     <w:abstractNumId w:val="2"/>
   </w:num>
   <w:num w:numId="3" w16cid:durableId="1233933601">
-    <w:abstractNumId w:val="38"/>
+    <w:abstractNumId w:val="39"/>
   </w:num>
   <w:num w:numId="4" w16cid:durableId="500435007">
     <w:abstractNumId w:val="8"/>
   </w:num>
   <w:num w:numId="5" w16cid:durableId="1033847455">
-    <w:abstractNumId w:val="62"/>
+    <w:abstractNumId w:val="63"/>
   </w:num>
   <w:num w:numId="6" w16cid:durableId="267081670">
     <w:abstractNumId w:val="15"/>
@@ -10453,22 +10751,22 @@
     <w:abstractNumId w:val="6"/>
   </w:num>
   <w:num w:numId="8" w16cid:durableId="1135759933">
-    <w:abstractNumId w:val="44"/>
+    <w:abstractNumId w:val="45"/>
   </w:num>
   <w:num w:numId="9" w16cid:durableId="442268721">
-    <w:abstractNumId w:val="35"/>
+    <w:abstractNumId w:val="36"/>
   </w:num>
   <w:num w:numId="10" w16cid:durableId="691494407">
-    <w:abstractNumId w:val="33"/>
+    <w:abstractNumId w:val="34"/>
   </w:num>
   <w:num w:numId="11" w16cid:durableId="1705208919">
-    <w:abstractNumId w:val="34"/>
+    <w:abstractNumId w:val="35"/>
   </w:num>
   <w:num w:numId="12" w16cid:durableId="401762157">
     <w:abstractNumId w:val="10"/>
   </w:num>
   <w:num w:numId="13" w16cid:durableId="967707405">
-    <w:abstractNumId w:val="30"/>
+    <w:abstractNumId w:val="31"/>
   </w:num>
   <w:num w:numId="14" w16cid:durableId="2070766778">
     <w:abstractNumId w:val="25"/>
@@ -10480,10 +10778,10 @@
     <w:abstractNumId w:val="21"/>
   </w:num>
   <w:num w:numId="17" w16cid:durableId="1612980622">
-    <w:abstractNumId w:val="55"/>
+    <w:abstractNumId w:val="56"/>
   </w:num>
   <w:num w:numId="18" w16cid:durableId="2093504055">
-    <w:abstractNumId w:val="59"/>
+    <w:abstractNumId w:val="60"/>
   </w:num>
   <w:num w:numId="19" w16cid:durableId="344942916">
     <w:abstractNumId w:val="13"/>
@@ -10492,106 +10790,106 @@
     <w:abstractNumId w:val="9"/>
   </w:num>
   <w:num w:numId="21" w16cid:durableId="1645238814">
-    <w:abstractNumId w:val="36"/>
+    <w:abstractNumId w:val="37"/>
   </w:num>
   <w:num w:numId="22" w16cid:durableId="1129937329">
     <w:abstractNumId w:val="4"/>
   </w:num>
   <w:num w:numId="23" w16cid:durableId="1723820948">
-    <w:abstractNumId w:val="42"/>
+    <w:abstractNumId w:val="43"/>
   </w:num>
   <w:num w:numId="24" w16cid:durableId="837844535">
-    <w:abstractNumId w:val="57"/>
+    <w:abstractNumId w:val="58"/>
   </w:num>
   <w:num w:numId="25" w16cid:durableId="1206138890">
-    <w:abstractNumId w:val="27"/>
+    <w:abstractNumId w:val="28"/>
   </w:num>
   <w:num w:numId="26" w16cid:durableId="1390418193">
     <w:abstractNumId w:val="12"/>
   </w:num>
   <w:num w:numId="27" w16cid:durableId="728844960">
-    <w:abstractNumId w:val="43"/>
+    <w:abstractNumId w:val="44"/>
   </w:num>
   <w:num w:numId="28" w16cid:durableId="2125732567">
     <w:abstractNumId w:val="23"/>
   </w:num>
   <w:num w:numId="29" w16cid:durableId="422840862">
-    <w:abstractNumId w:val="50"/>
+    <w:abstractNumId w:val="51"/>
   </w:num>
   <w:num w:numId="30" w16cid:durableId="132987652">
-    <w:abstractNumId w:val="37"/>
+    <w:abstractNumId w:val="38"/>
   </w:num>
   <w:num w:numId="31" w16cid:durableId="1971085520">
     <w:abstractNumId w:val="7"/>
   </w:num>
   <w:num w:numId="32" w16cid:durableId="1441029200">
-    <w:abstractNumId w:val="58"/>
+    <w:abstractNumId w:val="59"/>
   </w:num>
   <w:num w:numId="33" w16cid:durableId="1576469506">
-    <w:abstractNumId w:val="52"/>
+    <w:abstractNumId w:val="53"/>
   </w:num>
   <w:num w:numId="34" w16cid:durableId="983387464">
-    <w:abstractNumId w:val="48"/>
+    <w:abstractNumId w:val="49"/>
   </w:num>
   <w:num w:numId="35" w16cid:durableId="1362439242">
     <w:abstractNumId w:val="1"/>
   </w:num>
   <w:num w:numId="36" w16cid:durableId="484931064">
-    <w:abstractNumId w:val="32"/>
+    <w:abstractNumId w:val="33"/>
   </w:num>
   <w:num w:numId="37" w16cid:durableId="1742944101">
-    <w:abstractNumId w:val="47"/>
+    <w:abstractNumId w:val="48"/>
   </w:num>
   <w:num w:numId="38" w16cid:durableId="1397703751">
-    <w:abstractNumId w:val="56"/>
+    <w:abstractNumId w:val="57"/>
   </w:num>
   <w:num w:numId="39" w16cid:durableId="682247132">
-    <w:abstractNumId w:val="41"/>
+    <w:abstractNumId w:val="42"/>
   </w:num>
   <w:num w:numId="40" w16cid:durableId="1362585037">
     <w:abstractNumId w:val="0"/>
   </w:num>
   <w:num w:numId="41" w16cid:durableId="2108572830">
-    <w:abstractNumId w:val="46"/>
+    <w:abstractNumId w:val="47"/>
   </w:num>
   <w:num w:numId="42" w16cid:durableId="16201388">
     <w:abstractNumId w:val="20"/>
   </w:num>
   <w:num w:numId="43" w16cid:durableId="1015269">
-    <w:abstractNumId w:val="39"/>
+    <w:abstractNumId w:val="40"/>
   </w:num>
   <w:num w:numId="44" w16cid:durableId="209075973">
     <w:abstractNumId w:val="14"/>
   </w:num>
   <w:num w:numId="45" w16cid:durableId="112869202">
-    <w:abstractNumId w:val="53"/>
+    <w:abstractNumId w:val="54"/>
   </w:num>
   <w:num w:numId="46" w16cid:durableId="2113091165">
-    <w:abstractNumId w:val="60"/>
+    <w:abstractNumId w:val="61"/>
   </w:num>
   <w:num w:numId="47" w16cid:durableId="1172139925">
     <w:abstractNumId w:val="24"/>
   </w:num>
   <w:num w:numId="48" w16cid:durableId="85662553">
-    <w:abstractNumId w:val="64"/>
+    <w:abstractNumId w:val="65"/>
   </w:num>
   <w:num w:numId="49" w16cid:durableId="1034423995">
     <w:abstractNumId w:val="16"/>
   </w:num>
   <w:num w:numId="50" w16cid:durableId="957025945">
-    <w:abstractNumId w:val="31"/>
+    <w:abstractNumId w:val="32"/>
   </w:num>
   <w:num w:numId="51" w16cid:durableId="76753546">
-    <w:abstractNumId w:val="49"/>
+    <w:abstractNumId w:val="50"/>
   </w:num>
   <w:num w:numId="52" w16cid:durableId="277103617">
-    <w:abstractNumId w:val="28"/>
+    <w:abstractNumId w:val="29"/>
   </w:num>
   <w:num w:numId="53" w16cid:durableId="1161384844">
     <w:abstractNumId w:val="26"/>
   </w:num>
   <w:num w:numId="54" w16cid:durableId="1383095085">
-    <w:abstractNumId w:val="61"/>
+    <w:abstractNumId w:val="62"/>
   </w:num>
   <w:num w:numId="55" w16cid:durableId="712656647">
     <w:abstractNumId w:val="5"/>
@@ -10600,34 +10898,40 @@
     <w:abstractNumId w:val="17"/>
   </w:num>
   <w:num w:numId="57" w16cid:durableId="1889488631">
-    <w:abstractNumId w:val="51"/>
+    <w:abstractNumId w:val="52"/>
   </w:num>
   <w:num w:numId="58" w16cid:durableId="2126802420">
     <w:abstractNumId w:val="11"/>
   </w:num>
   <w:num w:numId="59" w16cid:durableId="1783962982">
-    <w:abstractNumId w:val="63"/>
+    <w:abstractNumId w:val="64"/>
   </w:num>
   <w:num w:numId="60" w16cid:durableId="703676811">
     <w:abstractNumId w:val="3"/>
   </w:num>
   <w:num w:numId="61" w16cid:durableId="1652516922">
-    <w:abstractNumId w:val="65"/>
+    <w:abstractNumId w:val="66"/>
   </w:num>
   <w:num w:numId="62" w16cid:durableId="1437409747">
-    <w:abstractNumId w:val="29"/>
+    <w:abstractNumId w:val="30"/>
   </w:num>
   <w:num w:numId="63" w16cid:durableId="243610237">
-    <w:abstractNumId w:val="45"/>
+    <w:abstractNumId w:val="46"/>
   </w:num>
   <w:num w:numId="64" w16cid:durableId="677123080">
     <w:abstractNumId w:val="19"/>
   </w:num>
   <w:num w:numId="65" w16cid:durableId="1079866467">
-    <w:abstractNumId w:val="54"/>
+    <w:abstractNumId w:val="55"/>
   </w:num>
   <w:num w:numId="66" w16cid:durableId="146166366">
-    <w:abstractNumId w:val="40"/>
+    <w:abstractNumId w:val="41"/>
+  </w:num>
+  <w:num w:numId="67" w16cid:durableId="353189269">
+    <w:abstractNumId w:val="67"/>
+  </w:num>
+  <w:num w:numId="68" w16cid:durableId="1087770826">
+    <w:abstractNumId w:val="27"/>
   </w:num>
 </w:numbering>
 </file>

--- a/data/Market_Read_monthly.docx
+++ b/data/Market_Read_monthly.docx
@@ -3,270 +3,356 @@
 <w:document xmlns:wpc="http://schemas.microsoft.com/office/word/2010/wordprocessingCanvas" xmlns:cx="http://schemas.microsoft.com/office/drawing/2014/chartex" xmlns:cx1="http://schemas.microsoft.com/office/drawing/2015/9/8/chartex" xmlns:cx2="http://schemas.microsoft.com/office/drawing/2015/10/21/chartex" xmlns:cx3="http://schemas.microsoft.com/office/drawing/2016/5/9/chartex" xmlns:cx4="http://schemas.microsoft.com/office/drawing/2016/5/10/chartex" xmlns:cx5="http://schemas.microsoft.com/office/drawing/2016/5/11/chartex" xmlns:cx6="http://schemas.microsoft.com/office/drawing/2016/5/12/chartex" xmlns:cx7="http://schemas.microsoft.com/office/drawing/2016/5/13/chartex" xmlns:cx8="http://schemas.microsoft.com/office/drawing/2016/5/14/chartex" xmlns:mc="http://schemas.openxmlformats.org/markup-compatibility/2006" xmlns:aink="http://schemas.microsoft.com/office/drawing/2016/ink" xmlns:am3d="http://schemas.microsoft.com/office/drawing/2017/model3d" xmlns:o="urn:schemas-microsoft-com:office:office" xmlns:oel="http://schemas.microsoft.com/office/2019/extlst" xmlns:r="http://schemas.openxmlformats.org/officeDocument/2006/relationships" xmlns:m="http://schemas.openxmlformats.org/officeDocument/2006/math" xmlns:v="urn:schemas-microsoft-com:vml" xmlns:wp14="http://schemas.microsoft.com/office/word/2010/wordprocessingDrawing" xmlns:wp="http://schemas.openxmlformats.org/drawingml/2006/wordprocessingDrawing" xmlns:w10="urn:schemas-microsoft-com:office:word" xmlns:w="http://schemas.openxmlformats.org/wordprocessingml/2006/main" xmlns:w14="http://schemas.microsoft.com/office/word/2010/wordml" xmlns:w15="http://schemas.microsoft.com/office/word/2012/wordml" xmlns:w16cex="http://schemas.microsoft.com/office/word/2018/wordml/cex" xmlns:w16cid="http://schemas.microsoft.com/office/word/2016/wordml/cid" xmlns:w16="http://schemas.microsoft.com/office/word/2018/wordml" xmlns:w16du="http://schemas.microsoft.com/office/word/2023/wordml/word16du" xmlns:w16sdtdh="http://schemas.microsoft.com/office/word/2020/wordml/sdtdatahash" xmlns:w16sdtfl="http://schemas.microsoft.com/office/word/2024/wordml/sdtformatlock" xmlns:w16se="http://schemas.microsoft.com/office/word/2015/wordml/symex" xmlns:wpg="http://schemas.microsoft.com/office/word/2010/wordprocessingGroup" xmlns:wpi="http://schemas.microsoft.com/office/word/2010/wordprocessingInk" xmlns:wne="http://schemas.microsoft.com/office/word/2006/wordml" xmlns:wps="http://schemas.microsoft.com/office/word/2010/wordprocessingShape" mc:Ignorable="w14 w15 w16se w16cid w16 w16cex w16sdtdh w16sdtfl w16du wp14">
   <w:body>
     <w:p>
-      <w:pPr>
-        <w:rPr>
-          <w:b/>
-          <w:bCs/>
-        </w:rPr>
-      </w:pPr>
-      <w:r>
-        <w:rPr>
-          <w:b/>
-          <w:bCs/>
-        </w:rPr>
-        <w:t>Monthly Market Read: October 22, 2025</w:t>
+      <w:r>
+        <w:rPr>
+          <w:b/>
+          <w:bCs/>
+        </w:rPr>
+        <w:t>Monthly Market Read: October 23, 2025</w:t>
       </w:r>
     </w:p>
     <w:p>
-      <w:pPr>
-        <w:rPr>
-          <w:b/>
-          <w:bCs/>
-        </w:rPr>
-      </w:pPr>
-      <w:r>
-        <w:rPr>
-          <w:b/>
-          <w:bCs/>
-        </w:rPr>
-        <w:t>The market is saying (all numbers are MTD % returns):</w:t>
+      <w:r>
+        <w:t xml:space="preserve">The market is saying (all numbers are </w:t>
+      </w:r>
+      <w:r>
+        <w:rPr>
+          <w:b/>
+          <w:bCs/>
+        </w:rPr>
+        <w:t>MTD % returns</w:t>
+      </w:r>
+      <w:r>
+        <w:t>):</w:t>
       </w:r>
     </w:p>
     <w:p>
       <w:pPr>
         <w:numPr>
           <w:ilvl w:val="0"/>
-          <w:numId w:val="1"/>
+          <w:numId w:val="3"/>
         </w:numPr>
-        <w:rPr>
-          <w:b/>
-          <w:bCs/>
-        </w:rPr>
-      </w:pPr>
-      <w:r>
-        <w:rPr>
-          <w:b/>
-          <w:bCs/>
-        </w:rPr>
-        <w:t>Breadth: 46.5% of names are positive.</w:t>
+      </w:pPr>
+      <w:r>
+        <w:rPr>
+          <w:b/>
+          <w:bCs/>
+        </w:rPr>
+        <w:t>Breadth:</w:t>
+      </w:r>
+      <w:r>
+        <w:t xml:space="preserve"> 51.7% of names are positive.</w:t>
       </w:r>
     </w:p>
     <w:p>
       <w:pPr>
         <w:numPr>
           <w:ilvl w:val="0"/>
-          <w:numId w:val="1"/>
+          <w:numId w:val="3"/>
         </w:numPr>
-        <w:rPr>
-          <w:b/>
-          <w:bCs/>
-        </w:rPr>
-      </w:pPr>
-      <w:r>
-        <w:rPr>
-          <w:b/>
-          <w:bCs/>
-        </w:rPr>
-        <w:t>Information Technology: firm (avg +0.94%).</w:t>
+      </w:pPr>
+      <w:r>
+        <w:rPr>
+          <w:b/>
+          <w:bCs/>
+        </w:rPr>
+        <w:t>Information Technology:</w:t>
+      </w:r>
+      <w:r>
+        <w:t xml:space="preserve"> firm (</w:t>
+      </w:r>
+      <w:r>
+        <w:rPr>
+          <w:b/>
+          <w:bCs/>
+        </w:rPr>
+        <w:t>avg +2.31%</w:t>
+      </w:r>
+      <w:r>
+        <w:t>).</w:t>
       </w:r>
     </w:p>
     <w:p>
       <w:pPr>
         <w:numPr>
           <w:ilvl w:val="0"/>
-          <w:numId w:val="1"/>
+          <w:numId w:val="3"/>
         </w:numPr>
-        <w:rPr>
-          <w:b/>
-          <w:bCs/>
-        </w:rPr>
-      </w:pPr>
-      <w:r>
-        <w:rPr>
-          <w:b/>
-          <w:bCs/>
-        </w:rPr>
-        <w:t>Industrials: weakening (avg -0.88%).</w:t>
+      </w:pPr>
+      <w:r>
+        <w:rPr>
+          <w:b/>
+          <w:bCs/>
+        </w:rPr>
+        <w:t>Industrials:</w:t>
+      </w:r>
+      <w:r>
+        <w:t xml:space="preserve"> steady (</w:t>
+      </w:r>
+      <w:r>
+        <w:rPr>
+          <w:b/>
+          <w:bCs/>
+        </w:rPr>
+        <w:t>avg -0.08%</w:t>
+      </w:r>
+      <w:r>
+        <w:t>).</w:t>
       </w:r>
     </w:p>
     <w:p>
       <w:pPr>
         <w:numPr>
           <w:ilvl w:val="0"/>
-          <w:numId w:val="1"/>
+          <w:numId w:val="3"/>
         </w:numPr>
-        <w:rPr>
-          <w:b/>
-          <w:bCs/>
-        </w:rPr>
-      </w:pPr>
-      <w:r>
-        <w:rPr>
-          <w:b/>
-          <w:bCs/>
-        </w:rPr>
-        <w:t>Consumer Staples: firm (avg +1.82%).</w:t>
+      </w:pPr>
+      <w:r>
+        <w:rPr>
+          <w:b/>
+          <w:bCs/>
+        </w:rPr>
+        <w:t>Consumer Staples:</w:t>
+      </w:r>
+      <w:r>
+        <w:t xml:space="preserve"> firm (</w:t>
+      </w:r>
+      <w:r>
+        <w:rPr>
+          <w:b/>
+          <w:bCs/>
+        </w:rPr>
+        <w:t>avg +1.20%</w:t>
+      </w:r>
+      <w:r>
+        <w:t>).</w:t>
       </w:r>
     </w:p>
     <w:p>
       <w:pPr>
         <w:numPr>
           <w:ilvl w:val="0"/>
-          <w:numId w:val="1"/>
+          <w:numId w:val="3"/>
         </w:numPr>
-        <w:rPr>
-          <w:b/>
-          <w:bCs/>
-        </w:rPr>
-      </w:pPr>
-      <w:r>
-        <w:rPr>
-          <w:b/>
-          <w:bCs/>
-        </w:rPr>
-        <w:t>Consumer Discretionary: soft (avg -0.78%).</w:t>
+      </w:pPr>
+      <w:r>
+        <w:rPr>
+          <w:b/>
+          <w:bCs/>
+        </w:rPr>
+        <w:t>Consumer Discretionary:</w:t>
+      </w:r>
+      <w:r>
+        <w:t xml:space="preserve"> soft (</w:t>
+      </w:r>
+      <w:r>
+        <w:rPr>
+          <w:b/>
+          <w:bCs/>
+        </w:rPr>
+        <w:t>avg -0.53%</w:t>
+      </w:r>
+      <w:r>
+        <w:t>).</w:t>
       </w:r>
     </w:p>
     <w:p>
       <w:pPr>
         <w:numPr>
           <w:ilvl w:val="0"/>
-          <w:numId w:val="1"/>
+          <w:numId w:val="3"/>
         </w:numPr>
-        <w:rPr>
-          <w:b/>
-          <w:bCs/>
-        </w:rPr>
-      </w:pPr>
-      <w:r>
-        <w:rPr>
-          <w:b/>
-          <w:bCs/>
-        </w:rPr>
-        <w:t>Financials: lagging (avg -2.95%).</w:t>
+      </w:pPr>
+      <w:r>
+        <w:rPr>
+          <w:b/>
+          <w:bCs/>
+        </w:rPr>
+        <w:t>Financials:</w:t>
+      </w:r>
+      <w:r>
+        <w:t xml:space="preserve"> lagging (</w:t>
+      </w:r>
+      <w:r>
+        <w:rPr>
+          <w:b/>
+          <w:bCs/>
+        </w:rPr>
+        <w:t>avg -2.70%</w:t>
+      </w:r>
+      <w:r>
+        <w:t>).</w:t>
       </w:r>
     </w:p>
     <w:p>
       <w:pPr>
         <w:numPr>
           <w:ilvl w:val="0"/>
-          <w:numId w:val="1"/>
+          <w:numId w:val="3"/>
         </w:numPr>
-        <w:rPr>
-          <w:b/>
-          <w:bCs/>
-        </w:rPr>
-      </w:pPr>
-      <w:r>
-        <w:rPr>
-          <w:b/>
-          <w:bCs/>
-        </w:rPr>
-        <w:t>Utilities: strong (avg +3.03%).</w:t>
+      </w:pPr>
+      <w:r>
+        <w:rPr>
+          <w:b/>
+          <w:bCs/>
+        </w:rPr>
+        <w:t>Utilities:</w:t>
+      </w:r>
+      <w:r>
+        <w:t xml:space="preserve"> strong (</w:t>
+      </w:r>
+      <w:r>
+        <w:rPr>
+          <w:b/>
+          <w:bCs/>
+        </w:rPr>
+        <w:t>avg +2.62%</w:t>
+      </w:r>
+      <w:r>
+        <w:t>).</w:t>
       </w:r>
     </w:p>
     <w:p>
       <w:pPr>
         <w:numPr>
           <w:ilvl w:val="0"/>
-          <w:numId w:val="1"/>
+          <w:numId w:val="3"/>
         </w:numPr>
-        <w:rPr>
-          <w:b/>
-          <w:bCs/>
-        </w:rPr>
-      </w:pPr>
-      <w:r>
-        <w:rPr>
-          <w:b/>
-          <w:bCs/>
-        </w:rPr>
-        <w:t>Real Estate: little change (avg -0.25%).</w:t>
+      </w:pPr>
+      <w:r>
+        <w:rPr>
+          <w:b/>
+          <w:bCs/>
+        </w:rPr>
+        <w:t>Real Estate:</w:t>
+      </w:r>
+      <w:r>
+        <w:t xml:space="preserve"> little change (</w:t>
+      </w:r>
+      <w:r>
+        <w:rPr>
+          <w:b/>
+          <w:bCs/>
+        </w:rPr>
+        <w:t>avg -0.39%</w:t>
+      </w:r>
+      <w:r>
+        <w:t>).</w:t>
       </w:r>
     </w:p>
     <w:p>
       <w:pPr>
         <w:numPr>
           <w:ilvl w:val="0"/>
-          <w:numId w:val="1"/>
+          <w:numId w:val="3"/>
         </w:numPr>
-        <w:rPr>
-          <w:b/>
-          <w:bCs/>
-        </w:rPr>
-      </w:pPr>
-      <w:r>
-        <w:rPr>
-          <w:b/>
-          <w:bCs/>
-        </w:rPr>
-        <w:t>Materials: soft (avg -0.87%).</w:t>
+      </w:pPr>
+      <w:r>
+        <w:rPr>
+          <w:b/>
+          <w:bCs/>
+        </w:rPr>
+        <w:t>Materials:</w:t>
+      </w:r>
+      <w:r>
+        <w:t xml:space="preserve"> firm (</w:t>
+      </w:r>
+      <w:r>
+        <w:rPr>
+          <w:b/>
+          <w:bCs/>
+        </w:rPr>
+        <w:t>avg +0.99%</w:t>
+      </w:r>
+      <w:r>
+        <w:t>).</w:t>
       </w:r>
     </w:p>
     <w:p>
       <w:pPr>
         <w:numPr>
           <w:ilvl w:val="0"/>
-          <w:numId w:val="1"/>
+          <w:numId w:val="3"/>
         </w:numPr>
-        <w:rPr>
-          <w:b/>
-          <w:bCs/>
-        </w:rPr>
-      </w:pPr>
-      <w:r>
-        <w:rPr>
-          <w:b/>
-          <w:bCs/>
-        </w:rPr>
-        <w:t>Energy: lagging (avg -2.92%).</w:t>
+      </w:pPr>
+      <w:r>
+        <w:rPr>
+          <w:b/>
+          <w:bCs/>
+        </w:rPr>
+        <w:t>Energy:</w:t>
+      </w:r>
+      <w:r>
+        <w:t xml:space="preserve"> soft (</w:t>
+      </w:r>
+      <w:r>
+        <w:rPr>
+          <w:b/>
+          <w:bCs/>
+        </w:rPr>
+        <w:t>avg -1.04%</w:t>
+      </w:r>
+      <w:r>
+        <w:t>).</w:t>
       </w:r>
     </w:p>
     <w:p>
       <w:pPr>
         <w:numPr>
           <w:ilvl w:val="0"/>
-          <w:numId w:val="1"/>
+          <w:numId w:val="3"/>
         </w:numPr>
-        <w:rPr>
-          <w:b/>
-          <w:bCs/>
-        </w:rPr>
-      </w:pPr>
-      <w:r>
-        <w:rPr>
-          <w:b/>
-          <w:bCs/>
-        </w:rPr>
-        <w:t>Health Care: leading (avg +4.95%).</w:t>
+      </w:pPr>
+      <w:r>
+        <w:rPr>
+          <w:b/>
+          <w:bCs/>
+        </w:rPr>
+        <w:t>Health Care:</w:t>
+      </w:r>
+      <w:r>
+        <w:t xml:space="preserve"> leading (</w:t>
+      </w:r>
+      <w:r>
+        <w:rPr>
+          <w:b/>
+          <w:bCs/>
+        </w:rPr>
+        <w:t>avg +4.94%</w:t>
+      </w:r>
+      <w:r>
+        <w:t>).</w:t>
       </w:r>
     </w:p>
     <w:p>
       <w:pPr>
         <w:numPr>
           <w:ilvl w:val="0"/>
-          <w:numId w:val="1"/>
+          <w:numId w:val="3"/>
         </w:numPr>
-        <w:rPr>
-          <w:b/>
-          <w:bCs/>
-        </w:rPr>
-      </w:pPr>
-      <w:r>
-        <w:rPr>
-          <w:b/>
-          <w:bCs/>
-        </w:rPr>
-        <w:t>Communication Services: lagging (avg -4.85%).</w:t>
+      </w:pPr>
+      <w:r>
+        <w:rPr>
+          <w:b/>
+          <w:bCs/>
+        </w:rPr>
+        <w:t>Communication Services:</w:t>
+      </w:r>
+      <w:r>
+        <w:t xml:space="preserve"> lagging (</w:t>
+      </w:r>
+      <w:r>
+        <w:rPr>
+          <w:b/>
+          <w:bCs/>
+        </w:rPr>
+        <w:t>avg -5.19%</w:t>
+      </w:r>
+      <w:r>
+        <w:t>).</w:t>
       </w:r>
     </w:p>
     <w:p>
-      <w:pPr>
-        <w:rPr>
-          <w:b/>
-          <w:bCs/>
-        </w:rPr>
-      </w:pPr>
       <w:r>
         <w:rPr>
           <w:b/>
@@ -279,88 +365,120 @@
       <w:pPr>
         <w:numPr>
           <w:ilvl w:val="0"/>
-          <w:numId w:val="2"/>
+          <w:numId w:val="4"/>
         </w:numPr>
-        <w:rPr>
-          <w:b/>
-          <w:bCs/>
-        </w:rPr>
-      </w:pPr>
-      <w:r>
-        <w:rPr>
-          <w:b/>
-          <w:bCs/>
-        </w:rPr>
-        <w:t>Gold: bid (+6.14%).</w:t>
+      </w:pPr>
+      <w:r>
+        <w:rPr>
+          <w:b/>
+          <w:bCs/>
+        </w:rPr>
+        <w:t>Gold:</w:t>
+      </w:r>
+      <w:r>
+        <w:t xml:space="preserve"> bid (</w:t>
+      </w:r>
+      <w:r>
+        <w:rPr>
+          <w:b/>
+          <w:bCs/>
+        </w:rPr>
+        <w:t>+6.56%</w:t>
+      </w:r>
+      <w:r>
+        <w:t>).</w:t>
       </w:r>
     </w:p>
     <w:p>
       <w:pPr>
         <w:numPr>
           <w:ilvl w:val="0"/>
-          <w:numId w:val="2"/>
+          <w:numId w:val="4"/>
         </w:numPr>
-        <w:rPr>
-          <w:b/>
-          <w:bCs/>
-        </w:rPr>
-      </w:pPr>
-      <w:r>
-        <w:rPr>
-          <w:b/>
-          <w:bCs/>
-        </w:rPr>
-        <w:t>USD: firm (+1.42%).</w:t>
+      </w:pPr>
+      <w:r>
+        <w:rPr>
+          <w:b/>
+          <w:bCs/>
+        </w:rPr>
+        <w:t>USD:</w:t>
+      </w:r>
+      <w:r>
+        <w:t xml:space="preserve"> firm (</w:t>
+      </w:r>
+      <w:r>
+        <w:rPr>
+          <w:b/>
+          <w:bCs/>
+        </w:rPr>
+        <w:t>+1.45%</w:t>
+      </w:r>
+      <w:r>
+        <w:t>).</w:t>
       </w:r>
     </w:p>
     <w:p>
       <w:pPr>
         <w:numPr>
           <w:ilvl w:val="0"/>
-          <w:numId w:val="2"/>
+          <w:numId w:val="4"/>
         </w:numPr>
-        <w:rPr>
-          <w:b/>
-          <w:bCs/>
-        </w:rPr>
-      </w:pPr>
-      <w:r>
-        <w:rPr>
-          <w:b/>
-          <w:bCs/>
-        </w:rPr>
-        <w:t>Yields: falling (-4.55%).</w:t>
+      </w:pPr>
+      <w:r>
+        <w:rPr>
+          <w:b/>
+          <w:bCs/>
+        </w:rPr>
+        <w:t>Yields:</w:t>
+      </w:r>
+      <w:r>
+        <w:t xml:space="preserve"> falling (</w:t>
+      </w:r>
+      <w:r>
+        <w:rPr>
+          <w:b/>
+          <w:bCs/>
+        </w:rPr>
+        <w:t>-3.58%</w:t>
+      </w:r>
+      <w:r>
+        <w:t>).</w:t>
       </w:r>
     </w:p>
     <w:p>
       <w:pPr>
         <w:numPr>
           <w:ilvl w:val="0"/>
-          <w:numId w:val="2"/>
+          <w:numId w:val="4"/>
         </w:numPr>
-        <w:rPr>
-          <w:b/>
-          <w:bCs/>
-        </w:rPr>
-      </w:pPr>
-      <w:r>
-        <w:rPr>
-          <w:b/>
-          <w:bCs/>
-        </w:rPr>
-        <w:t>Bonds: firm (+1.25%).</w:t>
+      </w:pPr>
+      <w:r>
+        <w:rPr>
+          <w:b/>
+          <w:bCs/>
+        </w:rPr>
+        <w:t>Bonds:</w:t>
+      </w:r>
+      <w:r>
+        <w:t xml:space="preserve"> steady (</w:t>
+      </w:r>
+      <w:r>
+        <w:rPr>
+          <w:b/>
+          <w:bCs/>
+        </w:rPr>
+        <w:t>+0.96%</w:t>
+      </w:r>
+      <w:r>
+        <w:t>).</w:t>
       </w:r>
     </w:p>
     <w:p>
       <w:pPr>
         <w:numPr>
           <w:ilvl w:val="0"/>
-          <w:numId w:val="2"/>
+          <w:numId w:val="4"/>
         </w:numPr>
-        <w:rPr>
-          <w:b/>
-          <w:bCs/>
-        </w:rPr>
       </w:pPr>
       <w:r>
         <w:rPr>
@@ -368,7 +486,20 @@
           <w:bCs/>
         </w:rPr>
         <w:lastRenderedPageBreak/>
-        <w:t>Energy complex: soft (-2.15%).</w:t>
+        <w:t>Energy complex:</w:t>
+      </w:r>
+      <w:r>
+        <w:t xml:space="preserve"> soft (</w:t>
+      </w:r>
+      <w:r>
+        <w:rPr>
+          <w:b/>
+          <w:bCs/>
+        </w:rPr>
+        <w:t>-0.84%</w:t>
+      </w:r>
+      <w:r>
+        <w:t>).</w:t>
       </w:r>
     </w:p>
     <w:p>
@@ -377,18 +508,73 @@
           <w:b/>
           <w:bCs/>
         </w:rPr>
-        <w:t xml:space="preserve">Bottom line: Market breadth remains below 50% as investors continue to favor defensive and quality exposures. Health Care, Utilities, and Staples lead, supported by Gold and Bonds, while Financials, Energy, and Communication Services stay weak. </w:t>
-      </w:r>
-      <w:bookmarkStart w:id="0" w:name="_Hlk212057088"/>
-      <w:r>
-        <w:rPr>
-          <w:b/>
-          <w:bCs/>
-        </w:rPr>
-        <w:t>The macro profile — gold bid, USD firm, yields falling, bonds firm, and a soft energy complex — reflects slowing growth with easing inflation, pointing to a disinflationary environment that continues to favor defensives, duration, and capital preservation over cyclical risk.</w:t>
-      </w:r>
-      <w:bookmarkEnd w:id="0"/>
+        <w:t>Bottom line:</w:t>
+      </w:r>
+      <w:r>
+        <w:t xml:space="preserve"> Market breadth improved modestly to just above half, but leadership remains narrow. </w:t>
+      </w:r>
+      <w:r>
+        <w:rPr>
+          <w:b/>
+          <w:bCs/>
+        </w:rPr>
+        <w:t>Health Care, Utilities, Technology, and Materials</w:t>
+      </w:r>
+      <w:r>
+        <w:t xml:space="preserve"> are holding up best, while </w:t>
+      </w:r>
+      <w:r>
+        <w:rPr>
+          <w:b/>
+          <w:bCs/>
+        </w:rPr>
+        <w:t>Financials, Energy, and Communication Services</w:t>
+      </w:r>
+      <w:r>
+        <w:t xml:space="preserve"> continue to lag. The macro backdrop — </w:t>
+      </w:r>
+      <w:r>
+        <w:rPr>
+          <w:b/>
+          <w:bCs/>
+        </w:rPr>
+        <w:t>gold bid, USD firm, yields falling, bonds steady, and a soft energy complex</w:t>
+      </w:r>
+      <w:r>
+        <w:t xml:space="preserve"> — reinforces a </w:t>
+      </w:r>
+      <w:r>
+        <w:rPr>
+          <w:b/>
+          <w:bCs/>
+        </w:rPr>
+        <w:t>defensive, disinflationary tone</w:t>
+      </w:r>
+      <w:r>
+        <w:t xml:space="preserve">. The market remains positioned for </w:t>
+      </w:r>
+      <w:r>
+        <w:rPr>
+          <w:b/>
+          <w:bCs/>
+        </w:rPr>
+        <w:t>slower growth with easing inflation</w:t>
+      </w:r>
+      <w:r>
+        <w:t xml:space="preserve">, favoring </w:t>
+      </w:r>
+      <w:r>
+        <w:rPr>
+          <w:b/>
+          <w:bCs/>
+        </w:rPr>
+        <w:t>defensives, duration, and quality balance sheets</w:t>
+      </w:r>
+      <w:r>
+        <w:t xml:space="preserve"> over cyclical or leverage-driven exposure.</w:t>
+      </w:r>
     </w:p>
+    <w:p/>
     <w:sectPr>
       <w:pgSz w:w="15840" w:h="12240" w:orient="landscape"/>
       <w:pgMar w:top="1440" w:right="1080" w:bottom="1440" w:left="1080" w:header="720" w:footer="720" w:gutter="0"/>
@@ -402,6 +588,304 @@
 <file path=word/numbering.xml><?xml version="1.0" encoding="utf-8"?>
 <w:numbering xmlns:wpc="http://schemas.microsoft.com/office/word/2010/wordprocessingCanvas" xmlns:cx="http://schemas.microsoft.com/office/drawing/2014/chartex" xmlns:cx1="http://schemas.microsoft.com/office/drawing/2015/9/8/chartex" xmlns:cx2="http://schemas.microsoft.com/office/drawing/2015/10/21/chartex" xmlns:cx3="http://schemas.microsoft.com/office/drawing/2016/5/9/chartex" xmlns:cx4="http://schemas.microsoft.com/office/drawing/2016/5/10/chartex" xmlns:cx5="http://schemas.microsoft.com/office/drawing/2016/5/11/chartex" xmlns:cx6="http://schemas.microsoft.com/office/drawing/2016/5/12/chartex" xmlns:cx7="http://schemas.microsoft.com/office/drawing/2016/5/13/chartex" xmlns:cx8="http://schemas.microsoft.com/office/drawing/2016/5/14/chartex" xmlns:mc="http://schemas.openxmlformats.org/markup-compatibility/2006" xmlns:aink="http://schemas.microsoft.com/office/drawing/2016/ink" xmlns:am3d="http://schemas.microsoft.com/office/drawing/2017/model3d" xmlns:o="urn:schemas-microsoft-com:office:office" xmlns:oel="http://schemas.microsoft.com/office/2019/extlst" xmlns:r="http://schemas.openxmlformats.org/officeDocument/2006/relationships" xmlns:m="http://schemas.openxmlformats.org/officeDocument/2006/math" xmlns:v="urn:schemas-microsoft-com:vml" xmlns:wp14="http://schemas.microsoft.com/office/word/2010/wordprocessingDrawing" xmlns:wp="http://schemas.openxmlformats.org/drawingml/2006/wordprocessingDrawing" xmlns:w10="urn:schemas-microsoft-com:office:word" xmlns:w="http://schemas.openxmlformats.org/wordprocessingml/2006/main" xmlns:w14="http://schemas.microsoft.com/office/word/2010/wordml" xmlns:w15="http://schemas.microsoft.com/office/word/2012/wordml" xmlns:w16cex="http://schemas.microsoft.com/office/word/2018/wordml/cex" xmlns:w16cid="http://schemas.microsoft.com/office/word/2016/wordml/cid" xmlns:w16="http://schemas.microsoft.com/office/word/2018/wordml" xmlns:w16du="http://schemas.microsoft.com/office/word/2023/wordml/word16du" xmlns:w16sdtdh="http://schemas.microsoft.com/office/word/2020/wordml/sdtdatahash" xmlns:w16sdtfl="http://schemas.microsoft.com/office/word/2024/wordml/sdtformatlock" xmlns:w16se="http://schemas.microsoft.com/office/word/2015/wordml/symex" xmlns:wpg="http://schemas.microsoft.com/office/word/2010/wordprocessingGroup" xmlns:wpi="http://schemas.microsoft.com/office/word/2010/wordprocessingInk" xmlns:wne="http://schemas.microsoft.com/office/word/2006/wordml" xmlns:wps="http://schemas.microsoft.com/office/word/2010/wordprocessingShape" mc:Ignorable="w14 w15 w16se w16cid w16 w16cex w16sdtdh w16sdtfl w16du wp14">
   <w:abstractNum w:abstractNumId="0" w15:restartNumberingAfterBreak="0">
+    <w:nsid w:val="31170624"/>
+    <w:multiLevelType w:val="multilevel"/>
+    <w:tmpl w:val="947CED74"/>
+    <w:lvl w:ilvl="0">
+      <w:start w:val="1"/>
+      <w:numFmt w:val="bullet"/>
+      <w:lvlText w:val=""/>
+      <w:lvlJc w:val="left"/>
+      <w:pPr>
+        <w:tabs>
+          <w:tab w:val="num" w:pos="720"/>
+        </w:tabs>
+        <w:ind w:left="720" w:hanging="360"/>
+      </w:pPr>
+      <w:rPr>
+        <w:rFonts w:ascii="Symbol" w:hAnsi="Symbol" w:hint="default"/>
+        <w:sz w:val="20"/>
+      </w:rPr>
+    </w:lvl>
+    <w:lvl w:ilvl="1" w:tentative="1">
+      <w:start w:val="1"/>
+      <w:numFmt w:val="bullet"/>
+      <w:lvlText w:val="o"/>
+      <w:lvlJc w:val="left"/>
+      <w:pPr>
+        <w:tabs>
+          <w:tab w:val="num" w:pos="1440"/>
+        </w:tabs>
+        <w:ind w:left="1440" w:hanging="360"/>
+      </w:pPr>
+      <w:rPr>
+        <w:rFonts w:ascii="Courier New" w:hAnsi="Courier New" w:hint="default"/>
+        <w:sz w:val="20"/>
+      </w:rPr>
+    </w:lvl>
+    <w:lvl w:ilvl="2" w:tentative="1">
+      <w:start w:val="1"/>
+      <w:numFmt w:val="bullet"/>
+      <w:lvlText w:val=""/>
+      <w:lvlJc w:val="left"/>
+      <w:pPr>
+        <w:tabs>
+          <w:tab w:val="num" w:pos="2160"/>
+        </w:tabs>
+        <w:ind w:left="2160" w:hanging="360"/>
+      </w:pPr>
+      <w:rPr>
+        <w:rFonts w:ascii="Wingdings" w:hAnsi="Wingdings" w:hint="default"/>
+        <w:sz w:val="20"/>
+      </w:rPr>
+    </w:lvl>
+    <w:lvl w:ilvl="3" w:tentative="1">
+      <w:start w:val="1"/>
+      <w:numFmt w:val="bullet"/>
+      <w:lvlText w:val=""/>
+      <w:lvlJc w:val="left"/>
+      <w:pPr>
+        <w:tabs>
+          <w:tab w:val="num" w:pos="2880"/>
+        </w:tabs>
+        <w:ind w:left="2880" w:hanging="360"/>
+      </w:pPr>
+      <w:rPr>
+        <w:rFonts w:ascii="Wingdings" w:hAnsi="Wingdings" w:hint="default"/>
+        <w:sz w:val="20"/>
+      </w:rPr>
+    </w:lvl>
+    <w:lvl w:ilvl="4" w:tentative="1">
+      <w:start w:val="1"/>
+      <w:numFmt w:val="bullet"/>
+      <w:lvlText w:val=""/>
+      <w:lvlJc w:val="left"/>
+      <w:pPr>
+        <w:tabs>
+          <w:tab w:val="num" w:pos="3600"/>
+        </w:tabs>
+        <w:ind w:left="3600" w:hanging="360"/>
+      </w:pPr>
+      <w:rPr>
+        <w:rFonts w:ascii="Wingdings" w:hAnsi="Wingdings" w:hint="default"/>
+        <w:sz w:val="20"/>
+      </w:rPr>
+    </w:lvl>
+    <w:lvl w:ilvl="5" w:tentative="1">
+      <w:start w:val="1"/>
+      <w:numFmt w:val="bullet"/>
+      <w:lvlText w:val=""/>
+      <w:lvlJc w:val="left"/>
+      <w:pPr>
+        <w:tabs>
+          <w:tab w:val="num" w:pos="4320"/>
+        </w:tabs>
+        <w:ind w:left="4320" w:hanging="360"/>
+      </w:pPr>
+      <w:rPr>
+        <w:rFonts w:ascii="Wingdings" w:hAnsi="Wingdings" w:hint="default"/>
+        <w:sz w:val="20"/>
+      </w:rPr>
+    </w:lvl>
+    <w:lvl w:ilvl="6" w:tentative="1">
+      <w:start w:val="1"/>
+      <w:numFmt w:val="bullet"/>
+      <w:lvlText w:val=""/>
+      <w:lvlJc w:val="left"/>
+      <w:pPr>
+        <w:tabs>
+          <w:tab w:val="num" w:pos="5040"/>
+        </w:tabs>
+        <w:ind w:left="5040" w:hanging="360"/>
+      </w:pPr>
+      <w:rPr>
+        <w:rFonts w:ascii="Wingdings" w:hAnsi="Wingdings" w:hint="default"/>
+        <w:sz w:val="20"/>
+      </w:rPr>
+    </w:lvl>
+    <w:lvl w:ilvl="7" w:tentative="1">
+      <w:start w:val="1"/>
+      <w:numFmt w:val="bullet"/>
+      <w:lvlText w:val=""/>
+      <w:lvlJc w:val="left"/>
+      <w:pPr>
+        <w:tabs>
+          <w:tab w:val="num" w:pos="5760"/>
+        </w:tabs>
+        <w:ind w:left="5760" w:hanging="360"/>
+      </w:pPr>
+      <w:rPr>
+        <w:rFonts w:ascii="Wingdings" w:hAnsi="Wingdings" w:hint="default"/>
+        <w:sz w:val="20"/>
+      </w:rPr>
+    </w:lvl>
+    <w:lvl w:ilvl="8" w:tentative="1">
+      <w:start w:val="1"/>
+      <w:numFmt w:val="bullet"/>
+      <w:lvlText w:val=""/>
+      <w:lvlJc w:val="left"/>
+      <w:pPr>
+        <w:tabs>
+          <w:tab w:val="num" w:pos="6480"/>
+        </w:tabs>
+        <w:ind w:left="6480" w:hanging="360"/>
+      </w:pPr>
+      <w:rPr>
+        <w:rFonts w:ascii="Wingdings" w:hAnsi="Wingdings" w:hint="default"/>
+        <w:sz w:val="20"/>
+      </w:rPr>
+    </w:lvl>
+  </w:abstractNum>
+  <w:abstractNum w:abstractNumId="1" w15:restartNumberingAfterBreak="0">
+    <w:nsid w:val="60654821"/>
+    <w:multiLevelType w:val="multilevel"/>
+    <w:tmpl w:val="AF04D872"/>
+    <w:lvl w:ilvl="0">
+      <w:start w:val="1"/>
+      <w:numFmt w:val="bullet"/>
+      <w:lvlText w:val=""/>
+      <w:lvlJc w:val="left"/>
+      <w:pPr>
+        <w:tabs>
+          <w:tab w:val="num" w:pos="720"/>
+        </w:tabs>
+        <w:ind w:left="720" w:hanging="360"/>
+      </w:pPr>
+      <w:rPr>
+        <w:rFonts w:ascii="Symbol" w:hAnsi="Symbol" w:hint="default"/>
+        <w:sz w:val="20"/>
+      </w:rPr>
+    </w:lvl>
+    <w:lvl w:ilvl="1" w:tentative="1">
+      <w:start w:val="1"/>
+      <w:numFmt w:val="bullet"/>
+      <w:lvlText w:val="o"/>
+      <w:lvlJc w:val="left"/>
+      <w:pPr>
+        <w:tabs>
+          <w:tab w:val="num" w:pos="1440"/>
+        </w:tabs>
+        <w:ind w:left="1440" w:hanging="360"/>
+      </w:pPr>
+      <w:rPr>
+        <w:rFonts w:ascii="Courier New" w:hAnsi="Courier New" w:hint="default"/>
+        <w:sz w:val="20"/>
+      </w:rPr>
+    </w:lvl>
+    <w:lvl w:ilvl="2" w:tentative="1">
+      <w:start w:val="1"/>
+      <w:numFmt w:val="bullet"/>
+      <w:lvlText w:val=""/>
+      <w:lvlJc w:val="left"/>
+      <w:pPr>
+        <w:tabs>
+          <w:tab w:val="num" w:pos="2160"/>
+        </w:tabs>
+        <w:ind w:left="2160" w:hanging="360"/>
+      </w:pPr>
+      <w:rPr>
+        <w:rFonts w:ascii="Wingdings" w:hAnsi="Wingdings" w:hint="default"/>
+        <w:sz w:val="20"/>
+      </w:rPr>
+    </w:lvl>
+    <w:lvl w:ilvl="3" w:tentative="1">
+      <w:start w:val="1"/>
+      <w:numFmt w:val="bullet"/>
+      <w:lvlText w:val=""/>
+      <w:lvlJc w:val="left"/>
+      <w:pPr>
+        <w:tabs>
+          <w:tab w:val="num" w:pos="2880"/>
+        </w:tabs>
+        <w:ind w:left="2880" w:hanging="360"/>
+      </w:pPr>
+      <w:rPr>
+        <w:rFonts w:ascii="Wingdings" w:hAnsi="Wingdings" w:hint="default"/>
+        <w:sz w:val="20"/>
+      </w:rPr>
+    </w:lvl>
+    <w:lvl w:ilvl="4" w:tentative="1">
+      <w:start w:val="1"/>
+      <w:numFmt w:val="bullet"/>
+      <w:lvlText w:val=""/>
+      <w:lvlJc w:val="left"/>
+      <w:pPr>
+        <w:tabs>
+          <w:tab w:val="num" w:pos="3600"/>
+        </w:tabs>
+        <w:ind w:left="3600" w:hanging="360"/>
+      </w:pPr>
+      <w:rPr>
+        <w:rFonts w:ascii="Wingdings" w:hAnsi="Wingdings" w:hint="default"/>
+        <w:sz w:val="20"/>
+      </w:rPr>
+    </w:lvl>
+    <w:lvl w:ilvl="5" w:tentative="1">
+      <w:start w:val="1"/>
+      <w:numFmt w:val="bullet"/>
+      <w:lvlText w:val=""/>
+      <w:lvlJc w:val="left"/>
+      <w:pPr>
+        <w:tabs>
+          <w:tab w:val="num" w:pos="4320"/>
+        </w:tabs>
+        <w:ind w:left="4320" w:hanging="360"/>
+      </w:pPr>
+      <w:rPr>
+        <w:rFonts w:ascii="Wingdings" w:hAnsi="Wingdings" w:hint="default"/>
+        <w:sz w:val="20"/>
+      </w:rPr>
+    </w:lvl>
+    <w:lvl w:ilvl="6" w:tentative="1">
+      <w:start w:val="1"/>
+      <w:numFmt w:val="bullet"/>
+      <w:lvlText w:val=""/>
+      <w:lvlJc w:val="left"/>
+      <w:pPr>
+        <w:tabs>
+          <w:tab w:val="num" w:pos="5040"/>
+        </w:tabs>
+        <w:ind w:left="5040" w:hanging="360"/>
+      </w:pPr>
+      <w:rPr>
+        <w:rFonts w:ascii="Wingdings" w:hAnsi="Wingdings" w:hint="default"/>
+        <w:sz w:val="20"/>
+      </w:rPr>
+    </w:lvl>
+    <w:lvl w:ilvl="7" w:tentative="1">
+      <w:start w:val="1"/>
+      <w:numFmt w:val="bullet"/>
+      <w:lvlText w:val=""/>
+      <w:lvlJc w:val="left"/>
+      <w:pPr>
+        <w:tabs>
+          <w:tab w:val="num" w:pos="5760"/>
+        </w:tabs>
+        <w:ind w:left="5760" w:hanging="360"/>
+      </w:pPr>
+      <w:rPr>
+        <w:rFonts w:ascii="Wingdings" w:hAnsi="Wingdings" w:hint="default"/>
+        <w:sz w:val="20"/>
+      </w:rPr>
+    </w:lvl>
+    <w:lvl w:ilvl="8" w:tentative="1">
+      <w:start w:val="1"/>
+      <w:numFmt w:val="bullet"/>
+      <w:lvlText w:val=""/>
+      <w:lvlJc w:val="left"/>
+      <w:pPr>
+        <w:tabs>
+          <w:tab w:val="num" w:pos="6480"/>
+        </w:tabs>
+        <w:ind w:left="6480" w:hanging="360"/>
+      </w:pPr>
+      <w:rPr>
+        <w:rFonts w:ascii="Wingdings" w:hAnsi="Wingdings" w:hint="default"/>
+        <w:sz w:val="20"/>
+      </w:rPr>
+    </w:lvl>
+  </w:abstractNum>
+  <w:abstractNum w:abstractNumId="2" w15:restartNumberingAfterBreak="0">
     <w:nsid w:val="63A04C72"/>
     <w:multiLevelType w:val="multilevel"/>
     <w:tmpl w:val="0818C51A"/>
@@ -550,7 +1034,7 @@
       </w:rPr>
     </w:lvl>
   </w:abstractNum>
-  <w:abstractNum w:abstractNumId="1" w15:restartNumberingAfterBreak="0">
+  <w:abstractNum w:abstractNumId="3" w15:restartNumberingAfterBreak="0">
     <w:nsid w:val="6C862971"/>
     <w:multiLevelType w:val="multilevel"/>
     <w:tmpl w:val="406E48B4"/>
@@ -700,9 +1184,15 @@
     </w:lvl>
   </w:abstractNum>
   <w:num w:numId="1" w16cid:durableId="10568627">
+    <w:abstractNumId w:val="2"/>
+  </w:num>
+  <w:num w:numId="2" w16cid:durableId="1522012968">
+    <w:abstractNumId w:val="3"/>
+  </w:num>
+  <w:num w:numId="3" w16cid:durableId="467479977">
     <w:abstractNumId w:val="0"/>
   </w:num>
-  <w:num w:numId="2" w16cid:durableId="1522012968">
+  <w:num w:numId="4" w16cid:durableId="556473470">
     <w:abstractNumId w:val="1"/>
   </w:num>
   <w:numIdMacAtCleanup w:val="2"/>

--- a/data/Market_Read_monthly.docx
+++ b/data/Market_Read_monthly.docx
@@ -3,356 +3,270 @@
 <w:document xmlns:wpc="http://schemas.microsoft.com/office/word/2010/wordprocessingCanvas" xmlns:cx="http://schemas.microsoft.com/office/drawing/2014/chartex" xmlns:cx1="http://schemas.microsoft.com/office/drawing/2015/9/8/chartex" xmlns:cx2="http://schemas.microsoft.com/office/drawing/2015/10/21/chartex" xmlns:cx3="http://schemas.microsoft.com/office/drawing/2016/5/9/chartex" xmlns:cx4="http://schemas.microsoft.com/office/drawing/2016/5/10/chartex" xmlns:cx5="http://schemas.microsoft.com/office/drawing/2016/5/11/chartex" xmlns:cx6="http://schemas.microsoft.com/office/drawing/2016/5/12/chartex" xmlns:cx7="http://schemas.microsoft.com/office/drawing/2016/5/13/chartex" xmlns:cx8="http://schemas.microsoft.com/office/drawing/2016/5/14/chartex" xmlns:mc="http://schemas.openxmlformats.org/markup-compatibility/2006" xmlns:aink="http://schemas.microsoft.com/office/drawing/2016/ink" xmlns:am3d="http://schemas.microsoft.com/office/drawing/2017/model3d" xmlns:o="urn:schemas-microsoft-com:office:office" xmlns:oel="http://schemas.microsoft.com/office/2019/extlst" xmlns:r="http://schemas.openxmlformats.org/officeDocument/2006/relationships" xmlns:m="http://schemas.openxmlformats.org/officeDocument/2006/math" xmlns:v="urn:schemas-microsoft-com:vml" xmlns:wp14="http://schemas.microsoft.com/office/word/2010/wordprocessingDrawing" xmlns:wp="http://schemas.openxmlformats.org/drawingml/2006/wordprocessingDrawing" xmlns:w10="urn:schemas-microsoft-com:office:word" xmlns:w="http://schemas.openxmlformats.org/wordprocessingml/2006/main" xmlns:w14="http://schemas.microsoft.com/office/word/2010/wordml" xmlns:w15="http://schemas.microsoft.com/office/word/2012/wordml" xmlns:w16cex="http://schemas.microsoft.com/office/word/2018/wordml/cex" xmlns:w16cid="http://schemas.microsoft.com/office/word/2016/wordml/cid" xmlns:w16="http://schemas.microsoft.com/office/word/2018/wordml" xmlns:w16du="http://schemas.microsoft.com/office/word/2023/wordml/word16du" xmlns:w16sdtdh="http://schemas.microsoft.com/office/word/2020/wordml/sdtdatahash" xmlns:w16sdtfl="http://schemas.microsoft.com/office/word/2024/wordml/sdtformatlock" xmlns:w16se="http://schemas.microsoft.com/office/word/2015/wordml/symex" xmlns:wpg="http://schemas.microsoft.com/office/word/2010/wordprocessingGroup" xmlns:wpi="http://schemas.microsoft.com/office/word/2010/wordprocessingInk" xmlns:wne="http://schemas.microsoft.com/office/word/2006/wordml" xmlns:wps="http://schemas.microsoft.com/office/word/2010/wordprocessingShape" mc:Ignorable="w14 w15 w16se w16cid w16 w16cex w16sdtdh w16sdtfl w16du wp14">
   <w:body>
     <w:p>
+      <w:pPr>
+        <w:rPr>
+          <w:b/>
+          <w:bCs/>
+        </w:rPr>
+      </w:pPr>
       <w:r>
         <w:rPr>
           <w:b/>
           <w:bCs/>
         </w:rPr>
-        <w:t>Monthly Market Read: October 23, 2025</w:t>
+        <w:t>Monthly Market Read: October 24, 2025</w:t>
       </w:r>
     </w:p>
     <w:p>
+      <w:pPr>
+        <w:rPr>
+          <w:b/>
+          <w:bCs/>
+        </w:rPr>
+      </w:pPr>
       <w:r>
-        <w:t xml:space="preserve">The market is saying (all numbers are </w:t>
-      </w:r>
-      <w:r>
-        <w:rPr>
-          <w:b/>
-          <w:bCs/>
-        </w:rPr>
-        <w:t>MTD % returns</w:t>
-      </w:r>
-      <w:r>
-        <w:t>):</w:t>
+        <w:rPr>
+          <w:b/>
+          <w:bCs/>
+        </w:rPr>
+        <w:t>The market is saying (all numbers are MTD % returns):</w:t>
       </w:r>
     </w:p>
     <w:p>
       <w:pPr>
         <w:numPr>
           <w:ilvl w:val="0"/>
-          <w:numId w:val="3"/>
+          <w:numId w:val="5"/>
         </w:numPr>
+        <w:rPr>
+          <w:b/>
+          <w:bCs/>
+        </w:rPr>
       </w:pPr>
       <w:r>
         <w:rPr>
           <w:b/>
           <w:bCs/>
         </w:rPr>
-        <w:t>Breadth:</w:t>
-      </w:r>
-      <w:r>
-        <w:t xml:space="preserve"> 51.7% of names are positive.</w:t>
+        <w:t>Breadth: 51.0% of names are positive.</w:t>
       </w:r>
     </w:p>
     <w:p>
       <w:pPr>
         <w:numPr>
           <w:ilvl w:val="0"/>
-          <w:numId w:val="3"/>
+          <w:numId w:val="5"/>
         </w:numPr>
+        <w:rPr>
+          <w:b/>
+          <w:bCs/>
+        </w:rPr>
       </w:pPr>
       <w:r>
         <w:rPr>
           <w:b/>
           <w:bCs/>
         </w:rPr>
-        <w:t>Information Technology:</w:t>
-      </w:r>
-      <w:r>
-        <w:t xml:space="preserve"> firm (</w:t>
-      </w:r>
-      <w:r>
-        <w:rPr>
-          <w:b/>
-          <w:bCs/>
-        </w:rPr>
-        <w:t>avg +2.31%</w:t>
-      </w:r>
-      <w:r>
-        <w:t>).</w:t>
+        <w:t>Information Technology: firm (avg +3.13%).</w:t>
       </w:r>
     </w:p>
     <w:p>
       <w:pPr>
         <w:numPr>
           <w:ilvl w:val="0"/>
-          <w:numId w:val="3"/>
+          <w:numId w:val="5"/>
         </w:numPr>
+        <w:rPr>
+          <w:b/>
+          <w:bCs/>
+        </w:rPr>
       </w:pPr>
       <w:r>
         <w:rPr>
           <w:b/>
           <w:bCs/>
         </w:rPr>
-        <w:t>Industrials:</w:t>
-      </w:r>
-      <w:r>
-        <w:t xml:space="preserve"> steady (</w:t>
-      </w:r>
-      <w:r>
-        <w:rPr>
-          <w:b/>
-          <w:bCs/>
-        </w:rPr>
-        <w:t>avg -0.08%</w:t>
-      </w:r>
-      <w:r>
-        <w:t>).</w:t>
+        <w:t>Industrials: steady (avg +0.14%).</w:t>
       </w:r>
     </w:p>
     <w:p>
       <w:pPr>
         <w:numPr>
           <w:ilvl w:val="0"/>
-          <w:numId w:val="3"/>
+          <w:numId w:val="5"/>
         </w:numPr>
+        <w:rPr>
+          <w:b/>
+          <w:bCs/>
+        </w:rPr>
       </w:pPr>
       <w:r>
         <w:rPr>
           <w:b/>
           <w:bCs/>
         </w:rPr>
-        <w:t>Consumer Staples:</w:t>
-      </w:r>
-      <w:r>
-        <w:t xml:space="preserve"> firm (</w:t>
-      </w:r>
-      <w:r>
-        <w:rPr>
-          <w:b/>
-          <w:bCs/>
-        </w:rPr>
-        <w:t>avg +1.20%</w:t>
-      </w:r>
-      <w:r>
-        <w:t>).</w:t>
+        <w:t>Consumer Staples: firm (avg +0.89%).</w:t>
       </w:r>
     </w:p>
     <w:p>
       <w:pPr>
         <w:numPr>
           <w:ilvl w:val="0"/>
-          <w:numId w:val="3"/>
+          <w:numId w:val="5"/>
         </w:numPr>
+        <w:rPr>
+          <w:b/>
+          <w:bCs/>
+        </w:rPr>
       </w:pPr>
       <w:r>
         <w:rPr>
           <w:b/>
           <w:bCs/>
         </w:rPr>
-        <w:t>Consumer Discretionary:</w:t>
-      </w:r>
-      <w:r>
-        <w:t xml:space="preserve"> soft (</w:t>
-      </w:r>
-      <w:r>
-        <w:rPr>
-          <w:b/>
-          <w:bCs/>
-        </w:rPr>
-        <w:t>avg -0.53%</w:t>
-      </w:r>
-      <w:r>
-        <w:t>).</w:t>
+        <w:t>Consumer Discretionary: soft (avg -0.80%).</w:t>
       </w:r>
     </w:p>
     <w:p>
       <w:pPr>
         <w:numPr>
           <w:ilvl w:val="0"/>
-          <w:numId w:val="3"/>
+          <w:numId w:val="5"/>
         </w:numPr>
+        <w:rPr>
+          <w:b/>
+          <w:bCs/>
+        </w:rPr>
       </w:pPr>
       <w:r>
         <w:rPr>
           <w:b/>
           <w:bCs/>
         </w:rPr>
-        <w:t>Financials:</w:t>
-      </w:r>
-      <w:r>
-        <w:t xml:space="preserve"> lagging (</w:t>
-      </w:r>
-      <w:r>
-        <w:rPr>
-          <w:b/>
-          <w:bCs/>
-        </w:rPr>
-        <w:t>avg -2.70%</w:t>
-      </w:r>
-      <w:r>
-        <w:t>).</w:t>
+        <w:t>Financials: lagging (avg -1.90%).</w:t>
       </w:r>
     </w:p>
     <w:p>
       <w:pPr>
         <w:numPr>
           <w:ilvl w:val="0"/>
-          <w:numId w:val="3"/>
+          <w:numId w:val="5"/>
         </w:numPr>
+        <w:rPr>
+          <w:b/>
+          <w:bCs/>
+        </w:rPr>
       </w:pPr>
       <w:r>
         <w:rPr>
           <w:b/>
           <w:bCs/>
         </w:rPr>
-        <w:t>Utilities:</w:t>
-      </w:r>
-      <w:r>
-        <w:t xml:space="preserve"> strong (</w:t>
-      </w:r>
-      <w:r>
-        <w:rPr>
-          <w:b/>
-          <w:bCs/>
-        </w:rPr>
-        <w:t>avg +2.62%</w:t>
-      </w:r>
-      <w:r>
-        <w:t>).</w:t>
+        <w:t>Utilities: strong (avg +3.45%).</w:t>
       </w:r>
     </w:p>
     <w:p>
       <w:pPr>
         <w:numPr>
           <w:ilvl w:val="0"/>
-          <w:numId w:val="3"/>
+          <w:numId w:val="5"/>
         </w:numPr>
+        <w:rPr>
+          <w:b/>
+          <w:bCs/>
+        </w:rPr>
       </w:pPr>
       <w:r>
         <w:rPr>
           <w:b/>
           <w:bCs/>
         </w:rPr>
-        <w:t>Real Estate:</w:t>
-      </w:r>
-      <w:r>
-        <w:t xml:space="preserve"> little change (</w:t>
-      </w:r>
-      <w:r>
-        <w:rPr>
-          <w:b/>
-          <w:bCs/>
-        </w:rPr>
-        <w:t>avg -0.39%</w:t>
-      </w:r>
-      <w:r>
-        <w:t>).</w:t>
+        <w:t>Real Estate: little change (avg -0.12%).</w:t>
       </w:r>
     </w:p>
     <w:p>
       <w:pPr>
         <w:numPr>
           <w:ilvl w:val="0"/>
-          <w:numId w:val="3"/>
+          <w:numId w:val="5"/>
         </w:numPr>
+        <w:rPr>
+          <w:b/>
+          <w:bCs/>
+        </w:rPr>
       </w:pPr>
       <w:r>
         <w:rPr>
           <w:b/>
           <w:bCs/>
         </w:rPr>
-        <w:t>Materials:</w:t>
-      </w:r>
-      <w:r>
-        <w:t xml:space="preserve"> firm (</w:t>
-      </w:r>
-      <w:r>
-        <w:rPr>
-          <w:b/>
-          <w:bCs/>
-        </w:rPr>
-        <w:t>avg +0.99%</w:t>
-      </w:r>
-      <w:r>
-        <w:t>).</w:t>
+        <w:t>Materials: firm (avg +1.06%).</w:t>
       </w:r>
     </w:p>
     <w:p>
       <w:pPr>
         <w:numPr>
           <w:ilvl w:val="0"/>
-          <w:numId w:val="3"/>
+          <w:numId w:val="5"/>
         </w:numPr>
+        <w:rPr>
+          <w:b/>
+          <w:bCs/>
+        </w:rPr>
       </w:pPr>
       <w:r>
         <w:rPr>
           <w:b/>
           <w:bCs/>
         </w:rPr>
-        <w:t>Energy:</w:t>
-      </w:r>
-      <w:r>
-        <w:t xml:space="preserve"> soft (</w:t>
-      </w:r>
-      <w:r>
-        <w:rPr>
-          <w:b/>
-          <w:bCs/>
-        </w:rPr>
-        <w:t>avg -1.04%</w:t>
-      </w:r>
-      <w:r>
-        <w:t>).</w:t>
+        <w:t>Energy: soft (avg -2.33%).</w:t>
       </w:r>
     </w:p>
     <w:p>
       <w:pPr>
         <w:numPr>
           <w:ilvl w:val="0"/>
-          <w:numId w:val="3"/>
+          <w:numId w:val="5"/>
         </w:numPr>
+        <w:rPr>
+          <w:b/>
+          <w:bCs/>
+        </w:rPr>
       </w:pPr>
       <w:r>
         <w:rPr>
           <w:b/>
           <w:bCs/>
         </w:rPr>
-        <w:t>Health Care:</w:t>
-      </w:r>
-      <w:r>
-        <w:t xml:space="preserve"> leading (</w:t>
-      </w:r>
-      <w:r>
-        <w:rPr>
-          <w:b/>
-          <w:bCs/>
-        </w:rPr>
-        <w:t>avg +4.94%</w:t>
-      </w:r>
-      <w:r>
-        <w:t>).</w:t>
+        <w:t>Health Care: leading (avg +4.99%).</w:t>
       </w:r>
     </w:p>
     <w:p>
       <w:pPr>
         <w:numPr>
           <w:ilvl w:val="0"/>
-          <w:numId w:val="3"/>
+          <w:numId w:val="5"/>
         </w:numPr>
+        <w:rPr>
+          <w:b/>
+          <w:bCs/>
+        </w:rPr>
       </w:pPr>
       <w:r>
         <w:rPr>
           <w:b/>
           <w:bCs/>
         </w:rPr>
-        <w:t>Communication Services:</w:t>
-      </w:r>
-      <w:r>
-        <w:t xml:space="preserve"> lagging (</w:t>
-      </w:r>
-      <w:r>
-        <w:rPr>
-          <w:b/>
-          <w:bCs/>
-        </w:rPr>
-        <w:t>avg -5.19%</w:t>
-      </w:r>
-      <w:r>
-        <w:t>).</w:t>
+        <w:t>Communication Services: lagging (avg -5.18%).</w:t>
       </w:r>
     </w:p>
     <w:p>
+      <w:pPr>
+        <w:rPr>
+          <w:b/>
+          <w:bCs/>
+        </w:rPr>
+      </w:pPr>
       <w:r>
         <w:rPr>
           <w:b/>
@@ -365,120 +279,88 @@
       <w:pPr>
         <w:numPr>
           <w:ilvl w:val="0"/>
-          <w:numId w:val="4"/>
+          <w:numId w:val="6"/>
         </w:numPr>
+        <w:rPr>
+          <w:b/>
+          <w:bCs/>
+        </w:rPr>
       </w:pPr>
       <w:r>
         <w:rPr>
           <w:b/>
           <w:bCs/>
         </w:rPr>
-        <w:t>Gold:</w:t>
-      </w:r>
-      <w:r>
-        <w:t xml:space="preserve"> bid (</w:t>
-      </w:r>
-      <w:r>
-        <w:rPr>
-          <w:b/>
-          <w:bCs/>
-        </w:rPr>
-        <w:t>+6.56%</w:t>
-      </w:r>
-      <w:r>
-        <w:t>).</w:t>
+        <w:t>Gold: bid (+6.20%).</w:t>
       </w:r>
     </w:p>
     <w:p>
       <w:pPr>
         <w:numPr>
           <w:ilvl w:val="0"/>
-          <w:numId w:val="4"/>
+          <w:numId w:val="6"/>
         </w:numPr>
+        <w:rPr>
+          <w:b/>
+          <w:bCs/>
+        </w:rPr>
       </w:pPr>
       <w:r>
         <w:rPr>
           <w:b/>
           <w:bCs/>
         </w:rPr>
-        <w:t>USD:</w:t>
-      </w:r>
-      <w:r>
-        <w:t xml:space="preserve"> firm (</w:t>
-      </w:r>
-      <w:r>
-        <w:rPr>
-          <w:b/>
-          <w:bCs/>
-        </w:rPr>
-        <w:t>+1.45%</w:t>
-      </w:r>
-      <w:r>
-        <w:t>).</w:t>
+        <w:t>USD: firm (+1.45%).</w:t>
       </w:r>
     </w:p>
     <w:p>
       <w:pPr>
         <w:numPr>
           <w:ilvl w:val="0"/>
-          <w:numId w:val="4"/>
+          <w:numId w:val="6"/>
         </w:numPr>
+        <w:rPr>
+          <w:b/>
+          <w:bCs/>
+        </w:rPr>
       </w:pPr>
       <w:r>
         <w:rPr>
           <w:b/>
           <w:bCs/>
         </w:rPr>
-        <w:t>Yields:</w:t>
-      </w:r>
-      <w:r>
-        <w:t xml:space="preserve"> falling (</w:t>
-      </w:r>
-      <w:r>
-        <w:rPr>
-          <w:b/>
-          <w:bCs/>
-        </w:rPr>
-        <w:t>-3.58%</w:t>
-      </w:r>
-      <w:r>
-        <w:t>).</w:t>
+        <w:t>Yields: falling (-3.43%).</w:t>
       </w:r>
     </w:p>
     <w:p>
       <w:pPr>
         <w:numPr>
           <w:ilvl w:val="0"/>
-          <w:numId w:val="4"/>
+          <w:numId w:val="6"/>
         </w:numPr>
+        <w:rPr>
+          <w:b/>
+          <w:bCs/>
+        </w:rPr>
       </w:pPr>
       <w:r>
         <w:rPr>
           <w:b/>
           <w:bCs/>
         </w:rPr>
-        <w:t>Bonds:</w:t>
-      </w:r>
-      <w:r>
-        <w:t xml:space="preserve"> steady (</w:t>
-      </w:r>
-      <w:r>
-        <w:rPr>
-          <w:b/>
-          <w:bCs/>
-        </w:rPr>
-        <w:t>+0.96%</w:t>
-      </w:r>
-      <w:r>
-        <w:t>).</w:t>
+        <w:t>Bonds: firm (+1.03%).</w:t>
       </w:r>
     </w:p>
     <w:p>
       <w:pPr>
         <w:numPr>
           <w:ilvl w:val="0"/>
-          <w:numId w:val="4"/>
+          <w:numId w:val="6"/>
         </w:numPr>
+        <w:rPr>
+          <w:b/>
+          <w:bCs/>
+        </w:rPr>
       </w:pPr>
       <w:r>
         <w:rPr>
@@ -486,94 +368,33 @@
           <w:bCs/>
         </w:rPr>
         <w:lastRenderedPageBreak/>
-        <w:t>Energy complex:</w:t>
-      </w:r>
-      <w:r>
-        <w:t xml:space="preserve"> soft (</w:t>
-      </w:r>
-      <w:r>
-        <w:rPr>
-          <w:b/>
-          <w:bCs/>
-        </w:rPr>
-        <w:t>-0.84%</w:t>
-      </w:r>
-      <w:r>
-        <w:t>).</w:t>
+        <w:t>Energy complex: soft (-0.77%).</w:t>
       </w:r>
     </w:p>
     <w:p>
+      <w:pPr>
+        <w:rPr>
+          <w:b/>
+          <w:bCs/>
+        </w:rPr>
+      </w:pPr>
       <w:r>
         <w:rPr>
           <w:b/>
           <w:bCs/>
         </w:rPr>
-        <w:t>Bottom line:</w:t>
+        <w:t xml:space="preserve">Bottom line: Breadth nudged above 50% but leadership remains defensive. Health Care, Utilities, and Tech lead alongside Gold and Bonds, while Financials, Energy, and Communication Services lag and Discretionary is soft. </w:t>
       </w:r>
+      <w:bookmarkStart w:id="0" w:name="_Hlk212229921"/>
       <w:r>
-        <w:t xml:space="preserve"> Market breadth improved modestly to just above half, but leadership remains narrow. </w:t>
-      </w:r>
-      <w:r>
-        <w:rPr>
-          <w:b/>
-          <w:bCs/>
-        </w:rPr>
-        <w:t>Health Care, Utilities, Technology, and Materials</w:t>
-      </w:r>
-      <w:r>
-        <w:t xml:space="preserve"> are holding up best, while </w:t>
-      </w:r>
-      <w:r>
-        <w:rPr>
-          <w:b/>
-          <w:bCs/>
-        </w:rPr>
-        <w:t>Financials, Energy, and Communication Services</w:t>
-      </w:r>
-      <w:r>
-        <w:t xml:space="preserve"> continue to lag. The macro backdrop — </w:t>
-      </w:r>
-      <w:r>
-        <w:rPr>
-          <w:b/>
-          <w:bCs/>
-        </w:rPr>
-        <w:t>gold bid, USD firm, yields falling, bonds steady, and a soft energy complex</w:t>
-      </w:r>
-      <w:r>
-        <w:t xml:space="preserve"> — reinforces a </w:t>
-      </w:r>
-      <w:r>
-        <w:rPr>
-          <w:b/>
-          <w:bCs/>
-        </w:rPr>
-        <w:t>defensive, disinflationary tone</w:t>
-      </w:r>
-      <w:r>
-        <w:t xml:space="preserve">. The market remains positioned for </w:t>
-      </w:r>
-      <w:r>
-        <w:rPr>
-          <w:b/>
-          <w:bCs/>
-        </w:rPr>
-        <w:t>slower growth with easing inflation</w:t>
-      </w:r>
-      <w:r>
-        <w:t xml:space="preserve">, favoring </w:t>
-      </w:r>
-      <w:r>
-        <w:rPr>
-          <w:b/>
-          <w:bCs/>
-        </w:rPr>
-        <w:t>defensives, duration, and quality balance sheets</w:t>
-      </w:r>
-      <w:r>
-        <w:t xml:space="preserve"> over cyclical or leverage-driven exposure.</w:t>
+        <w:rPr>
+          <w:b/>
+          <w:bCs/>
+        </w:rPr>
+        <w:t>With yields falling and USD firm against gold bid, the posture points to slowing growth with easing inflation (disinflationary setup)—favoring defensives, duration, and quality balance sheets over high-beta cyclicals.</w:t>
       </w:r>
     </w:p>
+    <w:bookmarkEnd w:id="0"/>
     <w:p/>
     <w:sectPr>
       <w:pgSz w:w="15840" w:h="12240" w:orient="landscape"/>
@@ -588,6 +409,304 @@
 <file path=word/numbering.xml><?xml version="1.0" encoding="utf-8"?>
 <w:numbering xmlns:wpc="http://schemas.microsoft.com/office/word/2010/wordprocessingCanvas" xmlns:cx="http://schemas.microsoft.com/office/drawing/2014/chartex" xmlns:cx1="http://schemas.microsoft.com/office/drawing/2015/9/8/chartex" xmlns:cx2="http://schemas.microsoft.com/office/drawing/2015/10/21/chartex" xmlns:cx3="http://schemas.microsoft.com/office/drawing/2016/5/9/chartex" xmlns:cx4="http://schemas.microsoft.com/office/drawing/2016/5/10/chartex" xmlns:cx5="http://schemas.microsoft.com/office/drawing/2016/5/11/chartex" xmlns:cx6="http://schemas.microsoft.com/office/drawing/2016/5/12/chartex" xmlns:cx7="http://schemas.microsoft.com/office/drawing/2016/5/13/chartex" xmlns:cx8="http://schemas.microsoft.com/office/drawing/2016/5/14/chartex" xmlns:mc="http://schemas.openxmlformats.org/markup-compatibility/2006" xmlns:aink="http://schemas.microsoft.com/office/drawing/2016/ink" xmlns:am3d="http://schemas.microsoft.com/office/drawing/2017/model3d" xmlns:o="urn:schemas-microsoft-com:office:office" xmlns:oel="http://schemas.microsoft.com/office/2019/extlst" xmlns:r="http://schemas.openxmlformats.org/officeDocument/2006/relationships" xmlns:m="http://schemas.openxmlformats.org/officeDocument/2006/math" xmlns:v="urn:schemas-microsoft-com:vml" xmlns:wp14="http://schemas.microsoft.com/office/word/2010/wordprocessingDrawing" xmlns:wp="http://schemas.openxmlformats.org/drawingml/2006/wordprocessingDrawing" xmlns:w10="urn:schemas-microsoft-com:office:word" xmlns:w="http://schemas.openxmlformats.org/wordprocessingml/2006/main" xmlns:w14="http://schemas.microsoft.com/office/word/2010/wordml" xmlns:w15="http://schemas.microsoft.com/office/word/2012/wordml" xmlns:w16cex="http://schemas.microsoft.com/office/word/2018/wordml/cex" xmlns:w16cid="http://schemas.microsoft.com/office/word/2016/wordml/cid" xmlns:w16="http://schemas.microsoft.com/office/word/2018/wordml" xmlns:w16du="http://schemas.microsoft.com/office/word/2023/wordml/word16du" xmlns:w16sdtdh="http://schemas.microsoft.com/office/word/2020/wordml/sdtdatahash" xmlns:w16sdtfl="http://schemas.microsoft.com/office/word/2024/wordml/sdtformatlock" xmlns:w16se="http://schemas.microsoft.com/office/word/2015/wordml/symex" xmlns:wpg="http://schemas.microsoft.com/office/word/2010/wordprocessingGroup" xmlns:wpi="http://schemas.microsoft.com/office/word/2010/wordprocessingInk" xmlns:wne="http://schemas.microsoft.com/office/word/2006/wordml" xmlns:wps="http://schemas.microsoft.com/office/word/2010/wordprocessingShape" mc:Ignorable="w14 w15 w16se w16cid w16 w16cex w16sdtdh w16sdtfl w16du wp14">
   <w:abstractNum w:abstractNumId="0" w15:restartNumberingAfterBreak="0">
+    <w:nsid w:val="0D7321B5"/>
+    <w:multiLevelType w:val="multilevel"/>
+    <w:tmpl w:val="88AE1E1E"/>
+    <w:lvl w:ilvl="0">
+      <w:start w:val="1"/>
+      <w:numFmt w:val="bullet"/>
+      <w:lvlText w:val=""/>
+      <w:lvlJc w:val="left"/>
+      <w:pPr>
+        <w:tabs>
+          <w:tab w:val="num" w:pos="720"/>
+        </w:tabs>
+        <w:ind w:left="720" w:hanging="360"/>
+      </w:pPr>
+      <w:rPr>
+        <w:rFonts w:ascii="Symbol" w:hAnsi="Symbol" w:hint="default"/>
+        <w:sz w:val="20"/>
+      </w:rPr>
+    </w:lvl>
+    <w:lvl w:ilvl="1" w:tentative="1">
+      <w:start w:val="1"/>
+      <w:numFmt w:val="bullet"/>
+      <w:lvlText w:val="o"/>
+      <w:lvlJc w:val="left"/>
+      <w:pPr>
+        <w:tabs>
+          <w:tab w:val="num" w:pos="1440"/>
+        </w:tabs>
+        <w:ind w:left="1440" w:hanging="360"/>
+      </w:pPr>
+      <w:rPr>
+        <w:rFonts w:ascii="Courier New" w:hAnsi="Courier New" w:hint="default"/>
+        <w:sz w:val="20"/>
+      </w:rPr>
+    </w:lvl>
+    <w:lvl w:ilvl="2" w:tentative="1">
+      <w:start w:val="1"/>
+      <w:numFmt w:val="bullet"/>
+      <w:lvlText w:val=""/>
+      <w:lvlJc w:val="left"/>
+      <w:pPr>
+        <w:tabs>
+          <w:tab w:val="num" w:pos="2160"/>
+        </w:tabs>
+        <w:ind w:left="2160" w:hanging="360"/>
+      </w:pPr>
+      <w:rPr>
+        <w:rFonts w:ascii="Wingdings" w:hAnsi="Wingdings" w:hint="default"/>
+        <w:sz w:val="20"/>
+      </w:rPr>
+    </w:lvl>
+    <w:lvl w:ilvl="3" w:tentative="1">
+      <w:start w:val="1"/>
+      <w:numFmt w:val="bullet"/>
+      <w:lvlText w:val=""/>
+      <w:lvlJc w:val="left"/>
+      <w:pPr>
+        <w:tabs>
+          <w:tab w:val="num" w:pos="2880"/>
+        </w:tabs>
+        <w:ind w:left="2880" w:hanging="360"/>
+      </w:pPr>
+      <w:rPr>
+        <w:rFonts w:ascii="Wingdings" w:hAnsi="Wingdings" w:hint="default"/>
+        <w:sz w:val="20"/>
+      </w:rPr>
+    </w:lvl>
+    <w:lvl w:ilvl="4" w:tentative="1">
+      <w:start w:val="1"/>
+      <w:numFmt w:val="bullet"/>
+      <w:lvlText w:val=""/>
+      <w:lvlJc w:val="left"/>
+      <w:pPr>
+        <w:tabs>
+          <w:tab w:val="num" w:pos="3600"/>
+        </w:tabs>
+        <w:ind w:left="3600" w:hanging="360"/>
+      </w:pPr>
+      <w:rPr>
+        <w:rFonts w:ascii="Wingdings" w:hAnsi="Wingdings" w:hint="default"/>
+        <w:sz w:val="20"/>
+      </w:rPr>
+    </w:lvl>
+    <w:lvl w:ilvl="5" w:tentative="1">
+      <w:start w:val="1"/>
+      <w:numFmt w:val="bullet"/>
+      <w:lvlText w:val=""/>
+      <w:lvlJc w:val="left"/>
+      <w:pPr>
+        <w:tabs>
+          <w:tab w:val="num" w:pos="4320"/>
+        </w:tabs>
+        <w:ind w:left="4320" w:hanging="360"/>
+      </w:pPr>
+      <w:rPr>
+        <w:rFonts w:ascii="Wingdings" w:hAnsi="Wingdings" w:hint="default"/>
+        <w:sz w:val="20"/>
+      </w:rPr>
+    </w:lvl>
+    <w:lvl w:ilvl="6" w:tentative="1">
+      <w:start w:val="1"/>
+      <w:numFmt w:val="bullet"/>
+      <w:lvlText w:val=""/>
+      <w:lvlJc w:val="left"/>
+      <w:pPr>
+        <w:tabs>
+          <w:tab w:val="num" w:pos="5040"/>
+        </w:tabs>
+        <w:ind w:left="5040" w:hanging="360"/>
+      </w:pPr>
+      <w:rPr>
+        <w:rFonts w:ascii="Wingdings" w:hAnsi="Wingdings" w:hint="default"/>
+        <w:sz w:val="20"/>
+      </w:rPr>
+    </w:lvl>
+    <w:lvl w:ilvl="7" w:tentative="1">
+      <w:start w:val="1"/>
+      <w:numFmt w:val="bullet"/>
+      <w:lvlText w:val=""/>
+      <w:lvlJc w:val="left"/>
+      <w:pPr>
+        <w:tabs>
+          <w:tab w:val="num" w:pos="5760"/>
+        </w:tabs>
+        <w:ind w:left="5760" w:hanging="360"/>
+      </w:pPr>
+      <w:rPr>
+        <w:rFonts w:ascii="Wingdings" w:hAnsi="Wingdings" w:hint="default"/>
+        <w:sz w:val="20"/>
+      </w:rPr>
+    </w:lvl>
+    <w:lvl w:ilvl="8" w:tentative="1">
+      <w:start w:val="1"/>
+      <w:numFmt w:val="bullet"/>
+      <w:lvlText w:val=""/>
+      <w:lvlJc w:val="left"/>
+      <w:pPr>
+        <w:tabs>
+          <w:tab w:val="num" w:pos="6480"/>
+        </w:tabs>
+        <w:ind w:left="6480" w:hanging="360"/>
+      </w:pPr>
+      <w:rPr>
+        <w:rFonts w:ascii="Wingdings" w:hAnsi="Wingdings" w:hint="default"/>
+        <w:sz w:val="20"/>
+      </w:rPr>
+    </w:lvl>
+  </w:abstractNum>
+  <w:abstractNum w:abstractNumId="1" w15:restartNumberingAfterBreak="0">
+    <w:nsid w:val="0EA21C64"/>
+    <w:multiLevelType w:val="multilevel"/>
+    <w:tmpl w:val="BE82F77E"/>
+    <w:lvl w:ilvl="0">
+      <w:start w:val="1"/>
+      <w:numFmt w:val="bullet"/>
+      <w:lvlText w:val=""/>
+      <w:lvlJc w:val="left"/>
+      <w:pPr>
+        <w:tabs>
+          <w:tab w:val="num" w:pos="720"/>
+        </w:tabs>
+        <w:ind w:left="720" w:hanging="360"/>
+      </w:pPr>
+      <w:rPr>
+        <w:rFonts w:ascii="Symbol" w:hAnsi="Symbol" w:hint="default"/>
+        <w:sz w:val="20"/>
+      </w:rPr>
+    </w:lvl>
+    <w:lvl w:ilvl="1" w:tentative="1">
+      <w:start w:val="1"/>
+      <w:numFmt w:val="bullet"/>
+      <w:lvlText w:val="o"/>
+      <w:lvlJc w:val="left"/>
+      <w:pPr>
+        <w:tabs>
+          <w:tab w:val="num" w:pos="1440"/>
+        </w:tabs>
+        <w:ind w:left="1440" w:hanging="360"/>
+      </w:pPr>
+      <w:rPr>
+        <w:rFonts w:ascii="Courier New" w:hAnsi="Courier New" w:hint="default"/>
+        <w:sz w:val="20"/>
+      </w:rPr>
+    </w:lvl>
+    <w:lvl w:ilvl="2" w:tentative="1">
+      <w:start w:val="1"/>
+      <w:numFmt w:val="bullet"/>
+      <w:lvlText w:val=""/>
+      <w:lvlJc w:val="left"/>
+      <w:pPr>
+        <w:tabs>
+          <w:tab w:val="num" w:pos="2160"/>
+        </w:tabs>
+        <w:ind w:left="2160" w:hanging="360"/>
+      </w:pPr>
+      <w:rPr>
+        <w:rFonts w:ascii="Wingdings" w:hAnsi="Wingdings" w:hint="default"/>
+        <w:sz w:val="20"/>
+      </w:rPr>
+    </w:lvl>
+    <w:lvl w:ilvl="3" w:tentative="1">
+      <w:start w:val="1"/>
+      <w:numFmt w:val="bullet"/>
+      <w:lvlText w:val=""/>
+      <w:lvlJc w:val="left"/>
+      <w:pPr>
+        <w:tabs>
+          <w:tab w:val="num" w:pos="2880"/>
+        </w:tabs>
+        <w:ind w:left="2880" w:hanging="360"/>
+      </w:pPr>
+      <w:rPr>
+        <w:rFonts w:ascii="Wingdings" w:hAnsi="Wingdings" w:hint="default"/>
+        <w:sz w:val="20"/>
+      </w:rPr>
+    </w:lvl>
+    <w:lvl w:ilvl="4" w:tentative="1">
+      <w:start w:val="1"/>
+      <w:numFmt w:val="bullet"/>
+      <w:lvlText w:val=""/>
+      <w:lvlJc w:val="left"/>
+      <w:pPr>
+        <w:tabs>
+          <w:tab w:val="num" w:pos="3600"/>
+        </w:tabs>
+        <w:ind w:left="3600" w:hanging="360"/>
+      </w:pPr>
+      <w:rPr>
+        <w:rFonts w:ascii="Wingdings" w:hAnsi="Wingdings" w:hint="default"/>
+        <w:sz w:val="20"/>
+      </w:rPr>
+    </w:lvl>
+    <w:lvl w:ilvl="5" w:tentative="1">
+      <w:start w:val="1"/>
+      <w:numFmt w:val="bullet"/>
+      <w:lvlText w:val=""/>
+      <w:lvlJc w:val="left"/>
+      <w:pPr>
+        <w:tabs>
+          <w:tab w:val="num" w:pos="4320"/>
+        </w:tabs>
+        <w:ind w:left="4320" w:hanging="360"/>
+      </w:pPr>
+      <w:rPr>
+        <w:rFonts w:ascii="Wingdings" w:hAnsi="Wingdings" w:hint="default"/>
+        <w:sz w:val="20"/>
+      </w:rPr>
+    </w:lvl>
+    <w:lvl w:ilvl="6" w:tentative="1">
+      <w:start w:val="1"/>
+      <w:numFmt w:val="bullet"/>
+      <w:lvlText w:val=""/>
+      <w:lvlJc w:val="left"/>
+      <w:pPr>
+        <w:tabs>
+          <w:tab w:val="num" w:pos="5040"/>
+        </w:tabs>
+        <w:ind w:left="5040" w:hanging="360"/>
+      </w:pPr>
+      <w:rPr>
+        <w:rFonts w:ascii="Wingdings" w:hAnsi="Wingdings" w:hint="default"/>
+        <w:sz w:val="20"/>
+      </w:rPr>
+    </w:lvl>
+    <w:lvl w:ilvl="7" w:tentative="1">
+      <w:start w:val="1"/>
+      <w:numFmt w:val="bullet"/>
+      <w:lvlText w:val=""/>
+      <w:lvlJc w:val="left"/>
+      <w:pPr>
+        <w:tabs>
+          <w:tab w:val="num" w:pos="5760"/>
+        </w:tabs>
+        <w:ind w:left="5760" w:hanging="360"/>
+      </w:pPr>
+      <w:rPr>
+        <w:rFonts w:ascii="Wingdings" w:hAnsi="Wingdings" w:hint="default"/>
+        <w:sz w:val="20"/>
+      </w:rPr>
+    </w:lvl>
+    <w:lvl w:ilvl="8" w:tentative="1">
+      <w:start w:val="1"/>
+      <w:numFmt w:val="bullet"/>
+      <w:lvlText w:val=""/>
+      <w:lvlJc w:val="left"/>
+      <w:pPr>
+        <w:tabs>
+          <w:tab w:val="num" w:pos="6480"/>
+        </w:tabs>
+        <w:ind w:left="6480" w:hanging="360"/>
+      </w:pPr>
+      <w:rPr>
+        <w:rFonts w:ascii="Wingdings" w:hAnsi="Wingdings" w:hint="default"/>
+        <w:sz w:val="20"/>
+      </w:rPr>
+    </w:lvl>
+  </w:abstractNum>
+  <w:abstractNum w:abstractNumId="2" w15:restartNumberingAfterBreak="0">
     <w:nsid w:val="31170624"/>
     <w:multiLevelType w:val="multilevel"/>
     <w:tmpl w:val="947CED74"/>
@@ -736,7 +855,7 @@
       </w:rPr>
     </w:lvl>
   </w:abstractNum>
-  <w:abstractNum w:abstractNumId="1" w15:restartNumberingAfterBreak="0">
+  <w:abstractNum w:abstractNumId="3" w15:restartNumberingAfterBreak="0">
     <w:nsid w:val="60654821"/>
     <w:multiLevelType w:val="multilevel"/>
     <w:tmpl w:val="AF04D872"/>
@@ -885,7 +1004,7 @@
       </w:rPr>
     </w:lvl>
   </w:abstractNum>
-  <w:abstractNum w:abstractNumId="2" w15:restartNumberingAfterBreak="0">
+  <w:abstractNum w:abstractNumId="4" w15:restartNumberingAfterBreak="0">
     <w:nsid w:val="63A04C72"/>
     <w:multiLevelType w:val="multilevel"/>
     <w:tmpl w:val="0818C51A"/>
@@ -1034,7 +1153,7 @@
       </w:rPr>
     </w:lvl>
   </w:abstractNum>
-  <w:abstractNum w:abstractNumId="3" w15:restartNumberingAfterBreak="0">
+  <w:abstractNum w:abstractNumId="5" w15:restartNumberingAfterBreak="0">
     <w:nsid w:val="6C862971"/>
     <w:multiLevelType w:val="multilevel"/>
     <w:tmpl w:val="406E48B4"/>
@@ -1184,16 +1303,22 @@
     </w:lvl>
   </w:abstractNum>
   <w:num w:numId="1" w16cid:durableId="10568627">
+    <w:abstractNumId w:val="4"/>
+  </w:num>
+  <w:num w:numId="2" w16cid:durableId="1522012968">
+    <w:abstractNumId w:val="5"/>
+  </w:num>
+  <w:num w:numId="3" w16cid:durableId="467479977">
     <w:abstractNumId w:val="2"/>
   </w:num>
-  <w:num w:numId="2" w16cid:durableId="1522012968">
+  <w:num w:numId="4" w16cid:durableId="556473470">
     <w:abstractNumId w:val="3"/>
   </w:num>
-  <w:num w:numId="3" w16cid:durableId="467479977">
+  <w:num w:numId="5" w16cid:durableId="324093746">
+    <w:abstractNumId w:val="1"/>
+  </w:num>
+  <w:num w:numId="6" w16cid:durableId="1506939742">
     <w:abstractNumId w:val="0"/>
-  </w:num>
-  <w:num w:numId="4" w16cid:durableId="556473470">
-    <w:abstractNumId w:val="1"/>
   </w:num>
   <w:numIdMacAtCleanup w:val="2"/>
 </w:numbering>

--- a/data/Market_Read_monthly.docx
+++ b/data/Market_Read_monthly.docx
@@ -3,270 +3,356 @@
 <w:document xmlns:wpc="http://schemas.microsoft.com/office/word/2010/wordprocessingCanvas" xmlns:cx="http://schemas.microsoft.com/office/drawing/2014/chartex" xmlns:cx1="http://schemas.microsoft.com/office/drawing/2015/9/8/chartex" xmlns:cx2="http://schemas.microsoft.com/office/drawing/2015/10/21/chartex" xmlns:cx3="http://schemas.microsoft.com/office/drawing/2016/5/9/chartex" xmlns:cx4="http://schemas.microsoft.com/office/drawing/2016/5/10/chartex" xmlns:cx5="http://schemas.microsoft.com/office/drawing/2016/5/11/chartex" xmlns:cx6="http://schemas.microsoft.com/office/drawing/2016/5/12/chartex" xmlns:cx7="http://schemas.microsoft.com/office/drawing/2016/5/13/chartex" xmlns:cx8="http://schemas.microsoft.com/office/drawing/2016/5/14/chartex" xmlns:mc="http://schemas.openxmlformats.org/markup-compatibility/2006" xmlns:aink="http://schemas.microsoft.com/office/drawing/2016/ink" xmlns:am3d="http://schemas.microsoft.com/office/drawing/2017/model3d" xmlns:o="urn:schemas-microsoft-com:office:office" xmlns:oel="http://schemas.microsoft.com/office/2019/extlst" xmlns:r="http://schemas.openxmlformats.org/officeDocument/2006/relationships" xmlns:m="http://schemas.openxmlformats.org/officeDocument/2006/math" xmlns:v="urn:schemas-microsoft-com:vml" xmlns:wp14="http://schemas.microsoft.com/office/word/2010/wordprocessingDrawing" xmlns:wp="http://schemas.openxmlformats.org/drawingml/2006/wordprocessingDrawing" xmlns:w10="urn:schemas-microsoft-com:office:word" xmlns:w="http://schemas.openxmlformats.org/wordprocessingml/2006/main" xmlns:w14="http://schemas.microsoft.com/office/word/2010/wordml" xmlns:w15="http://schemas.microsoft.com/office/word/2012/wordml" xmlns:w16cex="http://schemas.microsoft.com/office/word/2018/wordml/cex" xmlns:w16cid="http://schemas.microsoft.com/office/word/2016/wordml/cid" xmlns:w16="http://schemas.microsoft.com/office/word/2018/wordml" xmlns:w16du="http://schemas.microsoft.com/office/word/2023/wordml/word16du" xmlns:w16sdtdh="http://schemas.microsoft.com/office/word/2020/wordml/sdtdatahash" xmlns:w16sdtfl="http://schemas.microsoft.com/office/word/2024/wordml/sdtformatlock" xmlns:w16se="http://schemas.microsoft.com/office/word/2015/wordml/symex" xmlns:wpg="http://schemas.microsoft.com/office/word/2010/wordprocessingGroup" xmlns:wpi="http://schemas.microsoft.com/office/word/2010/wordprocessingInk" xmlns:wne="http://schemas.microsoft.com/office/word/2006/wordml" xmlns:wps="http://schemas.microsoft.com/office/word/2010/wordprocessingShape" mc:Ignorable="w14 w15 w16se w16cid w16 w16cex w16sdtdh w16sdtfl w16du wp14">
   <w:body>
     <w:p>
-      <w:pPr>
-        <w:rPr>
-          <w:b/>
-          <w:bCs/>
-        </w:rPr>
-      </w:pPr>
-      <w:r>
-        <w:rPr>
-          <w:b/>
-          <w:bCs/>
-        </w:rPr>
-        <w:t>Monthly Market Read: October 24, 2025</w:t>
+      <w:r>
+        <w:rPr>
+          <w:b/>
+          <w:bCs/>
+        </w:rPr>
+        <w:t>Monthly Market Read: October 27, 2025</w:t>
       </w:r>
     </w:p>
     <w:p>
-      <w:pPr>
-        <w:rPr>
-          <w:b/>
-          <w:bCs/>
-        </w:rPr>
-      </w:pPr>
-      <w:r>
-        <w:rPr>
-          <w:b/>
-          <w:bCs/>
-        </w:rPr>
-        <w:t>The market is saying (all numbers are MTD % returns):</w:t>
+      <w:r>
+        <w:t xml:space="preserve">The market is saying (all numbers are </w:t>
+      </w:r>
+      <w:r>
+        <w:rPr>
+          <w:b/>
+          <w:bCs/>
+        </w:rPr>
+        <w:t>MTD % returns</w:t>
+      </w:r>
+      <w:r>
+        <w:t>):</w:t>
       </w:r>
     </w:p>
     <w:p>
       <w:pPr>
         <w:numPr>
           <w:ilvl w:val="0"/>
-          <w:numId w:val="5"/>
+          <w:numId w:val="7"/>
         </w:numPr>
-        <w:rPr>
-          <w:b/>
-          <w:bCs/>
-        </w:rPr>
-      </w:pPr>
-      <w:r>
-        <w:rPr>
-          <w:b/>
-          <w:bCs/>
-        </w:rPr>
-        <w:t>Breadth: 51.0% of names are positive.</w:t>
+      </w:pPr>
+      <w:r>
+        <w:rPr>
+          <w:b/>
+          <w:bCs/>
+        </w:rPr>
+        <w:t>Breadth:</w:t>
+      </w:r>
+      <w:r>
+        <w:t xml:space="preserve"> 55.9% of names are positive.</w:t>
       </w:r>
     </w:p>
     <w:p>
       <w:pPr>
         <w:numPr>
           <w:ilvl w:val="0"/>
-          <w:numId w:val="5"/>
+          <w:numId w:val="7"/>
         </w:numPr>
-        <w:rPr>
-          <w:b/>
-          <w:bCs/>
-        </w:rPr>
-      </w:pPr>
-      <w:r>
-        <w:rPr>
-          <w:b/>
-          <w:bCs/>
-        </w:rPr>
-        <w:t>Information Technology: firm (avg +3.13%).</w:t>
+      </w:pPr>
+      <w:r>
+        <w:rPr>
+          <w:b/>
+          <w:bCs/>
+        </w:rPr>
+        <w:t>Information Technology:</w:t>
+      </w:r>
+      <w:r>
+        <w:t xml:space="preserve"> firm (</w:t>
+      </w:r>
+      <w:r>
+        <w:rPr>
+          <w:b/>
+          <w:bCs/>
+        </w:rPr>
+        <w:t>avg +4.41%</w:t>
+      </w:r>
+      <w:r>
+        <w:t>).</w:t>
       </w:r>
     </w:p>
     <w:p>
       <w:pPr>
         <w:numPr>
           <w:ilvl w:val="0"/>
-          <w:numId w:val="5"/>
+          <w:numId w:val="7"/>
         </w:numPr>
-        <w:rPr>
-          <w:b/>
-          <w:bCs/>
-        </w:rPr>
-      </w:pPr>
-      <w:r>
-        <w:rPr>
-          <w:b/>
-          <w:bCs/>
-        </w:rPr>
-        <w:t>Industrials: steady (avg +0.14%).</w:t>
+      </w:pPr>
+      <w:r>
+        <w:rPr>
+          <w:b/>
+          <w:bCs/>
+        </w:rPr>
+        <w:t>Industrials:</w:t>
+      </w:r>
+      <w:r>
+        <w:t xml:space="preserve"> steady (</w:t>
+      </w:r>
+      <w:r>
+        <w:rPr>
+          <w:b/>
+          <w:bCs/>
+        </w:rPr>
+        <w:t>avg +0.52%</w:t>
+      </w:r>
+      <w:r>
+        <w:t>).</w:t>
       </w:r>
     </w:p>
     <w:p>
       <w:pPr>
         <w:numPr>
           <w:ilvl w:val="0"/>
-          <w:numId w:val="5"/>
+          <w:numId w:val="7"/>
         </w:numPr>
-        <w:rPr>
-          <w:b/>
-          <w:bCs/>
-        </w:rPr>
-      </w:pPr>
-      <w:r>
-        <w:rPr>
-          <w:b/>
-          <w:bCs/>
-        </w:rPr>
-        <w:t>Consumer Staples: firm (avg +0.89%).</w:t>
+      </w:pPr>
+      <w:r>
+        <w:rPr>
+          <w:b/>
+          <w:bCs/>
+        </w:rPr>
+        <w:t>Consumer Staples:</w:t>
+      </w:r>
+      <w:r>
+        <w:t xml:space="preserve"> firm (</w:t>
+      </w:r>
+      <w:r>
+        <w:rPr>
+          <w:b/>
+          <w:bCs/>
+        </w:rPr>
+        <w:t>avg +1.47%</w:t>
+      </w:r>
+      <w:r>
+        <w:t>).</w:t>
       </w:r>
     </w:p>
     <w:p>
       <w:pPr>
         <w:numPr>
           <w:ilvl w:val="0"/>
-          <w:numId w:val="5"/>
+          <w:numId w:val="7"/>
         </w:numPr>
-        <w:rPr>
-          <w:b/>
-          <w:bCs/>
-        </w:rPr>
-      </w:pPr>
-      <w:r>
-        <w:rPr>
-          <w:b/>
-          <w:bCs/>
-        </w:rPr>
-        <w:t>Consumer Discretionary: soft (avg -0.80%).</w:t>
+      </w:pPr>
+      <w:r>
+        <w:rPr>
+          <w:b/>
+          <w:bCs/>
+        </w:rPr>
+        <w:t>Consumer Discretionary:</w:t>
+      </w:r>
+      <w:r>
+        <w:t xml:space="preserve"> flat (</w:t>
+      </w:r>
+      <w:r>
+        <w:rPr>
+          <w:b/>
+          <w:bCs/>
+        </w:rPr>
+        <w:t>avg -0.19%</w:t>
+      </w:r>
+      <w:r>
+        <w:t>).</w:t>
       </w:r>
     </w:p>
     <w:p>
       <w:pPr>
         <w:numPr>
           <w:ilvl w:val="0"/>
-          <w:numId w:val="5"/>
+          <w:numId w:val="7"/>
         </w:numPr>
-        <w:rPr>
-          <w:b/>
-          <w:bCs/>
-        </w:rPr>
-      </w:pPr>
-      <w:r>
-        <w:rPr>
-          <w:b/>
-          <w:bCs/>
-        </w:rPr>
-        <w:t>Financials: lagging (avg -1.90%).</w:t>
+      </w:pPr>
+      <w:r>
+        <w:rPr>
+          <w:b/>
+          <w:bCs/>
+        </w:rPr>
+        <w:t>Financials:</w:t>
+      </w:r>
+      <w:r>
+        <w:t xml:space="preserve"> lagging (</w:t>
+      </w:r>
+      <w:r>
+        <w:rPr>
+          <w:b/>
+          <w:bCs/>
+        </w:rPr>
+        <w:t>avg -1.60%</w:t>
+      </w:r>
+      <w:r>
+        <w:t>).</w:t>
       </w:r>
     </w:p>
     <w:p>
       <w:pPr>
         <w:numPr>
           <w:ilvl w:val="0"/>
-          <w:numId w:val="5"/>
+          <w:numId w:val="7"/>
         </w:numPr>
-        <w:rPr>
-          <w:b/>
-          <w:bCs/>
-        </w:rPr>
-      </w:pPr>
-      <w:r>
-        <w:rPr>
-          <w:b/>
-          <w:bCs/>
-        </w:rPr>
-        <w:t>Utilities: strong (avg +3.45%).</w:t>
+      </w:pPr>
+      <w:r>
+        <w:rPr>
+          <w:b/>
+          <w:bCs/>
+        </w:rPr>
+        <w:t>Utilities:</w:t>
+      </w:r>
+      <w:r>
+        <w:t xml:space="preserve"> strong (</w:t>
+      </w:r>
+      <w:r>
+        <w:rPr>
+          <w:b/>
+          <w:bCs/>
+        </w:rPr>
+        <w:t>avg +3.52%</w:t>
+      </w:r>
+      <w:r>
+        <w:t>).</w:t>
       </w:r>
     </w:p>
     <w:p>
       <w:pPr>
         <w:numPr>
           <w:ilvl w:val="0"/>
-          <w:numId w:val="5"/>
+          <w:numId w:val="7"/>
         </w:numPr>
-        <w:rPr>
-          <w:b/>
-          <w:bCs/>
-        </w:rPr>
-      </w:pPr>
-      <w:r>
-        <w:rPr>
-          <w:b/>
-          <w:bCs/>
-        </w:rPr>
-        <w:t>Real Estate: little change (avg -0.12%).</w:t>
+      </w:pPr>
+      <w:r>
+        <w:rPr>
+          <w:b/>
+          <w:bCs/>
+        </w:rPr>
+        <w:t>Real Estate:</w:t>
+      </w:r>
+      <w:r>
+        <w:t xml:space="preserve"> unchanged (</w:t>
+      </w:r>
+      <w:r>
+        <w:rPr>
+          <w:b/>
+          <w:bCs/>
+        </w:rPr>
+        <w:t>avg -0.03%</w:t>
+      </w:r>
+      <w:r>
+        <w:t>).</w:t>
       </w:r>
     </w:p>
     <w:p>
       <w:pPr>
         <w:numPr>
           <w:ilvl w:val="0"/>
-          <w:numId w:val="5"/>
+          <w:numId w:val="7"/>
         </w:numPr>
-        <w:rPr>
-          <w:b/>
-          <w:bCs/>
-        </w:rPr>
-      </w:pPr>
-      <w:r>
-        <w:rPr>
-          <w:b/>
-          <w:bCs/>
-        </w:rPr>
-        <w:t>Materials: firm (avg +1.06%).</w:t>
+      </w:pPr>
+      <w:r>
+        <w:rPr>
+          <w:b/>
+          <w:bCs/>
+        </w:rPr>
+        <w:t>Materials:</w:t>
+      </w:r>
+      <w:r>
+        <w:t xml:space="preserve"> firm (</w:t>
+      </w:r>
+      <w:r>
+        <w:rPr>
+          <w:b/>
+          <w:bCs/>
+        </w:rPr>
+        <w:t>avg +1.09%</w:t>
+      </w:r>
+      <w:r>
+        <w:t>).</w:t>
       </w:r>
     </w:p>
     <w:p>
       <w:pPr>
         <w:numPr>
           <w:ilvl w:val="0"/>
-          <w:numId w:val="5"/>
+          <w:numId w:val="7"/>
         </w:numPr>
-        <w:rPr>
-          <w:b/>
-          <w:bCs/>
-        </w:rPr>
-      </w:pPr>
-      <w:r>
-        <w:rPr>
-          <w:b/>
-          <w:bCs/>
-        </w:rPr>
-        <w:t>Energy: soft (avg -2.33%).</w:t>
+      </w:pPr>
+      <w:r>
+        <w:rPr>
+          <w:b/>
+          <w:bCs/>
+        </w:rPr>
+        <w:t>Energy:</w:t>
+      </w:r>
+      <w:r>
+        <w:t xml:space="preserve"> weak (</w:t>
+      </w:r>
+      <w:r>
+        <w:rPr>
+          <w:b/>
+          <w:bCs/>
+        </w:rPr>
+        <w:t>avg -2.17%</w:t>
+      </w:r>
+      <w:r>
+        <w:t>).</w:t>
       </w:r>
     </w:p>
     <w:p>
       <w:pPr>
         <w:numPr>
           <w:ilvl w:val="0"/>
-          <w:numId w:val="5"/>
+          <w:numId w:val="7"/>
         </w:numPr>
-        <w:rPr>
-          <w:b/>
-          <w:bCs/>
-        </w:rPr>
-      </w:pPr>
-      <w:r>
-        <w:rPr>
-          <w:b/>
-          <w:bCs/>
-        </w:rPr>
-        <w:t>Health Care: leading (avg +4.99%).</w:t>
+      </w:pPr>
+      <w:r>
+        <w:rPr>
+          <w:b/>
+          <w:bCs/>
+        </w:rPr>
+        <w:t>Health Care:</w:t>
+      </w:r>
+      <w:r>
+        <w:t xml:space="preserve"> leading (</w:t>
+      </w:r>
+      <w:r>
+        <w:rPr>
+          <w:b/>
+          <w:bCs/>
+        </w:rPr>
+        <w:t>avg +5.14%</w:t>
+      </w:r>
+      <w:r>
+        <w:t>).</w:t>
       </w:r>
     </w:p>
     <w:p>
       <w:pPr>
         <w:numPr>
           <w:ilvl w:val="0"/>
-          <w:numId w:val="5"/>
+          <w:numId w:val="7"/>
         </w:numPr>
-        <w:rPr>
-          <w:b/>
-          <w:bCs/>
-        </w:rPr>
-      </w:pPr>
-      <w:r>
-        <w:rPr>
-          <w:b/>
-          <w:bCs/>
-        </w:rPr>
-        <w:t>Communication Services: lagging (avg -5.18%).</w:t>
+      </w:pPr>
+      <w:r>
+        <w:rPr>
+          <w:b/>
+          <w:bCs/>
+        </w:rPr>
+        <w:t>Communication Services:</w:t>
+      </w:r>
+      <w:r>
+        <w:t xml:space="preserve"> lagging (</w:t>
+      </w:r>
+      <w:r>
+        <w:rPr>
+          <w:b/>
+          <w:bCs/>
+        </w:rPr>
+        <w:t>avg -4.22%</w:t>
+      </w:r>
+      <w:r>
+        <w:t>).</w:t>
       </w:r>
     </w:p>
     <w:p>
-      <w:pPr>
-        <w:rPr>
-          <w:b/>
-          <w:bCs/>
-        </w:rPr>
-      </w:pPr>
       <w:r>
         <w:rPr>
           <w:b/>
@@ -279,88 +365,120 @@
       <w:pPr>
         <w:numPr>
           <w:ilvl w:val="0"/>
-          <w:numId w:val="6"/>
+          <w:numId w:val="8"/>
         </w:numPr>
-        <w:rPr>
-          <w:b/>
-          <w:bCs/>
-        </w:rPr>
-      </w:pPr>
-      <w:r>
-        <w:rPr>
-          <w:b/>
-          <w:bCs/>
-        </w:rPr>
-        <w:t>Gold: bid (+6.20%).</w:t>
+      </w:pPr>
+      <w:r>
+        <w:rPr>
+          <w:b/>
+          <w:bCs/>
+        </w:rPr>
+        <w:t>Gold:</w:t>
+      </w:r>
+      <w:r>
+        <w:t xml:space="preserve"> bid (</w:t>
+      </w:r>
+      <w:r>
+        <w:rPr>
+          <w:b/>
+          <w:bCs/>
+        </w:rPr>
+        <w:t>+3.25%</w:t>
+      </w:r>
+      <w:r>
+        <w:t>).</w:t>
       </w:r>
     </w:p>
     <w:p>
       <w:pPr>
         <w:numPr>
           <w:ilvl w:val="0"/>
-          <w:numId w:val="6"/>
+          <w:numId w:val="8"/>
         </w:numPr>
-        <w:rPr>
-          <w:b/>
-          <w:bCs/>
-        </w:rPr>
-      </w:pPr>
-      <w:r>
-        <w:rPr>
-          <w:b/>
-          <w:bCs/>
-        </w:rPr>
-        <w:t>USD: firm (+1.45%).</w:t>
+      </w:pPr>
+      <w:r>
+        <w:rPr>
+          <w:b/>
+          <w:bCs/>
+        </w:rPr>
+        <w:t>USD:</w:t>
+      </w:r>
+      <w:r>
+        <w:t xml:space="preserve"> firm (</w:t>
+      </w:r>
+      <w:r>
+        <w:rPr>
+          <w:b/>
+          <w:bCs/>
+        </w:rPr>
+        <w:t>+1.34%</w:t>
+      </w:r>
+      <w:r>
+        <w:t>).</w:t>
       </w:r>
     </w:p>
     <w:p>
       <w:pPr>
         <w:numPr>
           <w:ilvl w:val="0"/>
-          <w:numId w:val="6"/>
+          <w:numId w:val="8"/>
         </w:numPr>
-        <w:rPr>
-          <w:b/>
-          <w:bCs/>
-        </w:rPr>
-      </w:pPr>
-      <w:r>
-        <w:rPr>
-          <w:b/>
-          <w:bCs/>
-        </w:rPr>
-        <w:t>Yields: falling (-3.43%).</w:t>
+      </w:pPr>
+      <w:r>
+        <w:rPr>
+          <w:b/>
+          <w:bCs/>
+        </w:rPr>
+        <w:t>Yields:</w:t>
+      </w:r>
+      <w:r>
+        <w:t xml:space="preserve"> falling (</w:t>
+      </w:r>
+      <w:r>
+        <w:rPr>
+          <w:b/>
+          <w:bCs/>
+        </w:rPr>
+        <w:t>-3.41%</w:t>
+      </w:r>
+      <w:r>
+        <w:t>).</w:t>
       </w:r>
     </w:p>
     <w:p>
       <w:pPr>
         <w:numPr>
           <w:ilvl w:val="0"/>
-          <w:numId w:val="6"/>
+          <w:numId w:val="8"/>
         </w:numPr>
-        <w:rPr>
-          <w:b/>
-          <w:bCs/>
-        </w:rPr>
-      </w:pPr>
-      <w:r>
-        <w:rPr>
-          <w:b/>
-          <w:bCs/>
-        </w:rPr>
-        <w:t>Bonds: firm (+1.03%).</w:t>
+      </w:pPr>
+      <w:r>
+        <w:rPr>
+          <w:b/>
+          <w:bCs/>
+        </w:rPr>
+        <w:t>Bonds:</w:t>
+      </w:r>
+      <w:r>
+        <w:t xml:space="preserve"> firm (</w:t>
+      </w:r>
+      <w:r>
+        <w:rPr>
+          <w:b/>
+          <w:bCs/>
+        </w:rPr>
+        <w:t>+1.19%</w:t>
+      </w:r>
+      <w:r>
+        <w:t>).</w:t>
       </w:r>
     </w:p>
     <w:p>
       <w:pPr>
         <w:numPr>
           <w:ilvl w:val="0"/>
-          <w:numId w:val="6"/>
+          <w:numId w:val="8"/>
         </w:numPr>
-        <w:rPr>
-          <w:b/>
-          <w:bCs/>
-        </w:rPr>
       </w:pPr>
       <w:r>
         <w:rPr>
@@ -368,33 +486,94 @@
           <w:bCs/>
         </w:rPr>
         <w:lastRenderedPageBreak/>
-        <w:t>Energy complex: soft (-0.77%).</w:t>
+        <w:t>Energy complex:</w:t>
+      </w:r>
+      <w:r>
+        <w:t xml:space="preserve"> weak (</w:t>
+      </w:r>
+      <w:r>
+        <w:rPr>
+          <w:b/>
+          <w:bCs/>
+        </w:rPr>
+        <w:t>-1.12%</w:t>
+      </w:r>
+      <w:r>
+        <w:t>).</w:t>
       </w:r>
     </w:p>
     <w:p>
-      <w:pPr>
-        <w:rPr>
-          <w:b/>
-          <w:bCs/>
-        </w:rPr>
-      </w:pPr>
-      <w:r>
-        <w:rPr>
-          <w:b/>
-          <w:bCs/>
-        </w:rPr>
-        <w:t xml:space="preserve">Bottom line: Breadth nudged above 50% but leadership remains defensive. Health Care, Utilities, and Tech lead alongside Gold and Bonds, while Financials, Energy, and Communication Services lag and Discretionary is soft. </w:t>
-      </w:r>
-      <w:bookmarkStart w:id="0" w:name="_Hlk212229921"/>
-      <w:r>
-        <w:rPr>
-          <w:b/>
-          <w:bCs/>
-        </w:rPr>
-        <w:t>With yields falling and USD firm against gold bid, the posture points to slowing growth with easing inflation (disinflationary setup)—favoring defensives, duration, and quality balance sheets over high-beta cyclicals.</w:t>
+      <w:r>
+        <w:rPr>
+          <w:b/>
+          <w:bCs/>
+        </w:rPr>
+        <w:t>Bottom line:</w:t>
+      </w:r>
+      <w:r>
+        <w:t xml:space="preserve"> Breadth improved modestly, with more than half of tickers positive. The leadership remains </w:t>
+      </w:r>
+      <w:r>
+        <w:rPr>
+          <w:b/>
+          <w:bCs/>
+        </w:rPr>
+        <w:t>defensive and quality-biased</w:t>
+      </w:r>
+      <w:r>
+        <w:t xml:space="preserve">, led by </w:t>
+      </w:r>
+      <w:r>
+        <w:rPr>
+          <w:b/>
+          <w:bCs/>
+        </w:rPr>
+        <w:t>Health Care, Technology, and Utilities</w:t>
+      </w:r>
+      <w:r>
+        <w:t xml:space="preserve">, while </w:t>
+      </w:r>
+      <w:r>
+        <w:rPr>
+          <w:b/>
+          <w:bCs/>
+        </w:rPr>
+        <w:t>Financials, Energy, and Communication Services</w:t>
+      </w:r>
+      <w:r>
+        <w:t xml:space="preserve"> continue to lag. The macro setup — </w:t>
+      </w:r>
+      <w:r>
+        <w:rPr>
+          <w:b/>
+          <w:bCs/>
+        </w:rPr>
+        <w:t>gold bid, USD firm, yields falling, bonds firm, and a soft energy complex</w:t>
+      </w:r>
+      <w:r>
+        <w:t xml:space="preserve"> — reflects a </w:t>
+      </w:r>
+      <w:r>
+        <w:rPr>
+          <w:b/>
+          <w:bCs/>
+        </w:rPr>
+        <w:t>disinflationary environment with slowing growth momentum</w:t>
+      </w:r>
+      <w:r>
+        <w:t xml:space="preserve">, reinforcing positioning toward </w:t>
+      </w:r>
+      <w:r>
+        <w:rPr>
+          <w:b/>
+          <w:bCs/>
+        </w:rPr>
+        <w:t>defensives, duration, and capital preservation</w:t>
+      </w:r>
+      <w:r>
+        <w:t xml:space="preserve"> over cyclical risk and leverage.</w:t>
       </w:r>
     </w:p>
-    <w:bookmarkEnd w:id="0"/>
     <w:p/>
     <w:sectPr>
       <w:pgSz w:w="15840" w:h="12240" w:orient="landscape"/>
@@ -856,6 +1035,304 @@
     </w:lvl>
   </w:abstractNum>
   <w:abstractNum w:abstractNumId="3" w15:restartNumberingAfterBreak="0">
+    <w:nsid w:val="3CB22BDF"/>
+    <w:multiLevelType w:val="multilevel"/>
+    <w:tmpl w:val="82D830E8"/>
+    <w:lvl w:ilvl="0">
+      <w:start w:val="1"/>
+      <w:numFmt w:val="bullet"/>
+      <w:lvlText w:val=""/>
+      <w:lvlJc w:val="left"/>
+      <w:pPr>
+        <w:tabs>
+          <w:tab w:val="num" w:pos="720"/>
+        </w:tabs>
+        <w:ind w:left="720" w:hanging="360"/>
+      </w:pPr>
+      <w:rPr>
+        <w:rFonts w:ascii="Symbol" w:hAnsi="Symbol" w:hint="default"/>
+        <w:sz w:val="20"/>
+      </w:rPr>
+    </w:lvl>
+    <w:lvl w:ilvl="1" w:tentative="1">
+      <w:start w:val="1"/>
+      <w:numFmt w:val="bullet"/>
+      <w:lvlText w:val="o"/>
+      <w:lvlJc w:val="left"/>
+      <w:pPr>
+        <w:tabs>
+          <w:tab w:val="num" w:pos="1440"/>
+        </w:tabs>
+        <w:ind w:left="1440" w:hanging="360"/>
+      </w:pPr>
+      <w:rPr>
+        <w:rFonts w:ascii="Courier New" w:hAnsi="Courier New" w:hint="default"/>
+        <w:sz w:val="20"/>
+      </w:rPr>
+    </w:lvl>
+    <w:lvl w:ilvl="2" w:tentative="1">
+      <w:start w:val="1"/>
+      <w:numFmt w:val="bullet"/>
+      <w:lvlText w:val=""/>
+      <w:lvlJc w:val="left"/>
+      <w:pPr>
+        <w:tabs>
+          <w:tab w:val="num" w:pos="2160"/>
+        </w:tabs>
+        <w:ind w:left="2160" w:hanging="360"/>
+      </w:pPr>
+      <w:rPr>
+        <w:rFonts w:ascii="Wingdings" w:hAnsi="Wingdings" w:hint="default"/>
+        <w:sz w:val="20"/>
+      </w:rPr>
+    </w:lvl>
+    <w:lvl w:ilvl="3" w:tentative="1">
+      <w:start w:val="1"/>
+      <w:numFmt w:val="bullet"/>
+      <w:lvlText w:val=""/>
+      <w:lvlJc w:val="left"/>
+      <w:pPr>
+        <w:tabs>
+          <w:tab w:val="num" w:pos="2880"/>
+        </w:tabs>
+        <w:ind w:left="2880" w:hanging="360"/>
+      </w:pPr>
+      <w:rPr>
+        <w:rFonts w:ascii="Wingdings" w:hAnsi="Wingdings" w:hint="default"/>
+        <w:sz w:val="20"/>
+      </w:rPr>
+    </w:lvl>
+    <w:lvl w:ilvl="4" w:tentative="1">
+      <w:start w:val="1"/>
+      <w:numFmt w:val="bullet"/>
+      <w:lvlText w:val=""/>
+      <w:lvlJc w:val="left"/>
+      <w:pPr>
+        <w:tabs>
+          <w:tab w:val="num" w:pos="3600"/>
+        </w:tabs>
+        <w:ind w:left="3600" w:hanging="360"/>
+      </w:pPr>
+      <w:rPr>
+        <w:rFonts w:ascii="Wingdings" w:hAnsi="Wingdings" w:hint="default"/>
+        <w:sz w:val="20"/>
+      </w:rPr>
+    </w:lvl>
+    <w:lvl w:ilvl="5" w:tentative="1">
+      <w:start w:val="1"/>
+      <w:numFmt w:val="bullet"/>
+      <w:lvlText w:val=""/>
+      <w:lvlJc w:val="left"/>
+      <w:pPr>
+        <w:tabs>
+          <w:tab w:val="num" w:pos="4320"/>
+        </w:tabs>
+        <w:ind w:left="4320" w:hanging="360"/>
+      </w:pPr>
+      <w:rPr>
+        <w:rFonts w:ascii="Wingdings" w:hAnsi="Wingdings" w:hint="default"/>
+        <w:sz w:val="20"/>
+      </w:rPr>
+    </w:lvl>
+    <w:lvl w:ilvl="6" w:tentative="1">
+      <w:start w:val="1"/>
+      <w:numFmt w:val="bullet"/>
+      <w:lvlText w:val=""/>
+      <w:lvlJc w:val="left"/>
+      <w:pPr>
+        <w:tabs>
+          <w:tab w:val="num" w:pos="5040"/>
+        </w:tabs>
+        <w:ind w:left="5040" w:hanging="360"/>
+      </w:pPr>
+      <w:rPr>
+        <w:rFonts w:ascii="Wingdings" w:hAnsi="Wingdings" w:hint="default"/>
+        <w:sz w:val="20"/>
+      </w:rPr>
+    </w:lvl>
+    <w:lvl w:ilvl="7" w:tentative="1">
+      <w:start w:val="1"/>
+      <w:numFmt w:val="bullet"/>
+      <w:lvlText w:val=""/>
+      <w:lvlJc w:val="left"/>
+      <w:pPr>
+        <w:tabs>
+          <w:tab w:val="num" w:pos="5760"/>
+        </w:tabs>
+        <w:ind w:left="5760" w:hanging="360"/>
+      </w:pPr>
+      <w:rPr>
+        <w:rFonts w:ascii="Wingdings" w:hAnsi="Wingdings" w:hint="default"/>
+        <w:sz w:val="20"/>
+      </w:rPr>
+    </w:lvl>
+    <w:lvl w:ilvl="8" w:tentative="1">
+      <w:start w:val="1"/>
+      <w:numFmt w:val="bullet"/>
+      <w:lvlText w:val=""/>
+      <w:lvlJc w:val="left"/>
+      <w:pPr>
+        <w:tabs>
+          <w:tab w:val="num" w:pos="6480"/>
+        </w:tabs>
+        <w:ind w:left="6480" w:hanging="360"/>
+      </w:pPr>
+      <w:rPr>
+        <w:rFonts w:ascii="Wingdings" w:hAnsi="Wingdings" w:hint="default"/>
+        <w:sz w:val="20"/>
+      </w:rPr>
+    </w:lvl>
+  </w:abstractNum>
+  <w:abstractNum w:abstractNumId="4" w15:restartNumberingAfterBreak="0">
+    <w:nsid w:val="5D136671"/>
+    <w:multiLevelType w:val="multilevel"/>
+    <w:tmpl w:val="A488745C"/>
+    <w:lvl w:ilvl="0">
+      <w:start w:val="1"/>
+      <w:numFmt w:val="bullet"/>
+      <w:lvlText w:val=""/>
+      <w:lvlJc w:val="left"/>
+      <w:pPr>
+        <w:tabs>
+          <w:tab w:val="num" w:pos="720"/>
+        </w:tabs>
+        <w:ind w:left="720" w:hanging="360"/>
+      </w:pPr>
+      <w:rPr>
+        <w:rFonts w:ascii="Symbol" w:hAnsi="Symbol" w:hint="default"/>
+        <w:sz w:val="20"/>
+      </w:rPr>
+    </w:lvl>
+    <w:lvl w:ilvl="1" w:tentative="1">
+      <w:start w:val="1"/>
+      <w:numFmt w:val="bullet"/>
+      <w:lvlText w:val="o"/>
+      <w:lvlJc w:val="left"/>
+      <w:pPr>
+        <w:tabs>
+          <w:tab w:val="num" w:pos="1440"/>
+        </w:tabs>
+        <w:ind w:left="1440" w:hanging="360"/>
+      </w:pPr>
+      <w:rPr>
+        <w:rFonts w:ascii="Courier New" w:hAnsi="Courier New" w:hint="default"/>
+        <w:sz w:val="20"/>
+      </w:rPr>
+    </w:lvl>
+    <w:lvl w:ilvl="2" w:tentative="1">
+      <w:start w:val="1"/>
+      <w:numFmt w:val="bullet"/>
+      <w:lvlText w:val=""/>
+      <w:lvlJc w:val="left"/>
+      <w:pPr>
+        <w:tabs>
+          <w:tab w:val="num" w:pos="2160"/>
+        </w:tabs>
+        <w:ind w:left="2160" w:hanging="360"/>
+      </w:pPr>
+      <w:rPr>
+        <w:rFonts w:ascii="Wingdings" w:hAnsi="Wingdings" w:hint="default"/>
+        <w:sz w:val="20"/>
+      </w:rPr>
+    </w:lvl>
+    <w:lvl w:ilvl="3" w:tentative="1">
+      <w:start w:val="1"/>
+      <w:numFmt w:val="bullet"/>
+      <w:lvlText w:val=""/>
+      <w:lvlJc w:val="left"/>
+      <w:pPr>
+        <w:tabs>
+          <w:tab w:val="num" w:pos="2880"/>
+        </w:tabs>
+        <w:ind w:left="2880" w:hanging="360"/>
+      </w:pPr>
+      <w:rPr>
+        <w:rFonts w:ascii="Wingdings" w:hAnsi="Wingdings" w:hint="default"/>
+        <w:sz w:val="20"/>
+      </w:rPr>
+    </w:lvl>
+    <w:lvl w:ilvl="4" w:tentative="1">
+      <w:start w:val="1"/>
+      <w:numFmt w:val="bullet"/>
+      <w:lvlText w:val=""/>
+      <w:lvlJc w:val="left"/>
+      <w:pPr>
+        <w:tabs>
+          <w:tab w:val="num" w:pos="3600"/>
+        </w:tabs>
+        <w:ind w:left="3600" w:hanging="360"/>
+      </w:pPr>
+      <w:rPr>
+        <w:rFonts w:ascii="Wingdings" w:hAnsi="Wingdings" w:hint="default"/>
+        <w:sz w:val="20"/>
+      </w:rPr>
+    </w:lvl>
+    <w:lvl w:ilvl="5" w:tentative="1">
+      <w:start w:val="1"/>
+      <w:numFmt w:val="bullet"/>
+      <w:lvlText w:val=""/>
+      <w:lvlJc w:val="left"/>
+      <w:pPr>
+        <w:tabs>
+          <w:tab w:val="num" w:pos="4320"/>
+        </w:tabs>
+        <w:ind w:left="4320" w:hanging="360"/>
+      </w:pPr>
+      <w:rPr>
+        <w:rFonts w:ascii="Wingdings" w:hAnsi="Wingdings" w:hint="default"/>
+        <w:sz w:val="20"/>
+      </w:rPr>
+    </w:lvl>
+    <w:lvl w:ilvl="6" w:tentative="1">
+      <w:start w:val="1"/>
+      <w:numFmt w:val="bullet"/>
+      <w:lvlText w:val=""/>
+      <w:lvlJc w:val="left"/>
+      <w:pPr>
+        <w:tabs>
+          <w:tab w:val="num" w:pos="5040"/>
+        </w:tabs>
+        <w:ind w:left="5040" w:hanging="360"/>
+      </w:pPr>
+      <w:rPr>
+        <w:rFonts w:ascii="Wingdings" w:hAnsi="Wingdings" w:hint="default"/>
+        <w:sz w:val="20"/>
+      </w:rPr>
+    </w:lvl>
+    <w:lvl w:ilvl="7" w:tentative="1">
+      <w:start w:val="1"/>
+      <w:numFmt w:val="bullet"/>
+      <w:lvlText w:val=""/>
+      <w:lvlJc w:val="left"/>
+      <w:pPr>
+        <w:tabs>
+          <w:tab w:val="num" w:pos="5760"/>
+        </w:tabs>
+        <w:ind w:left="5760" w:hanging="360"/>
+      </w:pPr>
+      <w:rPr>
+        <w:rFonts w:ascii="Wingdings" w:hAnsi="Wingdings" w:hint="default"/>
+        <w:sz w:val="20"/>
+      </w:rPr>
+    </w:lvl>
+    <w:lvl w:ilvl="8" w:tentative="1">
+      <w:start w:val="1"/>
+      <w:numFmt w:val="bullet"/>
+      <w:lvlText w:val=""/>
+      <w:lvlJc w:val="left"/>
+      <w:pPr>
+        <w:tabs>
+          <w:tab w:val="num" w:pos="6480"/>
+        </w:tabs>
+        <w:ind w:left="6480" w:hanging="360"/>
+      </w:pPr>
+      <w:rPr>
+        <w:rFonts w:ascii="Wingdings" w:hAnsi="Wingdings" w:hint="default"/>
+        <w:sz w:val="20"/>
+      </w:rPr>
+    </w:lvl>
+  </w:abstractNum>
+  <w:abstractNum w:abstractNumId="5" w15:restartNumberingAfterBreak="0">
     <w:nsid w:val="60654821"/>
     <w:multiLevelType w:val="multilevel"/>
     <w:tmpl w:val="AF04D872"/>
@@ -1004,7 +1481,7 @@
       </w:rPr>
     </w:lvl>
   </w:abstractNum>
-  <w:abstractNum w:abstractNumId="4" w15:restartNumberingAfterBreak="0">
+  <w:abstractNum w:abstractNumId="6" w15:restartNumberingAfterBreak="0">
     <w:nsid w:val="63A04C72"/>
     <w:multiLevelType w:val="multilevel"/>
     <w:tmpl w:val="0818C51A"/>
@@ -1153,7 +1630,7 @@
       </w:rPr>
     </w:lvl>
   </w:abstractNum>
-  <w:abstractNum w:abstractNumId="5" w15:restartNumberingAfterBreak="0">
+  <w:abstractNum w:abstractNumId="7" w15:restartNumberingAfterBreak="0">
     <w:nsid w:val="6C862971"/>
     <w:multiLevelType w:val="multilevel"/>
     <w:tmpl w:val="406E48B4"/>
@@ -1303,22 +1780,28 @@
     </w:lvl>
   </w:abstractNum>
   <w:num w:numId="1" w16cid:durableId="10568627">
-    <w:abstractNumId w:val="4"/>
+    <w:abstractNumId w:val="6"/>
   </w:num>
   <w:num w:numId="2" w16cid:durableId="1522012968">
-    <w:abstractNumId w:val="5"/>
+    <w:abstractNumId w:val="7"/>
   </w:num>
   <w:num w:numId="3" w16cid:durableId="467479977">
     <w:abstractNumId w:val="2"/>
   </w:num>
   <w:num w:numId="4" w16cid:durableId="556473470">
-    <w:abstractNumId w:val="3"/>
+    <w:abstractNumId w:val="5"/>
   </w:num>
   <w:num w:numId="5" w16cid:durableId="324093746">
     <w:abstractNumId w:val="1"/>
   </w:num>
   <w:num w:numId="6" w16cid:durableId="1506939742">
     <w:abstractNumId w:val="0"/>
+  </w:num>
+  <w:num w:numId="7" w16cid:durableId="1406997827">
+    <w:abstractNumId w:val="3"/>
+  </w:num>
+  <w:num w:numId="8" w16cid:durableId="1120878745">
+    <w:abstractNumId w:val="4"/>
   </w:num>
   <w:numIdMacAtCleanup w:val="2"/>
 </w:numbering>

--- a/data/Market_Read_monthly.docx
+++ b/data/Market_Read_monthly.docx
@@ -8,7 +8,7 @@
           <w:b/>
           <w:bCs/>
         </w:rPr>
-        <w:t>Monthly Market Read: October 27, 2025</w:t>
+        <w:t>Monthly Market Read: October 28, 2025</w:t>
       </w:r>
     </w:p>
     <w:p>
@@ -30,7 +30,7 @@
       <w:pPr>
         <w:numPr>
           <w:ilvl w:val="0"/>
-          <w:numId w:val="7"/>
+          <w:numId w:val="9"/>
         </w:numPr>
       </w:pPr>
       <w:r>
@@ -41,14 +41,14 @@
         <w:t>Breadth:</w:t>
       </w:r>
       <w:r>
-        <w:t xml:space="preserve"> 55.9% of names are positive.</w:t>
+        <w:t xml:space="preserve"> 49.9% of names are positive.</w:t>
       </w:r>
     </w:p>
     <w:p>
       <w:pPr>
         <w:numPr>
           <w:ilvl w:val="0"/>
-          <w:numId w:val="7"/>
+          <w:numId w:val="9"/>
         </w:numPr>
       </w:pPr>
       <w:r>
@@ -66,7 +66,7 @@
           <w:b/>
           <w:bCs/>
         </w:rPr>
-        <w:t>avg +4.41%</w:t>
+        <w:t>avg +3.87%</w:t>
       </w:r>
       <w:r>
         <w:t>).</w:t>
@@ -76,7 +76,7 @@
       <w:pPr>
         <w:numPr>
           <w:ilvl w:val="0"/>
-          <w:numId w:val="7"/>
+          <w:numId w:val="9"/>
         </w:numPr>
       </w:pPr>
       <w:r>
@@ -87,14 +87,14 @@
         <w:t>Industrials:</w:t>
       </w:r>
       <w:r>
-        <w:t xml:space="preserve"> steady (</w:t>
-      </w:r>
-      <w:r>
-        <w:rPr>
-          <w:b/>
-          <w:bCs/>
-        </w:rPr>
-        <w:t>avg +0.52%</w:t>
+        <w:t xml:space="preserve"> soft (</w:t>
+      </w:r>
+      <w:r>
+        <w:rPr>
+          <w:b/>
+          <w:bCs/>
+        </w:rPr>
+        <w:t>avg -0.22%</w:t>
       </w:r>
       <w:r>
         <w:t>).</w:t>
@@ -104,7 +104,7 @@
       <w:pPr>
         <w:numPr>
           <w:ilvl w:val="0"/>
-          <w:numId w:val="7"/>
+          <w:numId w:val="9"/>
         </w:numPr>
       </w:pPr>
       <w:r>
@@ -115,14 +115,14 @@
         <w:t>Consumer Staples:</w:t>
       </w:r>
       <w:r>
-        <w:t xml:space="preserve"> firm (</w:t>
-      </w:r>
-      <w:r>
-        <w:rPr>
-          <w:b/>
-          <w:bCs/>
-        </w:rPr>
-        <w:t>avg +1.47%</w:t>
+        <w:t xml:space="preserve"> little change (</w:t>
+      </w:r>
+      <w:r>
+        <w:rPr>
+          <w:b/>
+          <w:bCs/>
+        </w:rPr>
+        <w:t>avg +0.46%</w:t>
       </w:r>
       <w:r>
         <w:t>).</w:t>
@@ -132,7 +132,7 @@
       <w:pPr>
         <w:numPr>
           <w:ilvl w:val="0"/>
-          <w:numId w:val="7"/>
+          <w:numId w:val="9"/>
         </w:numPr>
       </w:pPr>
       <w:r>
@@ -143,14 +143,14 @@
         <w:t>Consumer Discretionary:</w:t>
       </w:r>
       <w:r>
-        <w:t xml:space="preserve"> flat (</w:t>
-      </w:r>
-      <w:r>
-        <w:rPr>
-          <w:b/>
-          <w:bCs/>
-        </w:rPr>
-        <w:t>avg -0.19%</w:t>
+        <w:t xml:space="preserve"> weak (</w:t>
+      </w:r>
+      <w:r>
+        <w:rPr>
+          <w:b/>
+          <w:bCs/>
+        </w:rPr>
+        <w:t>avg -1.25%</w:t>
       </w:r>
       <w:r>
         <w:t>).</w:t>
@@ -160,7 +160,7 @@
       <w:pPr>
         <w:numPr>
           <w:ilvl w:val="0"/>
-          <w:numId w:val="7"/>
+          <w:numId w:val="9"/>
         </w:numPr>
       </w:pPr>
       <w:r>
@@ -178,7 +178,7 @@
           <w:b/>
           <w:bCs/>
         </w:rPr>
-        <w:t>avg -1.60%</w:t>
+        <w:t>avg -2.42%</w:t>
       </w:r>
       <w:r>
         <w:t>).</w:t>
@@ -188,7 +188,7 @@
       <w:pPr>
         <w:numPr>
           <w:ilvl w:val="0"/>
-          <w:numId w:val="7"/>
+          <w:numId w:val="9"/>
         </w:numPr>
       </w:pPr>
       <w:r>
@@ -199,14 +199,14 @@
         <w:t>Utilities:</w:t>
       </w:r>
       <w:r>
-        <w:t xml:space="preserve"> strong (</w:t>
-      </w:r>
-      <w:r>
-        <w:rPr>
-          <w:b/>
-          <w:bCs/>
-        </w:rPr>
-        <w:t>avg +3.52%</w:t>
+        <w:t xml:space="preserve"> firm (</w:t>
+      </w:r>
+      <w:r>
+        <w:rPr>
+          <w:b/>
+          <w:bCs/>
+        </w:rPr>
+        <w:t>avg +2.08%</w:t>
       </w:r>
       <w:r>
         <w:t>).</w:t>
@@ -216,7 +216,7 @@
       <w:pPr>
         <w:numPr>
           <w:ilvl w:val="0"/>
-          <w:numId w:val="7"/>
+          <w:numId w:val="9"/>
         </w:numPr>
       </w:pPr>
       <w:r>
@@ -227,14 +227,14 @@
         <w:t>Real Estate:</w:t>
       </w:r>
       <w:r>
-        <w:t xml:space="preserve"> unchanged (</w:t>
-      </w:r>
-      <w:r>
-        <w:rPr>
-          <w:b/>
-          <w:bCs/>
-        </w:rPr>
-        <w:t>avg -0.03%</w:t>
+        <w:t xml:space="preserve"> lagging (</w:t>
+      </w:r>
+      <w:r>
+        <w:rPr>
+          <w:b/>
+          <w:bCs/>
+        </w:rPr>
+        <w:t>avg -2.68%</w:t>
       </w:r>
       <w:r>
         <w:t>).</w:t>
@@ -244,7 +244,7 @@
       <w:pPr>
         <w:numPr>
           <w:ilvl w:val="0"/>
-          <w:numId w:val="7"/>
+          <w:numId w:val="9"/>
         </w:numPr>
       </w:pPr>
       <w:r>
@@ -262,7 +262,7 @@
           <w:b/>
           <w:bCs/>
         </w:rPr>
-        <w:t>avg +1.09%</w:t>
+        <w:t>avg +1.03%</w:t>
       </w:r>
       <w:r>
         <w:t>).</w:t>
@@ -272,7 +272,7 @@
       <w:pPr>
         <w:numPr>
           <w:ilvl w:val="0"/>
-          <w:numId w:val="7"/>
+          <w:numId w:val="9"/>
         </w:numPr>
       </w:pPr>
       <w:r>
@@ -283,14 +283,14 @@
         <w:t>Energy:</w:t>
       </w:r>
       <w:r>
-        <w:t xml:space="preserve"> weak (</w:t>
-      </w:r>
-      <w:r>
-        <w:rPr>
-          <w:b/>
-          <w:bCs/>
-        </w:rPr>
-        <w:t>avg -2.17%</w:t>
+        <w:t xml:space="preserve"> lagging (</w:t>
+      </w:r>
+      <w:r>
+        <w:rPr>
+          <w:b/>
+          <w:bCs/>
+        </w:rPr>
+        <w:t>avg -3.53%</w:t>
       </w:r>
       <w:r>
         <w:t>).</w:t>
@@ -300,7 +300,7 @@
       <w:pPr>
         <w:numPr>
           <w:ilvl w:val="0"/>
-          <w:numId w:val="7"/>
+          <w:numId w:val="9"/>
         </w:numPr>
       </w:pPr>
       <w:r>
@@ -318,7 +318,7 @@
           <w:b/>
           <w:bCs/>
         </w:rPr>
-        <w:t>avg +5.14%</w:t>
+        <w:t>avg +4.39%</w:t>
       </w:r>
       <w:r>
         <w:t>).</w:t>
@@ -328,7 +328,7 @@
       <w:pPr>
         <w:numPr>
           <w:ilvl w:val="0"/>
-          <w:numId w:val="7"/>
+          <w:numId w:val="9"/>
         </w:numPr>
       </w:pPr>
       <w:r>
@@ -346,7 +346,7 @@
           <w:b/>
           <w:bCs/>
         </w:rPr>
-        <w:t>avg -4.22%</w:t>
+        <w:t>avg -4.97%</w:t>
       </w:r>
       <w:r>
         <w:t>).</w:t>
@@ -365,7 +365,7 @@
       <w:pPr>
         <w:numPr>
           <w:ilvl w:val="0"/>
-          <w:numId w:val="8"/>
+          <w:numId w:val="10"/>
         </w:numPr>
       </w:pPr>
       <w:r>
@@ -383,7 +383,7 @@
           <w:b/>
           <w:bCs/>
         </w:rPr>
-        <w:t>+3.25%</w:t>
+        <w:t>+2.51%</w:t>
       </w:r>
       <w:r>
         <w:t>).</w:t>
@@ -393,7 +393,7 @@
       <w:pPr>
         <w:numPr>
           <w:ilvl w:val="0"/>
-          <w:numId w:val="8"/>
+          <w:numId w:val="10"/>
         </w:numPr>
       </w:pPr>
       <w:r>
@@ -411,7 +411,7 @@
           <w:b/>
           <w:bCs/>
         </w:rPr>
-        <w:t>+1.34%</w:t>
+        <w:t>+1.27%</w:t>
       </w:r>
       <w:r>
         <w:t>).</w:t>
@@ -421,7 +421,7 @@
       <w:pPr>
         <w:numPr>
           <w:ilvl w:val="0"/>
-          <w:numId w:val="8"/>
+          <w:numId w:val="10"/>
         </w:numPr>
       </w:pPr>
       <w:r>
@@ -439,7 +439,7 @@
           <w:b/>
           <w:bCs/>
         </w:rPr>
-        <w:t>-3.41%</w:t>
+        <w:t>-3.70%</w:t>
       </w:r>
       <w:r>
         <w:t>).</w:t>
@@ -449,7 +449,7 @@
       <w:pPr>
         <w:numPr>
           <w:ilvl w:val="0"/>
-          <w:numId w:val="8"/>
+          <w:numId w:val="10"/>
         </w:numPr>
       </w:pPr>
       <w:r>
@@ -467,7 +467,7 @@
           <w:b/>
           <w:bCs/>
         </w:rPr>
-        <w:t>+1.19%</w:t>
+        <w:t>+1.29%</w:t>
       </w:r>
       <w:r>
         <w:t>).</w:t>
@@ -477,7 +477,7 @@
       <w:pPr>
         <w:numPr>
           <w:ilvl w:val="0"/>
-          <w:numId w:val="8"/>
+          <w:numId w:val="10"/>
         </w:numPr>
       </w:pPr>
       <w:r>
@@ -496,7 +496,7 @@
           <w:b/>
           <w:bCs/>
         </w:rPr>
-        <w:t>-1.12%</w:t>
+        <w:t>-4.40%</w:t>
       </w:r>
       <w:r>
         <w:t>).</w:t>
@@ -511,67 +511,67 @@
         <w:t>Bottom line:</w:t>
       </w:r>
       <w:r>
-        <w:t xml:space="preserve"> Breadth improved modestly, with more than half of tickers positive. The leadership remains </w:t>
-      </w:r>
-      <w:r>
-        <w:rPr>
-          <w:b/>
-          <w:bCs/>
-        </w:rPr>
-        <w:t>defensive and quality-biased</w:t>
-      </w:r>
-      <w:r>
-        <w:t xml:space="preserve">, led by </w:t>
-      </w:r>
-      <w:r>
-        <w:rPr>
-          <w:b/>
-          <w:bCs/>
-        </w:rPr>
-        <w:t>Health Care, Technology, and Utilities</w:t>
-      </w:r>
-      <w:r>
-        <w:t xml:space="preserve">, while </w:t>
-      </w:r>
-      <w:r>
-        <w:rPr>
-          <w:b/>
-          <w:bCs/>
-        </w:rPr>
-        <w:t>Financials, Energy, and Communication Services</w:t>
-      </w:r>
-      <w:r>
-        <w:t xml:space="preserve"> continue to lag. The macro setup — </w:t>
-      </w:r>
-      <w:r>
-        <w:rPr>
-          <w:b/>
-          <w:bCs/>
-        </w:rPr>
-        <w:t>gold bid, USD firm, yields falling, bonds firm, and a soft energy complex</w:t>
-      </w:r>
-      <w:r>
-        <w:t xml:space="preserve"> — reflects a </w:t>
-      </w:r>
-      <w:r>
-        <w:rPr>
-          <w:b/>
-          <w:bCs/>
-        </w:rPr>
-        <w:t>disinflationary environment with slowing growth momentum</w:t>
-      </w:r>
-      <w:r>
-        <w:t xml:space="preserve">, reinforcing positioning toward </w:t>
-      </w:r>
-      <w:r>
-        <w:rPr>
-          <w:b/>
-          <w:bCs/>
-        </w:rPr>
-        <w:t>defensives, duration, and capital preservation</w:t>
-      </w:r>
-      <w:r>
-        <w:t xml:space="preserve"> over cyclical risk and leverage.</w:t>
+        <w:t xml:space="preserve"> Breadth sits right around even, and leadership remains </w:t>
+      </w:r>
+      <w:r>
+        <w:rPr>
+          <w:b/>
+          <w:bCs/>
+        </w:rPr>
+        <w:t>defensive/quality</w:t>
+      </w:r>
+      <w:r>
+        <w:t xml:space="preserve"> — </w:t>
+      </w:r>
+      <w:r>
+        <w:rPr>
+          <w:b/>
+          <w:bCs/>
+        </w:rPr>
+        <w:t>Health Care, Technology, Utilities, and Materials</w:t>
+      </w:r>
+      <w:r>
+        <w:t xml:space="preserve"> on top — while </w:t>
+      </w:r>
+      <w:r>
+        <w:rPr>
+          <w:b/>
+          <w:bCs/>
+        </w:rPr>
+        <w:t>Financials, Energy, Real Estate, Discretionary, and Communication Services</w:t>
+      </w:r>
+      <w:r>
+        <w:t xml:space="preserve"> lag. The macro mix — </w:t>
+      </w:r>
+      <w:r>
+        <w:rPr>
+          <w:b/>
+          <w:bCs/>
+        </w:rPr>
+        <w:t>gold bid, USD firm, yields falling, bonds firm, and a weak energy complex</w:t>
+      </w:r>
+      <w:r>
+        <w:t xml:space="preserve"> — points to </w:t>
+      </w:r>
+      <w:r>
+        <w:rPr>
+          <w:b/>
+          <w:bCs/>
+        </w:rPr>
+        <w:t>slowing growth with easing inflation (disinflationary setup)</w:t>
+      </w:r>
+      <w:r>
+        <w:t xml:space="preserve">, favoring </w:t>
+      </w:r>
+      <w:r>
+        <w:rPr>
+          <w:b/>
+          <w:bCs/>
+        </w:rPr>
+        <w:t>defensives, duration, and quality balance sheets</w:t>
+      </w:r>
+      <w:r>
+        <w:t xml:space="preserve"> over high-beta cyclicals.</w:t>
       </w:r>
     </w:p>
     <w:p/>
@@ -886,6 +886,155 @@
     </w:lvl>
   </w:abstractNum>
   <w:abstractNum w:abstractNumId="2" w15:restartNumberingAfterBreak="0">
+    <w:nsid w:val="259C18E0"/>
+    <w:multiLevelType w:val="multilevel"/>
+    <w:tmpl w:val="E13A185A"/>
+    <w:lvl w:ilvl="0">
+      <w:start w:val="1"/>
+      <w:numFmt w:val="bullet"/>
+      <w:lvlText w:val=""/>
+      <w:lvlJc w:val="left"/>
+      <w:pPr>
+        <w:tabs>
+          <w:tab w:val="num" w:pos="720"/>
+        </w:tabs>
+        <w:ind w:left="720" w:hanging="360"/>
+      </w:pPr>
+      <w:rPr>
+        <w:rFonts w:ascii="Symbol" w:hAnsi="Symbol" w:hint="default"/>
+        <w:sz w:val="20"/>
+      </w:rPr>
+    </w:lvl>
+    <w:lvl w:ilvl="1" w:tentative="1">
+      <w:start w:val="1"/>
+      <w:numFmt w:val="bullet"/>
+      <w:lvlText w:val="o"/>
+      <w:lvlJc w:val="left"/>
+      <w:pPr>
+        <w:tabs>
+          <w:tab w:val="num" w:pos="1440"/>
+        </w:tabs>
+        <w:ind w:left="1440" w:hanging="360"/>
+      </w:pPr>
+      <w:rPr>
+        <w:rFonts w:ascii="Courier New" w:hAnsi="Courier New" w:hint="default"/>
+        <w:sz w:val="20"/>
+      </w:rPr>
+    </w:lvl>
+    <w:lvl w:ilvl="2" w:tentative="1">
+      <w:start w:val="1"/>
+      <w:numFmt w:val="bullet"/>
+      <w:lvlText w:val=""/>
+      <w:lvlJc w:val="left"/>
+      <w:pPr>
+        <w:tabs>
+          <w:tab w:val="num" w:pos="2160"/>
+        </w:tabs>
+        <w:ind w:left="2160" w:hanging="360"/>
+      </w:pPr>
+      <w:rPr>
+        <w:rFonts w:ascii="Wingdings" w:hAnsi="Wingdings" w:hint="default"/>
+        <w:sz w:val="20"/>
+      </w:rPr>
+    </w:lvl>
+    <w:lvl w:ilvl="3" w:tentative="1">
+      <w:start w:val="1"/>
+      <w:numFmt w:val="bullet"/>
+      <w:lvlText w:val=""/>
+      <w:lvlJc w:val="left"/>
+      <w:pPr>
+        <w:tabs>
+          <w:tab w:val="num" w:pos="2880"/>
+        </w:tabs>
+        <w:ind w:left="2880" w:hanging="360"/>
+      </w:pPr>
+      <w:rPr>
+        <w:rFonts w:ascii="Wingdings" w:hAnsi="Wingdings" w:hint="default"/>
+        <w:sz w:val="20"/>
+      </w:rPr>
+    </w:lvl>
+    <w:lvl w:ilvl="4" w:tentative="1">
+      <w:start w:val="1"/>
+      <w:numFmt w:val="bullet"/>
+      <w:lvlText w:val=""/>
+      <w:lvlJc w:val="left"/>
+      <w:pPr>
+        <w:tabs>
+          <w:tab w:val="num" w:pos="3600"/>
+        </w:tabs>
+        <w:ind w:left="3600" w:hanging="360"/>
+      </w:pPr>
+      <w:rPr>
+        <w:rFonts w:ascii="Wingdings" w:hAnsi="Wingdings" w:hint="default"/>
+        <w:sz w:val="20"/>
+      </w:rPr>
+    </w:lvl>
+    <w:lvl w:ilvl="5" w:tentative="1">
+      <w:start w:val="1"/>
+      <w:numFmt w:val="bullet"/>
+      <w:lvlText w:val=""/>
+      <w:lvlJc w:val="left"/>
+      <w:pPr>
+        <w:tabs>
+          <w:tab w:val="num" w:pos="4320"/>
+        </w:tabs>
+        <w:ind w:left="4320" w:hanging="360"/>
+      </w:pPr>
+      <w:rPr>
+        <w:rFonts w:ascii="Wingdings" w:hAnsi="Wingdings" w:hint="default"/>
+        <w:sz w:val="20"/>
+      </w:rPr>
+    </w:lvl>
+    <w:lvl w:ilvl="6" w:tentative="1">
+      <w:start w:val="1"/>
+      <w:numFmt w:val="bullet"/>
+      <w:lvlText w:val=""/>
+      <w:lvlJc w:val="left"/>
+      <w:pPr>
+        <w:tabs>
+          <w:tab w:val="num" w:pos="5040"/>
+        </w:tabs>
+        <w:ind w:left="5040" w:hanging="360"/>
+      </w:pPr>
+      <w:rPr>
+        <w:rFonts w:ascii="Wingdings" w:hAnsi="Wingdings" w:hint="default"/>
+        <w:sz w:val="20"/>
+      </w:rPr>
+    </w:lvl>
+    <w:lvl w:ilvl="7" w:tentative="1">
+      <w:start w:val="1"/>
+      <w:numFmt w:val="bullet"/>
+      <w:lvlText w:val=""/>
+      <w:lvlJc w:val="left"/>
+      <w:pPr>
+        <w:tabs>
+          <w:tab w:val="num" w:pos="5760"/>
+        </w:tabs>
+        <w:ind w:left="5760" w:hanging="360"/>
+      </w:pPr>
+      <w:rPr>
+        <w:rFonts w:ascii="Wingdings" w:hAnsi="Wingdings" w:hint="default"/>
+        <w:sz w:val="20"/>
+      </w:rPr>
+    </w:lvl>
+    <w:lvl w:ilvl="8" w:tentative="1">
+      <w:start w:val="1"/>
+      <w:numFmt w:val="bullet"/>
+      <w:lvlText w:val=""/>
+      <w:lvlJc w:val="left"/>
+      <w:pPr>
+        <w:tabs>
+          <w:tab w:val="num" w:pos="6480"/>
+        </w:tabs>
+        <w:ind w:left="6480" w:hanging="360"/>
+      </w:pPr>
+      <w:rPr>
+        <w:rFonts w:ascii="Wingdings" w:hAnsi="Wingdings" w:hint="default"/>
+        <w:sz w:val="20"/>
+      </w:rPr>
+    </w:lvl>
+  </w:abstractNum>
+  <w:abstractNum w:abstractNumId="3" w15:restartNumberingAfterBreak="0">
     <w:nsid w:val="31170624"/>
     <w:multiLevelType w:val="multilevel"/>
     <w:tmpl w:val="947CED74"/>
@@ -1034,7 +1183,7 @@
       </w:rPr>
     </w:lvl>
   </w:abstractNum>
-  <w:abstractNum w:abstractNumId="3" w15:restartNumberingAfterBreak="0">
+  <w:abstractNum w:abstractNumId="4" w15:restartNumberingAfterBreak="0">
     <w:nsid w:val="3CB22BDF"/>
     <w:multiLevelType w:val="multilevel"/>
     <w:tmpl w:val="82D830E8"/>
@@ -1183,7 +1332,156 @@
       </w:rPr>
     </w:lvl>
   </w:abstractNum>
-  <w:abstractNum w:abstractNumId="4" w15:restartNumberingAfterBreak="0">
+  <w:abstractNum w:abstractNumId="5" w15:restartNumberingAfterBreak="0">
+    <w:nsid w:val="57E651EE"/>
+    <w:multiLevelType w:val="multilevel"/>
+    <w:tmpl w:val="CAB8AB08"/>
+    <w:lvl w:ilvl="0">
+      <w:start w:val="1"/>
+      <w:numFmt w:val="bullet"/>
+      <w:lvlText w:val=""/>
+      <w:lvlJc w:val="left"/>
+      <w:pPr>
+        <w:tabs>
+          <w:tab w:val="num" w:pos="720"/>
+        </w:tabs>
+        <w:ind w:left="720" w:hanging="360"/>
+      </w:pPr>
+      <w:rPr>
+        <w:rFonts w:ascii="Symbol" w:hAnsi="Symbol" w:hint="default"/>
+        <w:sz w:val="20"/>
+      </w:rPr>
+    </w:lvl>
+    <w:lvl w:ilvl="1" w:tentative="1">
+      <w:start w:val="1"/>
+      <w:numFmt w:val="bullet"/>
+      <w:lvlText w:val="o"/>
+      <w:lvlJc w:val="left"/>
+      <w:pPr>
+        <w:tabs>
+          <w:tab w:val="num" w:pos="1440"/>
+        </w:tabs>
+        <w:ind w:left="1440" w:hanging="360"/>
+      </w:pPr>
+      <w:rPr>
+        <w:rFonts w:ascii="Courier New" w:hAnsi="Courier New" w:hint="default"/>
+        <w:sz w:val="20"/>
+      </w:rPr>
+    </w:lvl>
+    <w:lvl w:ilvl="2" w:tentative="1">
+      <w:start w:val="1"/>
+      <w:numFmt w:val="bullet"/>
+      <w:lvlText w:val=""/>
+      <w:lvlJc w:val="left"/>
+      <w:pPr>
+        <w:tabs>
+          <w:tab w:val="num" w:pos="2160"/>
+        </w:tabs>
+        <w:ind w:left="2160" w:hanging="360"/>
+      </w:pPr>
+      <w:rPr>
+        <w:rFonts w:ascii="Wingdings" w:hAnsi="Wingdings" w:hint="default"/>
+        <w:sz w:val="20"/>
+      </w:rPr>
+    </w:lvl>
+    <w:lvl w:ilvl="3" w:tentative="1">
+      <w:start w:val="1"/>
+      <w:numFmt w:val="bullet"/>
+      <w:lvlText w:val=""/>
+      <w:lvlJc w:val="left"/>
+      <w:pPr>
+        <w:tabs>
+          <w:tab w:val="num" w:pos="2880"/>
+        </w:tabs>
+        <w:ind w:left="2880" w:hanging="360"/>
+      </w:pPr>
+      <w:rPr>
+        <w:rFonts w:ascii="Wingdings" w:hAnsi="Wingdings" w:hint="default"/>
+        <w:sz w:val="20"/>
+      </w:rPr>
+    </w:lvl>
+    <w:lvl w:ilvl="4" w:tentative="1">
+      <w:start w:val="1"/>
+      <w:numFmt w:val="bullet"/>
+      <w:lvlText w:val=""/>
+      <w:lvlJc w:val="left"/>
+      <w:pPr>
+        <w:tabs>
+          <w:tab w:val="num" w:pos="3600"/>
+        </w:tabs>
+        <w:ind w:left="3600" w:hanging="360"/>
+      </w:pPr>
+      <w:rPr>
+        <w:rFonts w:ascii="Wingdings" w:hAnsi="Wingdings" w:hint="default"/>
+        <w:sz w:val="20"/>
+      </w:rPr>
+    </w:lvl>
+    <w:lvl w:ilvl="5" w:tentative="1">
+      <w:start w:val="1"/>
+      <w:numFmt w:val="bullet"/>
+      <w:lvlText w:val=""/>
+      <w:lvlJc w:val="left"/>
+      <w:pPr>
+        <w:tabs>
+          <w:tab w:val="num" w:pos="4320"/>
+        </w:tabs>
+        <w:ind w:left="4320" w:hanging="360"/>
+      </w:pPr>
+      <w:rPr>
+        <w:rFonts w:ascii="Wingdings" w:hAnsi="Wingdings" w:hint="default"/>
+        <w:sz w:val="20"/>
+      </w:rPr>
+    </w:lvl>
+    <w:lvl w:ilvl="6" w:tentative="1">
+      <w:start w:val="1"/>
+      <w:numFmt w:val="bullet"/>
+      <w:lvlText w:val=""/>
+      <w:lvlJc w:val="left"/>
+      <w:pPr>
+        <w:tabs>
+          <w:tab w:val="num" w:pos="5040"/>
+        </w:tabs>
+        <w:ind w:left="5040" w:hanging="360"/>
+      </w:pPr>
+      <w:rPr>
+        <w:rFonts w:ascii="Wingdings" w:hAnsi="Wingdings" w:hint="default"/>
+        <w:sz w:val="20"/>
+      </w:rPr>
+    </w:lvl>
+    <w:lvl w:ilvl="7" w:tentative="1">
+      <w:start w:val="1"/>
+      <w:numFmt w:val="bullet"/>
+      <w:lvlText w:val=""/>
+      <w:lvlJc w:val="left"/>
+      <w:pPr>
+        <w:tabs>
+          <w:tab w:val="num" w:pos="5760"/>
+        </w:tabs>
+        <w:ind w:left="5760" w:hanging="360"/>
+      </w:pPr>
+      <w:rPr>
+        <w:rFonts w:ascii="Wingdings" w:hAnsi="Wingdings" w:hint="default"/>
+        <w:sz w:val="20"/>
+      </w:rPr>
+    </w:lvl>
+    <w:lvl w:ilvl="8" w:tentative="1">
+      <w:start w:val="1"/>
+      <w:numFmt w:val="bullet"/>
+      <w:lvlText w:val=""/>
+      <w:lvlJc w:val="left"/>
+      <w:pPr>
+        <w:tabs>
+          <w:tab w:val="num" w:pos="6480"/>
+        </w:tabs>
+        <w:ind w:left="6480" w:hanging="360"/>
+      </w:pPr>
+      <w:rPr>
+        <w:rFonts w:ascii="Wingdings" w:hAnsi="Wingdings" w:hint="default"/>
+        <w:sz w:val="20"/>
+      </w:rPr>
+    </w:lvl>
+  </w:abstractNum>
+  <w:abstractNum w:abstractNumId="6" w15:restartNumberingAfterBreak="0">
     <w:nsid w:val="5D136671"/>
     <w:multiLevelType w:val="multilevel"/>
     <w:tmpl w:val="A488745C"/>
@@ -1332,7 +1630,7 @@
       </w:rPr>
     </w:lvl>
   </w:abstractNum>
-  <w:abstractNum w:abstractNumId="5" w15:restartNumberingAfterBreak="0">
+  <w:abstractNum w:abstractNumId="7" w15:restartNumberingAfterBreak="0">
     <w:nsid w:val="60654821"/>
     <w:multiLevelType w:val="multilevel"/>
     <w:tmpl w:val="AF04D872"/>
@@ -1481,7 +1779,7 @@
       </w:rPr>
     </w:lvl>
   </w:abstractNum>
-  <w:abstractNum w:abstractNumId="6" w15:restartNumberingAfterBreak="0">
+  <w:abstractNum w:abstractNumId="8" w15:restartNumberingAfterBreak="0">
     <w:nsid w:val="63A04C72"/>
     <w:multiLevelType w:val="multilevel"/>
     <w:tmpl w:val="0818C51A"/>
@@ -1630,7 +1928,7 @@
       </w:rPr>
     </w:lvl>
   </w:abstractNum>
-  <w:abstractNum w:abstractNumId="7" w15:restartNumberingAfterBreak="0">
+  <w:abstractNum w:abstractNumId="9" w15:restartNumberingAfterBreak="0">
     <w:nsid w:val="6C862971"/>
     <w:multiLevelType w:val="multilevel"/>
     <w:tmpl w:val="406E48B4"/>
@@ -1780,16 +2078,16 @@
     </w:lvl>
   </w:abstractNum>
   <w:num w:numId="1" w16cid:durableId="10568627">
-    <w:abstractNumId w:val="6"/>
+    <w:abstractNumId w:val="8"/>
   </w:num>
   <w:num w:numId="2" w16cid:durableId="1522012968">
-    <w:abstractNumId w:val="7"/>
+    <w:abstractNumId w:val="9"/>
   </w:num>
   <w:num w:numId="3" w16cid:durableId="467479977">
-    <w:abstractNumId w:val="2"/>
+    <w:abstractNumId w:val="3"/>
   </w:num>
   <w:num w:numId="4" w16cid:durableId="556473470">
-    <w:abstractNumId w:val="5"/>
+    <w:abstractNumId w:val="7"/>
   </w:num>
   <w:num w:numId="5" w16cid:durableId="324093746">
     <w:abstractNumId w:val="1"/>
@@ -1798,10 +2096,16 @@
     <w:abstractNumId w:val="0"/>
   </w:num>
   <w:num w:numId="7" w16cid:durableId="1406997827">
-    <w:abstractNumId w:val="3"/>
+    <w:abstractNumId w:val="4"/>
   </w:num>
   <w:num w:numId="8" w16cid:durableId="1120878745">
-    <w:abstractNumId w:val="4"/>
+    <w:abstractNumId w:val="6"/>
+  </w:num>
+  <w:num w:numId="9" w16cid:durableId="1149397064">
+    <w:abstractNumId w:val="2"/>
+  </w:num>
+  <w:num w:numId="10" w16cid:durableId="1752506734">
+    <w:abstractNumId w:val="5"/>
   </w:num>
   <w:numIdMacAtCleanup w:val="2"/>
 </w:numbering>

--- a/data/Market_Read_monthly.docx
+++ b/data/Market_Read_monthly.docx
@@ -3,356 +3,270 @@
 <w:document xmlns:wpc="http://schemas.microsoft.com/office/word/2010/wordprocessingCanvas" xmlns:cx="http://schemas.microsoft.com/office/drawing/2014/chartex" xmlns:cx1="http://schemas.microsoft.com/office/drawing/2015/9/8/chartex" xmlns:cx2="http://schemas.microsoft.com/office/drawing/2015/10/21/chartex" xmlns:cx3="http://schemas.microsoft.com/office/drawing/2016/5/9/chartex" xmlns:cx4="http://schemas.microsoft.com/office/drawing/2016/5/10/chartex" xmlns:cx5="http://schemas.microsoft.com/office/drawing/2016/5/11/chartex" xmlns:cx6="http://schemas.microsoft.com/office/drawing/2016/5/12/chartex" xmlns:cx7="http://schemas.microsoft.com/office/drawing/2016/5/13/chartex" xmlns:cx8="http://schemas.microsoft.com/office/drawing/2016/5/14/chartex" xmlns:mc="http://schemas.openxmlformats.org/markup-compatibility/2006" xmlns:aink="http://schemas.microsoft.com/office/drawing/2016/ink" xmlns:am3d="http://schemas.microsoft.com/office/drawing/2017/model3d" xmlns:o="urn:schemas-microsoft-com:office:office" xmlns:oel="http://schemas.microsoft.com/office/2019/extlst" xmlns:r="http://schemas.openxmlformats.org/officeDocument/2006/relationships" xmlns:m="http://schemas.openxmlformats.org/officeDocument/2006/math" xmlns:v="urn:schemas-microsoft-com:vml" xmlns:wp14="http://schemas.microsoft.com/office/word/2010/wordprocessingDrawing" xmlns:wp="http://schemas.openxmlformats.org/drawingml/2006/wordprocessingDrawing" xmlns:w10="urn:schemas-microsoft-com:office:word" xmlns:w="http://schemas.openxmlformats.org/wordprocessingml/2006/main" xmlns:w14="http://schemas.microsoft.com/office/word/2010/wordml" xmlns:w15="http://schemas.microsoft.com/office/word/2012/wordml" xmlns:w16cex="http://schemas.microsoft.com/office/word/2018/wordml/cex" xmlns:w16cid="http://schemas.microsoft.com/office/word/2016/wordml/cid" xmlns:w16="http://schemas.microsoft.com/office/word/2018/wordml" xmlns:w16du="http://schemas.microsoft.com/office/word/2023/wordml/word16du" xmlns:w16sdtdh="http://schemas.microsoft.com/office/word/2020/wordml/sdtdatahash" xmlns:w16sdtfl="http://schemas.microsoft.com/office/word/2024/wordml/sdtformatlock" xmlns:w16se="http://schemas.microsoft.com/office/word/2015/wordml/symex" xmlns:wpg="http://schemas.microsoft.com/office/word/2010/wordprocessingGroup" xmlns:wpi="http://schemas.microsoft.com/office/word/2010/wordprocessingInk" xmlns:wne="http://schemas.microsoft.com/office/word/2006/wordml" xmlns:wps="http://schemas.microsoft.com/office/word/2010/wordprocessingShape" mc:Ignorable="w14 w15 w16se w16cid w16 w16cex w16sdtdh w16sdtfl w16du wp14">
   <w:body>
     <w:p>
+      <w:pPr>
+        <w:rPr>
+          <w:b/>
+          <w:bCs/>
+        </w:rPr>
+      </w:pPr>
       <w:r>
         <w:rPr>
           <w:b/>
           <w:bCs/>
         </w:rPr>
-        <w:t>Monthly Market Read: October 28, 2025</w:t>
+        <w:t>Monthly Market Read: October 29, 2025</w:t>
       </w:r>
     </w:p>
     <w:p>
+      <w:pPr>
+        <w:rPr>
+          <w:b/>
+          <w:bCs/>
+        </w:rPr>
+      </w:pPr>
       <w:r>
-        <w:t xml:space="preserve">The market is saying (all numbers are </w:t>
-      </w:r>
-      <w:r>
-        <w:rPr>
-          <w:b/>
-          <w:bCs/>
-        </w:rPr>
-        <w:t>MTD % returns</w:t>
-      </w:r>
-      <w:r>
-        <w:t>):</w:t>
+        <w:rPr>
+          <w:b/>
+          <w:bCs/>
+        </w:rPr>
+        <w:t>The market is saying (all numbers are MTD % returns):</w:t>
       </w:r>
     </w:p>
     <w:p>
       <w:pPr>
         <w:numPr>
           <w:ilvl w:val="0"/>
-          <w:numId w:val="9"/>
+          <w:numId w:val="11"/>
         </w:numPr>
+        <w:rPr>
+          <w:b/>
+          <w:bCs/>
+        </w:rPr>
       </w:pPr>
       <w:r>
         <w:rPr>
           <w:b/>
           <w:bCs/>
         </w:rPr>
-        <w:t>Breadth:</w:t>
-      </w:r>
-      <w:r>
-        <w:t xml:space="preserve"> 49.9% of names are positive.</w:t>
+        <w:t>Breadth: 43.8% of names are positive.</w:t>
       </w:r>
     </w:p>
     <w:p>
       <w:pPr>
         <w:numPr>
           <w:ilvl w:val="0"/>
-          <w:numId w:val="9"/>
+          <w:numId w:val="11"/>
         </w:numPr>
+        <w:rPr>
+          <w:b/>
+          <w:bCs/>
+        </w:rPr>
       </w:pPr>
       <w:r>
         <w:rPr>
           <w:b/>
           <w:bCs/>
         </w:rPr>
-        <w:t>Information Technology:</w:t>
-      </w:r>
-      <w:r>
-        <w:t xml:space="preserve"> firm (</w:t>
-      </w:r>
-      <w:r>
-        <w:rPr>
-          <w:b/>
-          <w:bCs/>
-        </w:rPr>
-        <w:t>avg +3.87%</w:t>
-      </w:r>
-      <w:r>
-        <w:t>).</w:t>
+        <w:t>Information Technology: leading (avg +4.11%).</w:t>
       </w:r>
     </w:p>
     <w:p>
       <w:pPr>
         <w:numPr>
           <w:ilvl w:val="0"/>
-          <w:numId w:val="9"/>
+          <w:numId w:val="11"/>
         </w:numPr>
+        <w:rPr>
+          <w:b/>
+          <w:bCs/>
+        </w:rPr>
       </w:pPr>
       <w:r>
         <w:rPr>
           <w:b/>
           <w:bCs/>
         </w:rPr>
-        <w:t>Industrials:</w:t>
-      </w:r>
-      <w:r>
-        <w:t xml:space="preserve"> soft (</w:t>
-      </w:r>
-      <w:r>
-        <w:rPr>
-          <w:b/>
-          <w:bCs/>
-        </w:rPr>
-        <w:t>avg -0.22%</w:t>
-      </w:r>
-      <w:r>
-        <w:t>).</w:t>
+        <w:t>Industrials: soft (avg -0.66%).</w:t>
       </w:r>
     </w:p>
     <w:p>
       <w:pPr>
         <w:numPr>
           <w:ilvl w:val="0"/>
-          <w:numId w:val="9"/>
+          <w:numId w:val="11"/>
         </w:numPr>
+        <w:rPr>
+          <w:b/>
+          <w:bCs/>
+        </w:rPr>
       </w:pPr>
       <w:r>
         <w:rPr>
           <w:b/>
           <w:bCs/>
         </w:rPr>
-        <w:t>Consumer Staples:</w:t>
-      </w:r>
-      <w:r>
-        <w:t xml:space="preserve"> little change (</w:t>
-      </w:r>
-      <w:r>
-        <w:rPr>
-          <w:b/>
-          <w:bCs/>
-        </w:rPr>
-        <w:t>avg +0.46%</w:t>
-      </w:r>
-      <w:r>
-        <w:t>).</w:t>
+        <w:t>Consumer Staples: weak (avg -2.38%).</w:t>
       </w:r>
     </w:p>
     <w:p>
       <w:pPr>
         <w:numPr>
           <w:ilvl w:val="0"/>
-          <w:numId w:val="9"/>
+          <w:numId w:val="11"/>
         </w:numPr>
+        <w:rPr>
+          <w:b/>
+          <w:bCs/>
+        </w:rPr>
       </w:pPr>
       <w:r>
         <w:rPr>
           <w:b/>
           <w:bCs/>
         </w:rPr>
-        <w:t>Consumer Discretionary:</w:t>
-      </w:r>
-      <w:r>
-        <w:t xml:space="preserve"> weak (</w:t>
-      </w:r>
-      <w:r>
-        <w:rPr>
-          <w:b/>
-          <w:bCs/>
-        </w:rPr>
-        <w:t>avg -1.25%</w:t>
-      </w:r>
-      <w:r>
-        <w:t>).</w:t>
+        <w:t>Consumer Discretionary: lagging (avg -2.85%).</w:t>
       </w:r>
     </w:p>
     <w:p>
       <w:pPr>
         <w:numPr>
           <w:ilvl w:val="0"/>
-          <w:numId w:val="9"/>
+          <w:numId w:val="11"/>
         </w:numPr>
+        <w:rPr>
+          <w:b/>
+          <w:bCs/>
+        </w:rPr>
       </w:pPr>
       <w:r>
         <w:rPr>
           <w:b/>
           <w:bCs/>
         </w:rPr>
-        <w:t>Financials:</w:t>
-      </w:r>
-      <w:r>
-        <w:t xml:space="preserve"> lagging (</w:t>
-      </w:r>
-      <w:r>
-        <w:rPr>
-          <w:b/>
-          <w:bCs/>
-        </w:rPr>
-        <w:t>avg -2.42%</w:t>
-      </w:r>
-      <w:r>
-        <w:t>).</w:t>
+        <w:t>Financials: under pressure (avg -4.62%).</w:t>
       </w:r>
     </w:p>
     <w:p>
       <w:pPr>
         <w:numPr>
           <w:ilvl w:val="0"/>
-          <w:numId w:val="9"/>
+          <w:numId w:val="11"/>
         </w:numPr>
+        <w:rPr>
+          <w:b/>
+          <w:bCs/>
+        </w:rPr>
       </w:pPr>
       <w:r>
         <w:rPr>
           <w:b/>
           <w:bCs/>
         </w:rPr>
-        <w:t>Utilities:</w:t>
-      </w:r>
-      <w:r>
-        <w:t xml:space="preserve"> firm (</w:t>
-      </w:r>
-      <w:r>
-        <w:rPr>
-          <w:b/>
-          <w:bCs/>
-        </w:rPr>
-        <w:t>avg +2.08%</w:t>
-      </w:r>
-      <w:r>
-        <w:t>).</w:t>
+        <w:t>Utilities: firm (avg +1.67%).</w:t>
       </w:r>
     </w:p>
     <w:p>
       <w:pPr>
         <w:numPr>
           <w:ilvl w:val="0"/>
-          <w:numId w:val="9"/>
+          <w:numId w:val="11"/>
         </w:numPr>
+        <w:rPr>
+          <w:b/>
+          <w:bCs/>
+        </w:rPr>
       </w:pPr>
       <w:r>
         <w:rPr>
           <w:b/>
           <w:bCs/>
         </w:rPr>
-        <w:t>Real Estate:</w:t>
-      </w:r>
-      <w:r>
-        <w:t xml:space="preserve"> lagging (</w:t>
-      </w:r>
-      <w:r>
-        <w:rPr>
-          <w:b/>
-          <w:bCs/>
-        </w:rPr>
-        <w:t>avg -2.68%</w:t>
-      </w:r>
-      <w:r>
-        <w:t>).</w:t>
+        <w:t>Real Estate: lagging (avg -5.59%).</w:t>
       </w:r>
     </w:p>
     <w:p>
       <w:pPr>
         <w:numPr>
           <w:ilvl w:val="0"/>
-          <w:numId w:val="9"/>
+          <w:numId w:val="11"/>
         </w:numPr>
+        <w:rPr>
+          <w:b/>
+          <w:bCs/>
+        </w:rPr>
       </w:pPr>
       <w:r>
         <w:rPr>
           <w:b/>
           <w:bCs/>
         </w:rPr>
-        <w:t>Materials:</w:t>
-      </w:r>
-      <w:r>
-        <w:t xml:space="preserve"> firm (</w:t>
-      </w:r>
-      <w:r>
-        <w:rPr>
-          <w:b/>
-          <w:bCs/>
-        </w:rPr>
-        <w:t>avg +1.03%</w:t>
-      </w:r>
-      <w:r>
-        <w:t>).</w:t>
+        <w:t>Materials: soft (avg -1.07%).</w:t>
       </w:r>
     </w:p>
     <w:p>
       <w:pPr>
         <w:numPr>
           <w:ilvl w:val="0"/>
-          <w:numId w:val="9"/>
+          <w:numId w:val="11"/>
         </w:numPr>
+        <w:rPr>
+          <w:b/>
+          <w:bCs/>
+        </w:rPr>
       </w:pPr>
       <w:r>
         <w:rPr>
           <w:b/>
           <w:bCs/>
         </w:rPr>
-        <w:t>Energy:</w:t>
-      </w:r>
-      <w:r>
-        <w:t xml:space="preserve"> lagging (</w:t>
-      </w:r>
-      <w:r>
-        <w:rPr>
-          <w:b/>
-          <w:bCs/>
-        </w:rPr>
-        <w:t>avg -3.53%</w:t>
-      </w:r>
-      <w:r>
-        <w:t>).</w:t>
+        <w:t>Energy: lagging (avg -3.01%).</w:t>
       </w:r>
     </w:p>
     <w:p>
       <w:pPr>
         <w:numPr>
           <w:ilvl w:val="0"/>
-          <w:numId w:val="9"/>
+          <w:numId w:val="11"/>
         </w:numPr>
+        <w:rPr>
+          <w:b/>
+          <w:bCs/>
+        </w:rPr>
       </w:pPr>
       <w:r>
         <w:rPr>
           <w:b/>
           <w:bCs/>
         </w:rPr>
-        <w:t>Health Care:</w:t>
-      </w:r>
-      <w:r>
-        <w:t xml:space="preserve"> leading (</w:t>
-      </w:r>
-      <w:r>
-        <w:rPr>
-          <w:b/>
-          <w:bCs/>
-        </w:rPr>
-        <w:t>avg +4.39%</w:t>
-      </w:r>
-      <w:r>
-        <w:t>).</w:t>
+        <w:t>Health Care: strong (avg +3.39%).</w:t>
       </w:r>
     </w:p>
     <w:p>
       <w:pPr>
         <w:numPr>
           <w:ilvl w:val="0"/>
-          <w:numId w:val="9"/>
+          <w:numId w:val="11"/>
         </w:numPr>
+        <w:rPr>
+          <w:b/>
+          <w:bCs/>
+        </w:rPr>
       </w:pPr>
       <w:r>
         <w:rPr>
           <w:b/>
           <w:bCs/>
         </w:rPr>
-        <w:t>Communication Services:</w:t>
-      </w:r>
-      <w:r>
-        <w:t xml:space="preserve"> lagging (</w:t>
-      </w:r>
-      <w:r>
-        <w:rPr>
-          <w:b/>
-          <w:bCs/>
-        </w:rPr>
-        <w:t>avg -4.97%</w:t>
-      </w:r>
-      <w:r>
-        <w:t>).</w:t>
+        <w:t>Communication Services: lagging (avg -5.81%).</w:t>
       </w:r>
     </w:p>
     <w:p>
+      <w:pPr>
+        <w:rPr>
+          <w:b/>
+          <w:bCs/>
+        </w:rPr>
+      </w:pPr>
       <w:r>
         <w:rPr>
           <w:b/>
@@ -365,120 +279,88 @@
       <w:pPr>
         <w:numPr>
           <w:ilvl w:val="0"/>
-          <w:numId w:val="10"/>
+          <w:numId w:val="12"/>
         </w:numPr>
+        <w:rPr>
+          <w:b/>
+          <w:bCs/>
+        </w:rPr>
       </w:pPr>
       <w:r>
         <w:rPr>
           <w:b/>
           <w:bCs/>
         </w:rPr>
-        <w:t>Gold:</w:t>
-      </w:r>
-      <w:r>
-        <w:t xml:space="preserve"> bid (</w:t>
-      </w:r>
-      <w:r>
-        <w:rPr>
-          <w:b/>
-          <w:bCs/>
-        </w:rPr>
-        <w:t>+2.51%</w:t>
-      </w:r>
-      <w:r>
-        <w:t>).</w:t>
+        <w:t>Gold: bid (+2.12%).</w:t>
       </w:r>
     </w:p>
     <w:p>
       <w:pPr>
         <w:numPr>
           <w:ilvl w:val="0"/>
-          <w:numId w:val="10"/>
+          <w:numId w:val="12"/>
         </w:numPr>
+        <w:rPr>
+          <w:b/>
+          <w:bCs/>
+        </w:rPr>
       </w:pPr>
       <w:r>
         <w:rPr>
           <w:b/>
           <w:bCs/>
         </w:rPr>
-        <w:t>USD:</w:t>
-      </w:r>
-      <w:r>
-        <w:t xml:space="preserve"> firm (</w:t>
-      </w:r>
-      <w:r>
-        <w:rPr>
-          <w:b/>
-          <w:bCs/>
-        </w:rPr>
-        <w:t>+1.27%</w:t>
-      </w:r>
-      <w:r>
-        <w:t>).</w:t>
+        <w:t>USD: firm (+1.85%).</w:t>
       </w:r>
     </w:p>
     <w:p>
       <w:pPr>
         <w:numPr>
           <w:ilvl w:val="0"/>
-          <w:numId w:val="10"/>
+          <w:numId w:val="12"/>
         </w:numPr>
+        <w:rPr>
+          <w:b/>
+          <w:bCs/>
+        </w:rPr>
       </w:pPr>
       <w:r>
         <w:rPr>
           <w:b/>
           <w:bCs/>
         </w:rPr>
-        <w:t>Yields:</w:t>
-      </w:r>
-      <w:r>
-        <w:t xml:space="preserve"> falling (</w:t>
-      </w:r>
-      <w:r>
-        <w:rPr>
-          <w:b/>
-          <w:bCs/>
-        </w:rPr>
-        <w:t>-3.70%</w:t>
-      </w:r>
-      <w:r>
-        <w:t>).</w:t>
+        <w:t>Yields: falling (-2.00%).</w:t>
       </w:r>
     </w:p>
     <w:p>
       <w:pPr>
         <w:numPr>
           <w:ilvl w:val="0"/>
-          <w:numId w:val="10"/>
+          <w:numId w:val="12"/>
         </w:numPr>
+        <w:rPr>
+          <w:b/>
+          <w:bCs/>
+        </w:rPr>
       </w:pPr>
       <w:r>
         <w:rPr>
           <w:b/>
           <w:bCs/>
         </w:rPr>
-        <w:t>Bonds:</w:t>
-      </w:r>
-      <w:r>
-        <w:t xml:space="preserve"> firm (</w:t>
-      </w:r>
-      <w:r>
-        <w:rPr>
-          <w:b/>
-          <w:bCs/>
-        </w:rPr>
-        <w:t>+1.29%</w:t>
-      </w:r>
-      <w:r>
-        <w:t>).</w:t>
+        <w:t>Bonds: steady (+0.66%).</w:t>
       </w:r>
     </w:p>
     <w:p>
       <w:pPr>
         <w:numPr>
           <w:ilvl w:val="0"/>
-          <w:numId w:val="10"/>
+          <w:numId w:val="12"/>
         </w:numPr>
+        <w:rPr>
+          <w:b/>
+          <w:bCs/>
+        </w:rPr>
       </w:pPr>
       <w:r>
         <w:rPr>
@@ -486,94 +368,33 @@
           <w:bCs/>
         </w:rPr>
         <w:lastRenderedPageBreak/>
-        <w:t>Energy complex:</w:t>
-      </w:r>
-      <w:r>
-        <w:t xml:space="preserve"> weak (</w:t>
-      </w:r>
-      <w:r>
-        <w:rPr>
-          <w:b/>
-          <w:bCs/>
-        </w:rPr>
-        <w:t>-4.40%</w:t>
-      </w:r>
-      <w:r>
-        <w:t>).</w:t>
+        <w:t>Energy complex: weak (-4.61%).</w:t>
       </w:r>
     </w:p>
     <w:p>
+      <w:pPr>
+        <w:rPr>
+          <w:b/>
+          <w:bCs/>
+        </w:rPr>
+      </w:pPr>
       <w:r>
         <w:rPr>
           <w:b/>
           <w:bCs/>
         </w:rPr>
-        <w:t>Bottom line:</w:t>
+        <w:t xml:space="preserve">Bottom line: Market breadth narrowed, with fewer than half of names positive. Leadership remains concentrated in Technology and Health Care, while Financials, Real Estate, and Communication Services extend losses. </w:t>
       </w:r>
+      <w:bookmarkStart w:id="0" w:name="_Hlk212661838"/>
       <w:r>
-        <w:t xml:space="preserve"> Breadth sits right around even, and leadership remains </w:t>
-      </w:r>
-      <w:r>
-        <w:rPr>
-          <w:b/>
-          <w:bCs/>
-        </w:rPr>
-        <w:t>defensive/quality</w:t>
-      </w:r>
-      <w:r>
-        <w:t xml:space="preserve"> — </w:t>
-      </w:r>
-      <w:r>
-        <w:rPr>
-          <w:b/>
-          <w:bCs/>
-        </w:rPr>
-        <w:t>Health Care, Technology, Utilities, and Materials</w:t>
-      </w:r>
-      <w:r>
-        <w:t xml:space="preserve"> on top — while </w:t>
-      </w:r>
-      <w:r>
-        <w:rPr>
-          <w:b/>
-          <w:bCs/>
-        </w:rPr>
-        <w:t>Financials, Energy, Real Estate, Discretionary, and Communication Services</w:t>
-      </w:r>
-      <w:r>
-        <w:t xml:space="preserve"> lag. The macro mix — </w:t>
-      </w:r>
-      <w:r>
-        <w:rPr>
-          <w:b/>
-          <w:bCs/>
-        </w:rPr>
-        <w:t>gold bid, USD firm, yields falling, bonds firm, and a weak energy complex</w:t>
-      </w:r>
-      <w:r>
-        <w:t xml:space="preserve"> — points to </w:t>
-      </w:r>
-      <w:r>
-        <w:rPr>
-          <w:b/>
-          <w:bCs/>
-        </w:rPr>
-        <w:t>slowing growth with easing inflation (disinflationary setup)</w:t>
-      </w:r>
-      <w:r>
-        <w:t xml:space="preserve">, favoring </w:t>
-      </w:r>
-      <w:r>
-        <w:rPr>
-          <w:b/>
-          <w:bCs/>
-        </w:rPr>
-        <w:t>defensives, duration, and quality balance sheets</w:t>
-      </w:r>
-      <w:r>
-        <w:t xml:space="preserve"> over high-beta cyclicals.</w:t>
+        <w:rPr>
+          <w:b/>
+          <w:bCs/>
+        </w:rPr>
+        <w:t>The macro tone — gold bid, USD firm, yields falling, bonds steady, and a weak energy complex — reflects a risk-off, disinflationary backdrop consistent with slowing growth and cooling inflation pressures. The market continues to favor defensives, duration, and large-cap quality over cyclical or leverage-driven exposures.</w:t>
       </w:r>
     </w:p>
+    <w:bookmarkEnd w:id="0"/>
     <w:p/>
     <w:sectPr>
       <w:pgSz w:w="15840" w:h="12240" w:orient="landscape"/>
@@ -1333,6 +1154,155 @@
     </w:lvl>
   </w:abstractNum>
   <w:abstractNum w:abstractNumId="5" w15:restartNumberingAfterBreak="0">
+    <w:nsid w:val="4D9F183E"/>
+    <w:multiLevelType w:val="multilevel"/>
+    <w:tmpl w:val="7CBA77CC"/>
+    <w:lvl w:ilvl="0">
+      <w:start w:val="1"/>
+      <w:numFmt w:val="bullet"/>
+      <w:lvlText w:val=""/>
+      <w:lvlJc w:val="left"/>
+      <w:pPr>
+        <w:tabs>
+          <w:tab w:val="num" w:pos="720"/>
+        </w:tabs>
+        <w:ind w:left="720" w:hanging="360"/>
+      </w:pPr>
+      <w:rPr>
+        <w:rFonts w:ascii="Symbol" w:hAnsi="Symbol" w:hint="default"/>
+        <w:sz w:val="20"/>
+      </w:rPr>
+    </w:lvl>
+    <w:lvl w:ilvl="1" w:tentative="1">
+      <w:start w:val="1"/>
+      <w:numFmt w:val="bullet"/>
+      <w:lvlText w:val="o"/>
+      <w:lvlJc w:val="left"/>
+      <w:pPr>
+        <w:tabs>
+          <w:tab w:val="num" w:pos="1440"/>
+        </w:tabs>
+        <w:ind w:left="1440" w:hanging="360"/>
+      </w:pPr>
+      <w:rPr>
+        <w:rFonts w:ascii="Courier New" w:hAnsi="Courier New" w:hint="default"/>
+        <w:sz w:val="20"/>
+      </w:rPr>
+    </w:lvl>
+    <w:lvl w:ilvl="2" w:tentative="1">
+      <w:start w:val="1"/>
+      <w:numFmt w:val="bullet"/>
+      <w:lvlText w:val=""/>
+      <w:lvlJc w:val="left"/>
+      <w:pPr>
+        <w:tabs>
+          <w:tab w:val="num" w:pos="2160"/>
+        </w:tabs>
+        <w:ind w:left="2160" w:hanging="360"/>
+      </w:pPr>
+      <w:rPr>
+        <w:rFonts w:ascii="Wingdings" w:hAnsi="Wingdings" w:hint="default"/>
+        <w:sz w:val="20"/>
+      </w:rPr>
+    </w:lvl>
+    <w:lvl w:ilvl="3" w:tentative="1">
+      <w:start w:val="1"/>
+      <w:numFmt w:val="bullet"/>
+      <w:lvlText w:val=""/>
+      <w:lvlJc w:val="left"/>
+      <w:pPr>
+        <w:tabs>
+          <w:tab w:val="num" w:pos="2880"/>
+        </w:tabs>
+        <w:ind w:left="2880" w:hanging="360"/>
+      </w:pPr>
+      <w:rPr>
+        <w:rFonts w:ascii="Wingdings" w:hAnsi="Wingdings" w:hint="default"/>
+        <w:sz w:val="20"/>
+      </w:rPr>
+    </w:lvl>
+    <w:lvl w:ilvl="4" w:tentative="1">
+      <w:start w:val="1"/>
+      <w:numFmt w:val="bullet"/>
+      <w:lvlText w:val=""/>
+      <w:lvlJc w:val="left"/>
+      <w:pPr>
+        <w:tabs>
+          <w:tab w:val="num" w:pos="3600"/>
+        </w:tabs>
+        <w:ind w:left="3600" w:hanging="360"/>
+      </w:pPr>
+      <w:rPr>
+        <w:rFonts w:ascii="Wingdings" w:hAnsi="Wingdings" w:hint="default"/>
+        <w:sz w:val="20"/>
+      </w:rPr>
+    </w:lvl>
+    <w:lvl w:ilvl="5" w:tentative="1">
+      <w:start w:val="1"/>
+      <w:numFmt w:val="bullet"/>
+      <w:lvlText w:val=""/>
+      <w:lvlJc w:val="left"/>
+      <w:pPr>
+        <w:tabs>
+          <w:tab w:val="num" w:pos="4320"/>
+        </w:tabs>
+        <w:ind w:left="4320" w:hanging="360"/>
+      </w:pPr>
+      <w:rPr>
+        <w:rFonts w:ascii="Wingdings" w:hAnsi="Wingdings" w:hint="default"/>
+        <w:sz w:val="20"/>
+      </w:rPr>
+    </w:lvl>
+    <w:lvl w:ilvl="6" w:tentative="1">
+      <w:start w:val="1"/>
+      <w:numFmt w:val="bullet"/>
+      <w:lvlText w:val=""/>
+      <w:lvlJc w:val="left"/>
+      <w:pPr>
+        <w:tabs>
+          <w:tab w:val="num" w:pos="5040"/>
+        </w:tabs>
+        <w:ind w:left="5040" w:hanging="360"/>
+      </w:pPr>
+      <w:rPr>
+        <w:rFonts w:ascii="Wingdings" w:hAnsi="Wingdings" w:hint="default"/>
+        <w:sz w:val="20"/>
+      </w:rPr>
+    </w:lvl>
+    <w:lvl w:ilvl="7" w:tentative="1">
+      <w:start w:val="1"/>
+      <w:numFmt w:val="bullet"/>
+      <w:lvlText w:val=""/>
+      <w:lvlJc w:val="left"/>
+      <w:pPr>
+        <w:tabs>
+          <w:tab w:val="num" w:pos="5760"/>
+        </w:tabs>
+        <w:ind w:left="5760" w:hanging="360"/>
+      </w:pPr>
+      <w:rPr>
+        <w:rFonts w:ascii="Wingdings" w:hAnsi="Wingdings" w:hint="default"/>
+        <w:sz w:val="20"/>
+      </w:rPr>
+    </w:lvl>
+    <w:lvl w:ilvl="8" w:tentative="1">
+      <w:start w:val="1"/>
+      <w:numFmt w:val="bullet"/>
+      <w:lvlText w:val=""/>
+      <w:lvlJc w:val="left"/>
+      <w:pPr>
+        <w:tabs>
+          <w:tab w:val="num" w:pos="6480"/>
+        </w:tabs>
+        <w:ind w:left="6480" w:hanging="360"/>
+      </w:pPr>
+      <w:rPr>
+        <w:rFonts w:ascii="Wingdings" w:hAnsi="Wingdings" w:hint="default"/>
+        <w:sz w:val="20"/>
+      </w:rPr>
+    </w:lvl>
+  </w:abstractNum>
+  <w:abstractNum w:abstractNumId="6" w15:restartNumberingAfterBreak="0">
     <w:nsid w:val="57E651EE"/>
     <w:multiLevelType w:val="multilevel"/>
     <w:tmpl w:val="CAB8AB08"/>
@@ -1481,7 +1451,7 @@
       </w:rPr>
     </w:lvl>
   </w:abstractNum>
-  <w:abstractNum w:abstractNumId="6" w15:restartNumberingAfterBreak="0">
+  <w:abstractNum w:abstractNumId="7" w15:restartNumberingAfterBreak="0">
     <w:nsid w:val="5D136671"/>
     <w:multiLevelType w:val="multilevel"/>
     <w:tmpl w:val="A488745C"/>
@@ -1630,7 +1600,7 @@
       </w:rPr>
     </w:lvl>
   </w:abstractNum>
-  <w:abstractNum w:abstractNumId="7" w15:restartNumberingAfterBreak="0">
+  <w:abstractNum w:abstractNumId="8" w15:restartNumberingAfterBreak="0">
     <w:nsid w:val="60654821"/>
     <w:multiLevelType w:val="multilevel"/>
     <w:tmpl w:val="AF04D872"/>
@@ -1779,7 +1749,7 @@
       </w:rPr>
     </w:lvl>
   </w:abstractNum>
-  <w:abstractNum w:abstractNumId="8" w15:restartNumberingAfterBreak="0">
+  <w:abstractNum w:abstractNumId="9" w15:restartNumberingAfterBreak="0">
     <w:nsid w:val="63A04C72"/>
     <w:multiLevelType w:val="multilevel"/>
     <w:tmpl w:val="0818C51A"/>
@@ -1928,7 +1898,7 @@
       </w:rPr>
     </w:lvl>
   </w:abstractNum>
-  <w:abstractNum w:abstractNumId="9" w15:restartNumberingAfterBreak="0">
+  <w:abstractNum w:abstractNumId="10" w15:restartNumberingAfterBreak="0">
     <w:nsid w:val="6C862971"/>
     <w:multiLevelType w:val="multilevel"/>
     <w:tmpl w:val="406E48B4"/>
@@ -2077,17 +2047,166 @@
       </w:rPr>
     </w:lvl>
   </w:abstractNum>
+  <w:abstractNum w:abstractNumId="11" w15:restartNumberingAfterBreak="0">
+    <w:nsid w:val="7D447212"/>
+    <w:multiLevelType w:val="multilevel"/>
+    <w:tmpl w:val="BECE678E"/>
+    <w:lvl w:ilvl="0">
+      <w:start w:val="1"/>
+      <w:numFmt w:val="bullet"/>
+      <w:lvlText w:val=""/>
+      <w:lvlJc w:val="left"/>
+      <w:pPr>
+        <w:tabs>
+          <w:tab w:val="num" w:pos="720"/>
+        </w:tabs>
+        <w:ind w:left="720" w:hanging="360"/>
+      </w:pPr>
+      <w:rPr>
+        <w:rFonts w:ascii="Symbol" w:hAnsi="Symbol" w:hint="default"/>
+        <w:sz w:val="20"/>
+      </w:rPr>
+    </w:lvl>
+    <w:lvl w:ilvl="1" w:tentative="1">
+      <w:start w:val="1"/>
+      <w:numFmt w:val="bullet"/>
+      <w:lvlText w:val="o"/>
+      <w:lvlJc w:val="left"/>
+      <w:pPr>
+        <w:tabs>
+          <w:tab w:val="num" w:pos="1440"/>
+        </w:tabs>
+        <w:ind w:left="1440" w:hanging="360"/>
+      </w:pPr>
+      <w:rPr>
+        <w:rFonts w:ascii="Courier New" w:hAnsi="Courier New" w:hint="default"/>
+        <w:sz w:val="20"/>
+      </w:rPr>
+    </w:lvl>
+    <w:lvl w:ilvl="2" w:tentative="1">
+      <w:start w:val="1"/>
+      <w:numFmt w:val="bullet"/>
+      <w:lvlText w:val=""/>
+      <w:lvlJc w:val="left"/>
+      <w:pPr>
+        <w:tabs>
+          <w:tab w:val="num" w:pos="2160"/>
+        </w:tabs>
+        <w:ind w:left="2160" w:hanging="360"/>
+      </w:pPr>
+      <w:rPr>
+        <w:rFonts w:ascii="Wingdings" w:hAnsi="Wingdings" w:hint="default"/>
+        <w:sz w:val="20"/>
+      </w:rPr>
+    </w:lvl>
+    <w:lvl w:ilvl="3" w:tentative="1">
+      <w:start w:val="1"/>
+      <w:numFmt w:val="bullet"/>
+      <w:lvlText w:val=""/>
+      <w:lvlJc w:val="left"/>
+      <w:pPr>
+        <w:tabs>
+          <w:tab w:val="num" w:pos="2880"/>
+        </w:tabs>
+        <w:ind w:left="2880" w:hanging="360"/>
+      </w:pPr>
+      <w:rPr>
+        <w:rFonts w:ascii="Wingdings" w:hAnsi="Wingdings" w:hint="default"/>
+        <w:sz w:val="20"/>
+      </w:rPr>
+    </w:lvl>
+    <w:lvl w:ilvl="4" w:tentative="1">
+      <w:start w:val="1"/>
+      <w:numFmt w:val="bullet"/>
+      <w:lvlText w:val=""/>
+      <w:lvlJc w:val="left"/>
+      <w:pPr>
+        <w:tabs>
+          <w:tab w:val="num" w:pos="3600"/>
+        </w:tabs>
+        <w:ind w:left="3600" w:hanging="360"/>
+      </w:pPr>
+      <w:rPr>
+        <w:rFonts w:ascii="Wingdings" w:hAnsi="Wingdings" w:hint="default"/>
+        <w:sz w:val="20"/>
+      </w:rPr>
+    </w:lvl>
+    <w:lvl w:ilvl="5" w:tentative="1">
+      <w:start w:val="1"/>
+      <w:numFmt w:val="bullet"/>
+      <w:lvlText w:val=""/>
+      <w:lvlJc w:val="left"/>
+      <w:pPr>
+        <w:tabs>
+          <w:tab w:val="num" w:pos="4320"/>
+        </w:tabs>
+        <w:ind w:left="4320" w:hanging="360"/>
+      </w:pPr>
+      <w:rPr>
+        <w:rFonts w:ascii="Wingdings" w:hAnsi="Wingdings" w:hint="default"/>
+        <w:sz w:val="20"/>
+      </w:rPr>
+    </w:lvl>
+    <w:lvl w:ilvl="6" w:tentative="1">
+      <w:start w:val="1"/>
+      <w:numFmt w:val="bullet"/>
+      <w:lvlText w:val=""/>
+      <w:lvlJc w:val="left"/>
+      <w:pPr>
+        <w:tabs>
+          <w:tab w:val="num" w:pos="5040"/>
+        </w:tabs>
+        <w:ind w:left="5040" w:hanging="360"/>
+      </w:pPr>
+      <w:rPr>
+        <w:rFonts w:ascii="Wingdings" w:hAnsi="Wingdings" w:hint="default"/>
+        <w:sz w:val="20"/>
+      </w:rPr>
+    </w:lvl>
+    <w:lvl w:ilvl="7" w:tentative="1">
+      <w:start w:val="1"/>
+      <w:numFmt w:val="bullet"/>
+      <w:lvlText w:val=""/>
+      <w:lvlJc w:val="left"/>
+      <w:pPr>
+        <w:tabs>
+          <w:tab w:val="num" w:pos="5760"/>
+        </w:tabs>
+        <w:ind w:left="5760" w:hanging="360"/>
+      </w:pPr>
+      <w:rPr>
+        <w:rFonts w:ascii="Wingdings" w:hAnsi="Wingdings" w:hint="default"/>
+        <w:sz w:val="20"/>
+      </w:rPr>
+    </w:lvl>
+    <w:lvl w:ilvl="8" w:tentative="1">
+      <w:start w:val="1"/>
+      <w:numFmt w:val="bullet"/>
+      <w:lvlText w:val=""/>
+      <w:lvlJc w:val="left"/>
+      <w:pPr>
+        <w:tabs>
+          <w:tab w:val="num" w:pos="6480"/>
+        </w:tabs>
+        <w:ind w:left="6480" w:hanging="360"/>
+      </w:pPr>
+      <w:rPr>
+        <w:rFonts w:ascii="Wingdings" w:hAnsi="Wingdings" w:hint="default"/>
+        <w:sz w:val="20"/>
+      </w:rPr>
+    </w:lvl>
+  </w:abstractNum>
   <w:num w:numId="1" w16cid:durableId="10568627">
-    <w:abstractNumId w:val="8"/>
+    <w:abstractNumId w:val="9"/>
   </w:num>
   <w:num w:numId="2" w16cid:durableId="1522012968">
-    <w:abstractNumId w:val="9"/>
+    <w:abstractNumId w:val="10"/>
   </w:num>
   <w:num w:numId="3" w16cid:durableId="467479977">
     <w:abstractNumId w:val="3"/>
   </w:num>
   <w:num w:numId="4" w16cid:durableId="556473470">
-    <w:abstractNumId w:val="7"/>
+    <w:abstractNumId w:val="8"/>
   </w:num>
   <w:num w:numId="5" w16cid:durableId="324093746">
     <w:abstractNumId w:val="1"/>
@@ -2099,13 +2218,19 @@
     <w:abstractNumId w:val="4"/>
   </w:num>
   <w:num w:numId="8" w16cid:durableId="1120878745">
-    <w:abstractNumId w:val="6"/>
+    <w:abstractNumId w:val="7"/>
   </w:num>
   <w:num w:numId="9" w16cid:durableId="1149397064">
     <w:abstractNumId w:val="2"/>
   </w:num>
   <w:num w:numId="10" w16cid:durableId="1752506734">
+    <w:abstractNumId w:val="6"/>
+  </w:num>
+  <w:num w:numId="11" w16cid:durableId="458572310">
     <w:abstractNumId w:val="5"/>
+  </w:num>
+  <w:num w:numId="12" w16cid:durableId="155416387">
+    <w:abstractNumId w:val="11"/>
   </w:num>
   <w:numIdMacAtCleanup w:val="2"/>
 </w:numbering>

--- a/data/Market_Read_monthly.docx
+++ b/data/Market_Read_monthly.docx
@@ -3,270 +3,356 @@
 <w:document xmlns:wpc="http://schemas.microsoft.com/office/word/2010/wordprocessingCanvas" xmlns:cx="http://schemas.microsoft.com/office/drawing/2014/chartex" xmlns:cx1="http://schemas.microsoft.com/office/drawing/2015/9/8/chartex" xmlns:cx2="http://schemas.microsoft.com/office/drawing/2015/10/21/chartex" xmlns:cx3="http://schemas.microsoft.com/office/drawing/2016/5/9/chartex" xmlns:cx4="http://schemas.microsoft.com/office/drawing/2016/5/10/chartex" xmlns:cx5="http://schemas.microsoft.com/office/drawing/2016/5/11/chartex" xmlns:cx6="http://schemas.microsoft.com/office/drawing/2016/5/12/chartex" xmlns:cx7="http://schemas.microsoft.com/office/drawing/2016/5/13/chartex" xmlns:cx8="http://schemas.microsoft.com/office/drawing/2016/5/14/chartex" xmlns:mc="http://schemas.openxmlformats.org/markup-compatibility/2006" xmlns:aink="http://schemas.microsoft.com/office/drawing/2016/ink" xmlns:am3d="http://schemas.microsoft.com/office/drawing/2017/model3d" xmlns:o="urn:schemas-microsoft-com:office:office" xmlns:oel="http://schemas.microsoft.com/office/2019/extlst" xmlns:r="http://schemas.openxmlformats.org/officeDocument/2006/relationships" xmlns:m="http://schemas.openxmlformats.org/officeDocument/2006/math" xmlns:v="urn:schemas-microsoft-com:vml" xmlns:wp14="http://schemas.microsoft.com/office/word/2010/wordprocessingDrawing" xmlns:wp="http://schemas.openxmlformats.org/drawingml/2006/wordprocessingDrawing" xmlns:w10="urn:schemas-microsoft-com:office:word" xmlns:w="http://schemas.openxmlformats.org/wordprocessingml/2006/main" xmlns:w14="http://schemas.microsoft.com/office/word/2010/wordml" xmlns:w15="http://schemas.microsoft.com/office/word/2012/wordml" xmlns:w16cex="http://schemas.microsoft.com/office/word/2018/wordml/cex" xmlns:w16cid="http://schemas.microsoft.com/office/word/2016/wordml/cid" xmlns:w16="http://schemas.microsoft.com/office/word/2018/wordml" xmlns:w16du="http://schemas.microsoft.com/office/word/2023/wordml/word16du" xmlns:w16sdtdh="http://schemas.microsoft.com/office/word/2020/wordml/sdtdatahash" xmlns:w16sdtfl="http://schemas.microsoft.com/office/word/2024/wordml/sdtformatlock" xmlns:w16se="http://schemas.microsoft.com/office/word/2015/wordml/symex" xmlns:wpg="http://schemas.microsoft.com/office/word/2010/wordprocessingGroup" xmlns:wpi="http://schemas.microsoft.com/office/word/2010/wordprocessingInk" xmlns:wne="http://schemas.microsoft.com/office/word/2006/wordml" xmlns:wps="http://schemas.microsoft.com/office/word/2010/wordprocessingShape" mc:Ignorable="w14 w15 w16se w16cid w16 w16cex w16sdtdh w16sdtfl w16du wp14">
   <w:body>
     <w:p>
-      <w:pPr>
-        <w:rPr>
-          <w:b/>
-          <w:bCs/>
-        </w:rPr>
-      </w:pPr>
-      <w:r>
-        <w:rPr>
-          <w:b/>
-          <w:bCs/>
-        </w:rPr>
-        <w:t>Monthly Market Read: October 29, 2025</w:t>
+      <w:r>
+        <w:rPr>
+          <w:b/>
+          <w:bCs/>
+        </w:rPr>
+        <w:t>Monthly Market Read: October 30, 2025</w:t>
       </w:r>
     </w:p>
     <w:p>
-      <w:pPr>
-        <w:rPr>
-          <w:b/>
-          <w:bCs/>
-        </w:rPr>
-      </w:pPr>
-      <w:r>
-        <w:rPr>
-          <w:b/>
-          <w:bCs/>
-        </w:rPr>
-        <w:t>The market is saying (all numbers are MTD % returns):</w:t>
+      <w:r>
+        <w:t xml:space="preserve">The market is saying (all numbers are </w:t>
+      </w:r>
+      <w:r>
+        <w:rPr>
+          <w:b/>
+          <w:bCs/>
+        </w:rPr>
+        <w:t>MTD % returns</w:t>
+      </w:r>
+      <w:r>
+        <w:t>):</w:t>
       </w:r>
     </w:p>
     <w:p>
       <w:pPr>
         <w:numPr>
           <w:ilvl w:val="0"/>
-          <w:numId w:val="11"/>
+          <w:numId w:val="13"/>
         </w:numPr>
-        <w:rPr>
-          <w:b/>
-          <w:bCs/>
-        </w:rPr>
-      </w:pPr>
-      <w:r>
-        <w:rPr>
-          <w:b/>
-          <w:bCs/>
-        </w:rPr>
-        <w:t>Breadth: 43.8% of names are positive.</w:t>
+      </w:pPr>
+      <w:r>
+        <w:rPr>
+          <w:b/>
+          <w:bCs/>
+        </w:rPr>
+        <w:t>Breadth:</w:t>
+      </w:r>
+      <w:r>
+        <w:t xml:space="preserve"> 42.5% of names are positive.</w:t>
       </w:r>
     </w:p>
     <w:p>
       <w:pPr>
         <w:numPr>
           <w:ilvl w:val="0"/>
-          <w:numId w:val="11"/>
+          <w:numId w:val="13"/>
         </w:numPr>
-        <w:rPr>
-          <w:b/>
-          <w:bCs/>
-        </w:rPr>
-      </w:pPr>
-      <w:r>
-        <w:rPr>
-          <w:b/>
-          <w:bCs/>
-        </w:rPr>
-        <w:t>Information Technology: leading (avg +4.11%).</w:t>
+      </w:pPr>
+      <w:r>
+        <w:rPr>
+          <w:b/>
+          <w:bCs/>
+        </w:rPr>
+        <w:t>Information Technology:</w:t>
+      </w:r>
+      <w:r>
+        <w:t xml:space="preserve"> firm (</w:t>
+      </w:r>
+      <w:r>
+        <w:rPr>
+          <w:b/>
+          <w:bCs/>
+        </w:rPr>
+        <w:t>avg +3.54%</w:t>
+      </w:r>
+      <w:r>
+        <w:t>).</w:t>
       </w:r>
     </w:p>
     <w:p>
       <w:pPr>
         <w:numPr>
           <w:ilvl w:val="0"/>
-          <w:numId w:val="11"/>
+          <w:numId w:val="13"/>
         </w:numPr>
-        <w:rPr>
-          <w:b/>
-          <w:bCs/>
-        </w:rPr>
-      </w:pPr>
-      <w:r>
-        <w:rPr>
-          <w:b/>
-          <w:bCs/>
-        </w:rPr>
-        <w:t>Industrials: soft (avg -0.66%).</w:t>
+      </w:pPr>
+      <w:r>
+        <w:rPr>
+          <w:b/>
+          <w:bCs/>
+        </w:rPr>
+        <w:t>Industrials:</w:t>
+      </w:r>
+      <w:r>
+        <w:t xml:space="preserve"> soft (</w:t>
+      </w:r>
+      <w:r>
+        <w:rPr>
+          <w:b/>
+          <w:bCs/>
+        </w:rPr>
+        <w:t>avg -0.78%</w:t>
+      </w:r>
+      <w:r>
+        <w:t>).</w:t>
       </w:r>
     </w:p>
     <w:p>
       <w:pPr>
         <w:numPr>
           <w:ilvl w:val="0"/>
-          <w:numId w:val="11"/>
+          <w:numId w:val="13"/>
         </w:numPr>
-        <w:rPr>
-          <w:b/>
-          <w:bCs/>
-        </w:rPr>
-      </w:pPr>
-      <w:r>
-        <w:rPr>
-          <w:b/>
-          <w:bCs/>
-        </w:rPr>
-        <w:t>Consumer Staples: weak (avg -2.38%).</w:t>
+      </w:pPr>
+      <w:r>
+        <w:rPr>
+          <w:b/>
+          <w:bCs/>
+        </w:rPr>
+        <w:t>Consumer Staples:</w:t>
+      </w:r>
+      <w:r>
+        <w:t xml:space="preserve"> weak (</w:t>
+      </w:r>
+      <w:r>
+        <w:rPr>
+          <w:b/>
+          <w:bCs/>
+        </w:rPr>
+        <w:t>avg -2.49%</w:t>
+      </w:r>
+      <w:r>
+        <w:t>).</w:t>
       </w:r>
     </w:p>
     <w:p>
       <w:pPr>
         <w:numPr>
           <w:ilvl w:val="0"/>
-          <w:numId w:val="11"/>
+          <w:numId w:val="13"/>
         </w:numPr>
-        <w:rPr>
-          <w:b/>
-          <w:bCs/>
-        </w:rPr>
-      </w:pPr>
-      <w:r>
-        <w:rPr>
-          <w:b/>
-          <w:bCs/>
-        </w:rPr>
-        <w:t>Consumer Discretionary: lagging (avg -2.85%).</w:t>
+      </w:pPr>
+      <w:r>
+        <w:rPr>
+          <w:b/>
+          <w:bCs/>
+        </w:rPr>
+        <w:t>Consumer Discretionary:</w:t>
+      </w:r>
+      <w:r>
+        <w:t xml:space="preserve"> lagging (</w:t>
+      </w:r>
+      <w:r>
+        <w:rPr>
+          <w:b/>
+          <w:bCs/>
+        </w:rPr>
+        <w:t>avg -4.22%</w:t>
+      </w:r>
+      <w:r>
+        <w:t>).</w:t>
       </w:r>
     </w:p>
     <w:p>
       <w:pPr>
         <w:numPr>
           <w:ilvl w:val="0"/>
-          <w:numId w:val="11"/>
+          <w:numId w:val="13"/>
         </w:numPr>
-        <w:rPr>
-          <w:b/>
-          <w:bCs/>
-        </w:rPr>
-      </w:pPr>
-      <w:r>
-        <w:rPr>
-          <w:b/>
-          <w:bCs/>
-        </w:rPr>
-        <w:t>Financials: under pressure (avg -4.62%).</w:t>
+      </w:pPr>
+      <w:r>
+        <w:rPr>
+          <w:b/>
+          <w:bCs/>
+        </w:rPr>
+        <w:t>Financials:</w:t>
+      </w:r>
+      <w:r>
+        <w:t xml:space="preserve"> under pressure (</w:t>
+      </w:r>
+      <w:r>
+        <w:rPr>
+          <w:b/>
+          <w:bCs/>
+        </w:rPr>
+        <w:t>avg -4.61%</w:t>
+      </w:r>
+      <w:r>
+        <w:t>).</w:t>
       </w:r>
     </w:p>
     <w:p>
       <w:pPr>
         <w:numPr>
           <w:ilvl w:val="0"/>
-          <w:numId w:val="11"/>
+          <w:numId w:val="13"/>
         </w:numPr>
-        <w:rPr>
-          <w:b/>
-          <w:bCs/>
-        </w:rPr>
-      </w:pPr>
-      <w:r>
-        <w:rPr>
-          <w:b/>
-          <w:bCs/>
-        </w:rPr>
-        <w:t>Utilities: firm (avg +1.67%).</w:t>
+      </w:pPr>
+      <w:r>
+        <w:rPr>
+          <w:b/>
+          <w:bCs/>
+        </w:rPr>
+        <w:t>Utilities:</w:t>
+      </w:r>
+      <w:r>
+        <w:t xml:space="preserve"> firm (</w:t>
+      </w:r>
+      <w:r>
+        <w:rPr>
+          <w:b/>
+          <w:bCs/>
+        </w:rPr>
+        <w:t>avg +1.45%</w:t>
+      </w:r>
+      <w:r>
+        <w:t>).</w:t>
       </w:r>
     </w:p>
     <w:p>
       <w:pPr>
         <w:numPr>
           <w:ilvl w:val="0"/>
-          <w:numId w:val="11"/>
+          <w:numId w:val="13"/>
         </w:numPr>
-        <w:rPr>
-          <w:b/>
-          <w:bCs/>
-        </w:rPr>
-      </w:pPr>
-      <w:r>
-        <w:rPr>
-          <w:b/>
-          <w:bCs/>
-        </w:rPr>
-        <w:t>Real Estate: lagging (avg -5.59%).</w:t>
+      </w:pPr>
+      <w:r>
+        <w:rPr>
+          <w:b/>
+          <w:bCs/>
+        </w:rPr>
+        <w:t>Real Estate:</w:t>
+      </w:r>
+      <w:r>
+        <w:t xml:space="preserve"> lagging (</w:t>
+      </w:r>
+      <w:r>
+        <w:rPr>
+          <w:b/>
+          <w:bCs/>
+        </w:rPr>
+        <w:t>avg -5.30%</w:t>
+      </w:r>
+      <w:r>
+        <w:t>).</w:t>
       </w:r>
     </w:p>
     <w:p>
       <w:pPr>
         <w:numPr>
           <w:ilvl w:val="0"/>
-          <w:numId w:val="11"/>
+          <w:numId w:val="13"/>
         </w:numPr>
-        <w:rPr>
-          <w:b/>
-          <w:bCs/>
-        </w:rPr>
-      </w:pPr>
-      <w:r>
-        <w:rPr>
-          <w:b/>
-          <w:bCs/>
-        </w:rPr>
-        <w:t>Materials: soft (avg -1.07%).</w:t>
+      </w:pPr>
+      <w:r>
+        <w:rPr>
+          <w:b/>
+          <w:bCs/>
+        </w:rPr>
+        <w:t>Materials:</w:t>
+      </w:r>
+      <w:r>
+        <w:t xml:space="preserve"> weak (</w:t>
+      </w:r>
+      <w:r>
+        <w:rPr>
+          <w:b/>
+          <w:bCs/>
+        </w:rPr>
+        <w:t>avg -2.88%</w:t>
+      </w:r>
+      <w:r>
+        <w:t>).</w:t>
       </w:r>
     </w:p>
     <w:p>
       <w:pPr>
         <w:numPr>
           <w:ilvl w:val="0"/>
-          <w:numId w:val="11"/>
+          <w:numId w:val="13"/>
         </w:numPr>
-        <w:rPr>
-          <w:b/>
-          <w:bCs/>
-        </w:rPr>
-      </w:pPr>
-      <w:r>
-        <w:rPr>
-          <w:b/>
-          <w:bCs/>
-        </w:rPr>
-        <w:t>Energy: lagging (avg -3.01%).</w:t>
+      </w:pPr>
+      <w:r>
+        <w:rPr>
+          <w:b/>
+          <w:bCs/>
+        </w:rPr>
+        <w:t>Energy:</w:t>
+      </w:r>
+      <w:r>
+        <w:t xml:space="preserve"> lagging (</w:t>
+      </w:r>
+      <w:r>
+        <w:rPr>
+          <w:b/>
+          <w:bCs/>
+        </w:rPr>
+        <w:t>avg -3.26%</w:t>
+      </w:r>
+      <w:r>
+        <w:t>).</w:t>
       </w:r>
     </w:p>
     <w:p>
       <w:pPr>
         <w:numPr>
           <w:ilvl w:val="0"/>
-          <w:numId w:val="11"/>
+          <w:numId w:val="13"/>
         </w:numPr>
-        <w:rPr>
-          <w:b/>
-          <w:bCs/>
-        </w:rPr>
-      </w:pPr>
-      <w:r>
-        <w:rPr>
-          <w:b/>
-          <w:bCs/>
-        </w:rPr>
-        <w:t>Health Care: strong (avg +3.39%).</w:t>
+      </w:pPr>
+      <w:r>
+        <w:rPr>
+          <w:b/>
+          <w:bCs/>
+        </w:rPr>
+        <w:t>Health Care:</w:t>
+      </w:r>
+      <w:r>
+        <w:t xml:space="preserve"> strong (</w:t>
+      </w:r>
+      <w:r>
+        <w:rPr>
+          <w:b/>
+          <w:bCs/>
+        </w:rPr>
+        <w:t>avg +2.95%</w:t>
+      </w:r>
+      <w:r>
+        <w:t>).</w:t>
       </w:r>
     </w:p>
     <w:p>
       <w:pPr>
         <w:numPr>
           <w:ilvl w:val="0"/>
-          <w:numId w:val="11"/>
+          <w:numId w:val="13"/>
         </w:numPr>
-        <w:rPr>
-          <w:b/>
-          <w:bCs/>
-        </w:rPr>
-      </w:pPr>
-      <w:r>
-        <w:rPr>
-          <w:b/>
-          <w:bCs/>
-        </w:rPr>
-        <w:t>Communication Services: lagging (avg -5.81%).</w:t>
+      </w:pPr>
+      <w:r>
+        <w:rPr>
+          <w:b/>
+          <w:bCs/>
+        </w:rPr>
+        <w:t>Communication Services:</w:t>
+      </w:r>
+      <w:r>
+        <w:t xml:space="preserve"> lagging (</w:t>
+      </w:r>
+      <w:r>
+        <w:rPr>
+          <w:b/>
+          <w:bCs/>
+        </w:rPr>
+        <w:t>avg -6.59%</w:t>
+      </w:r>
+      <w:r>
+        <w:t>).</w:t>
       </w:r>
     </w:p>
     <w:p>
-      <w:pPr>
-        <w:rPr>
-          <w:b/>
-          <w:bCs/>
-        </w:rPr>
-      </w:pPr>
       <w:r>
         <w:rPr>
           <w:b/>
@@ -279,88 +365,120 @@
       <w:pPr>
         <w:numPr>
           <w:ilvl w:val="0"/>
-          <w:numId w:val="12"/>
+          <w:numId w:val="14"/>
         </w:numPr>
-        <w:rPr>
-          <w:b/>
-          <w:bCs/>
-        </w:rPr>
-      </w:pPr>
-      <w:r>
-        <w:rPr>
-          <w:b/>
-          <w:bCs/>
-        </w:rPr>
-        <w:t>Gold: bid (+2.12%).</w:t>
+      </w:pPr>
+      <w:r>
+        <w:rPr>
+          <w:b/>
+          <w:bCs/>
+        </w:rPr>
+        <w:t>Gold:</w:t>
+      </w:r>
+      <w:r>
+        <w:t xml:space="preserve"> bid (</w:t>
+      </w:r>
+      <w:r>
+        <w:rPr>
+          <w:b/>
+          <w:bCs/>
+        </w:rPr>
+        <w:t>+4.12%</w:t>
+      </w:r>
+      <w:r>
+        <w:t>).</w:t>
       </w:r>
     </w:p>
     <w:p>
       <w:pPr>
         <w:numPr>
           <w:ilvl w:val="0"/>
-          <w:numId w:val="12"/>
+          <w:numId w:val="14"/>
         </w:numPr>
-        <w:rPr>
-          <w:b/>
-          <w:bCs/>
-        </w:rPr>
-      </w:pPr>
-      <w:r>
-        <w:rPr>
-          <w:b/>
-          <w:bCs/>
-        </w:rPr>
-        <w:t>USD: firm (+1.85%).</w:t>
+      </w:pPr>
+      <w:r>
+        <w:rPr>
+          <w:b/>
+          <w:bCs/>
+        </w:rPr>
+        <w:t>USD:</w:t>
+      </w:r>
+      <w:r>
+        <w:t xml:space="preserve"> firm (</w:t>
+      </w:r>
+      <w:r>
+        <w:rPr>
+          <w:b/>
+          <w:bCs/>
+        </w:rPr>
+        <w:t>+2.25%</w:t>
+      </w:r>
+      <w:r>
+        <w:t>).</w:t>
       </w:r>
     </w:p>
     <w:p>
       <w:pPr>
         <w:numPr>
           <w:ilvl w:val="0"/>
-          <w:numId w:val="12"/>
+          <w:numId w:val="14"/>
         </w:numPr>
-        <w:rPr>
-          <w:b/>
-          <w:bCs/>
-        </w:rPr>
-      </w:pPr>
-      <w:r>
-        <w:rPr>
-          <w:b/>
-          <w:bCs/>
-        </w:rPr>
-        <w:t>Yields: falling (-2.00%).</w:t>
+      </w:pPr>
+      <w:r>
+        <w:rPr>
+          <w:b/>
+          <w:bCs/>
+        </w:rPr>
+        <w:t>Yields:</w:t>
+      </w:r>
+      <w:r>
+        <w:t xml:space="preserve"> falling (</w:t>
+      </w:r>
+      <w:r>
+        <w:rPr>
+          <w:b/>
+          <w:bCs/>
+        </w:rPr>
+        <w:t>-1.13%</w:t>
+      </w:r>
+      <w:r>
+        <w:t>).</w:t>
       </w:r>
     </w:p>
     <w:p>
       <w:pPr>
         <w:numPr>
           <w:ilvl w:val="0"/>
-          <w:numId w:val="12"/>
+          <w:numId w:val="14"/>
         </w:numPr>
-        <w:rPr>
-          <w:b/>
-          <w:bCs/>
-        </w:rPr>
-      </w:pPr>
-      <w:r>
-        <w:rPr>
-          <w:b/>
-          <w:bCs/>
-        </w:rPr>
-        <w:t>Bonds: steady (+0.66%).</w:t>
+      </w:pPr>
+      <w:r>
+        <w:rPr>
+          <w:b/>
+          <w:bCs/>
+        </w:rPr>
+        <w:t>Bonds:</w:t>
+      </w:r>
+      <w:r>
+        <w:t xml:space="preserve"> steady (</w:t>
+      </w:r>
+      <w:r>
+        <w:rPr>
+          <w:b/>
+          <w:bCs/>
+        </w:rPr>
+        <w:t>+0.34%</w:t>
+      </w:r>
+      <w:r>
+        <w:t>).</w:t>
       </w:r>
     </w:p>
     <w:p>
       <w:pPr>
         <w:numPr>
           <w:ilvl w:val="0"/>
-          <w:numId w:val="12"/>
+          <w:numId w:val="14"/>
         </w:numPr>
-        <w:rPr>
-          <w:b/>
-          <w:bCs/>
-        </w:rPr>
       </w:pPr>
       <w:r>
         <w:rPr>
@@ -368,33 +486,94 @@
           <w:bCs/>
         </w:rPr>
         <w:lastRenderedPageBreak/>
-        <w:t>Energy complex: weak (-4.61%).</w:t>
+        <w:t>Energy complex:</w:t>
+      </w:r>
+      <w:r>
+        <w:t xml:space="preserve"> weak (</w:t>
+      </w:r>
+      <w:r>
+        <w:rPr>
+          <w:b/>
+          <w:bCs/>
+        </w:rPr>
+        <w:t>-2.34%</w:t>
+      </w:r>
+      <w:r>
+        <w:t>).</w:t>
       </w:r>
     </w:p>
     <w:p>
-      <w:pPr>
-        <w:rPr>
-          <w:b/>
-          <w:bCs/>
-        </w:rPr>
-      </w:pPr>
-      <w:r>
-        <w:rPr>
-          <w:b/>
-          <w:bCs/>
-        </w:rPr>
-        <w:t xml:space="preserve">Bottom line: Market breadth narrowed, with fewer than half of names positive. Leadership remains concentrated in Technology and Health Care, while Financials, Real Estate, and Communication Services extend losses. </w:t>
-      </w:r>
-      <w:bookmarkStart w:id="0" w:name="_Hlk212661838"/>
-      <w:r>
-        <w:rPr>
-          <w:b/>
-          <w:bCs/>
-        </w:rPr>
-        <w:t>The macro tone — gold bid, USD firm, yields falling, bonds steady, and a weak energy complex — reflects a risk-off, disinflationary backdrop consistent with slowing growth and cooling inflation pressures. The market continues to favor defensives, duration, and large-cap quality over cyclical or leverage-driven exposures.</w:t>
+      <w:r>
+        <w:rPr>
+          <w:b/>
+          <w:bCs/>
+        </w:rPr>
+        <w:t>Bottom line:</w:t>
+      </w:r>
+      <w:r>
+        <w:t xml:space="preserve"> Breadth sits well below half, with leadership concentrated in </w:t>
+      </w:r>
+      <w:r>
+        <w:rPr>
+          <w:b/>
+          <w:bCs/>
+        </w:rPr>
+        <w:t>Technology and Health Care</w:t>
+      </w:r>
+      <w:r>
+        <w:t xml:space="preserve">, and modest support from </w:t>
+      </w:r>
+      <w:r>
+        <w:rPr>
+          <w:b/>
+          <w:bCs/>
+        </w:rPr>
+        <w:t>Utilities</w:t>
+      </w:r>
+      <w:r>
+        <w:t xml:space="preserve">, while </w:t>
+      </w:r>
+      <w:r>
+        <w:rPr>
+          <w:b/>
+          <w:bCs/>
+        </w:rPr>
+        <w:t>Financials, Real Estate, Communication Services, Discretionary, Energy, Staples, and Materials</w:t>
+      </w:r>
+      <w:r>
+        <w:t xml:space="preserve"> lag. The macro mix — </w:t>
+      </w:r>
+      <w:r>
+        <w:rPr>
+          <w:b/>
+          <w:bCs/>
+        </w:rPr>
+        <w:t>gold bid, USD firm, yields drifting lower, bonds steady, and a weak energy complex</w:t>
+      </w:r>
+      <w:r>
+        <w:t xml:space="preserve"> — points to </w:t>
+      </w:r>
+      <w:r>
+        <w:rPr>
+          <w:b/>
+          <w:bCs/>
+        </w:rPr>
+        <w:t>slowing growth with easing inflation pressures (a disinflationary setup)</w:t>
+      </w:r>
+      <w:r>
+        <w:t xml:space="preserve">, favoring </w:t>
+      </w:r>
+      <w:r>
+        <w:rPr>
+          <w:b/>
+          <w:bCs/>
+        </w:rPr>
+        <w:t>defensives, duration, and quality balance sheets</w:t>
+      </w:r>
+      <w:r>
+        <w:t xml:space="preserve"> over cyclical or leverage-sensitive exposures. </w:t>
       </w:r>
     </w:p>
-    <w:bookmarkEnd w:id="0"/>
     <w:p/>
     <w:sectPr>
       <w:pgSz w:w="15840" w:h="12240" w:orient="landscape"/>
@@ -707,6 +886,155 @@
     </w:lvl>
   </w:abstractNum>
   <w:abstractNum w:abstractNumId="2" w15:restartNumberingAfterBreak="0">
+    <w:nsid w:val="0F7E135B"/>
+    <w:multiLevelType w:val="multilevel"/>
+    <w:tmpl w:val="8CD0ADC4"/>
+    <w:lvl w:ilvl="0">
+      <w:start w:val="1"/>
+      <w:numFmt w:val="bullet"/>
+      <w:lvlText w:val=""/>
+      <w:lvlJc w:val="left"/>
+      <w:pPr>
+        <w:tabs>
+          <w:tab w:val="num" w:pos="720"/>
+        </w:tabs>
+        <w:ind w:left="720" w:hanging="360"/>
+      </w:pPr>
+      <w:rPr>
+        <w:rFonts w:ascii="Symbol" w:hAnsi="Symbol" w:hint="default"/>
+        <w:sz w:val="20"/>
+      </w:rPr>
+    </w:lvl>
+    <w:lvl w:ilvl="1" w:tentative="1">
+      <w:start w:val="1"/>
+      <w:numFmt w:val="bullet"/>
+      <w:lvlText w:val="o"/>
+      <w:lvlJc w:val="left"/>
+      <w:pPr>
+        <w:tabs>
+          <w:tab w:val="num" w:pos="1440"/>
+        </w:tabs>
+        <w:ind w:left="1440" w:hanging="360"/>
+      </w:pPr>
+      <w:rPr>
+        <w:rFonts w:ascii="Courier New" w:hAnsi="Courier New" w:hint="default"/>
+        <w:sz w:val="20"/>
+      </w:rPr>
+    </w:lvl>
+    <w:lvl w:ilvl="2" w:tentative="1">
+      <w:start w:val="1"/>
+      <w:numFmt w:val="bullet"/>
+      <w:lvlText w:val=""/>
+      <w:lvlJc w:val="left"/>
+      <w:pPr>
+        <w:tabs>
+          <w:tab w:val="num" w:pos="2160"/>
+        </w:tabs>
+        <w:ind w:left="2160" w:hanging="360"/>
+      </w:pPr>
+      <w:rPr>
+        <w:rFonts w:ascii="Wingdings" w:hAnsi="Wingdings" w:hint="default"/>
+        <w:sz w:val="20"/>
+      </w:rPr>
+    </w:lvl>
+    <w:lvl w:ilvl="3" w:tentative="1">
+      <w:start w:val="1"/>
+      <w:numFmt w:val="bullet"/>
+      <w:lvlText w:val=""/>
+      <w:lvlJc w:val="left"/>
+      <w:pPr>
+        <w:tabs>
+          <w:tab w:val="num" w:pos="2880"/>
+        </w:tabs>
+        <w:ind w:left="2880" w:hanging="360"/>
+      </w:pPr>
+      <w:rPr>
+        <w:rFonts w:ascii="Wingdings" w:hAnsi="Wingdings" w:hint="default"/>
+        <w:sz w:val="20"/>
+      </w:rPr>
+    </w:lvl>
+    <w:lvl w:ilvl="4" w:tentative="1">
+      <w:start w:val="1"/>
+      <w:numFmt w:val="bullet"/>
+      <w:lvlText w:val=""/>
+      <w:lvlJc w:val="left"/>
+      <w:pPr>
+        <w:tabs>
+          <w:tab w:val="num" w:pos="3600"/>
+        </w:tabs>
+        <w:ind w:left="3600" w:hanging="360"/>
+      </w:pPr>
+      <w:rPr>
+        <w:rFonts w:ascii="Wingdings" w:hAnsi="Wingdings" w:hint="default"/>
+        <w:sz w:val="20"/>
+      </w:rPr>
+    </w:lvl>
+    <w:lvl w:ilvl="5" w:tentative="1">
+      <w:start w:val="1"/>
+      <w:numFmt w:val="bullet"/>
+      <w:lvlText w:val=""/>
+      <w:lvlJc w:val="left"/>
+      <w:pPr>
+        <w:tabs>
+          <w:tab w:val="num" w:pos="4320"/>
+        </w:tabs>
+        <w:ind w:left="4320" w:hanging="360"/>
+      </w:pPr>
+      <w:rPr>
+        <w:rFonts w:ascii="Wingdings" w:hAnsi="Wingdings" w:hint="default"/>
+        <w:sz w:val="20"/>
+      </w:rPr>
+    </w:lvl>
+    <w:lvl w:ilvl="6" w:tentative="1">
+      <w:start w:val="1"/>
+      <w:numFmt w:val="bullet"/>
+      <w:lvlText w:val=""/>
+      <w:lvlJc w:val="left"/>
+      <w:pPr>
+        <w:tabs>
+          <w:tab w:val="num" w:pos="5040"/>
+        </w:tabs>
+        <w:ind w:left="5040" w:hanging="360"/>
+      </w:pPr>
+      <w:rPr>
+        <w:rFonts w:ascii="Wingdings" w:hAnsi="Wingdings" w:hint="default"/>
+        <w:sz w:val="20"/>
+      </w:rPr>
+    </w:lvl>
+    <w:lvl w:ilvl="7" w:tentative="1">
+      <w:start w:val="1"/>
+      <w:numFmt w:val="bullet"/>
+      <w:lvlText w:val=""/>
+      <w:lvlJc w:val="left"/>
+      <w:pPr>
+        <w:tabs>
+          <w:tab w:val="num" w:pos="5760"/>
+        </w:tabs>
+        <w:ind w:left="5760" w:hanging="360"/>
+      </w:pPr>
+      <w:rPr>
+        <w:rFonts w:ascii="Wingdings" w:hAnsi="Wingdings" w:hint="default"/>
+        <w:sz w:val="20"/>
+      </w:rPr>
+    </w:lvl>
+    <w:lvl w:ilvl="8" w:tentative="1">
+      <w:start w:val="1"/>
+      <w:numFmt w:val="bullet"/>
+      <w:lvlText w:val=""/>
+      <w:lvlJc w:val="left"/>
+      <w:pPr>
+        <w:tabs>
+          <w:tab w:val="num" w:pos="6480"/>
+        </w:tabs>
+        <w:ind w:left="6480" w:hanging="360"/>
+      </w:pPr>
+      <w:rPr>
+        <w:rFonts w:ascii="Wingdings" w:hAnsi="Wingdings" w:hint="default"/>
+        <w:sz w:val="20"/>
+      </w:rPr>
+    </w:lvl>
+  </w:abstractNum>
+  <w:abstractNum w:abstractNumId="3" w15:restartNumberingAfterBreak="0">
     <w:nsid w:val="259C18E0"/>
     <w:multiLevelType w:val="multilevel"/>
     <w:tmpl w:val="E13A185A"/>
@@ -855,7 +1183,7 @@
       </w:rPr>
     </w:lvl>
   </w:abstractNum>
-  <w:abstractNum w:abstractNumId="3" w15:restartNumberingAfterBreak="0">
+  <w:abstractNum w:abstractNumId="4" w15:restartNumberingAfterBreak="0">
     <w:nsid w:val="31170624"/>
     <w:multiLevelType w:val="multilevel"/>
     <w:tmpl w:val="947CED74"/>
@@ -1004,7 +1332,7 @@
       </w:rPr>
     </w:lvl>
   </w:abstractNum>
-  <w:abstractNum w:abstractNumId="4" w15:restartNumberingAfterBreak="0">
+  <w:abstractNum w:abstractNumId="5" w15:restartNumberingAfterBreak="0">
     <w:nsid w:val="3CB22BDF"/>
     <w:multiLevelType w:val="multilevel"/>
     <w:tmpl w:val="82D830E8"/>
@@ -1153,7 +1481,156 @@
       </w:rPr>
     </w:lvl>
   </w:abstractNum>
-  <w:abstractNum w:abstractNumId="5" w15:restartNumberingAfterBreak="0">
+  <w:abstractNum w:abstractNumId="6" w15:restartNumberingAfterBreak="0">
+    <w:nsid w:val="3E6B3CBA"/>
+    <w:multiLevelType w:val="multilevel"/>
+    <w:tmpl w:val="B966FB58"/>
+    <w:lvl w:ilvl="0">
+      <w:start w:val="1"/>
+      <w:numFmt w:val="bullet"/>
+      <w:lvlText w:val=""/>
+      <w:lvlJc w:val="left"/>
+      <w:pPr>
+        <w:tabs>
+          <w:tab w:val="num" w:pos="720"/>
+        </w:tabs>
+        <w:ind w:left="720" w:hanging="360"/>
+      </w:pPr>
+      <w:rPr>
+        <w:rFonts w:ascii="Symbol" w:hAnsi="Symbol" w:hint="default"/>
+        <w:sz w:val="20"/>
+      </w:rPr>
+    </w:lvl>
+    <w:lvl w:ilvl="1" w:tentative="1">
+      <w:start w:val="1"/>
+      <w:numFmt w:val="bullet"/>
+      <w:lvlText w:val="o"/>
+      <w:lvlJc w:val="left"/>
+      <w:pPr>
+        <w:tabs>
+          <w:tab w:val="num" w:pos="1440"/>
+        </w:tabs>
+        <w:ind w:left="1440" w:hanging="360"/>
+      </w:pPr>
+      <w:rPr>
+        <w:rFonts w:ascii="Courier New" w:hAnsi="Courier New" w:hint="default"/>
+        <w:sz w:val="20"/>
+      </w:rPr>
+    </w:lvl>
+    <w:lvl w:ilvl="2" w:tentative="1">
+      <w:start w:val="1"/>
+      <w:numFmt w:val="bullet"/>
+      <w:lvlText w:val=""/>
+      <w:lvlJc w:val="left"/>
+      <w:pPr>
+        <w:tabs>
+          <w:tab w:val="num" w:pos="2160"/>
+        </w:tabs>
+        <w:ind w:left="2160" w:hanging="360"/>
+      </w:pPr>
+      <w:rPr>
+        <w:rFonts w:ascii="Wingdings" w:hAnsi="Wingdings" w:hint="default"/>
+        <w:sz w:val="20"/>
+      </w:rPr>
+    </w:lvl>
+    <w:lvl w:ilvl="3" w:tentative="1">
+      <w:start w:val="1"/>
+      <w:numFmt w:val="bullet"/>
+      <w:lvlText w:val=""/>
+      <w:lvlJc w:val="left"/>
+      <w:pPr>
+        <w:tabs>
+          <w:tab w:val="num" w:pos="2880"/>
+        </w:tabs>
+        <w:ind w:left="2880" w:hanging="360"/>
+      </w:pPr>
+      <w:rPr>
+        <w:rFonts w:ascii="Wingdings" w:hAnsi="Wingdings" w:hint="default"/>
+        <w:sz w:val="20"/>
+      </w:rPr>
+    </w:lvl>
+    <w:lvl w:ilvl="4" w:tentative="1">
+      <w:start w:val="1"/>
+      <w:numFmt w:val="bullet"/>
+      <w:lvlText w:val=""/>
+      <w:lvlJc w:val="left"/>
+      <w:pPr>
+        <w:tabs>
+          <w:tab w:val="num" w:pos="3600"/>
+        </w:tabs>
+        <w:ind w:left="3600" w:hanging="360"/>
+      </w:pPr>
+      <w:rPr>
+        <w:rFonts w:ascii="Wingdings" w:hAnsi="Wingdings" w:hint="default"/>
+        <w:sz w:val="20"/>
+      </w:rPr>
+    </w:lvl>
+    <w:lvl w:ilvl="5" w:tentative="1">
+      <w:start w:val="1"/>
+      <w:numFmt w:val="bullet"/>
+      <w:lvlText w:val=""/>
+      <w:lvlJc w:val="left"/>
+      <w:pPr>
+        <w:tabs>
+          <w:tab w:val="num" w:pos="4320"/>
+        </w:tabs>
+        <w:ind w:left="4320" w:hanging="360"/>
+      </w:pPr>
+      <w:rPr>
+        <w:rFonts w:ascii="Wingdings" w:hAnsi="Wingdings" w:hint="default"/>
+        <w:sz w:val="20"/>
+      </w:rPr>
+    </w:lvl>
+    <w:lvl w:ilvl="6" w:tentative="1">
+      <w:start w:val="1"/>
+      <w:numFmt w:val="bullet"/>
+      <w:lvlText w:val=""/>
+      <w:lvlJc w:val="left"/>
+      <w:pPr>
+        <w:tabs>
+          <w:tab w:val="num" w:pos="5040"/>
+        </w:tabs>
+        <w:ind w:left="5040" w:hanging="360"/>
+      </w:pPr>
+      <w:rPr>
+        <w:rFonts w:ascii="Wingdings" w:hAnsi="Wingdings" w:hint="default"/>
+        <w:sz w:val="20"/>
+      </w:rPr>
+    </w:lvl>
+    <w:lvl w:ilvl="7" w:tentative="1">
+      <w:start w:val="1"/>
+      <w:numFmt w:val="bullet"/>
+      <w:lvlText w:val=""/>
+      <w:lvlJc w:val="left"/>
+      <w:pPr>
+        <w:tabs>
+          <w:tab w:val="num" w:pos="5760"/>
+        </w:tabs>
+        <w:ind w:left="5760" w:hanging="360"/>
+      </w:pPr>
+      <w:rPr>
+        <w:rFonts w:ascii="Wingdings" w:hAnsi="Wingdings" w:hint="default"/>
+        <w:sz w:val="20"/>
+      </w:rPr>
+    </w:lvl>
+    <w:lvl w:ilvl="8" w:tentative="1">
+      <w:start w:val="1"/>
+      <w:numFmt w:val="bullet"/>
+      <w:lvlText w:val=""/>
+      <w:lvlJc w:val="left"/>
+      <w:pPr>
+        <w:tabs>
+          <w:tab w:val="num" w:pos="6480"/>
+        </w:tabs>
+        <w:ind w:left="6480" w:hanging="360"/>
+      </w:pPr>
+      <w:rPr>
+        <w:rFonts w:ascii="Wingdings" w:hAnsi="Wingdings" w:hint="default"/>
+        <w:sz w:val="20"/>
+      </w:rPr>
+    </w:lvl>
+  </w:abstractNum>
+  <w:abstractNum w:abstractNumId="7" w15:restartNumberingAfterBreak="0">
     <w:nsid w:val="4D9F183E"/>
     <w:multiLevelType w:val="multilevel"/>
     <w:tmpl w:val="7CBA77CC"/>
@@ -1302,7 +1779,7 @@
       </w:rPr>
     </w:lvl>
   </w:abstractNum>
-  <w:abstractNum w:abstractNumId="6" w15:restartNumberingAfterBreak="0">
+  <w:abstractNum w:abstractNumId="8" w15:restartNumberingAfterBreak="0">
     <w:nsid w:val="57E651EE"/>
     <w:multiLevelType w:val="multilevel"/>
     <w:tmpl w:val="CAB8AB08"/>
@@ -1451,7 +1928,7 @@
       </w:rPr>
     </w:lvl>
   </w:abstractNum>
-  <w:abstractNum w:abstractNumId="7" w15:restartNumberingAfterBreak="0">
+  <w:abstractNum w:abstractNumId="9" w15:restartNumberingAfterBreak="0">
     <w:nsid w:val="5D136671"/>
     <w:multiLevelType w:val="multilevel"/>
     <w:tmpl w:val="A488745C"/>
@@ -1600,7 +2077,7 @@
       </w:rPr>
     </w:lvl>
   </w:abstractNum>
-  <w:abstractNum w:abstractNumId="8" w15:restartNumberingAfterBreak="0">
+  <w:abstractNum w:abstractNumId="10" w15:restartNumberingAfterBreak="0">
     <w:nsid w:val="60654821"/>
     <w:multiLevelType w:val="multilevel"/>
     <w:tmpl w:val="AF04D872"/>
@@ -1749,7 +2226,7 @@
       </w:rPr>
     </w:lvl>
   </w:abstractNum>
-  <w:abstractNum w:abstractNumId="9" w15:restartNumberingAfterBreak="0">
+  <w:abstractNum w:abstractNumId="11" w15:restartNumberingAfterBreak="0">
     <w:nsid w:val="63A04C72"/>
     <w:multiLevelType w:val="multilevel"/>
     <w:tmpl w:val="0818C51A"/>
@@ -1898,7 +2375,7 @@
       </w:rPr>
     </w:lvl>
   </w:abstractNum>
-  <w:abstractNum w:abstractNumId="10" w15:restartNumberingAfterBreak="0">
+  <w:abstractNum w:abstractNumId="12" w15:restartNumberingAfterBreak="0">
     <w:nsid w:val="6C862971"/>
     <w:multiLevelType w:val="multilevel"/>
     <w:tmpl w:val="406E48B4"/>
@@ -2047,7 +2524,7 @@
       </w:rPr>
     </w:lvl>
   </w:abstractNum>
-  <w:abstractNum w:abstractNumId="11" w15:restartNumberingAfterBreak="0">
+  <w:abstractNum w:abstractNumId="13" w15:restartNumberingAfterBreak="0">
     <w:nsid w:val="7D447212"/>
     <w:multiLevelType w:val="multilevel"/>
     <w:tmpl w:val="BECE678E"/>
@@ -2197,16 +2674,16 @@
     </w:lvl>
   </w:abstractNum>
   <w:num w:numId="1" w16cid:durableId="10568627">
-    <w:abstractNumId w:val="9"/>
+    <w:abstractNumId w:val="11"/>
   </w:num>
   <w:num w:numId="2" w16cid:durableId="1522012968">
-    <w:abstractNumId w:val="10"/>
+    <w:abstractNumId w:val="12"/>
   </w:num>
   <w:num w:numId="3" w16cid:durableId="467479977">
-    <w:abstractNumId w:val="3"/>
+    <w:abstractNumId w:val="4"/>
   </w:num>
   <w:num w:numId="4" w16cid:durableId="556473470">
-    <w:abstractNumId w:val="8"/>
+    <w:abstractNumId w:val="10"/>
   </w:num>
   <w:num w:numId="5" w16cid:durableId="324093746">
     <w:abstractNumId w:val="1"/>
@@ -2215,22 +2692,28 @@
     <w:abstractNumId w:val="0"/>
   </w:num>
   <w:num w:numId="7" w16cid:durableId="1406997827">
-    <w:abstractNumId w:val="4"/>
+    <w:abstractNumId w:val="5"/>
   </w:num>
   <w:num w:numId="8" w16cid:durableId="1120878745">
+    <w:abstractNumId w:val="9"/>
+  </w:num>
+  <w:num w:numId="9" w16cid:durableId="1149397064">
+    <w:abstractNumId w:val="3"/>
+  </w:num>
+  <w:num w:numId="10" w16cid:durableId="1752506734">
+    <w:abstractNumId w:val="8"/>
+  </w:num>
+  <w:num w:numId="11" w16cid:durableId="458572310">
     <w:abstractNumId w:val="7"/>
   </w:num>
-  <w:num w:numId="9" w16cid:durableId="1149397064">
+  <w:num w:numId="12" w16cid:durableId="155416387">
+    <w:abstractNumId w:val="13"/>
+  </w:num>
+  <w:num w:numId="13" w16cid:durableId="1782383777">
     <w:abstractNumId w:val="2"/>
   </w:num>
-  <w:num w:numId="10" w16cid:durableId="1752506734">
+  <w:num w:numId="14" w16cid:durableId="107509697">
     <w:abstractNumId w:val="6"/>
-  </w:num>
-  <w:num w:numId="11" w16cid:durableId="458572310">
-    <w:abstractNumId w:val="5"/>
-  </w:num>
-  <w:num w:numId="12" w16cid:durableId="155416387">
-    <w:abstractNumId w:val="11"/>
   </w:num>
   <w:numIdMacAtCleanup w:val="2"/>
 </w:numbering>

--- a/data/Market_Read_monthly.docx
+++ b/data/Market_Read_monthly.docx
@@ -3,356 +3,270 @@
 <w:document xmlns:wpc="http://schemas.microsoft.com/office/word/2010/wordprocessingCanvas" xmlns:cx="http://schemas.microsoft.com/office/drawing/2014/chartex" xmlns:cx1="http://schemas.microsoft.com/office/drawing/2015/9/8/chartex" xmlns:cx2="http://schemas.microsoft.com/office/drawing/2015/10/21/chartex" xmlns:cx3="http://schemas.microsoft.com/office/drawing/2016/5/9/chartex" xmlns:cx4="http://schemas.microsoft.com/office/drawing/2016/5/10/chartex" xmlns:cx5="http://schemas.microsoft.com/office/drawing/2016/5/11/chartex" xmlns:cx6="http://schemas.microsoft.com/office/drawing/2016/5/12/chartex" xmlns:cx7="http://schemas.microsoft.com/office/drawing/2016/5/13/chartex" xmlns:cx8="http://schemas.microsoft.com/office/drawing/2016/5/14/chartex" xmlns:mc="http://schemas.openxmlformats.org/markup-compatibility/2006" xmlns:aink="http://schemas.microsoft.com/office/drawing/2016/ink" xmlns:am3d="http://schemas.microsoft.com/office/drawing/2017/model3d" xmlns:o="urn:schemas-microsoft-com:office:office" xmlns:oel="http://schemas.microsoft.com/office/2019/extlst" xmlns:r="http://schemas.openxmlformats.org/officeDocument/2006/relationships" xmlns:m="http://schemas.openxmlformats.org/officeDocument/2006/math" xmlns:v="urn:schemas-microsoft-com:vml" xmlns:wp14="http://schemas.microsoft.com/office/word/2010/wordprocessingDrawing" xmlns:wp="http://schemas.openxmlformats.org/drawingml/2006/wordprocessingDrawing" xmlns:w10="urn:schemas-microsoft-com:office:word" xmlns:w="http://schemas.openxmlformats.org/wordprocessingml/2006/main" xmlns:w14="http://schemas.microsoft.com/office/word/2010/wordml" xmlns:w15="http://schemas.microsoft.com/office/word/2012/wordml" xmlns:w16cex="http://schemas.microsoft.com/office/word/2018/wordml/cex" xmlns:w16cid="http://schemas.microsoft.com/office/word/2016/wordml/cid" xmlns:w16="http://schemas.microsoft.com/office/word/2018/wordml" xmlns:w16du="http://schemas.microsoft.com/office/word/2023/wordml/word16du" xmlns:w16sdtdh="http://schemas.microsoft.com/office/word/2020/wordml/sdtdatahash" xmlns:w16sdtfl="http://schemas.microsoft.com/office/word/2024/wordml/sdtformatlock" xmlns:w16se="http://schemas.microsoft.com/office/word/2015/wordml/symex" xmlns:wpg="http://schemas.microsoft.com/office/word/2010/wordprocessingGroup" xmlns:wpi="http://schemas.microsoft.com/office/word/2010/wordprocessingInk" xmlns:wne="http://schemas.microsoft.com/office/word/2006/wordml" xmlns:wps="http://schemas.microsoft.com/office/word/2010/wordprocessingShape" mc:Ignorable="w14 w15 w16se w16cid w16 w16cex w16sdtdh w16sdtfl w16du wp14">
   <w:body>
     <w:p>
+      <w:pPr>
+        <w:rPr>
+          <w:b/>
+          <w:bCs/>
+        </w:rPr>
+      </w:pPr>
       <w:r>
         <w:rPr>
           <w:b/>
           <w:bCs/>
         </w:rPr>
-        <w:t>Monthly Market Read: October 30, 2025</w:t>
+        <w:t>Monthly Market Read: October 31, 2025</w:t>
       </w:r>
     </w:p>
     <w:p>
+      <w:pPr>
+        <w:rPr>
+          <w:b/>
+          <w:bCs/>
+        </w:rPr>
+      </w:pPr>
       <w:r>
-        <w:t xml:space="preserve">The market is saying (all numbers are </w:t>
-      </w:r>
-      <w:r>
-        <w:rPr>
-          <w:b/>
-          <w:bCs/>
-        </w:rPr>
-        <w:t>MTD % returns</w:t>
-      </w:r>
-      <w:r>
-        <w:t>):</w:t>
+        <w:rPr>
+          <w:b/>
+          <w:bCs/>
+        </w:rPr>
+        <w:t>The market is saying (all numbers are MTD % returns):</w:t>
       </w:r>
     </w:p>
     <w:p>
       <w:pPr>
         <w:numPr>
           <w:ilvl w:val="0"/>
-          <w:numId w:val="13"/>
+          <w:numId w:val="15"/>
         </w:numPr>
+        <w:rPr>
+          <w:b/>
+          <w:bCs/>
+        </w:rPr>
       </w:pPr>
       <w:r>
         <w:rPr>
           <w:b/>
           <w:bCs/>
         </w:rPr>
-        <w:t>Breadth:</w:t>
-      </w:r>
-      <w:r>
-        <w:t xml:space="preserve"> 42.5% of names are positive.</w:t>
+        <w:t>Breadth: 44.9% of names are positive.</w:t>
       </w:r>
     </w:p>
     <w:p>
       <w:pPr>
         <w:numPr>
           <w:ilvl w:val="0"/>
-          <w:numId w:val="13"/>
+          <w:numId w:val="15"/>
         </w:numPr>
+        <w:rPr>
+          <w:b/>
+          <w:bCs/>
+        </w:rPr>
       </w:pPr>
       <w:r>
         <w:rPr>
           <w:b/>
           <w:bCs/>
         </w:rPr>
-        <w:t>Information Technology:</w:t>
-      </w:r>
-      <w:r>
-        <w:t xml:space="preserve"> firm (</w:t>
-      </w:r>
-      <w:r>
-        <w:rPr>
-          <w:b/>
-          <w:bCs/>
-        </w:rPr>
-        <w:t>avg +3.54%</w:t>
-      </w:r>
-      <w:r>
-        <w:t>).</w:t>
+        <w:t>Information Technology: leading (avg +4.43%).</w:t>
       </w:r>
     </w:p>
     <w:p>
       <w:pPr>
         <w:numPr>
           <w:ilvl w:val="0"/>
-          <w:numId w:val="13"/>
+          <w:numId w:val="15"/>
         </w:numPr>
+        <w:rPr>
+          <w:b/>
+          <w:bCs/>
+        </w:rPr>
       </w:pPr>
       <w:r>
         <w:rPr>
           <w:b/>
           <w:bCs/>
         </w:rPr>
-        <w:t>Industrials:</w:t>
-      </w:r>
-      <w:r>
-        <w:t xml:space="preserve"> soft (</w:t>
-      </w:r>
-      <w:r>
-        <w:rPr>
-          <w:b/>
-          <w:bCs/>
-        </w:rPr>
-        <w:t>avg -0.78%</w:t>
-      </w:r>
-      <w:r>
-        <w:t>).</w:t>
+        <w:t>Industrials: soft (avg -0.46%).</w:t>
       </w:r>
     </w:p>
     <w:p>
       <w:pPr>
         <w:numPr>
           <w:ilvl w:val="0"/>
-          <w:numId w:val="13"/>
+          <w:numId w:val="15"/>
         </w:numPr>
+        <w:rPr>
+          <w:b/>
+          <w:bCs/>
+        </w:rPr>
       </w:pPr>
       <w:r>
         <w:rPr>
           <w:b/>
           <w:bCs/>
         </w:rPr>
-        <w:t>Consumer Staples:</w:t>
-      </w:r>
-      <w:r>
-        <w:t xml:space="preserve"> weak (</w:t>
-      </w:r>
-      <w:r>
-        <w:rPr>
-          <w:b/>
-          <w:bCs/>
-        </w:rPr>
-        <w:t>avg -2.49%</w:t>
-      </w:r>
-      <w:r>
-        <w:t>).</w:t>
+        <w:t>Consumer Staples: weak (avg -2.55%).</w:t>
       </w:r>
     </w:p>
     <w:p>
       <w:pPr>
         <w:numPr>
           <w:ilvl w:val="0"/>
-          <w:numId w:val="13"/>
+          <w:numId w:val="15"/>
         </w:numPr>
+        <w:rPr>
+          <w:b/>
+          <w:bCs/>
+        </w:rPr>
       </w:pPr>
       <w:r>
         <w:rPr>
           <w:b/>
           <w:bCs/>
         </w:rPr>
-        <w:t>Consumer Discretionary:</w:t>
-      </w:r>
-      <w:r>
-        <w:t xml:space="preserve"> lagging (</w:t>
-      </w:r>
-      <w:r>
-        <w:rPr>
-          <w:b/>
-          <w:bCs/>
-        </w:rPr>
-        <w:t>avg -4.22%</w:t>
-      </w:r>
-      <w:r>
-        <w:t>).</w:t>
+        <w:t>Consumer Discretionary: lagging (avg -4.22%).</w:t>
       </w:r>
     </w:p>
     <w:p>
       <w:pPr>
         <w:numPr>
           <w:ilvl w:val="0"/>
-          <w:numId w:val="13"/>
+          <w:numId w:val="15"/>
         </w:numPr>
+        <w:rPr>
+          <w:b/>
+          <w:bCs/>
+        </w:rPr>
       </w:pPr>
       <w:r>
         <w:rPr>
           <w:b/>
           <w:bCs/>
         </w:rPr>
-        <w:t>Financials:</w:t>
-      </w:r>
-      <w:r>
-        <w:t xml:space="preserve"> under pressure (</w:t>
-      </w:r>
-      <w:r>
-        <w:rPr>
-          <w:b/>
-          <w:bCs/>
-        </w:rPr>
-        <w:t>avg -4.61%</w:t>
-      </w:r>
-      <w:r>
-        <w:t>).</w:t>
+        <w:t>Financials: under pressure (avg -4.30%).</w:t>
       </w:r>
     </w:p>
     <w:p>
       <w:pPr>
         <w:numPr>
           <w:ilvl w:val="0"/>
-          <w:numId w:val="13"/>
+          <w:numId w:val="15"/>
         </w:numPr>
+        <w:rPr>
+          <w:b/>
+          <w:bCs/>
+        </w:rPr>
       </w:pPr>
       <w:r>
         <w:rPr>
           <w:b/>
           <w:bCs/>
         </w:rPr>
-        <w:t>Utilities:</w:t>
-      </w:r>
-      <w:r>
-        <w:t xml:space="preserve"> firm (</w:t>
-      </w:r>
-      <w:r>
-        <w:rPr>
-          <w:b/>
-          <w:bCs/>
-        </w:rPr>
-        <w:t>avg +1.45%</w:t>
-      </w:r>
-      <w:r>
-        <w:t>).</w:t>
+        <w:t>Utilities: flat (avg +0.69%).</w:t>
       </w:r>
     </w:p>
     <w:p>
       <w:pPr>
         <w:numPr>
           <w:ilvl w:val="0"/>
-          <w:numId w:val="13"/>
+          <w:numId w:val="15"/>
         </w:numPr>
+        <w:rPr>
+          <w:b/>
+          <w:bCs/>
+        </w:rPr>
       </w:pPr>
       <w:r>
         <w:rPr>
           <w:b/>
           <w:bCs/>
         </w:rPr>
-        <w:t>Real Estate:</w:t>
-      </w:r>
-      <w:r>
-        <w:t xml:space="preserve"> lagging (</w:t>
-      </w:r>
-      <w:r>
-        <w:rPr>
-          <w:b/>
-          <w:bCs/>
-        </w:rPr>
-        <w:t>avg -5.30%</w:t>
-      </w:r>
-      <w:r>
-        <w:t>).</w:t>
+        <w:t>Real Estate: lagging (avg -5.27%).</w:t>
       </w:r>
     </w:p>
     <w:p>
       <w:pPr>
         <w:numPr>
           <w:ilvl w:val="0"/>
-          <w:numId w:val="13"/>
+          <w:numId w:val="15"/>
         </w:numPr>
+        <w:rPr>
+          <w:b/>
+          <w:bCs/>
+        </w:rPr>
       </w:pPr>
       <w:r>
         <w:rPr>
           <w:b/>
           <w:bCs/>
         </w:rPr>
-        <w:t>Materials:</w:t>
-      </w:r>
-      <w:r>
-        <w:t xml:space="preserve"> weak (</w:t>
-      </w:r>
-      <w:r>
-        <w:rPr>
-          <w:b/>
-          <w:bCs/>
-        </w:rPr>
-        <w:t>avg -2.88%</w:t>
-      </w:r>
-      <w:r>
-        <w:t>).</w:t>
+        <w:t>Materials: weak (avg -3.00%).</w:t>
       </w:r>
     </w:p>
     <w:p>
       <w:pPr>
         <w:numPr>
           <w:ilvl w:val="0"/>
-          <w:numId w:val="13"/>
+          <w:numId w:val="15"/>
         </w:numPr>
+        <w:rPr>
+          <w:b/>
+          <w:bCs/>
+        </w:rPr>
       </w:pPr>
       <w:r>
         <w:rPr>
           <w:b/>
           <w:bCs/>
         </w:rPr>
-        <w:t>Energy:</w:t>
-      </w:r>
-      <w:r>
-        <w:t xml:space="preserve"> lagging (</w:t>
-      </w:r>
-      <w:r>
-        <w:rPr>
-          <w:b/>
-          <w:bCs/>
-        </w:rPr>
-        <w:t>avg -3.26%</w:t>
-      </w:r>
-      <w:r>
-        <w:t>).</w:t>
+        <w:t>Energy: lagging (avg -2.58%).</w:t>
       </w:r>
     </w:p>
     <w:p>
       <w:pPr>
         <w:numPr>
           <w:ilvl w:val="0"/>
-          <w:numId w:val="13"/>
+          <w:numId w:val="15"/>
         </w:numPr>
+        <w:rPr>
+          <w:b/>
+          <w:bCs/>
+        </w:rPr>
       </w:pPr>
       <w:r>
         <w:rPr>
           <w:b/>
           <w:bCs/>
         </w:rPr>
-        <w:t>Health Care:</w:t>
-      </w:r>
-      <w:r>
-        <w:t xml:space="preserve"> strong (</w:t>
-      </w:r>
-      <w:r>
-        <w:rPr>
-          <w:b/>
-          <w:bCs/>
-        </w:rPr>
-        <w:t>avg +2.95%</w:t>
-      </w:r>
-      <w:r>
-        <w:t>).</w:t>
+        <w:t>Health Care: firm (avg +2.83%).</w:t>
       </w:r>
     </w:p>
     <w:p>
       <w:pPr>
         <w:numPr>
           <w:ilvl w:val="0"/>
-          <w:numId w:val="13"/>
+          <w:numId w:val="15"/>
         </w:numPr>
+        <w:rPr>
+          <w:b/>
+          <w:bCs/>
+        </w:rPr>
       </w:pPr>
       <w:r>
         <w:rPr>
           <w:b/>
           <w:bCs/>
         </w:rPr>
-        <w:t>Communication Services:</w:t>
-      </w:r>
-      <w:r>
-        <w:t xml:space="preserve"> lagging (</w:t>
-      </w:r>
-      <w:r>
-        <w:rPr>
-          <w:b/>
-          <w:bCs/>
-        </w:rPr>
-        <w:t>avg -6.59%</w:t>
-      </w:r>
-      <w:r>
-        <w:t>).</w:t>
+        <w:t>Communication Services: lagging (avg -5.90%).</w:t>
       </w:r>
     </w:p>
     <w:p>
+      <w:pPr>
+        <w:rPr>
+          <w:b/>
+          <w:bCs/>
+        </w:rPr>
+      </w:pPr>
       <w:r>
         <w:rPr>
           <w:b/>
@@ -365,120 +279,88 @@
       <w:pPr>
         <w:numPr>
           <w:ilvl w:val="0"/>
-          <w:numId w:val="14"/>
+          <w:numId w:val="16"/>
         </w:numPr>
+        <w:rPr>
+          <w:b/>
+          <w:bCs/>
+        </w:rPr>
       </w:pPr>
       <w:r>
         <w:rPr>
           <w:b/>
           <w:bCs/>
         </w:rPr>
-        <w:t>Gold:</w:t>
-      </w:r>
-      <w:r>
-        <w:t xml:space="preserve"> bid (</w:t>
-      </w:r>
-      <w:r>
-        <w:rPr>
-          <w:b/>
-          <w:bCs/>
-        </w:rPr>
-        <w:t>+4.12%</w:t>
-      </w:r>
-      <w:r>
-        <w:t>).</w:t>
+        <w:t>Gold: bid (+3.56%).</w:t>
       </w:r>
     </w:p>
     <w:p>
       <w:pPr>
         <w:numPr>
           <w:ilvl w:val="0"/>
-          <w:numId w:val="14"/>
+          <w:numId w:val="16"/>
         </w:numPr>
+        <w:rPr>
+          <w:b/>
+          <w:bCs/>
+        </w:rPr>
       </w:pPr>
       <w:r>
         <w:rPr>
           <w:b/>
           <w:bCs/>
         </w:rPr>
-        <w:t>USD:</w:t>
-      </w:r>
-      <w:r>
-        <w:t xml:space="preserve"> firm (</w:t>
-      </w:r>
-      <w:r>
-        <w:rPr>
-          <w:b/>
-          <w:bCs/>
-        </w:rPr>
-        <w:t>+2.25%</w:t>
-      </w:r>
-      <w:r>
-        <w:t>).</w:t>
+        <w:t>USD: firm (+2.54%).</w:t>
       </w:r>
     </w:p>
     <w:p>
       <w:pPr>
         <w:numPr>
           <w:ilvl w:val="0"/>
-          <w:numId w:val="14"/>
+          <w:numId w:val="16"/>
         </w:numPr>
+        <w:rPr>
+          <w:b/>
+          <w:bCs/>
+        </w:rPr>
       </w:pPr>
       <w:r>
         <w:rPr>
           <w:b/>
           <w:bCs/>
         </w:rPr>
-        <w:t>Yields:</w:t>
-      </w:r>
-      <w:r>
-        <w:t xml:space="preserve"> falling (</w:t>
-      </w:r>
-      <w:r>
-        <w:rPr>
-          <w:b/>
-          <w:bCs/>
-        </w:rPr>
-        <w:t>-1.13%</w:t>
-      </w:r>
-      <w:r>
-        <w:t>).</w:t>
+        <w:t>Yields: falling (-0.93%).</w:t>
       </w:r>
     </w:p>
     <w:p>
       <w:pPr>
         <w:numPr>
           <w:ilvl w:val="0"/>
-          <w:numId w:val="14"/>
+          <w:numId w:val="16"/>
         </w:numPr>
+        <w:rPr>
+          <w:b/>
+          <w:bCs/>
+        </w:rPr>
       </w:pPr>
       <w:r>
         <w:rPr>
           <w:b/>
           <w:bCs/>
         </w:rPr>
-        <w:t>Bonds:</w:t>
-      </w:r>
-      <w:r>
-        <w:t xml:space="preserve"> steady (</w:t>
-      </w:r>
-      <w:r>
-        <w:rPr>
-          <w:b/>
-          <w:bCs/>
-        </w:rPr>
-        <w:t>+0.34%</w:t>
-      </w:r>
-      <w:r>
-        <w:t>).</w:t>
+        <w:t>Bonds: flat (+0.22%).</w:t>
       </w:r>
     </w:p>
     <w:p>
       <w:pPr>
         <w:numPr>
           <w:ilvl w:val="0"/>
-          <w:numId w:val="14"/>
+          <w:numId w:val="16"/>
         </w:numPr>
+        <w:rPr>
+          <w:b/>
+          <w:bCs/>
+        </w:rPr>
       </w:pPr>
       <w:r>
         <w:rPr>
@@ -486,94 +368,33 @@
           <w:bCs/>
         </w:rPr>
         <w:lastRenderedPageBreak/>
-        <w:t>Energy complex:</w:t>
-      </w:r>
-      <w:r>
-        <w:t xml:space="preserve"> weak (</w:t>
-      </w:r>
-      <w:r>
-        <w:rPr>
-          <w:b/>
-          <w:bCs/>
-        </w:rPr>
-        <w:t>-2.34%</w:t>
-      </w:r>
-      <w:r>
-        <w:t>).</w:t>
+        <w:t>Energy complex: unchanged (-0.12%).</w:t>
       </w:r>
     </w:p>
     <w:p>
+      <w:pPr>
+        <w:rPr>
+          <w:b/>
+          <w:bCs/>
+        </w:rPr>
+      </w:pPr>
       <w:r>
         <w:rPr>
           <w:b/>
           <w:bCs/>
         </w:rPr>
-        <w:t>Bottom line:</w:t>
+        <w:t xml:space="preserve">Bottom line: Breadth finished the month below 50% as leadership remained narrow. Technology and Health Care were the only meaningful bright spots, while Financials, Real Estate, Communication Services, Discretionary, Staples, Energy, and Materials continued to struggle. </w:t>
       </w:r>
+      <w:bookmarkStart w:id="0" w:name="_Hlk212834652"/>
       <w:r>
-        <w:t xml:space="preserve"> Breadth sits well below half, with leadership concentrated in </w:t>
-      </w:r>
-      <w:r>
-        <w:rPr>
-          <w:b/>
-          <w:bCs/>
-        </w:rPr>
-        <w:t>Technology and Health Care</w:t>
-      </w:r>
-      <w:r>
-        <w:t xml:space="preserve">, and modest support from </w:t>
-      </w:r>
-      <w:r>
-        <w:rPr>
-          <w:b/>
-          <w:bCs/>
-        </w:rPr>
-        <w:t>Utilities</w:t>
-      </w:r>
-      <w:r>
-        <w:t xml:space="preserve">, while </w:t>
-      </w:r>
-      <w:r>
-        <w:rPr>
-          <w:b/>
-          <w:bCs/>
-        </w:rPr>
-        <w:t>Financials, Real Estate, Communication Services, Discretionary, Energy, Staples, and Materials</w:t>
-      </w:r>
-      <w:r>
-        <w:t xml:space="preserve"> lag. The macro mix — </w:t>
-      </w:r>
-      <w:r>
-        <w:rPr>
-          <w:b/>
-          <w:bCs/>
-        </w:rPr>
-        <w:t>gold bid, USD firm, yields drifting lower, bonds steady, and a weak energy complex</w:t>
-      </w:r>
-      <w:r>
-        <w:t xml:space="preserve"> — points to </w:t>
-      </w:r>
-      <w:r>
-        <w:rPr>
-          <w:b/>
-          <w:bCs/>
-        </w:rPr>
-        <w:t>slowing growth with easing inflation pressures (a disinflationary setup)</w:t>
-      </w:r>
-      <w:r>
-        <w:t xml:space="preserve">, favoring </w:t>
-      </w:r>
-      <w:r>
-        <w:rPr>
-          <w:b/>
-          <w:bCs/>
-        </w:rPr>
-        <w:t>defensives, duration, and quality balance sheets</w:t>
-      </w:r>
-      <w:r>
-        <w:t xml:space="preserve"> over cyclical or leverage-sensitive exposures. </w:t>
+        <w:rPr>
+          <w:b/>
+          <w:bCs/>
+        </w:rPr>
+        <w:t xml:space="preserve">The macro tape — gold bid, USD firm, yields drifting lower, bonds flat, and energy mixed — reflects slowing growth with moderating inflation pressures, consistent with a disinflationary slowdown. Markets continue to favor defensives, quality, and duration over cyclicals and leverage-sensitive assets as investors brace for softer economic momentum heading into November. </w:t>
       </w:r>
     </w:p>
+    <w:bookmarkEnd w:id="0"/>
     <w:p/>
     <w:sectPr>
       <w:pgSz w:w="15840" w:h="12240" w:orient="landscape"/>
@@ -1333,6 +1154,155 @@
     </w:lvl>
   </w:abstractNum>
   <w:abstractNum w:abstractNumId="5" w15:restartNumberingAfterBreak="0">
+    <w:nsid w:val="3ADB285E"/>
+    <w:multiLevelType w:val="multilevel"/>
+    <w:tmpl w:val="C1CC36AA"/>
+    <w:lvl w:ilvl="0">
+      <w:start w:val="1"/>
+      <w:numFmt w:val="bullet"/>
+      <w:lvlText w:val=""/>
+      <w:lvlJc w:val="left"/>
+      <w:pPr>
+        <w:tabs>
+          <w:tab w:val="num" w:pos="720"/>
+        </w:tabs>
+        <w:ind w:left="720" w:hanging="360"/>
+      </w:pPr>
+      <w:rPr>
+        <w:rFonts w:ascii="Symbol" w:hAnsi="Symbol" w:hint="default"/>
+        <w:sz w:val="20"/>
+      </w:rPr>
+    </w:lvl>
+    <w:lvl w:ilvl="1" w:tentative="1">
+      <w:start w:val="1"/>
+      <w:numFmt w:val="bullet"/>
+      <w:lvlText w:val="o"/>
+      <w:lvlJc w:val="left"/>
+      <w:pPr>
+        <w:tabs>
+          <w:tab w:val="num" w:pos="1440"/>
+        </w:tabs>
+        <w:ind w:left="1440" w:hanging="360"/>
+      </w:pPr>
+      <w:rPr>
+        <w:rFonts w:ascii="Courier New" w:hAnsi="Courier New" w:hint="default"/>
+        <w:sz w:val="20"/>
+      </w:rPr>
+    </w:lvl>
+    <w:lvl w:ilvl="2" w:tentative="1">
+      <w:start w:val="1"/>
+      <w:numFmt w:val="bullet"/>
+      <w:lvlText w:val=""/>
+      <w:lvlJc w:val="left"/>
+      <w:pPr>
+        <w:tabs>
+          <w:tab w:val="num" w:pos="2160"/>
+        </w:tabs>
+        <w:ind w:left="2160" w:hanging="360"/>
+      </w:pPr>
+      <w:rPr>
+        <w:rFonts w:ascii="Wingdings" w:hAnsi="Wingdings" w:hint="default"/>
+        <w:sz w:val="20"/>
+      </w:rPr>
+    </w:lvl>
+    <w:lvl w:ilvl="3" w:tentative="1">
+      <w:start w:val="1"/>
+      <w:numFmt w:val="bullet"/>
+      <w:lvlText w:val=""/>
+      <w:lvlJc w:val="left"/>
+      <w:pPr>
+        <w:tabs>
+          <w:tab w:val="num" w:pos="2880"/>
+        </w:tabs>
+        <w:ind w:left="2880" w:hanging="360"/>
+      </w:pPr>
+      <w:rPr>
+        <w:rFonts w:ascii="Wingdings" w:hAnsi="Wingdings" w:hint="default"/>
+        <w:sz w:val="20"/>
+      </w:rPr>
+    </w:lvl>
+    <w:lvl w:ilvl="4" w:tentative="1">
+      <w:start w:val="1"/>
+      <w:numFmt w:val="bullet"/>
+      <w:lvlText w:val=""/>
+      <w:lvlJc w:val="left"/>
+      <w:pPr>
+        <w:tabs>
+          <w:tab w:val="num" w:pos="3600"/>
+        </w:tabs>
+        <w:ind w:left="3600" w:hanging="360"/>
+      </w:pPr>
+      <w:rPr>
+        <w:rFonts w:ascii="Wingdings" w:hAnsi="Wingdings" w:hint="default"/>
+        <w:sz w:val="20"/>
+      </w:rPr>
+    </w:lvl>
+    <w:lvl w:ilvl="5" w:tentative="1">
+      <w:start w:val="1"/>
+      <w:numFmt w:val="bullet"/>
+      <w:lvlText w:val=""/>
+      <w:lvlJc w:val="left"/>
+      <w:pPr>
+        <w:tabs>
+          <w:tab w:val="num" w:pos="4320"/>
+        </w:tabs>
+        <w:ind w:left="4320" w:hanging="360"/>
+      </w:pPr>
+      <w:rPr>
+        <w:rFonts w:ascii="Wingdings" w:hAnsi="Wingdings" w:hint="default"/>
+        <w:sz w:val="20"/>
+      </w:rPr>
+    </w:lvl>
+    <w:lvl w:ilvl="6" w:tentative="1">
+      <w:start w:val="1"/>
+      <w:numFmt w:val="bullet"/>
+      <w:lvlText w:val=""/>
+      <w:lvlJc w:val="left"/>
+      <w:pPr>
+        <w:tabs>
+          <w:tab w:val="num" w:pos="5040"/>
+        </w:tabs>
+        <w:ind w:left="5040" w:hanging="360"/>
+      </w:pPr>
+      <w:rPr>
+        <w:rFonts w:ascii="Wingdings" w:hAnsi="Wingdings" w:hint="default"/>
+        <w:sz w:val="20"/>
+      </w:rPr>
+    </w:lvl>
+    <w:lvl w:ilvl="7" w:tentative="1">
+      <w:start w:val="1"/>
+      <w:numFmt w:val="bullet"/>
+      <w:lvlText w:val=""/>
+      <w:lvlJc w:val="left"/>
+      <w:pPr>
+        <w:tabs>
+          <w:tab w:val="num" w:pos="5760"/>
+        </w:tabs>
+        <w:ind w:left="5760" w:hanging="360"/>
+      </w:pPr>
+      <w:rPr>
+        <w:rFonts w:ascii="Wingdings" w:hAnsi="Wingdings" w:hint="default"/>
+        <w:sz w:val="20"/>
+      </w:rPr>
+    </w:lvl>
+    <w:lvl w:ilvl="8" w:tentative="1">
+      <w:start w:val="1"/>
+      <w:numFmt w:val="bullet"/>
+      <w:lvlText w:val=""/>
+      <w:lvlJc w:val="left"/>
+      <w:pPr>
+        <w:tabs>
+          <w:tab w:val="num" w:pos="6480"/>
+        </w:tabs>
+        <w:ind w:left="6480" w:hanging="360"/>
+      </w:pPr>
+      <w:rPr>
+        <w:rFonts w:ascii="Wingdings" w:hAnsi="Wingdings" w:hint="default"/>
+        <w:sz w:val="20"/>
+      </w:rPr>
+    </w:lvl>
+  </w:abstractNum>
+  <w:abstractNum w:abstractNumId="6" w15:restartNumberingAfterBreak="0">
     <w:nsid w:val="3CB22BDF"/>
     <w:multiLevelType w:val="multilevel"/>
     <w:tmpl w:val="82D830E8"/>
@@ -1481,7 +1451,7 @@
       </w:rPr>
     </w:lvl>
   </w:abstractNum>
-  <w:abstractNum w:abstractNumId="6" w15:restartNumberingAfterBreak="0">
+  <w:abstractNum w:abstractNumId="7" w15:restartNumberingAfterBreak="0">
     <w:nsid w:val="3E6B3CBA"/>
     <w:multiLevelType w:val="multilevel"/>
     <w:tmpl w:val="B966FB58"/>
@@ -1630,7 +1600,7 @@
       </w:rPr>
     </w:lvl>
   </w:abstractNum>
-  <w:abstractNum w:abstractNumId="7" w15:restartNumberingAfterBreak="0">
+  <w:abstractNum w:abstractNumId="8" w15:restartNumberingAfterBreak="0">
     <w:nsid w:val="4D9F183E"/>
     <w:multiLevelType w:val="multilevel"/>
     <w:tmpl w:val="7CBA77CC"/>
@@ -1779,7 +1749,7 @@
       </w:rPr>
     </w:lvl>
   </w:abstractNum>
-  <w:abstractNum w:abstractNumId="8" w15:restartNumberingAfterBreak="0">
+  <w:abstractNum w:abstractNumId="9" w15:restartNumberingAfterBreak="0">
     <w:nsid w:val="57E651EE"/>
     <w:multiLevelType w:val="multilevel"/>
     <w:tmpl w:val="CAB8AB08"/>
@@ -1928,7 +1898,156 @@
       </w:rPr>
     </w:lvl>
   </w:abstractNum>
-  <w:abstractNum w:abstractNumId="9" w15:restartNumberingAfterBreak="0">
+  <w:abstractNum w:abstractNumId="10" w15:restartNumberingAfterBreak="0">
+    <w:nsid w:val="59100B2A"/>
+    <w:multiLevelType w:val="multilevel"/>
+    <w:tmpl w:val="1A6056BC"/>
+    <w:lvl w:ilvl="0">
+      <w:start w:val="1"/>
+      <w:numFmt w:val="bullet"/>
+      <w:lvlText w:val=""/>
+      <w:lvlJc w:val="left"/>
+      <w:pPr>
+        <w:tabs>
+          <w:tab w:val="num" w:pos="720"/>
+        </w:tabs>
+        <w:ind w:left="720" w:hanging="360"/>
+      </w:pPr>
+      <w:rPr>
+        <w:rFonts w:ascii="Symbol" w:hAnsi="Symbol" w:hint="default"/>
+        <w:sz w:val="20"/>
+      </w:rPr>
+    </w:lvl>
+    <w:lvl w:ilvl="1" w:tentative="1">
+      <w:start w:val="1"/>
+      <w:numFmt w:val="bullet"/>
+      <w:lvlText w:val="o"/>
+      <w:lvlJc w:val="left"/>
+      <w:pPr>
+        <w:tabs>
+          <w:tab w:val="num" w:pos="1440"/>
+        </w:tabs>
+        <w:ind w:left="1440" w:hanging="360"/>
+      </w:pPr>
+      <w:rPr>
+        <w:rFonts w:ascii="Courier New" w:hAnsi="Courier New" w:hint="default"/>
+        <w:sz w:val="20"/>
+      </w:rPr>
+    </w:lvl>
+    <w:lvl w:ilvl="2" w:tentative="1">
+      <w:start w:val="1"/>
+      <w:numFmt w:val="bullet"/>
+      <w:lvlText w:val=""/>
+      <w:lvlJc w:val="left"/>
+      <w:pPr>
+        <w:tabs>
+          <w:tab w:val="num" w:pos="2160"/>
+        </w:tabs>
+        <w:ind w:left="2160" w:hanging="360"/>
+      </w:pPr>
+      <w:rPr>
+        <w:rFonts w:ascii="Wingdings" w:hAnsi="Wingdings" w:hint="default"/>
+        <w:sz w:val="20"/>
+      </w:rPr>
+    </w:lvl>
+    <w:lvl w:ilvl="3" w:tentative="1">
+      <w:start w:val="1"/>
+      <w:numFmt w:val="bullet"/>
+      <w:lvlText w:val=""/>
+      <w:lvlJc w:val="left"/>
+      <w:pPr>
+        <w:tabs>
+          <w:tab w:val="num" w:pos="2880"/>
+        </w:tabs>
+        <w:ind w:left="2880" w:hanging="360"/>
+      </w:pPr>
+      <w:rPr>
+        <w:rFonts w:ascii="Wingdings" w:hAnsi="Wingdings" w:hint="default"/>
+        <w:sz w:val="20"/>
+      </w:rPr>
+    </w:lvl>
+    <w:lvl w:ilvl="4" w:tentative="1">
+      <w:start w:val="1"/>
+      <w:numFmt w:val="bullet"/>
+      <w:lvlText w:val=""/>
+      <w:lvlJc w:val="left"/>
+      <w:pPr>
+        <w:tabs>
+          <w:tab w:val="num" w:pos="3600"/>
+        </w:tabs>
+        <w:ind w:left="3600" w:hanging="360"/>
+      </w:pPr>
+      <w:rPr>
+        <w:rFonts w:ascii="Wingdings" w:hAnsi="Wingdings" w:hint="default"/>
+        <w:sz w:val="20"/>
+      </w:rPr>
+    </w:lvl>
+    <w:lvl w:ilvl="5" w:tentative="1">
+      <w:start w:val="1"/>
+      <w:numFmt w:val="bullet"/>
+      <w:lvlText w:val=""/>
+      <w:lvlJc w:val="left"/>
+      <w:pPr>
+        <w:tabs>
+          <w:tab w:val="num" w:pos="4320"/>
+        </w:tabs>
+        <w:ind w:left="4320" w:hanging="360"/>
+      </w:pPr>
+      <w:rPr>
+        <w:rFonts w:ascii="Wingdings" w:hAnsi="Wingdings" w:hint="default"/>
+        <w:sz w:val="20"/>
+      </w:rPr>
+    </w:lvl>
+    <w:lvl w:ilvl="6" w:tentative="1">
+      <w:start w:val="1"/>
+      <w:numFmt w:val="bullet"/>
+      <w:lvlText w:val=""/>
+      <w:lvlJc w:val="left"/>
+      <w:pPr>
+        <w:tabs>
+          <w:tab w:val="num" w:pos="5040"/>
+        </w:tabs>
+        <w:ind w:left="5040" w:hanging="360"/>
+      </w:pPr>
+      <w:rPr>
+        <w:rFonts w:ascii="Wingdings" w:hAnsi="Wingdings" w:hint="default"/>
+        <w:sz w:val="20"/>
+      </w:rPr>
+    </w:lvl>
+    <w:lvl w:ilvl="7" w:tentative="1">
+      <w:start w:val="1"/>
+      <w:numFmt w:val="bullet"/>
+      <w:lvlText w:val=""/>
+      <w:lvlJc w:val="left"/>
+      <w:pPr>
+        <w:tabs>
+          <w:tab w:val="num" w:pos="5760"/>
+        </w:tabs>
+        <w:ind w:left="5760" w:hanging="360"/>
+      </w:pPr>
+      <w:rPr>
+        <w:rFonts w:ascii="Wingdings" w:hAnsi="Wingdings" w:hint="default"/>
+        <w:sz w:val="20"/>
+      </w:rPr>
+    </w:lvl>
+    <w:lvl w:ilvl="8" w:tentative="1">
+      <w:start w:val="1"/>
+      <w:numFmt w:val="bullet"/>
+      <w:lvlText w:val=""/>
+      <w:lvlJc w:val="left"/>
+      <w:pPr>
+        <w:tabs>
+          <w:tab w:val="num" w:pos="6480"/>
+        </w:tabs>
+        <w:ind w:left="6480" w:hanging="360"/>
+      </w:pPr>
+      <w:rPr>
+        <w:rFonts w:ascii="Wingdings" w:hAnsi="Wingdings" w:hint="default"/>
+        <w:sz w:val="20"/>
+      </w:rPr>
+    </w:lvl>
+  </w:abstractNum>
+  <w:abstractNum w:abstractNumId="11" w15:restartNumberingAfterBreak="0">
     <w:nsid w:val="5D136671"/>
     <w:multiLevelType w:val="multilevel"/>
     <w:tmpl w:val="A488745C"/>
@@ -2077,7 +2196,7 @@
       </w:rPr>
     </w:lvl>
   </w:abstractNum>
-  <w:abstractNum w:abstractNumId="10" w15:restartNumberingAfterBreak="0">
+  <w:abstractNum w:abstractNumId="12" w15:restartNumberingAfterBreak="0">
     <w:nsid w:val="60654821"/>
     <w:multiLevelType w:val="multilevel"/>
     <w:tmpl w:val="AF04D872"/>
@@ -2226,7 +2345,7 @@
       </w:rPr>
     </w:lvl>
   </w:abstractNum>
-  <w:abstractNum w:abstractNumId="11" w15:restartNumberingAfterBreak="0">
+  <w:abstractNum w:abstractNumId="13" w15:restartNumberingAfterBreak="0">
     <w:nsid w:val="63A04C72"/>
     <w:multiLevelType w:val="multilevel"/>
     <w:tmpl w:val="0818C51A"/>
@@ -2375,7 +2494,7 @@
       </w:rPr>
     </w:lvl>
   </w:abstractNum>
-  <w:abstractNum w:abstractNumId="12" w15:restartNumberingAfterBreak="0">
+  <w:abstractNum w:abstractNumId="14" w15:restartNumberingAfterBreak="0">
     <w:nsid w:val="6C862971"/>
     <w:multiLevelType w:val="multilevel"/>
     <w:tmpl w:val="406E48B4"/>
@@ -2524,7 +2643,7 @@
       </w:rPr>
     </w:lvl>
   </w:abstractNum>
-  <w:abstractNum w:abstractNumId="13" w15:restartNumberingAfterBreak="0">
+  <w:abstractNum w:abstractNumId="15" w15:restartNumberingAfterBreak="0">
     <w:nsid w:val="7D447212"/>
     <w:multiLevelType w:val="multilevel"/>
     <w:tmpl w:val="BECE678E"/>
@@ -2674,16 +2793,16 @@
     </w:lvl>
   </w:abstractNum>
   <w:num w:numId="1" w16cid:durableId="10568627">
-    <w:abstractNumId w:val="11"/>
+    <w:abstractNumId w:val="13"/>
   </w:num>
   <w:num w:numId="2" w16cid:durableId="1522012968">
-    <w:abstractNumId w:val="12"/>
+    <w:abstractNumId w:val="14"/>
   </w:num>
   <w:num w:numId="3" w16cid:durableId="467479977">
     <w:abstractNumId w:val="4"/>
   </w:num>
   <w:num w:numId="4" w16cid:durableId="556473470">
-    <w:abstractNumId w:val="10"/>
+    <w:abstractNumId w:val="12"/>
   </w:num>
   <w:num w:numId="5" w16cid:durableId="324093746">
     <w:abstractNumId w:val="1"/>
@@ -2692,28 +2811,34 @@
     <w:abstractNumId w:val="0"/>
   </w:num>
   <w:num w:numId="7" w16cid:durableId="1406997827">
-    <w:abstractNumId w:val="5"/>
+    <w:abstractNumId w:val="6"/>
   </w:num>
   <w:num w:numId="8" w16cid:durableId="1120878745">
-    <w:abstractNumId w:val="9"/>
+    <w:abstractNumId w:val="11"/>
   </w:num>
   <w:num w:numId="9" w16cid:durableId="1149397064">
     <w:abstractNumId w:val="3"/>
   </w:num>
   <w:num w:numId="10" w16cid:durableId="1752506734">
+    <w:abstractNumId w:val="9"/>
+  </w:num>
+  <w:num w:numId="11" w16cid:durableId="458572310">
     <w:abstractNumId w:val="8"/>
   </w:num>
-  <w:num w:numId="11" w16cid:durableId="458572310">
-    <w:abstractNumId w:val="7"/>
-  </w:num>
   <w:num w:numId="12" w16cid:durableId="155416387">
-    <w:abstractNumId w:val="13"/>
+    <w:abstractNumId w:val="15"/>
   </w:num>
   <w:num w:numId="13" w16cid:durableId="1782383777">
     <w:abstractNumId w:val="2"/>
   </w:num>
   <w:num w:numId="14" w16cid:durableId="107509697">
-    <w:abstractNumId w:val="6"/>
+    <w:abstractNumId w:val="7"/>
+  </w:num>
+  <w:num w:numId="15" w16cid:durableId="1129397043">
+    <w:abstractNumId w:val="5"/>
+  </w:num>
+  <w:num w:numId="16" w16cid:durableId="1810397293">
+    <w:abstractNumId w:val="10"/>
   </w:num>
   <w:numIdMacAtCleanup w:val="2"/>
 </w:numbering>

--- a/data/Market_Read_monthly.docx
+++ b/data/Market_Read_monthly.docx
@@ -3,270 +3,356 @@
 <w:document xmlns:wpc="http://schemas.microsoft.com/office/word/2010/wordprocessingCanvas" xmlns:cx="http://schemas.microsoft.com/office/drawing/2014/chartex" xmlns:cx1="http://schemas.microsoft.com/office/drawing/2015/9/8/chartex" xmlns:cx2="http://schemas.microsoft.com/office/drawing/2015/10/21/chartex" xmlns:cx3="http://schemas.microsoft.com/office/drawing/2016/5/9/chartex" xmlns:cx4="http://schemas.microsoft.com/office/drawing/2016/5/10/chartex" xmlns:cx5="http://schemas.microsoft.com/office/drawing/2016/5/11/chartex" xmlns:cx6="http://schemas.microsoft.com/office/drawing/2016/5/12/chartex" xmlns:cx7="http://schemas.microsoft.com/office/drawing/2016/5/13/chartex" xmlns:cx8="http://schemas.microsoft.com/office/drawing/2016/5/14/chartex" xmlns:mc="http://schemas.openxmlformats.org/markup-compatibility/2006" xmlns:aink="http://schemas.microsoft.com/office/drawing/2016/ink" xmlns:am3d="http://schemas.microsoft.com/office/drawing/2017/model3d" xmlns:o="urn:schemas-microsoft-com:office:office" xmlns:oel="http://schemas.microsoft.com/office/2019/extlst" xmlns:r="http://schemas.openxmlformats.org/officeDocument/2006/relationships" xmlns:m="http://schemas.openxmlformats.org/officeDocument/2006/math" xmlns:v="urn:schemas-microsoft-com:vml" xmlns:wp14="http://schemas.microsoft.com/office/word/2010/wordprocessingDrawing" xmlns:wp="http://schemas.openxmlformats.org/drawingml/2006/wordprocessingDrawing" xmlns:w10="urn:schemas-microsoft-com:office:word" xmlns:w="http://schemas.openxmlformats.org/wordprocessingml/2006/main" xmlns:w14="http://schemas.microsoft.com/office/word/2010/wordml" xmlns:w15="http://schemas.microsoft.com/office/word/2012/wordml" xmlns:w16cex="http://schemas.microsoft.com/office/word/2018/wordml/cex" xmlns:w16cid="http://schemas.microsoft.com/office/word/2016/wordml/cid" xmlns:w16="http://schemas.microsoft.com/office/word/2018/wordml" xmlns:w16du="http://schemas.microsoft.com/office/word/2023/wordml/word16du" xmlns:w16sdtdh="http://schemas.microsoft.com/office/word/2020/wordml/sdtdatahash" xmlns:w16sdtfl="http://schemas.microsoft.com/office/word/2024/wordml/sdtformatlock" xmlns:w16se="http://schemas.microsoft.com/office/word/2015/wordml/symex" xmlns:wpg="http://schemas.microsoft.com/office/word/2010/wordprocessingGroup" xmlns:wpi="http://schemas.microsoft.com/office/word/2010/wordprocessingInk" xmlns:wne="http://schemas.microsoft.com/office/word/2006/wordml" xmlns:wps="http://schemas.microsoft.com/office/word/2010/wordprocessingShape" mc:Ignorable="w14 w15 w16se w16cid w16 w16cex w16sdtdh w16sdtfl w16du wp14">
   <w:body>
     <w:p>
-      <w:pPr>
+      <w:r>
         <w:rPr>
           <w:b/>
           <w:bCs/>
         </w:rPr>
-      </w:pPr>
+        <w:t>Monthly Market Read: November 3, 2025</w:t>
+      </w:r>
+    </w:p>
+    <w:p>
+      <w:r>
+        <w:t xml:space="preserve">The market is saying (all numbers are </w:t>
+      </w:r>
       <w:r>
         <w:rPr>
           <w:b/>
           <w:bCs/>
         </w:rPr>
-        <w:t>Monthly Market Read: October 31, 2025</w:t>
+        <w:t>MTD % returns</w:t>
+      </w:r>
+      <w:r>
+        <w:t>):</w:t>
       </w:r>
     </w:p>
     <w:p>
       <w:pPr>
+        <w:numPr>
+          <w:ilvl w:val="0"/>
+          <w:numId w:val="17"/>
+        </w:numPr>
+      </w:pPr>
+      <w:r>
         <w:rPr>
           <w:b/>
           <w:bCs/>
         </w:rPr>
+        <w:t>Breadth:</w:t>
+      </w:r>
+      <w:r>
+        <w:t xml:space="preserve"> 39.0% of names are positive.</w:t>
+      </w:r>
+    </w:p>
+    <w:p>
+      <w:pPr>
+        <w:numPr>
+          <w:ilvl w:val="0"/>
+          <w:numId w:val="17"/>
+        </w:numPr>
       </w:pPr>
       <w:r>
         <w:rPr>
           <w:b/>
           <w:bCs/>
         </w:rPr>
-        <w:t>The market is saying (all numbers are MTD % returns):</w:t>
-      </w:r>
-    </w:p>
-    <w:p>
-      <w:pPr>
-        <w:numPr>
-          <w:ilvl w:val="0"/>
-          <w:numId w:val="15"/>
-        </w:numPr>
+        <w:t>Information Technology:</w:t>
+      </w:r>
+      <w:r>
+        <w:t xml:space="preserve"> flat (</w:t>
+      </w:r>
+      <w:r>
         <w:rPr>
           <w:b/>
           <w:bCs/>
         </w:rPr>
+        <w:t>avg +0.03%</w:t>
+      </w:r>
+      <w:r>
+        <w:t>)</w:t>
+      </w:r>
+    </w:p>
+    <w:p>
+      <w:pPr>
+        <w:numPr>
+          <w:ilvl w:val="0"/>
+          <w:numId w:val="17"/>
+        </w:numPr>
       </w:pPr>
       <w:r>
         <w:rPr>
           <w:b/>
           <w:bCs/>
         </w:rPr>
-        <w:t>Breadth: 44.9% of names are positive.</w:t>
-      </w:r>
-    </w:p>
-    <w:p>
-      <w:pPr>
-        <w:numPr>
-          <w:ilvl w:val="0"/>
-          <w:numId w:val="15"/>
-        </w:numPr>
+        <w:t>Industrials:</w:t>
+      </w:r>
+      <w:r>
+        <w:t xml:space="preserve"> soft (</w:t>
+      </w:r>
+      <w:r>
         <w:rPr>
           <w:b/>
           <w:bCs/>
         </w:rPr>
+        <w:t>avg -0.62%</w:t>
+      </w:r>
+      <w:r>
+        <w:t>)</w:t>
+      </w:r>
+    </w:p>
+    <w:p>
+      <w:pPr>
+        <w:numPr>
+          <w:ilvl w:val="0"/>
+          <w:numId w:val="17"/>
+        </w:numPr>
       </w:pPr>
       <w:r>
         <w:rPr>
           <w:b/>
           <w:bCs/>
         </w:rPr>
-        <w:t>Information Technology: leading (avg +4.43%).</w:t>
-      </w:r>
-    </w:p>
-    <w:p>
-      <w:pPr>
-        <w:numPr>
-          <w:ilvl w:val="0"/>
-          <w:numId w:val="15"/>
-        </w:numPr>
+        <w:t>Consumer Staples:</w:t>
+      </w:r>
+      <w:r>
+        <w:t xml:space="preserve"> soft (</w:t>
+      </w:r>
+      <w:r>
         <w:rPr>
           <w:b/>
           <w:bCs/>
         </w:rPr>
+        <w:t>avg -0.73%</w:t>
+      </w:r>
+      <w:r>
+        <w:t>)</w:t>
+      </w:r>
+    </w:p>
+    <w:p>
+      <w:pPr>
+        <w:numPr>
+          <w:ilvl w:val="0"/>
+          <w:numId w:val="17"/>
+        </w:numPr>
       </w:pPr>
       <w:r>
         <w:rPr>
           <w:b/>
           <w:bCs/>
         </w:rPr>
-        <w:t>Industrials: soft (avg -0.46%).</w:t>
-      </w:r>
-    </w:p>
-    <w:p>
-      <w:pPr>
-        <w:numPr>
-          <w:ilvl w:val="0"/>
-          <w:numId w:val="15"/>
-        </w:numPr>
+        <w:t>Consumer Discretionary:</w:t>
+      </w:r>
+      <w:r>
+        <w:t xml:space="preserve"> weak (</w:t>
+      </w:r>
+      <w:r>
         <w:rPr>
           <w:b/>
           <w:bCs/>
         </w:rPr>
+        <w:t>avg -0.79%</w:t>
+      </w:r>
+      <w:r>
+        <w:t>)</w:t>
+      </w:r>
+    </w:p>
+    <w:p>
+      <w:pPr>
+        <w:numPr>
+          <w:ilvl w:val="0"/>
+          <w:numId w:val="17"/>
+        </w:numPr>
       </w:pPr>
       <w:r>
         <w:rPr>
           <w:b/>
           <w:bCs/>
         </w:rPr>
-        <w:t>Consumer Staples: weak (avg -2.55%).</w:t>
-      </w:r>
-    </w:p>
-    <w:p>
-      <w:pPr>
-        <w:numPr>
-          <w:ilvl w:val="0"/>
-          <w:numId w:val="15"/>
-        </w:numPr>
+        <w:t>Financials:</w:t>
+      </w:r>
+      <w:r>
+        <w:t xml:space="preserve"> soft (</w:t>
+      </w:r>
+      <w:r>
         <w:rPr>
           <w:b/>
           <w:bCs/>
         </w:rPr>
+        <w:t>avg -0.33%</w:t>
+      </w:r>
+      <w:r>
+        <w:t>)</w:t>
+      </w:r>
+    </w:p>
+    <w:p>
+      <w:pPr>
+        <w:numPr>
+          <w:ilvl w:val="0"/>
+          <w:numId w:val="17"/>
+        </w:numPr>
       </w:pPr>
       <w:r>
         <w:rPr>
           <w:b/>
           <w:bCs/>
         </w:rPr>
-        <w:t>Consumer Discretionary: lagging (avg -4.22%).</w:t>
-      </w:r>
-    </w:p>
-    <w:p>
-      <w:pPr>
-        <w:numPr>
-          <w:ilvl w:val="0"/>
-          <w:numId w:val="15"/>
-        </w:numPr>
+        <w:t>Utilities:</w:t>
+      </w:r>
+      <w:r>
+        <w:t xml:space="preserve"> flat (</w:t>
+      </w:r>
+      <w:r>
         <w:rPr>
           <w:b/>
           <w:bCs/>
         </w:rPr>
+        <w:t>avg -0.04%</w:t>
+      </w:r>
+      <w:r>
+        <w:t>)</w:t>
+      </w:r>
+    </w:p>
+    <w:p>
+      <w:pPr>
+        <w:numPr>
+          <w:ilvl w:val="0"/>
+          <w:numId w:val="17"/>
+        </w:numPr>
       </w:pPr>
       <w:r>
         <w:rPr>
           <w:b/>
           <w:bCs/>
         </w:rPr>
-        <w:t>Financials: under pressure (avg -4.30%).</w:t>
-      </w:r>
-    </w:p>
-    <w:p>
-      <w:pPr>
-        <w:numPr>
-          <w:ilvl w:val="0"/>
-          <w:numId w:val="15"/>
-        </w:numPr>
+        <w:t>Real Estate:</w:t>
+      </w:r>
+      <w:r>
+        <w:t xml:space="preserve"> soft (</w:t>
+      </w:r>
+      <w:r>
         <w:rPr>
           <w:b/>
           <w:bCs/>
         </w:rPr>
+        <w:t>avg -0.28%</w:t>
+      </w:r>
+      <w:r>
+        <w:t>)</w:t>
+      </w:r>
+    </w:p>
+    <w:p>
+      <w:pPr>
+        <w:numPr>
+          <w:ilvl w:val="0"/>
+          <w:numId w:val="17"/>
+        </w:numPr>
       </w:pPr>
       <w:r>
         <w:rPr>
           <w:b/>
           <w:bCs/>
         </w:rPr>
-        <w:t>Utilities: flat (avg +0.69%).</w:t>
-      </w:r>
-    </w:p>
-    <w:p>
-      <w:pPr>
-        <w:numPr>
-          <w:ilvl w:val="0"/>
-          <w:numId w:val="15"/>
-        </w:numPr>
+        <w:t>Materials:</w:t>
+      </w:r>
+      <w:r>
+        <w:t xml:space="preserve"> weak (</w:t>
+      </w:r>
+      <w:r>
         <w:rPr>
           <w:b/>
           <w:bCs/>
         </w:rPr>
+        <w:t>avg -2.98%</w:t>
+      </w:r>
+      <w:r>
+        <w:t>)</w:t>
+      </w:r>
+    </w:p>
+    <w:p>
+      <w:pPr>
+        <w:numPr>
+          <w:ilvl w:val="0"/>
+          <w:numId w:val="17"/>
+        </w:numPr>
       </w:pPr>
       <w:r>
         <w:rPr>
           <w:b/>
           <w:bCs/>
         </w:rPr>
-        <w:t>Real Estate: lagging (avg -5.27%).</w:t>
-      </w:r>
-    </w:p>
-    <w:p>
-      <w:pPr>
-        <w:numPr>
-          <w:ilvl w:val="0"/>
-          <w:numId w:val="15"/>
-        </w:numPr>
+        <w:t>Energy:</w:t>
+      </w:r>
+      <w:r>
+        <w:t xml:space="preserve"> firm (</w:t>
+      </w:r>
+      <w:r>
         <w:rPr>
           <w:b/>
           <w:bCs/>
         </w:rPr>
+        <w:t>avg +0.67%</w:t>
+      </w:r>
+      <w:r>
+        <w:t>)</w:t>
+      </w:r>
+    </w:p>
+    <w:p>
+      <w:pPr>
+        <w:numPr>
+          <w:ilvl w:val="0"/>
+          <w:numId w:val="17"/>
+        </w:numPr>
       </w:pPr>
       <w:r>
         <w:rPr>
           <w:b/>
           <w:bCs/>
         </w:rPr>
-        <w:t>Materials: weak (avg -3.00%).</w:t>
-      </w:r>
-    </w:p>
-    <w:p>
-      <w:pPr>
-        <w:numPr>
-          <w:ilvl w:val="0"/>
-          <w:numId w:val="15"/>
-        </w:numPr>
+        <w:t>Health Care:</w:t>
+      </w:r>
+      <w:r>
+        <w:t xml:space="preserve"> steady (</w:t>
+      </w:r>
+      <w:r>
         <w:rPr>
           <w:b/>
           <w:bCs/>
         </w:rPr>
+        <w:t>avg +0.18%</w:t>
+      </w:r>
+      <w:r>
+        <w:t>)</w:t>
+      </w:r>
+    </w:p>
+    <w:p>
+      <w:pPr>
+        <w:numPr>
+          <w:ilvl w:val="0"/>
+          <w:numId w:val="17"/>
+        </w:numPr>
       </w:pPr>
       <w:r>
         <w:rPr>
           <w:b/>
           <w:bCs/>
         </w:rPr>
-        <w:t>Energy: lagging (avg -2.58%).</w:t>
-      </w:r>
-    </w:p>
-    <w:p>
-      <w:pPr>
-        <w:numPr>
-          <w:ilvl w:val="0"/>
-          <w:numId w:val="15"/>
-        </w:numPr>
+        <w:t>Communication Services:</w:t>
+      </w:r>
+      <w:r>
+        <w:t xml:space="preserve"> weak (</w:t>
+      </w:r>
+      <w:r>
         <w:rPr>
           <w:b/>
           <w:bCs/>
         </w:rPr>
-      </w:pPr>
-      <w:r>
-        <w:rPr>
-          <w:b/>
-          <w:bCs/>
-        </w:rPr>
-        <w:t>Health Care: firm (avg +2.83%).</w:t>
+        <w:t>avg -1.27%</w:t>
+      </w:r>
+      <w:r>
+        <w:t>)</w:t>
       </w:r>
     </w:p>
     <w:p>
-      <w:pPr>
-        <w:numPr>
-          <w:ilvl w:val="0"/>
-          <w:numId w:val="15"/>
-        </w:numPr>
-        <w:rPr>
-          <w:b/>
-          <w:bCs/>
-        </w:rPr>
-      </w:pPr>
-      <w:r>
-        <w:rPr>
-          <w:b/>
-          <w:bCs/>
-        </w:rPr>
-        <w:t>Communication Services: lagging (avg -5.90%).</w:t>
-      </w:r>
-    </w:p>
-    <w:p>
-      <w:pPr>
-        <w:rPr>
-          <w:b/>
-          <w:bCs/>
-        </w:rPr>
-      </w:pPr>
       <w:r>
         <w:rPr>
           <w:b/>
@@ -279,88 +365,120 @@
       <w:pPr>
         <w:numPr>
           <w:ilvl w:val="0"/>
-          <w:numId w:val="16"/>
+          <w:numId w:val="18"/>
         </w:numPr>
+      </w:pPr>
+      <w:r>
         <w:rPr>
           <w:b/>
           <w:bCs/>
         </w:rPr>
-      </w:pPr>
+        <w:t>Gold:</w:t>
+      </w:r>
+      <w:r>
+        <w:t xml:space="preserve"> bid (</w:t>
+      </w:r>
       <w:r>
         <w:rPr>
           <w:b/>
           <w:bCs/>
         </w:rPr>
-        <w:t>Gold: bid (+3.56%).</w:t>
+        <w:t>+0.18%</w:t>
+      </w:r>
+      <w:r>
+        <w:t>)</w:t>
       </w:r>
     </w:p>
     <w:p>
       <w:pPr>
         <w:numPr>
           <w:ilvl w:val="0"/>
-          <w:numId w:val="16"/>
+          <w:numId w:val="18"/>
         </w:numPr>
+      </w:pPr>
+      <w:r>
         <w:rPr>
           <w:b/>
           <w:bCs/>
         </w:rPr>
-      </w:pPr>
+        <w:t>USD:</w:t>
+      </w:r>
+      <w:r>
+        <w:t xml:space="preserve"> firm (</w:t>
+      </w:r>
       <w:r>
         <w:rPr>
           <w:b/>
           <w:bCs/>
         </w:rPr>
-        <w:t>USD: firm (+2.54%).</w:t>
+        <w:t>+0.07%</w:t>
+      </w:r>
+      <w:r>
+        <w:t>)</w:t>
       </w:r>
     </w:p>
     <w:p>
       <w:pPr>
         <w:numPr>
           <w:ilvl w:val="0"/>
-          <w:numId w:val="16"/>
+          <w:numId w:val="18"/>
         </w:numPr>
+      </w:pPr>
+      <w:r>
         <w:rPr>
           <w:b/>
           <w:bCs/>
         </w:rPr>
-      </w:pPr>
+        <w:t>Yields:</w:t>
+      </w:r>
+      <w:r>
+        <w:t xml:space="preserve"> rising (</w:t>
+      </w:r>
       <w:r>
         <w:rPr>
           <w:b/>
           <w:bCs/>
         </w:rPr>
-        <w:t>Yields: falling (-0.93%).</w:t>
+        <w:t>+0.16%</w:t>
+      </w:r>
+      <w:r>
+        <w:t>)</w:t>
       </w:r>
     </w:p>
     <w:p>
       <w:pPr>
         <w:numPr>
           <w:ilvl w:val="0"/>
-          <w:numId w:val="16"/>
+          <w:numId w:val="18"/>
         </w:numPr>
+      </w:pPr>
+      <w:r>
         <w:rPr>
           <w:b/>
           <w:bCs/>
         </w:rPr>
-      </w:pPr>
+        <w:t>Bonds:</w:t>
+      </w:r>
+      <w:r>
+        <w:t xml:space="preserve"> soft (</w:t>
+      </w:r>
       <w:r>
         <w:rPr>
           <w:b/>
           <w:bCs/>
         </w:rPr>
-        <w:t>Bonds: flat (+0.22%).</w:t>
+        <w:t>-0.50%</w:t>
+      </w:r>
+      <w:r>
+        <w:t>)</w:t>
       </w:r>
     </w:p>
     <w:p>
       <w:pPr>
         <w:numPr>
           <w:ilvl w:val="0"/>
-          <w:numId w:val="16"/>
+          <w:numId w:val="18"/>
         </w:numPr>
-        <w:rPr>
-          <w:b/>
-          <w:bCs/>
-        </w:rPr>
       </w:pPr>
       <w:r>
         <w:rPr>
@@ -368,30 +486,93 @@
           <w:bCs/>
         </w:rPr>
         <w:lastRenderedPageBreak/>
-        <w:t>Energy complex: unchanged (-0.12%).</w:t>
-      </w:r>
-    </w:p>
-    <w:p>
-      <w:pPr>
+        <w:t>Energy complex:</w:t>
+      </w:r>
+      <w:r>
+        <w:t xml:space="preserve"> strong (</w:t>
+      </w:r>
+      <w:r>
         <w:rPr>
           <w:b/>
           <w:bCs/>
         </w:rPr>
-      </w:pPr>
+        <w:t>+2.05%</w:t>
+      </w:r>
+      <w:r>
+        <w:t>)</w:t>
+      </w:r>
+    </w:p>
+    <w:p>
       <w:r>
         <w:rPr>
           <w:b/>
           <w:bCs/>
         </w:rPr>
-        <w:t xml:space="preserve">Bottom line: Breadth finished the month below 50% as leadership remained narrow. Technology and Health Care were the only meaningful bright spots, while Financials, Real Estate, Communication Services, Discretionary, Staples, Energy, and Materials continued to struggle. </w:t>
-      </w:r>
-      <w:bookmarkStart w:id="0" w:name="_Hlk212834652"/>
+        <w:t>Bottom line:</w:t>
+      </w:r>
+      <w:r>
+        <w:t xml:space="preserve"> Market breadth is weak to start the month, with fewer than four in ten names positive. Leadership is limited and defensive tone lightens slightly — </w:t>
+      </w:r>
       <w:r>
         <w:rPr>
           <w:b/>
           <w:bCs/>
         </w:rPr>
-        <w:t xml:space="preserve">The macro tape — gold bid, USD firm, yields drifting lower, bonds flat, and energy mixed — reflects slowing growth with moderating inflation pressures, consistent with a disinflationary slowdown. Markets continue to favor defensives, quality, and duration over cyclicals and leverage-sensitive assets as investors brace for softer economic momentum heading into November. </w:t>
+        <w:t>Energy</w:t>
+      </w:r>
+      <w:r>
+        <w:t xml:space="preserve"> and </w:t>
+      </w:r>
+      <w:r>
+        <w:rPr>
+          <w:b/>
+          <w:bCs/>
+        </w:rPr>
+        <w:t>Health Care</w:t>
+      </w:r>
+      <w:r>
+        <w:t xml:space="preserve"> show early resilience while most other sectors are flat to negative. </w:t>
+      </w:r>
+      <w:bookmarkStart w:id="0" w:name="_Hlk213093293"/>
+      <w:r>
+        <w:t xml:space="preserve">The macro picture — </w:t>
+      </w:r>
+      <w:r>
+        <w:rPr>
+          <w:b/>
+          <w:bCs/>
+        </w:rPr>
+        <w:t>gold steady, USD firm, yields rising, bonds soft, and a strong energy complex</w:t>
+      </w:r>
+      <w:r>
+        <w:t xml:space="preserve"> — signals a </w:t>
+      </w:r>
+      <w:r>
+        <w:rPr>
+          <w:b/>
+          <w:bCs/>
+        </w:rPr>
+        <w:t>stabilizing inflation tone with firmer growth expectations</w:t>
+      </w:r>
+      <w:r>
+        <w:t xml:space="preserve">, marking a modest shift toward </w:t>
+      </w:r>
+      <w:r>
+        <w:rPr>
+          <w:b/>
+          <w:bCs/>
+        </w:rPr>
+        <w:t>cyclical support</w:t>
+      </w:r>
+      <w:r>
+        <w:t xml:space="preserve">. However, participation remains shallow, favoring selective exposure while maintaining a </w:t>
+      </w:r>
+      <w:r>
+        <w:rPr>
+          <w:b/>
+          <w:bCs/>
+        </w:rPr>
+        <w:t>measured stance toward risk as the month begins.</w:t>
       </w:r>
     </w:p>
     <w:bookmarkEnd w:id="0"/>
@@ -1154,6 +1335,155 @@
     </w:lvl>
   </w:abstractNum>
   <w:abstractNum w:abstractNumId="5" w15:restartNumberingAfterBreak="0">
+    <w:nsid w:val="31A40B6B"/>
+    <w:multiLevelType w:val="multilevel"/>
+    <w:tmpl w:val="6644BAA4"/>
+    <w:lvl w:ilvl="0">
+      <w:start w:val="1"/>
+      <w:numFmt w:val="bullet"/>
+      <w:lvlText w:val=""/>
+      <w:lvlJc w:val="left"/>
+      <w:pPr>
+        <w:tabs>
+          <w:tab w:val="num" w:pos="720"/>
+        </w:tabs>
+        <w:ind w:left="720" w:hanging="360"/>
+      </w:pPr>
+      <w:rPr>
+        <w:rFonts w:ascii="Symbol" w:hAnsi="Symbol" w:hint="default"/>
+        <w:sz w:val="20"/>
+      </w:rPr>
+    </w:lvl>
+    <w:lvl w:ilvl="1" w:tentative="1">
+      <w:start w:val="1"/>
+      <w:numFmt w:val="bullet"/>
+      <w:lvlText w:val="o"/>
+      <w:lvlJc w:val="left"/>
+      <w:pPr>
+        <w:tabs>
+          <w:tab w:val="num" w:pos="1440"/>
+        </w:tabs>
+        <w:ind w:left="1440" w:hanging="360"/>
+      </w:pPr>
+      <w:rPr>
+        <w:rFonts w:ascii="Courier New" w:hAnsi="Courier New" w:hint="default"/>
+        <w:sz w:val="20"/>
+      </w:rPr>
+    </w:lvl>
+    <w:lvl w:ilvl="2" w:tentative="1">
+      <w:start w:val="1"/>
+      <w:numFmt w:val="bullet"/>
+      <w:lvlText w:val=""/>
+      <w:lvlJc w:val="left"/>
+      <w:pPr>
+        <w:tabs>
+          <w:tab w:val="num" w:pos="2160"/>
+        </w:tabs>
+        <w:ind w:left="2160" w:hanging="360"/>
+      </w:pPr>
+      <w:rPr>
+        <w:rFonts w:ascii="Wingdings" w:hAnsi="Wingdings" w:hint="default"/>
+        <w:sz w:val="20"/>
+      </w:rPr>
+    </w:lvl>
+    <w:lvl w:ilvl="3" w:tentative="1">
+      <w:start w:val="1"/>
+      <w:numFmt w:val="bullet"/>
+      <w:lvlText w:val=""/>
+      <w:lvlJc w:val="left"/>
+      <w:pPr>
+        <w:tabs>
+          <w:tab w:val="num" w:pos="2880"/>
+        </w:tabs>
+        <w:ind w:left="2880" w:hanging="360"/>
+      </w:pPr>
+      <w:rPr>
+        <w:rFonts w:ascii="Wingdings" w:hAnsi="Wingdings" w:hint="default"/>
+        <w:sz w:val="20"/>
+      </w:rPr>
+    </w:lvl>
+    <w:lvl w:ilvl="4" w:tentative="1">
+      <w:start w:val="1"/>
+      <w:numFmt w:val="bullet"/>
+      <w:lvlText w:val=""/>
+      <w:lvlJc w:val="left"/>
+      <w:pPr>
+        <w:tabs>
+          <w:tab w:val="num" w:pos="3600"/>
+        </w:tabs>
+        <w:ind w:left="3600" w:hanging="360"/>
+      </w:pPr>
+      <w:rPr>
+        <w:rFonts w:ascii="Wingdings" w:hAnsi="Wingdings" w:hint="default"/>
+        <w:sz w:val="20"/>
+      </w:rPr>
+    </w:lvl>
+    <w:lvl w:ilvl="5" w:tentative="1">
+      <w:start w:val="1"/>
+      <w:numFmt w:val="bullet"/>
+      <w:lvlText w:val=""/>
+      <w:lvlJc w:val="left"/>
+      <w:pPr>
+        <w:tabs>
+          <w:tab w:val="num" w:pos="4320"/>
+        </w:tabs>
+        <w:ind w:left="4320" w:hanging="360"/>
+      </w:pPr>
+      <w:rPr>
+        <w:rFonts w:ascii="Wingdings" w:hAnsi="Wingdings" w:hint="default"/>
+        <w:sz w:val="20"/>
+      </w:rPr>
+    </w:lvl>
+    <w:lvl w:ilvl="6" w:tentative="1">
+      <w:start w:val="1"/>
+      <w:numFmt w:val="bullet"/>
+      <w:lvlText w:val=""/>
+      <w:lvlJc w:val="left"/>
+      <w:pPr>
+        <w:tabs>
+          <w:tab w:val="num" w:pos="5040"/>
+        </w:tabs>
+        <w:ind w:left="5040" w:hanging="360"/>
+      </w:pPr>
+      <w:rPr>
+        <w:rFonts w:ascii="Wingdings" w:hAnsi="Wingdings" w:hint="default"/>
+        <w:sz w:val="20"/>
+      </w:rPr>
+    </w:lvl>
+    <w:lvl w:ilvl="7" w:tentative="1">
+      <w:start w:val="1"/>
+      <w:numFmt w:val="bullet"/>
+      <w:lvlText w:val=""/>
+      <w:lvlJc w:val="left"/>
+      <w:pPr>
+        <w:tabs>
+          <w:tab w:val="num" w:pos="5760"/>
+        </w:tabs>
+        <w:ind w:left="5760" w:hanging="360"/>
+      </w:pPr>
+      <w:rPr>
+        <w:rFonts w:ascii="Wingdings" w:hAnsi="Wingdings" w:hint="default"/>
+        <w:sz w:val="20"/>
+      </w:rPr>
+    </w:lvl>
+    <w:lvl w:ilvl="8" w:tentative="1">
+      <w:start w:val="1"/>
+      <w:numFmt w:val="bullet"/>
+      <w:lvlText w:val=""/>
+      <w:lvlJc w:val="left"/>
+      <w:pPr>
+        <w:tabs>
+          <w:tab w:val="num" w:pos="6480"/>
+        </w:tabs>
+        <w:ind w:left="6480" w:hanging="360"/>
+      </w:pPr>
+      <w:rPr>
+        <w:rFonts w:ascii="Wingdings" w:hAnsi="Wingdings" w:hint="default"/>
+        <w:sz w:val="20"/>
+      </w:rPr>
+    </w:lvl>
+  </w:abstractNum>
+  <w:abstractNum w:abstractNumId="6" w15:restartNumberingAfterBreak="0">
     <w:nsid w:val="3ADB285E"/>
     <w:multiLevelType w:val="multilevel"/>
     <w:tmpl w:val="C1CC36AA"/>
@@ -1302,7 +1632,7 @@
       </w:rPr>
     </w:lvl>
   </w:abstractNum>
-  <w:abstractNum w:abstractNumId="6" w15:restartNumberingAfterBreak="0">
+  <w:abstractNum w:abstractNumId="7" w15:restartNumberingAfterBreak="0">
     <w:nsid w:val="3CB22BDF"/>
     <w:multiLevelType w:val="multilevel"/>
     <w:tmpl w:val="82D830E8"/>
@@ -1451,7 +1781,7 @@
       </w:rPr>
     </w:lvl>
   </w:abstractNum>
-  <w:abstractNum w:abstractNumId="7" w15:restartNumberingAfterBreak="0">
+  <w:abstractNum w:abstractNumId="8" w15:restartNumberingAfterBreak="0">
     <w:nsid w:val="3E6B3CBA"/>
     <w:multiLevelType w:val="multilevel"/>
     <w:tmpl w:val="B966FB58"/>
@@ -1600,7 +1930,7 @@
       </w:rPr>
     </w:lvl>
   </w:abstractNum>
-  <w:abstractNum w:abstractNumId="8" w15:restartNumberingAfterBreak="0">
+  <w:abstractNum w:abstractNumId="9" w15:restartNumberingAfterBreak="0">
     <w:nsid w:val="4D9F183E"/>
     <w:multiLevelType w:val="multilevel"/>
     <w:tmpl w:val="7CBA77CC"/>
@@ -1749,7 +2079,156 @@
       </w:rPr>
     </w:lvl>
   </w:abstractNum>
-  <w:abstractNum w:abstractNumId="9" w15:restartNumberingAfterBreak="0">
+  <w:abstractNum w:abstractNumId="10" w15:restartNumberingAfterBreak="0">
+    <w:nsid w:val="57B92E2B"/>
+    <w:multiLevelType w:val="multilevel"/>
+    <w:tmpl w:val="E716FDA8"/>
+    <w:lvl w:ilvl="0">
+      <w:start w:val="1"/>
+      <w:numFmt w:val="bullet"/>
+      <w:lvlText w:val=""/>
+      <w:lvlJc w:val="left"/>
+      <w:pPr>
+        <w:tabs>
+          <w:tab w:val="num" w:pos="720"/>
+        </w:tabs>
+        <w:ind w:left="720" w:hanging="360"/>
+      </w:pPr>
+      <w:rPr>
+        <w:rFonts w:ascii="Symbol" w:hAnsi="Symbol" w:hint="default"/>
+        <w:sz w:val="20"/>
+      </w:rPr>
+    </w:lvl>
+    <w:lvl w:ilvl="1" w:tentative="1">
+      <w:start w:val="1"/>
+      <w:numFmt w:val="bullet"/>
+      <w:lvlText w:val="o"/>
+      <w:lvlJc w:val="left"/>
+      <w:pPr>
+        <w:tabs>
+          <w:tab w:val="num" w:pos="1440"/>
+        </w:tabs>
+        <w:ind w:left="1440" w:hanging="360"/>
+      </w:pPr>
+      <w:rPr>
+        <w:rFonts w:ascii="Courier New" w:hAnsi="Courier New" w:hint="default"/>
+        <w:sz w:val="20"/>
+      </w:rPr>
+    </w:lvl>
+    <w:lvl w:ilvl="2" w:tentative="1">
+      <w:start w:val="1"/>
+      <w:numFmt w:val="bullet"/>
+      <w:lvlText w:val=""/>
+      <w:lvlJc w:val="left"/>
+      <w:pPr>
+        <w:tabs>
+          <w:tab w:val="num" w:pos="2160"/>
+        </w:tabs>
+        <w:ind w:left="2160" w:hanging="360"/>
+      </w:pPr>
+      <w:rPr>
+        <w:rFonts w:ascii="Wingdings" w:hAnsi="Wingdings" w:hint="default"/>
+        <w:sz w:val="20"/>
+      </w:rPr>
+    </w:lvl>
+    <w:lvl w:ilvl="3" w:tentative="1">
+      <w:start w:val="1"/>
+      <w:numFmt w:val="bullet"/>
+      <w:lvlText w:val=""/>
+      <w:lvlJc w:val="left"/>
+      <w:pPr>
+        <w:tabs>
+          <w:tab w:val="num" w:pos="2880"/>
+        </w:tabs>
+        <w:ind w:left="2880" w:hanging="360"/>
+      </w:pPr>
+      <w:rPr>
+        <w:rFonts w:ascii="Wingdings" w:hAnsi="Wingdings" w:hint="default"/>
+        <w:sz w:val="20"/>
+      </w:rPr>
+    </w:lvl>
+    <w:lvl w:ilvl="4" w:tentative="1">
+      <w:start w:val="1"/>
+      <w:numFmt w:val="bullet"/>
+      <w:lvlText w:val=""/>
+      <w:lvlJc w:val="left"/>
+      <w:pPr>
+        <w:tabs>
+          <w:tab w:val="num" w:pos="3600"/>
+        </w:tabs>
+        <w:ind w:left="3600" w:hanging="360"/>
+      </w:pPr>
+      <w:rPr>
+        <w:rFonts w:ascii="Wingdings" w:hAnsi="Wingdings" w:hint="default"/>
+        <w:sz w:val="20"/>
+      </w:rPr>
+    </w:lvl>
+    <w:lvl w:ilvl="5" w:tentative="1">
+      <w:start w:val="1"/>
+      <w:numFmt w:val="bullet"/>
+      <w:lvlText w:val=""/>
+      <w:lvlJc w:val="left"/>
+      <w:pPr>
+        <w:tabs>
+          <w:tab w:val="num" w:pos="4320"/>
+        </w:tabs>
+        <w:ind w:left="4320" w:hanging="360"/>
+      </w:pPr>
+      <w:rPr>
+        <w:rFonts w:ascii="Wingdings" w:hAnsi="Wingdings" w:hint="default"/>
+        <w:sz w:val="20"/>
+      </w:rPr>
+    </w:lvl>
+    <w:lvl w:ilvl="6" w:tentative="1">
+      <w:start w:val="1"/>
+      <w:numFmt w:val="bullet"/>
+      <w:lvlText w:val=""/>
+      <w:lvlJc w:val="left"/>
+      <w:pPr>
+        <w:tabs>
+          <w:tab w:val="num" w:pos="5040"/>
+        </w:tabs>
+        <w:ind w:left="5040" w:hanging="360"/>
+      </w:pPr>
+      <w:rPr>
+        <w:rFonts w:ascii="Wingdings" w:hAnsi="Wingdings" w:hint="default"/>
+        <w:sz w:val="20"/>
+      </w:rPr>
+    </w:lvl>
+    <w:lvl w:ilvl="7" w:tentative="1">
+      <w:start w:val="1"/>
+      <w:numFmt w:val="bullet"/>
+      <w:lvlText w:val=""/>
+      <w:lvlJc w:val="left"/>
+      <w:pPr>
+        <w:tabs>
+          <w:tab w:val="num" w:pos="5760"/>
+        </w:tabs>
+        <w:ind w:left="5760" w:hanging="360"/>
+      </w:pPr>
+      <w:rPr>
+        <w:rFonts w:ascii="Wingdings" w:hAnsi="Wingdings" w:hint="default"/>
+        <w:sz w:val="20"/>
+      </w:rPr>
+    </w:lvl>
+    <w:lvl w:ilvl="8" w:tentative="1">
+      <w:start w:val="1"/>
+      <w:numFmt w:val="bullet"/>
+      <w:lvlText w:val=""/>
+      <w:lvlJc w:val="left"/>
+      <w:pPr>
+        <w:tabs>
+          <w:tab w:val="num" w:pos="6480"/>
+        </w:tabs>
+        <w:ind w:left="6480" w:hanging="360"/>
+      </w:pPr>
+      <w:rPr>
+        <w:rFonts w:ascii="Wingdings" w:hAnsi="Wingdings" w:hint="default"/>
+        <w:sz w:val="20"/>
+      </w:rPr>
+    </w:lvl>
+  </w:abstractNum>
+  <w:abstractNum w:abstractNumId="11" w15:restartNumberingAfterBreak="0">
     <w:nsid w:val="57E651EE"/>
     <w:multiLevelType w:val="multilevel"/>
     <w:tmpl w:val="CAB8AB08"/>
@@ -1898,7 +2377,7 @@
       </w:rPr>
     </w:lvl>
   </w:abstractNum>
-  <w:abstractNum w:abstractNumId="10" w15:restartNumberingAfterBreak="0">
+  <w:abstractNum w:abstractNumId="12" w15:restartNumberingAfterBreak="0">
     <w:nsid w:val="59100B2A"/>
     <w:multiLevelType w:val="multilevel"/>
     <w:tmpl w:val="1A6056BC"/>
@@ -2047,7 +2526,7 @@
       </w:rPr>
     </w:lvl>
   </w:abstractNum>
-  <w:abstractNum w:abstractNumId="11" w15:restartNumberingAfterBreak="0">
+  <w:abstractNum w:abstractNumId="13" w15:restartNumberingAfterBreak="0">
     <w:nsid w:val="5D136671"/>
     <w:multiLevelType w:val="multilevel"/>
     <w:tmpl w:val="A488745C"/>
@@ -2196,7 +2675,7 @@
       </w:rPr>
     </w:lvl>
   </w:abstractNum>
-  <w:abstractNum w:abstractNumId="12" w15:restartNumberingAfterBreak="0">
+  <w:abstractNum w:abstractNumId="14" w15:restartNumberingAfterBreak="0">
     <w:nsid w:val="60654821"/>
     <w:multiLevelType w:val="multilevel"/>
     <w:tmpl w:val="AF04D872"/>
@@ -2345,7 +2824,7 @@
       </w:rPr>
     </w:lvl>
   </w:abstractNum>
-  <w:abstractNum w:abstractNumId="13" w15:restartNumberingAfterBreak="0">
+  <w:abstractNum w:abstractNumId="15" w15:restartNumberingAfterBreak="0">
     <w:nsid w:val="63A04C72"/>
     <w:multiLevelType w:val="multilevel"/>
     <w:tmpl w:val="0818C51A"/>
@@ -2494,7 +2973,7 @@
       </w:rPr>
     </w:lvl>
   </w:abstractNum>
-  <w:abstractNum w:abstractNumId="14" w15:restartNumberingAfterBreak="0">
+  <w:abstractNum w:abstractNumId="16" w15:restartNumberingAfterBreak="0">
     <w:nsid w:val="6C862971"/>
     <w:multiLevelType w:val="multilevel"/>
     <w:tmpl w:val="406E48B4"/>
@@ -2643,7 +3122,7 @@
       </w:rPr>
     </w:lvl>
   </w:abstractNum>
-  <w:abstractNum w:abstractNumId="15" w15:restartNumberingAfterBreak="0">
+  <w:abstractNum w:abstractNumId="17" w15:restartNumberingAfterBreak="0">
     <w:nsid w:val="7D447212"/>
     <w:multiLevelType w:val="multilevel"/>
     <w:tmpl w:val="BECE678E"/>
@@ -2793,16 +3272,16 @@
     </w:lvl>
   </w:abstractNum>
   <w:num w:numId="1" w16cid:durableId="10568627">
-    <w:abstractNumId w:val="13"/>
+    <w:abstractNumId w:val="15"/>
   </w:num>
   <w:num w:numId="2" w16cid:durableId="1522012968">
-    <w:abstractNumId w:val="14"/>
+    <w:abstractNumId w:val="16"/>
   </w:num>
   <w:num w:numId="3" w16cid:durableId="467479977">
     <w:abstractNumId w:val="4"/>
   </w:num>
   <w:num w:numId="4" w16cid:durableId="556473470">
-    <w:abstractNumId w:val="12"/>
+    <w:abstractNumId w:val="14"/>
   </w:num>
   <w:num w:numId="5" w16cid:durableId="324093746">
     <w:abstractNumId w:val="1"/>
@@ -2811,34 +3290,40 @@
     <w:abstractNumId w:val="0"/>
   </w:num>
   <w:num w:numId="7" w16cid:durableId="1406997827">
-    <w:abstractNumId w:val="6"/>
+    <w:abstractNumId w:val="7"/>
   </w:num>
   <w:num w:numId="8" w16cid:durableId="1120878745">
-    <w:abstractNumId w:val="11"/>
+    <w:abstractNumId w:val="13"/>
   </w:num>
   <w:num w:numId="9" w16cid:durableId="1149397064">
     <w:abstractNumId w:val="3"/>
   </w:num>
   <w:num w:numId="10" w16cid:durableId="1752506734">
+    <w:abstractNumId w:val="11"/>
+  </w:num>
+  <w:num w:numId="11" w16cid:durableId="458572310">
     <w:abstractNumId w:val="9"/>
   </w:num>
-  <w:num w:numId="11" w16cid:durableId="458572310">
-    <w:abstractNumId w:val="8"/>
-  </w:num>
   <w:num w:numId="12" w16cid:durableId="155416387">
-    <w:abstractNumId w:val="15"/>
+    <w:abstractNumId w:val="17"/>
   </w:num>
   <w:num w:numId="13" w16cid:durableId="1782383777">
     <w:abstractNumId w:val="2"/>
   </w:num>
   <w:num w:numId="14" w16cid:durableId="107509697">
-    <w:abstractNumId w:val="7"/>
+    <w:abstractNumId w:val="8"/>
   </w:num>
   <w:num w:numId="15" w16cid:durableId="1129397043">
-    <w:abstractNumId w:val="5"/>
+    <w:abstractNumId w:val="6"/>
   </w:num>
   <w:num w:numId="16" w16cid:durableId="1810397293">
+    <w:abstractNumId w:val="12"/>
+  </w:num>
+  <w:num w:numId="17" w16cid:durableId="1400206805">
     <w:abstractNumId w:val="10"/>
+  </w:num>
+  <w:num w:numId="18" w16cid:durableId="1596785061">
+    <w:abstractNumId w:val="5"/>
   </w:num>
   <w:numIdMacAtCleanup w:val="2"/>
 </w:numbering>

--- a/data/Market_Read_monthly.docx
+++ b/data/Market_Read_monthly.docx
@@ -8,7 +8,7 @@
           <w:b/>
           <w:bCs/>
         </w:rPr>
-        <w:t>Monthly Market Read: November 3, 2025</w:t>
+        <w:t>Monthly Market Read: November 6, 2025</w:t>
       </w:r>
     </w:p>
     <w:p>
@@ -30,7 +30,7 @@
       <w:pPr>
         <w:numPr>
           <w:ilvl w:val="0"/>
-          <w:numId w:val="17"/>
+          <w:numId w:val="19"/>
         </w:numPr>
       </w:pPr>
       <w:r>
@@ -41,14 +41,14 @@
         <w:t>Breadth:</w:t>
       </w:r>
       <w:r>
-        <w:t xml:space="preserve"> 39.0% of names are positive.</w:t>
+        <w:t xml:space="preserve"> 33.0% of names are positive.</w:t>
       </w:r>
     </w:p>
     <w:p>
       <w:pPr>
         <w:numPr>
           <w:ilvl w:val="0"/>
-          <w:numId w:val="17"/>
+          <w:numId w:val="19"/>
         </w:numPr>
       </w:pPr>
       <w:r>
@@ -59,24 +59,24 @@
         <w:t>Information Technology:</w:t>
       </w:r>
       <w:r>
-        <w:t xml:space="preserve"> flat (</w:t>
+        <w:t xml:space="preserve"> lagging (</w:t>
       </w:r>
       <w:r>
         <w:rPr>
           <w:b/>
           <w:bCs/>
         </w:rPr>
-        <w:t>avg +0.03%</w:t>
-      </w:r>
-      <w:r>
-        <w:t>)</w:t>
+        <w:t>avg -3.12%</w:t>
+      </w:r>
+      <w:r>
+        <w:t>).</w:t>
       </w:r>
     </w:p>
     <w:p>
       <w:pPr>
         <w:numPr>
           <w:ilvl w:val="0"/>
-          <w:numId w:val="17"/>
+          <w:numId w:val="19"/>
         </w:numPr>
       </w:pPr>
       <w:r>
@@ -87,24 +87,24 @@
         <w:t>Industrials:</w:t>
       </w:r>
       <w:r>
-        <w:t xml:space="preserve"> soft (</w:t>
+        <w:t xml:space="preserve"> weak (</w:t>
       </w:r>
       <w:r>
         <w:rPr>
           <w:b/>
           <w:bCs/>
         </w:rPr>
-        <w:t>avg -0.62%</w:t>
-      </w:r>
-      <w:r>
-        <w:t>)</w:t>
+        <w:t>avg -1.46%</w:t>
+      </w:r>
+      <w:r>
+        <w:t>).</w:t>
       </w:r>
     </w:p>
     <w:p>
       <w:pPr>
         <w:numPr>
           <w:ilvl w:val="0"/>
-          <w:numId w:val="17"/>
+          <w:numId w:val="19"/>
         </w:numPr>
       </w:pPr>
       <w:r>
@@ -122,17 +122,17 @@
           <w:b/>
           <w:bCs/>
         </w:rPr>
-        <w:t>avg -0.73%</w:t>
-      </w:r>
-      <w:r>
-        <w:t>)</w:t>
+        <w:t>avg -1.22%</w:t>
+      </w:r>
+      <w:r>
+        <w:t>).</w:t>
       </w:r>
     </w:p>
     <w:p>
       <w:pPr>
         <w:numPr>
           <w:ilvl w:val="0"/>
-          <w:numId w:val="17"/>
+          <w:numId w:val="19"/>
         </w:numPr>
       </w:pPr>
       <w:r>
@@ -143,24 +143,24 @@
         <w:t>Consumer Discretionary:</w:t>
       </w:r>
       <w:r>
-        <w:t xml:space="preserve"> weak (</w:t>
+        <w:t xml:space="preserve"> lagging (</w:t>
       </w:r>
       <w:r>
         <w:rPr>
           <w:b/>
           <w:bCs/>
         </w:rPr>
-        <w:t>avg -0.79%</w:t>
-      </w:r>
-      <w:r>
-        <w:t>)</w:t>
+        <w:t>avg -2.80%</w:t>
+      </w:r>
+      <w:r>
+        <w:t>).</w:t>
       </w:r>
     </w:p>
     <w:p>
       <w:pPr>
         <w:numPr>
           <w:ilvl w:val="0"/>
-          <w:numId w:val="17"/>
+          <w:numId w:val="19"/>
         </w:numPr>
       </w:pPr>
       <w:r>
@@ -171,24 +171,24 @@
         <w:t>Financials:</w:t>
       </w:r>
       <w:r>
-        <w:t xml:space="preserve"> soft (</w:t>
+        <w:t xml:space="preserve"> steady (</w:t>
       </w:r>
       <w:r>
         <w:rPr>
           <w:b/>
           <w:bCs/>
         </w:rPr>
-        <w:t>avg -0.33%</w:t>
-      </w:r>
-      <w:r>
-        <w:t>)</w:t>
+        <w:t>avg -0.01%</w:t>
+      </w:r>
+      <w:r>
+        <w:t>).</w:t>
       </w:r>
     </w:p>
     <w:p>
       <w:pPr>
         <w:numPr>
           <w:ilvl w:val="0"/>
-          <w:numId w:val="17"/>
+          <w:numId w:val="19"/>
         </w:numPr>
       </w:pPr>
       <w:r>
@@ -199,24 +199,24 @@
         <w:t>Utilities:</w:t>
       </w:r>
       <w:r>
-        <w:t xml:space="preserve"> flat (</w:t>
+        <w:t xml:space="preserve"> soft (</w:t>
       </w:r>
       <w:r>
         <w:rPr>
           <w:b/>
           <w:bCs/>
         </w:rPr>
-        <w:t>avg -0.04%</w:t>
-      </w:r>
-      <w:r>
-        <w:t>)</w:t>
+        <w:t>avg -0.18%</w:t>
+      </w:r>
+      <w:r>
+        <w:t>).</w:t>
       </w:r>
     </w:p>
     <w:p>
       <w:pPr>
         <w:numPr>
           <w:ilvl w:val="0"/>
-          <w:numId w:val="17"/>
+          <w:numId w:val="19"/>
         </w:numPr>
       </w:pPr>
       <w:r>
@@ -227,24 +227,24 @@
         <w:t>Real Estate:</w:t>
       </w:r>
       <w:r>
-        <w:t xml:space="preserve"> soft (</w:t>
+        <w:t xml:space="preserve"> weak (</w:t>
       </w:r>
       <w:r>
         <w:rPr>
           <w:b/>
           <w:bCs/>
         </w:rPr>
-        <w:t>avg -0.28%</w:t>
-      </w:r>
-      <w:r>
-        <w:t>)</w:t>
+        <w:t>avg -0.61%</w:t>
+      </w:r>
+      <w:r>
+        <w:t>).</w:t>
       </w:r>
     </w:p>
     <w:p>
       <w:pPr>
         <w:numPr>
           <w:ilvl w:val="0"/>
-          <w:numId w:val="17"/>
+          <w:numId w:val="19"/>
         </w:numPr>
       </w:pPr>
       <w:r>
@@ -255,24 +255,24 @@
         <w:t>Materials:</w:t>
       </w:r>
       <w:r>
-        <w:t xml:space="preserve"> weak (</w:t>
+        <w:t xml:space="preserve"> lagging (</w:t>
       </w:r>
       <w:r>
         <w:rPr>
           <w:b/>
           <w:bCs/>
         </w:rPr>
-        <w:t>avg -2.98%</w:t>
-      </w:r>
-      <w:r>
-        <w:t>)</w:t>
+        <w:t>avg -3.85%</w:t>
+      </w:r>
+      <w:r>
+        <w:t>).</w:t>
       </w:r>
     </w:p>
     <w:p>
       <w:pPr>
         <w:numPr>
           <w:ilvl w:val="0"/>
-          <w:numId w:val="17"/>
+          <w:numId w:val="19"/>
         </w:numPr>
       </w:pPr>
       <w:r>
@@ -283,24 +283,24 @@
         <w:t>Energy:</w:t>
       </w:r>
       <w:r>
-        <w:t xml:space="preserve"> firm (</w:t>
+        <w:t xml:space="preserve"> leading (</w:t>
       </w:r>
       <w:r>
         <w:rPr>
           <w:b/>
           <w:bCs/>
         </w:rPr>
-        <w:t>avg +0.67%</w:t>
-      </w:r>
-      <w:r>
-        <w:t>)</w:t>
+        <w:t>avg +1.80%</w:t>
+      </w:r>
+      <w:r>
+        <w:t>).</w:t>
       </w:r>
     </w:p>
     <w:p>
       <w:pPr>
         <w:numPr>
           <w:ilvl w:val="0"/>
-          <w:numId w:val="17"/>
+          <w:numId w:val="19"/>
         </w:numPr>
       </w:pPr>
       <w:r>
@@ -311,24 +311,24 @@
         <w:t>Health Care:</w:t>
       </w:r>
       <w:r>
-        <w:t xml:space="preserve"> steady (</w:t>
+        <w:t xml:space="preserve"> firm (</w:t>
       </w:r>
       <w:r>
         <w:rPr>
           <w:b/>
           <w:bCs/>
         </w:rPr>
-        <w:t>avg +0.18%</w:t>
-      </w:r>
-      <w:r>
-        <w:t>)</w:t>
+        <w:t>avg +0.20%</w:t>
+      </w:r>
+      <w:r>
+        <w:t>).</w:t>
       </w:r>
     </w:p>
     <w:p>
       <w:pPr>
         <w:numPr>
           <w:ilvl w:val="0"/>
-          <w:numId w:val="17"/>
+          <w:numId w:val="19"/>
         </w:numPr>
       </w:pPr>
       <w:r>
@@ -339,17 +339,17 @@
         <w:t>Communication Services:</w:t>
       </w:r>
       <w:r>
-        <w:t xml:space="preserve"> weak (</w:t>
+        <w:t xml:space="preserve"> lagging (</w:t>
       </w:r>
       <w:r>
         <w:rPr>
           <w:b/>
           <w:bCs/>
         </w:rPr>
-        <w:t>avg -1.27%</w:t>
-      </w:r>
-      <w:r>
-        <w:t>)</w:t>
+        <w:t>avg -2.56%</w:t>
+      </w:r>
+      <w:r>
+        <w:t>).</w:t>
       </w:r>
     </w:p>
     <w:p>
@@ -365,7 +365,7 @@
       <w:pPr>
         <w:numPr>
           <w:ilvl w:val="0"/>
-          <w:numId w:val="18"/>
+          <w:numId w:val="20"/>
         </w:numPr>
       </w:pPr>
       <w:r>
@@ -376,24 +376,24 @@
         <w:t>Gold:</w:t>
       </w:r>
       <w:r>
-        <w:t xml:space="preserve"> bid (</w:t>
+        <w:t xml:space="preserve"> soft (</w:t>
       </w:r>
       <w:r>
         <w:rPr>
           <w:b/>
           <w:bCs/>
         </w:rPr>
-        <w:t>+0.18%</w:t>
-      </w:r>
-      <w:r>
-        <w:t>)</w:t>
+        <w:t>-0.56%</w:t>
+      </w:r>
+      <w:r>
+        <w:t>).</w:t>
       </w:r>
     </w:p>
     <w:p>
       <w:pPr>
         <w:numPr>
           <w:ilvl w:val="0"/>
-          <w:numId w:val="18"/>
+          <w:numId w:val="20"/>
         </w:numPr>
       </w:pPr>
       <w:r>
@@ -404,24 +404,24 @@
         <w:t>USD:</w:t>
       </w:r>
       <w:r>
-        <w:t xml:space="preserve"> firm (</w:t>
+        <w:t xml:space="preserve"> flat (</w:t>
       </w:r>
       <w:r>
         <w:rPr>
           <w:b/>
           <w:bCs/>
         </w:rPr>
-        <w:t>+0.07%</w:t>
-      </w:r>
-      <w:r>
-        <w:t>)</w:t>
+        <w:t>-0.11%</w:t>
+      </w:r>
+      <w:r>
+        <w:t>).</w:t>
       </w:r>
     </w:p>
     <w:p>
       <w:pPr>
         <w:numPr>
           <w:ilvl w:val="0"/>
-          <w:numId w:val="18"/>
+          <w:numId w:val="20"/>
         </w:numPr>
       </w:pPr>
       <w:r>
@@ -432,24 +432,24 @@
         <w:t>Yields:</w:t>
       </w:r>
       <w:r>
-        <w:t xml:space="preserve"> rising (</w:t>
+        <w:t xml:space="preserve"> little change (</w:t>
       </w:r>
       <w:r>
         <w:rPr>
           <w:b/>
           <w:bCs/>
         </w:rPr>
-        <w:t>+0.16%</w:t>
-      </w:r>
-      <w:r>
-        <w:t>)</w:t>
+        <w:t>-0.19%</w:t>
+      </w:r>
+      <w:r>
+        <w:t>).</w:t>
       </w:r>
     </w:p>
     <w:p>
       <w:pPr>
         <w:numPr>
           <w:ilvl w:val="0"/>
-          <w:numId w:val="18"/>
+          <w:numId w:val="20"/>
         </w:numPr>
       </w:pPr>
       <w:r>
@@ -467,17 +467,17 @@
           <w:b/>
           <w:bCs/>
         </w:rPr>
-        <w:t>-0.50%</w:t>
-      </w:r>
-      <w:r>
-        <w:t>)</w:t>
+        <w:t>-0.42%</w:t>
+      </w:r>
+      <w:r>
+        <w:t>).</w:t>
       </w:r>
     </w:p>
     <w:p>
       <w:pPr>
         <w:numPr>
           <w:ilvl w:val="0"/>
-          <w:numId w:val="18"/>
+          <w:numId w:val="20"/>
         </w:numPr>
       </w:pPr>
       <w:r>
@@ -496,10 +496,10 @@
           <w:b/>
           <w:bCs/>
         </w:rPr>
-        <w:t>+2.05%</w:t>
-      </w:r>
-      <w:r>
-        <w:t>)</w:t>
+        <w:t>+2.31%</w:t>
+      </w:r>
+      <w:r>
+        <w:t>).</w:t>
       </w:r>
     </w:p>
     <w:p>
@@ -511,71 +511,99 @@
         <w:t>Bottom line:</w:t>
       </w:r>
       <w:r>
-        <w:t xml:space="preserve"> Market breadth is weak to start the month, with fewer than four in ten names positive. Leadership is limited and defensive tone lightens slightly — </w:t>
+        <w:t xml:space="preserve"> Breadth remains weak, with only one in three names positive. The tape has rotated toward </w:t>
       </w:r>
       <w:r>
         <w:rPr>
           <w:b/>
           <w:bCs/>
         </w:rPr>
-        <w:t>Energy</w:t>
-      </w:r>
-      <w:r>
-        <w:t xml:space="preserve"> and </w:t>
+        <w:t>Energy strength</w:t>
+      </w:r>
+      <w:r>
+        <w:t xml:space="preserve"> while most </w:t>
       </w:r>
       <w:r>
         <w:rPr>
           <w:b/>
           <w:bCs/>
         </w:rPr>
-        <w:t>Health Care</w:t>
-      </w:r>
-      <w:r>
-        <w:t xml:space="preserve"> show early resilience while most other sectors are flat to negative. </w:t>
-      </w:r>
-      <w:bookmarkStart w:id="0" w:name="_Hlk213093293"/>
-      <w:r>
-        <w:t xml:space="preserve">The macro picture — </w:t>
+        <w:t>growth and cyclical sectors</w:t>
+      </w:r>
+      <w:r>
+        <w:t xml:space="preserve"> — </w:t>
       </w:r>
       <w:r>
         <w:rPr>
           <w:b/>
           <w:bCs/>
         </w:rPr>
-        <w:t>gold steady, USD firm, yields rising, bonds soft, and a strong energy complex</w:t>
-      </w:r>
-      <w:r>
-        <w:t xml:space="preserve"> — signals a </w:t>
+        <w:t>Technology, Materials, Discretionary, and Industrials</w:t>
+      </w:r>
+      <w:r>
+        <w:t xml:space="preserve"> — remain under pressure. The macro profile — </w:t>
       </w:r>
       <w:r>
         <w:rPr>
           <w:b/>
           <w:bCs/>
         </w:rPr>
-        <w:t>stabilizing inflation tone with firmer growth expectations</w:t>
-      </w:r>
-      <w:r>
-        <w:t xml:space="preserve">, marking a modest shift toward </w:t>
+        <w:t>soft gold and bonds, flat USD, steady yields, and firm energy</w:t>
+      </w:r>
+      <w:r>
+        <w:t xml:space="preserve"> — suggests </w:t>
       </w:r>
       <w:r>
         <w:rPr>
           <w:b/>
           <w:bCs/>
         </w:rPr>
-        <w:t>cyclical support</w:t>
-      </w:r>
-      <w:r>
-        <w:t xml:space="preserve">. However, participation remains shallow, favoring selective exposure while maintaining a </w:t>
+        <w:t>firmer growth and modest inflation pressures</w:t>
+      </w:r>
+      <w:r>
+        <w:t xml:space="preserve">, a </w:t>
       </w:r>
       <w:r>
         <w:rPr>
           <w:b/>
           <w:bCs/>
         </w:rPr>
-        <w:t>measured stance toward risk as the month begins.</w:t>
+        <w:t>pro-cyclical tilt</w:t>
+      </w:r>
+      <w:r>
+        <w:t xml:space="preserve"> consistent with </w:t>
+      </w:r>
+      <w:r>
+        <w:rPr>
+          <w:b/>
+          <w:bCs/>
+        </w:rPr>
+        <w:t>mild reflationary undertones</w:t>
+      </w:r>
+      <w:r>
+        <w:t xml:space="preserve">. Markets are shifting toward </w:t>
+      </w:r>
+      <w:r>
+        <w:rPr>
+          <w:b/>
+          <w:bCs/>
+        </w:rPr>
+        <w:t>selective risk-taking</w:t>
+      </w:r>
+      <w:r>
+        <w:t xml:space="preserve"> but remain narrow, favoring </w:t>
+      </w:r>
+      <w:r>
+        <w:rPr>
+          <w:b/>
+          <w:bCs/>
+        </w:rPr>
+        <w:t>Energy and late-cycle leadership</w:t>
+      </w:r>
+      <w:r>
+        <w:t xml:space="preserve"> while most sectors consolidate.</w:t>
       </w:r>
     </w:p>
-    <w:bookmarkEnd w:id="0"/>
     <w:p/>
     <w:sectPr>
       <w:pgSz w:w="15840" w:h="12240" w:orient="landscape"/>
@@ -3123,6 +3151,304 @@
     </w:lvl>
   </w:abstractNum>
   <w:abstractNum w:abstractNumId="17" w15:restartNumberingAfterBreak="0">
+    <w:nsid w:val="7A543667"/>
+    <w:multiLevelType w:val="multilevel"/>
+    <w:tmpl w:val="7400B7CA"/>
+    <w:lvl w:ilvl="0">
+      <w:start w:val="1"/>
+      <w:numFmt w:val="bullet"/>
+      <w:lvlText w:val=""/>
+      <w:lvlJc w:val="left"/>
+      <w:pPr>
+        <w:tabs>
+          <w:tab w:val="num" w:pos="720"/>
+        </w:tabs>
+        <w:ind w:left="720" w:hanging="360"/>
+      </w:pPr>
+      <w:rPr>
+        <w:rFonts w:ascii="Symbol" w:hAnsi="Symbol" w:hint="default"/>
+        <w:sz w:val="20"/>
+      </w:rPr>
+    </w:lvl>
+    <w:lvl w:ilvl="1" w:tentative="1">
+      <w:start w:val="1"/>
+      <w:numFmt w:val="bullet"/>
+      <w:lvlText w:val="o"/>
+      <w:lvlJc w:val="left"/>
+      <w:pPr>
+        <w:tabs>
+          <w:tab w:val="num" w:pos="1440"/>
+        </w:tabs>
+        <w:ind w:left="1440" w:hanging="360"/>
+      </w:pPr>
+      <w:rPr>
+        <w:rFonts w:ascii="Courier New" w:hAnsi="Courier New" w:hint="default"/>
+        <w:sz w:val="20"/>
+      </w:rPr>
+    </w:lvl>
+    <w:lvl w:ilvl="2" w:tentative="1">
+      <w:start w:val="1"/>
+      <w:numFmt w:val="bullet"/>
+      <w:lvlText w:val=""/>
+      <w:lvlJc w:val="left"/>
+      <w:pPr>
+        <w:tabs>
+          <w:tab w:val="num" w:pos="2160"/>
+        </w:tabs>
+        <w:ind w:left="2160" w:hanging="360"/>
+      </w:pPr>
+      <w:rPr>
+        <w:rFonts w:ascii="Wingdings" w:hAnsi="Wingdings" w:hint="default"/>
+        <w:sz w:val="20"/>
+      </w:rPr>
+    </w:lvl>
+    <w:lvl w:ilvl="3" w:tentative="1">
+      <w:start w:val="1"/>
+      <w:numFmt w:val="bullet"/>
+      <w:lvlText w:val=""/>
+      <w:lvlJc w:val="left"/>
+      <w:pPr>
+        <w:tabs>
+          <w:tab w:val="num" w:pos="2880"/>
+        </w:tabs>
+        <w:ind w:left="2880" w:hanging="360"/>
+      </w:pPr>
+      <w:rPr>
+        <w:rFonts w:ascii="Wingdings" w:hAnsi="Wingdings" w:hint="default"/>
+        <w:sz w:val="20"/>
+      </w:rPr>
+    </w:lvl>
+    <w:lvl w:ilvl="4" w:tentative="1">
+      <w:start w:val="1"/>
+      <w:numFmt w:val="bullet"/>
+      <w:lvlText w:val=""/>
+      <w:lvlJc w:val="left"/>
+      <w:pPr>
+        <w:tabs>
+          <w:tab w:val="num" w:pos="3600"/>
+        </w:tabs>
+        <w:ind w:left="3600" w:hanging="360"/>
+      </w:pPr>
+      <w:rPr>
+        <w:rFonts w:ascii="Wingdings" w:hAnsi="Wingdings" w:hint="default"/>
+        <w:sz w:val="20"/>
+      </w:rPr>
+    </w:lvl>
+    <w:lvl w:ilvl="5" w:tentative="1">
+      <w:start w:val="1"/>
+      <w:numFmt w:val="bullet"/>
+      <w:lvlText w:val=""/>
+      <w:lvlJc w:val="left"/>
+      <w:pPr>
+        <w:tabs>
+          <w:tab w:val="num" w:pos="4320"/>
+        </w:tabs>
+        <w:ind w:left="4320" w:hanging="360"/>
+      </w:pPr>
+      <w:rPr>
+        <w:rFonts w:ascii="Wingdings" w:hAnsi="Wingdings" w:hint="default"/>
+        <w:sz w:val="20"/>
+      </w:rPr>
+    </w:lvl>
+    <w:lvl w:ilvl="6" w:tentative="1">
+      <w:start w:val="1"/>
+      <w:numFmt w:val="bullet"/>
+      <w:lvlText w:val=""/>
+      <w:lvlJc w:val="left"/>
+      <w:pPr>
+        <w:tabs>
+          <w:tab w:val="num" w:pos="5040"/>
+        </w:tabs>
+        <w:ind w:left="5040" w:hanging="360"/>
+      </w:pPr>
+      <w:rPr>
+        <w:rFonts w:ascii="Wingdings" w:hAnsi="Wingdings" w:hint="default"/>
+        <w:sz w:val="20"/>
+      </w:rPr>
+    </w:lvl>
+    <w:lvl w:ilvl="7" w:tentative="1">
+      <w:start w:val="1"/>
+      <w:numFmt w:val="bullet"/>
+      <w:lvlText w:val=""/>
+      <w:lvlJc w:val="left"/>
+      <w:pPr>
+        <w:tabs>
+          <w:tab w:val="num" w:pos="5760"/>
+        </w:tabs>
+        <w:ind w:left="5760" w:hanging="360"/>
+      </w:pPr>
+      <w:rPr>
+        <w:rFonts w:ascii="Wingdings" w:hAnsi="Wingdings" w:hint="default"/>
+        <w:sz w:val="20"/>
+      </w:rPr>
+    </w:lvl>
+    <w:lvl w:ilvl="8" w:tentative="1">
+      <w:start w:val="1"/>
+      <w:numFmt w:val="bullet"/>
+      <w:lvlText w:val=""/>
+      <w:lvlJc w:val="left"/>
+      <w:pPr>
+        <w:tabs>
+          <w:tab w:val="num" w:pos="6480"/>
+        </w:tabs>
+        <w:ind w:left="6480" w:hanging="360"/>
+      </w:pPr>
+      <w:rPr>
+        <w:rFonts w:ascii="Wingdings" w:hAnsi="Wingdings" w:hint="default"/>
+        <w:sz w:val="20"/>
+      </w:rPr>
+    </w:lvl>
+  </w:abstractNum>
+  <w:abstractNum w:abstractNumId="18" w15:restartNumberingAfterBreak="0">
+    <w:nsid w:val="7B0413A8"/>
+    <w:multiLevelType w:val="multilevel"/>
+    <w:tmpl w:val="87AAE7C0"/>
+    <w:lvl w:ilvl="0">
+      <w:start w:val="1"/>
+      <w:numFmt w:val="bullet"/>
+      <w:lvlText w:val=""/>
+      <w:lvlJc w:val="left"/>
+      <w:pPr>
+        <w:tabs>
+          <w:tab w:val="num" w:pos="720"/>
+        </w:tabs>
+        <w:ind w:left="720" w:hanging="360"/>
+      </w:pPr>
+      <w:rPr>
+        <w:rFonts w:ascii="Symbol" w:hAnsi="Symbol" w:hint="default"/>
+        <w:sz w:val="20"/>
+      </w:rPr>
+    </w:lvl>
+    <w:lvl w:ilvl="1" w:tentative="1">
+      <w:start w:val="1"/>
+      <w:numFmt w:val="bullet"/>
+      <w:lvlText w:val="o"/>
+      <w:lvlJc w:val="left"/>
+      <w:pPr>
+        <w:tabs>
+          <w:tab w:val="num" w:pos="1440"/>
+        </w:tabs>
+        <w:ind w:left="1440" w:hanging="360"/>
+      </w:pPr>
+      <w:rPr>
+        <w:rFonts w:ascii="Courier New" w:hAnsi="Courier New" w:hint="default"/>
+        <w:sz w:val="20"/>
+      </w:rPr>
+    </w:lvl>
+    <w:lvl w:ilvl="2" w:tentative="1">
+      <w:start w:val="1"/>
+      <w:numFmt w:val="bullet"/>
+      <w:lvlText w:val=""/>
+      <w:lvlJc w:val="left"/>
+      <w:pPr>
+        <w:tabs>
+          <w:tab w:val="num" w:pos="2160"/>
+        </w:tabs>
+        <w:ind w:left="2160" w:hanging="360"/>
+      </w:pPr>
+      <w:rPr>
+        <w:rFonts w:ascii="Wingdings" w:hAnsi="Wingdings" w:hint="default"/>
+        <w:sz w:val="20"/>
+      </w:rPr>
+    </w:lvl>
+    <w:lvl w:ilvl="3" w:tentative="1">
+      <w:start w:val="1"/>
+      <w:numFmt w:val="bullet"/>
+      <w:lvlText w:val=""/>
+      <w:lvlJc w:val="left"/>
+      <w:pPr>
+        <w:tabs>
+          <w:tab w:val="num" w:pos="2880"/>
+        </w:tabs>
+        <w:ind w:left="2880" w:hanging="360"/>
+      </w:pPr>
+      <w:rPr>
+        <w:rFonts w:ascii="Wingdings" w:hAnsi="Wingdings" w:hint="default"/>
+        <w:sz w:val="20"/>
+      </w:rPr>
+    </w:lvl>
+    <w:lvl w:ilvl="4" w:tentative="1">
+      <w:start w:val="1"/>
+      <w:numFmt w:val="bullet"/>
+      <w:lvlText w:val=""/>
+      <w:lvlJc w:val="left"/>
+      <w:pPr>
+        <w:tabs>
+          <w:tab w:val="num" w:pos="3600"/>
+        </w:tabs>
+        <w:ind w:left="3600" w:hanging="360"/>
+      </w:pPr>
+      <w:rPr>
+        <w:rFonts w:ascii="Wingdings" w:hAnsi="Wingdings" w:hint="default"/>
+        <w:sz w:val="20"/>
+      </w:rPr>
+    </w:lvl>
+    <w:lvl w:ilvl="5" w:tentative="1">
+      <w:start w:val="1"/>
+      <w:numFmt w:val="bullet"/>
+      <w:lvlText w:val=""/>
+      <w:lvlJc w:val="left"/>
+      <w:pPr>
+        <w:tabs>
+          <w:tab w:val="num" w:pos="4320"/>
+        </w:tabs>
+        <w:ind w:left="4320" w:hanging="360"/>
+      </w:pPr>
+      <w:rPr>
+        <w:rFonts w:ascii="Wingdings" w:hAnsi="Wingdings" w:hint="default"/>
+        <w:sz w:val="20"/>
+      </w:rPr>
+    </w:lvl>
+    <w:lvl w:ilvl="6" w:tentative="1">
+      <w:start w:val="1"/>
+      <w:numFmt w:val="bullet"/>
+      <w:lvlText w:val=""/>
+      <w:lvlJc w:val="left"/>
+      <w:pPr>
+        <w:tabs>
+          <w:tab w:val="num" w:pos="5040"/>
+        </w:tabs>
+        <w:ind w:left="5040" w:hanging="360"/>
+      </w:pPr>
+      <w:rPr>
+        <w:rFonts w:ascii="Wingdings" w:hAnsi="Wingdings" w:hint="default"/>
+        <w:sz w:val="20"/>
+      </w:rPr>
+    </w:lvl>
+    <w:lvl w:ilvl="7" w:tentative="1">
+      <w:start w:val="1"/>
+      <w:numFmt w:val="bullet"/>
+      <w:lvlText w:val=""/>
+      <w:lvlJc w:val="left"/>
+      <w:pPr>
+        <w:tabs>
+          <w:tab w:val="num" w:pos="5760"/>
+        </w:tabs>
+        <w:ind w:left="5760" w:hanging="360"/>
+      </w:pPr>
+      <w:rPr>
+        <w:rFonts w:ascii="Wingdings" w:hAnsi="Wingdings" w:hint="default"/>
+        <w:sz w:val="20"/>
+      </w:rPr>
+    </w:lvl>
+    <w:lvl w:ilvl="8" w:tentative="1">
+      <w:start w:val="1"/>
+      <w:numFmt w:val="bullet"/>
+      <w:lvlText w:val=""/>
+      <w:lvlJc w:val="left"/>
+      <w:pPr>
+        <w:tabs>
+          <w:tab w:val="num" w:pos="6480"/>
+        </w:tabs>
+        <w:ind w:left="6480" w:hanging="360"/>
+      </w:pPr>
+      <w:rPr>
+        <w:rFonts w:ascii="Wingdings" w:hAnsi="Wingdings" w:hint="default"/>
+        <w:sz w:val="20"/>
+      </w:rPr>
+    </w:lvl>
+  </w:abstractNum>
+  <w:abstractNum w:abstractNumId="19" w15:restartNumberingAfterBreak="0">
     <w:nsid w:val="7D447212"/>
     <w:multiLevelType w:val="multilevel"/>
     <w:tmpl w:val="BECE678E"/>
@@ -3305,7 +3631,7 @@
     <w:abstractNumId w:val="9"/>
   </w:num>
   <w:num w:numId="12" w16cid:durableId="155416387">
-    <w:abstractNumId w:val="17"/>
+    <w:abstractNumId w:val="19"/>
   </w:num>
   <w:num w:numId="13" w16cid:durableId="1782383777">
     <w:abstractNumId w:val="2"/>
@@ -3324,6 +3650,12 @@
   </w:num>
   <w:num w:numId="18" w16cid:durableId="1596785061">
     <w:abstractNumId w:val="5"/>
+  </w:num>
+  <w:num w:numId="19" w16cid:durableId="989752143">
+    <w:abstractNumId w:val="18"/>
+  </w:num>
+  <w:num w:numId="20" w16cid:durableId="717051066">
+    <w:abstractNumId w:val="17"/>
   </w:num>
   <w:numIdMacAtCleanup w:val="2"/>
 </w:numbering>

--- a/data/Market_Read_monthly.docx
+++ b/data/Market_Read_monthly.docx
@@ -3,356 +3,270 @@
 <w:document xmlns:wpc="http://schemas.microsoft.com/office/word/2010/wordprocessingCanvas" xmlns:cx="http://schemas.microsoft.com/office/drawing/2014/chartex" xmlns:cx1="http://schemas.microsoft.com/office/drawing/2015/9/8/chartex" xmlns:cx2="http://schemas.microsoft.com/office/drawing/2015/10/21/chartex" xmlns:cx3="http://schemas.microsoft.com/office/drawing/2016/5/9/chartex" xmlns:cx4="http://schemas.microsoft.com/office/drawing/2016/5/10/chartex" xmlns:cx5="http://schemas.microsoft.com/office/drawing/2016/5/11/chartex" xmlns:cx6="http://schemas.microsoft.com/office/drawing/2016/5/12/chartex" xmlns:cx7="http://schemas.microsoft.com/office/drawing/2016/5/13/chartex" xmlns:cx8="http://schemas.microsoft.com/office/drawing/2016/5/14/chartex" xmlns:mc="http://schemas.openxmlformats.org/markup-compatibility/2006" xmlns:aink="http://schemas.microsoft.com/office/drawing/2016/ink" xmlns:am3d="http://schemas.microsoft.com/office/drawing/2017/model3d" xmlns:o="urn:schemas-microsoft-com:office:office" xmlns:oel="http://schemas.microsoft.com/office/2019/extlst" xmlns:r="http://schemas.openxmlformats.org/officeDocument/2006/relationships" xmlns:m="http://schemas.openxmlformats.org/officeDocument/2006/math" xmlns:v="urn:schemas-microsoft-com:vml" xmlns:wp14="http://schemas.microsoft.com/office/word/2010/wordprocessingDrawing" xmlns:wp="http://schemas.openxmlformats.org/drawingml/2006/wordprocessingDrawing" xmlns:w10="urn:schemas-microsoft-com:office:word" xmlns:w="http://schemas.openxmlformats.org/wordprocessingml/2006/main" xmlns:w14="http://schemas.microsoft.com/office/word/2010/wordml" xmlns:w15="http://schemas.microsoft.com/office/word/2012/wordml" xmlns:w16cex="http://schemas.microsoft.com/office/word/2018/wordml/cex" xmlns:w16cid="http://schemas.microsoft.com/office/word/2016/wordml/cid" xmlns:w16="http://schemas.microsoft.com/office/word/2018/wordml" xmlns:w16du="http://schemas.microsoft.com/office/word/2023/wordml/word16du" xmlns:w16sdtdh="http://schemas.microsoft.com/office/word/2020/wordml/sdtdatahash" xmlns:w16sdtfl="http://schemas.microsoft.com/office/word/2024/wordml/sdtformatlock" xmlns:w16se="http://schemas.microsoft.com/office/word/2015/wordml/symex" xmlns:wpg="http://schemas.microsoft.com/office/word/2010/wordprocessingGroup" xmlns:wpi="http://schemas.microsoft.com/office/word/2010/wordprocessingInk" xmlns:wne="http://schemas.microsoft.com/office/word/2006/wordml" xmlns:wps="http://schemas.microsoft.com/office/word/2010/wordprocessingShape" mc:Ignorable="w14 w15 w16se w16cid w16 w16cex w16sdtdh w16sdtfl w16du wp14">
   <w:body>
     <w:p>
+      <w:pPr>
+        <w:rPr>
+          <w:b/>
+          <w:bCs/>
+        </w:rPr>
+      </w:pPr>
       <w:r>
         <w:rPr>
           <w:b/>
           <w:bCs/>
         </w:rPr>
-        <w:t>Monthly Market Read: November 6, 2025</w:t>
+        <w:t>Monthly Market Read: November 07, 2025</w:t>
       </w:r>
     </w:p>
     <w:p>
-      <w:r>
-        <w:t xml:space="preserve">The market is saying (all numbers are </w:t>
-      </w:r>
+      <w:pPr>
+        <w:rPr>
+          <w:b/>
+          <w:bCs/>
+        </w:rPr>
+      </w:pPr>
       <w:r>
         <w:rPr>
           <w:b/>
           <w:bCs/>
         </w:rPr>
-        <w:t>MTD % returns</w:t>
-      </w:r>
-      <w:r>
-        <w:t>):</w:t>
+        <w:t>The market is saying (all numbers are MTD % returns):</w:t>
       </w:r>
     </w:p>
     <w:p>
       <w:pPr>
         <w:numPr>
           <w:ilvl w:val="0"/>
-          <w:numId w:val="19"/>
+          <w:numId w:val="21"/>
         </w:numPr>
+        <w:rPr>
+          <w:b/>
+          <w:bCs/>
+        </w:rPr>
       </w:pPr>
       <w:r>
         <w:rPr>
           <w:b/>
           <w:bCs/>
         </w:rPr>
-        <w:t>Breadth:</w:t>
-      </w:r>
-      <w:r>
-        <w:t xml:space="preserve"> 33.0% of names are positive.</w:t>
+        <w:t>Breadth: 47.7% of names are positive.</w:t>
       </w:r>
     </w:p>
     <w:p>
       <w:pPr>
         <w:numPr>
           <w:ilvl w:val="0"/>
-          <w:numId w:val="19"/>
+          <w:numId w:val="21"/>
         </w:numPr>
+        <w:rPr>
+          <w:b/>
+          <w:bCs/>
+        </w:rPr>
       </w:pPr>
       <w:r>
         <w:rPr>
           <w:b/>
           <w:bCs/>
         </w:rPr>
-        <w:t>Information Technology:</w:t>
+        <w:t>Information Technology: lagging (avg -3.07%).</w:t>
       </w:r>
-      <w:r>
-        <w:t xml:space="preserve"> lagging (</w:t>
-      </w:r>
+    </w:p>
+    <w:p>
+      <w:pPr>
+        <w:numPr>
+          <w:ilvl w:val="0"/>
+          <w:numId w:val="21"/>
+        </w:numPr>
+        <w:rPr>
+          <w:b/>
+          <w:bCs/>
+        </w:rPr>
+      </w:pPr>
       <w:r>
         <w:rPr>
           <w:b/>
           <w:bCs/>
         </w:rPr>
-        <w:t>avg -3.12%</w:t>
-      </w:r>
-      <w:r>
-        <w:t>).</w:t>
+        <w:t>Industrials: soft (avg -0.82%).</w:t>
       </w:r>
     </w:p>
     <w:p>
       <w:pPr>
         <w:numPr>
           <w:ilvl w:val="0"/>
-          <w:numId w:val="19"/>
+          <w:numId w:val="21"/>
         </w:numPr>
+        <w:rPr>
+          <w:b/>
+          <w:bCs/>
+        </w:rPr>
       </w:pPr>
       <w:r>
         <w:rPr>
           <w:b/>
           <w:bCs/>
         </w:rPr>
-        <w:t>Industrials:</w:t>
+        <w:t>Consumer Staples: firm (avg +0.45%).</w:t>
       </w:r>
-      <w:r>
-        <w:t xml:space="preserve"> weak (</w:t>
-      </w:r>
+    </w:p>
+    <w:p>
+      <w:pPr>
+        <w:numPr>
+          <w:ilvl w:val="0"/>
+          <w:numId w:val="21"/>
+        </w:numPr>
+        <w:rPr>
+          <w:b/>
+          <w:bCs/>
+        </w:rPr>
+      </w:pPr>
       <w:r>
         <w:rPr>
           <w:b/>
           <w:bCs/>
         </w:rPr>
-        <w:t>avg -1.46%</w:t>
-      </w:r>
-      <w:r>
-        <w:t>).</w:t>
+        <w:t>Consumer Discretionary: soft (avg -0.98%).</w:t>
       </w:r>
     </w:p>
     <w:p>
       <w:pPr>
         <w:numPr>
           <w:ilvl w:val="0"/>
-          <w:numId w:val="19"/>
+          <w:numId w:val="21"/>
         </w:numPr>
+        <w:rPr>
+          <w:b/>
+          <w:bCs/>
+        </w:rPr>
       </w:pPr>
       <w:r>
         <w:rPr>
           <w:b/>
           <w:bCs/>
         </w:rPr>
-        <w:t>Consumer Staples:</w:t>
+        <w:t>Financials: firm (avg +0.96%).</w:t>
       </w:r>
-      <w:r>
-        <w:t xml:space="preserve"> soft (</w:t>
-      </w:r>
+    </w:p>
+    <w:p>
+      <w:pPr>
+        <w:numPr>
+          <w:ilvl w:val="0"/>
+          <w:numId w:val="21"/>
+        </w:numPr>
+        <w:rPr>
+          <w:b/>
+          <w:bCs/>
+        </w:rPr>
+      </w:pPr>
       <w:r>
         <w:rPr>
           <w:b/>
           <w:bCs/>
         </w:rPr>
-        <w:t>avg -1.22%</w:t>
-      </w:r>
-      <w:r>
-        <w:t>).</w:t>
+        <w:t>Utilities: firm (avg +1.02%).</w:t>
       </w:r>
     </w:p>
     <w:p>
       <w:pPr>
         <w:numPr>
           <w:ilvl w:val="0"/>
-          <w:numId w:val="19"/>
+          <w:numId w:val="21"/>
         </w:numPr>
+        <w:rPr>
+          <w:b/>
+          <w:bCs/>
+        </w:rPr>
       </w:pPr>
       <w:r>
         <w:rPr>
           <w:b/>
           <w:bCs/>
         </w:rPr>
-        <w:t>Consumer Discretionary:</w:t>
+        <w:t>Real Estate: firm (avg +1.04%).</w:t>
       </w:r>
-      <w:r>
-        <w:t xml:space="preserve"> lagging (</w:t>
-      </w:r>
+    </w:p>
+    <w:p>
+      <w:pPr>
+        <w:numPr>
+          <w:ilvl w:val="0"/>
+          <w:numId w:val="21"/>
+        </w:numPr>
+        <w:rPr>
+          <w:b/>
+          <w:bCs/>
+        </w:rPr>
+      </w:pPr>
       <w:r>
         <w:rPr>
           <w:b/>
           <w:bCs/>
         </w:rPr>
-        <w:t>avg -2.80%</w:t>
-      </w:r>
-      <w:r>
-        <w:t>).</w:t>
+        <w:t>Materials: lagging (avg -2.54%).</w:t>
       </w:r>
     </w:p>
     <w:p>
       <w:pPr>
         <w:numPr>
           <w:ilvl w:val="0"/>
-          <w:numId w:val="19"/>
+          <w:numId w:val="21"/>
         </w:numPr>
+        <w:rPr>
+          <w:b/>
+          <w:bCs/>
+        </w:rPr>
       </w:pPr>
       <w:r>
         <w:rPr>
           <w:b/>
           <w:bCs/>
         </w:rPr>
-        <w:t>Financials:</w:t>
+        <w:t>Energy: leading (avg +3.01%).</w:t>
       </w:r>
-      <w:r>
-        <w:t xml:space="preserve"> steady (</w:t>
-      </w:r>
+    </w:p>
+    <w:p>
+      <w:pPr>
+        <w:numPr>
+          <w:ilvl w:val="0"/>
+          <w:numId w:val="21"/>
+        </w:numPr>
+        <w:rPr>
+          <w:b/>
+          <w:bCs/>
+        </w:rPr>
+      </w:pPr>
       <w:r>
         <w:rPr>
           <w:b/>
           <w:bCs/>
         </w:rPr>
-        <w:t>avg -0.01%</w:t>
-      </w:r>
-      <w:r>
-        <w:t>).</w:t>
+        <w:t>Health Care: firm (avg +0.71%).</w:t>
       </w:r>
     </w:p>
     <w:p>
       <w:pPr>
         <w:numPr>
           <w:ilvl w:val="0"/>
-          <w:numId w:val="19"/>
+          <w:numId w:val="21"/>
         </w:numPr>
+        <w:rPr>
+          <w:b/>
+          <w:bCs/>
+        </w:rPr>
       </w:pPr>
       <w:r>
         <w:rPr>
           <w:b/>
           <w:bCs/>
         </w:rPr>
-        <w:t>Utilities:</w:t>
+        <w:t>Communication Services: lagging (avg -2.27%).</w:t>
       </w:r>
-      <w:r>
-        <w:t xml:space="preserve"> soft (</w:t>
-      </w:r>
-      <w:r>
+    </w:p>
+    <w:p>
+      <w:pPr>
         <w:rPr>
           <w:b/>
           <w:bCs/>
         </w:rPr>
-        <w:t>avg -0.18%</w:t>
-      </w:r>
-      <w:r>
-        <w:t>).</w:t>
-      </w:r>
-    </w:p>
-    <w:p>
-      <w:pPr>
-        <w:numPr>
-          <w:ilvl w:val="0"/>
-          <w:numId w:val="19"/>
-        </w:numPr>
-      </w:pPr>
-      <w:r>
-        <w:rPr>
-          <w:b/>
-          <w:bCs/>
-        </w:rPr>
-        <w:t>Real Estate:</w:t>
-      </w:r>
-      <w:r>
-        <w:t xml:space="preserve"> weak (</w:t>
-      </w:r>
-      <w:r>
-        <w:rPr>
-          <w:b/>
-          <w:bCs/>
-        </w:rPr>
-        <w:t>avg -0.61%</w:t>
-      </w:r>
-      <w:r>
-        <w:t>).</w:t>
-      </w:r>
-    </w:p>
-    <w:p>
-      <w:pPr>
-        <w:numPr>
-          <w:ilvl w:val="0"/>
-          <w:numId w:val="19"/>
-        </w:numPr>
-      </w:pPr>
-      <w:r>
-        <w:rPr>
-          <w:b/>
-          <w:bCs/>
-        </w:rPr>
-        <w:t>Materials:</w:t>
-      </w:r>
-      <w:r>
-        <w:t xml:space="preserve"> lagging (</w:t>
-      </w:r>
-      <w:r>
-        <w:rPr>
-          <w:b/>
-          <w:bCs/>
-        </w:rPr>
-        <w:t>avg -3.85%</w:t>
-      </w:r>
-      <w:r>
-        <w:t>).</w:t>
-      </w:r>
-    </w:p>
-    <w:p>
-      <w:pPr>
-        <w:numPr>
-          <w:ilvl w:val="0"/>
-          <w:numId w:val="19"/>
-        </w:numPr>
-      </w:pPr>
-      <w:r>
-        <w:rPr>
-          <w:b/>
-          <w:bCs/>
-        </w:rPr>
-        <w:t>Energy:</w:t>
-      </w:r>
-      <w:r>
-        <w:t xml:space="preserve"> leading (</w:t>
-      </w:r>
-      <w:r>
-        <w:rPr>
-          <w:b/>
-          <w:bCs/>
-        </w:rPr>
-        <w:t>avg +1.80%</w:t>
-      </w:r>
-      <w:r>
-        <w:t>).</w:t>
-      </w:r>
-    </w:p>
-    <w:p>
-      <w:pPr>
-        <w:numPr>
-          <w:ilvl w:val="0"/>
-          <w:numId w:val="19"/>
-        </w:numPr>
-      </w:pPr>
-      <w:r>
-        <w:rPr>
-          <w:b/>
-          <w:bCs/>
-        </w:rPr>
-        <w:t>Health Care:</w:t>
-      </w:r>
-      <w:r>
-        <w:t xml:space="preserve"> firm (</w:t>
-      </w:r>
-      <w:r>
-        <w:rPr>
-          <w:b/>
-          <w:bCs/>
-        </w:rPr>
-        <w:t>avg +0.20%</w:t>
-      </w:r>
-      <w:r>
-        <w:t>).</w:t>
-      </w:r>
-    </w:p>
-    <w:p>
-      <w:pPr>
-        <w:numPr>
-          <w:ilvl w:val="0"/>
-          <w:numId w:val="19"/>
-        </w:numPr>
-      </w:pPr>
-      <w:r>
-        <w:rPr>
-          <w:b/>
-          <w:bCs/>
-        </w:rPr>
-        <w:t>Communication Services:</w:t>
-      </w:r>
-      <w:r>
-        <w:t xml:space="preserve"> lagging (</w:t>
-      </w:r>
-      <w:r>
-        <w:rPr>
-          <w:b/>
-          <w:bCs/>
-        </w:rPr>
-        <w:t>avg -2.56%</w:t>
-      </w:r>
-      <w:r>
-        <w:t>).</w:t>
-      </w:r>
-    </w:p>
-    <w:p>
+      </w:pPr>
       <w:r>
         <w:rPr>
           <w:b/>
@@ -365,120 +279,88 @@
       <w:pPr>
         <w:numPr>
           <w:ilvl w:val="0"/>
-          <w:numId w:val="20"/>
+          <w:numId w:val="22"/>
         </w:numPr>
+        <w:rPr>
+          <w:b/>
+          <w:bCs/>
+        </w:rPr>
       </w:pPr>
       <w:r>
         <w:rPr>
           <w:b/>
           <w:bCs/>
         </w:rPr>
-        <w:t>Gold:</w:t>
+        <w:t>Gold: steady (+0.05%).</w:t>
       </w:r>
-      <w:r>
-        <w:t xml:space="preserve"> soft (</w:t>
-      </w:r>
+    </w:p>
+    <w:p>
+      <w:pPr>
+        <w:numPr>
+          <w:ilvl w:val="0"/>
+          <w:numId w:val="22"/>
+        </w:numPr>
+        <w:rPr>
+          <w:b/>
+          <w:bCs/>
+        </w:rPr>
+      </w:pPr>
       <w:r>
         <w:rPr>
           <w:b/>
           <w:bCs/>
         </w:rPr>
-        <w:t>-0.56%</w:t>
-      </w:r>
-      <w:r>
-        <w:t>).</w:t>
+        <w:t>USD: soft (-0.18%).</w:t>
       </w:r>
     </w:p>
     <w:p>
       <w:pPr>
         <w:numPr>
           <w:ilvl w:val="0"/>
-          <w:numId w:val="20"/>
+          <w:numId w:val="22"/>
         </w:numPr>
+        <w:rPr>
+          <w:b/>
+          <w:bCs/>
+        </w:rPr>
       </w:pPr>
       <w:r>
         <w:rPr>
           <w:b/>
           <w:bCs/>
         </w:rPr>
-        <w:t>USD:</w:t>
+        <w:t>Yields: little change (-0.19%).</w:t>
       </w:r>
-      <w:r>
-        <w:t xml:space="preserve"> flat (</w:t>
-      </w:r>
+    </w:p>
+    <w:p>
+      <w:pPr>
+        <w:numPr>
+          <w:ilvl w:val="0"/>
+          <w:numId w:val="22"/>
+        </w:numPr>
+        <w:rPr>
+          <w:b/>
+          <w:bCs/>
+        </w:rPr>
+      </w:pPr>
       <w:r>
         <w:rPr>
           <w:b/>
           <w:bCs/>
         </w:rPr>
-        <w:t>-0.11%</w:t>
-      </w:r>
-      <w:r>
-        <w:t>).</w:t>
+        <w:t>Bonds: soft (-0.49%).</w:t>
       </w:r>
     </w:p>
     <w:p>
       <w:pPr>
         <w:numPr>
           <w:ilvl w:val="0"/>
-          <w:numId w:val="20"/>
+          <w:numId w:val="22"/>
         </w:numPr>
-      </w:pPr>
-      <w:r>
         <w:rPr>
           <w:b/>
           <w:bCs/>
         </w:rPr>
-        <w:t>Yields:</w:t>
-      </w:r>
-      <w:r>
-        <w:t xml:space="preserve"> little change (</w:t>
-      </w:r>
-      <w:r>
-        <w:rPr>
-          <w:b/>
-          <w:bCs/>
-        </w:rPr>
-        <w:t>-0.19%</w:t>
-      </w:r>
-      <w:r>
-        <w:t>).</w:t>
-      </w:r>
-    </w:p>
-    <w:p>
-      <w:pPr>
-        <w:numPr>
-          <w:ilvl w:val="0"/>
-          <w:numId w:val="20"/>
-        </w:numPr>
-      </w:pPr>
-      <w:r>
-        <w:rPr>
-          <w:b/>
-          <w:bCs/>
-        </w:rPr>
-        <w:t>Bonds:</w:t>
-      </w:r>
-      <w:r>
-        <w:t xml:space="preserve"> soft (</w:t>
-      </w:r>
-      <w:r>
-        <w:rPr>
-          <w:b/>
-          <w:bCs/>
-        </w:rPr>
-        <w:t>-0.42%</w:t>
-      </w:r>
-      <w:r>
-        <w:t>).</w:t>
-      </w:r>
-    </w:p>
-    <w:p>
-      <w:pPr>
-        <w:numPr>
-          <w:ilvl w:val="0"/>
-          <w:numId w:val="20"/>
-        </w:numPr>
       </w:pPr>
       <w:r>
         <w:rPr>
@@ -486,122 +368,22 @@
           <w:bCs/>
         </w:rPr>
         <w:lastRenderedPageBreak/>
-        <w:t>Energy complex:</w:t>
+        <w:t>Energy complex: firm (+1.74%).</w:t>
       </w:r>
-      <w:r>
-        <w:t xml:space="preserve"> strong (</w:t>
-      </w:r>
+    </w:p>
+    <w:p>
+      <w:pPr>
+        <w:rPr>
+          <w:b/>
+          <w:bCs/>
+        </w:rPr>
+      </w:pPr>
       <w:r>
         <w:rPr>
           <w:b/>
           <w:bCs/>
         </w:rPr>
-        <w:t>+2.31%</w:t>
-      </w:r>
-      <w:r>
-        <w:t>).</w:t>
-      </w:r>
-    </w:p>
-    <w:p>
-      <w:r>
-        <w:rPr>
-          <w:b/>
-          <w:bCs/>
-        </w:rPr>
-        <w:t>Bottom line:</w:t>
-      </w:r>
-      <w:r>
-        <w:t xml:space="preserve"> Breadth remains weak, with only one in three names positive. The tape has rotated toward </w:t>
-      </w:r>
-      <w:r>
-        <w:rPr>
-          <w:b/>
-          <w:bCs/>
-        </w:rPr>
-        <w:t>Energy strength</w:t>
-      </w:r>
-      <w:r>
-        <w:t xml:space="preserve"> while most </w:t>
-      </w:r>
-      <w:r>
-        <w:rPr>
-          <w:b/>
-          <w:bCs/>
-        </w:rPr>
-        <w:t>growth and cyclical sectors</w:t>
-      </w:r>
-      <w:r>
-        <w:t xml:space="preserve"> — </w:t>
-      </w:r>
-      <w:r>
-        <w:rPr>
-          <w:b/>
-          <w:bCs/>
-        </w:rPr>
-        <w:t>Technology, Materials, Discretionary, and Industrials</w:t>
-      </w:r>
-      <w:r>
-        <w:t xml:space="preserve"> — remain under pressure. The macro profile — </w:t>
-      </w:r>
-      <w:r>
-        <w:rPr>
-          <w:b/>
-          <w:bCs/>
-        </w:rPr>
-        <w:t>soft gold and bonds, flat USD, steady yields, and firm energy</w:t>
-      </w:r>
-      <w:r>
-        <w:t xml:space="preserve"> — suggests </w:t>
-      </w:r>
-      <w:r>
-        <w:rPr>
-          <w:b/>
-          <w:bCs/>
-        </w:rPr>
-        <w:t>firmer growth and modest inflation pressures</w:t>
-      </w:r>
-      <w:r>
-        <w:t xml:space="preserve">, a </w:t>
-      </w:r>
-      <w:r>
-        <w:rPr>
-          <w:b/>
-          <w:bCs/>
-        </w:rPr>
-        <w:t>pro-cyclical tilt</w:t>
-      </w:r>
-      <w:r>
-        <w:t xml:space="preserve"> consistent with </w:t>
-      </w:r>
-      <w:r>
-        <w:rPr>
-          <w:b/>
-          <w:bCs/>
-        </w:rPr>
-        <w:t>mild reflationary undertones</w:t>
-      </w:r>
-      <w:r>
-        <w:t xml:space="preserve">. Markets are shifting toward </w:t>
-      </w:r>
-      <w:r>
-        <w:rPr>
-          <w:b/>
-          <w:bCs/>
-        </w:rPr>
-        <w:t>selective risk-taking</w:t>
-      </w:r>
-      <w:r>
-        <w:t xml:space="preserve"> but remain narrow, favoring </w:t>
-      </w:r>
-      <w:r>
-        <w:rPr>
-          <w:b/>
-          <w:bCs/>
-        </w:rPr>
-        <w:t>Energy and late-cycle leadership</w:t>
-      </w:r>
-      <w:r>
-        <w:t xml:space="preserve"> while most sectors consolidate.</w:t>
+        <w:t>Bottom line: Breadth remains below half, with leadership concentrated in Energy and steady support from defensives (Utilities, Real Estate, Health Care, Staples) while Technology, Materials, and Communication Services lag. The macro mix — gold steady, USD soft, yields little changed, bonds soft, and a firm energy complex — suggests a narrow, selective risk tone with mild reflationary undertones. Positioning favors Energy and quality defensives, with a cautious stance toward growth/cyclical laggards until participation broadens.</w:t>
       </w:r>
     </w:p>
     <w:p/>
@@ -2108,6 +1890,155 @@
     </w:lvl>
   </w:abstractNum>
   <w:abstractNum w:abstractNumId="10" w15:restartNumberingAfterBreak="0">
+    <w:nsid w:val="51DF1E77"/>
+    <w:multiLevelType w:val="multilevel"/>
+    <w:tmpl w:val="E10AD46A"/>
+    <w:lvl w:ilvl="0">
+      <w:start w:val="1"/>
+      <w:numFmt w:val="bullet"/>
+      <w:lvlText w:val=""/>
+      <w:lvlJc w:val="left"/>
+      <w:pPr>
+        <w:tabs>
+          <w:tab w:val="num" w:pos="720"/>
+        </w:tabs>
+        <w:ind w:left="720" w:hanging="360"/>
+      </w:pPr>
+      <w:rPr>
+        <w:rFonts w:ascii="Symbol" w:hAnsi="Symbol" w:hint="default"/>
+        <w:sz w:val="20"/>
+      </w:rPr>
+    </w:lvl>
+    <w:lvl w:ilvl="1" w:tentative="1">
+      <w:start w:val="1"/>
+      <w:numFmt w:val="bullet"/>
+      <w:lvlText w:val="o"/>
+      <w:lvlJc w:val="left"/>
+      <w:pPr>
+        <w:tabs>
+          <w:tab w:val="num" w:pos="1440"/>
+        </w:tabs>
+        <w:ind w:left="1440" w:hanging="360"/>
+      </w:pPr>
+      <w:rPr>
+        <w:rFonts w:ascii="Courier New" w:hAnsi="Courier New" w:hint="default"/>
+        <w:sz w:val="20"/>
+      </w:rPr>
+    </w:lvl>
+    <w:lvl w:ilvl="2" w:tentative="1">
+      <w:start w:val="1"/>
+      <w:numFmt w:val="bullet"/>
+      <w:lvlText w:val=""/>
+      <w:lvlJc w:val="left"/>
+      <w:pPr>
+        <w:tabs>
+          <w:tab w:val="num" w:pos="2160"/>
+        </w:tabs>
+        <w:ind w:left="2160" w:hanging="360"/>
+      </w:pPr>
+      <w:rPr>
+        <w:rFonts w:ascii="Wingdings" w:hAnsi="Wingdings" w:hint="default"/>
+        <w:sz w:val="20"/>
+      </w:rPr>
+    </w:lvl>
+    <w:lvl w:ilvl="3" w:tentative="1">
+      <w:start w:val="1"/>
+      <w:numFmt w:val="bullet"/>
+      <w:lvlText w:val=""/>
+      <w:lvlJc w:val="left"/>
+      <w:pPr>
+        <w:tabs>
+          <w:tab w:val="num" w:pos="2880"/>
+        </w:tabs>
+        <w:ind w:left="2880" w:hanging="360"/>
+      </w:pPr>
+      <w:rPr>
+        <w:rFonts w:ascii="Wingdings" w:hAnsi="Wingdings" w:hint="default"/>
+        <w:sz w:val="20"/>
+      </w:rPr>
+    </w:lvl>
+    <w:lvl w:ilvl="4" w:tentative="1">
+      <w:start w:val="1"/>
+      <w:numFmt w:val="bullet"/>
+      <w:lvlText w:val=""/>
+      <w:lvlJc w:val="left"/>
+      <w:pPr>
+        <w:tabs>
+          <w:tab w:val="num" w:pos="3600"/>
+        </w:tabs>
+        <w:ind w:left="3600" w:hanging="360"/>
+      </w:pPr>
+      <w:rPr>
+        <w:rFonts w:ascii="Wingdings" w:hAnsi="Wingdings" w:hint="default"/>
+        <w:sz w:val="20"/>
+      </w:rPr>
+    </w:lvl>
+    <w:lvl w:ilvl="5" w:tentative="1">
+      <w:start w:val="1"/>
+      <w:numFmt w:val="bullet"/>
+      <w:lvlText w:val=""/>
+      <w:lvlJc w:val="left"/>
+      <w:pPr>
+        <w:tabs>
+          <w:tab w:val="num" w:pos="4320"/>
+        </w:tabs>
+        <w:ind w:left="4320" w:hanging="360"/>
+      </w:pPr>
+      <w:rPr>
+        <w:rFonts w:ascii="Wingdings" w:hAnsi="Wingdings" w:hint="default"/>
+        <w:sz w:val="20"/>
+      </w:rPr>
+    </w:lvl>
+    <w:lvl w:ilvl="6" w:tentative="1">
+      <w:start w:val="1"/>
+      <w:numFmt w:val="bullet"/>
+      <w:lvlText w:val=""/>
+      <w:lvlJc w:val="left"/>
+      <w:pPr>
+        <w:tabs>
+          <w:tab w:val="num" w:pos="5040"/>
+        </w:tabs>
+        <w:ind w:left="5040" w:hanging="360"/>
+      </w:pPr>
+      <w:rPr>
+        <w:rFonts w:ascii="Wingdings" w:hAnsi="Wingdings" w:hint="default"/>
+        <w:sz w:val="20"/>
+      </w:rPr>
+    </w:lvl>
+    <w:lvl w:ilvl="7" w:tentative="1">
+      <w:start w:val="1"/>
+      <w:numFmt w:val="bullet"/>
+      <w:lvlText w:val=""/>
+      <w:lvlJc w:val="left"/>
+      <w:pPr>
+        <w:tabs>
+          <w:tab w:val="num" w:pos="5760"/>
+        </w:tabs>
+        <w:ind w:left="5760" w:hanging="360"/>
+      </w:pPr>
+      <w:rPr>
+        <w:rFonts w:ascii="Wingdings" w:hAnsi="Wingdings" w:hint="default"/>
+        <w:sz w:val="20"/>
+      </w:rPr>
+    </w:lvl>
+    <w:lvl w:ilvl="8" w:tentative="1">
+      <w:start w:val="1"/>
+      <w:numFmt w:val="bullet"/>
+      <w:lvlText w:val=""/>
+      <w:lvlJc w:val="left"/>
+      <w:pPr>
+        <w:tabs>
+          <w:tab w:val="num" w:pos="6480"/>
+        </w:tabs>
+        <w:ind w:left="6480" w:hanging="360"/>
+      </w:pPr>
+      <w:rPr>
+        <w:rFonts w:ascii="Wingdings" w:hAnsi="Wingdings" w:hint="default"/>
+        <w:sz w:val="20"/>
+      </w:rPr>
+    </w:lvl>
+  </w:abstractNum>
+  <w:abstractNum w:abstractNumId="11" w15:restartNumberingAfterBreak="0">
     <w:nsid w:val="57B92E2B"/>
     <w:multiLevelType w:val="multilevel"/>
     <w:tmpl w:val="E716FDA8"/>
@@ -2256,7 +2187,7 @@
       </w:rPr>
     </w:lvl>
   </w:abstractNum>
-  <w:abstractNum w:abstractNumId="11" w15:restartNumberingAfterBreak="0">
+  <w:abstractNum w:abstractNumId="12" w15:restartNumberingAfterBreak="0">
     <w:nsid w:val="57E651EE"/>
     <w:multiLevelType w:val="multilevel"/>
     <w:tmpl w:val="CAB8AB08"/>
@@ -2405,7 +2336,7 @@
       </w:rPr>
     </w:lvl>
   </w:abstractNum>
-  <w:abstractNum w:abstractNumId="12" w15:restartNumberingAfterBreak="0">
+  <w:abstractNum w:abstractNumId="13" w15:restartNumberingAfterBreak="0">
     <w:nsid w:val="59100B2A"/>
     <w:multiLevelType w:val="multilevel"/>
     <w:tmpl w:val="1A6056BC"/>
@@ -2554,7 +2485,7 @@
       </w:rPr>
     </w:lvl>
   </w:abstractNum>
-  <w:abstractNum w:abstractNumId="13" w15:restartNumberingAfterBreak="0">
+  <w:abstractNum w:abstractNumId="14" w15:restartNumberingAfterBreak="0">
     <w:nsid w:val="5D136671"/>
     <w:multiLevelType w:val="multilevel"/>
     <w:tmpl w:val="A488745C"/>
@@ -2703,7 +2634,7 @@
       </w:rPr>
     </w:lvl>
   </w:abstractNum>
-  <w:abstractNum w:abstractNumId="14" w15:restartNumberingAfterBreak="0">
+  <w:abstractNum w:abstractNumId="15" w15:restartNumberingAfterBreak="0">
     <w:nsid w:val="60654821"/>
     <w:multiLevelType w:val="multilevel"/>
     <w:tmpl w:val="AF04D872"/>
@@ -2852,7 +2783,7 @@
       </w:rPr>
     </w:lvl>
   </w:abstractNum>
-  <w:abstractNum w:abstractNumId="15" w15:restartNumberingAfterBreak="0">
+  <w:abstractNum w:abstractNumId="16" w15:restartNumberingAfterBreak="0">
     <w:nsid w:val="63A04C72"/>
     <w:multiLevelType w:val="multilevel"/>
     <w:tmpl w:val="0818C51A"/>
@@ -3001,7 +2932,7 @@
       </w:rPr>
     </w:lvl>
   </w:abstractNum>
-  <w:abstractNum w:abstractNumId="16" w15:restartNumberingAfterBreak="0">
+  <w:abstractNum w:abstractNumId="17" w15:restartNumberingAfterBreak="0">
     <w:nsid w:val="6C862971"/>
     <w:multiLevelType w:val="multilevel"/>
     <w:tmpl w:val="406E48B4"/>
@@ -3150,7 +3081,156 @@
       </w:rPr>
     </w:lvl>
   </w:abstractNum>
-  <w:abstractNum w:abstractNumId="17" w15:restartNumberingAfterBreak="0">
+  <w:abstractNum w:abstractNumId="18" w15:restartNumberingAfterBreak="0">
+    <w:nsid w:val="76A32177"/>
+    <w:multiLevelType w:val="multilevel"/>
+    <w:tmpl w:val="F0F44562"/>
+    <w:lvl w:ilvl="0">
+      <w:start w:val="1"/>
+      <w:numFmt w:val="bullet"/>
+      <w:lvlText w:val=""/>
+      <w:lvlJc w:val="left"/>
+      <w:pPr>
+        <w:tabs>
+          <w:tab w:val="num" w:pos="720"/>
+        </w:tabs>
+        <w:ind w:left="720" w:hanging="360"/>
+      </w:pPr>
+      <w:rPr>
+        <w:rFonts w:ascii="Symbol" w:hAnsi="Symbol" w:hint="default"/>
+        <w:sz w:val="20"/>
+      </w:rPr>
+    </w:lvl>
+    <w:lvl w:ilvl="1" w:tentative="1">
+      <w:start w:val="1"/>
+      <w:numFmt w:val="bullet"/>
+      <w:lvlText w:val="o"/>
+      <w:lvlJc w:val="left"/>
+      <w:pPr>
+        <w:tabs>
+          <w:tab w:val="num" w:pos="1440"/>
+        </w:tabs>
+        <w:ind w:left="1440" w:hanging="360"/>
+      </w:pPr>
+      <w:rPr>
+        <w:rFonts w:ascii="Courier New" w:hAnsi="Courier New" w:hint="default"/>
+        <w:sz w:val="20"/>
+      </w:rPr>
+    </w:lvl>
+    <w:lvl w:ilvl="2" w:tentative="1">
+      <w:start w:val="1"/>
+      <w:numFmt w:val="bullet"/>
+      <w:lvlText w:val=""/>
+      <w:lvlJc w:val="left"/>
+      <w:pPr>
+        <w:tabs>
+          <w:tab w:val="num" w:pos="2160"/>
+        </w:tabs>
+        <w:ind w:left="2160" w:hanging="360"/>
+      </w:pPr>
+      <w:rPr>
+        <w:rFonts w:ascii="Wingdings" w:hAnsi="Wingdings" w:hint="default"/>
+        <w:sz w:val="20"/>
+      </w:rPr>
+    </w:lvl>
+    <w:lvl w:ilvl="3" w:tentative="1">
+      <w:start w:val="1"/>
+      <w:numFmt w:val="bullet"/>
+      <w:lvlText w:val=""/>
+      <w:lvlJc w:val="left"/>
+      <w:pPr>
+        <w:tabs>
+          <w:tab w:val="num" w:pos="2880"/>
+        </w:tabs>
+        <w:ind w:left="2880" w:hanging="360"/>
+      </w:pPr>
+      <w:rPr>
+        <w:rFonts w:ascii="Wingdings" w:hAnsi="Wingdings" w:hint="default"/>
+        <w:sz w:val="20"/>
+      </w:rPr>
+    </w:lvl>
+    <w:lvl w:ilvl="4" w:tentative="1">
+      <w:start w:val="1"/>
+      <w:numFmt w:val="bullet"/>
+      <w:lvlText w:val=""/>
+      <w:lvlJc w:val="left"/>
+      <w:pPr>
+        <w:tabs>
+          <w:tab w:val="num" w:pos="3600"/>
+        </w:tabs>
+        <w:ind w:left="3600" w:hanging="360"/>
+      </w:pPr>
+      <w:rPr>
+        <w:rFonts w:ascii="Wingdings" w:hAnsi="Wingdings" w:hint="default"/>
+        <w:sz w:val="20"/>
+      </w:rPr>
+    </w:lvl>
+    <w:lvl w:ilvl="5" w:tentative="1">
+      <w:start w:val="1"/>
+      <w:numFmt w:val="bullet"/>
+      <w:lvlText w:val=""/>
+      <w:lvlJc w:val="left"/>
+      <w:pPr>
+        <w:tabs>
+          <w:tab w:val="num" w:pos="4320"/>
+        </w:tabs>
+        <w:ind w:left="4320" w:hanging="360"/>
+      </w:pPr>
+      <w:rPr>
+        <w:rFonts w:ascii="Wingdings" w:hAnsi="Wingdings" w:hint="default"/>
+        <w:sz w:val="20"/>
+      </w:rPr>
+    </w:lvl>
+    <w:lvl w:ilvl="6" w:tentative="1">
+      <w:start w:val="1"/>
+      <w:numFmt w:val="bullet"/>
+      <w:lvlText w:val=""/>
+      <w:lvlJc w:val="left"/>
+      <w:pPr>
+        <w:tabs>
+          <w:tab w:val="num" w:pos="5040"/>
+        </w:tabs>
+        <w:ind w:left="5040" w:hanging="360"/>
+      </w:pPr>
+      <w:rPr>
+        <w:rFonts w:ascii="Wingdings" w:hAnsi="Wingdings" w:hint="default"/>
+        <w:sz w:val="20"/>
+      </w:rPr>
+    </w:lvl>
+    <w:lvl w:ilvl="7" w:tentative="1">
+      <w:start w:val="1"/>
+      <w:numFmt w:val="bullet"/>
+      <w:lvlText w:val=""/>
+      <w:lvlJc w:val="left"/>
+      <w:pPr>
+        <w:tabs>
+          <w:tab w:val="num" w:pos="5760"/>
+        </w:tabs>
+        <w:ind w:left="5760" w:hanging="360"/>
+      </w:pPr>
+      <w:rPr>
+        <w:rFonts w:ascii="Wingdings" w:hAnsi="Wingdings" w:hint="default"/>
+        <w:sz w:val="20"/>
+      </w:rPr>
+    </w:lvl>
+    <w:lvl w:ilvl="8" w:tentative="1">
+      <w:start w:val="1"/>
+      <w:numFmt w:val="bullet"/>
+      <w:lvlText w:val=""/>
+      <w:lvlJc w:val="left"/>
+      <w:pPr>
+        <w:tabs>
+          <w:tab w:val="num" w:pos="6480"/>
+        </w:tabs>
+        <w:ind w:left="6480" w:hanging="360"/>
+      </w:pPr>
+      <w:rPr>
+        <w:rFonts w:ascii="Wingdings" w:hAnsi="Wingdings" w:hint="default"/>
+        <w:sz w:val="20"/>
+      </w:rPr>
+    </w:lvl>
+  </w:abstractNum>
+  <w:abstractNum w:abstractNumId="19" w15:restartNumberingAfterBreak="0">
     <w:nsid w:val="7A543667"/>
     <w:multiLevelType w:val="multilevel"/>
     <w:tmpl w:val="7400B7CA"/>
@@ -3299,7 +3379,7 @@
       </w:rPr>
     </w:lvl>
   </w:abstractNum>
-  <w:abstractNum w:abstractNumId="18" w15:restartNumberingAfterBreak="0">
+  <w:abstractNum w:abstractNumId="20" w15:restartNumberingAfterBreak="0">
     <w:nsid w:val="7B0413A8"/>
     <w:multiLevelType w:val="multilevel"/>
     <w:tmpl w:val="87AAE7C0"/>
@@ -3448,7 +3528,7 @@
       </w:rPr>
     </w:lvl>
   </w:abstractNum>
-  <w:abstractNum w:abstractNumId="19" w15:restartNumberingAfterBreak="0">
+  <w:abstractNum w:abstractNumId="21" w15:restartNumberingAfterBreak="0">
     <w:nsid w:val="7D447212"/>
     <w:multiLevelType w:val="multilevel"/>
     <w:tmpl w:val="BECE678E"/>
@@ -3598,16 +3678,16 @@
     </w:lvl>
   </w:abstractNum>
   <w:num w:numId="1" w16cid:durableId="10568627">
-    <w:abstractNumId w:val="15"/>
+    <w:abstractNumId w:val="16"/>
   </w:num>
   <w:num w:numId="2" w16cid:durableId="1522012968">
-    <w:abstractNumId w:val="16"/>
+    <w:abstractNumId w:val="17"/>
   </w:num>
   <w:num w:numId="3" w16cid:durableId="467479977">
     <w:abstractNumId w:val="4"/>
   </w:num>
   <w:num w:numId="4" w16cid:durableId="556473470">
-    <w:abstractNumId w:val="14"/>
+    <w:abstractNumId w:val="15"/>
   </w:num>
   <w:num w:numId="5" w16cid:durableId="324093746">
     <w:abstractNumId w:val="1"/>
@@ -3619,19 +3699,19 @@
     <w:abstractNumId w:val="7"/>
   </w:num>
   <w:num w:numId="8" w16cid:durableId="1120878745">
-    <w:abstractNumId w:val="13"/>
+    <w:abstractNumId w:val="14"/>
   </w:num>
   <w:num w:numId="9" w16cid:durableId="1149397064">
     <w:abstractNumId w:val="3"/>
   </w:num>
   <w:num w:numId="10" w16cid:durableId="1752506734">
-    <w:abstractNumId w:val="11"/>
+    <w:abstractNumId w:val="12"/>
   </w:num>
   <w:num w:numId="11" w16cid:durableId="458572310">
     <w:abstractNumId w:val="9"/>
   </w:num>
   <w:num w:numId="12" w16cid:durableId="155416387">
-    <w:abstractNumId w:val="19"/>
+    <w:abstractNumId w:val="21"/>
   </w:num>
   <w:num w:numId="13" w16cid:durableId="1782383777">
     <w:abstractNumId w:val="2"/>
@@ -3643,19 +3723,25 @@
     <w:abstractNumId w:val="6"/>
   </w:num>
   <w:num w:numId="16" w16cid:durableId="1810397293">
-    <w:abstractNumId w:val="12"/>
+    <w:abstractNumId w:val="13"/>
   </w:num>
   <w:num w:numId="17" w16cid:durableId="1400206805">
-    <w:abstractNumId w:val="10"/>
+    <w:abstractNumId w:val="11"/>
   </w:num>
   <w:num w:numId="18" w16cid:durableId="1596785061">
     <w:abstractNumId w:val="5"/>
   </w:num>
   <w:num w:numId="19" w16cid:durableId="989752143">
-    <w:abstractNumId w:val="18"/>
+    <w:abstractNumId w:val="20"/>
   </w:num>
   <w:num w:numId="20" w16cid:durableId="717051066">
-    <w:abstractNumId w:val="17"/>
+    <w:abstractNumId w:val="19"/>
+  </w:num>
+  <w:num w:numId="21" w16cid:durableId="1144083627">
+    <w:abstractNumId w:val="10"/>
+  </w:num>
+  <w:num w:numId="22" w16cid:durableId="334652219">
+    <w:abstractNumId w:val="18"/>
   </w:num>
   <w:numIdMacAtCleanup w:val="2"/>
 </w:numbering>

--- a/data/Market_Read_monthly.docx
+++ b/data/Market_Read_monthly.docx
@@ -3,270 +3,356 @@
 <w:document xmlns:wpc="http://schemas.microsoft.com/office/word/2010/wordprocessingCanvas" xmlns:cx="http://schemas.microsoft.com/office/drawing/2014/chartex" xmlns:cx1="http://schemas.microsoft.com/office/drawing/2015/9/8/chartex" xmlns:cx2="http://schemas.microsoft.com/office/drawing/2015/10/21/chartex" xmlns:cx3="http://schemas.microsoft.com/office/drawing/2016/5/9/chartex" xmlns:cx4="http://schemas.microsoft.com/office/drawing/2016/5/10/chartex" xmlns:cx5="http://schemas.microsoft.com/office/drawing/2016/5/11/chartex" xmlns:cx6="http://schemas.microsoft.com/office/drawing/2016/5/12/chartex" xmlns:cx7="http://schemas.microsoft.com/office/drawing/2016/5/13/chartex" xmlns:cx8="http://schemas.microsoft.com/office/drawing/2016/5/14/chartex" xmlns:mc="http://schemas.openxmlformats.org/markup-compatibility/2006" xmlns:aink="http://schemas.microsoft.com/office/drawing/2016/ink" xmlns:am3d="http://schemas.microsoft.com/office/drawing/2017/model3d" xmlns:o="urn:schemas-microsoft-com:office:office" xmlns:oel="http://schemas.microsoft.com/office/2019/extlst" xmlns:r="http://schemas.openxmlformats.org/officeDocument/2006/relationships" xmlns:m="http://schemas.openxmlformats.org/officeDocument/2006/math" xmlns:v="urn:schemas-microsoft-com:vml" xmlns:wp14="http://schemas.microsoft.com/office/word/2010/wordprocessingDrawing" xmlns:wp="http://schemas.openxmlformats.org/drawingml/2006/wordprocessingDrawing" xmlns:w10="urn:schemas-microsoft-com:office:word" xmlns:w="http://schemas.openxmlformats.org/wordprocessingml/2006/main" xmlns:w14="http://schemas.microsoft.com/office/word/2010/wordml" xmlns:w15="http://schemas.microsoft.com/office/word/2012/wordml" xmlns:w16cex="http://schemas.microsoft.com/office/word/2018/wordml/cex" xmlns:w16cid="http://schemas.microsoft.com/office/word/2016/wordml/cid" xmlns:w16="http://schemas.microsoft.com/office/word/2018/wordml" xmlns:w16du="http://schemas.microsoft.com/office/word/2023/wordml/word16du" xmlns:w16sdtdh="http://schemas.microsoft.com/office/word/2020/wordml/sdtdatahash" xmlns:w16sdtfl="http://schemas.microsoft.com/office/word/2024/wordml/sdtformatlock" xmlns:w16se="http://schemas.microsoft.com/office/word/2015/wordml/symex" xmlns:wpg="http://schemas.microsoft.com/office/word/2010/wordprocessingGroup" xmlns:wpi="http://schemas.microsoft.com/office/word/2010/wordprocessingInk" xmlns:wne="http://schemas.microsoft.com/office/word/2006/wordml" xmlns:wps="http://schemas.microsoft.com/office/word/2010/wordprocessingShape" mc:Ignorable="w14 w15 w16se w16cid w16 w16cex w16sdtdh w16sdtfl w16du wp14">
   <w:body>
     <w:p>
-      <w:pPr>
+      <w:r>
         <w:rPr>
           <w:b/>
           <w:bCs/>
         </w:rPr>
-      </w:pPr>
+        <w:t>Monthly Market Read: November 10, 2025</w:t>
+      </w:r>
+    </w:p>
+    <w:p>
+      <w:r>
+        <w:t xml:space="preserve">The market is saying (all numbers are </w:t>
+      </w:r>
       <w:r>
         <w:rPr>
           <w:b/>
           <w:bCs/>
         </w:rPr>
-        <w:t>Monthly Market Read: November 07, 2025</w:t>
+        <w:t>MTD % returns</w:t>
+      </w:r>
+      <w:r>
+        <w:t>):</w:t>
       </w:r>
     </w:p>
     <w:p>
       <w:pPr>
+        <w:numPr>
+          <w:ilvl w:val="0"/>
+          <w:numId w:val="23"/>
+        </w:numPr>
+      </w:pPr>
+      <w:r>
         <w:rPr>
           <w:b/>
           <w:bCs/>
         </w:rPr>
+        <w:t>Breadth:</w:t>
+      </w:r>
+      <w:r>
+        <w:t xml:space="preserve"> 55.2% of names are positive.</w:t>
+      </w:r>
+    </w:p>
+    <w:p>
+      <w:pPr>
+        <w:numPr>
+          <w:ilvl w:val="0"/>
+          <w:numId w:val="23"/>
+        </w:numPr>
       </w:pPr>
       <w:r>
         <w:rPr>
           <w:b/>
           <w:bCs/>
         </w:rPr>
-        <w:t>The market is saying (all numbers are MTD % returns):</w:t>
-      </w:r>
-    </w:p>
-    <w:p>
-      <w:pPr>
-        <w:numPr>
-          <w:ilvl w:val="0"/>
-          <w:numId w:val="21"/>
-        </w:numPr>
+        <w:t>Information Technology:</w:t>
+      </w:r>
+      <w:r>
+        <w:t xml:space="preserve"> soft (</w:t>
+      </w:r>
+      <w:r>
         <w:rPr>
           <w:b/>
           <w:bCs/>
         </w:rPr>
+        <w:t>avg -1.50%</w:t>
+      </w:r>
+      <w:r>
+        <w:t>).</w:t>
+      </w:r>
+    </w:p>
+    <w:p>
+      <w:pPr>
+        <w:numPr>
+          <w:ilvl w:val="0"/>
+          <w:numId w:val="23"/>
+        </w:numPr>
       </w:pPr>
       <w:r>
         <w:rPr>
           <w:b/>
           <w:bCs/>
         </w:rPr>
-        <w:t>Breadth: 47.7% of names are positive.</w:t>
-      </w:r>
-    </w:p>
-    <w:p>
-      <w:pPr>
-        <w:numPr>
-          <w:ilvl w:val="0"/>
-          <w:numId w:val="21"/>
-        </w:numPr>
+        <w:t>Industrials:</w:t>
+      </w:r>
+      <w:r>
+        <w:t xml:space="preserve"> steady (</w:t>
+      </w:r>
+      <w:r>
         <w:rPr>
           <w:b/>
           <w:bCs/>
         </w:rPr>
+        <w:t>avg -0.48%</w:t>
+      </w:r>
+      <w:r>
+        <w:t>).</w:t>
+      </w:r>
+    </w:p>
+    <w:p>
+      <w:pPr>
+        <w:numPr>
+          <w:ilvl w:val="0"/>
+          <w:numId w:val="23"/>
+        </w:numPr>
       </w:pPr>
       <w:r>
         <w:rPr>
           <w:b/>
           <w:bCs/>
         </w:rPr>
-        <w:t>Information Technology: lagging (avg -3.07%).</w:t>
-      </w:r>
-    </w:p>
-    <w:p>
-      <w:pPr>
-        <w:numPr>
-          <w:ilvl w:val="0"/>
-          <w:numId w:val="21"/>
-        </w:numPr>
+        <w:t>Consumer Staples:</w:t>
+      </w:r>
+      <w:r>
+        <w:t xml:space="preserve"> firm (</w:t>
+      </w:r>
+      <w:r>
         <w:rPr>
           <w:b/>
           <w:bCs/>
         </w:rPr>
+        <w:t>avg +0.21%</w:t>
+      </w:r>
+      <w:r>
+        <w:t>).</w:t>
+      </w:r>
+    </w:p>
+    <w:p>
+      <w:pPr>
+        <w:numPr>
+          <w:ilvl w:val="0"/>
+          <w:numId w:val="23"/>
+        </w:numPr>
       </w:pPr>
       <w:r>
         <w:rPr>
           <w:b/>
           <w:bCs/>
         </w:rPr>
-        <w:t>Industrials: soft (avg -0.82%).</w:t>
-      </w:r>
-    </w:p>
-    <w:p>
-      <w:pPr>
-        <w:numPr>
-          <w:ilvl w:val="0"/>
-          <w:numId w:val="21"/>
-        </w:numPr>
+        <w:t>Consumer Discretionary:</w:t>
+      </w:r>
+      <w:r>
+        <w:t xml:space="preserve"> steady (</w:t>
+      </w:r>
+      <w:r>
         <w:rPr>
           <w:b/>
           <w:bCs/>
         </w:rPr>
+        <w:t>avg -0.44%</w:t>
+      </w:r>
+      <w:r>
+        <w:t>).</w:t>
+      </w:r>
+    </w:p>
+    <w:p>
+      <w:pPr>
+        <w:numPr>
+          <w:ilvl w:val="0"/>
+          <w:numId w:val="23"/>
+        </w:numPr>
       </w:pPr>
       <w:r>
         <w:rPr>
           <w:b/>
           <w:bCs/>
         </w:rPr>
-        <w:t>Consumer Staples: firm (avg +0.45%).</w:t>
-      </w:r>
-    </w:p>
-    <w:p>
-      <w:pPr>
-        <w:numPr>
-          <w:ilvl w:val="0"/>
-          <w:numId w:val="21"/>
-        </w:numPr>
+        <w:t>Financials:</w:t>
+      </w:r>
+      <w:r>
+        <w:t xml:space="preserve"> leading (</w:t>
+      </w:r>
+      <w:r>
         <w:rPr>
           <w:b/>
           <w:bCs/>
         </w:rPr>
+        <w:t>avg +1.42%</w:t>
+      </w:r>
+      <w:r>
+        <w:t>).</w:t>
+      </w:r>
+    </w:p>
+    <w:p>
+      <w:pPr>
+        <w:numPr>
+          <w:ilvl w:val="0"/>
+          <w:numId w:val="23"/>
+        </w:numPr>
       </w:pPr>
       <w:r>
         <w:rPr>
           <w:b/>
           <w:bCs/>
         </w:rPr>
-        <w:t>Consumer Discretionary: soft (avg -0.98%).</w:t>
-      </w:r>
-    </w:p>
-    <w:p>
-      <w:pPr>
-        <w:numPr>
-          <w:ilvl w:val="0"/>
-          <w:numId w:val="21"/>
-        </w:numPr>
+        <w:t>Utilities:</w:t>
+      </w:r>
+      <w:r>
+        <w:t xml:space="preserve"> firm (</w:t>
+      </w:r>
+      <w:r>
         <w:rPr>
           <w:b/>
           <w:bCs/>
         </w:rPr>
+        <w:t>avg +0.89%</w:t>
+      </w:r>
+      <w:r>
+        <w:t>).</w:t>
+      </w:r>
+    </w:p>
+    <w:p>
+      <w:pPr>
+        <w:numPr>
+          <w:ilvl w:val="0"/>
+          <w:numId w:val="23"/>
+        </w:numPr>
       </w:pPr>
       <w:r>
         <w:rPr>
           <w:b/>
           <w:bCs/>
         </w:rPr>
-        <w:t>Financials: firm (avg +0.96%).</w:t>
-      </w:r>
-    </w:p>
-    <w:p>
-      <w:pPr>
-        <w:numPr>
-          <w:ilvl w:val="0"/>
-          <w:numId w:val="21"/>
-        </w:numPr>
+        <w:t>Real Estate:</w:t>
+      </w:r>
+      <w:r>
+        <w:t xml:space="preserve"> firm (</w:t>
+      </w:r>
+      <w:r>
         <w:rPr>
           <w:b/>
           <w:bCs/>
         </w:rPr>
+        <w:t>avg +0.78%</w:t>
+      </w:r>
+      <w:r>
+        <w:t>).</w:t>
+      </w:r>
+    </w:p>
+    <w:p>
+      <w:pPr>
+        <w:numPr>
+          <w:ilvl w:val="0"/>
+          <w:numId w:val="23"/>
+        </w:numPr>
       </w:pPr>
       <w:r>
         <w:rPr>
           <w:b/>
           <w:bCs/>
         </w:rPr>
-        <w:t>Utilities: firm (avg +1.02%).</w:t>
-      </w:r>
-    </w:p>
-    <w:p>
-      <w:pPr>
-        <w:numPr>
-          <w:ilvl w:val="0"/>
-          <w:numId w:val="21"/>
-        </w:numPr>
+        <w:t>Materials:</w:t>
+      </w:r>
+      <w:r>
+        <w:t xml:space="preserve"> weak (</w:t>
+      </w:r>
+      <w:r>
         <w:rPr>
           <w:b/>
           <w:bCs/>
         </w:rPr>
+        <w:t>avg -1.87%</w:t>
+      </w:r>
+      <w:r>
+        <w:t>).</w:t>
+      </w:r>
+    </w:p>
+    <w:p>
+      <w:pPr>
+        <w:numPr>
+          <w:ilvl w:val="0"/>
+          <w:numId w:val="23"/>
+        </w:numPr>
       </w:pPr>
       <w:r>
         <w:rPr>
           <w:b/>
           <w:bCs/>
         </w:rPr>
-        <w:t>Real Estate: firm (avg +1.04%).</w:t>
-      </w:r>
-    </w:p>
-    <w:p>
-      <w:pPr>
-        <w:numPr>
-          <w:ilvl w:val="0"/>
-          <w:numId w:val="21"/>
-        </w:numPr>
+        <w:t>Energy:</w:t>
+      </w:r>
+      <w:r>
+        <w:t xml:space="preserve"> strong (</w:t>
+      </w:r>
+      <w:r>
         <w:rPr>
           <w:b/>
           <w:bCs/>
         </w:rPr>
+        <w:t>avg +4.03%</w:t>
+      </w:r>
+      <w:r>
+        <w:t>).</w:t>
+      </w:r>
+    </w:p>
+    <w:p>
+      <w:pPr>
+        <w:numPr>
+          <w:ilvl w:val="0"/>
+          <w:numId w:val="23"/>
+        </w:numPr>
       </w:pPr>
       <w:r>
         <w:rPr>
           <w:b/>
           <w:bCs/>
         </w:rPr>
-        <w:t>Materials: lagging (avg -2.54%).</w:t>
-      </w:r>
-    </w:p>
-    <w:p>
-      <w:pPr>
-        <w:numPr>
-          <w:ilvl w:val="0"/>
-          <w:numId w:val="21"/>
-        </w:numPr>
+        <w:t>Health Care:</w:t>
+      </w:r>
+      <w:r>
+        <w:t xml:space="preserve"> steady (</w:t>
+      </w:r>
+      <w:r>
         <w:rPr>
           <w:b/>
           <w:bCs/>
         </w:rPr>
+        <w:t>avg +0.68%</w:t>
+      </w:r>
+      <w:r>
+        <w:t>).</w:t>
+      </w:r>
+    </w:p>
+    <w:p>
+      <w:pPr>
+        <w:numPr>
+          <w:ilvl w:val="0"/>
+          <w:numId w:val="23"/>
+        </w:numPr>
       </w:pPr>
       <w:r>
         <w:rPr>
           <w:b/>
           <w:bCs/>
         </w:rPr>
-        <w:t>Energy: leading (avg +3.01%).</w:t>
-      </w:r>
-    </w:p>
-    <w:p>
-      <w:pPr>
-        <w:numPr>
-          <w:ilvl w:val="0"/>
-          <w:numId w:val="21"/>
-        </w:numPr>
+        <w:t>Communication Services:</w:t>
+      </w:r>
+      <w:r>
+        <w:t xml:space="preserve"> weak (</w:t>
+      </w:r>
+      <w:r>
         <w:rPr>
           <w:b/>
           <w:bCs/>
         </w:rPr>
-      </w:pPr>
-      <w:r>
-        <w:rPr>
-          <w:b/>
-          <w:bCs/>
-        </w:rPr>
-        <w:t>Health Care: firm (avg +0.71%).</w:t>
+        <w:t>avg -1.80%</w:t>
+      </w:r>
+      <w:r>
+        <w:t>).</w:t>
       </w:r>
     </w:p>
     <w:p>
-      <w:pPr>
-        <w:numPr>
-          <w:ilvl w:val="0"/>
-          <w:numId w:val="21"/>
-        </w:numPr>
-        <w:rPr>
-          <w:b/>
-          <w:bCs/>
-        </w:rPr>
-      </w:pPr>
-      <w:r>
-        <w:rPr>
-          <w:b/>
-          <w:bCs/>
-        </w:rPr>
-        <w:t>Communication Services: lagging (avg -2.27%).</w:t>
-      </w:r>
-    </w:p>
-    <w:p>
-      <w:pPr>
-        <w:rPr>
-          <w:b/>
-          <w:bCs/>
-        </w:rPr>
-      </w:pPr>
       <w:r>
         <w:rPr>
           <w:b/>
@@ -279,88 +365,120 @@
       <w:pPr>
         <w:numPr>
           <w:ilvl w:val="0"/>
-          <w:numId w:val="22"/>
+          <w:numId w:val="24"/>
         </w:numPr>
+      </w:pPr>
+      <w:r>
         <w:rPr>
           <w:b/>
           <w:bCs/>
         </w:rPr>
-      </w:pPr>
+        <w:t>Gold:</w:t>
+      </w:r>
+      <w:r>
+        <w:t xml:space="preserve"> bid (</w:t>
+      </w:r>
       <w:r>
         <w:rPr>
           <w:b/>
           <w:bCs/>
         </w:rPr>
-        <w:t>Gold: steady (+0.05%).</w:t>
+        <w:t>+2.79%</w:t>
+      </w:r>
+      <w:r>
+        <w:t>).</w:t>
       </w:r>
     </w:p>
     <w:p>
       <w:pPr>
         <w:numPr>
           <w:ilvl w:val="0"/>
-          <w:numId w:val="22"/>
+          <w:numId w:val="24"/>
         </w:numPr>
+      </w:pPr>
+      <w:r>
         <w:rPr>
           <w:b/>
           <w:bCs/>
         </w:rPr>
-      </w:pPr>
+        <w:t>USD:</w:t>
+      </w:r>
+      <w:r>
+        <w:t xml:space="preserve"> soft (</w:t>
+      </w:r>
       <w:r>
         <w:rPr>
           <w:b/>
           <w:bCs/>
         </w:rPr>
-        <w:t>USD: soft (-0.18%).</w:t>
+        <w:t>-0.11%</w:t>
+      </w:r>
+      <w:r>
+        <w:t>).</w:t>
       </w:r>
     </w:p>
     <w:p>
       <w:pPr>
         <w:numPr>
           <w:ilvl w:val="0"/>
-          <w:numId w:val="22"/>
+          <w:numId w:val="24"/>
         </w:numPr>
+      </w:pPr>
+      <w:r>
         <w:rPr>
           <w:b/>
           <w:bCs/>
         </w:rPr>
-      </w:pPr>
+        <w:t>Yields:</w:t>
+      </w:r>
+      <w:r>
+        <w:t xml:space="preserve"> rising (</w:t>
+      </w:r>
       <w:r>
         <w:rPr>
           <w:b/>
           <w:bCs/>
         </w:rPr>
-        <w:t>Yields: little change (-0.19%).</w:t>
+        <w:t>+0.24%</w:t>
+      </w:r>
+      <w:r>
+        <w:t>).</w:t>
       </w:r>
     </w:p>
     <w:p>
       <w:pPr>
         <w:numPr>
           <w:ilvl w:val="0"/>
-          <w:numId w:val="22"/>
+          <w:numId w:val="24"/>
         </w:numPr>
+      </w:pPr>
+      <w:r>
         <w:rPr>
           <w:b/>
           <w:bCs/>
         </w:rPr>
-      </w:pPr>
+        <w:t>Bonds:</w:t>
+      </w:r>
+      <w:r>
+        <w:t xml:space="preserve"> soft (</w:t>
+      </w:r>
       <w:r>
         <w:rPr>
           <w:b/>
           <w:bCs/>
         </w:rPr>
-        <w:t>Bonds: soft (-0.49%).</w:t>
+        <w:t>-0.46%</w:t>
+      </w:r>
+      <w:r>
+        <w:t>).</w:t>
       </w:r>
     </w:p>
     <w:p>
       <w:pPr>
         <w:numPr>
           <w:ilvl w:val="0"/>
-          <w:numId w:val="22"/>
+          <w:numId w:val="24"/>
         </w:numPr>
-        <w:rPr>
-          <w:b/>
-          <w:bCs/>
-        </w:rPr>
       </w:pPr>
       <w:r>
         <w:rPr>
@@ -368,22 +486,122 @@
           <w:bCs/>
         </w:rPr>
         <w:lastRenderedPageBreak/>
-        <w:t>Energy complex: firm (+1.74%).</w:t>
-      </w:r>
-    </w:p>
-    <w:p>
-      <w:pPr>
+        <w:t>Energy complex:</w:t>
+      </w:r>
+      <w:r>
+        <w:t xml:space="preserve"> firm (</w:t>
+      </w:r>
+      <w:r>
         <w:rPr>
           <w:b/>
           <w:bCs/>
         </w:rPr>
-      </w:pPr>
+        <w:t>+2.60%</w:t>
+      </w:r>
+      <w:r>
+        <w:t>).</w:t>
+      </w:r>
+    </w:p>
+    <w:p>
       <w:r>
         <w:rPr>
           <w:b/>
           <w:bCs/>
         </w:rPr>
-        <w:t>Bottom line: Breadth remains below half, with leadership concentrated in Energy and steady support from defensives (Utilities, Real Estate, Health Care, Staples) while Technology, Materials, and Communication Services lag. The macro mix — gold steady, USD soft, yields little changed, bonds soft, and a firm energy complex — suggests a narrow, selective risk tone with mild reflationary undertones. Positioning favors Energy and quality defensives, with a cautious stance toward growth/cyclical laggards until participation broadens.</w:t>
+        <w:t>Bottom line:</w:t>
+      </w:r>
+      <w:r>
+        <w:t xml:space="preserve"> Market breadth improved, with over half of names positive. Leadership rotated toward </w:t>
+      </w:r>
+      <w:r>
+        <w:rPr>
+          <w:b/>
+          <w:bCs/>
+        </w:rPr>
+        <w:t>Energy and Financials</w:t>
+      </w:r>
+      <w:r>
+        <w:t xml:space="preserve">, supported by </w:t>
+      </w:r>
+      <w:r>
+        <w:rPr>
+          <w:b/>
+          <w:bCs/>
+        </w:rPr>
+        <w:t>defensive stability</w:t>
+      </w:r>
+      <w:r>
+        <w:t xml:space="preserve"> in </w:t>
+      </w:r>
+      <w:r>
+        <w:rPr>
+          <w:b/>
+          <w:bCs/>
+        </w:rPr>
+        <w:t>Utilities, Real Estate, and Health Care</w:t>
+      </w:r>
+      <w:r>
+        <w:t xml:space="preserve">. </w:t>
+      </w:r>
+      <w:r>
+        <w:rPr>
+          <w:b/>
+          <w:bCs/>
+        </w:rPr>
+        <w:t>Technology and Materials</w:t>
+      </w:r>
+      <w:r>
+        <w:t xml:space="preserve"> lagged as investors recalibrated around firmer commodity pricing and higher yields. The macro posture — </w:t>
+      </w:r>
+      <w:r>
+        <w:rPr>
+          <w:b/>
+          <w:bCs/>
+        </w:rPr>
+        <w:t>gold bid, USD soft, yields rising, bonds weak, and energy firm</w:t>
+      </w:r>
+      <w:r>
+        <w:t xml:space="preserve"> — signals a </w:t>
+      </w:r>
+      <w:r>
+        <w:rPr>
+          <w:b/>
+          <w:bCs/>
+        </w:rPr>
+        <w:t>mildly reflationary setup</w:t>
+      </w:r>
+      <w:r>
+        <w:t xml:space="preserve">, implying </w:t>
+      </w:r>
+      <w:r>
+        <w:rPr>
+          <w:b/>
+          <w:bCs/>
+        </w:rPr>
+        <w:t>firmer growth and sticky inflation pressures</w:t>
+      </w:r>
+      <w:r>
+        <w:t xml:space="preserve">. Positioning tilts toward </w:t>
+      </w:r>
+      <w:r>
+        <w:rPr>
+          <w:b/>
+          <w:bCs/>
+        </w:rPr>
+        <w:t>Energy, Financials, and hard-asset exposures</w:t>
+      </w:r>
+      <w:r>
+        <w:t xml:space="preserve">, while </w:t>
+      </w:r>
+      <w:r>
+        <w:rPr>
+          <w:b/>
+          <w:bCs/>
+        </w:rPr>
+        <w:t>growth and rate-sensitive areas</w:t>
+      </w:r>
+      <w:r>
+        <w:t xml:space="preserve"> remain on the defensive.</w:t>
       </w:r>
     </w:p>
     <w:p/>
@@ -1741,6 +1959,155 @@
     </w:lvl>
   </w:abstractNum>
   <w:abstractNum w:abstractNumId="9" w15:restartNumberingAfterBreak="0">
+    <w:nsid w:val="416D3314"/>
+    <w:multiLevelType w:val="multilevel"/>
+    <w:tmpl w:val="A63E4C0C"/>
+    <w:lvl w:ilvl="0">
+      <w:start w:val="1"/>
+      <w:numFmt w:val="bullet"/>
+      <w:lvlText w:val=""/>
+      <w:lvlJc w:val="left"/>
+      <w:pPr>
+        <w:tabs>
+          <w:tab w:val="num" w:pos="720"/>
+        </w:tabs>
+        <w:ind w:left="720" w:hanging="360"/>
+      </w:pPr>
+      <w:rPr>
+        <w:rFonts w:ascii="Symbol" w:hAnsi="Symbol" w:hint="default"/>
+        <w:sz w:val="20"/>
+      </w:rPr>
+    </w:lvl>
+    <w:lvl w:ilvl="1" w:tentative="1">
+      <w:start w:val="1"/>
+      <w:numFmt w:val="bullet"/>
+      <w:lvlText w:val="o"/>
+      <w:lvlJc w:val="left"/>
+      <w:pPr>
+        <w:tabs>
+          <w:tab w:val="num" w:pos="1440"/>
+        </w:tabs>
+        <w:ind w:left="1440" w:hanging="360"/>
+      </w:pPr>
+      <w:rPr>
+        <w:rFonts w:ascii="Courier New" w:hAnsi="Courier New" w:hint="default"/>
+        <w:sz w:val="20"/>
+      </w:rPr>
+    </w:lvl>
+    <w:lvl w:ilvl="2" w:tentative="1">
+      <w:start w:val="1"/>
+      <w:numFmt w:val="bullet"/>
+      <w:lvlText w:val=""/>
+      <w:lvlJc w:val="left"/>
+      <w:pPr>
+        <w:tabs>
+          <w:tab w:val="num" w:pos="2160"/>
+        </w:tabs>
+        <w:ind w:left="2160" w:hanging="360"/>
+      </w:pPr>
+      <w:rPr>
+        <w:rFonts w:ascii="Wingdings" w:hAnsi="Wingdings" w:hint="default"/>
+        <w:sz w:val="20"/>
+      </w:rPr>
+    </w:lvl>
+    <w:lvl w:ilvl="3" w:tentative="1">
+      <w:start w:val="1"/>
+      <w:numFmt w:val="bullet"/>
+      <w:lvlText w:val=""/>
+      <w:lvlJc w:val="left"/>
+      <w:pPr>
+        <w:tabs>
+          <w:tab w:val="num" w:pos="2880"/>
+        </w:tabs>
+        <w:ind w:left="2880" w:hanging="360"/>
+      </w:pPr>
+      <w:rPr>
+        <w:rFonts w:ascii="Wingdings" w:hAnsi="Wingdings" w:hint="default"/>
+        <w:sz w:val="20"/>
+      </w:rPr>
+    </w:lvl>
+    <w:lvl w:ilvl="4" w:tentative="1">
+      <w:start w:val="1"/>
+      <w:numFmt w:val="bullet"/>
+      <w:lvlText w:val=""/>
+      <w:lvlJc w:val="left"/>
+      <w:pPr>
+        <w:tabs>
+          <w:tab w:val="num" w:pos="3600"/>
+        </w:tabs>
+        <w:ind w:left="3600" w:hanging="360"/>
+      </w:pPr>
+      <w:rPr>
+        <w:rFonts w:ascii="Wingdings" w:hAnsi="Wingdings" w:hint="default"/>
+        <w:sz w:val="20"/>
+      </w:rPr>
+    </w:lvl>
+    <w:lvl w:ilvl="5" w:tentative="1">
+      <w:start w:val="1"/>
+      <w:numFmt w:val="bullet"/>
+      <w:lvlText w:val=""/>
+      <w:lvlJc w:val="left"/>
+      <w:pPr>
+        <w:tabs>
+          <w:tab w:val="num" w:pos="4320"/>
+        </w:tabs>
+        <w:ind w:left="4320" w:hanging="360"/>
+      </w:pPr>
+      <w:rPr>
+        <w:rFonts w:ascii="Wingdings" w:hAnsi="Wingdings" w:hint="default"/>
+        <w:sz w:val="20"/>
+      </w:rPr>
+    </w:lvl>
+    <w:lvl w:ilvl="6" w:tentative="1">
+      <w:start w:val="1"/>
+      <w:numFmt w:val="bullet"/>
+      <w:lvlText w:val=""/>
+      <w:lvlJc w:val="left"/>
+      <w:pPr>
+        <w:tabs>
+          <w:tab w:val="num" w:pos="5040"/>
+        </w:tabs>
+        <w:ind w:left="5040" w:hanging="360"/>
+      </w:pPr>
+      <w:rPr>
+        <w:rFonts w:ascii="Wingdings" w:hAnsi="Wingdings" w:hint="default"/>
+        <w:sz w:val="20"/>
+      </w:rPr>
+    </w:lvl>
+    <w:lvl w:ilvl="7" w:tentative="1">
+      <w:start w:val="1"/>
+      <w:numFmt w:val="bullet"/>
+      <w:lvlText w:val=""/>
+      <w:lvlJc w:val="left"/>
+      <w:pPr>
+        <w:tabs>
+          <w:tab w:val="num" w:pos="5760"/>
+        </w:tabs>
+        <w:ind w:left="5760" w:hanging="360"/>
+      </w:pPr>
+      <w:rPr>
+        <w:rFonts w:ascii="Wingdings" w:hAnsi="Wingdings" w:hint="default"/>
+        <w:sz w:val="20"/>
+      </w:rPr>
+    </w:lvl>
+    <w:lvl w:ilvl="8" w:tentative="1">
+      <w:start w:val="1"/>
+      <w:numFmt w:val="bullet"/>
+      <w:lvlText w:val=""/>
+      <w:lvlJc w:val="left"/>
+      <w:pPr>
+        <w:tabs>
+          <w:tab w:val="num" w:pos="6480"/>
+        </w:tabs>
+        <w:ind w:left="6480" w:hanging="360"/>
+      </w:pPr>
+      <w:rPr>
+        <w:rFonts w:ascii="Wingdings" w:hAnsi="Wingdings" w:hint="default"/>
+        <w:sz w:val="20"/>
+      </w:rPr>
+    </w:lvl>
+  </w:abstractNum>
+  <w:abstractNum w:abstractNumId="10" w15:restartNumberingAfterBreak="0">
     <w:nsid w:val="4D9F183E"/>
     <w:multiLevelType w:val="multilevel"/>
     <w:tmpl w:val="7CBA77CC"/>
@@ -1889,7 +2256,7 @@
       </w:rPr>
     </w:lvl>
   </w:abstractNum>
-  <w:abstractNum w:abstractNumId="10" w15:restartNumberingAfterBreak="0">
+  <w:abstractNum w:abstractNumId="11" w15:restartNumberingAfterBreak="0">
     <w:nsid w:val="51DF1E77"/>
     <w:multiLevelType w:val="multilevel"/>
     <w:tmpl w:val="E10AD46A"/>
@@ -2038,7 +2405,156 @@
       </w:rPr>
     </w:lvl>
   </w:abstractNum>
-  <w:abstractNum w:abstractNumId="11" w15:restartNumberingAfterBreak="0">
+  <w:abstractNum w:abstractNumId="12" w15:restartNumberingAfterBreak="0">
+    <w:nsid w:val="52246ABA"/>
+    <w:multiLevelType w:val="multilevel"/>
+    <w:tmpl w:val="801633D8"/>
+    <w:lvl w:ilvl="0">
+      <w:start w:val="1"/>
+      <w:numFmt w:val="bullet"/>
+      <w:lvlText w:val=""/>
+      <w:lvlJc w:val="left"/>
+      <w:pPr>
+        <w:tabs>
+          <w:tab w:val="num" w:pos="720"/>
+        </w:tabs>
+        <w:ind w:left="720" w:hanging="360"/>
+      </w:pPr>
+      <w:rPr>
+        <w:rFonts w:ascii="Symbol" w:hAnsi="Symbol" w:hint="default"/>
+        <w:sz w:val="20"/>
+      </w:rPr>
+    </w:lvl>
+    <w:lvl w:ilvl="1" w:tentative="1">
+      <w:start w:val="1"/>
+      <w:numFmt w:val="bullet"/>
+      <w:lvlText w:val="o"/>
+      <w:lvlJc w:val="left"/>
+      <w:pPr>
+        <w:tabs>
+          <w:tab w:val="num" w:pos="1440"/>
+        </w:tabs>
+        <w:ind w:left="1440" w:hanging="360"/>
+      </w:pPr>
+      <w:rPr>
+        <w:rFonts w:ascii="Courier New" w:hAnsi="Courier New" w:hint="default"/>
+        <w:sz w:val="20"/>
+      </w:rPr>
+    </w:lvl>
+    <w:lvl w:ilvl="2" w:tentative="1">
+      <w:start w:val="1"/>
+      <w:numFmt w:val="bullet"/>
+      <w:lvlText w:val=""/>
+      <w:lvlJc w:val="left"/>
+      <w:pPr>
+        <w:tabs>
+          <w:tab w:val="num" w:pos="2160"/>
+        </w:tabs>
+        <w:ind w:left="2160" w:hanging="360"/>
+      </w:pPr>
+      <w:rPr>
+        <w:rFonts w:ascii="Wingdings" w:hAnsi="Wingdings" w:hint="default"/>
+        <w:sz w:val="20"/>
+      </w:rPr>
+    </w:lvl>
+    <w:lvl w:ilvl="3" w:tentative="1">
+      <w:start w:val="1"/>
+      <w:numFmt w:val="bullet"/>
+      <w:lvlText w:val=""/>
+      <w:lvlJc w:val="left"/>
+      <w:pPr>
+        <w:tabs>
+          <w:tab w:val="num" w:pos="2880"/>
+        </w:tabs>
+        <w:ind w:left="2880" w:hanging="360"/>
+      </w:pPr>
+      <w:rPr>
+        <w:rFonts w:ascii="Wingdings" w:hAnsi="Wingdings" w:hint="default"/>
+        <w:sz w:val="20"/>
+      </w:rPr>
+    </w:lvl>
+    <w:lvl w:ilvl="4" w:tentative="1">
+      <w:start w:val="1"/>
+      <w:numFmt w:val="bullet"/>
+      <w:lvlText w:val=""/>
+      <w:lvlJc w:val="left"/>
+      <w:pPr>
+        <w:tabs>
+          <w:tab w:val="num" w:pos="3600"/>
+        </w:tabs>
+        <w:ind w:left="3600" w:hanging="360"/>
+      </w:pPr>
+      <w:rPr>
+        <w:rFonts w:ascii="Wingdings" w:hAnsi="Wingdings" w:hint="default"/>
+        <w:sz w:val="20"/>
+      </w:rPr>
+    </w:lvl>
+    <w:lvl w:ilvl="5" w:tentative="1">
+      <w:start w:val="1"/>
+      <w:numFmt w:val="bullet"/>
+      <w:lvlText w:val=""/>
+      <w:lvlJc w:val="left"/>
+      <w:pPr>
+        <w:tabs>
+          <w:tab w:val="num" w:pos="4320"/>
+        </w:tabs>
+        <w:ind w:left="4320" w:hanging="360"/>
+      </w:pPr>
+      <w:rPr>
+        <w:rFonts w:ascii="Wingdings" w:hAnsi="Wingdings" w:hint="default"/>
+        <w:sz w:val="20"/>
+      </w:rPr>
+    </w:lvl>
+    <w:lvl w:ilvl="6" w:tentative="1">
+      <w:start w:val="1"/>
+      <w:numFmt w:val="bullet"/>
+      <w:lvlText w:val=""/>
+      <w:lvlJc w:val="left"/>
+      <w:pPr>
+        <w:tabs>
+          <w:tab w:val="num" w:pos="5040"/>
+        </w:tabs>
+        <w:ind w:left="5040" w:hanging="360"/>
+      </w:pPr>
+      <w:rPr>
+        <w:rFonts w:ascii="Wingdings" w:hAnsi="Wingdings" w:hint="default"/>
+        <w:sz w:val="20"/>
+      </w:rPr>
+    </w:lvl>
+    <w:lvl w:ilvl="7" w:tentative="1">
+      <w:start w:val="1"/>
+      <w:numFmt w:val="bullet"/>
+      <w:lvlText w:val=""/>
+      <w:lvlJc w:val="left"/>
+      <w:pPr>
+        <w:tabs>
+          <w:tab w:val="num" w:pos="5760"/>
+        </w:tabs>
+        <w:ind w:left="5760" w:hanging="360"/>
+      </w:pPr>
+      <w:rPr>
+        <w:rFonts w:ascii="Wingdings" w:hAnsi="Wingdings" w:hint="default"/>
+        <w:sz w:val="20"/>
+      </w:rPr>
+    </w:lvl>
+    <w:lvl w:ilvl="8" w:tentative="1">
+      <w:start w:val="1"/>
+      <w:numFmt w:val="bullet"/>
+      <w:lvlText w:val=""/>
+      <w:lvlJc w:val="left"/>
+      <w:pPr>
+        <w:tabs>
+          <w:tab w:val="num" w:pos="6480"/>
+        </w:tabs>
+        <w:ind w:left="6480" w:hanging="360"/>
+      </w:pPr>
+      <w:rPr>
+        <w:rFonts w:ascii="Wingdings" w:hAnsi="Wingdings" w:hint="default"/>
+        <w:sz w:val="20"/>
+      </w:rPr>
+    </w:lvl>
+  </w:abstractNum>
+  <w:abstractNum w:abstractNumId="13" w15:restartNumberingAfterBreak="0">
     <w:nsid w:val="57B92E2B"/>
     <w:multiLevelType w:val="multilevel"/>
     <w:tmpl w:val="E716FDA8"/>
@@ -2187,7 +2703,7 @@
       </w:rPr>
     </w:lvl>
   </w:abstractNum>
-  <w:abstractNum w:abstractNumId="12" w15:restartNumberingAfterBreak="0">
+  <w:abstractNum w:abstractNumId="14" w15:restartNumberingAfterBreak="0">
     <w:nsid w:val="57E651EE"/>
     <w:multiLevelType w:val="multilevel"/>
     <w:tmpl w:val="CAB8AB08"/>
@@ -2336,7 +2852,7 @@
       </w:rPr>
     </w:lvl>
   </w:abstractNum>
-  <w:abstractNum w:abstractNumId="13" w15:restartNumberingAfterBreak="0">
+  <w:abstractNum w:abstractNumId="15" w15:restartNumberingAfterBreak="0">
     <w:nsid w:val="59100B2A"/>
     <w:multiLevelType w:val="multilevel"/>
     <w:tmpl w:val="1A6056BC"/>
@@ -2485,7 +3001,7 @@
       </w:rPr>
     </w:lvl>
   </w:abstractNum>
-  <w:abstractNum w:abstractNumId="14" w15:restartNumberingAfterBreak="0">
+  <w:abstractNum w:abstractNumId="16" w15:restartNumberingAfterBreak="0">
     <w:nsid w:val="5D136671"/>
     <w:multiLevelType w:val="multilevel"/>
     <w:tmpl w:val="A488745C"/>
@@ -2634,7 +3150,7 @@
       </w:rPr>
     </w:lvl>
   </w:abstractNum>
-  <w:abstractNum w:abstractNumId="15" w15:restartNumberingAfterBreak="0">
+  <w:abstractNum w:abstractNumId="17" w15:restartNumberingAfterBreak="0">
     <w:nsid w:val="60654821"/>
     <w:multiLevelType w:val="multilevel"/>
     <w:tmpl w:val="AF04D872"/>
@@ -2783,7 +3299,7 @@
       </w:rPr>
     </w:lvl>
   </w:abstractNum>
-  <w:abstractNum w:abstractNumId="16" w15:restartNumberingAfterBreak="0">
+  <w:abstractNum w:abstractNumId="18" w15:restartNumberingAfterBreak="0">
     <w:nsid w:val="63A04C72"/>
     <w:multiLevelType w:val="multilevel"/>
     <w:tmpl w:val="0818C51A"/>
@@ -2932,7 +3448,7 @@
       </w:rPr>
     </w:lvl>
   </w:abstractNum>
-  <w:abstractNum w:abstractNumId="17" w15:restartNumberingAfterBreak="0">
+  <w:abstractNum w:abstractNumId="19" w15:restartNumberingAfterBreak="0">
     <w:nsid w:val="6C862971"/>
     <w:multiLevelType w:val="multilevel"/>
     <w:tmpl w:val="406E48B4"/>
@@ -3081,7 +3597,7 @@
       </w:rPr>
     </w:lvl>
   </w:abstractNum>
-  <w:abstractNum w:abstractNumId="18" w15:restartNumberingAfterBreak="0">
+  <w:abstractNum w:abstractNumId="20" w15:restartNumberingAfterBreak="0">
     <w:nsid w:val="76A32177"/>
     <w:multiLevelType w:val="multilevel"/>
     <w:tmpl w:val="F0F44562"/>
@@ -3230,7 +3746,7 @@
       </w:rPr>
     </w:lvl>
   </w:abstractNum>
-  <w:abstractNum w:abstractNumId="19" w15:restartNumberingAfterBreak="0">
+  <w:abstractNum w:abstractNumId="21" w15:restartNumberingAfterBreak="0">
     <w:nsid w:val="7A543667"/>
     <w:multiLevelType w:val="multilevel"/>
     <w:tmpl w:val="7400B7CA"/>
@@ -3379,7 +3895,7 @@
       </w:rPr>
     </w:lvl>
   </w:abstractNum>
-  <w:abstractNum w:abstractNumId="20" w15:restartNumberingAfterBreak="0">
+  <w:abstractNum w:abstractNumId="22" w15:restartNumberingAfterBreak="0">
     <w:nsid w:val="7B0413A8"/>
     <w:multiLevelType w:val="multilevel"/>
     <w:tmpl w:val="87AAE7C0"/>
@@ -3528,7 +4044,7 @@
       </w:rPr>
     </w:lvl>
   </w:abstractNum>
-  <w:abstractNum w:abstractNumId="21" w15:restartNumberingAfterBreak="0">
+  <w:abstractNum w:abstractNumId="23" w15:restartNumberingAfterBreak="0">
     <w:nsid w:val="7D447212"/>
     <w:multiLevelType w:val="multilevel"/>
     <w:tmpl w:val="BECE678E"/>
@@ -3678,16 +4194,16 @@
     </w:lvl>
   </w:abstractNum>
   <w:num w:numId="1" w16cid:durableId="10568627">
-    <w:abstractNumId w:val="16"/>
+    <w:abstractNumId w:val="18"/>
   </w:num>
   <w:num w:numId="2" w16cid:durableId="1522012968">
-    <w:abstractNumId w:val="17"/>
+    <w:abstractNumId w:val="19"/>
   </w:num>
   <w:num w:numId="3" w16cid:durableId="467479977">
     <w:abstractNumId w:val="4"/>
   </w:num>
   <w:num w:numId="4" w16cid:durableId="556473470">
-    <w:abstractNumId w:val="15"/>
+    <w:abstractNumId w:val="17"/>
   </w:num>
   <w:num w:numId="5" w16cid:durableId="324093746">
     <w:abstractNumId w:val="1"/>
@@ -3699,19 +4215,19 @@
     <w:abstractNumId w:val="7"/>
   </w:num>
   <w:num w:numId="8" w16cid:durableId="1120878745">
-    <w:abstractNumId w:val="14"/>
+    <w:abstractNumId w:val="16"/>
   </w:num>
   <w:num w:numId="9" w16cid:durableId="1149397064">
     <w:abstractNumId w:val="3"/>
   </w:num>
   <w:num w:numId="10" w16cid:durableId="1752506734">
-    <w:abstractNumId w:val="12"/>
+    <w:abstractNumId w:val="14"/>
   </w:num>
   <w:num w:numId="11" w16cid:durableId="458572310">
-    <w:abstractNumId w:val="9"/>
+    <w:abstractNumId w:val="10"/>
   </w:num>
   <w:num w:numId="12" w16cid:durableId="155416387">
-    <w:abstractNumId w:val="21"/>
+    <w:abstractNumId w:val="23"/>
   </w:num>
   <w:num w:numId="13" w16cid:durableId="1782383777">
     <w:abstractNumId w:val="2"/>
@@ -3723,25 +4239,31 @@
     <w:abstractNumId w:val="6"/>
   </w:num>
   <w:num w:numId="16" w16cid:durableId="1810397293">
-    <w:abstractNumId w:val="13"/>
+    <w:abstractNumId w:val="15"/>
   </w:num>
   <w:num w:numId="17" w16cid:durableId="1400206805">
-    <w:abstractNumId w:val="11"/>
+    <w:abstractNumId w:val="13"/>
   </w:num>
   <w:num w:numId="18" w16cid:durableId="1596785061">
     <w:abstractNumId w:val="5"/>
   </w:num>
   <w:num w:numId="19" w16cid:durableId="989752143">
+    <w:abstractNumId w:val="22"/>
+  </w:num>
+  <w:num w:numId="20" w16cid:durableId="717051066">
+    <w:abstractNumId w:val="21"/>
+  </w:num>
+  <w:num w:numId="21" w16cid:durableId="1144083627">
+    <w:abstractNumId w:val="11"/>
+  </w:num>
+  <w:num w:numId="22" w16cid:durableId="334652219">
     <w:abstractNumId w:val="20"/>
   </w:num>
-  <w:num w:numId="20" w16cid:durableId="717051066">
-    <w:abstractNumId w:val="19"/>
+  <w:num w:numId="23" w16cid:durableId="835848874">
+    <w:abstractNumId w:val="12"/>
   </w:num>
-  <w:num w:numId="21" w16cid:durableId="1144083627">
-    <w:abstractNumId w:val="10"/>
-  </w:num>
-  <w:num w:numId="22" w16cid:durableId="334652219">
-    <w:abstractNumId w:val="18"/>
+  <w:num w:numId="24" w16cid:durableId="1796488119">
+    <w:abstractNumId w:val="9"/>
   </w:num>
   <w:numIdMacAtCleanup w:val="2"/>
 </w:numbering>

--- a/data/Market_Read_monthly.docx
+++ b/data/Market_Read_monthly.docx
@@ -8,7 +8,7 @@
           <w:b/>
           <w:bCs/>
         </w:rPr>
-        <w:t>Monthly Market Read: November 10, 2025</w:t>
+        <w:t>Monthly Market Read: November 11, 2025</w:t>
       </w:r>
     </w:p>
     <w:p>
@@ -30,7 +30,7 @@
       <w:pPr>
         <w:numPr>
           <w:ilvl w:val="0"/>
-          <w:numId w:val="23"/>
+          <w:numId w:val="25"/>
         </w:numPr>
       </w:pPr>
       <w:r>
@@ -41,14 +41,14 @@
         <w:t>Breadth:</w:t>
       </w:r>
       <w:r>
-        <w:t xml:space="preserve"> 55.2% of names are positive.</w:t>
+        <w:t xml:space="preserve"> 62.1% of names are positive.</w:t>
       </w:r>
     </w:p>
     <w:p>
       <w:pPr>
         <w:numPr>
           <w:ilvl w:val="0"/>
-          <w:numId w:val="23"/>
+          <w:numId w:val="25"/>
         </w:numPr>
       </w:pPr>
       <w:r>
@@ -59,24 +59,24 @@
         <w:t>Information Technology:</w:t>
       </w:r>
       <w:r>
-        <w:t xml:space="preserve"> soft (</w:t>
+        <w:t xml:space="preserve"> lagging (</w:t>
       </w:r>
       <w:r>
         <w:rPr>
           <w:b/>
           <w:bCs/>
         </w:rPr>
-        <w:t>avg -1.50%</w:t>
-      </w:r>
-      <w:r>
-        <w:t>).</w:t>
+        <w:t>avg -2.31%</w:t>
+      </w:r>
+      <w:r>
+        <w:t>)</w:t>
       </w:r>
     </w:p>
     <w:p>
       <w:pPr>
         <w:numPr>
           <w:ilvl w:val="0"/>
-          <w:numId w:val="23"/>
+          <w:numId w:val="25"/>
         </w:numPr>
       </w:pPr>
       <w:r>
@@ -94,17 +94,17 @@
           <w:b/>
           <w:bCs/>
         </w:rPr>
-        <w:t>avg -0.48%</w:t>
-      </w:r>
-      <w:r>
-        <w:t>).</w:t>
+        <w:t>avg -0.41%</w:t>
+      </w:r>
+      <w:r>
+        <w:t>)</w:t>
       </w:r>
     </w:p>
     <w:p>
       <w:pPr>
         <w:numPr>
           <w:ilvl w:val="0"/>
-          <w:numId w:val="23"/>
+          <w:numId w:val="25"/>
         </w:numPr>
       </w:pPr>
       <w:r>
@@ -122,17 +122,17 @@
           <w:b/>
           <w:bCs/>
         </w:rPr>
-        <w:t>avg +0.21%</w:t>
-      </w:r>
-      <w:r>
-        <w:t>).</w:t>
+        <w:t>avg +1.60%</w:t>
+      </w:r>
+      <w:r>
+        <w:t>)</w:t>
       </w:r>
     </w:p>
     <w:p>
       <w:pPr>
         <w:numPr>
           <w:ilvl w:val="0"/>
-          <w:numId w:val="23"/>
+          <w:numId w:val="25"/>
         </w:numPr>
       </w:pPr>
       <w:r>
@@ -143,24 +143,24 @@
         <w:t>Consumer Discretionary:</w:t>
       </w:r>
       <w:r>
-        <w:t xml:space="preserve"> steady (</w:t>
+        <w:t xml:space="preserve"> flat (</w:t>
       </w:r>
       <w:r>
         <w:rPr>
           <w:b/>
           <w:bCs/>
         </w:rPr>
-        <w:t>avg -0.44%</w:t>
-      </w:r>
-      <w:r>
-        <w:t>).</w:t>
+        <w:t>avg -0.03%</w:t>
+      </w:r>
+      <w:r>
+        <w:t>)</w:t>
       </w:r>
     </w:p>
     <w:p>
       <w:pPr>
         <w:numPr>
           <w:ilvl w:val="0"/>
-          <w:numId w:val="23"/>
+          <w:numId w:val="25"/>
         </w:numPr>
       </w:pPr>
       <w:r>
@@ -171,24 +171,24 @@
         <w:t>Financials:</w:t>
       </w:r>
       <w:r>
-        <w:t xml:space="preserve"> leading (</w:t>
+        <w:t xml:space="preserve"> strong (</w:t>
       </w:r>
       <w:r>
         <w:rPr>
           <w:b/>
           <w:bCs/>
         </w:rPr>
-        <w:t>avg +1.42%</w:t>
-      </w:r>
-      <w:r>
-        <w:t>).</w:t>
+        <w:t>avg +1.97%</w:t>
+      </w:r>
+      <w:r>
+        <w:t>)</w:t>
       </w:r>
     </w:p>
     <w:p>
       <w:pPr>
         <w:numPr>
           <w:ilvl w:val="0"/>
-          <w:numId w:val="23"/>
+          <w:numId w:val="25"/>
         </w:numPr>
       </w:pPr>
       <w:r>
@@ -206,17 +206,17 @@
           <w:b/>
           <w:bCs/>
         </w:rPr>
-        <w:t>avg +0.89%</w:t>
-      </w:r>
-      <w:r>
-        <w:t>).</w:t>
+        <w:t>avg +1.15%</w:t>
+      </w:r>
+      <w:r>
+        <w:t>)</w:t>
       </w:r>
     </w:p>
     <w:p>
       <w:pPr>
         <w:numPr>
           <w:ilvl w:val="0"/>
-          <w:numId w:val="23"/>
+          <w:numId w:val="25"/>
         </w:numPr>
       </w:pPr>
       <w:r>
@@ -227,24 +227,24 @@
         <w:t>Real Estate:</w:t>
       </w:r>
       <w:r>
-        <w:t xml:space="preserve"> firm (</w:t>
+        <w:t xml:space="preserve"> strong (</w:t>
       </w:r>
       <w:r>
         <w:rPr>
           <w:b/>
           <w:bCs/>
         </w:rPr>
-        <w:t>avg +0.78%</w:t>
-      </w:r>
-      <w:r>
-        <w:t>).</w:t>
+        <w:t>avg +1.95%</w:t>
+      </w:r>
+      <w:r>
+        <w:t>)</w:t>
       </w:r>
     </w:p>
     <w:p>
       <w:pPr>
         <w:numPr>
           <w:ilvl w:val="0"/>
-          <w:numId w:val="23"/>
+          <w:numId w:val="25"/>
         </w:numPr>
       </w:pPr>
       <w:r>
@@ -262,17 +262,17 @@
           <w:b/>
           <w:bCs/>
         </w:rPr>
-        <w:t>avg -1.87%</w:t>
-      </w:r>
-      <w:r>
-        <w:t>).</w:t>
+        <w:t>avg -0.98%</w:t>
+      </w:r>
+      <w:r>
+        <w:t>)</w:t>
       </w:r>
     </w:p>
     <w:p>
       <w:pPr>
         <w:numPr>
           <w:ilvl w:val="0"/>
-          <w:numId w:val="23"/>
+          <w:numId w:val="25"/>
         </w:numPr>
       </w:pPr>
       <w:r>
@@ -283,24 +283,24 @@
         <w:t>Energy:</w:t>
       </w:r>
       <w:r>
-        <w:t xml:space="preserve"> strong (</w:t>
+        <w:t xml:space="preserve"> leading (</w:t>
       </w:r>
       <w:r>
         <w:rPr>
           <w:b/>
           <w:bCs/>
         </w:rPr>
-        <w:t>avg +4.03%</w:t>
-      </w:r>
-      <w:r>
-        <w:t>).</w:t>
+        <w:t>avg +5.60%</w:t>
+      </w:r>
+      <w:r>
+        <w:t>)</w:t>
       </w:r>
     </w:p>
     <w:p>
       <w:pPr>
         <w:numPr>
           <w:ilvl w:val="0"/>
-          <w:numId w:val="23"/>
+          <w:numId w:val="25"/>
         </w:numPr>
       </w:pPr>
       <w:r>
@@ -311,24 +311,24 @@
         <w:t>Health Care:</w:t>
       </w:r>
       <w:r>
-        <w:t xml:space="preserve"> steady (</w:t>
+        <w:t xml:space="preserve"> strong (</w:t>
       </w:r>
       <w:r>
         <w:rPr>
           <w:b/>
           <w:bCs/>
         </w:rPr>
-        <w:t>avg +0.68%</w:t>
-      </w:r>
-      <w:r>
-        <w:t>).</w:t>
+        <w:t>avg +2.97%</w:t>
+      </w:r>
+      <w:r>
+        <w:t>)</w:t>
       </w:r>
     </w:p>
     <w:p>
       <w:pPr>
         <w:numPr>
           <w:ilvl w:val="0"/>
-          <w:numId w:val="23"/>
+          <w:numId w:val="25"/>
         </w:numPr>
       </w:pPr>
       <w:r>
@@ -346,10 +346,10 @@
           <w:b/>
           <w:bCs/>
         </w:rPr>
-        <w:t>avg -1.80%</w:t>
-      </w:r>
-      <w:r>
-        <w:t>).</w:t>
+        <w:t>avg -1.00%</w:t>
+      </w:r>
+      <w:r>
+        <w:t>)</w:t>
       </w:r>
     </w:p>
     <w:p>
@@ -365,7 +365,7 @@
       <w:pPr>
         <w:numPr>
           <w:ilvl w:val="0"/>
-          <w:numId w:val="24"/>
+          <w:numId w:val="26"/>
         </w:numPr>
       </w:pPr>
       <w:r>
@@ -383,17 +383,17 @@
           <w:b/>
           <w:bCs/>
         </w:rPr>
-        <w:t>+2.79%</w:t>
-      </w:r>
-      <w:r>
-        <w:t>).</w:t>
+        <w:t>+3.19%</w:t>
+      </w:r>
+      <w:r>
+        <w:t>)</w:t>
       </w:r>
     </w:p>
     <w:p>
       <w:pPr>
         <w:numPr>
           <w:ilvl w:val="0"/>
-          <w:numId w:val="24"/>
+          <w:numId w:val="26"/>
         </w:numPr>
       </w:pPr>
       <w:r>
@@ -411,17 +411,17 @@
           <w:b/>
           <w:bCs/>
         </w:rPr>
-        <w:t>-0.11%</w:t>
-      </w:r>
-      <w:r>
-        <w:t>).</w:t>
+        <w:t>-0.25%</w:t>
+      </w:r>
+      <w:r>
+        <w:t>)</w:t>
       </w:r>
     </w:p>
     <w:p>
       <w:pPr>
         <w:numPr>
           <w:ilvl w:val="0"/>
-          <w:numId w:val="24"/>
+          <w:numId w:val="26"/>
         </w:numPr>
       </w:pPr>
       <w:r>
@@ -439,17 +439,17 @@
           <w:b/>
           <w:bCs/>
         </w:rPr>
-        <w:t>+0.24%</w:t>
-      </w:r>
-      <w:r>
-        <w:t>).</w:t>
+        <w:t>+0.46%</w:t>
+      </w:r>
+      <w:r>
+        <w:t>)</w:t>
       </w:r>
     </w:p>
     <w:p>
       <w:pPr>
         <w:numPr>
           <w:ilvl w:val="0"/>
-          <w:numId w:val="24"/>
+          <w:numId w:val="26"/>
         </w:numPr>
       </w:pPr>
       <w:r>
@@ -460,24 +460,24 @@
         <w:t>Bonds:</w:t>
       </w:r>
       <w:r>
-        <w:t xml:space="preserve"> soft (</w:t>
+        <w:t xml:space="preserve"> flat (</w:t>
       </w:r>
       <w:r>
         <w:rPr>
           <w:b/>
           <w:bCs/>
         </w:rPr>
-        <w:t>-0.46%</w:t>
-      </w:r>
-      <w:r>
-        <w:t>).</w:t>
+        <w:t>-0.13%</w:t>
+      </w:r>
+      <w:r>
+        <w:t>)</w:t>
       </w:r>
     </w:p>
     <w:p>
       <w:pPr>
         <w:numPr>
           <w:ilvl w:val="0"/>
-          <w:numId w:val="24"/>
+          <w:numId w:val="26"/>
         </w:numPr>
       </w:pPr>
       <w:r>
@@ -489,17 +489,17 @@
         <w:t>Energy complex:</w:t>
       </w:r>
       <w:r>
-        <w:t xml:space="preserve"> firm (</w:t>
+        <w:t xml:space="preserve"> strong (</w:t>
       </w:r>
       <w:r>
         <w:rPr>
           <w:b/>
           <w:bCs/>
         </w:rPr>
-        <w:t>+2.60%</w:t>
-      </w:r>
-      <w:r>
-        <w:t>).</w:t>
+        <w:t>+5.06%</w:t>
+      </w:r>
+      <w:r>
+        <w:t>)</w:t>
       </w:r>
     </w:p>
     <w:p>
@@ -511,97 +511,87 @@
         <w:t>Bottom line:</w:t>
       </w:r>
       <w:r>
-        <w:t xml:space="preserve"> Market breadth improved, with over half of names positive. Leadership rotated toward </w:t>
+        <w:t xml:space="preserve"> Market breadth broadened, with over 60% of names in the green. Leadership remains anchored by </w:t>
       </w:r>
       <w:r>
         <w:rPr>
           <w:b/>
           <w:bCs/>
         </w:rPr>
-        <w:t>Energy and Financials</w:t>
-      </w:r>
-      <w:r>
-        <w:t xml:space="preserve">, supported by </w:t>
+        <w:t>Energy, Health Care, and Financials</w:t>
+      </w:r>
+      <w:r>
+        <w:t xml:space="preserve">, while </w:t>
       </w:r>
       <w:r>
         <w:rPr>
           <w:b/>
           <w:bCs/>
         </w:rPr>
-        <w:t>defensive stability</w:t>
-      </w:r>
-      <w:r>
-        <w:t xml:space="preserve"> in </w:t>
+        <w:t>Technology</w:t>
+      </w:r>
+      <w:r>
+        <w:t xml:space="preserve"> and </w:t>
       </w:r>
       <w:r>
         <w:rPr>
           <w:b/>
           <w:bCs/>
         </w:rPr>
-        <w:t>Utilities, Real Estate, and Health Care</w:t>
-      </w:r>
-      <w:r>
-        <w:t xml:space="preserve">. </w:t>
+        <w:t>Materials</w:t>
+      </w:r>
+      <w:r>
+        <w:t xml:space="preserve"> continue to lag. The macro setup — </w:t>
       </w:r>
       <w:r>
         <w:rPr>
           <w:b/>
           <w:bCs/>
         </w:rPr>
-        <w:t>Technology and Materials</w:t>
-      </w:r>
-      <w:r>
-        <w:t xml:space="preserve"> lagged as investors recalibrated around firmer commodity pricing and higher yields. The macro posture — </w:t>
+        <w:t>gold bid, USD soft, yields rising, bonds flat, and a strong energy complex</w:t>
+      </w:r>
+      <w:r>
+        <w:t xml:space="preserve"> — points to a </w:t>
       </w:r>
       <w:r>
         <w:rPr>
           <w:b/>
           <w:bCs/>
         </w:rPr>
-        <w:t>gold bid, USD soft, yields rising, bonds weak, and energy firm</w:t>
-      </w:r>
-      <w:r>
-        <w:t xml:space="preserve"> — signals a </w:t>
+        <w:t>mildly reflationary tone</w:t>
+      </w:r>
+      <w:r>
+        <w:t xml:space="preserve">, suggesting </w:t>
       </w:r>
       <w:r>
         <w:rPr>
           <w:b/>
           <w:bCs/>
         </w:rPr>
-        <w:t>mildly reflationary setup</w:t>
-      </w:r>
-      <w:r>
-        <w:t xml:space="preserve">, implying </w:t>
+        <w:t>firmer growth with persistent inflation pressures</w:t>
+      </w:r>
+      <w:r>
+        <w:t xml:space="preserve">. Positioning remains tilted toward </w:t>
       </w:r>
       <w:r>
         <w:rPr>
           <w:b/>
           <w:bCs/>
         </w:rPr>
-        <w:t>firmer growth and sticky inflation pressures</w:t>
-      </w:r>
-      <w:r>
-        <w:t xml:space="preserve">. Positioning tilts toward </w:t>
+        <w:t>hard assets, cyclicals, and late-cycle defensives</w:t>
+      </w:r>
+      <w:r>
+        <w:t xml:space="preserve">, while </w:t>
       </w:r>
       <w:r>
         <w:rPr>
           <w:b/>
           <w:bCs/>
         </w:rPr>
-        <w:t>Energy, Financials, and hard-asset exposures</w:t>
-      </w:r>
-      <w:r>
-        <w:t xml:space="preserve">, while </w:t>
-      </w:r>
-      <w:r>
-        <w:rPr>
-          <w:b/>
-          <w:bCs/>
-        </w:rPr>
-        <w:t>growth and rate-sensitive areas</w:t>
-      </w:r>
-      <w:r>
-        <w:t xml:space="preserve"> remain on the defensive.</w:t>
+        <w:t>growth and rate-sensitive sectors</w:t>
+      </w:r>
+      <w:r>
+        <w:t xml:space="preserve"> stay on the back foot.</w:t>
       </w:r>
     </w:p>
     <w:p/>
@@ -916,6 +906,155 @@
     </w:lvl>
   </w:abstractNum>
   <w:abstractNum w:abstractNumId="2" w15:restartNumberingAfterBreak="0">
+    <w:nsid w:val="0F0B4FE4"/>
+    <w:multiLevelType w:val="multilevel"/>
+    <w:tmpl w:val="634E06C8"/>
+    <w:lvl w:ilvl="0">
+      <w:start w:val="1"/>
+      <w:numFmt w:val="bullet"/>
+      <w:lvlText w:val=""/>
+      <w:lvlJc w:val="left"/>
+      <w:pPr>
+        <w:tabs>
+          <w:tab w:val="num" w:pos="720"/>
+        </w:tabs>
+        <w:ind w:left="720" w:hanging="360"/>
+      </w:pPr>
+      <w:rPr>
+        <w:rFonts w:ascii="Symbol" w:hAnsi="Symbol" w:hint="default"/>
+        <w:sz w:val="20"/>
+      </w:rPr>
+    </w:lvl>
+    <w:lvl w:ilvl="1" w:tentative="1">
+      <w:start w:val="1"/>
+      <w:numFmt w:val="bullet"/>
+      <w:lvlText w:val="o"/>
+      <w:lvlJc w:val="left"/>
+      <w:pPr>
+        <w:tabs>
+          <w:tab w:val="num" w:pos="1440"/>
+        </w:tabs>
+        <w:ind w:left="1440" w:hanging="360"/>
+      </w:pPr>
+      <w:rPr>
+        <w:rFonts w:ascii="Courier New" w:hAnsi="Courier New" w:hint="default"/>
+        <w:sz w:val="20"/>
+      </w:rPr>
+    </w:lvl>
+    <w:lvl w:ilvl="2" w:tentative="1">
+      <w:start w:val="1"/>
+      <w:numFmt w:val="bullet"/>
+      <w:lvlText w:val=""/>
+      <w:lvlJc w:val="left"/>
+      <w:pPr>
+        <w:tabs>
+          <w:tab w:val="num" w:pos="2160"/>
+        </w:tabs>
+        <w:ind w:left="2160" w:hanging="360"/>
+      </w:pPr>
+      <w:rPr>
+        <w:rFonts w:ascii="Wingdings" w:hAnsi="Wingdings" w:hint="default"/>
+        <w:sz w:val="20"/>
+      </w:rPr>
+    </w:lvl>
+    <w:lvl w:ilvl="3" w:tentative="1">
+      <w:start w:val="1"/>
+      <w:numFmt w:val="bullet"/>
+      <w:lvlText w:val=""/>
+      <w:lvlJc w:val="left"/>
+      <w:pPr>
+        <w:tabs>
+          <w:tab w:val="num" w:pos="2880"/>
+        </w:tabs>
+        <w:ind w:left="2880" w:hanging="360"/>
+      </w:pPr>
+      <w:rPr>
+        <w:rFonts w:ascii="Wingdings" w:hAnsi="Wingdings" w:hint="default"/>
+        <w:sz w:val="20"/>
+      </w:rPr>
+    </w:lvl>
+    <w:lvl w:ilvl="4" w:tentative="1">
+      <w:start w:val="1"/>
+      <w:numFmt w:val="bullet"/>
+      <w:lvlText w:val=""/>
+      <w:lvlJc w:val="left"/>
+      <w:pPr>
+        <w:tabs>
+          <w:tab w:val="num" w:pos="3600"/>
+        </w:tabs>
+        <w:ind w:left="3600" w:hanging="360"/>
+      </w:pPr>
+      <w:rPr>
+        <w:rFonts w:ascii="Wingdings" w:hAnsi="Wingdings" w:hint="default"/>
+        <w:sz w:val="20"/>
+      </w:rPr>
+    </w:lvl>
+    <w:lvl w:ilvl="5" w:tentative="1">
+      <w:start w:val="1"/>
+      <w:numFmt w:val="bullet"/>
+      <w:lvlText w:val=""/>
+      <w:lvlJc w:val="left"/>
+      <w:pPr>
+        <w:tabs>
+          <w:tab w:val="num" w:pos="4320"/>
+        </w:tabs>
+        <w:ind w:left="4320" w:hanging="360"/>
+      </w:pPr>
+      <w:rPr>
+        <w:rFonts w:ascii="Wingdings" w:hAnsi="Wingdings" w:hint="default"/>
+        <w:sz w:val="20"/>
+      </w:rPr>
+    </w:lvl>
+    <w:lvl w:ilvl="6" w:tentative="1">
+      <w:start w:val="1"/>
+      <w:numFmt w:val="bullet"/>
+      <w:lvlText w:val=""/>
+      <w:lvlJc w:val="left"/>
+      <w:pPr>
+        <w:tabs>
+          <w:tab w:val="num" w:pos="5040"/>
+        </w:tabs>
+        <w:ind w:left="5040" w:hanging="360"/>
+      </w:pPr>
+      <w:rPr>
+        <w:rFonts w:ascii="Wingdings" w:hAnsi="Wingdings" w:hint="default"/>
+        <w:sz w:val="20"/>
+      </w:rPr>
+    </w:lvl>
+    <w:lvl w:ilvl="7" w:tentative="1">
+      <w:start w:val="1"/>
+      <w:numFmt w:val="bullet"/>
+      <w:lvlText w:val=""/>
+      <w:lvlJc w:val="left"/>
+      <w:pPr>
+        <w:tabs>
+          <w:tab w:val="num" w:pos="5760"/>
+        </w:tabs>
+        <w:ind w:left="5760" w:hanging="360"/>
+      </w:pPr>
+      <w:rPr>
+        <w:rFonts w:ascii="Wingdings" w:hAnsi="Wingdings" w:hint="default"/>
+        <w:sz w:val="20"/>
+      </w:rPr>
+    </w:lvl>
+    <w:lvl w:ilvl="8" w:tentative="1">
+      <w:start w:val="1"/>
+      <w:numFmt w:val="bullet"/>
+      <w:lvlText w:val=""/>
+      <w:lvlJc w:val="left"/>
+      <w:pPr>
+        <w:tabs>
+          <w:tab w:val="num" w:pos="6480"/>
+        </w:tabs>
+        <w:ind w:left="6480" w:hanging="360"/>
+      </w:pPr>
+      <w:rPr>
+        <w:rFonts w:ascii="Wingdings" w:hAnsi="Wingdings" w:hint="default"/>
+        <w:sz w:val="20"/>
+      </w:rPr>
+    </w:lvl>
+  </w:abstractNum>
+  <w:abstractNum w:abstractNumId="3" w15:restartNumberingAfterBreak="0">
     <w:nsid w:val="0F7E135B"/>
     <w:multiLevelType w:val="multilevel"/>
     <w:tmpl w:val="8CD0ADC4"/>
@@ -1064,7 +1203,7 @@
       </w:rPr>
     </w:lvl>
   </w:abstractNum>
-  <w:abstractNum w:abstractNumId="3" w15:restartNumberingAfterBreak="0">
+  <w:abstractNum w:abstractNumId="4" w15:restartNumberingAfterBreak="0">
     <w:nsid w:val="259C18E0"/>
     <w:multiLevelType w:val="multilevel"/>
     <w:tmpl w:val="E13A185A"/>
@@ -1213,7 +1352,7 @@
       </w:rPr>
     </w:lvl>
   </w:abstractNum>
-  <w:abstractNum w:abstractNumId="4" w15:restartNumberingAfterBreak="0">
+  <w:abstractNum w:abstractNumId="5" w15:restartNumberingAfterBreak="0">
     <w:nsid w:val="31170624"/>
     <w:multiLevelType w:val="multilevel"/>
     <w:tmpl w:val="947CED74"/>
@@ -1362,7 +1501,7 @@
       </w:rPr>
     </w:lvl>
   </w:abstractNum>
-  <w:abstractNum w:abstractNumId="5" w15:restartNumberingAfterBreak="0">
+  <w:abstractNum w:abstractNumId="6" w15:restartNumberingAfterBreak="0">
     <w:nsid w:val="31A40B6B"/>
     <w:multiLevelType w:val="multilevel"/>
     <w:tmpl w:val="6644BAA4"/>
@@ -1511,7 +1650,7 @@
       </w:rPr>
     </w:lvl>
   </w:abstractNum>
-  <w:abstractNum w:abstractNumId="6" w15:restartNumberingAfterBreak="0">
+  <w:abstractNum w:abstractNumId="7" w15:restartNumberingAfterBreak="0">
     <w:nsid w:val="3ADB285E"/>
     <w:multiLevelType w:val="multilevel"/>
     <w:tmpl w:val="C1CC36AA"/>
@@ -1660,7 +1799,7 @@
       </w:rPr>
     </w:lvl>
   </w:abstractNum>
-  <w:abstractNum w:abstractNumId="7" w15:restartNumberingAfterBreak="0">
+  <w:abstractNum w:abstractNumId="8" w15:restartNumberingAfterBreak="0">
     <w:nsid w:val="3CB22BDF"/>
     <w:multiLevelType w:val="multilevel"/>
     <w:tmpl w:val="82D830E8"/>
@@ -1809,7 +1948,7 @@
       </w:rPr>
     </w:lvl>
   </w:abstractNum>
-  <w:abstractNum w:abstractNumId="8" w15:restartNumberingAfterBreak="0">
+  <w:abstractNum w:abstractNumId="9" w15:restartNumberingAfterBreak="0">
     <w:nsid w:val="3E6B3CBA"/>
     <w:multiLevelType w:val="multilevel"/>
     <w:tmpl w:val="B966FB58"/>
@@ -1958,7 +2097,7 @@
       </w:rPr>
     </w:lvl>
   </w:abstractNum>
-  <w:abstractNum w:abstractNumId="9" w15:restartNumberingAfterBreak="0">
+  <w:abstractNum w:abstractNumId="10" w15:restartNumberingAfterBreak="0">
     <w:nsid w:val="416D3314"/>
     <w:multiLevelType w:val="multilevel"/>
     <w:tmpl w:val="A63E4C0C"/>
@@ -2107,7 +2246,7 @@
       </w:rPr>
     </w:lvl>
   </w:abstractNum>
-  <w:abstractNum w:abstractNumId="10" w15:restartNumberingAfterBreak="0">
+  <w:abstractNum w:abstractNumId="11" w15:restartNumberingAfterBreak="0">
     <w:nsid w:val="4D9F183E"/>
     <w:multiLevelType w:val="multilevel"/>
     <w:tmpl w:val="7CBA77CC"/>
@@ -2256,7 +2395,7 @@
       </w:rPr>
     </w:lvl>
   </w:abstractNum>
-  <w:abstractNum w:abstractNumId="11" w15:restartNumberingAfterBreak="0">
+  <w:abstractNum w:abstractNumId="12" w15:restartNumberingAfterBreak="0">
     <w:nsid w:val="51DF1E77"/>
     <w:multiLevelType w:val="multilevel"/>
     <w:tmpl w:val="E10AD46A"/>
@@ -2405,7 +2544,7 @@
       </w:rPr>
     </w:lvl>
   </w:abstractNum>
-  <w:abstractNum w:abstractNumId="12" w15:restartNumberingAfterBreak="0">
+  <w:abstractNum w:abstractNumId="13" w15:restartNumberingAfterBreak="0">
     <w:nsid w:val="52246ABA"/>
     <w:multiLevelType w:val="multilevel"/>
     <w:tmpl w:val="801633D8"/>
@@ -2554,7 +2693,7 @@
       </w:rPr>
     </w:lvl>
   </w:abstractNum>
-  <w:abstractNum w:abstractNumId="13" w15:restartNumberingAfterBreak="0">
+  <w:abstractNum w:abstractNumId="14" w15:restartNumberingAfterBreak="0">
     <w:nsid w:val="57B92E2B"/>
     <w:multiLevelType w:val="multilevel"/>
     <w:tmpl w:val="E716FDA8"/>
@@ -2703,7 +2842,7 @@
       </w:rPr>
     </w:lvl>
   </w:abstractNum>
-  <w:abstractNum w:abstractNumId="14" w15:restartNumberingAfterBreak="0">
+  <w:abstractNum w:abstractNumId="15" w15:restartNumberingAfterBreak="0">
     <w:nsid w:val="57E651EE"/>
     <w:multiLevelType w:val="multilevel"/>
     <w:tmpl w:val="CAB8AB08"/>
@@ -2852,7 +2991,7 @@
       </w:rPr>
     </w:lvl>
   </w:abstractNum>
-  <w:abstractNum w:abstractNumId="15" w15:restartNumberingAfterBreak="0">
+  <w:abstractNum w:abstractNumId="16" w15:restartNumberingAfterBreak="0">
     <w:nsid w:val="59100B2A"/>
     <w:multiLevelType w:val="multilevel"/>
     <w:tmpl w:val="1A6056BC"/>
@@ -3001,7 +3140,156 @@
       </w:rPr>
     </w:lvl>
   </w:abstractNum>
-  <w:abstractNum w:abstractNumId="16" w15:restartNumberingAfterBreak="0">
+  <w:abstractNum w:abstractNumId="17" w15:restartNumberingAfterBreak="0">
+    <w:nsid w:val="5C0625C1"/>
+    <w:multiLevelType w:val="multilevel"/>
+    <w:tmpl w:val="2A241968"/>
+    <w:lvl w:ilvl="0">
+      <w:start w:val="1"/>
+      <w:numFmt w:val="bullet"/>
+      <w:lvlText w:val=""/>
+      <w:lvlJc w:val="left"/>
+      <w:pPr>
+        <w:tabs>
+          <w:tab w:val="num" w:pos="720"/>
+        </w:tabs>
+        <w:ind w:left="720" w:hanging="360"/>
+      </w:pPr>
+      <w:rPr>
+        <w:rFonts w:ascii="Symbol" w:hAnsi="Symbol" w:hint="default"/>
+        <w:sz w:val="20"/>
+      </w:rPr>
+    </w:lvl>
+    <w:lvl w:ilvl="1" w:tentative="1">
+      <w:start w:val="1"/>
+      <w:numFmt w:val="bullet"/>
+      <w:lvlText w:val="o"/>
+      <w:lvlJc w:val="left"/>
+      <w:pPr>
+        <w:tabs>
+          <w:tab w:val="num" w:pos="1440"/>
+        </w:tabs>
+        <w:ind w:left="1440" w:hanging="360"/>
+      </w:pPr>
+      <w:rPr>
+        <w:rFonts w:ascii="Courier New" w:hAnsi="Courier New" w:hint="default"/>
+        <w:sz w:val="20"/>
+      </w:rPr>
+    </w:lvl>
+    <w:lvl w:ilvl="2" w:tentative="1">
+      <w:start w:val="1"/>
+      <w:numFmt w:val="bullet"/>
+      <w:lvlText w:val=""/>
+      <w:lvlJc w:val="left"/>
+      <w:pPr>
+        <w:tabs>
+          <w:tab w:val="num" w:pos="2160"/>
+        </w:tabs>
+        <w:ind w:left="2160" w:hanging="360"/>
+      </w:pPr>
+      <w:rPr>
+        <w:rFonts w:ascii="Wingdings" w:hAnsi="Wingdings" w:hint="default"/>
+        <w:sz w:val="20"/>
+      </w:rPr>
+    </w:lvl>
+    <w:lvl w:ilvl="3" w:tentative="1">
+      <w:start w:val="1"/>
+      <w:numFmt w:val="bullet"/>
+      <w:lvlText w:val=""/>
+      <w:lvlJc w:val="left"/>
+      <w:pPr>
+        <w:tabs>
+          <w:tab w:val="num" w:pos="2880"/>
+        </w:tabs>
+        <w:ind w:left="2880" w:hanging="360"/>
+      </w:pPr>
+      <w:rPr>
+        <w:rFonts w:ascii="Wingdings" w:hAnsi="Wingdings" w:hint="default"/>
+        <w:sz w:val="20"/>
+      </w:rPr>
+    </w:lvl>
+    <w:lvl w:ilvl="4" w:tentative="1">
+      <w:start w:val="1"/>
+      <w:numFmt w:val="bullet"/>
+      <w:lvlText w:val=""/>
+      <w:lvlJc w:val="left"/>
+      <w:pPr>
+        <w:tabs>
+          <w:tab w:val="num" w:pos="3600"/>
+        </w:tabs>
+        <w:ind w:left="3600" w:hanging="360"/>
+      </w:pPr>
+      <w:rPr>
+        <w:rFonts w:ascii="Wingdings" w:hAnsi="Wingdings" w:hint="default"/>
+        <w:sz w:val="20"/>
+      </w:rPr>
+    </w:lvl>
+    <w:lvl w:ilvl="5" w:tentative="1">
+      <w:start w:val="1"/>
+      <w:numFmt w:val="bullet"/>
+      <w:lvlText w:val=""/>
+      <w:lvlJc w:val="left"/>
+      <w:pPr>
+        <w:tabs>
+          <w:tab w:val="num" w:pos="4320"/>
+        </w:tabs>
+        <w:ind w:left="4320" w:hanging="360"/>
+      </w:pPr>
+      <w:rPr>
+        <w:rFonts w:ascii="Wingdings" w:hAnsi="Wingdings" w:hint="default"/>
+        <w:sz w:val="20"/>
+      </w:rPr>
+    </w:lvl>
+    <w:lvl w:ilvl="6" w:tentative="1">
+      <w:start w:val="1"/>
+      <w:numFmt w:val="bullet"/>
+      <w:lvlText w:val=""/>
+      <w:lvlJc w:val="left"/>
+      <w:pPr>
+        <w:tabs>
+          <w:tab w:val="num" w:pos="5040"/>
+        </w:tabs>
+        <w:ind w:left="5040" w:hanging="360"/>
+      </w:pPr>
+      <w:rPr>
+        <w:rFonts w:ascii="Wingdings" w:hAnsi="Wingdings" w:hint="default"/>
+        <w:sz w:val="20"/>
+      </w:rPr>
+    </w:lvl>
+    <w:lvl w:ilvl="7" w:tentative="1">
+      <w:start w:val="1"/>
+      <w:numFmt w:val="bullet"/>
+      <w:lvlText w:val=""/>
+      <w:lvlJc w:val="left"/>
+      <w:pPr>
+        <w:tabs>
+          <w:tab w:val="num" w:pos="5760"/>
+        </w:tabs>
+        <w:ind w:left="5760" w:hanging="360"/>
+      </w:pPr>
+      <w:rPr>
+        <w:rFonts w:ascii="Wingdings" w:hAnsi="Wingdings" w:hint="default"/>
+        <w:sz w:val="20"/>
+      </w:rPr>
+    </w:lvl>
+    <w:lvl w:ilvl="8" w:tentative="1">
+      <w:start w:val="1"/>
+      <w:numFmt w:val="bullet"/>
+      <w:lvlText w:val=""/>
+      <w:lvlJc w:val="left"/>
+      <w:pPr>
+        <w:tabs>
+          <w:tab w:val="num" w:pos="6480"/>
+        </w:tabs>
+        <w:ind w:left="6480" w:hanging="360"/>
+      </w:pPr>
+      <w:rPr>
+        <w:rFonts w:ascii="Wingdings" w:hAnsi="Wingdings" w:hint="default"/>
+        <w:sz w:val="20"/>
+      </w:rPr>
+    </w:lvl>
+  </w:abstractNum>
+  <w:abstractNum w:abstractNumId="18" w15:restartNumberingAfterBreak="0">
     <w:nsid w:val="5D136671"/>
     <w:multiLevelType w:val="multilevel"/>
     <w:tmpl w:val="A488745C"/>
@@ -3150,7 +3438,7 @@
       </w:rPr>
     </w:lvl>
   </w:abstractNum>
-  <w:abstractNum w:abstractNumId="17" w15:restartNumberingAfterBreak="0">
+  <w:abstractNum w:abstractNumId="19" w15:restartNumberingAfterBreak="0">
     <w:nsid w:val="60654821"/>
     <w:multiLevelType w:val="multilevel"/>
     <w:tmpl w:val="AF04D872"/>
@@ -3299,7 +3587,7 @@
       </w:rPr>
     </w:lvl>
   </w:abstractNum>
-  <w:abstractNum w:abstractNumId="18" w15:restartNumberingAfterBreak="0">
+  <w:abstractNum w:abstractNumId="20" w15:restartNumberingAfterBreak="0">
     <w:nsid w:val="63A04C72"/>
     <w:multiLevelType w:val="multilevel"/>
     <w:tmpl w:val="0818C51A"/>
@@ -3448,7 +3736,7 @@
       </w:rPr>
     </w:lvl>
   </w:abstractNum>
-  <w:abstractNum w:abstractNumId="19" w15:restartNumberingAfterBreak="0">
+  <w:abstractNum w:abstractNumId="21" w15:restartNumberingAfterBreak="0">
     <w:nsid w:val="6C862971"/>
     <w:multiLevelType w:val="multilevel"/>
     <w:tmpl w:val="406E48B4"/>
@@ -3597,7 +3885,7 @@
       </w:rPr>
     </w:lvl>
   </w:abstractNum>
-  <w:abstractNum w:abstractNumId="20" w15:restartNumberingAfterBreak="0">
+  <w:abstractNum w:abstractNumId="22" w15:restartNumberingAfterBreak="0">
     <w:nsid w:val="76A32177"/>
     <w:multiLevelType w:val="multilevel"/>
     <w:tmpl w:val="F0F44562"/>
@@ -3746,7 +4034,7 @@
       </w:rPr>
     </w:lvl>
   </w:abstractNum>
-  <w:abstractNum w:abstractNumId="21" w15:restartNumberingAfterBreak="0">
+  <w:abstractNum w:abstractNumId="23" w15:restartNumberingAfterBreak="0">
     <w:nsid w:val="7A543667"/>
     <w:multiLevelType w:val="multilevel"/>
     <w:tmpl w:val="7400B7CA"/>
@@ -3895,7 +4183,7 @@
       </w:rPr>
     </w:lvl>
   </w:abstractNum>
-  <w:abstractNum w:abstractNumId="22" w15:restartNumberingAfterBreak="0">
+  <w:abstractNum w:abstractNumId="24" w15:restartNumberingAfterBreak="0">
     <w:nsid w:val="7B0413A8"/>
     <w:multiLevelType w:val="multilevel"/>
     <w:tmpl w:val="87AAE7C0"/>
@@ -4044,7 +4332,7 @@
       </w:rPr>
     </w:lvl>
   </w:abstractNum>
-  <w:abstractNum w:abstractNumId="23" w15:restartNumberingAfterBreak="0">
+  <w:abstractNum w:abstractNumId="25" w15:restartNumberingAfterBreak="0">
     <w:nsid w:val="7D447212"/>
     <w:multiLevelType w:val="multilevel"/>
     <w:tmpl w:val="BECE678E"/>
@@ -4194,16 +4482,16 @@
     </w:lvl>
   </w:abstractNum>
   <w:num w:numId="1" w16cid:durableId="10568627">
-    <w:abstractNumId w:val="18"/>
+    <w:abstractNumId w:val="20"/>
   </w:num>
   <w:num w:numId="2" w16cid:durableId="1522012968">
-    <w:abstractNumId w:val="19"/>
+    <w:abstractNumId w:val="21"/>
   </w:num>
   <w:num w:numId="3" w16cid:durableId="467479977">
-    <w:abstractNumId w:val="4"/>
+    <w:abstractNumId w:val="5"/>
   </w:num>
   <w:num w:numId="4" w16cid:durableId="556473470">
-    <w:abstractNumId w:val="17"/>
+    <w:abstractNumId w:val="19"/>
   </w:num>
   <w:num w:numId="5" w16cid:durableId="324093746">
     <w:abstractNumId w:val="1"/>
@@ -4212,58 +4500,64 @@
     <w:abstractNumId w:val="0"/>
   </w:num>
   <w:num w:numId="7" w16cid:durableId="1406997827">
+    <w:abstractNumId w:val="8"/>
+  </w:num>
+  <w:num w:numId="8" w16cid:durableId="1120878745">
+    <w:abstractNumId w:val="18"/>
+  </w:num>
+  <w:num w:numId="9" w16cid:durableId="1149397064">
+    <w:abstractNumId w:val="4"/>
+  </w:num>
+  <w:num w:numId="10" w16cid:durableId="1752506734">
+    <w:abstractNumId w:val="15"/>
+  </w:num>
+  <w:num w:numId="11" w16cid:durableId="458572310">
+    <w:abstractNumId w:val="11"/>
+  </w:num>
+  <w:num w:numId="12" w16cid:durableId="155416387">
+    <w:abstractNumId w:val="25"/>
+  </w:num>
+  <w:num w:numId="13" w16cid:durableId="1782383777">
+    <w:abstractNumId w:val="3"/>
+  </w:num>
+  <w:num w:numId="14" w16cid:durableId="107509697">
+    <w:abstractNumId w:val="9"/>
+  </w:num>
+  <w:num w:numId="15" w16cid:durableId="1129397043">
     <w:abstractNumId w:val="7"/>
   </w:num>
-  <w:num w:numId="8" w16cid:durableId="1120878745">
+  <w:num w:numId="16" w16cid:durableId="1810397293">
     <w:abstractNumId w:val="16"/>
   </w:num>
-  <w:num w:numId="9" w16cid:durableId="1149397064">
-    <w:abstractNumId w:val="3"/>
-  </w:num>
-  <w:num w:numId="10" w16cid:durableId="1752506734">
+  <w:num w:numId="17" w16cid:durableId="1400206805">
     <w:abstractNumId w:val="14"/>
   </w:num>
-  <w:num w:numId="11" w16cid:durableId="458572310">
+  <w:num w:numId="18" w16cid:durableId="1596785061">
+    <w:abstractNumId w:val="6"/>
+  </w:num>
+  <w:num w:numId="19" w16cid:durableId="989752143">
+    <w:abstractNumId w:val="24"/>
+  </w:num>
+  <w:num w:numId="20" w16cid:durableId="717051066">
+    <w:abstractNumId w:val="23"/>
+  </w:num>
+  <w:num w:numId="21" w16cid:durableId="1144083627">
+    <w:abstractNumId w:val="12"/>
+  </w:num>
+  <w:num w:numId="22" w16cid:durableId="334652219">
+    <w:abstractNumId w:val="22"/>
+  </w:num>
+  <w:num w:numId="23" w16cid:durableId="835848874">
+    <w:abstractNumId w:val="13"/>
+  </w:num>
+  <w:num w:numId="24" w16cid:durableId="1796488119">
     <w:abstractNumId w:val="10"/>
   </w:num>
-  <w:num w:numId="12" w16cid:durableId="155416387">
-    <w:abstractNumId w:val="23"/>
-  </w:num>
-  <w:num w:numId="13" w16cid:durableId="1782383777">
+  <w:num w:numId="25" w16cid:durableId="1142887093">
     <w:abstractNumId w:val="2"/>
   </w:num>
-  <w:num w:numId="14" w16cid:durableId="107509697">
-    <w:abstractNumId w:val="8"/>
-  </w:num>
-  <w:num w:numId="15" w16cid:durableId="1129397043">
-    <w:abstractNumId w:val="6"/>
-  </w:num>
-  <w:num w:numId="16" w16cid:durableId="1810397293">
-    <w:abstractNumId w:val="15"/>
-  </w:num>
-  <w:num w:numId="17" w16cid:durableId="1400206805">
-    <w:abstractNumId w:val="13"/>
-  </w:num>
-  <w:num w:numId="18" w16cid:durableId="1596785061">
-    <w:abstractNumId w:val="5"/>
-  </w:num>
-  <w:num w:numId="19" w16cid:durableId="989752143">
-    <w:abstractNumId w:val="22"/>
-  </w:num>
-  <w:num w:numId="20" w16cid:durableId="717051066">
-    <w:abstractNumId w:val="21"/>
-  </w:num>
-  <w:num w:numId="21" w16cid:durableId="1144083627">
-    <w:abstractNumId w:val="11"/>
-  </w:num>
-  <w:num w:numId="22" w16cid:durableId="334652219">
-    <w:abstractNumId w:val="20"/>
-  </w:num>
-  <w:num w:numId="23" w16cid:durableId="835848874">
-    <w:abstractNumId w:val="12"/>
-  </w:num>
-  <w:num w:numId="24" w16cid:durableId="1796488119">
-    <w:abstractNumId w:val="9"/>
+  <w:num w:numId="26" w16cid:durableId="152600500">
+    <w:abstractNumId w:val="17"/>
   </w:num>
   <w:numIdMacAtCleanup w:val="2"/>
 </w:numbering>

--- a/data/Market_Read_monthly.docx
+++ b/data/Market_Read_monthly.docx
@@ -3,356 +3,270 @@
 <w:document xmlns:wpc="http://schemas.microsoft.com/office/word/2010/wordprocessingCanvas" xmlns:cx="http://schemas.microsoft.com/office/drawing/2014/chartex" xmlns:cx1="http://schemas.microsoft.com/office/drawing/2015/9/8/chartex" xmlns:cx2="http://schemas.microsoft.com/office/drawing/2015/10/21/chartex" xmlns:cx3="http://schemas.microsoft.com/office/drawing/2016/5/9/chartex" xmlns:cx4="http://schemas.microsoft.com/office/drawing/2016/5/10/chartex" xmlns:cx5="http://schemas.microsoft.com/office/drawing/2016/5/11/chartex" xmlns:cx6="http://schemas.microsoft.com/office/drawing/2016/5/12/chartex" xmlns:cx7="http://schemas.microsoft.com/office/drawing/2016/5/13/chartex" xmlns:cx8="http://schemas.microsoft.com/office/drawing/2016/5/14/chartex" xmlns:mc="http://schemas.openxmlformats.org/markup-compatibility/2006" xmlns:aink="http://schemas.microsoft.com/office/drawing/2016/ink" xmlns:am3d="http://schemas.microsoft.com/office/drawing/2017/model3d" xmlns:o="urn:schemas-microsoft-com:office:office" xmlns:oel="http://schemas.microsoft.com/office/2019/extlst" xmlns:r="http://schemas.openxmlformats.org/officeDocument/2006/relationships" xmlns:m="http://schemas.openxmlformats.org/officeDocument/2006/math" xmlns:v="urn:schemas-microsoft-com:vml" xmlns:wp14="http://schemas.microsoft.com/office/word/2010/wordprocessingDrawing" xmlns:wp="http://schemas.openxmlformats.org/drawingml/2006/wordprocessingDrawing" xmlns:w10="urn:schemas-microsoft-com:office:word" xmlns:w="http://schemas.openxmlformats.org/wordprocessingml/2006/main" xmlns:w14="http://schemas.microsoft.com/office/word/2010/wordml" xmlns:w15="http://schemas.microsoft.com/office/word/2012/wordml" xmlns:w16cex="http://schemas.microsoft.com/office/word/2018/wordml/cex" xmlns:w16cid="http://schemas.microsoft.com/office/word/2016/wordml/cid" xmlns:w16="http://schemas.microsoft.com/office/word/2018/wordml" xmlns:w16du="http://schemas.microsoft.com/office/word/2023/wordml/word16du" xmlns:w16sdtdh="http://schemas.microsoft.com/office/word/2020/wordml/sdtdatahash" xmlns:w16sdtfl="http://schemas.microsoft.com/office/word/2024/wordml/sdtformatlock" xmlns:w16se="http://schemas.microsoft.com/office/word/2015/wordml/symex" xmlns:wpg="http://schemas.microsoft.com/office/word/2010/wordprocessingGroup" xmlns:wpi="http://schemas.microsoft.com/office/word/2010/wordprocessingInk" xmlns:wne="http://schemas.microsoft.com/office/word/2006/wordml" xmlns:wps="http://schemas.microsoft.com/office/word/2010/wordprocessingShape" mc:Ignorable="w14 w15 w16se w16cid w16 w16cex w16sdtdh w16sdtfl w16du wp14">
   <w:body>
     <w:p>
+      <w:pPr>
+        <w:rPr>
+          <w:b/>
+          <w:bCs/>
+        </w:rPr>
+      </w:pPr>
       <w:r>
         <w:rPr>
           <w:b/>
           <w:bCs/>
         </w:rPr>
-        <w:t>Monthly Market Read: November 11, 2025</w:t>
+        <w:t>Monthly Market Read: November 12, 2025</w:t>
       </w:r>
     </w:p>
     <w:p>
-      <w:r>
-        <w:t xml:space="preserve">The market is saying (all numbers are </w:t>
-      </w:r>
+      <w:pPr>
+        <w:rPr>
+          <w:b/>
+          <w:bCs/>
+        </w:rPr>
+      </w:pPr>
       <w:r>
         <w:rPr>
           <w:b/>
           <w:bCs/>
         </w:rPr>
-        <w:t>MTD % returns</w:t>
-      </w:r>
-      <w:r>
-        <w:t>):</w:t>
+        <w:t>The market is saying (all numbers are MTD % returns):</w:t>
       </w:r>
     </w:p>
     <w:p>
       <w:pPr>
         <w:numPr>
           <w:ilvl w:val="0"/>
-          <w:numId w:val="25"/>
+          <w:numId w:val="27"/>
         </w:numPr>
+        <w:rPr>
+          <w:b/>
+          <w:bCs/>
+        </w:rPr>
       </w:pPr>
       <w:r>
         <w:rPr>
           <w:b/>
           <w:bCs/>
         </w:rPr>
-        <w:t>Breadth:</w:t>
-      </w:r>
-      <w:r>
-        <w:t xml:space="preserve"> 62.1% of names are positive.</w:t>
+        <w:t>Breadth: 63.0% of names are positive.</w:t>
       </w:r>
     </w:p>
     <w:p>
       <w:pPr>
         <w:numPr>
           <w:ilvl w:val="0"/>
-          <w:numId w:val="25"/>
+          <w:numId w:val="27"/>
         </w:numPr>
+        <w:rPr>
+          <w:b/>
+          <w:bCs/>
+        </w:rPr>
       </w:pPr>
       <w:r>
         <w:rPr>
           <w:b/>
           <w:bCs/>
         </w:rPr>
-        <w:t>Information Technology:</w:t>
+        <w:t>Information Technology: soft (avg -1.88%).</w:t>
       </w:r>
-      <w:r>
-        <w:t xml:space="preserve"> lagging (</w:t>
-      </w:r>
+    </w:p>
+    <w:p>
+      <w:pPr>
+        <w:numPr>
+          <w:ilvl w:val="0"/>
+          <w:numId w:val="27"/>
+        </w:numPr>
+        <w:rPr>
+          <w:b/>
+          <w:bCs/>
+        </w:rPr>
+      </w:pPr>
       <w:r>
         <w:rPr>
           <w:b/>
           <w:bCs/>
         </w:rPr>
-        <w:t>avg -2.31%</w:t>
-      </w:r>
-      <w:r>
-        <w:t>)</w:t>
+        <w:t>Industrials: flat (avg -0.21%).</w:t>
       </w:r>
     </w:p>
     <w:p>
       <w:pPr>
         <w:numPr>
           <w:ilvl w:val="0"/>
-          <w:numId w:val="25"/>
+          <w:numId w:val="27"/>
         </w:numPr>
+        <w:rPr>
+          <w:b/>
+          <w:bCs/>
+        </w:rPr>
       </w:pPr>
       <w:r>
         <w:rPr>
           <w:b/>
           <w:bCs/>
         </w:rPr>
-        <w:t>Industrials:</w:t>
+        <w:t>Consumer Staples: firm (avg +1.30%).</w:t>
       </w:r>
-      <w:r>
-        <w:t xml:space="preserve"> steady (</w:t>
-      </w:r>
+    </w:p>
+    <w:p>
+      <w:pPr>
+        <w:numPr>
+          <w:ilvl w:val="0"/>
+          <w:numId w:val="27"/>
+        </w:numPr>
+        <w:rPr>
+          <w:b/>
+          <w:bCs/>
+        </w:rPr>
+      </w:pPr>
       <w:r>
         <w:rPr>
           <w:b/>
           <w:bCs/>
         </w:rPr>
-        <w:t>avg -0.41%</w:t>
-      </w:r>
-      <w:r>
-        <w:t>)</w:t>
+        <w:t>Consumer Discretionary: steady (avg +0.37%).</w:t>
       </w:r>
     </w:p>
     <w:p>
       <w:pPr>
         <w:numPr>
           <w:ilvl w:val="0"/>
-          <w:numId w:val="25"/>
+          <w:numId w:val="27"/>
         </w:numPr>
+        <w:rPr>
+          <w:b/>
+          <w:bCs/>
+        </w:rPr>
       </w:pPr>
       <w:r>
         <w:rPr>
           <w:b/>
           <w:bCs/>
         </w:rPr>
-        <w:t>Consumer Staples:</w:t>
+        <w:t>Financials: strong (avg +2.74%).</w:t>
       </w:r>
-      <w:r>
-        <w:t xml:space="preserve"> firm (</w:t>
-      </w:r>
+    </w:p>
+    <w:p>
+      <w:pPr>
+        <w:numPr>
+          <w:ilvl w:val="0"/>
+          <w:numId w:val="27"/>
+        </w:numPr>
+        <w:rPr>
+          <w:b/>
+          <w:bCs/>
+        </w:rPr>
+      </w:pPr>
       <w:r>
         <w:rPr>
           <w:b/>
           <w:bCs/>
         </w:rPr>
-        <w:t>avg +1.60%</w:t>
-      </w:r>
-      <w:r>
-        <w:t>)</w:t>
+        <w:t>Utilities: firm (avg +1.35%).</w:t>
       </w:r>
     </w:p>
     <w:p>
       <w:pPr>
         <w:numPr>
           <w:ilvl w:val="0"/>
-          <w:numId w:val="25"/>
+          <w:numId w:val="27"/>
         </w:numPr>
+        <w:rPr>
+          <w:b/>
+          <w:bCs/>
+        </w:rPr>
       </w:pPr>
       <w:r>
         <w:rPr>
           <w:b/>
           <w:bCs/>
         </w:rPr>
-        <w:t>Consumer Discretionary:</w:t>
+        <w:t>Real Estate: firm (avg +1.13%).</w:t>
       </w:r>
-      <w:r>
-        <w:t xml:space="preserve"> flat (</w:t>
-      </w:r>
+    </w:p>
+    <w:p>
+      <w:pPr>
+        <w:numPr>
+          <w:ilvl w:val="0"/>
+          <w:numId w:val="27"/>
+        </w:numPr>
+        <w:rPr>
+          <w:b/>
+          <w:bCs/>
+        </w:rPr>
+      </w:pPr>
       <w:r>
         <w:rPr>
           <w:b/>
           <w:bCs/>
         </w:rPr>
-        <w:t>avg -0.03%</w:t>
-      </w:r>
-      <w:r>
-        <w:t>)</w:t>
+        <w:t>Materials: soft (avg -0.45%).</w:t>
       </w:r>
     </w:p>
     <w:p>
       <w:pPr>
         <w:numPr>
           <w:ilvl w:val="0"/>
-          <w:numId w:val="25"/>
+          <w:numId w:val="27"/>
         </w:numPr>
+        <w:rPr>
+          <w:b/>
+          <w:bCs/>
+        </w:rPr>
       </w:pPr>
       <w:r>
         <w:rPr>
           <w:b/>
           <w:bCs/>
         </w:rPr>
-        <w:t>Financials:</w:t>
+        <w:t>Energy: leading (avg +4.29%).</w:t>
       </w:r>
-      <w:r>
-        <w:t xml:space="preserve"> strong (</w:t>
-      </w:r>
+    </w:p>
+    <w:p>
+      <w:pPr>
+        <w:numPr>
+          <w:ilvl w:val="0"/>
+          <w:numId w:val="27"/>
+        </w:numPr>
+        <w:rPr>
+          <w:b/>
+          <w:bCs/>
+        </w:rPr>
+      </w:pPr>
       <w:r>
         <w:rPr>
           <w:b/>
           <w:bCs/>
         </w:rPr>
-        <w:t>avg +1.97%</w:t>
-      </w:r>
-      <w:r>
-        <w:t>)</w:t>
+        <w:t>Health Care: strong (avg +3.75%).</w:t>
       </w:r>
     </w:p>
     <w:p>
       <w:pPr>
         <w:numPr>
           <w:ilvl w:val="0"/>
-          <w:numId w:val="25"/>
+          <w:numId w:val="27"/>
         </w:numPr>
+        <w:rPr>
+          <w:b/>
+          <w:bCs/>
+        </w:rPr>
       </w:pPr>
       <w:r>
         <w:rPr>
           <w:b/>
           <w:bCs/>
         </w:rPr>
-        <w:t>Utilities:</w:t>
+        <w:t>Communication Services: weak (avg -1.36%).</w:t>
       </w:r>
-      <w:r>
-        <w:t xml:space="preserve"> firm (</w:t>
-      </w:r>
-      <w:r>
+    </w:p>
+    <w:p>
+      <w:pPr>
         <w:rPr>
           <w:b/>
           <w:bCs/>
         </w:rPr>
-        <w:t>avg +1.15%</w:t>
-      </w:r>
-      <w:r>
-        <w:t>)</w:t>
-      </w:r>
-    </w:p>
-    <w:p>
-      <w:pPr>
-        <w:numPr>
-          <w:ilvl w:val="0"/>
-          <w:numId w:val="25"/>
-        </w:numPr>
-      </w:pPr>
-      <w:r>
-        <w:rPr>
-          <w:b/>
-          <w:bCs/>
-        </w:rPr>
-        <w:t>Real Estate:</w:t>
-      </w:r>
-      <w:r>
-        <w:t xml:space="preserve"> strong (</w:t>
-      </w:r>
-      <w:r>
-        <w:rPr>
-          <w:b/>
-          <w:bCs/>
-        </w:rPr>
-        <w:t>avg +1.95%</w:t>
-      </w:r>
-      <w:r>
-        <w:t>)</w:t>
-      </w:r>
-    </w:p>
-    <w:p>
-      <w:pPr>
-        <w:numPr>
-          <w:ilvl w:val="0"/>
-          <w:numId w:val="25"/>
-        </w:numPr>
-      </w:pPr>
-      <w:r>
-        <w:rPr>
-          <w:b/>
-          <w:bCs/>
-        </w:rPr>
-        <w:t>Materials:</w:t>
-      </w:r>
-      <w:r>
-        <w:t xml:space="preserve"> weak (</w:t>
-      </w:r>
-      <w:r>
-        <w:rPr>
-          <w:b/>
-          <w:bCs/>
-        </w:rPr>
-        <w:t>avg -0.98%</w:t>
-      </w:r>
-      <w:r>
-        <w:t>)</w:t>
-      </w:r>
-    </w:p>
-    <w:p>
-      <w:pPr>
-        <w:numPr>
-          <w:ilvl w:val="0"/>
-          <w:numId w:val="25"/>
-        </w:numPr>
-      </w:pPr>
-      <w:r>
-        <w:rPr>
-          <w:b/>
-          <w:bCs/>
-        </w:rPr>
-        <w:t>Energy:</w:t>
-      </w:r>
-      <w:r>
-        <w:t xml:space="preserve"> leading (</w:t>
-      </w:r>
-      <w:r>
-        <w:rPr>
-          <w:b/>
-          <w:bCs/>
-        </w:rPr>
-        <w:t>avg +5.60%</w:t>
-      </w:r>
-      <w:r>
-        <w:t>)</w:t>
-      </w:r>
-    </w:p>
-    <w:p>
-      <w:pPr>
-        <w:numPr>
-          <w:ilvl w:val="0"/>
-          <w:numId w:val="25"/>
-        </w:numPr>
-      </w:pPr>
-      <w:r>
-        <w:rPr>
-          <w:b/>
-          <w:bCs/>
-        </w:rPr>
-        <w:t>Health Care:</w:t>
-      </w:r>
-      <w:r>
-        <w:t xml:space="preserve"> strong (</w:t>
-      </w:r>
-      <w:r>
-        <w:rPr>
-          <w:b/>
-          <w:bCs/>
-        </w:rPr>
-        <w:t>avg +2.97%</w:t>
-      </w:r>
-      <w:r>
-        <w:t>)</w:t>
-      </w:r>
-    </w:p>
-    <w:p>
-      <w:pPr>
-        <w:numPr>
-          <w:ilvl w:val="0"/>
-          <w:numId w:val="25"/>
-        </w:numPr>
-      </w:pPr>
-      <w:r>
-        <w:rPr>
-          <w:b/>
-          <w:bCs/>
-        </w:rPr>
-        <w:t>Communication Services:</w:t>
-      </w:r>
-      <w:r>
-        <w:t xml:space="preserve"> weak (</w:t>
-      </w:r>
-      <w:r>
-        <w:rPr>
-          <w:b/>
-          <w:bCs/>
-        </w:rPr>
-        <w:t>avg -1.00%</w:t>
-      </w:r>
-      <w:r>
-        <w:t>)</w:t>
-      </w:r>
-    </w:p>
-    <w:p>
+      </w:pPr>
       <w:r>
         <w:rPr>
           <w:b/>
@@ -365,120 +279,88 @@
       <w:pPr>
         <w:numPr>
           <w:ilvl w:val="0"/>
-          <w:numId w:val="26"/>
+          <w:numId w:val="28"/>
         </w:numPr>
+        <w:rPr>
+          <w:b/>
+          <w:bCs/>
+        </w:rPr>
       </w:pPr>
       <w:r>
         <w:rPr>
           <w:b/>
           <w:bCs/>
         </w:rPr>
-        <w:t>Gold:</w:t>
+        <w:t>Gold: bid (+4.85%).</w:t>
       </w:r>
-      <w:r>
-        <w:t xml:space="preserve"> bid (</w:t>
-      </w:r>
+    </w:p>
+    <w:p>
+      <w:pPr>
+        <w:numPr>
+          <w:ilvl w:val="0"/>
+          <w:numId w:val="28"/>
+        </w:numPr>
+        <w:rPr>
+          <w:b/>
+          <w:bCs/>
+        </w:rPr>
+      </w:pPr>
       <w:r>
         <w:rPr>
           <w:b/>
           <w:bCs/>
         </w:rPr>
-        <w:t>+3.19%</w:t>
-      </w:r>
-      <w:r>
-        <w:t>)</w:t>
+        <w:t>USD: soft (-0.21%).</w:t>
       </w:r>
     </w:p>
     <w:p>
       <w:pPr>
         <w:numPr>
           <w:ilvl w:val="0"/>
-          <w:numId w:val="26"/>
+          <w:numId w:val="28"/>
         </w:numPr>
+        <w:rPr>
+          <w:b/>
+          <w:bCs/>
+        </w:rPr>
       </w:pPr>
       <w:r>
         <w:rPr>
           <w:b/>
           <w:bCs/>
         </w:rPr>
-        <w:t>USD:</w:t>
+        <w:t>Yields: falling (-0.80%).</w:t>
       </w:r>
-      <w:r>
-        <w:t xml:space="preserve"> soft (</w:t>
-      </w:r>
+    </w:p>
+    <w:p>
+      <w:pPr>
+        <w:numPr>
+          <w:ilvl w:val="0"/>
+          <w:numId w:val="28"/>
+        </w:numPr>
+        <w:rPr>
+          <w:b/>
+          <w:bCs/>
+        </w:rPr>
+      </w:pPr>
       <w:r>
         <w:rPr>
           <w:b/>
           <w:bCs/>
         </w:rPr>
-        <w:t>-0.25%</w:t>
-      </w:r>
-      <w:r>
-        <w:t>)</w:t>
+        <w:t>Bonds: soft (-0.17%).</w:t>
       </w:r>
     </w:p>
     <w:p>
       <w:pPr>
         <w:numPr>
           <w:ilvl w:val="0"/>
-          <w:numId w:val="26"/>
+          <w:numId w:val="28"/>
         </w:numPr>
-      </w:pPr>
-      <w:r>
         <w:rPr>
           <w:b/>
           <w:bCs/>
         </w:rPr>
-        <w:t>Yields:</w:t>
-      </w:r>
-      <w:r>
-        <w:t xml:space="preserve"> rising (</w:t>
-      </w:r>
-      <w:r>
-        <w:rPr>
-          <w:b/>
-          <w:bCs/>
-        </w:rPr>
-        <w:t>+0.46%</w:t>
-      </w:r>
-      <w:r>
-        <w:t>)</w:t>
-      </w:r>
-    </w:p>
-    <w:p>
-      <w:pPr>
-        <w:numPr>
-          <w:ilvl w:val="0"/>
-          <w:numId w:val="26"/>
-        </w:numPr>
-      </w:pPr>
-      <w:r>
-        <w:rPr>
-          <w:b/>
-          <w:bCs/>
-        </w:rPr>
-        <w:t>Bonds:</w:t>
-      </w:r>
-      <w:r>
-        <w:t xml:space="preserve"> flat (</w:t>
-      </w:r>
-      <w:r>
-        <w:rPr>
-          <w:b/>
-          <w:bCs/>
-        </w:rPr>
-        <w:t>-0.13%</w:t>
-      </w:r>
-      <w:r>
-        <w:t>)</w:t>
-      </w:r>
-    </w:p>
-    <w:p>
-      <w:pPr>
-        <w:numPr>
-          <w:ilvl w:val="0"/>
-          <w:numId w:val="26"/>
-        </w:numPr>
       </w:pPr>
       <w:r>
         <w:rPr>
@@ -486,112 +368,22 @@
           <w:bCs/>
         </w:rPr>
         <w:lastRenderedPageBreak/>
-        <w:t>Energy complex:</w:t>
+        <w:t>Energy complex: strong (+3.38%).</w:t>
       </w:r>
-      <w:r>
-        <w:t xml:space="preserve"> strong (</w:t>
-      </w:r>
+    </w:p>
+    <w:p>
+      <w:pPr>
+        <w:rPr>
+          <w:b/>
+          <w:bCs/>
+        </w:rPr>
+      </w:pPr>
       <w:r>
         <w:rPr>
           <w:b/>
           <w:bCs/>
         </w:rPr>
-        <w:t>+5.06%</w:t>
-      </w:r>
-      <w:r>
-        <w:t>)</w:t>
-      </w:r>
-    </w:p>
-    <w:p>
-      <w:r>
-        <w:rPr>
-          <w:b/>
-          <w:bCs/>
-        </w:rPr>
-        <w:t>Bottom line:</w:t>
-      </w:r>
-      <w:r>
-        <w:t xml:space="preserve"> Market breadth broadened, with over 60% of names in the green. Leadership remains anchored by </w:t>
-      </w:r>
-      <w:r>
-        <w:rPr>
-          <w:b/>
-          <w:bCs/>
-        </w:rPr>
-        <w:t>Energy, Health Care, and Financials</w:t>
-      </w:r>
-      <w:r>
-        <w:t xml:space="preserve">, while </w:t>
-      </w:r>
-      <w:r>
-        <w:rPr>
-          <w:b/>
-          <w:bCs/>
-        </w:rPr>
-        <w:t>Technology</w:t>
-      </w:r>
-      <w:r>
-        <w:t xml:space="preserve"> and </w:t>
-      </w:r>
-      <w:r>
-        <w:rPr>
-          <w:b/>
-          <w:bCs/>
-        </w:rPr>
-        <w:t>Materials</w:t>
-      </w:r>
-      <w:r>
-        <w:t xml:space="preserve"> continue to lag. The macro setup — </w:t>
-      </w:r>
-      <w:r>
-        <w:rPr>
-          <w:b/>
-          <w:bCs/>
-        </w:rPr>
-        <w:t>gold bid, USD soft, yields rising, bonds flat, and a strong energy complex</w:t>
-      </w:r>
-      <w:r>
-        <w:t xml:space="preserve"> — points to a </w:t>
-      </w:r>
-      <w:r>
-        <w:rPr>
-          <w:b/>
-          <w:bCs/>
-        </w:rPr>
-        <w:t>mildly reflationary tone</w:t>
-      </w:r>
-      <w:r>
-        <w:t xml:space="preserve">, suggesting </w:t>
-      </w:r>
-      <w:r>
-        <w:rPr>
-          <w:b/>
-          <w:bCs/>
-        </w:rPr>
-        <w:t>firmer growth with persistent inflation pressures</w:t>
-      </w:r>
-      <w:r>
-        <w:t xml:space="preserve">. Positioning remains tilted toward </w:t>
-      </w:r>
-      <w:r>
-        <w:rPr>
-          <w:b/>
-          <w:bCs/>
-        </w:rPr>
-        <w:t>hard assets, cyclicals, and late-cycle defensives</w:t>
-      </w:r>
-      <w:r>
-        <w:t xml:space="preserve">, while </w:t>
-      </w:r>
-      <w:r>
-        <w:rPr>
-          <w:b/>
-          <w:bCs/>
-        </w:rPr>
-        <w:t>growth and rate-sensitive sectors</w:t>
-      </w:r>
-      <w:r>
-        <w:t xml:space="preserve"> stay on the back foot.</w:t>
+        <w:t>Bottom line: Participation broadened with nearly two-thirds of names green. Leadership tilts toward Energy, Health Care, and Financials, with steady support from Staples, Utilities, and Real Estate, while Technology, Materials, and Communication Services lag. The macro mix — gold bid, USD softer, yields falling, bonds a touch weaker, and a strong energy complex — points to slowing inflation pressures alongside firmer growth/profit impulses from commodities and credit, a mildly reflationary yet quality-biased tape. Positioning favors hard assets, late-cycle defensives, and balance-sheet strength, while staying selective in growth/rate-sensitive pockets until Tech stabilizes.</w:t>
       </w:r>
     </w:p>
     <w:p/>
@@ -608,6 +400,304 @@
 <file path=word/numbering.xml><?xml version="1.0" encoding="utf-8"?>
 <w:numbering xmlns:wpc="http://schemas.microsoft.com/office/word/2010/wordprocessingCanvas" xmlns:cx="http://schemas.microsoft.com/office/drawing/2014/chartex" xmlns:cx1="http://schemas.microsoft.com/office/drawing/2015/9/8/chartex" xmlns:cx2="http://schemas.microsoft.com/office/drawing/2015/10/21/chartex" xmlns:cx3="http://schemas.microsoft.com/office/drawing/2016/5/9/chartex" xmlns:cx4="http://schemas.microsoft.com/office/drawing/2016/5/10/chartex" xmlns:cx5="http://schemas.microsoft.com/office/drawing/2016/5/11/chartex" xmlns:cx6="http://schemas.microsoft.com/office/drawing/2016/5/12/chartex" xmlns:cx7="http://schemas.microsoft.com/office/drawing/2016/5/13/chartex" xmlns:cx8="http://schemas.microsoft.com/office/drawing/2016/5/14/chartex" xmlns:mc="http://schemas.openxmlformats.org/markup-compatibility/2006" xmlns:aink="http://schemas.microsoft.com/office/drawing/2016/ink" xmlns:am3d="http://schemas.microsoft.com/office/drawing/2017/model3d" xmlns:o="urn:schemas-microsoft-com:office:office" xmlns:oel="http://schemas.microsoft.com/office/2019/extlst" xmlns:r="http://schemas.openxmlformats.org/officeDocument/2006/relationships" xmlns:m="http://schemas.openxmlformats.org/officeDocument/2006/math" xmlns:v="urn:schemas-microsoft-com:vml" xmlns:wp14="http://schemas.microsoft.com/office/word/2010/wordprocessingDrawing" xmlns:wp="http://schemas.openxmlformats.org/drawingml/2006/wordprocessingDrawing" xmlns:w10="urn:schemas-microsoft-com:office:word" xmlns:w="http://schemas.openxmlformats.org/wordprocessingml/2006/main" xmlns:w14="http://schemas.microsoft.com/office/word/2010/wordml" xmlns:w15="http://schemas.microsoft.com/office/word/2012/wordml" xmlns:w16cex="http://schemas.microsoft.com/office/word/2018/wordml/cex" xmlns:w16cid="http://schemas.microsoft.com/office/word/2016/wordml/cid" xmlns:w16="http://schemas.microsoft.com/office/word/2018/wordml" xmlns:w16du="http://schemas.microsoft.com/office/word/2023/wordml/word16du" xmlns:w16sdtdh="http://schemas.microsoft.com/office/word/2020/wordml/sdtdatahash" xmlns:w16sdtfl="http://schemas.microsoft.com/office/word/2024/wordml/sdtformatlock" xmlns:w16se="http://schemas.microsoft.com/office/word/2015/wordml/symex" xmlns:wpg="http://schemas.microsoft.com/office/word/2010/wordprocessingGroup" xmlns:wpi="http://schemas.microsoft.com/office/word/2010/wordprocessingInk" xmlns:wne="http://schemas.microsoft.com/office/word/2006/wordml" xmlns:wps="http://schemas.microsoft.com/office/word/2010/wordprocessingShape" mc:Ignorable="w14 w15 w16se w16cid w16 w16cex w16sdtdh w16sdtfl w16du wp14">
   <w:abstractNum w:abstractNumId="0" w15:restartNumberingAfterBreak="0">
+    <w:nsid w:val="073E04B3"/>
+    <w:multiLevelType w:val="multilevel"/>
+    <w:tmpl w:val="C7046504"/>
+    <w:lvl w:ilvl="0">
+      <w:start w:val="1"/>
+      <w:numFmt w:val="bullet"/>
+      <w:lvlText w:val=""/>
+      <w:lvlJc w:val="left"/>
+      <w:pPr>
+        <w:tabs>
+          <w:tab w:val="num" w:pos="720"/>
+        </w:tabs>
+        <w:ind w:left="720" w:hanging="360"/>
+      </w:pPr>
+      <w:rPr>
+        <w:rFonts w:ascii="Symbol" w:hAnsi="Symbol" w:hint="default"/>
+        <w:sz w:val="20"/>
+      </w:rPr>
+    </w:lvl>
+    <w:lvl w:ilvl="1" w:tentative="1">
+      <w:start w:val="1"/>
+      <w:numFmt w:val="bullet"/>
+      <w:lvlText w:val="o"/>
+      <w:lvlJc w:val="left"/>
+      <w:pPr>
+        <w:tabs>
+          <w:tab w:val="num" w:pos="1440"/>
+        </w:tabs>
+        <w:ind w:left="1440" w:hanging="360"/>
+      </w:pPr>
+      <w:rPr>
+        <w:rFonts w:ascii="Courier New" w:hAnsi="Courier New" w:hint="default"/>
+        <w:sz w:val="20"/>
+      </w:rPr>
+    </w:lvl>
+    <w:lvl w:ilvl="2" w:tentative="1">
+      <w:start w:val="1"/>
+      <w:numFmt w:val="bullet"/>
+      <w:lvlText w:val=""/>
+      <w:lvlJc w:val="left"/>
+      <w:pPr>
+        <w:tabs>
+          <w:tab w:val="num" w:pos="2160"/>
+        </w:tabs>
+        <w:ind w:left="2160" w:hanging="360"/>
+      </w:pPr>
+      <w:rPr>
+        <w:rFonts w:ascii="Wingdings" w:hAnsi="Wingdings" w:hint="default"/>
+        <w:sz w:val="20"/>
+      </w:rPr>
+    </w:lvl>
+    <w:lvl w:ilvl="3" w:tentative="1">
+      <w:start w:val="1"/>
+      <w:numFmt w:val="bullet"/>
+      <w:lvlText w:val=""/>
+      <w:lvlJc w:val="left"/>
+      <w:pPr>
+        <w:tabs>
+          <w:tab w:val="num" w:pos="2880"/>
+        </w:tabs>
+        <w:ind w:left="2880" w:hanging="360"/>
+      </w:pPr>
+      <w:rPr>
+        <w:rFonts w:ascii="Wingdings" w:hAnsi="Wingdings" w:hint="default"/>
+        <w:sz w:val="20"/>
+      </w:rPr>
+    </w:lvl>
+    <w:lvl w:ilvl="4" w:tentative="1">
+      <w:start w:val="1"/>
+      <w:numFmt w:val="bullet"/>
+      <w:lvlText w:val=""/>
+      <w:lvlJc w:val="left"/>
+      <w:pPr>
+        <w:tabs>
+          <w:tab w:val="num" w:pos="3600"/>
+        </w:tabs>
+        <w:ind w:left="3600" w:hanging="360"/>
+      </w:pPr>
+      <w:rPr>
+        <w:rFonts w:ascii="Wingdings" w:hAnsi="Wingdings" w:hint="default"/>
+        <w:sz w:val="20"/>
+      </w:rPr>
+    </w:lvl>
+    <w:lvl w:ilvl="5" w:tentative="1">
+      <w:start w:val="1"/>
+      <w:numFmt w:val="bullet"/>
+      <w:lvlText w:val=""/>
+      <w:lvlJc w:val="left"/>
+      <w:pPr>
+        <w:tabs>
+          <w:tab w:val="num" w:pos="4320"/>
+        </w:tabs>
+        <w:ind w:left="4320" w:hanging="360"/>
+      </w:pPr>
+      <w:rPr>
+        <w:rFonts w:ascii="Wingdings" w:hAnsi="Wingdings" w:hint="default"/>
+        <w:sz w:val="20"/>
+      </w:rPr>
+    </w:lvl>
+    <w:lvl w:ilvl="6" w:tentative="1">
+      <w:start w:val="1"/>
+      <w:numFmt w:val="bullet"/>
+      <w:lvlText w:val=""/>
+      <w:lvlJc w:val="left"/>
+      <w:pPr>
+        <w:tabs>
+          <w:tab w:val="num" w:pos="5040"/>
+        </w:tabs>
+        <w:ind w:left="5040" w:hanging="360"/>
+      </w:pPr>
+      <w:rPr>
+        <w:rFonts w:ascii="Wingdings" w:hAnsi="Wingdings" w:hint="default"/>
+        <w:sz w:val="20"/>
+      </w:rPr>
+    </w:lvl>
+    <w:lvl w:ilvl="7" w:tentative="1">
+      <w:start w:val="1"/>
+      <w:numFmt w:val="bullet"/>
+      <w:lvlText w:val=""/>
+      <w:lvlJc w:val="left"/>
+      <w:pPr>
+        <w:tabs>
+          <w:tab w:val="num" w:pos="5760"/>
+        </w:tabs>
+        <w:ind w:left="5760" w:hanging="360"/>
+      </w:pPr>
+      <w:rPr>
+        <w:rFonts w:ascii="Wingdings" w:hAnsi="Wingdings" w:hint="default"/>
+        <w:sz w:val="20"/>
+      </w:rPr>
+    </w:lvl>
+    <w:lvl w:ilvl="8" w:tentative="1">
+      <w:start w:val="1"/>
+      <w:numFmt w:val="bullet"/>
+      <w:lvlText w:val=""/>
+      <w:lvlJc w:val="left"/>
+      <w:pPr>
+        <w:tabs>
+          <w:tab w:val="num" w:pos="6480"/>
+        </w:tabs>
+        <w:ind w:left="6480" w:hanging="360"/>
+      </w:pPr>
+      <w:rPr>
+        <w:rFonts w:ascii="Wingdings" w:hAnsi="Wingdings" w:hint="default"/>
+        <w:sz w:val="20"/>
+      </w:rPr>
+    </w:lvl>
+  </w:abstractNum>
+  <w:abstractNum w:abstractNumId="1" w15:restartNumberingAfterBreak="0">
+    <w:nsid w:val="07A73DED"/>
+    <w:multiLevelType w:val="multilevel"/>
+    <w:tmpl w:val="ECC4C628"/>
+    <w:lvl w:ilvl="0">
+      <w:start w:val="1"/>
+      <w:numFmt w:val="bullet"/>
+      <w:lvlText w:val=""/>
+      <w:lvlJc w:val="left"/>
+      <w:pPr>
+        <w:tabs>
+          <w:tab w:val="num" w:pos="720"/>
+        </w:tabs>
+        <w:ind w:left="720" w:hanging="360"/>
+      </w:pPr>
+      <w:rPr>
+        <w:rFonts w:ascii="Symbol" w:hAnsi="Symbol" w:hint="default"/>
+        <w:sz w:val="20"/>
+      </w:rPr>
+    </w:lvl>
+    <w:lvl w:ilvl="1" w:tentative="1">
+      <w:start w:val="1"/>
+      <w:numFmt w:val="bullet"/>
+      <w:lvlText w:val="o"/>
+      <w:lvlJc w:val="left"/>
+      <w:pPr>
+        <w:tabs>
+          <w:tab w:val="num" w:pos="1440"/>
+        </w:tabs>
+        <w:ind w:left="1440" w:hanging="360"/>
+      </w:pPr>
+      <w:rPr>
+        <w:rFonts w:ascii="Courier New" w:hAnsi="Courier New" w:hint="default"/>
+        <w:sz w:val="20"/>
+      </w:rPr>
+    </w:lvl>
+    <w:lvl w:ilvl="2" w:tentative="1">
+      <w:start w:val="1"/>
+      <w:numFmt w:val="bullet"/>
+      <w:lvlText w:val=""/>
+      <w:lvlJc w:val="left"/>
+      <w:pPr>
+        <w:tabs>
+          <w:tab w:val="num" w:pos="2160"/>
+        </w:tabs>
+        <w:ind w:left="2160" w:hanging="360"/>
+      </w:pPr>
+      <w:rPr>
+        <w:rFonts w:ascii="Wingdings" w:hAnsi="Wingdings" w:hint="default"/>
+        <w:sz w:val="20"/>
+      </w:rPr>
+    </w:lvl>
+    <w:lvl w:ilvl="3" w:tentative="1">
+      <w:start w:val="1"/>
+      <w:numFmt w:val="bullet"/>
+      <w:lvlText w:val=""/>
+      <w:lvlJc w:val="left"/>
+      <w:pPr>
+        <w:tabs>
+          <w:tab w:val="num" w:pos="2880"/>
+        </w:tabs>
+        <w:ind w:left="2880" w:hanging="360"/>
+      </w:pPr>
+      <w:rPr>
+        <w:rFonts w:ascii="Wingdings" w:hAnsi="Wingdings" w:hint="default"/>
+        <w:sz w:val="20"/>
+      </w:rPr>
+    </w:lvl>
+    <w:lvl w:ilvl="4" w:tentative="1">
+      <w:start w:val="1"/>
+      <w:numFmt w:val="bullet"/>
+      <w:lvlText w:val=""/>
+      <w:lvlJc w:val="left"/>
+      <w:pPr>
+        <w:tabs>
+          <w:tab w:val="num" w:pos="3600"/>
+        </w:tabs>
+        <w:ind w:left="3600" w:hanging="360"/>
+      </w:pPr>
+      <w:rPr>
+        <w:rFonts w:ascii="Wingdings" w:hAnsi="Wingdings" w:hint="default"/>
+        <w:sz w:val="20"/>
+      </w:rPr>
+    </w:lvl>
+    <w:lvl w:ilvl="5" w:tentative="1">
+      <w:start w:val="1"/>
+      <w:numFmt w:val="bullet"/>
+      <w:lvlText w:val=""/>
+      <w:lvlJc w:val="left"/>
+      <w:pPr>
+        <w:tabs>
+          <w:tab w:val="num" w:pos="4320"/>
+        </w:tabs>
+        <w:ind w:left="4320" w:hanging="360"/>
+      </w:pPr>
+      <w:rPr>
+        <w:rFonts w:ascii="Wingdings" w:hAnsi="Wingdings" w:hint="default"/>
+        <w:sz w:val="20"/>
+      </w:rPr>
+    </w:lvl>
+    <w:lvl w:ilvl="6" w:tentative="1">
+      <w:start w:val="1"/>
+      <w:numFmt w:val="bullet"/>
+      <w:lvlText w:val=""/>
+      <w:lvlJc w:val="left"/>
+      <w:pPr>
+        <w:tabs>
+          <w:tab w:val="num" w:pos="5040"/>
+        </w:tabs>
+        <w:ind w:left="5040" w:hanging="360"/>
+      </w:pPr>
+      <w:rPr>
+        <w:rFonts w:ascii="Wingdings" w:hAnsi="Wingdings" w:hint="default"/>
+        <w:sz w:val="20"/>
+      </w:rPr>
+    </w:lvl>
+    <w:lvl w:ilvl="7" w:tentative="1">
+      <w:start w:val="1"/>
+      <w:numFmt w:val="bullet"/>
+      <w:lvlText w:val=""/>
+      <w:lvlJc w:val="left"/>
+      <w:pPr>
+        <w:tabs>
+          <w:tab w:val="num" w:pos="5760"/>
+        </w:tabs>
+        <w:ind w:left="5760" w:hanging="360"/>
+      </w:pPr>
+      <w:rPr>
+        <w:rFonts w:ascii="Wingdings" w:hAnsi="Wingdings" w:hint="default"/>
+        <w:sz w:val="20"/>
+      </w:rPr>
+    </w:lvl>
+    <w:lvl w:ilvl="8" w:tentative="1">
+      <w:start w:val="1"/>
+      <w:numFmt w:val="bullet"/>
+      <w:lvlText w:val=""/>
+      <w:lvlJc w:val="left"/>
+      <w:pPr>
+        <w:tabs>
+          <w:tab w:val="num" w:pos="6480"/>
+        </w:tabs>
+        <w:ind w:left="6480" w:hanging="360"/>
+      </w:pPr>
+      <w:rPr>
+        <w:rFonts w:ascii="Wingdings" w:hAnsi="Wingdings" w:hint="default"/>
+        <w:sz w:val="20"/>
+      </w:rPr>
+    </w:lvl>
+  </w:abstractNum>
+  <w:abstractNum w:abstractNumId="2" w15:restartNumberingAfterBreak="0">
     <w:nsid w:val="0D7321B5"/>
     <w:multiLevelType w:val="multilevel"/>
     <w:tmpl w:val="88AE1E1E"/>
@@ -756,7 +846,7 @@
       </w:rPr>
     </w:lvl>
   </w:abstractNum>
-  <w:abstractNum w:abstractNumId="1" w15:restartNumberingAfterBreak="0">
+  <w:abstractNum w:abstractNumId="3" w15:restartNumberingAfterBreak="0">
     <w:nsid w:val="0EA21C64"/>
     <w:multiLevelType w:val="multilevel"/>
     <w:tmpl w:val="BE82F77E"/>
@@ -905,7 +995,7 @@
       </w:rPr>
     </w:lvl>
   </w:abstractNum>
-  <w:abstractNum w:abstractNumId="2" w15:restartNumberingAfterBreak="0">
+  <w:abstractNum w:abstractNumId="4" w15:restartNumberingAfterBreak="0">
     <w:nsid w:val="0F0B4FE4"/>
     <w:multiLevelType w:val="multilevel"/>
     <w:tmpl w:val="634E06C8"/>
@@ -1054,7 +1144,7 @@
       </w:rPr>
     </w:lvl>
   </w:abstractNum>
-  <w:abstractNum w:abstractNumId="3" w15:restartNumberingAfterBreak="0">
+  <w:abstractNum w:abstractNumId="5" w15:restartNumberingAfterBreak="0">
     <w:nsid w:val="0F7E135B"/>
     <w:multiLevelType w:val="multilevel"/>
     <w:tmpl w:val="8CD0ADC4"/>
@@ -1203,7 +1293,7 @@
       </w:rPr>
     </w:lvl>
   </w:abstractNum>
-  <w:abstractNum w:abstractNumId="4" w15:restartNumberingAfterBreak="0">
+  <w:abstractNum w:abstractNumId="6" w15:restartNumberingAfterBreak="0">
     <w:nsid w:val="259C18E0"/>
     <w:multiLevelType w:val="multilevel"/>
     <w:tmpl w:val="E13A185A"/>
@@ -1352,7 +1442,7 @@
       </w:rPr>
     </w:lvl>
   </w:abstractNum>
-  <w:abstractNum w:abstractNumId="5" w15:restartNumberingAfterBreak="0">
+  <w:abstractNum w:abstractNumId="7" w15:restartNumberingAfterBreak="0">
     <w:nsid w:val="31170624"/>
     <w:multiLevelType w:val="multilevel"/>
     <w:tmpl w:val="947CED74"/>
@@ -1501,7 +1591,7 @@
       </w:rPr>
     </w:lvl>
   </w:abstractNum>
-  <w:abstractNum w:abstractNumId="6" w15:restartNumberingAfterBreak="0">
+  <w:abstractNum w:abstractNumId="8" w15:restartNumberingAfterBreak="0">
     <w:nsid w:val="31A40B6B"/>
     <w:multiLevelType w:val="multilevel"/>
     <w:tmpl w:val="6644BAA4"/>
@@ -1650,7 +1740,7 @@
       </w:rPr>
     </w:lvl>
   </w:abstractNum>
-  <w:abstractNum w:abstractNumId="7" w15:restartNumberingAfterBreak="0">
+  <w:abstractNum w:abstractNumId="9" w15:restartNumberingAfterBreak="0">
     <w:nsid w:val="3ADB285E"/>
     <w:multiLevelType w:val="multilevel"/>
     <w:tmpl w:val="C1CC36AA"/>
@@ -1799,7 +1889,7 @@
       </w:rPr>
     </w:lvl>
   </w:abstractNum>
-  <w:abstractNum w:abstractNumId="8" w15:restartNumberingAfterBreak="0">
+  <w:abstractNum w:abstractNumId="10" w15:restartNumberingAfterBreak="0">
     <w:nsid w:val="3CB22BDF"/>
     <w:multiLevelType w:val="multilevel"/>
     <w:tmpl w:val="82D830E8"/>
@@ -1948,7 +2038,7 @@
       </w:rPr>
     </w:lvl>
   </w:abstractNum>
-  <w:abstractNum w:abstractNumId="9" w15:restartNumberingAfterBreak="0">
+  <w:abstractNum w:abstractNumId="11" w15:restartNumberingAfterBreak="0">
     <w:nsid w:val="3E6B3CBA"/>
     <w:multiLevelType w:val="multilevel"/>
     <w:tmpl w:val="B966FB58"/>
@@ -2097,7 +2187,7 @@
       </w:rPr>
     </w:lvl>
   </w:abstractNum>
-  <w:abstractNum w:abstractNumId="10" w15:restartNumberingAfterBreak="0">
+  <w:abstractNum w:abstractNumId="12" w15:restartNumberingAfterBreak="0">
     <w:nsid w:val="416D3314"/>
     <w:multiLevelType w:val="multilevel"/>
     <w:tmpl w:val="A63E4C0C"/>
@@ -2246,7 +2336,7 @@
       </w:rPr>
     </w:lvl>
   </w:abstractNum>
-  <w:abstractNum w:abstractNumId="11" w15:restartNumberingAfterBreak="0">
+  <w:abstractNum w:abstractNumId="13" w15:restartNumberingAfterBreak="0">
     <w:nsid w:val="4D9F183E"/>
     <w:multiLevelType w:val="multilevel"/>
     <w:tmpl w:val="7CBA77CC"/>
@@ -2395,7 +2485,7 @@
       </w:rPr>
     </w:lvl>
   </w:abstractNum>
-  <w:abstractNum w:abstractNumId="12" w15:restartNumberingAfterBreak="0">
+  <w:abstractNum w:abstractNumId="14" w15:restartNumberingAfterBreak="0">
     <w:nsid w:val="51DF1E77"/>
     <w:multiLevelType w:val="multilevel"/>
     <w:tmpl w:val="E10AD46A"/>
@@ -2544,7 +2634,7 @@
       </w:rPr>
     </w:lvl>
   </w:abstractNum>
-  <w:abstractNum w:abstractNumId="13" w15:restartNumberingAfterBreak="0">
+  <w:abstractNum w:abstractNumId="15" w15:restartNumberingAfterBreak="0">
     <w:nsid w:val="52246ABA"/>
     <w:multiLevelType w:val="multilevel"/>
     <w:tmpl w:val="801633D8"/>
@@ -2693,7 +2783,7 @@
       </w:rPr>
     </w:lvl>
   </w:abstractNum>
-  <w:abstractNum w:abstractNumId="14" w15:restartNumberingAfterBreak="0">
+  <w:abstractNum w:abstractNumId="16" w15:restartNumberingAfterBreak="0">
     <w:nsid w:val="57B92E2B"/>
     <w:multiLevelType w:val="multilevel"/>
     <w:tmpl w:val="E716FDA8"/>
@@ -2842,7 +2932,7 @@
       </w:rPr>
     </w:lvl>
   </w:abstractNum>
-  <w:abstractNum w:abstractNumId="15" w15:restartNumberingAfterBreak="0">
+  <w:abstractNum w:abstractNumId="17" w15:restartNumberingAfterBreak="0">
     <w:nsid w:val="57E651EE"/>
     <w:multiLevelType w:val="multilevel"/>
     <w:tmpl w:val="CAB8AB08"/>
@@ -2991,7 +3081,7 @@
       </w:rPr>
     </w:lvl>
   </w:abstractNum>
-  <w:abstractNum w:abstractNumId="16" w15:restartNumberingAfterBreak="0">
+  <w:abstractNum w:abstractNumId="18" w15:restartNumberingAfterBreak="0">
     <w:nsid w:val="59100B2A"/>
     <w:multiLevelType w:val="multilevel"/>
     <w:tmpl w:val="1A6056BC"/>
@@ -3140,7 +3230,7 @@
       </w:rPr>
     </w:lvl>
   </w:abstractNum>
-  <w:abstractNum w:abstractNumId="17" w15:restartNumberingAfterBreak="0">
+  <w:abstractNum w:abstractNumId="19" w15:restartNumberingAfterBreak="0">
     <w:nsid w:val="5C0625C1"/>
     <w:multiLevelType w:val="multilevel"/>
     <w:tmpl w:val="2A241968"/>
@@ -3289,7 +3379,7 @@
       </w:rPr>
     </w:lvl>
   </w:abstractNum>
-  <w:abstractNum w:abstractNumId="18" w15:restartNumberingAfterBreak="0">
+  <w:abstractNum w:abstractNumId="20" w15:restartNumberingAfterBreak="0">
     <w:nsid w:val="5D136671"/>
     <w:multiLevelType w:val="multilevel"/>
     <w:tmpl w:val="A488745C"/>
@@ -3438,7 +3528,7 @@
       </w:rPr>
     </w:lvl>
   </w:abstractNum>
-  <w:abstractNum w:abstractNumId="19" w15:restartNumberingAfterBreak="0">
+  <w:abstractNum w:abstractNumId="21" w15:restartNumberingAfterBreak="0">
     <w:nsid w:val="60654821"/>
     <w:multiLevelType w:val="multilevel"/>
     <w:tmpl w:val="AF04D872"/>
@@ -3587,7 +3677,7 @@
       </w:rPr>
     </w:lvl>
   </w:abstractNum>
-  <w:abstractNum w:abstractNumId="20" w15:restartNumberingAfterBreak="0">
+  <w:abstractNum w:abstractNumId="22" w15:restartNumberingAfterBreak="0">
     <w:nsid w:val="63A04C72"/>
     <w:multiLevelType w:val="multilevel"/>
     <w:tmpl w:val="0818C51A"/>
@@ -3736,7 +3826,7 @@
       </w:rPr>
     </w:lvl>
   </w:abstractNum>
-  <w:abstractNum w:abstractNumId="21" w15:restartNumberingAfterBreak="0">
+  <w:abstractNum w:abstractNumId="23" w15:restartNumberingAfterBreak="0">
     <w:nsid w:val="6C862971"/>
     <w:multiLevelType w:val="multilevel"/>
     <w:tmpl w:val="406E48B4"/>
@@ -3885,7 +3975,7 @@
       </w:rPr>
     </w:lvl>
   </w:abstractNum>
-  <w:abstractNum w:abstractNumId="22" w15:restartNumberingAfterBreak="0">
+  <w:abstractNum w:abstractNumId="24" w15:restartNumberingAfterBreak="0">
     <w:nsid w:val="76A32177"/>
     <w:multiLevelType w:val="multilevel"/>
     <w:tmpl w:val="F0F44562"/>
@@ -4034,7 +4124,7 @@
       </w:rPr>
     </w:lvl>
   </w:abstractNum>
-  <w:abstractNum w:abstractNumId="23" w15:restartNumberingAfterBreak="0">
+  <w:abstractNum w:abstractNumId="25" w15:restartNumberingAfterBreak="0">
     <w:nsid w:val="7A543667"/>
     <w:multiLevelType w:val="multilevel"/>
     <w:tmpl w:val="7400B7CA"/>
@@ -4183,7 +4273,7 @@
       </w:rPr>
     </w:lvl>
   </w:abstractNum>
-  <w:abstractNum w:abstractNumId="24" w15:restartNumberingAfterBreak="0">
+  <w:abstractNum w:abstractNumId="26" w15:restartNumberingAfterBreak="0">
     <w:nsid w:val="7B0413A8"/>
     <w:multiLevelType w:val="multilevel"/>
     <w:tmpl w:val="87AAE7C0"/>
@@ -4332,7 +4422,7 @@
       </w:rPr>
     </w:lvl>
   </w:abstractNum>
-  <w:abstractNum w:abstractNumId="25" w15:restartNumberingAfterBreak="0">
+  <w:abstractNum w:abstractNumId="27" w15:restartNumberingAfterBreak="0">
     <w:nsid w:val="7D447212"/>
     <w:multiLevelType w:val="multilevel"/>
     <w:tmpl w:val="BECE678E"/>
@@ -4482,82 +4572,88 @@
     </w:lvl>
   </w:abstractNum>
   <w:num w:numId="1" w16cid:durableId="10568627">
+    <w:abstractNumId w:val="22"/>
+  </w:num>
+  <w:num w:numId="2" w16cid:durableId="1522012968">
+    <w:abstractNumId w:val="23"/>
+  </w:num>
+  <w:num w:numId="3" w16cid:durableId="467479977">
+    <w:abstractNumId w:val="7"/>
+  </w:num>
+  <w:num w:numId="4" w16cid:durableId="556473470">
+    <w:abstractNumId w:val="21"/>
+  </w:num>
+  <w:num w:numId="5" w16cid:durableId="324093746">
+    <w:abstractNumId w:val="3"/>
+  </w:num>
+  <w:num w:numId="6" w16cid:durableId="1506939742">
+    <w:abstractNumId w:val="2"/>
+  </w:num>
+  <w:num w:numId="7" w16cid:durableId="1406997827">
+    <w:abstractNumId w:val="10"/>
+  </w:num>
+  <w:num w:numId="8" w16cid:durableId="1120878745">
     <w:abstractNumId w:val="20"/>
   </w:num>
-  <w:num w:numId="2" w16cid:durableId="1522012968">
-    <w:abstractNumId w:val="21"/>
+  <w:num w:numId="9" w16cid:durableId="1149397064">
+    <w:abstractNumId w:val="6"/>
   </w:num>
-  <w:num w:numId="3" w16cid:durableId="467479977">
+  <w:num w:numId="10" w16cid:durableId="1752506734">
+    <w:abstractNumId w:val="17"/>
+  </w:num>
+  <w:num w:numId="11" w16cid:durableId="458572310">
+    <w:abstractNumId w:val="13"/>
+  </w:num>
+  <w:num w:numId="12" w16cid:durableId="155416387">
+    <w:abstractNumId w:val="27"/>
+  </w:num>
+  <w:num w:numId="13" w16cid:durableId="1782383777">
     <w:abstractNumId w:val="5"/>
   </w:num>
-  <w:num w:numId="4" w16cid:durableId="556473470">
+  <w:num w:numId="14" w16cid:durableId="107509697">
+    <w:abstractNumId w:val="11"/>
+  </w:num>
+  <w:num w:numId="15" w16cid:durableId="1129397043">
+    <w:abstractNumId w:val="9"/>
+  </w:num>
+  <w:num w:numId="16" w16cid:durableId="1810397293">
+    <w:abstractNumId w:val="18"/>
+  </w:num>
+  <w:num w:numId="17" w16cid:durableId="1400206805">
+    <w:abstractNumId w:val="16"/>
+  </w:num>
+  <w:num w:numId="18" w16cid:durableId="1596785061">
+    <w:abstractNumId w:val="8"/>
+  </w:num>
+  <w:num w:numId="19" w16cid:durableId="989752143">
+    <w:abstractNumId w:val="26"/>
+  </w:num>
+  <w:num w:numId="20" w16cid:durableId="717051066">
+    <w:abstractNumId w:val="25"/>
+  </w:num>
+  <w:num w:numId="21" w16cid:durableId="1144083627">
+    <w:abstractNumId w:val="14"/>
+  </w:num>
+  <w:num w:numId="22" w16cid:durableId="334652219">
+    <w:abstractNumId w:val="24"/>
+  </w:num>
+  <w:num w:numId="23" w16cid:durableId="835848874">
+    <w:abstractNumId w:val="15"/>
+  </w:num>
+  <w:num w:numId="24" w16cid:durableId="1796488119">
+    <w:abstractNumId w:val="12"/>
+  </w:num>
+  <w:num w:numId="25" w16cid:durableId="1142887093">
+    <w:abstractNumId w:val="4"/>
+  </w:num>
+  <w:num w:numId="26" w16cid:durableId="152600500">
     <w:abstractNumId w:val="19"/>
   </w:num>
-  <w:num w:numId="5" w16cid:durableId="324093746">
-    <w:abstractNumId w:val="1"/>
-  </w:num>
-  <w:num w:numId="6" w16cid:durableId="1506939742">
+  <w:num w:numId="27" w16cid:durableId="1463503763">
     <w:abstractNumId w:val="0"/>
   </w:num>
-  <w:num w:numId="7" w16cid:durableId="1406997827">
-    <w:abstractNumId w:val="8"/>
-  </w:num>
-  <w:num w:numId="8" w16cid:durableId="1120878745">
-    <w:abstractNumId w:val="18"/>
-  </w:num>
-  <w:num w:numId="9" w16cid:durableId="1149397064">
-    <w:abstractNumId w:val="4"/>
-  </w:num>
-  <w:num w:numId="10" w16cid:durableId="1752506734">
-    <w:abstractNumId w:val="15"/>
-  </w:num>
-  <w:num w:numId="11" w16cid:durableId="458572310">
-    <w:abstractNumId w:val="11"/>
-  </w:num>
-  <w:num w:numId="12" w16cid:durableId="155416387">
-    <w:abstractNumId w:val="25"/>
-  </w:num>
-  <w:num w:numId="13" w16cid:durableId="1782383777">
-    <w:abstractNumId w:val="3"/>
-  </w:num>
-  <w:num w:numId="14" w16cid:durableId="107509697">
-    <w:abstractNumId w:val="9"/>
-  </w:num>
-  <w:num w:numId="15" w16cid:durableId="1129397043">
-    <w:abstractNumId w:val="7"/>
-  </w:num>
-  <w:num w:numId="16" w16cid:durableId="1810397293">
-    <w:abstractNumId w:val="16"/>
-  </w:num>
-  <w:num w:numId="17" w16cid:durableId="1400206805">
-    <w:abstractNumId w:val="14"/>
-  </w:num>
-  <w:num w:numId="18" w16cid:durableId="1596785061">
-    <w:abstractNumId w:val="6"/>
-  </w:num>
-  <w:num w:numId="19" w16cid:durableId="989752143">
-    <w:abstractNumId w:val="24"/>
-  </w:num>
-  <w:num w:numId="20" w16cid:durableId="717051066">
-    <w:abstractNumId w:val="23"/>
-  </w:num>
-  <w:num w:numId="21" w16cid:durableId="1144083627">
-    <w:abstractNumId w:val="12"/>
-  </w:num>
-  <w:num w:numId="22" w16cid:durableId="334652219">
-    <w:abstractNumId w:val="22"/>
-  </w:num>
-  <w:num w:numId="23" w16cid:durableId="835848874">
-    <w:abstractNumId w:val="13"/>
-  </w:num>
-  <w:num w:numId="24" w16cid:durableId="1796488119">
-    <w:abstractNumId w:val="10"/>
-  </w:num>
-  <w:num w:numId="25" w16cid:durableId="1142887093">
-    <w:abstractNumId w:val="2"/>
-  </w:num>
-  <w:num w:numId="26" w16cid:durableId="152600500">
-    <w:abstractNumId w:val="17"/>
+  <w:num w:numId="28" w16cid:durableId="1402941296">
+    <w:abstractNumId w:val="1"/>
   </w:num>
   <w:numIdMacAtCleanup w:val="2"/>
 </w:numbering>

--- a/data/Market_Read_monthly.docx
+++ b/data/Market_Read_monthly.docx
@@ -14,7 +14,7 @@
           <w:b/>
           <w:bCs/>
         </w:rPr>
-        <w:t>Monthly Market Read: November 12, 2025</w:t>
+        <w:t>Monthly Market Read: November 14, 2025</w:t>
       </w:r>
     </w:p>
     <w:p>
@@ -36,7 +36,7 @@
       <w:pPr>
         <w:numPr>
           <w:ilvl w:val="0"/>
-          <w:numId w:val="27"/>
+          <w:numId w:val="29"/>
         </w:numPr>
         <w:rPr>
           <w:b/>
@@ -48,14 +48,14 @@
           <w:b/>
           <w:bCs/>
         </w:rPr>
-        <w:t>Breadth: 63.0% of names are positive.</w:t>
+        <w:t>Breadth: 50.6% of names are positive.</w:t>
       </w:r>
     </w:p>
     <w:p>
       <w:pPr>
         <w:numPr>
           <w:ilvl w:val="0"/>
-          <w:numId w:val="27"/>
+          <w:numId w:val="29"/>
         </w:numPr>
         <w:rPr>
           <w:b/>
@@ -67,14 +67,14 @@
           <w:b/>
           <w:bCs/>
         </w:rPr>
-        <w:t>Information Technology: soft (avg -1.88%).</w:t>
+        <w:t>Information Technology: lagging (avg -4.47%)</w:t>
       </w:r>
     </w:p>
     <w:p>
       <w:pPr>
         <w:numPr>
           <w:ilvl w:val="0"/>
-          <w:numId w:val="27"/>
+          <w:numId w:val="29"/>
         </w:numPr>
         <w:rPr>
           <w:b/>
@@ -86,14 +86,14 @@
           <w:b/>
           <w:bCs/>
         </w:rPr>
-        <w:t>Industrials: flat (avg -0.21%).</w:t>
+        <w:t>Industrials: weak (avg -1.97%)</w:t>
       </w:r>
     </w:p>
     <w:p>
       <w:pPr>
         <w:numPr>
           <w:ilvl w:val="0"/>
-          <w:numId w:val="27"/>
+          <w:numId w:val="29"/>
         </w:numPr>
         <w:rPr>
           <w:b/>
@@ -105,14 +105,14 @@
           <w:b/>
           <w:bCs/>
         </w:rPr>
-        <w:t>Consumer Staples: firm (avg +1.30%).</w:t>
+        <w:t>Consumer Staples: firm (avg +1.23%)</w:t>
       </w:r>
     </w:p>
     <w:p>
       <w:pPr>
         <w:numPr>
           <w:ilvl w:val="0"/>
-          <w:numId w:val="27"/>
+          <w:numId w:val="29"/>
         </w:numPr>
         <w:rPr>
           <w:b/>
@@ -124,14 +124,14 @@
           <w:b/>
           <w:bCs/>
         </w:rPr>
-        <w:t>Consumer Discretionary: steady (avg +0.37%).</w:t>
+        <w:t>Consumer Discretionary: soft (avg -1.43%)</w:t>
       </w:r>
     </w:p>
     <w:p>
       <w:pPr>
         <w:numPr>
           <w:ilvl w:val="0"/>
-          <w:numId w:val="27"/>
+          <w:numId w:val="29"/>
         </w:numPr>
         <w:rPr>
           <w:b/>
@@ -143,14 +143,14 @@
           <w:b/>
           <w:bCs/>
         </w:rPr>
-        <w:t>Financials: strong (avg +2.74%).</w:t>
+        <w:t>Financials: steady (avg +0.80%)</w:t>
       </w:r>
     </w:p>
     <w:p>
       <w:pPr>
         <w:numPr>
           <w:ilvl w:val="0"/>
-          <w:numId w:val="27"/>
+          <w:numId w:val="29"/>
         </w:numPr>
         <w:rPr>
           <w:b/>
@@ -162,14 +162,14 @@
           <w:b/>
           <w:bCs/>
         </w:rPr>
-        <w:t>Utilities: firm (avg +1.35%).</w:t>
+        <w:t>Utilities: firm (avg +0.31%)</w:t>
       </w:r>
     </w:p>
     <w:p>
       <w:pPr>
         <w:numPr>
           <w:ilvl w:val="0"/>
-          <w:numId w:val="27"/>
+          <w:numId w:val="29"/>
         </w:numPr>
         <w:rPr>
           <w:b/>
@@ -181,14 +181,14 @@
           <w:b/>
           <w:bCs/>
         </w:rPr>
-        <w:t>Real Estate: firm (avg +1.13%).</w:t>
+        <w:t>Real Estate: flat (avg -0.03%)</w:t>
       </w:r>
     </w:p>
     <w:p>
       <w:pPr>
         <w:numPr>
           <w:ilvl w:val="0"/>
-          <w:numId w:val="27"/>
+          <w:numId w:val="29"/>
         </w:numPr>
         <w:rPr>
           <w:b/>
@@ -200,14 +200,14 @@
           <w:b/>
           <w:bCs/>
         </w:rPr>
-        <w:t>Materials: soft (avg -0.45%).</w:t>
+        <w:t>Materials: weak (avg -1.20%)</w:t>
       </w:r>
     </w:p>
     <w:p>
       <w:pPr>
         <w:numPr>
           <w:ilvl w:val="0"/>
-          <w:numId w:val="27"/>
+          <w:numId w:val="29"/>
         </w:numPr>
         <w:rPr>
           <w:b/>
@@ -219,14 +219,14 @@
           <w:b/>
           <w:bCs/>
         </w:rPr>
-        <w:t>Energy: leading (avg +4.29%).</w:t>
+        <w:t>Energy: leading (avg +5.95%)</w:t>
       </w:r>
     </w:p>
     <w:p>
       <w:pPr>
         <w:numPr>
           <w:ilvl w:val="0"/>
-          <w:numId w:val="27"/>
+          <w:numId w:val="29"/>
         </w:numPr>
         <w:rPr>
           <w:b/>
@@ -238,14 +238,14 @@
           <w:b/>
           <w:bCs/>
         </w:rPr>
-        <w:t>Health Care: strong (avg +3.75%).</w:t>
+        <w:t>Health Care: strong (avg +2.50%)</w:t>
       </w:r>
     </w:p>
     <w:p>
       <w:pPr>
         <w:numPr>
           <w:ilvl w:val="0"/>
-          <w:numId w:val="27"/>
+          <w:numId w:val="29"/>
         </w:numPr>
         <w:rPr>
           <w:b/>
@@ -257,7 +257,7 @@
           <w:b/>
           <w:bCs/>
         </w:rPr>
-        <w:t>Communication Services: weak (avg -1.36%).</w:t>
+        <w:t>Communication Services: lagging (avg -3.24%)</w:t>
       </w:r>
     </w:p>
     <w:p>
@@ -279,7 +279,7 @@
       <w:pPr>
         <w:numPr>
           <w:ilvl w:val="0"/>
-          <w:numId w:val="28"/>
+          <w:numId w:val="30"/>
         </w:numPr>
         <w:rPr>
           <w:b/>
@@ -291,14 +291,14 @@
           <w:b/>
           <w:bCs/>
         </w:rPr>
-        <w:t>Gold: bid (+4.85%).</w:t>
+        <w:t>Gold: bid (+2.13%)</w:t>
       </w:r>
     </w:p>
     <w:p>
       <w:pPr>
         <w:numPr>
           <w:ilvl w:val="0"/>
-          <w:numId w:val="28"/>
+          <w:numId w:val="30"/>
         </w:numPr>
         <w:rPr>
           <w:b/>
@@ -310,14 +310,14 @@
           <w:b/>
           <w:bCs/>
         </w:rPr>
-        <w:t>USD: soft (-0.21%).</w:t>
+        <w:t>USD: soft (-0.35%)</w:t>
       </w:r>
     </w:p>
     <w:p>
       <w:pPr>
         <w:numPr>
           <w:ilvl w:val="0"/>
-          <w:numId w:val="28"/>
+          <w:numId w:val="30"/>
         </w:numPr>
         <w:rPr>
           <w:b/>
@@ -329,14 +329,14 @@
           <w:b/>
           <w:bCs/>
         </w:rPr>
-        <w:t>Yields: falling (-0.80%).</w:t>
+        <w:t>Yields: rising (+1.09%)</w:t>
       </w:r>
     </w:p>
     <w:p>
       <w:pPr>
         <w:numPr>
           <w:ilvl w:val="0"/>
-          <w:numId w:val="28"/>
+          <w:numId w:val="30"/>
         </w:numPr>
         <w:rPr>
           <w:b/>
@@ -348,14 +348,14 @@
           <w:b/>
           <w:bCs/>
         </w:rPr>
-        <w:t>Bonds: soft (-0.17%).</w:t>
+        <w:t>Bonds: weak (-0.86%)</w:t>
       </w:r>
     </w:p>
     <w:p>
       <w:pPr>
         <w:numPr>
           <w:ilvl w:val="0"/>
-          <w:numId w:val="28"/>
+          <w:numId w:val="30"/>
         </w:numPr>
         <w:rPr>
           <w:b/>
@@ -368,7 +368,7 @@
           <w:bCs/>
         </w:rPr>
         <w:lastRenderedPageBreak/>
-        <w:t>Energy complex: strong (+3.38%).</w:t>
+        <w:t>Energy complex: strong (+4.13%)</w:t>
       </w:r>
     </w:p>
     <w:p>
@@ -383,9 +383,18 @@
           <w:b/>
           <w:bCs/>
         </w:rPr>
-        <w:t>Bottom line: Participation broadened with nearly two-thirds of names green. Leadership tilts toward Energy, Health Care, and Financials, with steady support from Staples, Utilities, and Real Estate, while Technology, Materials, and Communication Services lag. The macro mix — gold bid, USD softer, yields falling, bonds a touch weaker, and a strong energy complex — points to slowing inflation pressures alongside firmer growth/profit impulses from commodities and credit, a mildly reflationary yet quality-biased tape. Positioning favors hard assets, late-cycle defensives, and balance-sheet strength, while staying selective in growth/rate-sensitive pockets until Tech stabilizes.</w:t>
+        <w:t>Bottom line: Market breadth sits near 50/50 as leadership narrows toward Energy and Health Care, with steady participation from Staples and Financials while Technology, Communication Services, and Industrials continue to drag</w:t>
+      </w:r>
+      <w:bookmarkStart w:id="0" w:name="_Hlk214043311"/>
+      <w:r>
+        <w:rPr>
+          <w:b/>
+          <w:bCs/>
+        </w:rPr>
+        <w:t>. The macro tone — gold bid, USD soft, yields rising, bonds weak, and energy strong — signals a reflationary shift where growth expectations are firming while inflation pressures reheat modestly. The market is tilting toward hard assets and late-cycle leadership, while growth and duration-sensitive sectors remain under pressure amid rising rate dynamics.</w:t>
       </w:r>
     </w:p>
+    <w:bookmarkEnd w:id="0"/>
     <w:p/>
     <w:sectPr>
       <w:pgSz w:w="15840" w:h="12240" w:orient="landscape"/>
@@ -1294,6 +1303,155 @@
     </w:lvl>
   </w:abstractNum>
   <w:abstractNum w:abstractNumId="6" w15:restartNumberingAfterBreak="0">
+    <w:nsid w:val="187A362A"/>
+    <w:multiLevelType w:val="multilevel"/>
+    <w:tmpl w:val="5F1C4696"/>
+    <w:lvl w:ilvl="0">
+      <w:start w:val="1"/>
+      <w:numFmt w:val="bullet"/>
+      <w:lvlText w:val=""/>
+      <w:lvlJc w:val="left"/>
+      <w:pPr>
+        <w:tabs>
+          <w:tab w:val="num" w:pos="720"/>
+        </w:tabs>
+        <w:ind w:left="720" w:hanging="360"/>
+      </w:pPr>
+      <w:rPr>
+        <w:rFonts w:ascii="Symbol" w:hAnsi="Symbol" w:hint="default"/>
+        <w:sz w:val="20"/>
+      </w:rPr>
+    </w:lvl>
+    <w:lvl w:ilvl="1" w:tentative="1">
+      <w:start w:val="1"/>
+      <w:numFmt w:val="bullet"/>
+      <w:lvlText w:val="o"/>
+      <w:lvlJc w:val="left"/>
+      <w:pPr>
+        <w:tabs>
+          <w:tab w:val="num" w:pos="1440"/>
+        </w:tabs>
+        <w:ind w:left="1440" w:hanging="360"/>
+      </w:pPr>
+      <w:rPr>
+        <w:rFonts w:ascii="Courier New" w:hAnsi="Courier New" w:hint="default"/>
+        <w:sz w:val="20"/>
+      </w:rPr>
+    </w:lvl>
+    <w:lvl w:ilvl="2" w:tentative="1">
+      <w:start w:val="1"/>
+      <w:numFmt w:val="bullet"/>
+      <w:lvlText w:val=""/>
+      <w:lvlJc w:val="left"/>
+      <w:pPr>
+        <w:tabs>
+          <w:tab w:val="num" w:pos="2160"/>
+        </w:tabs>
+        <w:ind w:left="2160" w:hanging="360"/>
+      </w:pPr>
+      <w:rPr>
+        <w:rFonts w:ascii="Wingdings" w:hAnsi="Wingdings" w:hint="default"/>
+        <w:sz w:val="20"/>
+      </w:rPr>
+    </w:lvl>
+    <w:lvl w:ilvl="3" w:tentative="1">
+      <w:start w:val="1"/>
+      <w:numFmt w:val="bullet"/>
+      <w:lvlText w:val=""/>
+      <w:lvlJc w:val="left"/>
+      <w:pPr>
+        <w:tabs>
+          <w:tab w:val="num" w:pos="2880"/>
+        </w:tabs>
+        <w:ind w:left="2880" w:hanging="360"/>
+      </w:pPr>
+      <w:rPr>
+        <w:rFonts w:ascii="Wingdings" w:hAnsi="Wingdings" w:hint="default"/>
+        <w:sz w:val="20"/>
+      </w:rPr>
+    </w:lvl>
+    <w:lvl w:ilvl="4" w:tentative="1">
+      <w:start w:val="1"/>
+      <w:numFmt w:val="bullet"/>
+      <w:lvlText w:val=""/>
+      <w:lvlJc w:val="left"/>
+      <w:pPr>
+        <w:tabs>
+          <w:tab w:val="num" w:pos="3600"/>
+        </w:tabs>
+        <w:ind w:left="3600" w:hanging="360"/>
+      </w:pPr>
+      <w:rPr>
+        <w:rFonts w:ascii="Wingdings" w:hAnsi="Wingdings" w:hint="default"/>
+        <w:sz w:val="20"/>
+      </w:rPr>
+    </w:lvl>
+    <w:lvl w:ilvl="5" w:tentative="1">
+      <w:start w:val="1"/>
+      <w:numFmt w:val="bullet"/>
+      <w:lvlText w:val=""/>
+      <w:lvlJc w:val="left"/>
+      <w:pPr>
+        <w:tabs>
+          <w:tab w:val="num" w:pos="4320"/>
+        </w:tabs>
+        <w:ind w:left="4320" w:hanging="360"/>
+      </w:pPr>
+      <w:rPr>
+        <w:rFonts w:ascii="Wingdings" w:hAnsi="Wingdings" w:hint="default"/>
+        <w:sz w:val="20"/>
+      </w:rPr>
+    </w:lvl>
+    <w:lvl w:ilvl="6" w:tentative="1">
+      <w:start w:val="1"/>
+      <w:numFmt w:val="bullet"/>
+      <w:lvlText w:val=""/>
+      <w:lvlJc w:val="left"/>
+      <w:pPr>
+        <w:tabs>
+          <w:tab w:val="num" w:pos="5040"/>
+        </w:tabs>
+        <w:ind w:left="5040" w:hanging="360"/>
+      </w:pPr>
+      <w:rPr>
+        <w:rFonts w:ascii="Wingdings" w:hAnsi="Wingdings" w:hint="default"/>
+        <w:sz w:val="20"/>
+      </w:rPr>
+    </w:lvl>
+    <w:lvl w:ilvl="7" w:tentative="1">
+      <w:start w:val="1"/>
+      <w:numFmt w:val="bullet"/>
+      <w:lvlText w:val=""/>
+      <w:lvlJc w:val="left"/>
+      <w:pPr>
+        <w:tabs>
+          <w:tab w:val="num" w:pos="5760"/>
+        </w:tabs>
+        <w:ind w:left="5760" w:hanging="360"/>
+      </w:pPr>
+      <w:rPr>
+        <w:rFonts w:ascii="Wingdings" w:hAnsi="Wingdings" w:hint="default"/>
+        <w:sz w:val="20"/>
+      </w:rPr>
+    </w:lvl>
+    <w:lvl w:ilvl="8" w:tentative="1">
+      <w:start w:val="1"/>
+      <w:numFmt w:val="bullet"/>
+      <w:lvlText w:val=""/>
+      <w:lvlJc w:val="left"/>
+      <w:pPr>
+        <w:tabs>
+          <w:tab w:val="num" w:pos="6480"/>
+        </w:tabs>
+        <w:ind w:left="6480" w:hanging="360"/>
+      </w:pPr>
+      <w:rPr>
+        <w:rFonts w:ascii="Wingdings" w:hAnsi="Wingdings" w:hint="default"/>
+        <w:sz w:val="20"/>
+      </w:rPr>
+    </w:lvl>
+  </w:abstractNum>
+  <w:abstractNum w:abstractNumId="7" w15:restartNumberingAfterBreak="0">
     <w:nsid w:val="259C18E0"/>
     <w:multiLevelType w:val="multilevel"/>
     <w:tmpl w:val="E13A185A"/>
@@ -1442,7 +1600,7 @@
       </w:rPr>
     </w:lvl>
   </w:abstractNum>
-  <w:abstractNum w:abstractNumId="7" w15:restartNumberingAfterBreak="0">
+  <w:abstractNum w:abstractNumId="8" w15:restartNumberingAfterBreak="0">
     <w:nsid w:val="31170624"/>
     <w:multiLevelType w:val="multilevel"/>
     <w:tmpl w:val="947CED74"/>
@@ -1591,7 +1749,7 @@
       </w:rPr>
     </w:lvl>
   </w:abstractNum>
-  <w:abstractNum w:abstractNumId="8" w15:restartNumberingAfterBreak="0">
+  <w:abstractNum w:abstractNumId="9" w15:restartNumberingAfterBreak="0">
     <w:nsid w:val="31A40B6B"/>
     <w:multiLevelType w:val="multilevel"/>
     <w:tmpl w:val="6644BAA4"/>
@@ -1740,7 +1898,7 @@
       </w:rPr>
     </w:lvl>
   </w:abstractNum>
-  <w:abstractNum w:abstractNumId="9" w15:restartNumberingAfterBreak="0">
+  <w:abstractNum w:abstractNumId="10" w15:restartNumberingAfterBreak="0">
     <w:nsid w:val="3ADB285E"/>
     <w:multiLevelType w:val="multilevel"/>
     <w:tmpl w:val="C1CC36AA"/>
@@ -1889,7 +2047,7 @@
       </w:rPr>
     </w:lvl>
   </w:abstractNum>
-  <w:abstractNum w:abstractNumId="10" w15:restartNumberingAfterBreak="0">
+  <w:abstractNum w:abstractNumId="11" w15:restartNumberingAfterBreak="0">
     <w:nsid w:val="3CB22BDF"/>
     <w:multiLevelType w:val="multilevel"/>
     <w:tmpl w:val="82D830E8"/>
@@ -2038,7 +2196,7 @@
       </w:rPr>
     </w:lvl>
   </w:abstractNum>
-  <w:abstractNum w:abstractNumId="11" w15:restartNumberingAfterBreak="0">
+  <w:abstractNum w:abstractNumId="12" w15:restartNumberingAfterBreak="0">
     <w:nsid w:val="3E6B3CBA"/>
     <w:multiLevelType w:val="multilevel"/>
     <w:tmpl w:val="B966FB58"/>
@@ -2187,7 +2345,156 @@
       </w:rPr>
     </w:lvl>
   </w:abstractNum>
-  <w:abstractNum w:abstractNumId="12" w15:restartNumberingAfterBreak="0">
+  <w:abstractNum w:abstractNumId="13" w15:restartNumberingAfterBreak="0">
+    <w:nsid w:val="40E9646D"/>
+    <w:multiLevelType w:val="multilevel"/>
+    <w:tmpl w:val="04AA5836"/>
+    <w:lvl w:ilvl="0">
+      <w:start w:val="1"/>
+      <w:numFmt w:val="bullet"/>
+      <w:lvlText w:val=""/>
+      <w:lvlJc w:val="left"/>
+      <w:pPr>
+        <w:tabs>
+          <w:tab w:val="num" w:pos="720"/>
+        </w:tabs>
+        <w:ind w:left="720" w:hanging="360"/>
+      </w:pPr>
+      <w:rPr>
+        <w:rFonts w:ascii="Symbol" w:hAnsi="Symbol" w:hint="default"/>
+        <w:sz w:val="20"/>
+      </w:rPr>
+    </w:lvl>
+    <w:lvl w:ilvl="1" w:tentative="1">
+      <w:start w:val="1"/>
+      <w:numFmt w:val="bullet"/>
+      <w:lvlText w:val="o"/>
+      <w:lvlJc w:val="left"/>
+      <w:pPr>
+        <w:tabs>
+          <w:tab w:val="num" w:pos="1440"/>
+        </w:tabs>
+        <w:ind w:left="1440" w:hanging="360"/>
+      </w:pPr>
+      <w:rPr>
+        <w:rFonts w:ascii="Courier New" w:hAnsi="Courier New" w:hint="default"/>
+        <w:sz w:val="20"/>
+      </w:rPr>
+    </w:lvl>
+    <w:lvl w:ilvl="2" w:tentative="1">
+      <w:start w:val="1"/>
+      <w:numFmt w:val="bullet"/>
+      <w:lvlText w:val=""/>
+      <w:lvlJc w:val="left"/>
+      <w:pPr>
+        <w:tabs>
+          <w:tab w:val="num" w:pos="2160"/>
+        </w:tabs>
+        <w:ind w:left="2160" w:hanging="360"/>
+      </w:pPr>
+      <w:rPr>
+        <w:rFonts w:ascii="Wingdings" w:hAnsi="Wingdings" w:hint="default"/>
+        <w:sz w:val="20"/>
+      </w:rPr>
+    </w:lvl>
+    <w:lvl w:ilvl="3" w:tentative="1">
+      <w:start w:val="1"/>
+      <w:numFmt w:val="bullet"/>
+      <w:lvlText w:val=""/>
+      <w:lvlJc w:val="left"/>
+      <w:pPr>
+        <w:tabs>
+          <w:tab w:val="num" w:pos="2880"/>
+        </w:tabs>
+        <w:ind w:left="2880" w:hanging="360"/>
+      </w:pPr>
+      <w:rPr>
+        <w:rFonts w:ascii="Wingdings" w:hAnsi="Wingdings" w:hint="default"/>
+        <w:sz w:val="20"/>
+      </w:rPr>
+    </w:lvl>
+    <w:lvl w:ilvl="4" w:tentative="1">
+      <w:start w:val="1"/>
+      <w:numFmt w:val="bullet"/>
+      <w:lvlText w:val=""/>
+      <w:lvlJc w:val="left"/>
+      <w:pPr>
+        <w:tabs>
+          <w:tab w:val="num" w:pos="3600"/>
+        </w:tabs>
+        <w:ind w:left="3600" w:hanging="360"/>
+      </w:pPr>
+      <w:rPr>
+        <w:rFonts w:ascii="Wingdings" w:hAnsi="Wingdings" w:hint="default"/>
+        <w:sz w:val="20"/>
+      </w:rPr>
+    </w:lvl>
+    <w:lvl w:ilvl="5" w:tentative="1">
+      <w:start w:val="1"/>
+      <w:numFmt w:val="bullet"/>
+      <w:lvlText w:val=""/>
+      <w:lvlJc w:val="left"/>
+      <w:pPr>
+        <w:tabs>
+          <w:tab w:val="num" w:pos="4320"/>
+        </w:tabs>
+        <w:ind w:left="4320" w:hanging="360"/>
+      </w:pPr>
+      <w:rPr>
+        <w:rFonts w:ascii="Wingdings" w:hAnsi="Wingdings" w:hint="default"/>
+        <w:sz w:val="20"/>
+      </w:rPr>
+    </w:lvl>
+    <w:lvl w:ilvl="6" w:tentative="1">
+      <w:start w:val="1"/>
+      <w:numFmt w:val="bullet"/>
+      <w:lvlText w:val=""/>
+      <w:lvlJc w:val="left"/>
+      <w:pPr>
+        <w:tabs>
+          <w:tab w:val="num" w:pos="5040"/>
+        </w:tabs>
+        <w:ind w:left="5040" w:hanging="360"/>
+      </w:pPr>
+      <w:rPr>
+        <w:rFonts w:ascii="Wingdings" w:hAnsi="Wingdings" w:hint="default"/>
+        <w:sz w:val="20"/>
+      </w:rPr>
+    </w:lvl>
+    <w:lvl w:ilvl="7" w:tentative="1">
+      <w:start w:val="1"/>
+      <w:numFmt w:val="bullet"/>
+      <w:lvlText w:val=""/>
+      <w:lvlJc w:val="left"/>
+      <w:pPr>
+        <w:tabs>
+          <w:tab w:val="num" w:pos="5760"/>
+        </w:tabs>
+        <w:ind w:left="5760" w:hanging="360"/>
+      </w:pPr>
+      <w:rPr>
+        <w:rFonts w:ascii="Wingdings" w:hAnsi="Wingdings" w:hint="default"/>
+        <w:sz w:val="20"/>
+      </w:rPr>
+    </w:lvl>
+    <w:lvl w:ilvl="8" w:tentative="1">
+      <w:start w:val="1"/>
+      <w:numFmt w:val="bullet"/>
+      <w:lvlText w:val=""/>
+      <w:lvlJc w:val="left"/>
+      <w:pPr>
+        <w:tabs>
+          <w:tab w:val="num" w:pos="6480"/>
+        </w:tabs>
+        <w:ind w:left="6480" w:hanging="360"/>
+      </w:pPr>
+      <w:rPr>
+        <w:rFonts w:ascii="Wingdings" w:hAnsi="Wingdings" w:hint="default"/>
+        <w:sz w:val="20"/>
+      </w:rPr>
+    </w:lvl>
+  </w:abstractNum>
+  <w:abstractNum w:abstractNumId="14" w15:restartNumberingAfterBreak="0">
     <w:nsid w:val="416D3314"/>
     <w:multiLevelType w:val="multilevel"/>
     <w:tmpl w:val="A63E4C0C"/>
@@ -2336,7 +2643,7 @@
       </w:rPr>
     </w:lvl>
   </w:abstractNum>
-  <w:abstractNum w:abstractNumId="13" w15:restartNumberingAfterBreak="0">
+  <w:abstractNum w:abstractNumId="15" w15:restartNumberingAfterBreak="0">
     <w:nsid w:val="4D9F183E"/>
     <w:multiLevelType w:val="multilevel"/>
     <w:tmpl w:val="7CBA77CC"/>
@@ -2485,7 +2792,7 @@
       </w:rPr>
     </w:lvl>
   </w:abstractNum>
-  <w:abstractNum w:abstractNumId="14" w15:restartNumberingAfterBreak="0">
+  <w:abstractNum w:abstractNumId="16" w15:restartNumberingAfterBreak="0">
     <w:nsid w:val="51DF1E77"/>
     <w:multiLevelType w:val="multilevel"/>
     <w:tmpl w:val="E10AD46A"/>
@@ -2634,7 +2941,7 @@
       </w:rPr>
     </w:lvl>
   </w:abstractNum>
-  <w:abstractNum w:abstractNumId="15" w15:restartNumberingAfterBreak="0">
+  <w:abstractNum w:abstractNumId="17" w15:restartNumberingAfterBreak="0">
     <w:nsid w:val="52246ABA"/>
     <w:multiLevelType w:val="multilevel"/>
     <w:tmpl w:val="801633D8"/>
@@ -2783,7 +3090,7 @@
       </w:rPr>
     </w:lvl>
   </w:abstractNum>
-  <w:abstractNum w:abstractNumId="16" w15:restartNumberingAfterBreak="0">
+  <w:abstractNum w:abstractNumId="18" w15:restartNumberingAfterBreak="0">
     <w:nsid w:val="57B92E2B"/>
     <w:multiLevelType w:val="multilevel"/>
     <w:tmpl w:val="E716FDA8"/>
@@ -2932,7 +3239,7 @@
       </w:rPr>
     </w:lvl>
   </w:abstractNum>
-  <w:abstractNum w:abstractNumId="17" w15:restartNumberingAfterBreak="0">
+  <w:abstractNum w:abstractNumId="19" w15:restartNumberingAfterBreak="0">
     <w:nsid w:val="57E651EE"/>
     <w:multiLevelType w:val="multilevel"/>
     <w:tmpl w:val="CAB8AB08"/>
@@ -3081,7 +3388,7 @@
       </w:rPr>
     </w:lvl>
   </w:abstractNum>
-  <w:abstractNum w:abstractNumId="18" w15:restartNumberingAfterBreak="0">
+  <w:abstractNum w:abstractNumId="20" w15:restartNumberingAfterBreak="0">
     <w:nsid w:val="59100B2A"/>
     <w:multiLevelType w:val="multilevel"/>
     <w:tmpl w:val="1A6056BC"/>
@@ -3230,7 +3537,7 @@
       </w:rPr>
     </w:lvl>
   </w:abstractNum>
-  <w:abstractNum w:abstractNumId="19" w15:restartNumberingAfterBreak="0">
+  <w:abstractNum w:abstractNumId="21" w15:restartNumberingAfterBreak="0">
     <w:nsid w:val="5C0625C1"/>
     <w:multiLevelType w:val="multilevel"/>
     <w:tmpl w:val="2A241968"/>
@@ -3379,7 +3686,7 @@
       </w:rPr>
     </w:lvl>
   </w:abstractNum>
-  <w:abstractNum w:abstractNumId="20" w15:restartNumberingAfterBreak="0">
+  <w:abstractNum w:abstractNumId="22" w15:restartNumberingAfterBreak="0">
     <w:nsid w:val="5D136671"/>
     <w:multiLevelType w:val="multilevel"/>
     <w:tmpl w:val="A488745C"/>
@@ -3528,7 +3835,7 @@
       </w:rPr>
     </w:lvl>
   </w:abstractNum>
-  <w:abstractNum w:abstractNumId="21" w15:restartNumberingAfterBreak="0">
+  <w:abstractNum w:abstractNumId="23" w15:restartNumberingAfterBreak="0">
     <w:nsid w:val="60654821"/>
     <w:multiLevelType w:val="multilevel"/>
     <w:tmpl w:val="AF04D872"/>
@@ -3677,7 +3984,7 @@
       </w:rPr>
     </w:lvl>
   </w:abstractNum>
-  <w:abstractNum w:abstractNumId="22" w15:restartNumberingAfterBreak="0">
+  <w:abstractNum w:abstractNumId="24" w15:restartNumberingAfterBreak="0">
     <w:nsid w:val="63A04C72"/>
     <w:multiLevelType w:val="multilevel"/>
     <w:tmpl w:val="0818C51A"/>
@@ -3826,7 +4133,7 @@
       </w:rPr>
     </w:lvl>
   </w:abstractNum>
-  <w:abstractNum w:abstractNumId="23" w15:restartNumberingAfterBreak="0">
+  <w:abstractNum w:abstractNumId="25" w15:restartNumberingAfterBreak="0">
     <w:nsid w:val="6C862971"/>
     <w:multiLevelType w:val="multilevel"/>
     <w:tmpl w:val="406E48B4"/>
@@ -3975,7 +4282,7 @@
       </w:rPr>
     </w:lvl>
   </w:abstractNum>
-  <w:abstractNum w:abstractNumId="24" w15:restartNumberingAfterBreak="0">
+  <w:abstractNum w:abstractNumId="26" w15:restartNumberingAfterBreak="0">
     <w:nsid w:val="76A32177"/>
     <w:multiLevelType w:val="multilevel"/>
     <w:tmpl w:val="F0F44562"/>
@@ -4124,7 +4431,7 @@
       </w:rPr>
     </w:lvl>
   </w:abstractNum>
-  <w:abstractNum w:abstractNumId="25" w15:restartNumberingAfterBreak="0">
+  <w:abstractNum w:abstractNumId="27" w15:restartNumberingAfterBreak="0">
     <w:nsid w:val="7A543667"/>
     <w:multiLevelType w:val="multilevel"/>
     <w:tmpl w:val="7400B7CA"/>
@@ -4273,7 +4580,7 @@
       </w:rPr>
     </w:lvl>
   </w:abstractNum>
-  <w:abstractNum w:abstractNumId="26" w15:restartNumberingAfterBreak="0">
+  <w:abstractNum w:abstractNumId="28" w15:restartNumberingAfterBreak="0">
     <w:nsid w:val="7B0413A8"/>
     <w:multiLevelType w:val="multilevel"/>
     <w:tmpl w:val="87AAE7C0"/>
@@ -4422,7 +4729,7 @@
       </w:rPr>
     </w:lvl>
   </w:abstractNum>
-  <w:abstractNum w:abstractNumId="27" w15:restartNumberingAfterBreak="0">
+  <w:abstractNum w:abstractNumId="29" w15:restartNumberingAfterBreak="0">
     <w:nsid w:val="7D447212"/>
     <w:multiLevelType w:val="multilevel"/>
     <w:tmpl w:val="BECE678E"/>
@@ -4572,16 +4879,16 @@
     </w:lvl>
   </w:abstractNum>
   <w:num w:numId="1" w16cid:durableId="10568627">
-    <w:abstractNumId w:val="22"/>
+    <w:abstractNumId w:val="24"/>
   </w:num>
   <w:num w:numId="2" w16cid:durableId="1522012968">
-    <w:abstractNumId w:val="23"/>
+    <w:abstractNumId w:val="25"/>
   </w:num>
   <w:num w:numId="3" w16cid:durableId="467479977">
-    <w:abstractNumId w:val="7"/>
+    <w:abstractNumId w:val="8"/>
   </w:num>
   <w:num w:numId="4" w16cid:durableId="556473470">
-    <w:abstractNumId w:val="21"/>
+    <w:abstractNumId w:val="23"/>
   </w:num>
   <w:num w:numId="5" w16cid:durableId="324093746">
     <w:abstractNumId w:val="3"/>
@@ -4590,70 +4897,76 @@
     <w:abstractNumId w:val="2"/>
   </w:num>
   <w:num w:numId="7" w16cid:durableId="1406997827">
-    <w:abstractNumId w:val="10"/>
+    <w:abstractNumId w:val="11"/>
   </w:num>
   <w:num w:numId="8" w16cid:durableId="1120878745">
-    <w:abstractNumId w:val="20"/>
+    <w:abstractNumId w:val="22"/>
   </w:num>
   <w:num w:numId="9" w16cid:durableId="1149397064">
-    <w:abstractNumId w:val="6"/>
+    <w:abstractNumId w:val="7"/>
   </w:num>
   <w:num w:numId="10" w16cid:durableId="1752506734">
-    <w:abstractNumId w:val="17"/>
+    <w:abstractNumId w:val="19"/>
   </w:num>
   <w:num w:numId="11" w16cid:durableId="458572310">
-    <w:abstractNumId w:val="13"/>
+    <w:abstractNumId w:val="15"/>
   </w:num>
   <w:num w:numId="12" w16cid:durableId="155416387">
-    <w:abstractNumId w:val="27"/>
+    <w:abstractNumId w:val="29"/>
   </w:num>
   <w:num w:numId="13" w16cid:durableId="1782383777">
     <w:abstractNumId w:val="5"/>
   </w:num>
   <w:num w:numId="14" w16cid:durableId="107509697">
-    <w:abstractNumId w:val="11"/>
+    <w:abstractNumId w:val="12"/>
   </w:num>
   <w:num w:numId="15" w16cid:durableId="1129397043">
+    <w:abstractNumId w:val="10"/>
+  </w:num>
+  <w:num w:numId="16" w16cid:durableId="1810397293">
+    <w:abstractNumId w:val="20"/>
+  </w:num>
+  <w:num w:numId="17" w16cid:durableId="1400206805">
+    <w:abstractNumId w:val="18"/>
+  </w:num>
+  <w:num w:numId="18" w16cid:durableId="1596785061">
     <w:abstractNumId w:val="9"/>
   </w:num>
-  <w:num w:numId="16" w16cid:durableId="1810397293">
-    <w:abstractNumId w:val="18"/>
+  <w:num w:numId="19" w16cid:durableId="989752143">
+    <w:abstractNumId w:val="28"/>
   </w:num>
-  <w:num w:numId="17" w16cid:durableId="1400206805">
+  <w:num w:numId="20" w16cid:durableId="717051066">
+    <w:abstractNumId w:val="27"/>
+  </w:num>
+  <w:num w:numId="21" w16cid:durableId="1144083627">
     <w:abstractNumId w:val="16"/>
   </w:num>
-  <w:num w:numId="18" w16cid:durableId="1596785061">
-    <w:abstractNumId w:val="8"/>
-  </w:num>
-  <w:num w:numId="19" w16cid:durableId="989752143">
+  <w:num w:numId="22" w16cid:durableId="334652219">
     <w:abstractNumId w:val="26"/>
   </w:num>
-  <w:num w:numId="20" w16cid:durableId="717051066">
-    <w:abstractNumId w:val="25"/>
-  </w:num>
-  <w:num w:numId="21" w16cid:durableId="1144083627">
-    <w:abstractNumId w:val="14"/>
-  </w:num>
-  <w:num w:numId="22" w16cid:durableId="334652219">
-    <w:abstractNumId w:val="24"/>
-  </w:num>
   <w:num w:numId="23" w16cid:durableId="835848874">
-    <w:abstractNumId w:val="15"/>
+    <w:abstractNumId w:val="17"/>
   </w:num>
   <w:num w:numId="24" w16cid:durableId="1796488119">
-    <w:abstractNumId w:val="12"/>
+    <w:abstractNumId w:val="14"/>
   </w:num>
   <w:num w:numId="25" w16cid:durableId="1142887093">
     <w:abstractNumId w:val="4"/>
   </w:num>
   <w:num w:numId="26" w16cid:durableId="152600500">
-    <w:abstractNumId w:val="19"/>
+    <w:abstractNumId w:val="21"/>
   </w:num>
   <w:num w:numId="27" w16cid:durableId="1463503763">
     <w:abstractNumId w:val="0"/>
   </w:num>
   <w:num w:numId="28" w16cid:durableId="1402941296">
     <w:abstractNumId w:val="1"/>
+  </w:num>
+  <w:num w:numId="29" w16cid:durableId="1304383920">
+    <w:abstractNumId w:val="13"/>
+  </w:num>
+  <w:num w:numId="30" w16cid:durableId="459107702">
+    <w:abstractNumId w:val="6"/>
   </w:num>
   <w:numIdMacAtCleanup w:val="2"/>
 </w:numbering>

--- a/data/Market_Read_monthly.docx
+++ b/data/Market_Read_monthly.docx
@@ -14,7 +14,7 @@
           <w:b/>
           <w:bCs/>
         </w:rPr>
-        <w:t>Monthly Market Read: November 14, 2025</w:t>
+        <w:t>Monthly Market Read: November 18, 2025</w:t>
       </w:r>
     </w:p>
     <w:p>
@@ -36,7 +36,7 @@
       <w:pPr>
         <w:numPr>
           <w:ilvl w:val="0"/>
-          <w:numId w:val="29"/>
+          <w:numId w:val="31"/>
         </w:numPr>
         <w:rPr>
           <w:b/>
@@ -48,14 +48,14 @@
           <w:b/>
           <w:bCs/>
         </w:rPr>
-        <w:t>Breadth: 50.6% of names are positive.</w:t>
+        <w:t>Breadth: 40.6% of names are positive.</w:t>
       </w:r>
     </w:p>
     <w:p>
       <w:pPr>
         <w:numPr>
           <w:ilvl w:val="0"/>
-          <w:numId w:val="29"/>
+          <w:numId w:val="31"/>
         </w:numPr>
         <w:rPr>
           <w:b/>
@@ -67,14 +67,14 @@
           <w:b/>
           <w:bCs/>
         </w:rPr>
-        <w:t>Information Technology: lagging (avg -4.47%)</w:t>
+        <w:t>Information Technology: lagging (avg -7.27%)</w:t>
       </w:r>
     </w:p>
     <w:p>
       <w:pPr>
         <w:numPr>
           <w:ilvl w:val="0"/>
-          <w:numId w:val="29"/>
+          <w:numId w:val="31"/>
         </w:numPr>
         <w:rPr>
           <w:b/>
@@ -86,14 +86,14 @@
           <w:b/>
           <w:bCs/>
         </w:rPr>
-        <w:t>Industrials: weak (avg -1.97%)</w:t>
+        <w:t>Industrials: weak (avg -3.40%)</w:t>
       </w:r>
     </w:p>
     <w:p>
       <w:pPr>
         <w:numPr>
           <w:ilvl w:val="0"/>
-          <w:numId w:val="29"/>
+          <w:numId w:val="31"/>
         </w:numPr>
         <w:rPr>
           <w:b/>
@@ -105,14 +105,14 @@
           <w:b/>
           <w:bCs/>
         </w:rPr>
-        <w:t>Consumer Staples: firm (avg +1.23%)</w:t>
+        <w:t>Consumer Staples: firm (avg +1.01%)</w:t>
       </w:r>
     </w:p>
     <w:p>
       <w:pPr>
         <w:numPr>
           <w:ilvl w:val="0"/>
-          <w:numId w:val="29"/>
+          <w:numId w:val="31"/>
         </w:numPr>
         <w:rPr>
           <w:b/>
@@ -124,14 +124,14 @@
           <w:b/>
           <w:bCs/>
         </w:rPr>
-        <w:t>Consumer Discretionary: soft (avg -1.43%)</w:t>
+        <w:t>Consumer Discretionary: lagging (avg -3.57%)</w:t>
       </w:r>
     </w:p>
     <w:p>
       <w:pPr>
         <w:numPr>
           <w:ilvl w:val="0"/>
-          <w:numId w:val="29"/>
+          <w:numId w:val="31"/>
         </w:numPr>
         <w:rPr>
           <w:b/>
@@ -143,14 +143,14 @@
           <w:b/>
           <w:bCs/>
         </w:rPr>
-        <w:t>Financials: steady (avg +0.80%)</w:t>
+        <w:t>Financials: soft (avg -1.32%)</w:t>
       </w:r>
     </w:p>
     <w:p>
       <w:pPr>
         <w:numPr>
           <w:ilvl w:val="0"/>
-          <w:numId w:val="29"/>
+          <w:numId w:val="31"/>
         </w:numPr>
         <w:rPr>
           <w:b/>
@@ -162,14 +162,14 @@
           <w:b/>
           <w:bCs/>
         </w:rPr>
-        <w:t>Utilities: firm (avg +0.31%)</w:t>
+        <w:t>Utilities: firm (avg +0.61%)</w:t>
       </w:r>
     </w:p>
     <w:p>
       <w:pPr>
         <w:numPr>
           <w:ilvl w:val="0"/>
-          <w:numId w:val="29"/>
+          <w:numId w:val="31"/>
         </w:numPr>
         <w:rPr>
           <w:b/>
@@ -181,14 +181,14 @@
           <w:b/>
           <w:bCs/>
         </w:rPr>
-        <w:t>Real Estate: flat (avg -0.03%)</w:t>
+        <w:t>Real Estate: soft (avg -0.73%)</w:t>
       </w:r>
     </w:p>
     <w:p>
       <w:pPr>
         <w:numPr>
           <w:ilvl w:val="0"/>
-          <w:numId w:val="29"/>
+          <w:numId w:val="31"/>
         </w:numPr>
         <w:rPr>
           <w:b/>
@@ -200,14 +200,14 @@
           <w:b/>
           <w:bCs/>
         </w:rPr>
-        <w:t>Materials: weak (avg -1.20%)</w:t>
+        <w:t>Materials: weak (avg -2.66%)</w:t>
       </w:r>
     </w:p>
     <w:p>
       <w:pPr>
         <w:numPr>
           <w:ilvl w:val="0"/>
-          <w:numId w:val="29"/>
+          <w:numId w:val="31"/>
         </w:numPr>
         <w:rPr>
           <w:b/>
@@ -219,14 +219,14 @@
           <w:b/>
           <w:bCs/>
         </w:rPr>
-        <w:t>Energy: leading (avg +5.95%)</w:t>
+        <w:t>Energy: leading (avg +4.41%)</w:t>
       </w:r>
     </w:p>
     <w:p>
       <w:pPr>
         <w:numPr>
           <w:ilvl w:val="0"/>
-          <w:numId w:val="29"/>
+          <w:numId w:val="31"/>
         </w:numPr>
         <w:rPr>
           <w:b/>
@@ -238,14 +238,14 @@
           <w:b/>
           <w:bCs/>
         </w:rPr>
-        <w:t>Health Care: strong (avg +2.50%)</w:t>
+        <w:t>Health Care: strong (avg +2.49%)</w:t>
       </w:r>
     </w:p>
     <w:p>
       <w:pPr>
         <w:numPr>
           <w:ilvl w:val="0"/>
-          <w:numId w:val="29"/>
+          <w:numId w:val="31"/>
         </w:numPr>
         <w:rPr>
           <w:b/>
@@ -257,7 +257,7 @@
           <w:b/>
           <w:bCs/>
         </w:rPr>
-        <w:t>Communication Services: lagging (avg -3.24%)</w:t>
+        <w:t>Communication Services: lagging (avg -3.33%)</w:t>
       </w:r>
     </w:p>
     <w:p>
@@ -279,7 +279,7 @@
       <w:pPr>
         <w:numPr>
           <w:ilvl w:val="0"/>
-          <w:numId w:val="30"/>
+          <w:numId w:val="32"/>
         </w:numPr>
         <w:rPr>
           <w:b/>
@@ -291,14 +291,14 @@
           <w:b/>
           <w:bCs/>
         </w:rPr>
-        <w:t>Gold: bid (+2.13%)</w:t>
+        <w:t>Gold: bid (+1.69%)</w:t>
       </w:r>
     </w:p>
     <w:p>
       <w:pPr>
         <w:numPr>
           <w:ilvl w:val="0"/>
-          <w:numId w:val="30"/>
+          <w:numId w:val="32"/>
         </w:numPr>
         <w:rPr>
           <w:b/>
@@ -310,14 +310,14 @@
           <w:b/>
           <w:bCs/>
         </w:rPr>
-        <w:t>USD: soft (-0.35%)</w:t>
+        <w:t>USD: flat (0.00%)</w:t>
       </w:r>
     </w:p>
     <w:p>
       <w:pPr>
         <w:numPr>
           <w:ilvl w:val="0"/>
-          <w:numId w:val="30"/>
+          <w:numId w:val="32"/>
         </w:numPr>
         <w:rPr>
           <w:b/>
@@ -329,14 +329,14 @@
           <w:b/>
           <w:bCs/>
         </w:rPr>
-        <w:t>Yields: rising (+1.09%)</w:t>
+        <w:t>Yields: rising (+0.49%)</w:t>
       </w:r>
     </w:p>
     <w:p>
       <w:pPr>
         <w:numPr>
           <w:ilvl w:val="0"/>
-          <w:numId w:val="30"/>
+          <w:numId w:val="32"/>
         </w:numPr>
         <w:rPr>
           <w:b/>
@@ -348,14 +348,14 @@
           <w:b/>
           <w:bCs/>
         </w:rPr>
-        <w:t>Bonds: weak (-0.86%)</w:t>
+        <w:t>Bonds: soft (-0.77%)</w:t>
       </w:r>
     </w:p>
     <w:p>
       <w:pPr>
         <w:numPr>
           <w:ilvl w:val="0"/>
-          <w:numId w:val="30"/>
+          <w:numId w:val="32"/>
         </w:numPr>
         <w:rPr>
           <w:b/>
@@ -368,7 +368,7 @@
           <w:bCs/>
         </w:rPr>
         <w:lastRenderedPageBreak/>
-        <w:t>Energy complex: strong (+4.13%)</w:t>
+        <w:t>Energy complex: strong (+3.62%)</w:t>
       </w:r>
     </w:p>
     <w:p>
@@ -383,18 +383,9 @@
           <w:b/>
           <w:bCs/>
         </w:rPr>
-        <w:t>Bottom line: Market breadth sits near 50/50 as leadership narrows toward Energy and Health Care, with steady participation from Staples and Financials while Technology, Communication Services, and Industrials continue to drag</w:t>
-      </w:r>
-      <w:bookmarkStart w:id="0" w:name="_Hlk214043311"/>
-      <w:r>
-        <w:rPr>
-          <w:b/>
-          <w:bCs/>
-        </w:rPr>
-        <w:t>. The macro tone — gold bid, USD soft, yields rising, bonds weak, and energy strong — signals a reflationary shift where growth expectations are firming while inflation pressures reheat modestly. The market is tilting toward hard assets and late-cycle leadership, while growth and duration-sensitive sectors remain under pressure amid rising rate dynamics.</w:t>
+        <w:t>Bottom line: Market breadth has narrowed again, with fewer than half of names positive. Leadership remains confined to Energy and Health Care, while Technology, Industrials, and Consumer sectors remain under broad pressure. The macro tone — gold bid, USD steady, yields rising, bonds soft, and a firm energy complex — signals reflationary undertones, with growth expectations holding firm but inflation pressures sticky. The tape continues to favor hard assets and late-cycle defensives, while growth, cyclicals, and rate-sensitive areas struggle to gain traction amid rising rate dynamics and uneven participation.</w:t>
       </w:r>
     </w:p>
-    <w:bookmarkEnd w:id="0"/>
     <w:p/>
     <w:sectPr>
       <w:pgSz w:w="15840" w:h="12240" w:orient="landscape"/>
@@ -1899,6 +1890,304 @@
     </w:lvl>
   </w:abstractNum>
   <w:abstractNum w:abstractNumId="10" w15:restartNumberingAfterBreak="0">
+    <w:nsid w:val="36FC1F49"/>
+    <w:multiLevelType w:val="multilevel"/>
+    <w:tmpl w:val="F8184EA4"/>
+    <w:lvl w:ilvl="0">
+      <w:start w:val="1"/>
+      <w:numFmt w:val="bullet"/>
+      <w:lvlText w:val=""/>
+      <w:lvlJc w:val="left"/>
+      <w:pPr>
+        <w:tabs>
+          <w:tab w:val="num" w:pos="720"/>
+        </w:tabs>
+        <w:ind w:left="720" w:hanging="360"/>
+      </w:pPr>
+      <w:rPr>
+        <w:rFonts w:ascii="Symbol" w:hAnsi="Symbol" w:hint="default"/>
+        <w:sz w:val="20"/>
+      </w:rPr>
+    </w:lvl>
+    <w:lvl w:ilvl="1" w:tentative="1">
+      <w:start w:val="1"/>
+      <w:numFmt w:val="bullet"/>
+      <w:lvlText w:val="o"/>
+      <w:lvlJc w:val="left"/>
+      <w:pPr>
+        <w:tabs>
+          <w:tab w:val="num" w:pos="1440"/>
+        </w:tabs>
+        <w:ind w:left="1440" w:hanging="360"/>
+      </w:pPr>
+      <w:rPr>
+        <w:rFonts w:ascii="Courier New" w:hAnsi="Courier New" w:hint="default"/>
+        <w:sz w:val="20"/>
+      </w:rPr>
+    </w:lvl>
+    <w:lvl w:ilvl="2" w:tentative="1">
+      <w:start w:val="1"/>
+      <w:numFmt w:val="bullet"/>
+      <w:lvlText w:val=""/>
+      <w:lvlJc w:val="left"/>
+      <w:pPr>
+        <w:tabs>
+          <w:tab w:val="num" w:pos="2160"/>
+        </w:tabs>
+        <w:ind w:left="2160" w:hanging="360"/>
+      </w:pPr>
+      <w:rPr>
+        <w:rFonts w:ascii="Wingdings" w:hAnsi="Wingdings" w:hint="default"/>
+        <w:sz w:val="20"/>
+      </w:rPr>
+    </w:lvl>
+    <w:lvl w:ilvl="3" w:tentative="1">
+      <w:start w:val="1"/>
+      <w:numFmt w:val="bullet"/>
+      <w:lvlText w:val=""/>
+      <w:lvlJc w:val="left"/>
+      <w:pPr>
+        <w:tabs>
+          <w:tab w:val="num" w:pos="2880"/>
+        </w:tabs>
+        <w:ind w:left="2880" w:hanging="360"/>
+      </w:pPr>
+      <w:rPr>
+        <w:rFonts w:ascii="Wingdings" w:hAnsi="Wingdings" w:hint="default"/>
+        <w:sz w:val="20"/>
+      </w:rPr>
+    </w:lvl>
+    <w:lvl w:ilvl="4" w:tentative="1">
+      <w:start w:val="1"/>
+      <w:numFmt w:val="bullet"/>
+      <w:lvlText w:val=""/>
+      <w:lvlJc w:val="left"/>
+      <w:pPr>
+        <w:tabs>
+          <w:tab w:val="num" w:pos="3600"/>
+        </w:tabs>
+        <w:ind w:left="3600" w:hanging="360"/>
+      </w:pPr>
+      <w:rPr>
+        <w:rFonts w:ascii="Wingdings" w:hAnsi="Wingdings" w:hint="default"/>
+        <w:sz w:val="20"/>
+      </w:rPr>
+    </w:lvl>
+    <w:lvl w:ilvl="5" w:tentative="1">
+      <w:start w:val="1"/>
+      <w:numFmt w:val="bullet"/>
+      <w:lvlText w:val=""/>
+      <w:lvlJc w:val="left"/>
+      <w:pPr>
+        <w:tabs>
+          <w:tab w:val="num" w:pos="4320"/>
+        </w:tabs>
+        <w:ind w:left="4320" w:hanging="360"/>
+      </w:pPr>
+      <w:rPr>
+        <w:rFonts w:ascii="Wingdings" w:hAnsi="Wingdings" w:hint="default"/>
+        <w:sz w:val="20"/>
+      </w:rPr>
+    </w:lvl>
+    <w:lvl w:ilvl="6" w:tentative="1">
+      <w:start w:val="1"/>
+      <w:numFmt w:val="bullet"/>
+      <w:lvlText w:val=""/>
+      <w:lvlJc w:val="left"/>
+      <w:pPr>
+        <w:tabs>
+          <w:tab w:val="num" w:pos="5040"/>
+        </w:tabs>
+        <w:ind w:left="5040" w:hanging="360"/>
+      </w:pPr>
+      <w:rPr>
+        <w:rFonts w:ascii="Wingdings" w:hAnsi="Wingdings" w:hint="default"/>
+        <w:sz w:val="20"/>
+      </w:rPr>
+    </w:lvl>
+    <w:lvl w:ilvl="7" w:tentative="1">
+      <w:start w:val="1"/>
+      <w:numFmt w:val="bullet"/>
+      <w:lvlText w:val=""/>
+      <w:lvlJc w:val="left"/>
+      <w:pPr>
+        <w:tabs>
+          <w:tab w:val="num" w:pos="5760"/>
+        </w:tabs>
+        <w:ind w:left="5760" w:hanging="360"/>
+      </w:pPr>
+      <w:rPr>
+        <w:rFonts w:ascii="Wingdings" w:hAnsi="Wingdings" w:hint="default"/>
+        <w:sz w:val="20"/>
+      </w:rPr>
+    </w:lvl>
+    <w:lvl w:ilvl="8" w:tentative="1">
+      <w:start w:val="1"/>
+      <w:numFmt w:val="bullet"/>
+      <w:lvlText w:val=""/>
+      <w:lvlJc w:val="left"/>
+      <w:pPr>
+        <w:tabs>
+          <w:tab w:val="num" w:pos="6480"/>
+        </w:tabs>
+        <w:ind w:left="6480" w:hanging="360"/>
+      </w:pPr>
+      <w:rPr>
+        <w:rFonts w:ascii="Wingdings" w:hAnsi="Wingdings" w:hint="default"/>
+        <w:sz w:val="20"/>
+      </w:rPr>
+    </w:lvl>
+  </w:abstractNum>
+  <w:abstractNum w:abstractNumId="11" w15:restartNumberingAfterBreak="0">
+    <w:nsid w:val="386B220B"/>
+    <w:multiLevelType w:val="multilevel"/>
+    <w:tmpl w:val="938CF98E"/>
+    <w:lvl w:ilvl="0">
+      <w:start w:val="1"/>
+      <w:numFmt w:val="bullet"/>
+      <w:lvlText w:val=""/>
+      <w:lvlJc w:val="left"/>
+      <w:pPr>
+        <w:tabs>
+          <w:tab w:val="num" w:pos="720"/>
+        </w:tabs>
+        <w:ind w:left="720" w:hanging="360"/>
+      </w:pPr>
+      <w:rPr>
+        <w:rFonts w:ascii="Symbol" w:hAnsi="Symbol" w:hint="default"/>
+        <w:sz w:val="20"/>
+      </w:rPr>
+    </w:lvl>
+    <w:lvl w:ilvl="1" w:tentative="1">
+      <w:start w:val="1"/>
+      <w:numFmt w:val="bullet"/>
+      <w:lvlText w:val="o"/>
+      <w:lvlJc w:val="left"/>
+      <w:pPr>
+        <w:tabs>
+          <w:tab w:val="num" w:pos="1440"/>
+        </w:tabs>
+        <w:ind w:left="1440" w:hanging="360"/>
+      </w:pPr>
+      <w:rPr>
+        <w:rFonts w:ascii="Courier New" w:hAnsi="Courier New" w:hint="default"/>
+        <w:sz w:val="20"/>
+      </w:rPr>
+    </w:lvl>
+    <w:lvl w:ilvl="2" w:tentative="1">
+      <w:start w:val="1"/>
+      <w:numFmt w:val="bullet"/>
+      <w:lvlText w:val=""/>
+      <w:lvlJc w:val="left"/>
+      <w:pPr>
+        <w:tabs>
+          <w:tab w:val="num" w:pos="2160"/>
+        </w:tabs>
+        <w:ind w:left="2160" w:hanging="360"/>
+      </w:pPr>
+      <w:rPr>
+        <w:rFonts w:ascii="Wingdings" w:hAnsi="Wingdings" w:hint="default"/>
+        <w:sz w:val="20"/>
+      </w:rPr>
+    </w:lvl>
+    <w:lvl w:ilvl="3" w:tentative="1">
+      <w:start w:val="1"/>
+      <w:numFmt w:val="bullet"/>
+      <w:lvlText w:val=""/>
+      <w:lvlJc w:val="left"/>
+      <w:pPr>
+        <w:tabs>
+          <w:tab w:val="num" w:pos="2880"/>
+        </w:tabs>
+        <w:ind w:left="2880" w:hanging="360"/>
+      </w:pPr>
+      <w:rPr>
+        <w:rFonts w:ascii="Wingdings" w:hAnsi="Wingdings" w:hint="default"/>
+        <w:sz w:val="20"/>
+      </w:rPr>
+    </w:lvl>
+    <w:lvl w:ilvl="4" w:tentative="1">
+      <w:start w:val="1"/>
+      <w:numFmt w:val="bullet"/>
+      <w:lvlText w:val=""/>
+      <w:lvlJc w:val="left"/>
+      <w:pPr>
+        <w:tabs>
+          <w:tab w:val="num" w:pos="3600"/>
+        </w:tabs>
+        <w:ind w:left="3600" w:hanging="360"/>
+      </w:pPr>
+      <w:rPr>
+        <w:rFonts w:ascii="Wingdings" w:hAnsi="Wingdings" w:hint="default"/>
+        <w:sz w:val="20"/>
+      </w:rPr>
+    </w:lvl>
+    <w:lvl w:ilvl="5" w:tentative="1">
+      <w:start w:val="1"/>
+      <w:numFmt w:val="bullet"/>
+      <w:lvlText w:val=""/>
+      <w:lvlJc w:val="left"/>
+      <w:pPr>
+        <w:tabs>
+          <w:tab w:val="num" w:pos="4320"/>
+        </w:tabs>
+        <w:ind w:left="4320" w:hanging="360"/>
+      </w:pPr>
+      <w:rPr>
+        <w:rFonts w:ascii="Wingdings" w:hAnsi="Wingdings" w:hint="default"/>
+        <w:sz w:val="20"/>
+      </w:rPr>
+    </w:lvl>
+    <w:lvl w:ilvl="6" w:tentative="1">
+      <w:start w:val="1"/>
+      <w:numFmt w:val="bullet"/>
+      <w:lvlText w:val=""/>
+      <w:lvlJc w:val="left"/>
+      <w:pPr>
+        <w:tabs>
+          <w:tab w:val="num" w:pos="5040"/>
+        </w:tabs>
+        <w:ind w:left="5040" w:hanging="360"/>
+      </w:pPr>
+      <w:rPr>
+        <w:rFonts w:ascii="Wingdings" w:hAnsi="Wingdings" w:hint="default"/>
+        <w:sz w:val="20"/>
+      </w:rPr>
+    </w:lvl>
+    <w:lvl w:ilvl="7" w:tentative="1">
+      <w:start w:val="1"/>
+      <w:numFmt w:val="bullet"/>
+      <w:lvlText w:val=""/>
+      <w:lvlJc w:val="left"/>
+      <w:pPr>
+        <w:tabs>
+          <w:tab w:val="num" w:pos="5760"/>
+        </w:tabs>
+        <w:ind w:left="5760" w:hanging="360"/>
+      </w:pPr>
+      <w:rPr>
+        <w:rFonts w:ascii="Wingdings" w:hAnsi="Wingdings" w:hint="default"/>
+        <w:sz w:val="20"/>
+      </w:rPr>
+    </w:lvl>
+    <w:lvl w:ilvl="8" w:tentative="1">
+      <w:start w:val="1"/>
+      <w:numFmt w:val="bullet"/>
+      <w:lvlText w:val=""/>
+      <w:lvlJc w:val="left"/>
+      <w:pPr>
+        <w:tabs>
+          <w:tab w:val="num" w:pos="6480"/>
+        </w:tabs>
+        <w:ind w:left="6480" w:hanging="360"/>
+      </w:pPr>
+      <w:rPr>
+        <w:rFonts w:ascii="Wingdings" w:hAnsi="Wingdings" w:hint="default"/>
+        <w:sz w:val="20"/>
+      </w:rPr>
+    </w:lvl>
+  </w:abstractNum>
+  <w:abstractNum w:abstractNumId="12" w15:restartNumberingAfterBreak="0">
     <w:nsid w:val="3ADB285E"/>
     <w:multiLevelType w:val="multilevel"/>
     <w:tmpl w:val="C1CC36AA"/>
@@ -2047,7 +2336,7 @@
       </w:rPr>
     </w:lvl>
   </w:abstractNum>
-  <w:abstractNum w:abstractNumId="11" w15:restartNumberingAfterBreak="0">
+  <w:abstractNum w:abstractNumId="13" w15:restartNumberingAfterBreak="0">
     <w:nsid w:val="3CB22BDF"/>
     <w:multiLevelType w:val="multilevel"/>
     <w:tmpl w:val="82D830E8"/>
@@ -2196,7 +2485,7 @@
       </w:rPr>
     </w:lvl>
   </w:abstractNum>
-  <w:abstractNum w:abstractNumId="12" w15:restartNumberingAfterBreak="0">
+  <w:abstractNum w:abstractNumId="14" w15:restartNumberingAfterBreak="0">
     <w:nsid w:val="3E6B3CBA"/>
     <w:multiLevelType w:val="multilevel"/>
     <w:tmpl w:val="B966FB58"/>
@@ -2345,7 +2634,7 @@
       </w:rPr>
     </w:lvl>
   </w:abstractNum>
-  <w:abstractNum w:abstractNumId="13" w15:restartNumberingAfterBreak="0">
+  <w:abstractNum w:abstractNumId="15" w15:restartNumberingAfterBreak="0">
     <w:nsid w:val="40E9646D"/>
     <w:multiLevelType w:val="multilevel"/>
     <w:tmpl w:val="04AA5836"/>
@@ -2494,7 +2783,7 @@
       </w:rPr>
     </w:lvl>
   </w:abstractNum>
-  <w:abstractNum w:abstractNumId="14" w15:restartNumberingAfterBreak="0">
+  <w:abstractNum w:abstractNumId="16" w15:restartNumberingAfterBreak="0">
     <w:nsid w:val="416D3314"/>
     <w:multiLevelType w:val="multilevel"/>
     <w:tmpl w:val="A63E4C0C"/>
@@ -2643,7 +2932,7 @@
       </w:rPr>
     </w:lvl>
   </w:abstractNum>
-  <w:abstractNum w:abstractNumId="15" w15:restartNumberingAfterBreak="0">
+  <w:abstractNum w:abstractNumId="17" w15:restartNumberingAfterBreak="0">
     <w:nsid w:val="4D9F183E"/>
     <w:multiLevelType w:val="multilevel"/>
     <w:tmpl w:val="7CBA77CC"/>
@@ -2792,7 +3081,7 @@
       </w:rPr>
     </w:lvl>
   </w:abstractNum>
-  <w:abstractNum w:abstractNumId="16" w15:restartNumberingAfterBreak="0">
+  <w:abstractNum w:abstractNumId="18" w15:restartNumberingAfterBreak="0">
     <w:nsid w:val="51DF1E77"/>
     <w:multiLevelType w:val="multilevel"/>
     <w:tmpl w:val="E10AD46A"/>
@@ -2941,7 +3230,7 @@
       </w:rPr>
     </w:lvl>
   </w:abstractNum>
-  <w:abstractNum w:abstractNumId="17" w15:restartNumberingAfterBreak="0">
+  <w:abstractNum w:abstractNumId="19" w15:restartNumberingAfterBreak="0">
     <w:nsid w:val="52246ABA"/>
     <w:multiLevelType w:val="multilevel"/>
     <w:tmpl w:val="801633D8"/>
@@ -3090,7 +3379,7 @@
       </w:rPr>
     </w:lvl>
   </w:abstractNum>
-  <w:abstractNum w:abstractNumId="18" w15:restartNumberingAfterBreak="0">
+  <w:abstractNum w:abstractNumId="20" w15:restartNumberingAfterBreak="0">
     <w:nsid w:val="57B92E2B"/>
     <w:multiLevelType w:val="multilevel"/>
     <w:tmpl w:val="E716FDA8"/>
@@ -3239,7 +3528,7 @@
       </w:rPr>
     </w:lvl>
   </w:abstractNum>
-  <w:abstractNum w:abstractNumId="19" w15:restartNumberingAfterBreak="0">
+  <w:abstractNum w:abstractNumId="21" w15:restartNumberingAfterBreak="0">
     <w:nsid w:val="57E651EE"/>
     <w:multiLevelType w:val="multilevel"/>
     <w:tmpl w:val="CAB8AB08"/>
@@ -3388,7 +3677,7 @@
       </w:rPr>
     </w:lvl>
   </w:abstractNum>
-  <w:abstractNum w:abstractNumId="20" w15:restartNumberingAfterBreak="0">
+  <w:abstractNum w:abstractNumId="22" w15:restartNumberingAfterBreak="0">
     <w:nsid w:val="59100B2A"/>
     <w:multiLevelType w:val="multilevel"/>
     <w:tmpl w:val="1A6056BC"/>
@@ -3537,7 +3826,7 @@
       </w:rPr>
     </w:lvl>
   </w:abstractNum>
-  <w:abstractNum w:abstractNumId="21" w15:restartNumberingAfterBreak="0">
+  <w:abstractNum w:abstractNumId="23" w15:restartNumberingAfterBreak="0">
     <w:nsid w:val="5C0625C1"/>
     <w:multiLevelType w:val="multilevel"/>
     <w:tmpl w:val="2A241968"/>
@@ -3686,7 +3975,7 @@
       </w:rPr>
     </w:lvl>
   </w:abstractNum>
-  <w:abstractNum w:abstractNumId="22" w15:restartNumberingAfterBreak="0">
+  <w:abstractNum w:abstractNumId="24" w15:restartNumberingAfterBreak="0">
     <w:nsid w:val="5D136671"/>
     <w:multiLevelType w:val="multilevel"/>
     <w:tmpl w:val="A488745C"/>
@@ -3835,7 +4124,7 @@
       </w:rPr>
     </w:lvl>
   </w:abstractNum>
-  <w:abstractNum w:abstractNumId="23" w15:restartNumberingAfterBreak="0">
+  <w:abstractNum w:abstractNumId="25" w15:restartNumberingAfterBreak="0">
     <w:nsid w:val="60654821"/>
     <w:multiLevelType w:val="multilevel"/>
     <w:tmpl w:val="AF04D872"/>
@@ -3984,7 +4273,7 @@
       </w:rPr>
     </w:lvl>
   </w:abstractNum>
-  <w:abstractNum w:abstractNumId="24" w15:restartNumberingAfterBreak="0">
+  <w:abstractNum w:abstractNumId="26" w15:restartNumberingAfterBreak="0">
     <w:nsid w:val="63A04C72"/>
     <w:multiLevelType w:val="multilevel"/>
     <w:tmpl w:val="0818C51A"/>
@@ -4133,7 +4422,7 @@
       </w:rPr>
     </w:lvl>
   </w:abstractNum>
-  <w:abstractNum w:abstractNumId="25" w15:restartNumberingAfterBreak="0">
+  <w:abstractNum w:abstractNumId="27" w15:restartNumberingAfterBreak="0">
     <w:nsid w:val="6C862971"/>
     <w:multiLevelType w:val="multilevel"/>
     <w:tmpl w:val="406E48B4"/>
@@ -4282,7 +4571,7 @@
       </w:rPr>
     </w:lvl>
   </w:abstractNum>
-  <w:abstractNum w:abstractNumId="26" w15:restartNumberingAfterBreak="0">
+  <w:abstractNum w:abstractNumId="28" w15:restartNumberingAfterBreak="0">
     <w:nsid w:val="76A32177"/>
     <w:multiLevelType w:val="multilevel"/>
     <w:tmpl w:val="F0F44562"/>
@@ -4431,7 +4720,7 @@
       </w:rPr>
     </w:lvl>
   </w:abstractNum>
-  <w:abstractNum w:abstractNumId="27" w15:restartNumberingAfterBreak="0">
+  <w:abstractNum w:abstractNumId="29" w15:restartNumberingAfterBreak="0">
     <w:nsid w:val="7A543667"/>
     <w:multiLevelType w:val="multilevel"/>
     <w:tmpl w:val="7400B7CA"/>
@@ -4580,7 +4869,7 @@
       </w:rPr>
     </w:lvl>
   </w:abstractNum>
-  <w:abstractNum w:abstractNumId="28" w15:restartNumberingAfterBreak="0">
+  <w:abstractNum w:abstractNumId="30" w15:restartNumberingAfterBreak="0">
     <w:nsid w:val="7B0413A8"/>
     <w:multiLevelType w:val="multilevel"/>
     <w:tmpl w:val="87AAE7C0"/>
@@ -4729,7 +5018,7 @@
       </w:rPr>
     </w:lvl>
   </w:abstractNum>
-  <w:abstractNum w:abstractNumId="29" w15:restartNumberingAfterBreak="0">
+  <w:abstractNum w:abstractNumId="31" w15:restartNumberingAfterBreak="0">
     <w:nsid w:val="7D447212"/>
     <w:multiLevelType w:val="multilevel"/>
     <w:tmpl w:val="BECE678E"/>
@@ -4879,16 +5168,16 @@
     </w:lvl>
   </w:abstractNum>
   <w:num w:numId="1" w16cid:durableId="10568627">
-    <w:abstractNumId w:val="24"/>
+    <w:abstractNumId w:val="26"/>
   </w:num>
   <w:num w:numId="2" w16cid:durableId="1522012968">
-    <w:abstractNumId w:val="25"/>
+    <w:abstractNumId w:val="27"/>
   </w:num>
   <w:num w:numId="3" w16cid:durableId="467479977">
     <w:abstractNumId w:val="8"/>
   </w:num>
   <w:num w:numId="4" w16cid:durableId="556473470">
-    <w:abstractNumId w:val="23"/>
+    <w:abstractNumId w:val="25"/>
   </w:num>
   <w:num w:numId="5" w16cid:durableId="324093746">
     <w:abstractNumId w:val="3"/>
@@ -4897,64 +5186,64 @@
     <w:abstractNumId w:val="2"/>
   </w:num>
   <w:num w:numId="7" w16cid:durableId="1406997827">
-    <w:abstractNumId w:val="11"/>
+    <w:abstractNumId w:val="13"/>
   </w:num>
   <w:num w:numId="8" w16cid:durableId="1120878745">
-    <w:abstractNumId w:val="22"/>
+    <w:abstractNumId w:val="24"/>
   </w:num>
   <w:num w:numId="9" w16cid:durableId="1149397064">
     <w:abstractNumId w:val="7"/>
   </w:num>
   <w:num w:numId="10" w16cid:durableId="1752506734">
-    <w:abstractNumId w:val="19"/>
+    <w:abstractNumId w:val="21"/>
   </w:num>
   <w:num w:numId="11" w16cid:durableId="458572310">
-    <w:abstractNumId w:val="15"/>
+    <w:abstractNumId w:val="17"/>
   </w:num>
   <w:num w:numId="12" w16cid:durableId="155416387">
-    <w:abstractNumId w:val="29"/>
+    <w:abstractNumId w:val="31"/>
   </w:num>
   <w:num w:numId="13" w16cid:durableId="1782383777">
     <w:abstractNumId w:val="5"/>
   </w:num>
   <w:num w:numId="14" w16cid:durableId="107509697">
+    <w:abstractNumId w:val="14"/>
+  </w:num>
+  <w:num w:numId="15" w16cid:durableId="1129397043">
     <w:abstractNumId w:val="12"/>
   </w:num>
-  <w:num w:numId="15" w16cid:durableId="1129397043">
-    <w:abstractNumId w:val="10"/>
-  </w:num>
   <w:num w:numId="16" w16cid:durableId="1810397293">
-    <w:abstractNumId w:val="20"/>
+    <w:abstractNumId w:val="22"/>
   </w:num>
   <w:num w:numId="17" w16cid:durableId="1400206805">
-    <w:abstractNumId w:val="18"/>
+    <w:abstractNumId w:val="20"/>
   </w:num>
   <w:num w:numId="18" w16cid:durableId="1596785061">
     <w:abstractNumId w:val="9"/>
   </w:num>
   <w:num w:numId="19" w16cid:durableId="989752143">
+    <w:abstractNumId w:val="30"/>
+  </w:num>
+  <w:num w:numId="20" w16cid:durableId="717051066">
+    <w:abstractNumId w:val="29"/>
+  </w:num>
+  <w:num w:numId="21" w16cid:durableId="1144083627">
+    <w:abstractNumId w:val="18"/>
+  </w:num>
+  <w:num w:numId="22" w16cid:durableId="334652219">
     <w:abstractNumId w:val="28"/>
   </w:num>
-  <w:num w:numId="20" w16cid:durableId="717051066">
-    <w:abstractNumId w:val="27"/>
-  </w:num>
-  <w:num w:numId="21" w16cid:durableId="1144083627">
-    <w:abstractNumId w:val="16"/>
-  </w:num>
-  <w:num w:numId="22" w16cid:durableId="334652219">
-    <w:abstractNumId w:val="26"/>
-  </w:num>
   <w:num w:numId="23" w16cid:durableId="835848874">
-    <w:abstractNumId w:val="17"/>
+    <w:abstractNumId w:val="19"/>
   </w:num>
   <w:num w:numId="24" w16cid:durableId="1796488119">
-    <w:abstractNumId w:val="14"/>
+    <w:abstractNumId w:val="16"/>
   </w:num>
   <w:num w:numId="25" w16cid:durableId="1142887093">
     <w:abstractNumId w:val="4"/>
   </w:num>
   <w:num w:numId="26" w16cid:durableId="152600500">
-    <w:abstractNumId w:val="21"/>
+    <w:abstractNumId w:val="23"/>
   </w:num>
   <w:num w:numId="27" w16cid:durableId="1463503763">
     <w:abstractNumId w:val="0"/>
@@ -4963,10 +5252,16 @@
     <w:abstractNumId w:val="1"/>
   </w:num>
   <w:num w:numId="29" w16cid:durableId="1304383920">
-    <w:abstractNumId w:val="13"/>
+    <w:abstractNumId w:val="15"/>
   </w:num>
   <w:num w:numId="30" w16cid:durableId="459107702">
     <w:abstractNumId w:val="6"/>
+  </w:num>
+  <w:num w:numId="31" w16cid:durableId="902788478">
+    <w:abstractNumId w:val="10"/>
+  </w:num>
+  <w:num w:numId="32" w16cid:durableId="812715340">
+    <w:abstractNumId w:val="11"/>
   </w:num>
   <w:numIdMacAtCleanup w:val="2"/>
 </w:numbering>

--- a/data/Market_Read_monthly.docx
+++ b/data/Market_Read_monthly.docx
@@ -14,7 +14,7 @@
           <w:b/>
           <w:bCs/>
         </w:rPr>
-        <w:t>Monthly Market Read: November 18, 2025</w:t>
+        <w:t>Monthly Market Read: November 20, 2025</w:t>
       </w:r>
     </w:p>
     <w:p>
@@ -36,7 +36,7 @@
       <w:pPr>
         <w:numPr>
           <w:ilvl w:val="0"/>
-          <w:numId w:val="31"/>
+          <w:numId w:val="33"/>
         </w:numPr>
         <w:rPr>
           <w:b/>
@@ -48,14 +48,14 @@
           <w:b/>
           <w:bCs/>
         </w:rPr>
-        <w:t>Breadth: 40.6% of names are positive.</w:t>
+        <w:t>Breadth: 33.1% of names are positive.</w:t>
       </w:r>
     </w:p>
     <w:p>
       <w:pPr>
         <w:numPr>
           <w:ilvl w:val="0"/>
-          <w:numId w:val="31"/>
+          <w:numId w:val="33"/>
         </w:numPr>
         <w:rPr>
           <w:b/>
@@ -67,14 +67,14 @@
           <w:b/>
           <w:bCs/>
         </w:rPr>
-        <w:t>Information Technology: lagging (avg -7.27%)</w:t>
+        <w:t>Information Technology: lagging (avg -9.78%)</w:t>
       </w:r>
     </w:p>
     <w:p>
       <w:pPr>
         <w:numPr>
           <w:ilvl w:val="0"/>
-          <w:numId w:val="31"/>
+          <w:numId w:val="33"/>
         </w:numPr>
         <w:rPr>
           <w:b/>
@@ -86,14 +86,14 @@
           <w:b/>
           <w:bCs/>
         </w:rPr>
-        <w:t>Industrials: weak (avg -3.40%)</w:t>
+        <w:t>Industrials: weak (avg -4.51%)</w:t>
       </w:r>
     </w:p>
     <w:p>
       <w:pPr>
         <w:numPr>
           <w:ilvl w:val="0"/>
-          <w:numId w:val="31"/>
+          <w:numId w:val="33"/>
         </w:numPr>
         <w:rPr>
           <w:b/>
@@ -105,14 +105,14 @@
           <w:b/>
           <w:bCs/>
         </w:rPr>
-        <w:t>Consumer Staples: firm (avg +1.01%)</w:t>
+        <w:t>Consumer Staples: firm (avg +0.25%)</w:t>
       </w:r>
     </w:p>
     <w:p>
       <w:pPr>
         <w:numPr>
           <w:ilvl w:val="0"/>
-          <w:numId w:val="31"/>
+          <w:numId w:val="33"/>
         </w:numPr>
         <w:rPr>
           <w:b/>
@@ -124,14 +124,14 @@
           <w:b/>
           <w:bCs/>
         </w:rPr>
-        <w:t>Consumer Discretionary: lagging (avg -3.57%)</w:t>
+        <w:t>Consumer Discretionary: lagging (avg -4.94%)</w:t>
       </w:r>
     </w:p>
     <w:p>
       <w:pPr>
         <w:numPr>
           <w:ilvl w:val="0"/>
-          <w:numId w:val="31"/>
+          <w:numId w:val="33"/>
         </w:numPr>
         <w:rPr>
           <w:b/>
@@ -143,14 +143,14 @@
           <w:b/>
           <w:bCs/>
         </w:rPr>
-        <w:t>Financials: soft (avg -1.32%)</w:t>
+        <w:t>Financials: soft (avg -1.70%)</w:t>
       </w:r>
     </w:p>
     <w:p>
       <w:pPr>
         <w:numPr>
           <w:ilvl w:val="0"/>
-          <w:numId w:val="31"/>
+          <w:numId w:val="33"/>
         </w:numPr>
         <w:rPr>
           <w:b/>
@@ -162,14 +162,14 @@
           <w:b/>
           <w:bCs/>
         </w:rPr>
-        <w:t>Utilities: firm (avg +0.61%)</w:t>
+        <w:t>Utilities: soft (avg -1.06%)</w:t>
       </w:r>
     </w:p>
     <w:p>
       <w:pPr>
         <w:numPr>
           <w:ilvl w:val="0"/>
-          <w:numId w:val="31"/>
+          <w:numId w:val="33"/>
         </w:numPr>
         <w:rPr>
           <w:b/>
@@ -181,14 +181,14 @@
           <w:b/>
           <w:bCs/>
         </w:rPr>
-        <w:t>Real Estate: soft (avg -0.73%)</w:t>
+        <w:t>Real Estate: weak (avg -1.74%)</w:t>
       </w:r>
     </w:p>
     <w:p>
       <w:pPr>
         <w:numPr>
           <w:ilvl w:val="0"/>
-          <w:numId w:val="31"/>
+          <w:numId w:val="33"/>
         </w:numPr>
         <w:rPr>
           <w:b/>
@@ -200,14 +200,14 @@
           <w:b/>
           <w:bCs/>
         </w:rPr>
-        <w:t>Materials: weak (avg -2.66%)</w:t>
+        <w:t>Materials: lagging (avg -4.17%)</w:t>
       </w:r>
     </w:p>
     <w:p>
       <w:pPr>
         <w:numPr>
           <w:ilvl w:val="0"/>
-          <w:numId w:val="31"/>
+          <w:numId w:val="33"/>
         </w:numPr>
         <w:rPr>
           <w:b/>
@@ -219,14 +219,14 @@
           <w:b/>
           <w:bCs/>
         </w:rPr>
-        <w:t>Energy: leading (avg +4.41%)</w:t>
+        <w:t>Energy: steady (avg +1.44%)</w:t>
       </w:r>
     </w:p>
     <w:p>
       <w:pPr>
         <w:numPr>
           <w:ilvl w:val="0"/>
-          <w:numId w:val="31"/>
+          <w:numId w:val="33"/>
         </w:numPr>
         <w:rPr>
           <w:b/>
@@ -238,14 +238,14 @@
           <w:b/>
           <w:bCs/>
         </w:rPr>
-        <w:t>Health Care: strong (avg +2.49%)</w:t>
+        <w:t>Health Care: firm (avg +1.36%)</w:t>
       </w:r>
     </w:p>
     <w:p>
       <w:pPr>
         <w:numPr>
           <w:ilvl w:val="0"/>
-          <w:numId w:val="31"/>
+          <w:numId w:val="33"/>
         </w:numPr>
         <w:rPr>
           <w:b/>
@@ -257,7 +257,7 @@
           <w:b/>
           <w:bCs/>
         </w:rPr>
-        <w:t>Communication Services: lagging (avg -3.33%)</w:t>
+        <w:t>Communication Services: lagging (avg -5.44%)</w:t>
       </w:r>
     </w:p>
     <w:p>
@@ -279,7 +279,7 @@
       <w:pPr>
         <w:numPr>
           <w:ilvl w:val="0"/>
-          <w:numId w:val="32"/>
+          <w:numId w:val="34"/>
         </w:numPr>
         <w:rPr>
           <w:b/>
@@ -291,14 +291,14 @@
           <w:b/>
           <w:bCs/>
         </w:rPr>
-        <w:t>Gold: bid (+1.69%)</w:t>
+        <w:t>Gold: bid (+1.83%)</w:t>
       </w:r>
     </w:p>
     <w:p>
       <w:pPr>
         <w:numPr>
           <w:ilvl w:val="0"/>
-          <w:numId w:val="32"/>
+          <w:numId w:val="34"/>
         </w:numPr>
         <w:rPr>
           <w:b/>
@@ -310,14 +310,14 @@
           <w:b/>
           <w:bCs/>
         </w:rPr>
-        <w:t>USD: flat (0.00%)</w:t>
+        <w:t>USD: firm (+0.71%)</w:t>
       </w:r>
     </w:p>
     <w:p>
       <w:pPr>
         <w:numPr>
           <w:ilvl w:val="0"/>
-          <w:numId w:val="32"/>
+          <w:numId w:val="34"/>
         </w:numPr>
         <w:rPr>
           <w:b/>
@@ -329,14 +329,14 @@
           <w:b/>
           <w:bCs/>
         </w:rPr>
-        <w:t>Yields: rising (+0.49%)</w:t>
+        <w:t>Yields: little change (+0.09%)</w:t>
       </w:r>
     </w:p>
     <w:p>
       <w:pPr>
         <w:numPr>
           <w:ilvl w:val="0"/>
-          <w:numId w:val="32"/>
+          <w:numId w:val="34"/>
         </w:numPr>
         <w:rPr>
           <w:b/>
@@ -348,14 +348,14 @@
           <w:b/>
           <w:bCs/>
         </w:rPr>
-        <w:t>Bonds: soft (-0.77%)</w:t>
+        <w:t>Bonds: soft (-0.67%)</w:t>
       </w:r>
     </w:p>
     <w:p>
       <w:pPr>
         <w:numPr>
           <w:ilvl w:val="0"/>
-          <w:numId w:val="32"/>
+          <w:numId w:val="34"/>
         </w:numPr>
         <w:rPr>
           <w:b/>
@@ -368,7 +368,7 @@
           <w:bCs/>
         </w:rPr>
         <w:lastRenderedPageBreak/>
-        <w:t>Energy complex: strong (+3.62%)</w:t>
+        <w:t>Energy complex: firm (+2.76%)</w:t>
       </w:r>
     </w:p>
     <w:p>
@@ -383,9 +383,18 @@
           <w:b/>
           <w:bCs/>
         </w:rPr>
-        <w:t>Bottom line: Market breadth has narrowed again, with fewer than half of names positive. Leadership remains confined to Energy and Health Care, while Technology, Industrials, and Consumer sectors remain under broad pressure. The macro tone — gold bid, USD steady, yields rising, bonds soft, and a firm energy complex — signals reflationary undertones, with growth expectations holding firm but inflation pressures sticky. The tape continues to favor hard assets and late-cycle defensives, while growth, cyclicals, and rate-sensitive areas struggle to gain traction amid rising rate dynamics and uneven participation.</w:t>
+        <w:t xml:space="preserve">Bottom line: Breadth deteriorated further with just one-third of names positive. The market continues to rotate away from growth and cyclicals, as Technology, Discretionary, and Communication Services drive broad weakness. Leadership remains narrow, anchored by Energy and Health Care, while defensive sectors like Staples show mild resilience. </w:t>
+      </w:r>
+      <w:bookmarkStart w:id="0" w:name="_Hlk214561741"/>
+      <w:r>
+        <w:rPr>
+          <w:b/>
+          <w:bCs/>
+        </w:rPr>
+        <w:t>The macro profile — gold bid, USD firm, stable yields, bonds soft, and energy firm — signals a stagflationary tilt, with growth slowing but inflation pressures sticky. The market tone favors hard assets, cash flow stability, and late-cycle defensives, while high-duration growth sectors remain under sustained pressure.</w:t>
       </w:r>
     </w:p>
+    <w:bookmarkEnd w:id="0"/>
     <w:p/>
     <w:sectPr>
       <w:pgSz w:w="15840" w:h="12240" w:orient="landscape"/>
@@ -1890,6 +1899,155 @@
     </w:lvl>
   </w:abstractNum>
   <w:abstractNum w:abstractNumId="10" w15:restartNumberingAfterBreak="0">
+    <w:nsid w:val="32BC04AA"/>
+    <w:multiLevelType w:val="multilevel"/>
+    <w:tmpl w:val="4D7AD4F6"/>
+    <w:lvl w:ilvl="0">
+      <w:start w:val="1"/>
+      <w:numFmt w:val="bullet"/>
+      <w:lvlText w:val=""/>
+      <w:lvlJc w:val="left"/>
+      <w:pPr>
+        <w:tabs>
+          <w:tab w:val="num" w:pos="720"/>
+        </w:tabs>
+        <w:ind w:left="720" w:hanging="360"/>
+      </w:pPr>
+      <w:rPr>
+        <w:rFonts w:ascii="Symbol" w:hAnsi="Symbol" w:hint="default"/>
+        <w:sz w:val="20"/>
+      </w:rPr>
+    </w:lvl>
+    <w:lvl w:ilvl="1" w:tentative="1">
+      <w:start w:val="1"/>
+      <w:numFmt w:val="bullet"/>
+      <w:lvlText w:val="o"/>
+      <w:lvlJc w:val="left"/>
+      <w:pPr>
+        <w:tabs>
+          <w:tab w:val="num" w:pos="1440"/>
+        </w:tabs>
+        <w:ind w:left="1440" w:hanging="360"/>
+      </w:pPr>
+      <w:rPr>
+        <w:rFonts w:ascii="Courier New" w:hAnsi="Courier New" w:hint="default"/>
+        <w:sz w:val="20"/>
+      </w:rPr>
+    </w:lvl>
+    <w:lvl w:ilvl="2" w:tentative="1">
+      <w:start w:val="1"/>
+      <w:numFmt w:val="bullet"/>
+      <w:lvlText w:val=""/>
+      <w:lvlJc w:val="left"/>
+      <w:pPr>
+        <w:tabs>
+          <w:tab w:val="num" w:pos="2160"/>
+        </w:tabs>
+        <w:ind w:left="2160" w:hanging="360"/>
+      </w:pPr>
+      <w:rPr>
+        <w:rFonts w:ascii="Wingdings" w:hAnsi="Wingdings" w:hint="default"/>
+        <w:sz w:val="20"/>
+      </w:rPr>
+    </w:lvl>
+    <w:lvl w:ilvl="3" w:tentative="1">
+      <w:start w:val="1"/>
+      <w:numFmt w:val="bullet"/>
+      <w:lvlText w:val=""/>
+      <w:lvlJc w:val="left"/>
+      <w:pPr>
+        <w:tabs>
+          <w:tab w:val="num" w:pos="2880"/>
+        </w:tabs>
+        <w:ind w:left="2880" w:hanging="360"/>
+      </w:pPr>
+      <w:rPr>
+        <w:rFonts w:ascii="Wingdings" w:hAnsi="Wingdings" w:hint="default"/>
+        <w:sz w:val="20"/>
+      </w:rPr>
+    </w:lvl>
+    <w:lvl w:ilvl="4" w:tentative="1">
+      <w:start w:val="1"/>
+      <w:numFmt w:val="bullet"/>
+      <w:lvlText w:val=""/>
+      <w:lvlJc w:val="left"/>
+      <w:pPr>
+        <w:tabs>
+          <w:tab w:val="num" w:pos="3600"/>
+        </w:tabs>
+        <w:ind w:left="3600" w:hanging="360"/>
+      </w:pPr>
+      <w:rPr>
+        <w:rFonts w:ascii="Wingdings" w:hAnsi="Wingdings" w:hint="default"/>
+        <w:sz w:val="20"/>
+      </w:rPr>
+    </w:lvl>
+    <w:lvl w:ilvl="5" w:tentative="1">
+      <w:start w:val="1"/>
+      <w:numFmt w:val="bullet"/>
+      <w:lvlText w:val=""/>
+      <w:lvlJc w:val="left"/>
+      <w:pPr>
+        <w:tabs>
+          <w:tab w:val="num" w:pos="4320"/>
+        </w:tabs>
+        <w:ind w:left="4320" w:hanging="360"/>
+      </w:pPr>
+      <w:rPr>
+        <w:rFonts w:ascii="Wingdings" w:hAnsi="Wingdings" w:hint="default"/>
+        <w:sz w:val="20"/>
+      </w:rPr>
+    </w:lvl>
+    <w:lvl w:ilvl="6" w:tentative="1">
+      <w:start w:val="1"/>
+      <w:numFmt w:val="bullet"/>
+      <w:lvlText w:val=""/>
+      <w:lvlJc w:val="left"/>
+      <w:pPr>
+        <w:tabs>
+          <w:tab w:val="num" w:pos="5040"/>
+        </w:tabs>
+        <w:ind w:left="5040" w:hanging="360"/>
+      </w:pPr>
+      <w:rPr>
+        <w:rFonts w:ascii="Wingdings" w:hAnsi="Wingdings" w:hint="default"/>
+        <w:sz w:val="20"/>
+      </w:rPr>
+    </w:lvl>
+    <w:lvl w:ilvl="7" w:tentative="1">
+      <w:start w:val="1"/>
+      <w:numFmt w:val="bullet"/>
+      <w:lvlText w:val=""/>
+      <w:lvlJc w:val="left"/>
+      <w:pPr>
+        <w:tabs>
+          <w:tab w:val="num" w:pos="5760"/>
+        </w:tabs>
+        <w:ind w:left="5760" w:hanging="360"/>
+      </w:pPr>
+      <w:rPr>
+        <w:rFonts w:ascii="Wingdings" w:hAnsi="Wingdings" w:hint="default"/>
+        <w:sz w:val="20"/>
+      </w:rPr>
+    </w:lvl>
+    <w:lvl w:ilvl="8" w:tentative="1">
+      <w:start w:val="1"/>
+      <w:numFmt w:val="bullet"/>
+      <w:lvlText w:val=""/>
+      <w:lvlJc w:val="left"/>
+      <w:pPr>
+        <w:tabs>
+          <w:tab w:val="num" w:pos="6480"/>
+        </w:tabs>
+        <w:ind w:left="6480" w:hanging="360"/>
+      </w:pPr>
+      <w:rPr>
+        <w:rFonts w:ascii="Wingdings" w:hAnsi="Wingdings" w:hint="default"/>
+        <w:sz w:val="20"/>
+      </w:rPr>
+    </w:lvl>
+  </w:abstractNum>
+  <w:abstractNum w:abstractNumId="11" w15:restartNumberingAfterBreak="0">
     <w:nsid w:val="36FC1F49"/>
     <w:multiLevelType w:val="multilevel"/>
     <w:tmpl w:val="F8184EA4"/>
@@ -2038,7 +2196,7 @@
       </w:rPr>
     </w:lvl>
   </w:abstractNum>
-  <w:abstractNum w:abstractNumId="11" w15:restartNumberingAfterBreak="0">
+  <w:abstractNum w:abstractNumId="12" w15:restartNumberingAfterBreak="0">
     <w:nsid w:val="386B220B"/>
     <w:multiLevelType w:val="multilevel"/>
     <w:tmpl w:val="938CF98E"/>
@@ -2187,7 +2345,7 @@
       </w:rPr>
     </w:lvl>
   </w:abstractNum>
-  <w:abstractNum w:abstractNumId="12" w15:restartNumberingAfterBreak="0">
+  <w:abstractNum w:abstractNumId="13" w15:restartNumberingAfterBreak="0">
     <w:nsid w:val="3ADB285E"/>
     <w:multiLevelType w:val="multilevel"/>
     <w:tmpl w:val="C1CC36AA"/>
@@ -2336,7 +2494,7 @@
       </w:rPr>
     </w:lvl>
   </w:abstractNum>
-  <w:abstractNum w:abstractNumId="13" w15:restartNumberingAfterBreak="0">
+  <w:abstractNum w:abstractNumId="14" w15:restartNumberingAfterBreak="0">
     <w:nsid w:val="3CB22BDF"/>
     <w:multiLevelType w:val="multilevel"/>
     <w:tmpl w:val="82D830E8"/>
@@ -2485,7 +2643,156 @@
       </w:rPr>
     </w:lvl>
   </w:abstractNum>
-  <w:abstractNum w:abstractNumId="14" w15:restartNumberingAfterBreak="0">
+  <w:abstractNum w:abstractNumId="15" w15:restartNumberingAfterBreak="0">
+    <w:nsid w:val="3D693287"/>
+    <w:multiLevelType w:val="multilevel"/>
+    <w:tmpl w:val="28A22B90"/>
+    <w:lvl w:ilvl="0">
+      <w:start w:val="1"/>
+      <w:numFmt w:val="bullet"/>
+      <w:lvlText w:val=""/>
+      <w:lvlJc w:val="left"/>
+      <w:pPr>
+        <w:tabs>
+          <w:tab w:val="num" w:pos="720"/>
+        </w:tabs>
+        <w:ind w:left="720" w:hanging="360"/>
+      </w:pPr>
+      <w:rPr>
+        <w:rFonts w:ascii="Symbol" w:hAnsi="Symbol" w:hint="default"/>
+        <w:sz w:val="20"/>
+      </w:rPr>
+    </w:lvl>
+    <w:lvl w:ilvl="1" w:tentative="1">
+      <w:start w:val="1"/>
+      <w:numFmt w:val="bullet"/>
+      <w:lvlText w:val="o"/>
+      <w:lvlJc w:val="left"/>
+      <w:pPr>
+        <w:tabs>
+          <w:tab w:val="num" w:pos="1440"/>
+        </w:tabs>
+        <w:ind w:left="1440" w:hanging="360"/>
+      </w:pPr>
+      <w:rPr>
+        <w:rFonts w:ascii="Courier New" w:hAnsi="Courier New" w:hint="default"/>
+        <w:sz w:val="20"/>
+      </w:rPr>
+    </w:lvl>
+    <w:lvl w:ilvl="2" w:tentative="1">
+      <w:start w:val="1"/>
+      <w:numFmt w:val="bullet"/>
+      <w:lvlText w:val=""/>
+      <w:lvlJc w:val="left"/>
+      <w:pPr>
+        <w:tabs>
+          <w:tab w:val="num" w:pos="2160"/>
+        </w:tabs>
+        <w:ind w:left="2160" w:hanging="360"/>
+      </w:pPr>
+      <w:rPr>
+        <w:rFonts w:ascii="Wingdings" w:hAnsi="Wingdings" w:hint="default"/>
+        <w:sz w:val="20"/>
+      </w:rPr>
+    </w:lvl>
+    <w:lvl w:ilvl="3" w:tentative="1">
+      <w:start w:val="1"/>
+      <w:numFmt w:val="bullet"/>
+      <w:lvlText w:val=""/>
+      <w:lvlJc w:val="left"/>
+      <w:pPr>
+        <w:tabs>
+          <w:tab w:val="num" w:pos="2880"/>
+        </w:tabs>
+        <w:ind w:left="2880" w:hanging="360"/>
+      </w:pPr>
+      <w:rPr>
+        <w:rFonts w:ascii="Wingdings" w:hAnsi="Wingdings" w:hint="default"/>
+        <w:sz w:val="20"/>
+      </w:rPr>
+    </w:lvl>
+    <w:lvl w:ilvl="4" w:tentative="1">
+      <w:start w:val="1"/>
+      <w:numFmt w:val="bullet"/>
+      <w:lvlText w:val=""/>
+      <w:lvlJc w:val="left"/>
+      <w:pPr>
+        <w:tabs>
+          <w:tab w:val="num" w:pos="3600"/>
+        </w:tabs>
+        <w:ind w:left="3600" w:hanging="360"/>
+      </w:pPr>
+      <w:rPr>
+        <w:rFonts w:ascii="Wingdings" w:hAnsi="Wingdings" w:hint="default"/>
+        <w:sz w:val="20"/>
+      </w:rPr>
+    </w:lvl>
+    <w:lvl w:ilvl="5" w:tentative="1">
+      <w:start w:val="1"/>
+      <w:numFmt w:val="bullet"/>
+      <w:lvlText w:val=""/>
+      <w:lvlJc w:val="left"/>
+      <w:pPr>
+        <w:tabs>
+          <w:tab w:val="num" w:pos="4320"/>
+        </w:tabs>
+        <w:ind w:left="4320" w:hanging="360"/>
+      </w:pPr>
+      <w:rPr>
+        <w:rFonts w:ascii="Wingdings" w:hAnsi="Wingdings" w:hint="default"/>
+        <w:sz w:val="20"/>
+      </w:rPr>
+    </w:lvl>
+    <w:lvl w:ilvl="6" w:tentative="1">
+      <w:start w:val="1"/>
+      <w:numFmt w:val="bullet"/>
+      <w:lvlText w:val=""/>
+      <w:lvlJc w:val="left"/>
+      <w:pPr>
+        <w:tabs>
+          <w:tab w:val="num" w:pos="5040"/>
+        </w:tabs>
+        <w:ind w:left="5040" w:hanging="360"/>
+      </w:pPr>
+      <w:rPr>
+        <w:rFonts w:ascii="Wingdings" w:hAnsi="Wingdings" w:hint="default"/>
+        <w:sz w:val="20"/>
+      </w:rPr>
+    </w:lvl>
+    <w:lvl w:ilvl="7" w:tentative="1">
+      <w:start w:val="1"/>
+      <w:numFmt w:val="bullet"/>
+      <w:lvlText w:val=""/>
+      <w:lvlJc w:val="left"/>
+      <w:pPr>
+        <w:tabs>
+          <w:tab w:val="num" w:pos="5760"/>
+        </w:tabs>
+        <w:ind w:left="5760" w:hanging="360"/>
+      </w:pPr>
+      <w:rPr>
+        <w:rFonts w:ascii="Wingdings" w:hAnsi="Wingdings" w:hint="default"/>
+        <w:sz w:val="20"/>
+      </w:rPr>
+    </w:lvl>
+    <w:lvl w:ilvl="8" w:tentative="1">
+      <w:start w:val="1"/>
+      <w:numFmt w:val="bullet"/>
+      <w:lvlText w:val=""/>
+      <w:lvlJc w:val="left"/>
+      <w:pPr>
+        <w:tabs>
+          <w:tab w:val="num" w:pos="6480"/>
+        </w:tabs>
+        <w:ind w:left="6480" w:hanging="360"/>
+      </w:pPr>
+      <w:rPr>
+        <w:rFonts w:ascii="Wingdings" w:hAnsi="Wingdings" w:hint="default"/>
+        <w:sz w:val="20"/>
+      </w:rPr>
+    </w:lvl>
+  </w:abstractNum>
+  <w:abstractNum w:abstractNumId="16" w15:restartNumberingAfterBreak="0">
     <w:nsid w:val="3E6B3CBA"/>
     <w:multiLevelType w:val="multilevel"/>
     <w:tmpl w:val="B966FB58"/>
@@ -2634,7 +2941,7 @@
       </w:rPr>
     </w:lvl>
   </w:abstractNum>
-  <w:abstractNum w:abstractNumId="15" w15:restartNumberingAfterBreak="0">
+  <w:abstractNum w:abstractNumId="17" w15:restartNumberingAfterBreak="0">
     <w:nsid w:val="40E9646D"/>
     <w:multiLevelType w:val="multilevel"/>
     <w:tmpl w:val="04AA5836"/>
@@ -2783,7 +3090,7 @@
       </w:rPr>
     </w:lvl>
   </w:abstractNum>
-  <w:abstractNum w:abstractNumId="16" w15:restartNumberingAfterBreak="0">
+  <w:abstractNum w:abstractNumId="18" w15:restartNumberingAfterBreak="0">
     <w:nsid w:val="416D3314"/>
     <w:multiLevelType w:val="multilevel"/>
     <w:tmpl w:val="A63E4C0C"/>
@@ -2932,7 +3239,7 @@
       </w:rPr>
     </w:lvl>
   </w:abstractNum>
-  <w:abstractNum w:abstractNumId="17" w15:restartNumberingAfterBreak="0">
+  <w:abstractNum w:abstractNumId="19" w15:restartNumberingAfterBreak="0">
     <w:nsid w:val="4D9F183E"/>
     <w:multiLevelType w:val="multilevel"/>
     <w:tmpl w:val="7CBA77CC"/>
@@ -3081,7 +3388,7 @@
       </w:rPr>
     </w:lvl>
   </w:abstractNum>
-  <w:abstractNum w:abstractNumId="18" w15:restartNumberingAfterBreak="0">
+  <w:abstractNum w:abstractNumId="20" w15:restartNumberingAfterBreak="0">
     <w:nsid w:val="51DF1E77"/>
     <w:multiLevelType w:val="multilevel"/>
     <w:tmpl w:val="E10AD46A"/>
@@ -3230,7 +3537,7 @@
       </w:rPr>
     </w:lvl>
   </w:abstractNum>
-  <w:abstractNum w:abstractNumId="19" w15:restartNumberingAfterBreak="0">
+  <w:abstractNum w:abstractNumId="21" w15:restartNumberingAfterBreak="0">
     <w:nsid w:val="52246ABA"/>
     <w:multiLevelType w:val="multilevel"/>
     <w:tmpl w:val="801633D8"/>
@@ -3379,7 +3686,7 @@
       </w:rPr>
     </w:lvl>
   </w:abstractNum>
-  <w:abstractNum w:abstractNumId="20" w15:restartNumberingAfterBreak="0">
+  <w:abstractNum w:abstractNumId="22" w15:restartNumberingAfterBreak="0">
     <w:nsid w:val="57B92E2B"/>
     <w:multiLevelType w:val="multilevel"/>
     <w:tmpl w:val="E716FDA8"/>
@@ -3528,7 +3835,7 @@
       </w:rPr>
     </w:lvl>
   </w:abstractNum>
-  <w:abstractNum w:abstractNumId="21" w15:restartNumberingAfterBreak="0">
+  <w:abstractNum w:abstractNumId="23" w15:restartNumberingAfterBreak="0">
     <w:nsid w:val="57E651EE"/>
     <w:multiLevelType w:val="multilevel"/>
     <w:tmpl w:val="CAB8AB08"/>
@@ -3677,7 +3984,7 @@
       </w:rPr>
     </w:lvl>
   </w:abstractNum>
-  <w:abstractNum w:abstractNumId="22" w15:restartNumberingAfterBreak="0">
+  <w:abstractNum w:abstractNumId="24" w15:restartNumberingAfterBreak="0">
     <w:nsid w:val="59100B2A"/>
     <w:multiLevelType w:val="multilevel"/>
     <w:tmpl w:val="1A6056BC"/>
@@ -3826,7 +4133,7 @@
       </w:rPr>
     </w:lvl>
   </w:abstractNum>
-  <w:abstractNum w:abstractNumId="23" w15:restartNumberingAfterBreak="0">
+  <w:abstractNum w:abstractNumId="25" w15:restartNumberingAfterBreak="0">
     <w:nsid w:val="5C0625C1"/>
     <w:multiLevelType w:val="multilevel"/>
     <w:tmpl w:val="2A241968"/>
@@ -3975,7 +4282,7 @@
       </w:rPr>
     </w:lvl>
   </w:abstractNum>
-  <w:abstractNum w:abstractNumId="24" w15:restartNumberingAfterBreak="0">
+  <w:abstractNum w:abstractNumId="26" w15:restartNumberingAfterBreak="0">
     <w:nsid w:val="5D136671"/>
     <w:multiLevelType w:val="multilevel"/>
     <w:tmpl w:val="A488745C"/>
@@ -4124,7 +4431,7 @@
       </w:rPr>
     </w:lvl>
   </w:abstractNum>
-  <w:abstractNum w:abstractNumId="25" w15:restartNumberingAfterBreak="0">
+  <w:abstractNum w:abstractNumId="27" w15:restartNumberingAfterBreak="0">
     <w:nsid w:val="60654821"/>
     <w:multiLevelType w:val="multilevel"/>
     <w:tmpl w:val="AF04D872"/>
@@ -4273,7 +4580,7 @@
       </w:rPr>
     </w:lvl>
   </w:abstractNum>
-  <w:abstractNum w:abstractNumId="26" w15:restartNumberingAfterBreak="0">
+  <w:abstractNum w:abstractNumId="28" w15:restartNumberingAfterBreak="0">
     <w:nsid w:val="63A04C72"/>
     <w:multiLevelType w:val="multilevel"/>
     <w:tmpl w:val="0818C51A"/>
@@ -4422,7 +4729,7 @@
       </w:rPr>
     </w:lvl>
   </w:abstractNum>
-  <w:abstractNum w:abstractNumId="27" w15:restartNumberingAfterBreak="0">
+  <w:abstractNum w:abstractNumId="29" w15:restartNumberingAfterBreak="0">
     <w:nsid w:val="6C862971"/>
     <w:multiLevelType w:val="multilevel"/>
     <w:tmpl w:val="406E48B4"/>
@@ -4571,7 +4878,7 @@
       </w:rPr>
     </w:lvl>
   </w:abstractNum>
-  <w:abstractNum w:abstractNumId="28" w15:restartNumberingAfterBreak="0">
+  <w:abstractNum w:abstractNumId="30" w15:restartNumberingAfterBreak="0">
     <w:nsid w:val="76A32177"/>
     <w:multiLevelType w:val="multilevel"/>
     <w:tmpl w:val="F0F44562"/>
@@ -4720,7 +5027,7 @@
       </w:rPr>
     </w:lvl>
   </w:abstractNum>
-  <w:abstractNum w:abstractNumId="29" w15:restartNumberingAfterBreak="0">
+  <w:abstractNum w:abstractNumId="31" w15:restartNumberingAfterBreak="0">
     <w:nsid w:val="7A543667"/>
     <w:multiLevelType w:val="multilevel"/>
     <w:tmpl w:val="7400B7CA"/>
@@ -4869,7 +5176,7 @@
       </w:rPr>
     </w:lvl>
   </w:abstractNum>
-  <w:abstractNum w:abstractNumId="30" w15:restartNumberingAfterBreak="0">
+  <w:abstractNum w:abstractNumId="32" w15:restartNumberingAfterBreak="0">
     <w:nsid w:val="7B0413A8"/>
     <w:multiLevelType w:val="multilevel"/>
     <w:tmpl w:val="87AAE7C0"/>
@@ -5018,7 +5325,7 @@
       </w:rPr>
     </w:lvl>
   </w:abstractNum>
-  <w:abstractNum w:abstractNumId="31" w15:restartNumberingAfterBreak="0">
+  <w:abstractNum w:abstractNumId="33" w15:restartNumberingAfterBreak="0">
     <w:nsid w:val="7D447212"/>
     <w:multiLevelType w:val="multilevel"/>
     <w:tmpl w:val="BECE678E"/>
@@ -5168,16 +5475,16 @@
     </w:lvl>
   </w:abstractNum>
   <w:num w:numId="1" w16cid:durableId="10568627">
-    <w:abstractNumId w:val="26"/>
+    <w:abstractNumId w:val="28"/>
   </w:num>
   <w:num w:numId="2" w16cid:durableId="1522012968">
-    <w:abstractNumId w:val="27"/>
+    <w:abstractNumId w:val="29"/>
   </w:num>
   <w:num w:numId="3" w16cid:durableId="467479977">
     <w:abstractNumId w:val="8"/>
   </w:num>
   <w:num w:numId="4" w16cid:durableId="556473470">
-    <w:abstractNumId w:val="25"/>
+    <w:abstractNumId w:val="27"/>
   </w:num>
   <w:num w:numId="5" w16cid:durableId="324093746">
     <w:abstractNumId w:val="3"/>
@@ -5186,64 +5493,64 @@
     <w:abstractNumId w:val="2"/>
   </w:num>
   <w:num w:numId="7" w16cid:durableId="1406997827">
-    <w:abstractNumId w:val="13"/>
+    <w:abstractNumId w:val="14"/>
   </w:num>
   <w:num w:numId="8" w16cid:durableId="1120878745">
-    <w:abstractNumId w:val="24"/>
+    <w:abstractNumId w:val="26"/>
   </w:num>
   <w:num w:numId="9" w16cid:durableId="1149397064">
     <w:abstractNumId w:val="7"/>
   </w:num>
   <w:num w:numId="10" w16cid:durableId="1752506734">
-    <w:abstractNumId w:val="21"/>
+    <w:abstractNumId w:val="23"/>
   </w:num>
   <w:num w:numId="11" w16cid:durableId="458572310">
-    <w:abstractNumId w:val="17"/>
+    <w:abstractNumId w:val="19"/>
   </w:num>
   <w:num w:numId="12" w16cid:durableId="155416387">
-    <w:abstractNumId w:val="31"/>
+    <w:abstractNumId w:val="33"/>
   </w:num>
   <w:num w:numId="13" w16cid:durableId="1782383777">
     <w:abstractNumId w:val="5"/>
   </w:num>
   <w:num w:numId="14" w16cid:durableId="107509697">
-    <w:abstractNumId w:val="14"/>
+    <w:abstractNumId w:val="16"/>
   </w:num>
   <w:num w:numId="15" w16cid:durableId="1129397043">
-    <w:abstractNumId w:val="12"/>
+    <w:abstractNumId w:val="13"/>
   </w:num>
   <w:num w:numId="16" w16cid:durableId="1810397293">
-    <w:abstractNumId w:val="22"/>
+    <w:abstractNumId w:val="24"/>
   </w:num>
   <w:num w:numId="17" w16cid:durableId="1400206805">
-    <w:abstractNumId w:val="20"/>
+    <w:abstractNumId w:val="22"/>
   </w:num>
   <w:num w:numId="18" w16cid:durableId="1596785061">
     <w:abstractNumId w:val="9"/>
   </w:num>
   <w:num w:numId="19" w16cid:durableId="989752143">
+    <w:abstractNumId w:val="32"/>
+  </w:num>
+  <w:num w:numId="20" w16cid:durableId="717051066">
+    <w:abstractNumId w:val="31"/>
+  </w:num>
+  <w:num w:numId="21" w16cid:durableId="1144083627">
+    <w:abstractNumId w:val="20"/>
+  </w:num>
+  <w:num w:numId="22" w16cid:durableId="334652219">
     <w:abstractNumId w:val="30"/>
   </w:num>
-  <w:num w:numId="20" w16cid:durableId="717051066">
-    <w:abstractNumId w:val="29"/>
-  </w:num>
-  <w:num w:numId="21" w16cid:durableId="1144083627">
-    <w:abstractNumId w:val="18"/>
-  </w:num>
-  <w:num w:numId="22" w16cid:durableId="334652219">
-    <w:abstractNumId w:val="28"/>
-  </w:num>
   <w:num w:numId="23" w16cid:durableId="835848874">
-    <w:abstractNumId w:val="19"/>
+    <w:abstractNumId w:val="21"/>
   </w:num>
   <w:num w:numId="24" w16cid:durableId="1796488119">
-    <w:abstractNumId w:val="16"/>
+    <w:abstractNumId w:val="18"/>
   </w:num>
   <w:num w:numId="25" w16cid:durableId="1142887093">
     <w:abstractNumId w:val="4"/>
   </w:num>
   <w:num w:numId="26" w16cid:durableId="152600500">
-    <w:abstractNumId w:val="23"/>
+    <w:abstractNumId w:val="25"/>
   </w:num>
   <w:num w:numId="27" w16cid:durableId="1463503763">
     <w:abstractNumId w:val="0"/>
@@ -5252,16 +5559,22 @@
     <w:abstractNumId w:val="1"/>
   </w:num>
   <w:num w:numId="29" w16cid:durableId="1304383920">
-    <w:abstractNumId w:val="15"/>
+    <w:abstractNumId w:val="17"/>
   </w:num>
   <w:num w:numId="30" w16cid:durableId="459107702">
     <w:abstractNumId w:val="6"/>
   </w:num>
   <w:num w:numId="31" w16cid:durableId="902788478">
+    <w:abstractNumId w:val="11"/>
+  </w:num>
+  <w:num w:numId="32" w16cid:durableId="812715340">
+    <w:abstractNumId w:val="12"/>
+  </w:num>
+  <w:num w:numId="33" w16cid:durableId="1199127333">
     <w:abstractNumId w:val="10"/>
   </w:num>
-  <w:num w:numId="32" w16cid:durableId="812715340">
-    <w:abstractNumId w:val="11"/>
+  <w:num w:numId="34" w16cid:durableId="1618901635">
+    <w:abstractNumId w:val="15"/>
   </w:num>
   <w:numIdMacAtCleanup w:val="2"/>
 </w:numbering>

--- a/data/Market_Read_monthly.docx
+++ b/data/Market_Read_monthly.docx
@@ -14,7 +14,7 @@
           <w:b/>
           <w:bCs/>
         </w:rPr>
-        <w:t>Monthly Market Read: November 20, 2025</w:t>
+        <w:t>Monthly Market Read: November 21, 2025</w:t>
       </w:r>
     </w:p>
     <w:p>
@@ -36,7 +36,7 @@
       <w:pPr>
         <w:numPr>
           <w:ilvl w:val="0"/>
-          <w:numId w:val="33"/>
+          <w:numId w:val="35"/>
         </w:numPr>
         <w:rPr>
           <w:b/>
@@ -48,14 +48,14 @@
           <w:b/>
           <w:bCs/>
         </w:rPr>
-        <w:t>Breadth: 33.1% of names are positive.</w:t>
+        <w:t>Breadth: 45.6% of names are positive.</w:t>
       </w:r>
     </w:p>
     <w:p>
       <w:pPr>
         <w:numPr>
           <w:ilvl w:val="0"/>
-          <w:numId w:val="33"/>
+          <w:numId w:val="35"/>
         </w:numPr>
         <w:rPr>
           <w:b/>
@@ -67,14 +67,14 @@
           <w:b/>
           <w:bCs/>
         </w:rPr>
-        <w:t>Information Technology: lagging (avg -9.78%)</w:t>
+        <w:t>Information Technology: lagging (avg -8.21%)</w:t>
       </w:r>
     </w:p>
     <w:p>
       <w:pPr>
         <w:numPr>
           <w:ilvl w:val="0"/>
-          <w:numId w:val="33"/>
+          <w:numId w:val="35"/>
         </w:numPr>
         <w:rPr>
           <w:b/>
@@ -86,14 +86,14 @@
           <w:b/>
           <w:bCs/>
         </w:rPr>
-        <w:t>Industrials: weak (avg -4.51%)</w:t>
+        <w:t>Industrials: weak (avg -2.55%)</w:t>
       </w:r>
     </w:p>
     <w:p>
       <w:pPr>
         <w:numPr>
           <w:ilvl w:val="0"/>
-          <w:numId w:val="33"/>
+          <w:numId w:val="35"/>
         </w:numPr>
         <w:rPr>
           <w:b/>
@@ -105,14 +105,14 @@
           <w:b/>
           <w:bCs/>
         </w:rPr>
-        <w:t>Consumer Staples: firm (avg +0.25%)</w:t>
+        <w:t>Consumer Staples: firm (avg +1.90%)</w:t>
       </w:r>
     </w:p>
     <w:p>
       <w:pPr>
         <w:numPr>
           <w:ilvl w:val="0"/>
-          <w:numId w:val="33"/>
+          <w:numId w:val="35"/>
         </w:numPr>
         <w:rPr>
           <w:b/>
@@ -124,14 +124,14 @@
           <w:b/>
           <w:bCs/>
         </w:rPr>
-        <w:t>Consumer Discretionary: lagging (avg -4.94%)</w:t>
+        <w:t>Consumer Discretionary: soft (avg -1.71%)</w:t>
       </w:r>
     </w:p>
     <w:p>
       <w:pPr>
         <w:numPr>
           <w:ilvl w:val="0"/>
-          <w:numId w:val="33"/>
+          <w:numId w:val="35"/>
         </w:numPr>
         <w:rPr>
           <w:b/>
@@ -143,14 +143,14 @@
           <w:b/>
           <w:bCs/>
         </w:rPr>
-        <w:t>Financials: soft (avg -1.70%)</w:t>
+        <w:t>Financials: steady (avg -0.22%)</w:t>
       </w:r>
     </w:p>
     <w:p>
       <w:pPr>
         <w:numPr>
           <w:ilvl w:val="0"/>
-          <w:numId w:val="33"/>
+          <w:numId w:val="35"/>
         </w:numPr>
         <w:rPr>
           <w:b/>
@@ -162,14 +162,14 @@
           <w:b/>
           <w:bCs/>
         </w:rPr>
-        <w:t>Utilities: soft (avg -1.06%)</w:t>
+        <w:t>Utilities: soft (avg -0.68%)</w:t>
       </w:r>
     </w:p>
     <w:p>
       <w:pPr>
         <w:numPr>
           <w:ilvl w:val="0"/>
-          <w:numId w:val="33"/>
+          <w:numId w:val="35"/>
         </w:numPr>
         <w:rPr>
           <w:b/>
@@ -181,14 +181,14 @@
           <w:b/>
           <w:bCs/>
         </w:rPr>
-        <w:t>Real Estate: weak (avg -1.74%)</w:t>
+        <w:t>Real Estate: flat (avg -0.13%)</w:t>
       </w:r>
     </w:p>
     <w:p>
       <w:pPr>
         <w:numPr>
           <w:ilvl w:val="0"/>
-          <w:numId w:val="33"/>
+          <w:numId w:val="35"/>
         </w:numPr>
         <w:rPr>
           <w:b/>
@@ -200,14 +200,14 @@
           <w:b/>
           <w:bCs/>
         </w:rPr>
-        <w:t>Materials: lagging (avg -4.17%)</w:t>
+        <w:t>Materials: weak (avg -1.56%)</w:t>
       </w:r>
     </w:p>
     <w:p>
       <w:pPr>
         <w:numPr>
           <w:ilvl w:val="0"/>
-          <w:numId w:val="33"/>
+          <w:numId w:val="35"/>
         </w:numPr>
         <w:rPr>
           <w:b/>
@@ -219,14 +219,14 @@
           <w:b/>
           <w:bCs/>
         </w:rPr>
-        <w:t>Energy: steady (avg +1.44%)</w:t>
+        <w:t>Energy: leading (avg +2.48%)</w:t>
       </w:r>
     </w:p>
     <w:p>
       <w:pPr>
         <w:numPr>
           <w:ilvl w:val="0"/>
-          <w:numId w:val="33"/>
+          <w:numId w:val="35"/>
         </w:numPr>
         <w:rPr>
           <w:b/>
@@ -238,14 +238,14 @@
           <w:b/>
           <w:bCs/>
         </w:rPr>
-        <w:t>Health Care: firm (avg +1.36%)</w:t>
+        <w:t>Health Care: strong (avg +4.31%)</w:t>
       </w:r>
     </w:p>
     <w:p>
       <w:pPr>
         <w:numPr>
           <w:ilvl w:val="0"/>
-          <w:numId w:val="33"/>
+          <w:numId w:val="35"/>
         </w:numPr>
         <w:rPr>
           <w:b/>
@@ -257,7 +257,7 @@
           <w:b/>
           <w:bCs/>
         </w:rPr>
-        <w:t>Communication Services: lagging (avg -5.44%)</w:t>
+        <w:t>Communication Services: lagging (avg -3.78%)</w:t>
       </w:r>
     </w:p>
     <w:p>
@@ -279,7 +279,7 @@
       <w:pPr>
         <w:numPr>
           <w:ilvl w:val="0"/>
-          <w:numId w:val="34"/>
+          <w:numId w:val="36"/>
         </w:numPr>
         <w:rPr>
           <w:b/>
@@ -291,14 +291,14 @@
           <w:b/>
           <w:bCs/>
         </w:rPr>
-        <w:t>Gold: bid (+1.83%)</w:t>
+        <w:t>Gold: bid (+1.67%)</w:t>
       </w:r>
     </w:p>
     <w:p>
       <w:pPr>
         <w:numPr>
           <w:ilvl w:val="0"/>
-          <w:numId w:val="34"/>
+          <w:numId w:val="36"/>
         </w:numPr>
         <w:rPr>
           <w:b/>
@@ -310,14 +310,14 @@
           <w:b/>
           <w:bCs/>
         </w:rPr>
-        <w:t>USD: firm (+0.71%)</w:t>
+        <w:t>USD: firm (+0.64%)</w:t>
       </w:r>
     </w:p>
     <w:p>
       <w:pPr>
         <w:numPr>
           <w:ilvl w:val="0"/>
-          <w:numId w:val="34"/>
+          <w:numId w:val="36"/>
         </w:numPr>
         <w:rPr>
           <w:b/>
@@ -329,14 +329,14 @@
           <w:b/>
           <w:bCs/>
         </w:rPr>
-        <w:t>Yields: little change (+0.09%)</w:t>
+        <w:t>Yields: falling (-0.88%)</w:t>
       </w:r>
     </w:p>
     <w:p>
       <w:pPr>
         <w:numPr>
           <w:ilvl w:val="0"/>
-          <w:numId w:val="34"/>
+          <w:numId w:val="36"/>
         </w:numPr>
         <w:rPr>
           <w:b/>
@@ -348,14 +348,14 @@
           <w:b/>
           <w:bCs/>
         </w:rPr>
-        <w:t>Bonds: soft (-0.67%)</w:t>
+        <w:t>Bonds: soft (-0.42%)</w:t>
       </w:r>
     </w:p>
     <w:p>
       <w:pPr>
         <w:numPr>
           <w:ilvl w:val="0"/>
-          <w:numId w:val="34"/>
+          <w:numId w:val="36"/>
         </w:numPr>
         <w:rPr>
           <w:b/>
@@ -368,7 +368,7 @@
           <w:bCs/>
         </w:rPr>
         <w:lastRenderedPageBreak/>
-        <w:t>Energy complex: firm (+2.76%)</w:t>
+        <w:t>Energy complex: firm (+3.04%)</w:t>
       </w:r>
     </w:p>
     <w:p>
@@ -383,15 +383,15 @@
           <w:b/>
           <w:bCs/>
         </w:rPr>
-        <w:t xml:space="preserve">Bottom line: Breadth deteriorated further with just one-third of names positive. The market continues to rotate away from growth and cyclicals, as Technology, Discretionary, and Communication Services drive broad weakness. Leadership remains narrow, anchored by Energy and Health Care, while defensive sectors like Staples show mild resilience. </w:t>
+        <w:t xml:space="preserve">Bottom line: Breadth remains soft, with less than half of names in positive territory. Leadership remains defensive and narrow, led by Health Care, Energy, and Staples, while Technology, Industrials, and Communication Services continue to drag. </w:t>
       </w:r>
-      <w:bookmarkStart w:id="0" w:name="_Hlk214561741"/>
+      <w:bookmarkStart w:id="0" w:name="_Hlk214648136"/>
       <w:r>
         <w:rPr>
           <w:b/>
           <w:bCs/>
         </w:rPr>
-        <w:t>The macro profile — gold bid, USD firm, stable yields, bonds soft, and energy firm — signals a stagflationary tilt, with growth slowing but inflation pressures sticky. The market tone favors hard assets, cash flow stability, and late-cycle defensives, while high-duration growth sectors remain under sustained pressure.</w:t>
+        <w:t>The macro tone — gold bid, USD firm, yields falling, and a steady energy complex — points to a disinflationary slowdown, where growth is cooling but inflation remains contained. The market continues to favor quality, cash flow, and hard assets, while growth and cyclical sectors stay under pressure amid a late-cycle transition.</w:t>
       </w:r>
     </w:p>
     <w:bookmarkEnd w:id="0"/>
@@ -3240,6 +3240,155 @@
     </w:lvl>
   </w:abstractNum>
   <w:abstractNum w:abstractNumId="19" w15:restartNumberingAfterBreak="0">
+    <w:nsid w:val="48F51552"/>
+    <w:multiLevelType w:val="multilevel"/>
+    <w:tmpl w:val="2CCE3AC6"/>
+    <w:lvl w:ilvl="0">
+      <w:start w:val="1"/>
+      <w:numFmt w:val="bullet"/>
+      <w:lvlText w:val=""/>
+      <w:lvlJc w:val="left"/>
+      <w:pPr>
+        <w:tabs>
+          <w:tab w:val="num" w:pos="720"/>
+        </w:tabs>
+        <w:ind w:left="720" w:hanging="360"/>
+      </w:pPr>
+      <w:rPr>
+        <w:rFonts w:ascii="Symbol" w:hAnsi="Symbol" w:hint="default"/>
+        <w:sz w:val="20"/>
+      </w:rPr>
+    </w:lvl>
+    <w:lvl w:ilvl="1" w:tentative="1">
+      <w:start w:val="1"/>
+      <w:numFmt w:val="bullet"/>
+      <w:lvlText w:val="o"/>
+      <w:lvlJc w:val="left"/>
+      <w:pPr>
+        <w:tabs>
+          <w:tab w:val="num" w:pos="1440"/>
+        </w:tabs>
+        <w:ind w:left="1440" w:hanging="360"/>
+      </w:pPr>
+      <w:rPr>
+        <w:rFonts w:ascii="Courier New" w:hAnsi="Courier New" w:hint="default"/>
+        <w:sz w:val="20"/>
+      </w:rPr>
+    </w:lvl>
+    <w:lvl w:ilvl="2" w:tentative="1">
+      <w:start w:val="1"/>
+      <w:numFmt w:val="bullet"/>
+      <w:lvlText w:val=""/>
+      <w:lvlJc w:val="left"/>
+      <w:pPr>
+        <w:tabs>
+          <w:tab w:val="num" w:pos="2160"/>
+        </w:tabs>
+        <w:ind w:left="2160" w:hanging="360"/>
+      </w:pPr>
+      <w:rPr>
+        <w:rFonts w:ascii="Wingdings" w:hAnsi="Wingdings" w:hint="default"/>
+        <w:sz w:val="20"/>
+      </w:rPr>
+    </w:lvl>
+    <w:lvl w:ilvl="3" w:tentative="1">
+      <w:start w:val="1"/>
+      <w:numFmt w:val="bullet"/>
+      <w:lvlText w:val=""/>
+      <w:lvlJc w:val="left"/>
+      <w:pPr>
+        <w:tabs>
+          <w:tab w:val="num" w:pos="2880"/>
+        </w:tabs>
+        <w:ind w:left="2880" w:hanging="360"/>
+      </w:pPr>
+      <w:rPr>
+        <w:rFonts w:ascii="Wingdings" w:hAnsi="Wingdings" w:hint="default"/>
+        <w:sz w:val="20"/>
+      </w:rPr>
+    </w:lvl>
+    <w:lvl w:ilvl="4" w:tentative="1">
+      <w:start w:val="1"/>
+      <w:numFmt w:val="bullet"/>
+      <w:lvlText w:val=""/>
+      <w:lvlJc w:val="left"/>
+      <w:pPr>
+        <w:tabs>
+          <w:tab w:val="num" w:pos="3600"/>
+        </w:tabs>
+        <w:ind w:left="3600" w:hanging="360"/>
+      </w:pPr>
+      <w:rPr>
+        <w:rFonts w:ascii="Wingdings" w:hAnsi="Wingdings" w:hint="default"/>
+        <w:sz w:val="20"/>
+      </w:rPr>
+    </w:lvl>
+    <w:lvl w:ilvl="5" w:tentative="1">
+      <w:start w:val="1"/>
+      <w:numFmt w:val="bullet"/>
+      <w:lvlText w:val=""/>
+      <w:lvlJc w:val="left"/>
+      <w:pPr>
+        <w:tabs>
+          <w:tab w:val="num" w:pos="4320"/>
+        </w:tabs>
+        <w:ind w:left="4320" w:hanging="360"/>
+      </w:pPr>
+      <w:rPr>
+        <w:rFonts w:ascii="Wingdings" w:hAnsi="Wingdings" w:hint="default"/>
+        <w:sz w:val="20"/>
+      </w:rPr>
+    </w:lvl>
+    <w:lvl w:ilvl="6" w:tentative="1">
+      <w:start w:val="1"/>
+      <w:numFmt w:val="bullet"/>
+      <w:lvlText w:val=""/>
+      <w:lvlJc w:val="left"/>
+      <w:pPr>
+        <w:tabs>
+          <w:tab w:val="num" w:pos="5040"/>
+        </w:tabs>
+        <w:ind w:left="5040" w:hanging="360"/>
+      </w:pPr>
+      <w:rPr>
+        <w:rFonts w:ascii="Wingdings" w:hAnsi="Wingdings" w:hint="default"/>
+        <w:sz w:val="20"/>
+      </w:rPr>
+    </w:lvl>
+    <w:lvl w:ilvl="7" w:tentative="1">
+      <w:start w:val="1"/>
+      <w:numFmt w:val="bullet"/>
+      <w:lvlText w:val=""/>
+      <w:lvlJc w:val="left"/>
+      <w:pPr>
+        <w:tabs>
+          <w:tab w:val="num" w:pos="5760"/>
+        </w:tabs>
+        <w:ind w:left="5760" w:hanging="360"/>
+      </w:pPr>
+      <w:rPr>
+        <w:rFonts w:ascii="Wingdings" w:hAnsi="Wingdings" w:hint="default"/>
+        <w:sz w:val="20"/>
+      </w:rPr>
+    </w:lvl>
+    <w:lvl w:ilvl="8" w:tentative="1">
+      <w:start w:val="1"/>
+      <w:numFmt w:val="bullet"/>
+      <w:lvlText w:val=""/>
+      <w:lvlJc w:val="left"/>
+      <w:pPr>
+        <w:tabs>
+          <w:tab w:val="num" w:pos="6480"/>
+        </w:tabs>
+        <w:ind w:left="6480" w:hanging="360"/>
+      </w:pPr>
+      <w:rPr>
+        <w:rFonts w:ascii="Wingdings" w:hAnsi="Wingdings" w:hint="default"/>
+        <w:sz w:val="20"/>
+      </w:rPr>
+    </w:lvl>
+  </w:abstractNum>
+  <w:abstractNum w:abstractNumId="20" w15:restartNumberingAfterBreak="0">
     <w:nsid w:val="4D9F183E"/>
     <w:multiLevelType w:val="multilevel"/>
     <w:tmpl w:val="7CBA77CC"/>
@@ -3388,7 +3537,7 @@
       </w:rPr>
     </w:lvl>
   </w:abstractNum>
-  <w:abstractNum w:abstractNumId="20" w15:restartNumberingAfterBreak="0">
+  <w:abstractNum w:abstractNumId="21" w15:restartNumberingAfterBreak="0">
     <w:nsid w:val="51DF1E77"/>
     <w:multiLevelType w:val="multilevel"/>
     <w:tmpl w:val="E10AD46A"/>
@@ -3537,7 +3686,7 @@
       </w:rPr>
     </w:lvl>
   </w:abstractNum>
-  <w:abstractNum w:abstractNumId="21" w15:restartNumberingAfterBreak="0">
+  <w:abstractNum w:abstractNumId="22" w15:restartNumberingAfterBreak="0">
     <w:nsid w:val="52246ABA"/>
     <w:multiLevelType w:val="multilevel"/>
     <w:tmpl w:val="801633D8"/>
@@ -3686,7 +3835,7 @@
       </w:rPr>
     </w:lvl>
   </w:abstractNum>
-  <w:abstractNum w:abstractNumId="22" w15:restartNumberingAfterBreak="0">
+  <w:abstractNum w:abstractNumId="23" w15:restartNumberingAfterBreak="0">
     <w:nsid w:val="57B92E2B"/>
     <w:multiLevelType w:val="multilevel"/>
     <w:tmpl w:val="E716FDA8"/>
@@ -3835,7 +3984,7 @@
       </w:rPr>
     </w:lvl>
   </w:abstractNum>
-  <w:abstractNum w:abstractNumId="23" w15:restartNumberingAfterBreak="0">
+  <w:abstractNum w:abstractNumId="24" w15:restartNumberingAfterBreak="0">
     <w:nsid w:val="57E651EE"/>
     <w:multiLevelType w:val="multilevel"/>
     <w:tmpl w:val="CAB8AB08"/>
@@ -3984,7 +4133,156 @@
       </w:rPr>
     </w:lvl>
   </w:abstractNum>
-  <w:abstractNum w:abstractNumId="24" w15:restartNumberingAfterBreak="0">
+  <w:abstractNum w:abstractNumId="25" w15:restartNumberingAfterBreak="0">
+    <w:nsid w:val="58796C9F"/>
+    <w:multiLevelType w:val="multilevel"/>
+    <w:tmpl w:val="A2D09270"/>
+    <w:lvl w:ilvl="0">
+      <w:start w:val="1"/>
+      <w:numFmt w:val="bullet"/>
+      <w:lvlText w:val=""/>
+      <w:lvlJc w:val="left"/>
+      <w:pPr>
+        <w:tabs>
+          <w:tab w:val="num" w:pos="720"/>
+        </w:tabs>
+        <w:ind w:left="720" w:hanging="360"/>
+      </w:pPr>
+      <w:rPr>
+        <w:rFonts w:ascii="Symbol" w:hAnsi="Symbol" w:hint="default"/>
+        <w:sz w:val="20"/>
+      </w:rPr>
+    </w:lvl>
+    <w:lvl w:ilvl="1" w:tentative="1">
+      <w:start w:val="1"/>
+      <w:numFmt w:val="bullet"/>
+      <w:lvlText w:val="o"/>
+      <w:lvlJc w:val="left"/>
+      <w:pPr>
+        <w:tabs>
+          <w:tab w:val="num" w:pos="1440"/>
+        </w:tabs>
+        <w:ind w:left="1440" w:hanging="360"/>
+      </w:pPr>
+      <w:rPr>
+        <w:rFonts w:ascii="Courier New" w:hAnsi="Courier New" w:hint="default"/>
+        <w:sz w:val="20"/>
+      </w:rPr>
+    </w:lvl>
+    <w:lvl w:ilvl="2" w:tentative="1">
+      <w:start w:val="1"/>
+      <w:numFmt w:val="bullet"/>
+      <w:lvlText w:val=""/>
+      <w:lvlJc w:val="left"/>
+      <w:pPr>
+        <w:tabs>
+          <w:tab w:val="num" w:pos="2160"/>
+        </w:tabs>
+        <w:ind w:left="2160" w:hanging="360"/>
+      </w:pPr>
+      <w:rPr>
+        <w:rFonts w:ascii="Wingdings" w:hAnsi="Wingdings" w:hint="default"/>
+        <w:sz w:val="20"/>
+      </w:rPr>
+    </w:lvl>
+    <w:lvl w:ilvl="3" w:tentative="1">
+      <w:start w:val="1"/>
+      <w:numFmt w:val="bullet"/>
+      <w:lvlText w:val=""/>
+      <w:lvlJc w:val="left"/>
+      <w:pPr>
+        <w:tabs>
+          <w:tab w:val="num" w:pos="2880"/>
+        </w:tabs>
+        <w:ind w:left="2880" w:hanging="360"/>
+      </w:pPr>
+      <w:rPr>
+        <w:rFonts w:ascii="Wingdings" w:hAnsi="Wingdings" w:hint="default"/>
+        <w:sz w:val="20"/>
+      </w:rPr>
+    </w:lvl>
+    <w:lvl w:ilvl="4" w:tentative="1">
+      <w:start w:val="1"/>
+      <w:numFmt w:val="bullet"/>
+      <w:lvlText w:val=""/>
+      <w:lvlJc w:val="left"/>
+      <w:pPr>
+        <w:tabs>
+          <w:tab w:val="num" w:pos="3600"/>
+        </w:tabs>
+        <w:ind w:left="3600" w:hanging="360"/>
+      </w:pPr>
+      <w:rPr>
+        <w:rFonts w:ascii="Wingdings" w:hAnsi="Wingdings" w:hint="default"/>
+        <w:sz w:val="20"/>
+      </w:rPr>
+    </w:lvl>
+    <w:lvl w:ilvl="5" w:tentative="1">
+      <w:start w:val="1"/>
+      <w:numFmt w:val="bullet"/>
+      <w:lvlText w:val=""/>
+      <w:lvlJc w:val="left"/>
+      <w:pPr>
+        <w:tabs>
+          <w:tab w:val="num" w:pos="4320"/>
+        </w:tabs>
+        <w:ind w:left="4320" w:hanging="360"/>
+      </w:pPr>
+      <w:rPr>
+        <w:rFonts w:ascii="Wingdings" w:hAnsi="Wingdings" w:hint="default"/>
+        <w:sz w:val="20"/>
+      </w:rPr>
+    </w:lvl>
+    <w:lvl w:ilvl="6" w:tentative="1">
+      <w:start w:val="1"/>
+      <w:numFmt w:val="bullet"/>
+      <w:lvlText w:val=""/>
+      <w:lvlJc w:val="left"/>
+      <w:pPr>
+        <w:tabs>
+          <w:tab w:val="num" w:pos="5040"/>
+        </w:tabs>
+        <w:ind w:left="5040" w:hanging="360"/>
+      </w:pPr>
+      <w:rPr>
+        <w:rFonts w:ascii="Wingdings" w:hAnsi="Wingdings" w:hint="default"/>
+        <w:sz w:val="20"/>
+      </w:rPr>
+    </w:lvl>
+    <w:lvl w:ilvl="7" w:tentative="1">
+      <w:start w:val="1"/>
+      <w:numFmt w:val="bullet"/>
+      <w:lvlText w:val=""/>
+      <w:lvlJc w:val="left"/>
+      <w:pPr>
+        <w:tabs>
+          <w:tab w:val="num" w:pos="5760"/>
+        </w:tabs>
+        <w:ind w:left="5760" w:hanging="360"/>
+      </w:pPr>
+      <w:rPr>
+        <w:rFonts w:ascii="Wingdings" w:hAnsi="Wingdings" w:hint="default"/>
+        <w:sz w:val="20"/>
+      </w:rPr>
+    </w:lvl>
+    <w:lvl w:ilvl="8" w:tentative="1">
+      <w:start w:val="1"/>
+      <w:numFmt w:val="bullet"/>
+      <w:lvlText w:val=""/>
+      <w:lvlJc w:val="left"/>
+      <w:pPr>
+        <w:tabs>
+          <w:tab w:val="num" w:pos="6480"/>
+        </w:tabs>
+        <w:ind w:left="6480" w:hanging="360"/>
+      </w:pPr>
+      <w:rPr>
+        <w:rFonts w:ascii="Wingdings" w:hAnsi="Wingdings" w:hint="default"/>
+        <w:sz w:val="20"/>
+      </w:rPr>
+    </w:lvl>
+  </w:abstractNum>
+  <w:abstractNum w:abstractNumId="26" w15:restartNumberingAfterBreak="0">
     <w:nsid w:val="59100B2A"/>
     <w:multiLevelType w:val="multilevel"/>
     <w:tmpl w:val="1A6056BC"/>
@@ -4133,7 +4431,7 @@
       </w:rPr>
     </w:lvl>
   </w:abstractNum>
-  <w:abstractNum w:abstractNumId="25" w15:restartNumberingAfterBreak="0">
+  <w:abstractNum w:abstractNumId="27" w15:restartNumberingAfterBreak="0">
     <w:nsid w:val="5C0625C1"/>
     <w:multiLevelType w:val="multilevel"/>
     <w:tmpl w:val="2A241968"/>
@@ -4282,7 +4580,7 @@
       </w:rPr>
     </w:lvl>
   </w:abstractNum>
-  <w:abstractNum w:abstractNumId="26" w15:restartNumberingAfterBreak="0">
+  <w:abstractNum w:abstractNumId="28" w15:restartNumberingAfterBreak="0">
     <w:nsid w:val="5D136671"/>
     <w:multiLevelType w:val="multilevel"/>
     <w:tmpl w:val="A488745C"/>
@@ -4431,7 +4729,7 @@
       </w:rPr>
     </w:lvl>
   </w:abstractNum>
-  <w:abstractNum w:abstractNumId="27" w15:restartNumberingAfterBreak="0">
+  <w:abstractNum w:abstractNumId="29" w15:restartNumberingAfterBreak="0">
     <w:nsid w:val="60654821"/>
     <w:multiLevelType w:val="multilevel"/>
     <w:tmpl w:val="AF04D872"/>
@@ -4580,7 +4878,7 @@
       </w:rPr>
     </w:lvl>
   </w:abstractNum>
-  <w:abstractNum w:abstractNumId="28" w15:restartNumberingAfterBreak="0">
+  <w:abstractNum w:abstractNumId="30" w15:restartNumberingAfterBreak="0">
     <w:nsid w:val="63A04C72"/>
     <w:multiLevelType w:val="multilevel"/>
     <w:tmpl w:val="0818C51A"/>
@@ -4729,7 +5027,7 @@
       </w:rPr>
     </w:lvl>
   </w:abstractNum>
-  <w:abstractNum w:abstractNumId="29" w15:restartNumberingAfterBreak="0">
+  <w:abstractNum w:abstractNumId="31" w15:restartNumberingAfterBreak="0">
     <w:nsid w:val="6C862971"/>
     <w:multiLevelType w:val="multilevel"/>
     <w:tmpl w:val="406E48B4"/>
@@ -4878,7 +5176,7 @@
       </w:rPr>
     </w:lvl>
   </w:abstractNum>
-  <w:abstractNum w:abstractNumId="30" w15:restartNumberingAfterBreak="0">
+  <w:abstractNum w:abstractNumId="32" w15:restartNumberingAfterBreak="0">
     <w:nsid w:val="76A32177"/>
     <w:multiLevelType w:val="multilevel"/>
     <w:tmpl w:val="F0F44562"/>
@@ -5027,7 +5325,7 @@
       </w:rPr>
     </w:lvl>
   </w:abstractNum>
-  <w:abstractNum w:abstractNumId="31" w15:restartNumberingAfterBreak="0">
+  <w:abstractNum w:abstractNumId="33" w15:restartNumberingAfterBreak="0">
     <w:nsid w:val="7A543667"/>
     <w:multiLevelType w:val="multilevel"/>
     <w:tmpl w:val="7400B7CA"/>
@@ -5176,7 +5474,7 @@
       </w:rPr>
     </w:lvl>
   </w:abstractNum>
-  <w:abstractNum w:abstractNumId="32" w15:restartNumberingAfterBreak="0">
+  <w:abstractNum w:abstractNumId="34" w15:restartNumberingAfterBreak="0">
     <w:nsid w:val="7B0413A8"/>
     <w:multiLevelType w:val="multilevel"/>
     <w:tmpl w:val="87AAE7C0"/>
@@ -5325,7 +5623,7 @@
       </w:rPr>
     </w:lvl>
   </w:abstractNum>
-  <w:abstractNum w:abstractNumId="33" w15:restartNumberingAfterBreak="0">
+  <w:abstractNum w:abstractNumId="35" w15:restartNumberingAfterBreak="0">
     <w:nsid w:val="7D447212"/>
     <w:multiLevelType w:val="multilevel"/>
     <w:tmpl w:val="BECE678E"/>
@@ -5475,16 +5773,16 @@
     </w:lvl>
   </w:abstractNum>
   <w:num w:numId="1" w16cid:durableId="10568627">
-    <w:abstractNumId w:val="28"/>
+    <w:abstractNumId w:val="30"/>
   </w:num>
   <w:num w:numId="2" w16cid:durableId="1522012968">
-    <w:abstractNumId w:val="29"/>
+    <w:abstractNumId w:val="31"/>
   </w:num>
   <w:num w:numId="3" w16cid:durableId="467479977">
     <w:abstractNumId w:val="8"/>
   </w:num>
   <w:num w:numId="4" w16cid:durableId="556473470">
-    <w:abstractNumId w:val="27"/>
+    <w:abstractNumId w:val="29"/>
   </w:num>
   <w:num w:numId="5" w16cid:durableId="324093746">
     <w:abstractNumId w:val="3"/>
@@ -5496,19 +5794,19 @@
     <w:abstractNumId w:val="14"/>
   </w:num>
   <w:num w:numId="8" w16cid:durableId="1120878745">
-    <w:abstractNumId w:val="26"/>
+    <w:abstractNumId w:val="28"/>
   </w:num>
   <w:num w:numId="9" w16cid:durableId="1149397064">
     <w:abstractNumId w:val="7"/>
   </w:num>
   <w:num w:numId="10" w16cid:durableId="1752506734">
-    <w:abstractNumId w:val="23"/>
+    <w:abstractNumId w:val="24"/>
   </w:num>
   <w:num w:numId="11" w16cid:durableId="458572310">
-    <w:abstractNumId w:val="19"/>
+    <w:abstractNumId w:val="20"/>
   </w:num>
   <w:num w:numId="12" w16cid:durableId="155416387">
-    <w:abstractNumId w:val="33"/>
+    <w:abstractNumId w:val="35"/>
   </w:num>
   <w:num w:numId="13" w16cid:durableId="1782383777">
     <w:abstractNumId w:val="5"/>
@@ -5520,28 +5818,28 @@
     <w:abstractNumId w:val="13"/>
   </w:num>
   <w:num w:numId="16" w16cid:durableId="1810397293">
-    <w:abstractNumId w:val="24"/>
+    <w:abstractNumId w:val="26"/>
   </w:num>
   <w:num w:numId="17" w16cid:durableId="1400206805">
-    <w:abstractNumId w:val="22"/>
+    <w:abstractNumId w:val="23"/>
   </w:num>
   <w:num w:numId="18" w16cid:durableId="1596785061">
     <w:abstractNumId w:val="9"/>
   </w:num>
   <w:num w:numId="19" w16cid:durableId="989752143">
+    <w:abstractNumId w:val="34"/>
+  </w:num>
+  <w:num w:numId="20" w16cid:durableId="717051066">
+    <w:abstractNumId w:val="33"/>
+  </w:num>
+  <w:num w:numId="21" w16cid:durableId="1144083627">
+    <w:abstractNumId w:val="21"/>
+  </w:num>
+  <w:num w:numId="22" w16cid:durableId="334652219">
     <w:abstractNumId w:val="32"/>
   </w:num>
-  <w:num w:numId="20" w16cid:durableId="717051066">
-    <w:abstractNumId w:val="31"/>
-  </w:num>
-  <w:num w:numId="21" w16cid:durableId="1144083627">
-    <w:abstractNumId w:val="20"/>
-  </w:num>
-  <w:num w:numId="22" w16cid:durableId="334652219">
-    <w:abstractNumId w:val="30"/>
-  </w:num>
   <w:num w:numId="23" w16cid:durableId="835848874">
-    <w:abstractNumId w:val="21"/>
+    <w:abstractNumId w:val="22"/>
   </w:num>
   <w:num w:numId="24" w16cid:durableId="1796488119">
     <w:abstractNumId w:val="18"/>
@@ -5550,7 +5848,7 @@
     <w:abstractNumId w:val="4"/>
   </w:num>
   <w:num w:numId="26" w16cid:durableId="152600500">
-    <w:abstractNumId w:val="25"/>
+    <w:abstractNumId w:val="27"/>
   </w:num>
   <w:num w:numId="27" w16cid:durableId="1463503763">
     <w:abstractNumId w:val="0"/>
@@ -5575,6 +5873,12 @@
   </w:num>
   <w:num w:numId="34" w16cid:durableId="1618901635">
     <w:abstractNumId w:val="15"/>
+  </w:num>
+  <w:num w:numId="35" w16cid:durableId="351107352">
+    <w:abstractNumId w:val="19"/>
+  </w:num>
+  <w:num w:numId="36" w16cid:durableId="525560777">
+    <w:abstractNumId w:val="25"/>
   </w:num>
   <w:numIdMacAtCleanup w:val="2"/>
 </w:numbering>

--- a/data/Market_Read_monthly.docx
+++ b/data/Market_Read_monthly.docx
@@ -14,250 +14,338 @@
           <w:b/>
           <w:bCs/>
         </w:rPr>
-        <w:t>Monthly Market Read: November 21, 2025</w:t>
+        <w:t>Monthly Market Read: December 2, 2025</w:t>
       </w:r>
     </w:p>
     <w:p>
-      <w:pPr>
-        <w:rPr>
-          <w:b/>
-          <w:bCs/>
-        </w:rPr>
+      <w:r>
+        <w:t>The market is saying (all numbers are MTD % returns):</w:t>
+      </w:r>
+    </w:p>
+    <w:p>
+      <w:pPr>
+        <w:numPr>
+          <w:ilvl w:val="0"/>
+          <w:numId w:val="37"/>
+        </w:numPr>
       </w:pPr>
       <w:r>
         <w:rPr>
           <w:b/>
           <w:bCs/>
         </w:rPr>
-        <w:t>The market is saying (all numbers are MTD % returns):</w:t>
+        <w:t>Breadth:</w:t>
+      </w:r>
+      <w:r>
+        <w:t xml:space="preserve"> 32.8% of names are positive.</w:t>
       </w:r>
     </w:p>
     <w:p>
       <w:pPr>
         <w:numPr>
           <w:ilvl w:val="0"/>
-          <w:numId w:val="35"/>
+          <w:numId w:val="37"/>
         </w:numPr>
-        <w:rPr>
-          <w:b/>
-          <w:bCs/>
-        </w:rPr>
       </w:pPr>
       <w:r>
         <w:rPr>
           <w:b/>
           <w:bCs/>
         </w:rPr>
-        <w:t>Breadth: 45.6% of names are positive.</w:t>
+        <w:t>Information Technology:</w:t>
       </w:r>
-    </w:p>
-    <w:p>
-      <w:pPr>
-        <w:numPr>
-          <w:ilvl w:val="0"/>
-          <w:numId w:val="35"/>
-        </w:numPr>
-        <w:rPr>
-          <w:b/>
-          <w:bCs/>
-        </w:rPr>
-      </w:pPr>
+      <w:r>
+        <w:t xml:space="preserve"> leading (avg </w:t>
+      </w:r>
       <w:r>
         <w:rPr>
           <w:b/>
           <w:bCs/>
         </w:rPr>
-        <w:t>Information Technology: lagging (avg -8.21%)</w:t>
+        <w:t>+0.88%</w:t>
+      </w:r>
+      <w:r>
+        <w:t>)</w:t>
       </w:r>
     </w:p>
     <w:p>
       <w:pPr>
         <w:numPr>
           <w:ilvl w:val="0"/>
-          <w:numId w:val="35"/>
+          <w:numId w:val="37"/>
         </w:numPr>
-        <w:rPr>
-          <w:b/>
-          <w:bCs/>
-        </w:rPr>
       </w:pPr>
       <w:r>
         <w:rPr>
           <w:b/>
           <w:bCs/>
         </w:rPr>
-        <w:t>Industrials: weak (avg -2.55%)</w:t>
+        <w:t>Industrials:</w:t>
       </w:r>
-    </w:p>
-    <w:p>
-      <w:pPr>
-        <w:numPr>
-          <w:ilvl w:val="0"/>
-          <w:numId w:val="35"/>
-        </w:numPr>
-        <w:rPr>
-          <w:b/>
-          <w:bCs/>
-        </w:rPr>
-      </w:pPr>
+      <w:r>
+        <w:t xml:space="preserve"> steady (avg </w:t>
+      </w:r>
       <w:r>
         <w:rPr>
           <w:b/>
           <w:bCs/>
         </w:rPr>
-        <w:t>Consumer Staples: firm (avg +1.90%)</w:t>
+        <w:t>-0.40%</w:t>
+      </w:r>
+      <w:r>
+        <w:t>)</w:t>
       </w:r>
     </w:p>
     <w:p>
       <w:pPr>
         <w:numPr>
           <w:ilvl w:val="0"/>
-          <w:numId w:val="35"/>
+          <w:numId w:val="37"/>
         </w:numPr>
-        <w:rPr>
-          <w:b/>
-          <w:bCs/>
-        </w:rPr>
       </w:pPr>
       <w:r>
         <w:rPr>
           <w:b/>
           <w:bCs/>
         </w:rPr>
-        <w:t>Consumer Discretionary: soft (avg -1.71%)</w:t>
+        <w:t>Consumer Staples:</w:t>
       </w:r>
-    </w:p>
-    <w:p>
-      <w:pPr>
-        <w:numPr>
-          <w:ilvl w:val="0"/>
-          <w:numId w:val="35"/>
-        </w:numPr>
-        <w:rPr>
-          <w:b/>
-          <w:bCs/>
-        </w:rPr>
-      </w:pPr>
+      <w:r>
+        <w:t xml:space="preserve"> soft (avg </w:t>
+      </w:r>
       <w:r>
         <w:rPr>
           <w:b/>
           <w:bCs/>
         </w:rPr>
-        <w:t>Financials: steady (avg -0.22%)</w:t>
+        <w:t>-0.91%</w:t>
+      </w:r>
+      <w:r>
+        <w:t>)</w:t>
       </w:r>
     </w:p>
     <w:p>
       <w:pPr>
         <w:numPr>
           <w:ilvl w:val="0"/>
-          <w:numId w:val="35"/>
+          <w:numId w:val="37"/>
         </w:numPr>
-        <w:rPr>
-          <w:b/>
-          <w:bCs/>
-        </w:rPr>
       </w:pPr>
       <w:r>
         <w:rPr>
           <w:b/>
           <w:bCs/>
         </w:rPr>
-        <w:t>Utilities: soft (avg -0.68%)</w:t>
+        <w:t>Consumer Discretionary:</w:t>
       </w:r>
-    </w:p>
-    <w:p>
-      <w:pPr>
-        <w:numPr>
-          <w:ilvl w:val="0"/>
-          <w:numId w:val="35"/>
-        </w:numPr>
-        <w:rPr>
-          <w:b/>
-          <w:bCs/>
-        </w:rPr>
-      </w:pPr>
+      <w:r>
+        <w:t xml:space="preserve"> steady (avg </w:t>
+      </w:r>
       <w:r>
         <w:rPr>
           <w:b/>
           <w:bCs/>
         </w:rPr>
-        <w:t>Real Estate: flat (avg -0.13%)</w:t>
+        <w:t>-0.22%</w:t>
+      </w:r>
+      <w:r>
+        <w:t>)</w:t>
       </w:r>
     </w:p>
     <w:p>
       <w:pPr>
         <w:numPr>
           <w:ilvl w:val="0"/>
-          <w:numId w:val="35"/>
+          <w:numId w:val="37"/>
         </w:numPr>
-        <w:rPr>
-          <w:b/>
-          <w:bCs/>
-        </w:rPr>
       </w:pPr>
       <w:r>
         <w:rPr>
           <w:b/>
           <w:bCs/>
         </w:rPr>
-        <w:t>Materials: weak (avg -1.56%)</w:t>
+        <w:t>Financials:</w:t>
       </w:r>
-    </w:p>
-    <w:p>
-      <w:pPr>
-        <w:numPr>
-          <w:ilvl w:val="0"/>
-          <w:numId w:val="35"/>
-        </w:numPr>
-        <w:rPr>
-          <w:b/>
-          <w:bCs/>
-        </w:rPr>
-      </w:pPr>
+      <w:r>
+        <w:t xml:space="preserve"> soft (avg </w:t>
+      </w:r>
       <w:r>
         <w:rPr>
           <w:b/>
           <w:bCs/>
         </w:rPr>
-        <w:t>Energy: leading (avg +2.48%)</w:t>
+        <w:t>-0.74%</w:t>
+      </w:r>
+      <w:r>
+        <w:t>)</w:t>
       </w:r>
     </w:p>
     <w:p>
       <w:pPr>
         <w:numPr>
           <w:ilvl w:val="0"/>
-          <w:numId w:val="35"/>
+          <w:numId w:val="37"/>
         </w:numPr>
-        <w:rPr>
-          <w:b/>
-          <w:bCs/>
-        </w:rPr>
       </w:pPr>
       <w:r>
         <w:rPr>
           <w:b/>
           <w:bCs/>
         </w:rPr>
-        <w:t>Health Care: strong (avg +4.31%)</w:t>
+        <w:t>Utilities:</w:t>
       </w:r>
-    </w:p>
-    <w:p>
-      <w:pPr>
-        <w:numPr>
-          <w:ilvl w:val="0"/>
-          <w:numId w:val="35"/>
-        </w:numPr>
-        <w:rPr>
-          <w:b/>
-          <w:bCs/>
-        </w:rPr>
-      </w:pPr>
+      <w:r>
+        <w:t xml:space="preserve"> lagging (avg </w:t>
+      </w:r>
       <w:r>
         <w:rPr>
           <w:b/>
           <w:bCs/>
         </w:rPr>
-        <w:t>Communication Services: lagging (avg -3.78%)</w:t>
+        <w:t>-3.31%</w:t>
+      </w:r>
+      <w:r>
+        <w:t>)</w:t>
+      </w:r>
+    </w:p>
+    <w:p>
+      <w:pPr>
+        <w:numPr>
+          <w:ilvl w:val="0"/>
+          <w:numId w:val="37"/>
+        </w:numPr>
+      </w:pPr>
+      <w:r>
+        <w:rPr>
+          <w:b/>
+          <w:bCs/>
+        </w:rPr>
+        <w:t>Real Estate:</w:t>
+      </w:r>
+      <w:r>
+        <w:t xml:space="preserve"> weak (avg </w:t>
+      </w:r>
+      <w:r>
+        <w:rPr>
+          <w:b/>
+          <w:bCs/>
+        </w:rPr>
+        <w:t>-1.34%</w:t>
+      </w:r>
+      <w:r>
+        <w:t>)</w:t>
+      </w:r>
+    </w:p>
+    <w:p>
+      <w:pPr>
+        <w:numPr>
+          <w:ilvl w:val="0"/>
+          <w:numId w:val="37"/>
+        </w:numPr>
+      </w:pPr>
+      <w:r>
+        <w:rPr>
+          <w:b/>
+          <w:bCs/>
+        </w:rPr>
+        <w:t>Materials:</w:t>
+      </w:r>
+      <w:r>
+        <w:t xml:space="preserve"> weak (avg </w:t>
+      </w:r>
+      <w:r>
+        <w:rPr>
+          <w:b/>
+          <w:bCs/>
+        </w:rPr>
+        <w:t>-1.42%</w:t>
+      </w:r>
+      <w:r>
+        <w:t>)</w:t>
+      </w:r>
+    </w:p>
+    <w:p>
+      <w:pPr>
+        <w:numPr>
+          <w:ilvl w:val="0"/>
+          <w:numId w:val="37"/>
+        </w:numPr>
+      </w:pPr>
+      <w:r>
+        <w:rPr>
+          <w:b/>
+          <w:bCs/>
+        </w:rPr>
+        <w:t>Energy:</w:t>
+      </w:r>
+      <w:r>
+        <w:t xml:space="preserve"> steady (avg </w:t>
+      </w:r>
+      <w:r>
+        <w:rPr>
+          <w:b/>
+          <w:bCs/>
+        </w:rPr>
+        <w:t>-0.25%</w:t>
+      </w:r>
+      <w:r>
+        <w:t>)</w:t>
+      </w:r>
+    </w:p>
+    <w:p>
+      <w:pPr>
+        <w:numPr>
+          <w:ilvl w:val="0"/>
+          <w:numId w:val="37"/>
+        </w:numPr>
+      </w:pPr>
+      <w:r>
+        <w:rPr>
+          <w:b/>
+          <w:bCs/>
+        </w:rPr>
+        <w:t>Health Care:</w:t>
+      </w:r>
+      <w:r>
+        <w:t xml:space="preserve"> weak (avg </w:t>
+      </w:r>
+      <w:r>
+        <w:rPr>
+          <w:b/>
+          <w:bCs/>
+        </w:rPr>
+        <w:t>-2.00%</w:t>
+      </w:r>
+      <w:r>
+        <w:t>)</w:t>
+      </w:r>
+    </w:p>
+    <w:p>
+      <w:pPr>
+        <w:numPr>
+          <w:ilvl w:val="0"/>
+          <w:numId w:val="37"/>
+        </w:numPr>
+      </w:pPr>
+      <w:r>
+        <w:rPr>
+          <w:b/>
+          <w:bCs/>
+        </w:rPr>
+        <w:t>Communication Services:</w:t>
+      </w:r>
+      <w:r>
+        <w:t xml:space="preserve"> firm (avg </w:t>
+      </w:r>
+      <w:r>
+        <w:rPr>
+          <w:b/>
+          <w:bCs/>
+        </w:rPr>
+        <w:t>+0.49%</w:t>
+      </w:r>
+      <w:r>
+        <w:t>)</w:t>
       </w:r>
     </w:p>
     <w:p>
@@ -279,88 +367,120 @@
       <w:pPr>
         <w:numPr>
           <w:ilvl w:val="0"/>
-          <w:numId w:val="36"/>
+          <w:numId w:val="38"/>
         </w:numPr>
-        <w:rPr>
-          <w:b/>
-          <w:bCs/>
-        </w:rPr>
       </w:pPr>
       <w:r>
         <w:rPr>
           <w:b/>
           <w:bCs/>
         </w:rPr>
-        <w:t>Gold: bid (+1.67%)</w:t>
+        <w:t>Gold:</w:t>
       </w:r>
-    </w:p>
-    <w:p>
-      <w:pPr>
-        <w:numPr>
-          <w:ilvl w:val="0"/>
-          <w:numId w:val="36"/>
-        </w:numPr>
-        <w:rPr>
-          <w:b/>
-          <w:bCs/>
-        </w:rPr>
-      </w:pPr>
+      <w:r>
+        <w:t xml:space="preserve"> steady (</w:t>
+      </w:r>
       <w:r>
         <w:rPr>
           <w:b/>
           <w:bCs/>
         </w:rPr>
-        <w:t>USD: firm (+0.64%)</w:t>
+        <w:t>-0.16%</w:t>
+      </w:r>
+      <w:r>
+        <w:t>)</w:t>
       </w:r>
     </w:p>
     <w:p>
       <w:pPr>
         <w:numPr>
           <w:ilvl w:val="0"/>
-          <w:numId w:val="36"/>
+          <w:numId w:val="38"/>
         </w:numPr>
-        <w:rPr>
-          <w:b/>
-          <w:bCs/>
-        </w:rPr>
       </w:pPr>
       <w:r>
         <w:rPr>
           <w:b/>
           <w:bCs/>
         </w:rPr>
-        <w:t>Yields: falling (-0.88%)</w:t>
+        <w:t>USD:</w:t>
       </w:r>
-    </w:p>
-    <w:p>
-      <w:pPr>
-        <w:numPr>
-          <w:ilvl w:val="0"/>
-          <w:numId w:val="36"/>
-        </w:numPr>
-        <w:rPr>
-          <w:b/>
-          <w:bCs/>
-        </w:rPr>
-      </w:pPr>
+      <w:r>
+        <w:t xml:space="preserve"> steady (</w:t>
+      </w:r>
       <w:r>
         <w:rPr>
           <w:b/>
           <w:bCs/>
         </w:rPr>
-        <w:t>Bonds: soft (-0.42%)</w:t>
+        <w:t>-0.07%</w:t>
+      </w:r>
+      <w:r>
+        <w:t>)</w:t>
       </w:r>
     </w:p>
     <w:p>
       <w:pPr>
         <w:numPr>
           <w:ilvl w:val="0"/>
-          <w:numId w:val="36"/>
+          <w:numId w:val="38"/>
         </w:numPr>
+      </w:pPr>
+      <w:r>
         <w:rPr>
           <w:b/>
           <w:bCs/>
         </w:rPr>
+        <w:t>Yields:</w:t>
+      </w:r>
+      <w:r>
+        <w:t xml:space="preserve"> leading (</w:t>
+      </w:r>
+      <w:r>
+        <w:rPr>
+          <w:b/>
+          <w:bCs/>
+        </w:rPr>
+        <w:t>+1.66%</w:t>
+      </w:r>
+      <w:r>
+        <w:t>)</w:t>
+      </w:r>
+    </w:p>
+    <w:p>
+      <w:pPr>
+        <w:numPr>
+          <w:ilvl w:val="0"/>
+          <w:numId w:val="38"/>
+        </w:numPr>
+      </w:pPr>
+      <w:r>
+        <w:rPr>
+          <w:b/>
+          <w:bCs/>
+        </w:rPr>
+        <w:t>Bonds:</w:t>
+      </w:r>
+      <w:r>
+        <w:t xml:space="preserve"> soft (</w:t>
+      </w:r>
+      <w:r>
+        <w:rPr>
+          <w:b/>
+          <w:bCs/>
+        </w:rPr>
+        <w:t>-0.84%</w:t>
+      </w:r>
+      <w:r>
+        <w:t>)</w:t>
+      </w:r>
+    </w:p>
+    <w:p>
+      <w:pPr>
+        <w:numPr>
+          <w:ilvl w:val="0"/>
+          <w:numId w:val="38"/>
+        </w:numPr>
       </w:pPr>
       <w:r>
         <w:rPr>
@@ -368,33 +488,47 @@
           <w:bCs/>
         </w:rPr>
         <w:lastRenderedPageBreak/>
-        <w:t>Energy complex: firm (+3.04%)</w:t>
+        <w:t>Energy complex:</w:t>
       </w:r>
-    </w:p>
-    <w:p>
-      <w:pPr>
-        <w:rPr>
-          <w:b/>
-          <w:bCs/>
-        </w:rPr>
-      </w:pPr>
+      <w:r>
+        <w:t xml:space="preserve"> firm (</w:t>
+      </w:r>
       <w:r>
         <w:rPr>
           <w:b/>
           <w:bCs/>
         </w:rPr>
-        <w:t xml:space="preserve">Bottom line: Breadth remains soft, with less than half of names in positive territory. Leadership remains defensive and narrow, led by Health Care, Energy, and Staples, while Technology, Industrials, and Communication Services continue to drag. </w:t>
+        <w:t>+0.17%</w:t>
       </w:r>
-      <w:bookmarkStart w:id="0" w:name="_Hlk214648136"/>
+      <w:r>
+        <w:t>)</w:t>
+      </w:r>
+    </w:p>
+    <w:p>
       <w:r>
         <w:rPr>
           <w:b/>
           <w:bCs/>
         </w:rPr>
-        <w:t>The macro tone — gold bid, USD firm, yields falling, and a steady energy complex — points to a disinflationary slowdown, where growth is cooling but inflation remains contained. The market continues to favor quality, cash flow, and hard assets, while growth and cyclical sectors stay under pressure amid a late-cycle transition.</w:t>
+        <w:t>Bottom line:</w:t>
+      </w:r>
+      <w:r>
+        <w:rPr>
+          <w:b/>
+          <w:bCs/>
+        </w:rPr>
+        <w:t xml:space="preserve"> </w:t>
+      </w:r>
+      <w:r>
+        <w:t>Breadth is weak, with only one-third of names in positive territory. Leadership is narrow and led primarily by Technology and pockets of Communication Services, while defensives like Utilities, Health Care, and Staples remain under pressure. Cyclical groups — Financials, Industrials, Materials, Real Estate — continue to struggle, pointing to a softening economic tone.</w:t>
+      </w:r>
+      <w:r>
+        <w:t xml:space="preserve"> </w:t>
+      </w:r>
+      <w:r>
+        <w:t>Macro conditions reflect a mixed environment: yields grinding higher, Gold and USD steady, and a firm energy complex. This combination suggests the market is navigating a late-cycle backdrop where growth is slowing, inflation pressures linger, and investors continue to favor profitability, quality, and selective risk-taking.</w:t>
       </w:r>
     </w:p>
-    <w:bookmarkEnd w:id="0"/>
     <w:p/>
     <w:sectPr>
       <w:pgSz w:w="15840" w:h="12240" w:orient="landscape"/>
@@ -707,6 +841,155 @@
     </w:lvl>
   </w:abstractNum>
   <w:abstractNum w:abstractNumId="2" w15:restartNumberingAfterBreak="0">
+    <w:nsid w:val="0BB307AD"/>
+    <w:multiLevelType w:val="multilevel"/>
+    <w:tmpl w:val="3A28880C"/>
+    <w:lvl w:ilvl="0">
+      <w:start w:val="1"/>
+      <w:numFmt w:val="bullet"/>
+      <w:lvlText w:val=""/>
+      <w:lvlJc w:val="left"/>
+      <w:pPr>
+        <w:tabs>
+          <w:tab w:val="num" w:pos="720"/>
+        </w:tabs>
+        <w:ind w:left="720" w:hanging="360"/>
+      </w:pPr>
+      <w:rPr>
+        <w:rFonts w:ascii="Symbol" w:hAnsi="Symbol" w:hint="default"/>
+        <w:sz w:val="20"/>
+      </w:rPr>
+    </w:lvl>
+    <w:lvl w:ilvl="1" w:tentative="1">
+      <w:start w:val="1"/>
+      <w:numFmt w:val="bullet"/>
+      <w:lvlText w:val="o"/>
+      <w:lvlJc w:val="left"/>
+      <w:pPr>
+        <w:tabs>
+          <w:tab w:val="num" w:pos="1440"/>
+        </w:tabs>
+        <w:ind w:left="1440" w:hanging="360"/>
+      </w:pPr>
+      <w:rPr>
+        <w:rFonts w:ascii="Courier New" w:hAnsi="Courier New" w:hint="default"/>
+        <w:sz w:val="20"/>
+      </w:rPr>
+    </w:lvl>
+    <w:lvl w:ilvl="2" w:tentative="1">
+      <w:start w:val="1"/>
+      <w:numFmt w:val="bullet"/>
+      <w:lvlText w:val=""/>
+      <w:lvlJc w:val="left"/>
+      <w:pPr>
+        <w:tabs>
+          <w:tab w:val="num" w:pos="2160"/>
+        </w:tabs>
+        <w:ind w:left="2160" w:hanging="360"/>
+      </w:pPr>
+      <w:rPr>
+        <w:rFonts w:ascii="Wingdings" w:hAnsi="Wingdings" w:hint="default"/>
+        <w:sz w:val="20"/>
+      </w:rPr>
+    </w:lvl>
+    <w:lvl w:ilvl="3" w:tentative="1">
+      <w:start w:val="1"/>
+      <w:numFmt w:val="bullet"/>
+      <w:lvlText w:val=""/>
+      <w:lvlJc w:val="left"/>
+      <w:pPr>
+        <w:tabs>
+          <w:tab w:val="num" w:pos="2880"/>
+        </w:tabs>
+        <w:ind w:left="2880" w:hanging="360"/>
+      </w:pPr>
+      <w:rPr>
+        <w:rFonts w:ascii="Wingdings" w:hAnsi="Wingdings" w:hint="default"/>
+        <w:sz w:val="20"/>
+      </w:rPr>
+    </w:lvl>
+    <w:lvl w:ilvl="4" w:tentative="1">
+      <w:start w:val="1"/>
+      <w:numFmt w:val="bullet"/>
+      <w:lvlText w:val=""/>
+      <w:lvlJc w:val="left"/>
+      <w:pPr>
+        <w:tabs>
+          <w:tab w:val="num" w:pos="3600"/>
+        </w:tabs>
+        <w:ind w:left="3600" w:hanging="360"/>
+      </w:pPr>
+      <w:rPr>
+        <w:rFonts w:ascii="Wingdings" w:hAnsi="Wingdings" w:hint="default"/>
+        <w:sz w:val="20"/>
+      </w:rPr>
+    </w:lvl>
+    <w:lvl w:ilvl="5" w:tentative="1">
+      <w:start w:val="1"/>
+      <w:numFmt w:val="bullet"/>
+      <w:lvlText w:val=""/>
+      <w:lvlJc w:val="left"/>
+      <w:pPr>
+        <w:tabs>
+          <w:tab w:val="num" w:pos="4320"/>
+        </w:tabs>
+        <w:ind w:left="4320" w:hanging="360"/>
+      </w:pPr>
+      <w:rPr>
+        <w:rFonts w:ascii="Wingdings" w:hAnsi="Wingdings" w:hint="default"/>
+        <w:sz w:val="20"/>
+      </w:rPr>
+    </w:lvl>
+    <w:lvl w:ilvl="6" w:tentative="1">
+      <w:start w:val="1"/>
+      <w:numFmt w:val="bullet"/>
+      <w:lvlText w:val=""/>
+      <w:lvlJc w:val="left"/>
+      <w:pPr>
+        <w:tabs>
+          <w:tab w:val="num" w:pos="5040"/>
+        </w:tabs>
+        <w:ind w:left="5040" w:hanging="360"/>
+      </w:pPr>
+      <w:rPr>
+        <w:rFonts w:ascii="Wingdings" w:hAnsi="Wingdings" w:hint="default"/>
+        <w:sz w:val="20"/>
+      </w:rPr>
+    </w:lvl>
+    <w:lvl w:ilvl="7" w:tentative="1">
+      <w:start w:val="1"/>
+      <w:numFmt w:val="bullet"/>
+      <w:lvlText w:val=""/>
+      <w:lvlJc w:val="left"/>
+      <w:pPr>
+        <w:tabs>
+          <w:tab w:val="num" w:pos="5760"/>
+        </w:tabs>
+        <w:ind w:left="5760" w:hanging="360"/>
+      </w:pPr>
+      <w:rPr>
+        <w:rFonts w:ascii="Wingdings" w:hAnsi="Wingdings" w:hint="default"/>
+        <w:sz w:val="20"/>
+      </w:rPr>
+    </w:lvl>
+    <w:lvl w:ilvl="8" w:tentative="1">
+      <w:start w:val="1"/>
+      <w:numFmt w:val="bullet"/>
+      <w:lvlText w:val=""/>
+      <w:lvlJc w:val="left"/>
+      <w:pPr>
+        <w:tabs>
+          <w:tab w:val="num" w:pos="6480"/>
+        </w:tabs>
+        <w:ind w:left="6480" w:hanging="360"/>
+      </w:pPr>
+      <w:rPr>
+        <w:rFonts w:ascii="Wingdings" w:hAnsi="Wingdings" w:hint="default"/>
+        <w:sz w:val="20"/>
+      </w:rPr>
+    </w:lvl>
+  </w:abstractNum>
+  <w:abstractNum w:abstractNumId="3" w15:restartNumberingAfterBreak="0">
     <w:nsid w:val="0D7321B5"/>
     <w:multiLevelType w:val="multilevel"/>
     <w:tmpl w:val="88AE1E1E"/>
@@ -855,7 +1138,7 @@
       </w:rPr>
     </w:lvl>
   </w:abstractNum>
-  <w:abstractNum w:abstractNumId="3" w15:restartNumberingAfterBreak="0">
+  <w:abstractNum w:abstractNumId="4" w15:restartNumberingAfterBreak="0">
     <w:nsid w:val="0EA21C64"/>
     <w:multiLevelType w:val="multilevel"/>
     <w:tmpl w:val="BE82F77E"/>
@@ -1004,7 +1287,7 @@
       </w:rPr>
     </w:lvl>
   </w:abstractNum>
-  <w:abstractNum w:abstractNumId="4" w15:restartNumberingAfterBreak="0">
+  <w:abstractNum w:abstractNumId="5" w15:restartNumberingAfterBreak="0">
     <w:nsid w:val="0F0B4FE4"/>
     <w:multiLevelType w:val="multilevel"/>
     <w:tmpl w:val="634E06C8"/>
@@ -1153,7 +1436,7 @@
       </w:rPr>
     </w:lvl>
   </w:abstractNum>
-  <w:abstractNum w:abstractNumId="5" w15:restartNumberingAfterBreak="0">
+  <w:abstractNum w:abstractNumId="6" w15:restartNumberingAfterBreak="0">
     <w:nsid w:val="0F7E135B"/>
     <w:multiLevelType w:val="multilevel"/>
     <w:tmpl w:val="8CD0ADC4"/>
@@ -1302,7 +1585,7 @@
       </w:rPr>
     </w:lvl>
   </w:abstractNum>
-  <w:abstractNum w:abstractNumId="6" w15:restartNumberingAfterBreak="0">
+  <w:abstractNum w:abstractNumId="7" w15:restartNumberingAfterBreak="0">
     <w:nsid w:val="187A362A"/>
     <w:multiLevelType w:val="multilevel"/>
     <w:tmpl w:val="5F1C4696"/>
@@ -1451,7 +1734,7 @@
       </w:rPr>
     </w:lvl>
   </w:abstractNum>
-  <w:abstractNum w:abstractNumId="7" w15:restartNumberingAfterBreak="0">
+  <w:abstractNum w:abstractNumId="8" w15:restartNumberingAfterBreak="0">
     <w:nsid w:val="259C18E0"/>
     <w:multiLevelType w:val="multilevel"/>
     <w:tmpl w:val="E13A185A"/>
@@ -1600,7 +1883,7 @@
       </w:rPr>
     </w:lvl>
   </w:abstractNum>
-  <w:abstractNum w:abstractNumId="8" w15:restartNumberingAfterBreak="0">
+  <w:abstractNum w:abstractNumId="9" w15:restartNumberingAfterBreak="0">
     <w:nsid w:val="31170624"/>
     <w:multiLevelType w:val="multilevel"/>
     <w:tmpl w:val="947CED74"/>
@@ -1749,7 +2032,7 @@
       </w:rPr>
     </w:lvl>
   </w:abstractNum>
-  <w:abstractNum w:abstractNumId="9" w15:restartNumberingAfterBreak="0">
+  <w:abstractNum w:abstractNumId="10" w15:restartNumberingAfterBreak="0">
     <w:nsid w:val="31A40B6B"/>
     <w:multiLevelType w:val="multilevel"/>
     <w:tmpl w:val="6644BAA4"/>
@@ -1898,7 +2181,7 @@
       </w:rPr>
     </w:lvl>
   </w:abstractNum>
-  <w:abstractNum w:abstractNumId="10" w15:restartNumberingAfterBreak="0">
+  <w:abstractNum w:abstractNumId="11" w15:restartNumberingAfterBreak="0">
     <w:nsid w:val="32BC04AA"/>
     <w:multiLevelType w:val="multilevel"/>
     <w:tmpl w:val="4D7AD4F6"/>
@@ -2047,7 +2330,7 @@
       </w:rPr>
     </w:lvl>
   </w:abstractNum>
-  <w:abstractNum w:abstractNumId="11" w15:restartNumberingAfterBreak="0">
+  <w:abstractNum w:abstractNumId="12" w15:restartNumberingAfterBreak="0">
     <w:nsid w:val="36FC1F49"/>
     <w:multiLevelType w:val="multilevel"/>
     <w:tmpl w:val="F8184EA4"/>
@@ -2196,7 +2479,7 @@
       </w:rPr>
     </w:lvl>
   </w:abstractNum>
-  <w:abstractNum w:abstractNumId="12" w15:restartNumberingAfterBreak="0">
+  <w:abstractNum w:abstractNumId="13" w15:restartNumberingAfterBreak="0">
     <w:nsid w:val="386B220B"/>
     <w:multiLevelType w:val="multilevel"/>
     <w:tmpl w:val="938CF98E"/>
@@ -2345,7 +2628,7 @@
       </w:rPr>
     </w:lvl>
   </w:abstractNum>
-  <w:abstractNum w:abstractNumId="13" w15:restartNumberingAfterBreak="0">
+  <w:abstractNum w:abstractNumId="14" w15:restartNumberingAfterBreak="0">
     <w:nsid w:val="3ADB285E"/>
     <w:multiLevelType w:val="multilevel"/>
     <w:tmpl w:val="C1CC36AA"/>
@@ -2494,7 +2777,7 @@
       </w:rPr>
     </w:lvl>
   </w:abstractNum>
-  <w:abstractNum w:abstractNumId="14" w15:restartNumberingAfterBreak="0">
+  <w:abstractNum w:abstractNumId="15" w15:restartNumberingAfterBreak="0">
     <w:nsid w:val="3CB22BDF"/>
     <w:multiLevelType w:val="multilevel"/>
     <w:tmpl w:val="82D830E8"/>
@@ -2643,7 +2926,7 @@
       </w:rPr>
     </w:lvl>
   </w:abstractNum>
-  <w:abstractNum w:abstractNumId="15" w15:restartNumberingAfterBreak="0">
+  <w:abstractNum w:abstractNumId="16" w15:restartNumberingAfterBreak="0">
     <w:nsid w:val="3D693287"/>
     <w:multiLevelType w:val="multilevel"/>
     <w:tmpl w:val="28A22B90"/>
@@ -2792,7 +3075,7 @@
       </w:rPr>
     </w:lvl>
   </w:abstractNum>
-  <w:abstractNum w:abstractNumId="16" w15:restartNumberingAfterBreak="0">
+  <w:abstractNum w:abstractNumId="17" w15:restartNumberingAfterBreak="0">
     <w:nsid w:val="3E6B3CBA"/>
     <w:multiLevelType w:val="multilevel"/>
     <w:tmpl w:val="B966FB58"/>
@@ -2941,7 +3224,156 @@
       </w:rPr>
     </w:lvl>
   </w:abstractNum>
-  <w:abstractNum w:abstractNumId="17" w15:restartNumberingAfterBreak="0">
+  <w:abstractNum w:abstractNumId="18" w15:restartNumberingAfterBreak="0">
+    <w:nsid w:val="3E7E1898"/>
+    <w:multiLevelType w:val="multilevel"/>
+    <w:tmpl w:val="8184040C"/>
+    <w:lvl w:ilvl="0">
+      <w:start w:val="1"/>
+      <w:numFmt w:val="bullet"/>
+      <w:lvlText w:val=""/>
+      <w:lvlJc w:val="left"/>
+      <w:pPr>
+        <w:tabs>
+          <w:tab w:val="num" w:pos="720"/>
+        </w:tabs>
+        <w:ind w:left="720" w:hanging="360"/>
+      </w:pPr>
+      <w:rPr>
+        <w:rFonts w:ascii="Symbol" w:hAnsi="Symbol" w:hint="default"/>
+        <w:sz w:val="20"/>
+      </w:rPr>
+    </w:lvl>
+    <w:lvl w:ilvl="1" w:tentative="1">
+      <w:start w:val="1"/>
+      <w:numFmt w:val="bullet"/>
+      <w:lvlText w:val="o"/>
+      <w:lvlJc w:val="left"/>
+      <w:pPr>
+        <w:tabs>
+          <w:tab w:val="num" w:pos="1440"/>
+        </w:tabs>
+        <w:ind w:left="1440" w:hanging="360"/>
+      </w:pPr>
+      <w:rPr>
+        <w:rFonts w:ascii="Courier New" w:hAnsi="Courier New" w:hint="default"/>
+        <w:sz w:val="20"/>
+      </w:rPr>
+    </w:lvl>
+    <w:lvl w:ilvl="2" w:tentative="1">
+      <w:start w:val="1"/>
+      <w:numFmt w:val="bullet"/>
+      <w:lvlText w:val=""/>
+      <w:lvlJc w:val="left"/>
+      <w:pPr>
+        <w:tabs>
+          <w:tab w:val="num" w:pos="2160"/>
+        </w:tabs>
+        <w:ind w:left="2160" w:hanging="360"/>
+      </w:pPr>
+      <w:rPr>
+        <w:rFonts w:ascii="Wingdings" w:hAnsi="Wingdings" w:hint="default"/>
+        <w:sz w:val="20"/>
+      </w:rPr>
+    </w:lvl>
+    <w:lvl w:ilvl="3" w:tentative="1">
+      <w:start w:val="1"/>
+      <w:numFmt w:val="bullet"/>
+      <w:lvlText w:val=""/>
+      <w:lvlJc w:val="left"/>
+      <w:pPr>
+        <w:tabs>
+          <w:tab w:val="num" w:pos="2880"/>
+        </w:tabs>
+        <w:ind w:left="2880" w:hanging="360"/>
+      </w:pPr>
+      <w:rPr>
+        <w:rFonts w:ascii="Wingdings" w:hAnsi="Wingdings" w:hint="default"/>
+        <w:sz w:val="20"/>
+      </w:rPr>
+    </w:lvl>
+    <w:lvl w:ilvl="4" w:tentative="1">
+      <w:start w:val="1"/>
+      <w:numFmt w:val="bullet"/>
+      <w:lvlText w:val=""/>
+      <w:lvlJc w:val="left"/>
+      <w:pPr>
+        <w:tabs>
+          <w:tab w:val="num" w:pos="3600"/>
+        </w:tabs>
+        <w:ind w:left="3600" w:hanging="360"/>
+      </w:pPr>
+      <w:rPr>
+        <w:rFonts w:ascii="Wingdings" w:hAnsi="Wingdings" w:hint="default"/>
+        <w:sz w:val="20"/>
+      </w:rPr>
+    </w:lvl>
+    <w:lvl w:ilvl="5" w:tentative="1">
+      <w:start w:val="1"/>
+      <w:numFmt w:val="bullet"/>
+      <w:lvlText w:val=""/>
+      <w:lvlJc w:val="left"/>
+      <w:pPr>
+        <w:tabs>
+          <w:tab w:val="num" w:pos="4320"/>
+        </w:tabs>
+        <w:ind w:left="4320" w:hanging="360"/>
+      </w:pPr>
+      <w:rPr>
+        <w:rFonts w:ascii="Wingdings" w:hAnsi="Wingdings" w:hint="default"/>
+        <w:sz w:val="20"/>
+      </w:rPr>
+    </w:lvl>
+    <w:lvl w:ilvl="6" w:tentative="1">
+      <w:start w:val="1"/>
+      <w:numFmt w:val="bullet"/>
+      <w:lvlText w:val=""/>
+      <w:lvlJc w:val="left"/>
+      <w:pPr>
+        <w:tabs>
+          <w:tab w:val="num" w:pos="5040"/>
+        </w:tabs>
+        <w:ind w:left="5040" w:hanging="360"/>
+      </w:pPr>
+      <w:rPr>
+        <w:rFonts w:ascii="Wingdings" w:hAnsi="Wingdings" w:hint="default"/>
+        <w:sz w:val="20"/>
+      </w:rPr>
+    </w:lvl>
+    <w:lvl w:ilvl="7" w:tentative="1">
+      <w:start w:val="1"/>
+      <w:numFmt w:val="bullet"/>
+      <w:lvlText w:val=""/>
+      <w:lvlJc w:val="left"/>
+      <w:pPr>
+        <w:tabs>
+          <w:tab w:val="num" w:pos="5760"/>
+        </w:tabs>
+        <w:ind w:left="5760" w:hanging="360"/>
+      </w:pPr>
+      <w:rPr>
+        <w:rFonts w:ascii="Wingdings" w:hAnsi="Wingdings" w:hint="default"/>
+        <w:sz w:val="20"/>
+      </w:rPr>
+    </w:lvl>
+    <w:lvl w:ilvl="8" w:tentative="1">
+      <w:start w:val="1"/>
+      <w:numFmt w:val="bullet"/>
+      <w:lvlText w:val=""/>
+      <w:lvlJc w:val="left"/>
+      <w:pPr>
+        <w:tabs>
+          <w:tab w:val="num" w:pos="6480"/>
+        </w:tabs>
+        <w:ind w:left="6480" w:hanging="360"/>
+      </w:pPr>
+      <w:rPr>
+        <w:rFonts w:ascii="Wingdings" w:hAnsi="Wingdings" w:hint="default"/>
+        <w:sz w:val="20"/>
+      </w:rPr>
+    </w:lvl>
+  </w:abstractNum>
+  <w:abstractNum w:abstractNumId="19" w15:restartNumberingAfterBreak="0">
     <w:nsid w:val="40E9646D"/>
     <w:multiLevelType w:val="multilevel"/>
     <w:tmpl w:val="04AA5836"/>
@@ -3090,7 +3522,7 @@
       </w:rPr>
     </w:lvl>
   </w:abstractNum>
-  <w:abstractNum w:abstractNumId="18" w15:restartNumberingAfterBreak="0">
+  <w:abstractNum w:abstractNumId="20" w15:restartNumberingAfterBreak="0">
     <w:nsid w:val="416D3314"/>
     <w:multiLevelType w:val="multilevel"/>
     <w:tmpl w:val="A63E4C0C"/>
@@ -3239,7 +3671,7 @@
       </w:rPr>
     </w:lvl>
   </w:abstractNum>
-  <w:abstractNum w:abstractNumId="19" w15:restartNumberingAfterBreak="0">
+  <w:abstractNum w:abstractNumId="21" w15:restartNumberingAfterBreak="0">
     <w:nsid w:val="48F51552"/>
     <w:multiLevelType w:val="multilevel"/>
     <w:tmpl w:val="2CCE3AC6"/>
@@ -3388,7 +3820,7 @@
       </w:rPr>
     </w:lvl>
   </w:abstractNum>
-  <w:abstractNum w:abstractNumId="20" w15:restartNumberingAfterBreak="0">
+  <w:abstractNum w:abstractNumId="22" w15:restartNumberingAfterBreak="0">
     <w:nsid w:val="4D9F183E"/>
     <w:multiLevelType w:val="multilevel"/>
     <w:tmpl w:val="7CBA77CC"/>
@@ -3537,7 +3969,7 @@
       </w:rPr>
     </w:lvl>
   </w:abstractNum>
-  <w:abstractNum w:abstractNumId="21" w15:restartNumberingAfterBreak="0">
+  <w:abstractNum w:abstractNumId="23" w15:restartNumberingAfterBreak="0">
     <w:nsid w:val="51DF1E77"/>
     <w:multiLevelType w:val="multilevel"/>
     <w:tmpl w:val="E10AD46A"/>
@@ -3686,7 +4118,7 @@
       </w:rPr>
     </w:lvl>
   </w:abstractNum>
-  <w:abstractNum w:abstractNumId="22" w15:restartNumberingAfterBreak="0">
+  <w:abstractNum w:abstractNumId="24" w15:restartNumberingAfterBreak="0">
     <w:nsid w:val="52246ABA"/>
     <w:multiLevelType w:val="multilevel"/>
     <w:tmpl w:val="801633D8"/>
@@ -3835,7 +4267,7 @@
       </w:rPr>
     </w:lvl>
   </w:abstractNum>
-  <w:abstractNum w:abstractNumId="23" w15:restartNumberingAfterBreak="0">
+  <w:abstractNum w:abstractNumId="25" w15:restartNumberingAfterBreak="0">
     <w:nsid w:val="57B92E2B"/>
     <w:multiLevelType w:val="multilevel"/>
     <w:tmpl w:val="E716FDA8"/>
@@ -3984,7 +4416,7 @@
       </w:rPr>
     </w:lvl>
   </w:abstractNum>
-  <w:abstractNum w:abstractNumId="24" w15:restartNumberingAfterBreak="0">
+  <w:abstractNum w:abstractNumId="26" w15:restartNumberingAfterBreak="0">
     <w:nsid w:val="57E651EE"/>
     <w:multiLevelType w:val="multilevel"/>
     <w:tmpl w:val="CAB8AB08"/>
@@ -4133,7 +4565,7 @@
       </w:rPr>
     </w:lvl>
   </w:abstractNum>
-  <w:abstractNum w:abstractNumId="25" w15:restartNumberingAfterBreak="0">
+  <w:abstractNum w:abstractNumId="27" w15:restartNumberingAfterBreak="0">
     <w:nsid w:val="58796C9F"/>
     <w:multiLevelType w:val="multilevel"/>
     <w:tmpl w:val="A2D09270"/>
@@ -4282,7 +4714,7 @@
       </w:rPr>
     </w:lvl>
   </w:abstractNum>
-  <w:abstractNum w:abstractNumId="26" w15:restartNumberingAfterBreak="0">
+  <w:abstractNum w:abstractNumId="28" w15:restartNumberingAfterBreak="0">
     <w:nsid w:val="59100B2A"/>
     <w:multiLevelType w:val="multilevel"/>
     <w:tmpl w:val="1A6056BC"/>
@@ -4431,7 +4863,7 @@
       </w:rPr>
     </w:lvl>
   </w:abstractNum>
-  <w:abstractNum w:abstractNumId="27" w15:restartNumberingAfterBreak="0">
+  <w:abstractNum w:abstractNumId="29" w15:restartNumberingAfterBreak="0">
     <w:nsid w:val="5C0625C1"/>
     <w:multiLevelType w:val="multilevel"/>
     <w:tmpl w:val="2A241968"/>
@@ -4580,7 +5012,7 @@
       </w:rPr>
     </w:lvl>
   </w:abstractNum>
-  <w:abstractNum w:abstractNumId="28" w15:restartNumberingAfterBreak="0">
+  <w:abstractNum w:abstractNumId="30" w15:restartNumberingAfterBreak="0">
     <w:nsid w:val="5D136671"/>
     <w:multiLevelType w:val="multilevel"/>
     <w:tmpl w:val="A488745C"/>
@@ -4729,7 +5161,7 @@
       </w:rPr>
     </w:lvl>
   </w:abstractNum>
-  <w:abstractNum w:abstractNumId="29" w15:restartNumberingAfterBreak="0">
+  <w:abstractNum w:abstractNumId="31" w15:restartNumberingAfterBreak="0">
     <w:nsid w:val="60654821"/>
     <w:multiLevelType w:val="multilevel"/>
     <w:tmpl w:val="AF04D872"/>
@@ -4878,7 +5310,7 @@
       </w:rPr>
     </w:lvl>
   </w:abstractNum>
-  <w:abstractNum w:abstractNumId="30" w15:restartNumberingAfterBreak="0">
+  <w:abstractNum w:abstractNumId="32" w15:restartNumberingAfterBreak="0">
     <w:nsid w:val="63A04C72"/>
     <w:multiLevelType w:val="multilevel"/>
     <w:tmpl w:val="0818C51A"/>
@@ -5027,7 +5459,7 @@
       </w:rPr>
     </w:lvl>
   </w:abstractNum>
-  <w:abstractNum w:abstractNumId="31" w15:restartNumberingAfterBreak="0">
+  <w:abstractNum w:abstractNumId="33" w15:restartNumberingAfterBreak="0">
     <w:nsid w:val="6C862971"/>
     <w:multiLevelType w:val="multilevel"/>
     <w:tmpl w:val="406E48B4"/>
@@ -5176,7 +5608,7 @@
       </w:rPr>
     </w:lvl>
   </w:abstractNum>
-  <w:abstractNum w:abstractNumId="32" w15:restartNumberingAfterBreak="0">
+  <w:abstractNum w:abstractNumId="34" w15:restartNumberingAfterBreak="0">
     <w:nsid w:val="76A32177"/>
     <w:multiLevelType w:val="multilevel"/>
     <w:tmpl w:val="F0F44562"/>
@@ -5325,7 +5757,7 @@
       </w:rPr>
     </w:lvl>
   </w:abstractNum>
-  <w:abstractNum w:abstractNumId="33" w15:restartNumberingAfterBreak="0">
+  <w:abstractNum w:abstractNumId="35" w15:restartNumberingAfterBreak="0">
     <w:nsid w:val="7A543667"/>
     <w:multiLevelType w:val="multilevel"/>
     <w:tmpl w:val="7400B7CA"/>
@@ -5474,7 +5906,7 @@
       </w:rPr>
     </w:lvl>
   </w:abstractNum>
-  <w:abstractNum w:abstractNumId="34" w15:restartNumberingAfterBreak="0">
+  <w:abstractNum w:abstractNumId="36" w15:restartNumberingAfterBreak="0">
     <w:nsid w:val="7B0413A8"/>
     <w:multiLevelType w:val="multilevel"/>
     <w:tmpl w:val="87AAE7C0"/>
@@ -5623,7 +6055,7 @@
       </w:rPr>
     </w:lvl>
   </w:abstractNum>
-  <w:abstractNum w:abstractNumId="35" w15:restartNumberingAfterBreak="0">
+  <w:abstractNum w:abstractNumId="37" w15:restartNumberingAfterBreak="0">
     <w:nsid w:val="7D447212"/>
     <w:multiLevelType w:val="multilevel"/>
     <w:tmpl w:val="BECE678E"/>
@@ -5773,82 +6205,82 @@
     </w:lvl>
   </w:abstractNum>
   <w:num w:numId="1" w16cid:durableId="10568627">
+    <w:abstractNumId w:val="32"/>
+  </w:num>
+  <w:num w:numId="2" w16cid:durableId="1522012968">
+    <w:abstractNumId w:val="33"/>
+  </w:num>
+  <w:num w:numId="3" w16cid:durableId="467479977">
+    <w:abstractNumId w:val="9"/>
+  </w:num>
+  <w:num w:numId="4" w16cid:durableId="556473470">
+    <w:abstractNumId w:val="31"/>
+  </w:num>
+  <w:num w:numId="5" w16cid:durableId="324093746">
+    <w:abstractNumId w:val="4"/>
+  </w:num>
+  <w:num w:numId="6" w16cid:durableId="1506939742">
+    <w:abstractNumId w:val="3"/>
+  </w:num>
+  <w:num w:numId="7" w16cid:durableId="1406997827">
+    <w:abstractNumId w:val="15"/>
+  </w:num>
+  <w:num w:numId="8" w16cid:durableId="1120878745">
     <w:abstractNumId w:val="30"/>
   </w:num>
-  <w:num w:numId="2" w16cid:durableId="1522012968">
-    <w:abstractNumId w:val="31"/>
-  </w:num>
-  <w:num w:numId="3" w16cid:durableId="467479977">
+  <w:num w:numId="9" w16cid:durableId="1149397064">
     <w:abstractNumId w:val="8"/>
   </w:num>
-  <w:num w:numId="4" w16cid:durableId="556473470">
-    <w:abstractNumId w:val="29"/>
+  <w:num w:numId="10" w16cid:durableId="1752506734">
+    <w:abstractNumId w:val="26"/>
   </w:num>
-  <w:num w:numId="5" w16cid:durableId="324093746">
-    <w:abstractNumId w:val="3"/>
+  <w:num w:numId="11" w16cid:durableId="458572310">
+    <w:abstractNumId w:val="22"/>
   </w:num>
-  <w:num w:numId="6" w16cid:durableId="1506939742">
-    <w:abstractNumId w:val="2"/>
+  <w:num w:numId="12" w16cid:durableId="155416387">
+    <w:abstractNumId w:val="37"/>
   </w:num>
-  <w:num w:numId="7" w16cid:durableId="1406997827">
+  <w:num w:numId="13" w16cid:durableId="1782383777">
+    <w:abstractNumId w:val="6"/>
+  </w:num>
+  <w:num w:numId="14" w16cid:durableId="107509697">
+    <w:abstractNumId w:val="17"/>
+  </w:num>
+  <w:num w:numId="15" w16cid:durableId="1129397043">
     <w:abstractNumId w:val="14"/>
   </w:num>
-  <w:num w:numId="8" w16cid:durableId="1120878745">
+  <w:num w:numId="16" w16cid:durableId="1810397293">
     <w:abstractNumId w:val="28"/>
   </w:num>
-  <w:num w:numId="9" w16cid:durableId="1149397064">
-    <w:abstractNumId w:val="7"/>
+  <w:num w:numId="17" w16cid:durableId="1400206805">
+    <w:abstractNumId w:val="25"/>
   </w:num>
-  <w:num w:numId="10" w16cid:durableId="1752506734">
+  <w:num w:numId="18" w16cid:durableId="1596785061">
+    <w:abstractNumId w:val="10"/>
+  </w:num>
+  <w:num w:numId="19" w16cid:durableId="989752143">
+    <w:abstractNumId w:val="36"/>
+  </w:num>
+  <w:num w:numId="20" w16cid:durableId="717051066">
+    <w:abstractNumId w:val="35"/>
+  </w:num>
+  <w:num w:numId="21" w16cid:durableId="1144083627">
+    <w:abstractNumId w:val="23"/>
+  </w:num>
+  <w:num w:numId="22" w16cid:durableId="334652219">
+    <w:abstractNumId w:val="34"/>
+  </w:num>
+  <w:num w:numId="23" w16cid:durableId="835848874">
     <w:abstractNumId w:val="24"/>
   </w:num>
-  <w:num w:numId="11" w16cid:durableId="458572310">
+  <w:num w:numId="24" w16cid:durableId="1796488119">
     <w:abstractNumId w:val="20"/>
   </w:num>
-  <w:num w:numId="12" w16cid:durableId="155416387">
-    <w:abstractNumId w:val="35"/>
-  </w:num>
-  <w:num w:numId="13" w16cid:durableId="1782383777">
+  <w:num w:numId="25" w16cid:durableId="1142887093">
     <w:abstractNumId w:val="5"/>
   </w:num>
-  <w:num w:numId="14" w16cid:durableId="107509697">
-    <w:abstractNumId w:val="16"/>
-  </w:num>
-  <w:num w:numId="15" w16cid:durableId="1129397043">
-    <w:abstractNumId w:val="13"/>
-  </w:num>
-  <w:num w:numId="16" w16cid:durableId="1810397293">
-    <w:abstractNumId w:val="26"/>
-  </w:num>
-  <w:num w:numId="17" w16cid:durableId="1400206805">
-    <w:abstractNumId w:val="23"/>
-  </w:num>
-  <w:num w:numId="18" w16cid:durableId="1596785061">
-    <w:abstractNumId w:val="9"/>
-  </w:num>
-  <w:num w:numId="19" w16cid:durableId="989752143">
-    <w:abstractNumId w:val="34"/>
-  </w:num>
-  <w:num w:numId="20" w16cid:durableId="717051066">
-    <w:abstractNumId w:val="33"/>
-  </w:num>
-  <w:num w:numId="21" w16cid:durableId="1144083627">
-    <w:abstractNumId w:val="21"/>
-  </w:num>
-  <w:num w:numId="22" w16cid:durableId="334652219">
-    <w:abstractNumId w:val="32"/>
-  </w:num>
-  <w:num w:numId="23" w16cid:durableId="835848874">
-    <w:abstractNumId w:val="22"/>
-  </w:num>
-  <w:num w:numId="24" w16cid:durableId="1796488119">
-    <w:abstractNumId w:val="18"/>
-  </w:num>
-  <w:num w:numId="25" w16cid:durableId="1142887093">
-    <w:abstractNumId w:val="4"/>
-  </w:num>
   <w:num w:numId="26" w16cid:durableId="152600500">
-    <w:abstractNumId w:val="27"/>
+    <w:abstractNumId w:val="29"/>
   </w:num>
   <w:num w:numId="27" w16cid:durableId="1463503763">
     <w:abstractNumId w:val="0"/>
@@ -5857,28 +6289,34 @@
     <w:abstractNumId w:val="1"/>
   </w:num>
   <w:num w:numId="29" w16cid:durableId="1304383920">
-    <w:abstractNumId w:val="17"/>
+    <w:abstractNumId w:val="19"/>
   </w:num>
   <w:num w:numId="30" w16cid:durableId="459107702">
-    <w:abstractNumId w:val="6"/>
+    <w:abstractNumId w:val="7"/>
   </w:num>
   <w:num w:numId="31" w16cid:durableId="902788478">
+    <w:abstractNumId w:val="12"/>
+  </w:num>
+  <w:num w:numId="32" w16cid:durableId="812715340">
+    <w:abstractNumId w:val="13"/>
+  </w:num>
+  <w:num w:numId="33" w16cid:durableId="1199127333">
     <w:abstractNumId w:val="11"/>
   </w:num>
-  <w:num w:numId="32" w16cid:durableId="812715340">
-    <w:abstractNumId w:val="12"/>
-  </w:num>
-  <w:num w:numId="33" w16cid:durableId="1199127333">
-    <w:abstractNumId w:val="10"/>
-  </w:num>
   <w:num w:numId="34" w16cid:durableId="1618901635">
-    <w:abstractNumId w:val="15"/>
+    <w:abstractNumId w:val="16"/>
   </w:num>
   <w:num w:numId="35" w16cid:durableId="351107352">
-    <w:abstractNumId w:val="19"/>
+    <w:abstractNumId w:val="21"/>
   </w:num>
   <w:num w:numId="36" w16cid:durableId="525560777">
-    <w:abstractNumId w:val="25"/>
+    <w:abstractNumId w:val="27"/>
+  </w:num>
+  <w:num w:numId="37" w16cid:durableId="1128089914">
+    <w:abstractNumId w:val="18"/>
+  </w:num>
+  <w:num w:numId="38" w16cid:durableId="1422335689">
+    <w:abstractNumId w:val="2"/>
   </w:num>
   <w:numIdMacAtCleanup w:val="2"/>
 </w:numbering>

--- a/data/Market_Read_monthly.docx
+++ b/data/Market_Read_monthly.docx
@@ -3,12 +3,28 @@
 <w:document xmlns:wpc="http://schemas.microsoft.com/office/word/2010/wordprocessingCanvas" xmlns:cx="http://schemas.microsoft.com/office/drawing/2014/chartex" xmlns:cx1="http://schemas.microsoft.com/office/drawing/2015/9/8/chartex" xmlns:cx2="http://schemas.microsoft.com/office/drawing/2015/10/21/chartex" xmlns:cx3="http://schemas.microsoft.com/office/drawing/2016/5/9/chartex" xmlns:cx4="http://schemas.microsoft.com/office/drawing/2016/5/10/chartex" xmlns:cx5="http://schemas.microsoft.com/office/drawing/2016/5/11/chartex" xmlns:cx6="http://schemas.microsoft.com/office/drawing/2016/5/12/chartex" xmlns:cx7="http://schemas.microsoft.com/office/drawing/2016/5/13/chartex" xmlns:cx8="http://schemas.microsoft.com/office/drawing/2016/5/14/chartex" xmlns:mc="http://schemas.openxmlformats.org/markup-compatibility/2006" xmlns:aink="http://schemas.microsoft.com/office/drawing/2016/ink" xmlns:am3d="http://schemas.microsoft.com/office/drawing/2017/model3d" xmlns:o="urn:schemas-microsoft-com:office:office" xmlns:oel="http://schemas.microsoft.com/office/2019/extlst" xmlns:r="http://schemas.openxmlformats.org/officeDocument/2006/relationships" xmlns:m="http://schemas.openxmlformats.org/officeDocument/2006/math" xmlns:v="urn:schemas-microsoft-com:vml" xmlns:wp14="http://schemas.microsoft.com/office/word/2010/wordprocessingDrawing" xmlns:wp="http://schemas.openxmlformats.org/drawingml/2006/wordprocessingDrawing" xmlns:w10="urn:schemas-microsoft-com:office:word" xmlns:w="http://schemas.openxmlformats.org/wordprocessingml/2006/main" xmlns:w14="http://schemas.microsoft.com/office/word/2010/wordml" xmlns:w15="http://schemas.microsoft.com/office/word/2012/wordml" xmlns:w16cex="http://schemas.microsoft.com/office/word/2018/wordml/cex" xmlns:w16cid="http://schemas.microsoft.com/office/word/2016/wordml/cid" xmlns:w16="http://schemas.microsoft.com/office/word/2018/wordml" xmlns:w16du="http://schemas.microsoft.com/office/word/2023/wordml/word16du" xmlns:w16sdtdh="http://schemas.microsoft.com/office/word/2020/wordml/sdtdatahash" xmlns:w16sdtfl="http://schemas.microsoft.com/office/word/2024/wordml/sdtformatlock" xmlns:w16se="http://schemas.microsoft.com/office/word/2015/wordml/symex" xmlns:wpg="http://schemas.microsoft.com/office/word/2010/wordprocessingGroup" xmlns:wpi="http://schemas.microsoft.com/office/word/2010/wordprocessingInk" xmlns:wne="http://schemas.microsoft.com/office/word/2006/wordml" xmlns:wps="http://schemas.microsoft.com/office/word/2010/wordprocessingShape" mc:Ignorable="w14 w15 w16se w16cid w16 w16cex w16sdtdh w16sdtfl w16du wp14">
   <w:body>
     <w:p>
+      <w:pPr>
+        <w:rPr>
+          <w:rFonts w:ascii="Aptos" w:hAnsi="Aptos"/>
+        </w:rPr>
+      </w:pPr>
       <w:r>
+        <w:rPr>
+          <w:rFonts w:ascii="Aptos" w:hAnsi="Aptos"/>
+        </w:rPr>
         <w:t>Monthly Market Read: December 05, 2025</w:t>
       </w:r>
     </w:p>
     <w:p>
+      <w:pPr>
+        <w:rPr>
+          <w:rFonts w:ascii="Aptos" w:hAnsi="Aptos"/>
+        </w:rPr>
+      </w:pPr>
       <w:r>
+        <w:rPr>
+          <w:rFonts w:ascii="Aptos" w:hAnsi="Aptos"/>
+        </w:rPr>
         <w:t>The market is saying (all numbers are MTD % returns):</w:t>
       </w:r>
     </w:p>
@@ -19,9 +35,15 @@
           <w:ilvl w:val="0"/>
           <w:numId w:val="10"/>
         </w:numPr>
+        <w:rPr>
+          <w:rFonts w:ascii="Aptos" w:hAnsi="Aptos"/>
+        </w:rPr>
       </w:pPr>
       <w:r>
-        <w:t>Breadth: 50.8% of names are positive.</w:t>
+        <w:rPr>
+          <w:rFonts w:ascii="Aptos" w:hAnsi="Aptos"/>
+        </w:rPr>
+        <w:t>Breadth: 51.1% of names are positive.</w:t>
       </w:r>
     </w:p>
     <w:p>
@@ -31,8 +53,14 @@
           <w:ilvl w:val="0"/>
           <w:numId w:val="10"/>
         </w:numPr>
+        <w:rPr>
+          <w:rFonts w:ascii="Aptos" w:hAnsi="Aptos"/>
+        </w:rPr>
       </w:pPr>
       <w:r>
+        <w:rPr>
+          <w:rFonts w:ascii="Aptos" w:hAnsi="Aptos"/>
+        </w:rPr>
         <w:t>Information Technology: leading (avg +3.64%)</w:t>
       </w:r>
     </w:p>
@@ -43,8 +71,14 @@
           <w:ilvl w:val="0"/>
           <w:numId w:val="10"/>
         </w:numPr>
+        <w:rPr>
+          <w:rFonts w:ascii="Aptos" w:hAnsi="Aptos"/>
+        </w:rPr>
       </w:pPr>
       <w:r>
+        <w:rPr>
+          <w:rFonts w:ascii="Aptos" w:hAnsi="Aptos"/>
+        </w:rPr>
         <w:t>Industrials: leading (avg +0.90%)</w:t>
       </w:r>
     </w:p>
@@ -55,8 +89,14 @@
           <w:ilvl w:val="0"/>
           <w:numId w:val="10"/>
         </w:numPr>
+        <w:rPr>
+          <w:rFonts w:ascii="Aptos" w:hAnsi="Aptos"/>
+        </w:rPr>
       </w:pPr>
       <w:r>
+        <w:rPr>
+          <w:rFonts w:ascii="Aptos" w:hAnsi="Aptos"/>
+        </w:rPr>
         <w:t>Consumer Staples: lagging (avg -0.64%)</w:t>
       </w:r>
     </w:p>
@@ -67,8 +107,14 @@
           <w:ilvl w:val="0"/>
           <w:numId w:val="10"/>
         </w:numPr>
+        <w:rPr>
+          <w:rFonts w:ascii="Aptos" w:hAnsi="Aptos"/>
+        </w:rPr>
       </w:pPr>
       <w:r>
+        <w:rPr>
+          <w:rFonts w:ascii="Aptos" w:hAnsi="Aptos"/>
+        </w:rPr>
         <w:t>Consumer Discretionary: leading (avg +0.51%)</w:t>
       </w:r>
     </w:p>
@@ -79,8 +125,14 @@
           <w:ilvl w:val="0"/>
           <w:numId w:val="10"/>
         </w:numPr>
+        <w:rPr>
+          <w:rFonts w:ascii="Aptos" w:hAnsi="Aptos"/>
+        </w:rPr>
       </w:pPr>
       <w:r>
+        <w:rPr>
+          <w:rFonts w:ascii="Aptos" w:hAnsi="Aptos"/>
+        </w:rPr>
         <w:t>Financials: leading (avg +0.90%)</w:t>
       </w:r>
     </w:p>
@@ -91,8 +143,14 @@
           <w:ilvl w:val="0"/>
           <w:numId w:val="10"/>
         </w:numPr>
+        <w:rPr>
+          <w:rFonts w:ascii="Aptos" w:hAnsi="Aptos"/>
+        </w:rPr>
       </w:pPr>
       <w:r>
+        <w:rPr>
+          <w:rFonts w:ascii="Aptos" w:hAnsi="Aptos"/>
+        </w:rPr>
         <w:t>Utilities: lagging (avg -4.48%)</w:t>
       </w:r>
     </w:p>
@@ -103,8 +161,14 @@
           <w:ilvl w:val="0"/>
           <w:numId w:val="10"/>
         </w:numPr>
+        <w:rPr>
+          <w:rFonts w:ascii="Aptos" w:hAnsi="Aptos"/>
+        </w:rPr>
       </w:pPr>
       <w:r>
+        <w:rPr>
+          <w:rFonts w:ascii="Aptos" w:hAnsi="Aptos"/>
+        </w:rPr>
         <w:t>Real Estate: lagging (avg -2.46%)</w:t>
       </w:r>
     </w:p>
@@ -115,8 +179,14 @@
           <w:ilvl w:val="0"/>
           <w:numId w:val="10"/>
         </w:numPr>
+        <w:rPr>
+          <w:rFonts w:ascii="Aptos" w:hAnsi="Aptos"/>
+        </w:rPr>
       </w:pPr>
       <w:r>
+        <w:rPr>
+          <w:rFonts w:ascii="Aptos" w:hAnsi="Aptos"/>
+        </w:rPr>
         <w:t>Materials: lagging (avg -1.50%)</w:t>
       </w:r>
     </w:p>
@@ -127,8 +197,14 @@
           <w:ilvl w:val="0"/>
           <w:numId w:val="10"/>
         </w:numPr>
+        <w:rPr>
+          <w:rFonts w:ascii="Aptos" w:hAnsi="Aptos"/>
+        </w:rPr>
       </w:pPr>
       <w:r>
+        <w:rPr>
+          <w:rFonts w:ascii="Aptos" w:hAnsi="Aptos"/>
+        </w:rPr>
         <w:t>Energy: leading (avg +2.61%)</w:t>
       </w:r>
     </w:p>
@@ -139,8 +215,14 @@
           <w:ilvl w:val="0"/>
           <w:numId w:val="10"/>
         </w:numPr>
+        <w:rPr>
+          <w:rFonts w:ascii="Aptos" w:hAnsi="Aptos"/>
+        </w:rPr>
       </w:pPr>
       <w:r>
+        <w:rPr>
+          <w:rFonts w:ascii="Aptos" w:hAnsi="Aptos"/>
+        </w:rPr>
         <w:t>Health Care: lagging (avg -1.62%)</w:t>
       </w:r>
     </w:p>
@@ -151,13 +233,27 @@
           <w:ilvl w:val="0"/>
           <w:numId w:val="10"/>
         </w:numPr>
+        <w:rPr>
+          <w:rFonts w:ascii="Aptos" w:hAnsi="Aptos"/>
+        </w:rPr>
       </w:pPr>
       <w:r>
+        <w:rPr>
+          <w:rFonts w:ascii="Aptos" w:hAnsi="Aptos"/>
+        </w:rPr>
         <w:t>Communication Services: leading (avg +1.65%)</w:t>
       </w:r>
     </w:p>
     <w:p>
+      <w:pPr>
+        <w:rPr>
+          <w:rFonts w:ascii="Aptos" w:hAnsi="Aptos"/>
+        </w:rPr>
+      </w:pPr>
       <w:r>
+        <w:rPr>
+          <w:rFonts w:ascii="Aptos" w:hAnsi="Aptos"/>
+        </w:rPr>
         <w:t>Macro levers (MTD % returns):</w:t>
       </w:r>
     </w:p>
@@ -168,8 +264,14 @@
           <w:ilvl w:val="0"/>
           <w:numId w:val="11"/>
         </w:numPr>
+        <w:rPr>
+          <w:rFonts w:ascii="Aptos" w:hAnsi="Aptos"/>
+        </w:rPr>
       </w:pPr>
       <w:r>
+        <w:rPr>
+          <w:rFonts w:ascii="Aptos" w:hAnsi="Aptos"/>
+        </w:rPr>
         <w:t>Gold: soft (avg -0.37%)</w:t>
       </w:r>
     </w:p>
@@ -180,8 +282,14 @@
           <w:ilvl w:val="0"/>
           <w:numId w:val="11"/>
         </w:numPr>
+        <w:rPr>
+          <w:rFonts w:ascii="Aptos" w:hAnsi="Aptos"/>
+        </w:rPr>
       </w:pPr>
       <w:r>
+        <w:rPr>
+          <w:rFonts w:ascii="Aptos" w:hAnsi="Aptos"/>
+        </w:rPr>
         <w:t>USD: soft (avg -0.46%)</w:t>
       </w:r>
     </w:p>
@@ -192,8 +300,14 @@
           <w:ilvl w:val="0"/>
           <w:numId w:val="11"/>
         </w:numPr>
+        <w:rPr>
+          <w:rFonts w:ascii="Aptos" w:hAnsi="Aptos"/>
+        </w:rPr>
       </w:pPr>
       <w:r>
+        <w:rPr>
+          <w:rFonts w:ascii="Aptos" w:hAnsi="Aptos"/>
+        </w:rPr>
         <w:t>Yields: leading (avg +2.98%)</w:t>
       </w:r>
     </w:p>
@@ -204,8 +318,14 @@
           <w:ilvl w:val="0"/>
           <w:numId w:val="11"/>
         </w:numPr>
+        <w:rPr>
+          <w:rFonts w:ascii="Aptos" w:hAnsi="Aptos"/>
+        </w:rPr>
       </w:pPr>
       <w:r>
+        <w:rPr>
+          <w:rFonts w:ascii="Aptos" w:hAnsi="Aptos"/>
+        </w:rPr>
         <w:t>Bonds: soft (avg -1.11%)</w:t>
       </w:r>
     </w:p>
@@ -216,14 +336,28 @@
           <w:ilvl w:val="0"/>
           <w:numId w:val="11"/>
         </w:numPr>
+        <w:rPr>
+          <w:rFonts w:ascii="Aptos" w:hAnsi="Aptos"/>
+        </w:rPr>
       </w:pPr>
       <w:r>
+        <w:rPr>
+          <w:rFonts w:ascii="Aptos" w:hAnsi="Aptos"/>
+        </w:rPr>
         <w:t>Energy complex: leading (avg +6.17%)</w:t>
       </w:r>
     </w:p>
     <w:p>
+      <w:pPr>
+        <w:rPr>
+          <w:rFonts w:ascii="Aptos" w:hAnsi="Aptos"/>
+        </w:rPr>
+      </w:pPr>
       <w:r>
-        <w:t>Bottom line: Breadth has been just good enough, with a slim majority of stocks positive, but leadership remains narrow and skewed toward Information Technology, Energy, Financials, Industrials, Consumer Discretionary, and Communication Services, while defensives and rate-sensitives like Utilities, Real Estate, Health Care, Consumer Staples, and Materials lag. That mix of cyclical and growth leadership alongside underperforming bond proxies lines up with rising yields, weak bonds, and a strong energy complex, even as gold and the dollar trade soft. Macro conditions reflect an environment where growth is slowing and earnings revisions are still grinding lower, while inflation is easing from the peak but remains structurally above the pre-COVID regime, keeping real rates in play and pressuring traditional defensives. Taken together, the tape this month is signaling a market willing to pay for secular growth and selective cyclicals despite the growth downshift, with higher nominal yields and firm energy pricing reinforcing a cautious stance on duration and rate-sensitive sectors rather than an all-clear for classic late-cycle defensives.</w:t>
+        <w:rPr>
+          <w:rFonts w:ascii="Aptos" w:hAnsi="Aptos"/>
+        </w:rPr>
+        <w:t xml:space="preserve">Bottom line: Breadth is only slightly positive with just over half of names up MTD, and the tape is rewarding cyclical and growth-sensitive leadership in Information Technology, Financials, Industrials, Energy, Consumer Discretionary, and Communication Services while defensives such as Utilities, Real Estate, Consumer Staples, Materials, and Health Care lag. That leadership mix, combined with rising yields, soft bonds, and a strong Energy complex, points to markets favoring nominal growth exposure and shying away from rate-sensitive and bond-proxy sectors. Macro conditions reflect a backdrop where growth is slowing on a rolling basis and earnings revisions remain under pressure, while inflation is easing off the peaks but still running above pre-COVID norms; the soft USD and modestly weaker gold fit a market that is not yet pricing acute stress but is adjusting to tighter real-financial conditions. </w:t>
       </w:r>
     </w:p>
     <w:sectPr>
@@ -410,9 +544,9 @@
     </w:lvl>
   </w:abstractNum>
   <w:abstractNum w:abstractNumId="9" w15:restartNumberingAfterBreak="0">
-    <w:nsid w:val="341D7639"/>
+    <w:nsid w:val="32565223"/>
     <w:multiLevelType w:val="hybridMultilevel"/>
-    <w:tmpl w:val="8168004E"/>
+    <w:tmpl w:val="BE2E7742"/>
     <w:lvl w:ilvl="0" w:tplc="04090001">
       <w:start w:val="1"/>
       <w:numFmt w:val="bullet"/>
@@ -523,9 +657,9 @@
     </w:lvl>
   </w:abstractNum>
   <w:abstractNum w:abstractNumId="10" w15:restartNumberingAfterBreak="0">
-    <w:nsid w:val="43170399"/>
+    <w:nsid w:val="3A18790B"/>
     <w:multiLevelType w:val="hybridMultilevel"/>
-    <w:tmpl w:val="62B888BE"/>
+    <w:tmpl w:val="FAB2271A"/>
     <w:lvl w:ilvl="0" w:tplc="04090001">
       <w:start w:val="1"/>
       <w:numFmt w:val="bullet"/>
@@ -635,37 +769,37 @@
       </w:rPr>
     </w:lvl>
   </w:abstractNum>
-  <w:num w:numId="1" w16cid:durableId="98335647">
+  <w:num w:numId="1" w16cid:durableId="1673218919">
     <w:abstractNumId w:val="8"/>
   </w:num>
-  <w:num w:numId="2" w16cid:durableId="1545798536">
+  <w:num w:numId="2" w16cid:durableId="1470392112">
     <w:abstractNumId w:val="6"/>
   </w:num>
-  <w:num w:numId="3" w16cid:durableId="165631368">
+  <w:num w:numId="3" w16cid:durableId="64383709">
     <w:abstractNumId w:val="5"/>
   </w:num>
-  <w:num w:numId="4" w16cid:durableId="1166746458">
+  <w:num w:numId="4" w16cid:durableId="950363161">
     <w:abstractNumId w:val="4"/>
   </w:num>
-  <w:num w:numId="5" w16cid:durableId="1909925703">
+  <w:num w:numId="5" w16cid:durableId="739211715">
     <w:abstractNumId w:val="7"/>
   </w:num>
-  <w:num w:numId="6" w16cid:durableId="1240093431">
+  <w:num w:numId="6" w16cid:durableId="1822891867">
     <w:abstractNumId w:val="3"/>
   </w:num>
-  <w:num w:numId="7" w16cid:durableId="2143958966">
+  <w:num w:numId="7" w16cid:durableId="634022910">
     <w:abstractNumId w:val="2"/>
   </w:num>
-  <w:num w:numId="8" w16cid:durableId="1456945877">
+  <w:num w:numId="8" w16cid:durableId="95947492">
     <w:abstractNumId w:val="1"/>
   </w:num>
-  <w:num w:numId="9" w16cid:durableId="317080645">
+  <w:num w:numId="9" w16cid:durableId="554320531">
     <w:abstractNumId w:val="0"/>
   </w:num>
-  <w:num w:numId="10" w16cid:durableId="1482189692">
+  <w:num w:numId="10" w16cid:durableId="220481748">
     <w:abstractNumId w:val="10"/>
   </w:num>
-  <w:num w:numId="11" w16cid:durableId="584191347">
+  <w:num w:numId="11" w16cid:durableId="1724907934">
     <w:abstractNumId w:val="9"/>
   </w:num>
 </w:numbering>

--- a/data/Market_Read_monthly.docx
+++ b/data/Market_Read_monthly.docx
@@ -3,28 +3,12 @@
 <w:document xmlns:wpc="http://schemas.microsoft.com/office/word/2010/wordprocessingCanvas" xmlns:cx="http://schemas.microsoft.com/office/drawing/2014/chartex" xmlns:cx1="http://schemas.microsoft.com/office/drawing/2015/9/8/chartex" xmlns:cx2="http://schemas.microsoft.com/office/drawing/2015/10/21/chartex" xmlns:cx3="http://schemas.microsoft.com/office/drawing/2016/5/9/chartex" xmlns:cx4="http://schemas.microsoft.com/office/drawing/2016/5/10/chartex" xmlns:cx5="http://schemas.microsoft.com/office/drawing/2016/5/11/chartex" xmlns:cx6="http://schemas.microsoft.com/office/drawing/2016/5/12/chartex" xmlns:cx7="http://schemas.microsoft.com/office/drawing/2016/5/13/chartex" xmlns:cx8="http://schemas.microsoft.com/office/drawing/2016/5/14/chartex" xmlns:mc="http://schemas.openxmlformats.org/markup-compatibility/2006" xmlns:aink="http://schemas.microsoft.com/office/drawing/2016/ink" xmlns:am3d="http://schemas.microsoft.com/office/drawing/2017/model3d" xmlns:o="urn:schemas-microsoft-com:office:office" xmlns:oel="http://schemas.microsoft.com/office/2019/extlst" xmlns:r="http://schemas.openxmlformats.org/officeDocument/2006/relationships" xmlns:m="http://schemas.openxmlformats.org/officeDocument/2006/math" xmlns:v="urn:schemas-microsoft-com:vml" xmlns:wp14="http://schemas.microsoft.com/office/word/2010/wordprocessingDrawing" xmlns:wp="http://schemas.openxmlformats.org/drawingml/2006/wordprocessingDrawing" xmlns:w10="urn:schemas-microsoft-com:office:word" xmlns:w="http://schemas.openxmlformats.org/wordprocessingml/2006/main" xmlns:w14="http://schemas.microsoft.com/office/word/2010/wordml" xmlns:w15="http://schemas.microsoft.com/office/word/2012/wordml" xmlns:w16cex="http://schemas.microsoft.com/office/word/2018/wordml/cex" xmlns:w16cid="http://schemas.microsoft.com/office/word/2016/wordml/cid" xmlns:w16="http://schemas.microsoft.com/office/word/2018/wordml" xmlns:w16du="http://schemas.microsoft.com/office/word/2023/wordml/word16du" xmlns:w16sdtdh="http://schemas.microsoft.com/office/word/2020/wordml/sdtdatahash" xmlns:w16sdtfl="http://schemas.microsoft.com/office/word/2024/wordml/sdtformatlock" xmlns:w16se="http://schemas.microsoft.com/office/word/2015/wordml/symex" xmlns:wpg="http://schemas.microsoft.com/office/word/2010/wordprocessingGroup" xmlns:wpi="http://schemas.microsoft.com/office/word/2010/wordprocessingInk" xmlns:wne="http://schemas.microsoft.com/office/word/2006/wordml" xmlns:wps="http://schemas.microsoft.com/office/word/2010/wordprocessingShape" mc:Ignorable="w14 w15 w16se w16cid w16 w16cex w16sdtdh w16sdtfl w16du wp14">
   <w:body>
     <w:p>
-      <w:pPr>
-        <w:rPr>
-          <w:rFonts w:ascii="Aptos" w:hAnsi="Aptos"/>
-        </w:rPr>
-      </w:pPr>
       <w:r>
-        <w:rPr>
-          <w:rFonts w:ascii="Aptos" w:hAnsi="Aptos"/>
-        </w:rPr>
-        <w:t>Monthly Market Read: December 05, 2025</w:t>
+        <w:t>Monthly Market Read: December 08, 2025</w:t>
       </w:r>
     </w:p>
     <w:p>
-      <w:pPr>
-        <w:rPr>
-          <w:rFonts w:ascii="Aptos" w:hAnsi="Aptos"/>
-        </w:rPr>
-      </w:pPr>
       <w:r>
-        <w:rPr>
-          <w:rFonts w:ascii="Aptos" w:hAnsi="Aptos"/>
-        </w:rPr>
         <w:t>The market is saying (all numbers are MTD % returns):</w:t>
       </w:r>
     </w:p>
@@ -35,15 +19,9 @@
           <w:ilvl w:val="0"/>
           <w:numId w:val="10"/>
         </w:numPr>
-        <w:rPr>
-          <w:rFonts w:ascii="Aptos" w:hAnsi="Aptos"/>
-        </w:rPr>
       </w:pPr>
       <w:r>
-        <w:rPr>
-          <w:rFonts w:ascii="Aptos" w:hAnsi="Aptos"/>
-        </w:rPr>
-        <w:t>Breadth: 51.1% of names are positive.</w:t>
+        <w:t>Breadth: 46.3% of names are positive.</w:t>
       </w:r>
     </w:p>
     <w:p>
@@ -53,15 +31,9 @@
           <w:ilvl w:val="0"/>
           <w:numId w:val="10"/>
         </w:numPr>
-        <w:rPr>
-          <w:rFonts w:ascii="Aptos" w:hAnsi="Aptos"/>
-        </w:rPr>
       </w:pPr>
       <w:r>
-        <w:rPr>
-          <w:rFonts w:ascii="Aptos" w:hAnsi="Aptos"/>
-        </w:rPr>
-        <w:t>Information Technology: leading (avg +3.64%)</w:t>
+        <w:t>Information Technology: leading (avg +3.83%)</w:t>
       </w:r>
     </w:p>
     <w:p>
@@ -71,15 +43,9 @@
           <w:ilvl w:val="0"/>
           <w:numId w:val="10"/>
         </w:numPr>
-        <w:rPr>
-          <w:rFonts w:ascii="Aptos" w:hAnsi="Aptos"/>
-        </w:rPr>
       </w:pPr>
       <w:r>
-        <w:rPr>
-          <w:rFonts w:ascii="Aptos" w:hAnsi="Aptos"/>
-        </w:rPr>
-        <w:t>Industrials: leading (avg +0.90%)</w:t>
+        <w:t>Industrials: leading (avg +0.52%)</w:t>
       </w:r>
     </w:p>
     <w:p>
@@ -89,15 +55,9 @@
           <w:ilvl w:val="0"/>
           <w:numId w:val="10"/>
         </w:numPr>
-        <w:rPr>
-          <w:rFonts w:ascii="Aptos" w:hAnsi="Aptos"/>
-        </w:rPr>
       </w:pPr>
       <w:r>
-        <w:rPr>
-          <w:rFonts w:ascii="Aptos" w:hAnsi="Aptos"/>
-        </w:rPr>
-        <w:t>Consumer Staples: lagging (avg -0.64%)</w:t>
+        <w:t>Consumer Staples: lagging (avg -1.37%)</w:t>
       </w:r>
     </w:p>
     <w:p>
@@ -107,15 +67,9 @@
           <w:ilvl w:val="0"/>
           <w:numId w:val="10"/>
         </w:numPr>
-        <w:rPr>
-          <w:rFonts w:ascii="Aptos" w:hAnsi="Aptos"/>
-        </w:rPr>
       </w:pPr>
       <w:r>
-        <w:rPr>
-          <w:rFonts w:ascii="Aptos" w:hAnsi="Aptos"/>
-        </w:rPr>
-        <w:t>Consumer Discretionary: leading (avg +0.51%)</w:t>
+        <w:t>Consumer Discretionary: soft (avg -0.35%)</w:t>
       </w:r>
     </w:p>
     <w:p>
@@ -125,15 +79,9 @@
           <w:ilvl w:val="0"/>
           <w:numId w:val="10"/>
         </w:numPr>
-        <w:rPr>
-          <w:rFonts w:ascii="Aptos" w:hAnsi="Aptos"/>
-        </w:rPr>
       </w:pPr>
       <w:r>
-        <w:rPr>
-          <w:rFonts w:ascii="Aptos" w:hAnsi="Aptos"/>
-        </w:rPr>
-        <w:t>Financials: leading (avg +0.90%)</w:t>
+        <w:t>Financials: leading (avg +0.53%)</w:t>
       </w:r>
     </w:p>
     <w:p>
@@ -143,15 +91,9 @@
           <w:ilvl w:val="0"/>
           <w:numId w:val="10"/>
         </w:numPr>
-        <w:rPr>
-          <w:rFonts w:ascii="Aptos" w:hAnsi="Aptos"/>
-        </w:rPr>
       </w:pPr>
       <w:r>
-        <w:rPr>
-          <w:rFonts w:ascii="Aptos" w:hAnsi="Aptos"/>
-        </w:rPr>
-        <w:t>Utilities: lagging (avg -4.48%)</w:t>
+        <w:t>Utilities: lagging (avg -5.50%)</w:t>
       </w:r>
     </w:p>
     <w:p>
@@ -161,15 +103,9 @@
           <w:ilvl w:val="0"/>
           <w:numId w:val="10"/>
         </w:numPr>
-        <w:rPr>
-          <w:rFonts w:ascii="Aptos" w:hAnsi="Aptos"/>
-        </w:rPr>
       </w:pPr>
       <w:r>
-        <w:rPr>
-          <w:rFonts w:ascii="Aptos" w:hAnsi="Aptos"/>
-        </w:rPr>
-        <w:t>Real Estate: lagging (avg -2.46%)</w:t>
+        <w:t>Real Estate: lagging (avg -3.13%)</w:t>
       </w:r>
     </w:p>
     <w:p>
@@ -179,15 +115,9 @@
           <w:ilvl w:val="0"/>
           <w:numId w:val="10"/>
         </w:numPr>
-        <w:rPr>
-          <w:rFonts w:ascii="Aptos" w:hAnsi="Aptos"/>
-        </w:rPr>
       </w:pPr>
       <w:r>
-        <w:rPr>
-          <w:rFonts w:ascii="Aptos" w:hAnsi="Aptos"/>
-        </w:rPr>
-        <w:t>Materials: lagging (avg -1.50%)</w:t>
+        <w:t>Materials: lagging (avg -2.70%)</w:t>
       </w:r>
     </w:p>
     <w:p>
@@ -197,15 +127,9 @@
           <w:ilvl w:val="0"/>
           <w:numId w:val="10"/>
         </w:numPr>
-        <w:rPr>
-          <w:rFonts w:ascii="Aptos" w:hAnsi="Aptos"/>
-        </w:rPr>
       </w:pPr>
       <w:r>
-        <w:rPr>
-          <w:rFonts w:ascii="Aptos" w:hAnsi="Aptos"/>
-        </w:rPr>
-        <w:t>Energy: leading (avg +2.61%)</w:t>
+        <w:t>Energy: leading (avg +1.02%)</w:t>
       </w:r>
     </w:p>
     <w:p>
@@ -215,15 +139,9 @@
           <w:ilvl w:val="0"/>
           <w:numId w:val="10"/>
         </w:numPr>
-        <w:rPr>
-          <w:rFonts w:ascii="Aptos" w:hAnsi="Aptos"/>
-        </w:rPr>
       </w:pPr>
       <w:r>
-        <w:rPr>
-          <w:rFonts w:ascii="Aptos" w:hAnsi="Aptos"/>
-        </w:rPr>
-        <w:t>Health Care: lagging (avg -1.62%)</w:t>
+        <w:t>Health Care: lagging (avg -2.81%)</w:t>
       </w:r>
     </w:p>
     <w:p>
@@ -233,27 +151,13 @@
           <w:ilvl w:val="0"/>
           <w:numId w:val="10"/>
         </w:numPr>
-        <w:rPr>
-          <w:rFonts w:ascii="Aptos" w:hAnsi="Aptos"/>
-        </w:rPr>
       </w:pPr>
       <w:r>
-        <w:rPr>
-          <w:rFonts w:ascii="Aptos" w:hAnsi="Aptos"/>
-        </w:rPr>
-        <w:t>Communication Services: leading (avg +1.65%)</w:t>
+        <w:t>Communication Services: leading (avg +1.45%)</w:t>
       </w:r>
     </w:p>
     <w:p>
-      <w:pPr>
-        <w:rPr>
-          <w:rFonts w:ascii="Aptos" w:hAnsi="Aptos"/>
-        </w:rPr>
-      </w:pPr>
       <w:r>
-        <w:rPr>
-          <w:rFonts w:ascii="Aptos" w:hAnsi="Aptos"/>
-        </w:rPr>
         <w:t>Macro levers (MTD % returns):</w:t>
       </w:r>
     </w:p>
@@ -264,15 +168,9 @@
           <w:ilvl w:val="0"/>
           <w:numId w:val="11"/>
         </w:numPr>
-        <w:rPr>
-          <w:rFonts w:ascii="Aptos" w:hAnsi="Aptos"/>
-        </w:rPr>
       </w:pPr>
       <w:r>
-        <w:rPr>
-          <w:rFonts w:ascii="Aptos" w:hAnsi="Aptos"/>
-        </w:rPr>
-        <w:t>Gold: soft (avg -0.37%)</w:t>
+        <w:t>Gold: soft (avg -0.63%)</w:t>
       </w:r>
     </w:p>
     <w:p>
@@ -282,15 +180,9 @@
           <w:ilvl w:val="0"/>
           <w:numId w:val="11"/>
         </w:numPr>
-        <w:rPr>
-          <w:rFonts w:ascii="Aptos" w:hAnsi="Aptos"/>
-        </w:rPr>
       </w:pPr>
       <w:r>
-        <w:rPr>
-          <w:rFonts w:ascii="Aptos" w:hAnsi="Aptos"/>
-        </w:rPr>
-        <w:t>USD: soft (avg -0.46%)</w:t>
+        <w:t>USD: soft (avg -0.32%)</w:t>
       </w:r>
     </w:p>
     <w:p>
@@ -300,15 +192,9 @@
           <w:ilvl w:val="0"/>
           <w:numId w:val="11"/>
         </w:numPr>
-        <w:rPr>
-          <w:rFonts w:ascii="Aptos" w:hAnsi="Aptos"/>
-        </w:rPr>
       </w:pPr>
       <w:r>
-        <w:rPr>
-          <w:rFonts w:ascii="Aptos" w:hAnsi="Aptos"/>
-        </w:rPr>
-        <w:t>Yields: leading (avg +2.98%)</w:t>
+        <w:t>Yields: leading (avg +3.78%)</w:t>
       </w:r>
     </w:p>
     <w:p>
@@ -318,15 +204,9 @@
           <w:ilvl w:val="0"/>
           <w:numId w:val="11"/>
         </w:numPr>
-        <w:rPr>
-          <w:rFonts w:ascii="Aptos" w:hAnsi="Aptos"/>
-        </w:rPr>
       </w:pPr>
       <w:r>
-        <w:rPr>
-          <w:rFonts w:ascii="Aptos" w:hAnsi="Aptos"/>
-        </w:rPr>
-        <w:t>Bonds: soft (avg -1.11%)</w:t>
+        <w:t>Bonds: soft (avg -1.31%)</w:t>
       </w:r>
     </w:p>
     <w:p>
@@ -336,29 +216,20 @@
           <w:ilvl w:val="0"/>
           <w:numId w:val="11"/>
         </w:numPr>
-        <w:rPr>
-          <w:rFonts w:ascii="Aptos" w:hAnsi="Aptos"/>
-        </w:rPr>
       </w:pPr>
       <w:r>
-        <w:rPr>
-          <w:rFonts w:ascii="Aptos" w:hAnsi="Aptos"/>
-        </w:rPr>
-        <w:t>Energy complex: leading (avg +6.17%)</w:t>
+        <w:t>Energy complex: leading (avg +0.74%)</w:t>
       </w:r>
     </w:p>
     <w:p>
-      <w:pPr>
-        <w:rPr>
-          <w:rFonts w:ascii="Aptos" w:hAnsi="Aptos"/>
-        </w:rPr>
-      </w:pPr>
       <w:r>
-        <w:rPr>
-          <w:rFonts w:ascii="Aptos" w:hAnsi="Aptos"/>
-        </w:rPr>
-        <w:t xml:space="preserve">Bottom line: Breadth is only slightly positive with just over half of names up MTD, and the tape is rewarding cyclical and growth-sensitive leadership in Information Technology, Financials, Industrials, Energy, Consumer Discretionary, and Communication Services while defensives such as Utilities, Real Estate, Consumer Staples, Materials, and Health Care lag. That leadership mix, combined with rising yields, soft bonds, and a strong Energy complex, points to markets favoring nominal growth exposure and shying away from rate-sensitive and bond-proxy sectors. Macro conditions reflect a backdrop where growth is slowing on a rolling basis and earnings revisions remain under pressure, while inflation is easing off the peaks but still running above pre-COVID norms; the soft USD and modestly weaker gold fit a market that is not yet pricing acute stress but is adjusting to tighter real-financial conditions. </w:t>
+        <w:t xml:space="preserve">Bottom line: Market breadth is middling with just under half of names positive, but leadership remains narrow and pro-cyclical, led by Technology, Financials, Communication Services, Industrials, and Energy, while defensives and rate-sensitives like Utilities, Real Estate, Health Care, Materials, and Staples lag and Consumer Discretionary trades soft, signaling a preference for growth and carry over safety. </w:t>
       </w:r>
+      <w:bookmarkStart w:id="0" w:name="_Hlk216116826"/>
+      <w:r>
+        <w:t>Macro conditions reflect slowing growth and pressured earnings against still-elevated but easing inflation, and the tape is consistent with that mix: rising yields and weak bonds are pressuring classic defensives and duration assets, a softer USD and modestly weaker gold point to reduced demand for traditional havens, and outperformance across the energy complex and equity beta pockets underscores an environment where investors are fading peak-inflation fears while still willing to pay for secular and cyclical growth despite a deteriorating fundamental growth backdrop.</w:t>
+      </w:r>
+      <w:bookmarkEnd w:id="0"/>
     </w:p>
     <w:sectPr>
       <w:pgSz w:w="12240" w:h="15840"/>
@@ -544,9 +415,9 @@
     </w:lvl>
   </w:abstractNum>
   <w:abstractNum w:abstractNumId="9" w15:restartNumberingAfterBreak="0">
-    <w:nsid w:val="32565223"/>
+    <w:nsid w:val="4AF85913"/>
     <w:multiLevelType w:val="hybridMultilevel"/>
-    <w:tmpl w:val="BE2E7742"/>
+    <w:tmpl w:val="CD524400"/>
     <w:lvl w:ilvl="0" w:tplc="04090001">
       <w:start w:val="1"/>
       <w:numFmt w:val="bullet"/>
@@ -657,9 +528,9 @@
     </w:lvl>
   </w:abstractNum>
   <w:abstractNum w:abstractNumId="10" w15:restartNumberingAfterBreak="0">
-    <w:nsid w:val="3A18790B"/>
+    <w:nsid w:val="6D646F02"/>
     <w:multiLevelType w:val="hybridMultilevel"/>
-    <w:tmpl w:val="FAB2271A"/>
+    <w:tmpl w:val="DE2E173E"/>
     <w:lvl w:ilvl="0" w:tplc="04090001">
       <w:start w:val="1"/>
       <w:numFmt w:val="bullet"/>
@@ -769,38 +640,38 @@
       </w:rPr>
     </w:lvl>
   </w:abstractNum>
-  <w:num w:numId="1" w16cid:durableId="1673218919">
+  <w:num w:numId="1" w16cid:durableId="993948150">
     <w:abstractNumId w:val="8"/>
   </w:num>
-  <w:num w:numId="2" w16cid:durableId="1470392112">
+  <w:num w:numId="2" w16cid:durableId="1061438113">
     <w:abstractNumId w:val="6"/>
   </w:num>
-  <w:num w:numId="3" w16cid:durableId="64383709">
+  <w:num w:numId="3" w16cid:durableId="1823963848">
     <w:abstractNumId w:val="5"/>
   </w:num>
-  <w:num w:numId="4" w16cid:durableId="950363161">
+  <w:num w:numId="4" w16cid:durableId="1621255934">
     <w:abstractNumId w:val="4"/>
   </w:num>
-  <w:num w:numId="5" w16cid:durableId="739211715">
+  <w:num w:numId="5" w16cid:durableId="1439377295">
     <w:abstractNumId w:val="7"/>
   </w:num>
-  <w:num w:numId="6" w16cid:durableId="1822891867">
+  <w:num w:numId="6" w16cid:durableId="390084362">
     <w:abstractNumId w:val="3"/>
   </w:num>
-  <w:num w:numId="7" w16cid:durableId="634022910">
+  <w:num w:numId="7" w16cid:durableId="421536525">
     <w:abstractNumId w:val="2"/>
   </w:num>
-  <w:num w:numId="8" w16cid:durableId="95947492">
+  <w:num w:numId="8" w16cid:durableId="1843931656">
     <w:abstractNumId w:val="1"/>
   </w:num>
-  <w:num w:numId="9" w16cid:durableId="554320531">
+  <w:num w:numId="9" w16cid:durableId="507139897">
     <w:abstractNumId w:val="0"/>
   </w:num>
-  <w:num w:numId="10" w16cid:durableId="220481748">
+  <w:num w:numId="10" w16cid:durableId="1658605851">
+    <w:abstractNumId w:val="9"/>
+  </w:num>
+  <w:num w:numId="11" w16cid:durableId="1775787080">
     <w:abstractNumId w:val="10"/>
-  </w:num>
-  <w:num w:numId="11" w16cid:durableId="1724907934">
-    <w:abstractNumId w:val="9"/>
   </w:num>
 </w:numbering>
 </file>

--- a/data/Market_Read_monthly.docx
+++ b/data/Market_Read_monthly.docx
@@ -4,7 +4,7 @@
   <w:body>
     <w:p>
       <w:r>
-        <w:t>Monthly Market Read: December 08, 2025</w:t>
+        <w:t>Monthly Market Read: December 09, 2025</w:t>
       </w:r>
     </w:p>
     <w:p>
@@ -21,7 +21,7 @@
         </w:numPr>
       </w:pPr>
       <w:r>
-        <w:t>Breadth: 46.3% of names are positive.</w:t>
+        <w:t>Breadth: 42.8% of names are positive.</w:t>
       </w:r>
     </w:p>
     <w:p>
@@ -33,7 +33,7 @@
         </w:numPr>
       </w:pPr>
       <w:r>
-        <w:t>Information Technology: leading (avg +3.83%)</w:t>
+        <w:t>Information Technology: leading (avg +3.90%)</w:t>
       </w:r>
     </w:p>
     <w:p>
@@ -45,7 +45,7 @@
         </w:numPr>
       </w:pPr>
       <w:r>
-        <w:t>Industrials: leading (avg +0.52%)</w:t>
+        <w:t>Industrials: soft (avg -0.25%)</w:t>
       </w:r>
     </w:p>
     <w:p>
@@ -57,7 +57,7 @@
         </w:numPr>
       </w:pPr>
       <w:r>
-        <w:t>Consumer Staples: lagging (avg -1.37%)</w:t>
+        <w:t>Consumer Staples: lagging (avg -1.64%)</w:t>
       </w:r>
     </w:p>
     <w:p>
@@ -69,7 +69,7 @@
         </w:numPr>
       </w:pPr>
       <w:r>
-        <w:t>Consumer Discretionary: soft (avg -0.35%)</w:t>
+        <w:t>Consumer Discretionary: lagging (avg -1.01%)</w:t>
       </w:r>
     </w:p>
     <w:p>
@@ -81,7 +81,7 @@
         </w:numPr>
       </w:pPr>
       <w:r>
-        <w:t>Financials: leading (avg +0.53%)</w:t>
+        <w:t>Financials: leading (avg +1.02%)</w:t>
       </w:r>
     </w:p>
     <w:p>
@@ -93,7 +93,7 @@
         </w:numPr>
       </w:pPr>
       <w:r>
-        <w:t>Utilities: lagging (avg -5.50%)</w:t>
+        <w:t>Utilities: lagging (avg -5.36%)</w:t>
       </w:r>
     </w:p>
     <w:p>
@@ -105,7 +105,7 @@
         </w:numPr>
       </w:pPr>
       <w:r>
-        <w:t>Real Estate: lagging (avg -3.13%)</w:t>
+        <w:t>Real Estate: lagging (avg -3.45%)</w:t>
       </w:r>
     </w:p>
     <w:p>
@@ -117,7 +117,7 @@
         </w:numPr>
       </w:pPr>
       <w:r>
-        <w:t>Materials: lagging (avg -2.70%)</w:t>
+        <w:t>Materials: lagging (avg -3.12%)</w:t>
       </w:r>
     </w:p>
     <w:p>
@@ -129,7 +129,7 @@
         </w:numPr>
       </w:pPr>
       <w:r>
-        <w:t>Energy: leading (avg +1.02%)</w:t>
+        <w:t>Energy: leading (avg +1.31%)</w:t>
       </w:r>
     </w:p>
     <w:p>
@@ -141,7 +141,7 @@
         </w:numPr>
       </w:pPr>
       <w:r>
-        <w:t>Health Care: lagging (avg -2.81%)</w:t>
+        <w:t>Health Care: lagging (avg -3.53%)</w:t>
       </w:r>
     </w:p>
     <w:p>
@@ -153,7 +153,7 @@
         </w:numPr>
       </w:pPr>
       <w:r>
-        <w:t>Communication Services: leading (avg +1.45%)</w:t>
+        <w:t>Communication Services: leading (avg +1.70%)</w:t>
       </w:r>
     </w:p>
     <w:p>
@@ -170,7 +170,7 @@
         </w:numPr>
       </w:pPr>
       <w:r>
-        <w:t>Gold: soft (avg -0.63%)</w:t>
+        <w:t>Gold: steady (avg -0.12%)</w:t>
       </w:r>
     </w:p>
     <w:p>
@@ -182,7 +182,7 @@
         </w:numPr>
       </w:pPr>
       <w:r>
-        <w:t>USD: soft (avg -0.32%)</w:t>
+        <w:t>USD: steady (avg -0.18%)</w:t>
       </w:r>
     </w:p>
     <w:p>
@@ -194,7 +194,7 @@
         </w:numPr>
       </w:pPr>
       <w:r>
-        <w:t>Yields: leading (avg +3.78%)</w:t>
+        <w:t>Yields: leading (avg +4.10%)</w:t>
       </w:r>
     </w:p>
     <w:p>
@@ -206,7 +206,7 @@
         </w:numPr>
       </w:pPr>
       <w:r>
-        <w:t>Bonds: soft (avg -1.31%)</w:t>
+        <w:t>Bonds: soft (avg -1.36%)</w:t>
       </w:r>
     </w:p>
     <w:p>
@@ -218,18 +218,13 @@
         </w:numPr>
       </w:pPr>
       <w:r>
-        <w:t>Energy complex: leading (avg +0.74%)</w:t>
+        <w:t>Energy complex: soft (avg -2.99%)</w:t>
       </w:r>
     </w:p>
     <w:p>
       <w:r>
-        <w:t xml:space="preserve">Bottom line: Market breadth is middling with just under half of names positive, but leadership remains narrow and pro-cyclical, led by Technology, Financials, Communication Services, Industrials, and Energy, while defensives and rate-sensitives like Utilities, Real Estate, Health Care, Materials, and Staples lag and Consumer Discretionary trades soft, signaling a preference for growth and carry over safety. </w:t>
+        <w:t>Bottom line: With only 42.8% of names positive month-to-date, breadth is mixed and tilting defensive under the surface even as the tape rewards select risk pockets, with Information Technology (+3.90%), Communication Services (+1.70%), Financials (+1.02%), and Energy (+1.31%) carrying index performance while traditionally defensive and rate‑sensitive groups like Utilities (-5.36%), Health Care (-3.53%), Real Estate (-3.45%), and Consumer Staples (-1.64%) lag alongside Discretionary (-1.01%) and Materials (-3.12%). Macro posture shows growth expectations grinding lower and earnings revisions under pressure while inflation expectations ease but stay above pre‑COVID norms, a mix corroborated by rising yields (+4.10%), soft bonds (-1.36%), and a weaker energy complex (-2.99%) alongside stable gold (-0.12%) and USD (-0.18%), which together argue for markets repricing a slower, still‑inflationary backdrop that favors quality growth and balance‑sheet strength over classic defensives.</w:t>
       </w:r>
-      <w:bookmarkStart w:id="0" w:name="_Hlk216116826"/>
-      <w:r>
-        <w:t>Macro conditions reflect slowing growth and pressured earnings against still-elevated but easing inflation, and the tape is consistent with that mix: rising yields and weak bonds are pressuring classic defensives and duration assets, a softer USD and modestly weaker gold point to reduced demand for traditional havens, and outperformance across the energy complex and equity beta pockets underscores an environment where investors are fading peak-inflation fears while still willing to pay for secular and cyclical growth despite a deteriorating fundamental growth backdrop.</w:t>
-      </w:r>
-      <w:bookmarkEnd w:id="0"/>
     </w:p>
     <w:sectPr>
       <w:pgSz w:w="12240" w:h="15840"/>
@@ -415,9 +410,9 @@
     </w:lvl>
   </w:abstractNum>
   <w:abstractNum w:abstractNumId="9" w15:restartNumberingAfterBreak="0">
-    <w:nsid w:val="4AF85913"/>
+    <w:nsid w:val="5B674A16"/>
     <w:multiLevelType w:val="hybridMultilevel"/>
-    <w:tmpl w:val="CD524400"/>
+    <w:tmpl w:val="D982D474"/>
     <w:lvl w:ilvl="0" w:tplc="04090001">
       <w:start w:val="1"/>
       <w:numFmt w:val="bullet"/>
@@ -528,9 +523,9 @@
     </w:lvl>
   </w:abstractNum>
   <w:abstractNum w:abstractNumId="10" w15:restartNumberingAfterBreak="0">
-    <w:nsid w:val="6D646F02"/>
+    <w:nsid w:val="6F6D6F87"/>
     <w:multiLevelType w:val="hybridMultilevel"/>
-    <w:tmpl w:val="DE2E173E"/>
+    <w:tmpl w:val="A78ACF7E"/>
     <w:lvl w:ilvl="0" w:tplc="04090001">
       <w:start w:val="1"/>
       <w:numFmt w:val="bullet"/>
@@ -640,37 +635,37 @@
       </w:rPr>
     </w:lvl>
   </w:abstractNum>
-  <w:num w:numId="1" w16cid:durableId="993948150">
+  <w:num w:numId="1" w16cid:durableId="1229803878">
     <w:abstractNumId w:val="8"/>
   </w:num>
-  <w:num w:numId="2" w16cid:durableId="1061438113">
+  <w:num w:numId="2" w16cid:durableId="122382624">
     <w:abstractNumId w:val="6"/>
   </w:num>
-  <w:num w:numId="3" w16cid:durableId="1823963848">
+  <w:num w:numId="3" w16cid:durableId="1553927690">
     <w:abstractNumId w:val="5"/>
   </w:num>
-  <w:num w:numId="4" w16cid:durableId="1621255934">
+  <w:num w:numId="4" w16cid:durableId="300961754">
     <w:abstractNumId w:val="4"/>
   </w:num>
-  <w:num w:numId="5" w16cid:durableId="1439377295">
+  <w:num w:numId="5" w16cid:durableId="438766922">
     <w:abstractNumId w:val="7"/>
   </w:num>
-  <w:num w:numId="6" w16cid:durableId="390084362">
+  <w:num w:numId="6" w16cid:durableId="167991149">
     <w:abstractNumId w:val="3"/>
   </w:num>
-  <w:num w:numId="7" w16cid:durableId="421536525">
+  <w:num w:numId="7" w16cid:durableId="1517816122">
     <w:abstractNumId w:val="2"/>
   </w:num>
-  <w:num w:numId="8" w16cid:durableId="1843931656">
+  <w:num w:numId="8" w16cid:durableId="2026008136">
     <w:abstractNumId w:val="1"/>
   </w:num>
-  <w:num w:numId="9" w16cid:durableId="507139897">
+  <w:num w:numId="9" w16cid:durableId="1736777311">
     <w:abstractNumId w:val="0"/>
   </w:num>
-  <w:num w:numId="10" w16cid:durableId="1658605851">
+  <w:num w:numId="10" w16cid:durableId="751702212">
     <w:abstractNumId w:val="9"/>
   </w:num>
-  <w:num w:numId="11" w16cid:durableId="1775787080">
+  <w:num w:numId="11" w16cid:durableId="1184587961">
     <w:abstractNumId w:val="10"/>
   </w:num>
 </w:numbering>

--- a/data/Market_Read_monthly.docx
+++ b/data/Market_Read_monthly.docx
@@ -4,7 +4,7 @@
   <w:body>
     <w:p>
       <w:r>
-        <w:t>Monthly Market Read: December 09, 2025</w:t>
+        <w:t>Monthly Market Read: December 10, 2025</w:t>
       </w:r>
     </w:p>
     <w:p>
@@ -21,7 +21,7 @@
         </w:numPr>
       </w:pPr>
       <w:r>
-        <w:t>Breadth: 42.8% of names are positive.</w:t>
+        <w:t>Breadth: 53.4% of names are positive.</w:t>
       </w:r>
     </w:p>
     <w:p>
@@ -33,7 +33,7 @@
         </w:numPr>
       </w:pPr>
       <w:r>
-        <w:t>Information Technology: leading (avg +3.90%)</w:t>
+        <w:t>Information Technology: leading (avg +5.23%)</w:t>
       </w:r>
     </w:p>
     <w:p>
@@ -45,7 +45,7 @@
         </w:numPr>
       </w:pPr>
       <w:r>
-        <w:t>Industrials: soft (avg -0.25%)</w:t>
+        <w:t>Industrials: leading (avg +1.76%)</w:t>
       </w:r>
     </w:p>
     <w:p>
@@ -57,7 +57,7 @@
         </w:numPr>
       </w:pPr>
       <w:r>
-        <w:t>Consumer Staples: lagging (avg -1.64%)</w:t>
+        <w:t>Consumer Staples: lagging (avg -0.69%)</w:t>
       </w:r>
     </w:p>
     <w:p>
@@ -69,7 +69,7 @@
         </w:numPr>
       </w:pPr>
       <w:r>
-        <w:t>Consumer Discretionary: lagging (avg -1.01%)</w:t>
+        <w:t>Consumer Discretionary: leading (avg +0.89%)</w:t>
       </w:r>
     </w:p>
     <w:p>
@@ -81,7 +81,7 @@
         </w:numPr>
       </w:pPr>
       <w:r>
-        <w:t>Financials: leading (avg +1.02%)</w:t>
+        <w:t>Financials: leading (avg +2.40%)</w:t>
       </w:r>
     </w:p>
     <w:p>
@@ -93,7 +93,7 @@
         </w:numPr>
       </w:pPr>
       <w:r>
-        <w:t>Utilities: lagging (avg -5.36%)</w:t>
+        <w:t>Utilities: lagging (avg -5.64%)</w:t>
       </w:r>
     </w:p>
     <w:p>
@@ -105,7 +105,7 @@
         </w:numPr>
       </w:pPr>
       <w:r>
-        <w:t>Real Estate: lagging (avg -3.45%)</w:t>
+        <w:t>Real Estate: lagging (avg -2.89%)</w:t>
       </w:r>
     </w:p>
     <w:p>
@@ -117,7 +117,7 @@
         </w:numPr>
       </w:pPr>
       <w:r>
-        <w:t>Materials: lagging (avg -3.12%)</w:t>
+        <w:t>Materials: lagging (avg -0.77%)</w:t>
       </w:r>
     </w:p>
     <w:p>
@@ -129,7 +129,7 @@
         </w:numPr>
       </w:pPr>
       <w:r>
-        <w:t>Energy: leading (avg +1.31%)</w:t>
+        <w:t>Energy: leading (avg +2.07%)</w:t>
       </w:r>
     </w:p>
     <w:p>
@@ -141,7 +141,7 @@
         </w:numPr>
       </w:pPr>
       <w:r>
-        <w:t>Health Care: lagging (avg -3.53%)</w:t>
+        <w:t>Health Care: lagging (avg -1.96%)</w:t>
       </w:r>
     </w:p>
     <w:p>
@@ -153,7 +153,7 @@
         </w:numPr>
       </w:pPr>
       <w:r>
-        <w:t>Communication Services: leading (avg +1.70%)</w:t>
+        <w:t>Communication Services: leading (avg +2.14%)</w:t>
       </w:r>
     </w:p>
     <w:p>
@@ -170,7 +170,7 @@
         </w:numPr>
       </w:pPr>
       <w:r>
-        <w:t>Gold: steady (avg -0.12%)</w:t>
+        <w:t>Gold: leading (avg +0.30%)</w:t>
       </w:r>
     </w:p>
     <w:p>
@@ -182,7 +182,7 @@
         </w:numPr>
       </w:pPr>
       <w:r>
-        <w:t>USD: steady (avg -0.18%)</w:t>
+        <w:t>USD: soft (avg -0.71%)</w:t>
       </w:r>
     </w:p>
     <w:p>
@@ -194,7 +194,7 @@
         </w:numPr>
       </w:pPr>
       <w:r>
-        <w:t>Yields: leading (avg +4.10%)</w:t>
+        <w:t>Yields: leading (avg +3.62%)</w:t>
       </w:r>
     </w:p>
     <w:p>
@@ -206,7 +206,7 @@
         </w:numPr>
       </w:pPr>
       <w:r>
-        <w:t>Bonds: soft (avg -1.36%)</w:t>
+        <w:t>Bonds: soft (avg -1.04%)</w:t>
       </w:r>
     </w:p>
     <w:p>
@@ -218,13 +218,18 @@
         </w:numPr>
       </w:pPr>
       <w:r>
-        <w:t>Energy complex: soft (avg -2.99%)</w:t>
+        <w:t>Energy complex: soft (avg -1.97%)</w:t>
       </w:r>
     </w:p>
     <w:p>
       <w:r>
-        <w:t>Bottom line: With only 42.8% of names positive month-to-date, breadth is mixed and tilting defensive under the surface even as the tape rewards select risk pockets, with Information Technology (+3.90%), Communication Services (+1.70%), Financials (+1.02%), and Energy (+1.31%) carrying index performance while traditionally defensive and rate‑sensitive groups like Utilities (-5.36%), Health Care (-3.53%), Real Estate (-3.45%), and Consumer Staples (-1.64%) lag alongside Discretionary (-1.01%) and Materials (-3.12%). Macro posture shows growth expectations grinding lower and earnings revisions under pressure while inflation expectations ease but stay above pre‑COVID norms, a mix corroborated by rising yields (+4.10%), soft bonds (-1.36%), and a weaker energy complex (-2.99%) alongside stable gold (-0.12%) and USD (-0.18%), which together argue for markets repricing a slower, still‑inflationary backdrop that favors quality growth and balance‑sheet strength over classic defensives.</w:t>
+        <w:t xml:space="preserve">Bottom line: Market breadth is only slightly positive with just over half of names up MTD, but leadership is clear in growth- and cyclically-oriented pockets, with Information Technology, Financials, Communication Services, Industrials, Consumer Discretionary, and Energy all advancing, while defensives and rate-sensitives such as Utilities, Real Estate, Health Care, Staples, and Materials lag, signaling a tape that is rewarding earnings torque and balance sheet strength over perceived safety. </w:t>
       </w:r>
+      <w:bookmarkStart w:id="0" w:name="_Hlk216289617"/>
+      <w:r>
+        <w:t>Macro conditions reflect slowing growth and pressured earnings alongside inflation that is easing but still elevated versus pre-COVID norms, and the combination of higher yields, weaker bonds, a softening USD, modestly firmer gold, and a soft energy complex is consistent with markets repricing to a still-restrictive real rate backdrop rather than a clean pivot to a lower-growth, lower-inflation regime, which helps explain the rotation away from bond proxies into higher-quality cyclicals and secular growth.</w:t>
+      </w:r>
+      <w:bookmarkEnd w:id="0"/>
     </w:p>
     <w:sectPr>
       <w:pgSz w:w="12240" w:h="15840"/>
@@ -410,9 +415,9 @@
     </w:lvl>
   </w:abstractNum>
   <w:abstractNum w:abstractNumId="9" w15:restartNumberingAfterBreak="0">
-    <w:nsid w:val="5B674A16"/>
+    <w:nsid w:val="0E7C6FA1"/>
     <w:multiLevelType w:val="hybridMultilevel"/>
-    <w:tmpl w:val="D982D474"/>
+    <w:tmpl w:val="A6B4D29E"/>
     <w:lvl w:ilvl="0" w:tplc="04090001">
       <w:start w:val="1"/>
       <w:numFmt w:val="bullet"/>
@@ -523,9 +528,9 @@
     </w:lvl>
   </w:abstractNum>
   <w:abstractNum w:abstractNumId="10" w15:restartNumberingAfterBreak="0">
-    <w:nsid w:val="6F6D6F87"/>
+    <w:nsid w:val="491E490B"/>
     <w:multiLevelType w:val="hybridMultilevel"/>
-    <w:tmpl w:val="A78ACF7E"/>
+    <w:tmpl w:val="D84A1752"/>
     <w:lvl w:ilvl="0" w:tplc="04090001">
       <w:start w:val="1"/>
       <w:numFmt w:val="bullet"/>
@@ -635,37 +640,37 @@
       </w:rPr>
     </w:lvl>
   </w:abstractNum>
-  <w:num w:numId="1" w16cid:durableId="1229803878">
+  <w:num w:numId="1" w16cid:durableId="1439640146">
     <w:abstractNumId w:val="8"/>
   </w:num>
-  <w:num w:numId="2" w16cid:durableId="122382624">
+  <w:num w:numId="2" w16cid:durableId="953943109">
     <w:abstractNumId w:val="6"/>
   </w:num>
-  <w:num w:numId="3" w16cid:durableId="1553927690">
+  <w:num w:numId="3" w16cid:durableId="27340198">
     <w:abstractNumId w:val="5"/>
   </w:num>
-  <w:num w:numId="4" w16cid:durableId="300961754">
+  <w:num w:numId="4" w16cid:durableId="1344817924">
     <w:abstractNumId w:val="4"/>
   </w:num>
-  <w:num w:numId="5" w16cid:durableId="438766922">
+  <w:num w:numId="5" w16cid:durableId="1887984978">
     <w:abstractNumId w:val="7"/>
   </w:num>
-  <w:num w:numId="6" w16cid:durableId="167991149">
+  <w:num w:numId="6" w16cid:durableId="544954576">
     <w:abstractNumId w:val="3"/>
   </w:num>
-  <w:num w:numId="7" w16cid:durableId="1517816122">
+  <w:num w:numId="7" w16cid:durableId="43188874">
     <w:abstractNumId w:val="2"/>
   </w:num>
-  <w:num w:numId="8" w16cid:durableId="2026008136">
+  <w:num w:numId="8" w16cid:durableId="683481970">
     <w:abstractNumId w:val="1"/>
   </w:num>
-  <w:num w:numId="9" w16cid:durableId="1736777311">
+  <w:num w:numId="9" w16cid:durableId="1154907093">
     <w:abstractNumId w:val="0"/>
   </w:num>
-  <w:num w:numId="10" w16cid:durableId="751702212">
+  <w:num w:numId="10" w16cid:durableId="1246958946">
     <w:abstractNumId w:val="9"/>
   </w:num>
-  <w:num w:numId="11" w16cid:durableId="1184587961">
+  <w:num w:numId="11" w16cid:durableId="890076503">
     <w:abstractNumId w:val="10"/>
   </w:num>
 </w:numbering>

--- a/data/Market_Read_monthly.docx
+++ b/data/Market_Read_monthly.docx
@@ -4,7 +4,7 @@
   <w:body>
     <w:p>
       <w:r>
-        <w:t>Monthly Market Read: December 10, 2025</w:t>
+        <w:t>Monthly Market Read: December 11, 2025</w:t>
       </w:r>
     </w:p>
     <w:p>
@@ -21,7 +21,7 @@
         </w:numPr>
       </w:pPr>
       <w:r>
-        <w:t>Breadth: 53.4% of names are positive.</w:t>
+        <w:t>Breadth: 58.6% of names are positive.</w:t>
       </w:r>
     </w:p>
     <w:p>
@@ -33,7 +33,7 @@
         </w:numPr>
       </w:pPr>
       <w:r>
-        <w:t>Information Technology: leading (avg +5.23%)</w:t>
+        <w:t>Information Technology: leading (avg +5.36%)</w:t>
       </w:r>
     </w:p>
     <w:p>
@@ -45,7 +45,7 @@
         </w:numPr>
       </w:pPr>
       <w:r>
-        <w:t>Industrials: leading (avg +1.76%)</w:t>
+        <w:t>Industrials: leading (avg +2.96%)</w:t>
       </w:r>
     </w:p>
     <w:p>
@@ -57,7 +57,7 @@
         </w:numPr>
       </w:pPr>
       <w:r>
-        <w:t>Consumer Staples: lagging (avg -0.69%)</w:t>
+        <w:t>Consumer Staples: firm (avg +0.23%)</w:t>
       </w:r>
     </w:p>
     <w:p>
@@ -69,7 +69,7 @@
         </w:numPr>
       </w:pPr>
       <w:r>
-        <w:t>Consumer Discretionary: leading (avg +0.89%)</w:t>
+        <w:t>Consumer Discretionary: leading (avg +2.33%)</w:t>
       </w:r>
     </w:p>
     <w:p>
@@ -81,7 +81,7 @@
         </w:numPr>
       </w:pPr>
       <w:r>
-        <w:t>Financials: leading (avg +2.40%)</w:t>
+        <w:t>Financials: leading (avg +3.81%)</w:t>
       </w:r>
     </w:p>
     <w:p>
@@ -93,7 +93,7 @@
         </w:numPr>
       </w:pPr>
       <w:r>
-        <w:t>Utilities: lagging (avg -5.64%)</w:t>
+        <w:t>Utilities: lagging (avg -5.17%)</w:t>
       </w:r>
     </w:p>
     <w:p>
@@ -105,7 +105,7 @@
         </w:numPr>
       </w:pPr>
       <w:r>
-        <w:t>Real Estate: lagging (avg -2.89%)</w:t>
+        <w:t>Real Estate: lagging (avg -2.10%)</w:t>
       </w:r>
     </w:p>
     <w:p>
@@ -117,7 +117,7 @@
         </w:numPr>
       </w:pPr>
       <w:r>
-        <w:t>Materials: lagging (avg -0.77%)</w:t>
+        <w:t>Materials: leading (avg +0.98%)</w:t>
       </w:r>
     </w:p>
     <w:p>
@@ -129,7 +129,7 @@
         </w:numPr>
       </w:pPr>
       <w:r>
-        <w:t>Energy: leading (avg +2.07%)</w:t>
+        <w:t>Energy: leading (avg +1.27%)</w:t>
       </w:r>
     </w:p>
     <w:p>
@@ -141,7 +141,7 @@
         </w:numPr>
       </w:pPr>
       <w:r>
-        <w:t>Health Care: lagging (avg -1.96%)</w:t>
+        <w:t>Health Care: lagging (avg -1.05%)</w:t>
       </w:r>
     </w:p>
     <w:p>
@@ -153,7 +153,7 @@
         </w:numPr>
       </w:pPr>
       <w:r>
-        <w:t>Communication Services: leading (avg +2.14%)</w:t>
+        <w:t>Communication Services: leading (avg +2.19%)</w:t>
       </w:r>
     </w:p>
     <w:p>
@@ -170,7 +170,7 @@
         </w:numPr>
       </w:pPr>
       <w:r>
-        <w:t>Gold: leading (avg +0.30%)</w:t>
+        <w:t>Gold: leading (avg +1.38%)</w:t>
       </w:r>
     </w:p>
     <w:p>
@@ -182,7 +182,7 @@
         </w:numPr>
       </w:pPr>
       <w:r>
-        <w:t>USD: soft (avg -0.71%)</w:t>
+        <w:t>USD: soft (avg -1.06%)</w:t>
       </w:r>
     </w:p>
     <w:p>
@@ -194,7 +194,7 @@
         </w:numPr>
       </w:pPr>
       <w:r>
-        <w:t>Yields: leading (avg +3.62%)</w:t>
+        <w:t>Yields: leading (avg +2.99%)</w:t>
       </w:r>
     </w:p>
     <w:p>
@@ -206,7 +206,7 @@
         </w:numPr>
       </w:pPr>
       <w:r>
-        <w:t>Bonds: soft (avg -1.04%)</w:t>
+        <w:t>Bonds: soft (avg -1.11%)</w:t>
       </w:r>
     </w:p>
     <w:p>
@@ -218,16 +218,16 @@
         </w:numPr>
       </w:pPr>
       <w:r>
-        <w:t>Energy complex: soft (avg -1.97%)</w:t>
+        <w:t>Energy complex: soft (avg -6.88%)</w:t>
       </w:r>
     </w:p>
     <w:p>
       <w:r>
-        <w:t xml:space="preserve">Bottom line: Market breadth is only slightly positive with just over half of names up MTD, but leadership is clear in growth- and cyclically-oriented pockets, with Information Technology, Financials, Communication Services, Industrials, Consumer Discretionary, and Energy all advancing, while defensives and rate-sensitives such as Utilities, Real Estate, Health Care, Staples, and Materials lag, signaling a tape that is rewarding earnings torque and balance sheet strength over perceived safety. </w:t>
+        <w:t xml:space="preserve">Bottom line: Breadth is constructive with nearly 60% of names positive MTD, and the tape is rewarding cyclicals and higher-beta growth as Information Technology, Financials, Industrials, Consumer Discretionary, Communication Services, Materials, and Energy all lead, while defensives like Utilities, Real Estate, and Health Care lag despite firm performance in Consumer Staples. </w:t>
       </w:r>
-      <w:bookmarkStart w:id="0" w:name="_Hlk216289617"/>
+      <w:bookmarkStart w:id="0" w:name="_Hlk216375999"/>
       <w:r>
-        <w:t>Macro conditions reflect slowing growth and pressured earnings alongside inflation that is easing but still elevated versus pre-COVID norms, and the combination of higher yields, weaker bonds, a softening USD, modestly firmer gold, and a soft energy complex is consistent with markets repricing to a still-restrictive real rate backdrop rather than a clean pivot to a lower-growth, lower-inflation regime, which helps explain the rotation away from bond proxies into higher-quality cyclicals and secular growth.</w:t>
+        <w:t>Macro conditions reflect an environment where growth is slowing and earnings revisions remain pressured even as inflation eases from peak levels but stays above pre-COVID norms, which is echoed in the mix of stronger gold, higher yields, a softer USD, weaker bonds, and a soft energy complex that together argue for a cautious but still risk-on bias skewed toward quality cyclicals over classic defensives.</w:t>
       </w:r>
       <w:bookmarkEnd w:id="0"/>
     </w:p>
@@ -415,9 +415,9 @@
     </w:lvl>
   </w:abstractNum>
   <w:abstractNum w:abstractNumId="9" w15:restartNumberingAfterBreak="0">
-    <w:nsid w:val="0E7C6FA1"/>
+    <w:nsid w:val="00376BED"/>
     <w:multiLevelType w:val="hybridMultilevel"/>
-    <w:tmpl w:val="A6B4D29E"/>
+    <w:tmpl w:val="55482BCE"/>
     <w:lvl w:ilvl="0" w:tplc="04090001">
       <w:start w:val="1"/>
       <w:numFmt w:val="bullet"/>
@@ -528,9 +528,9 @@
     </w:lvl>
   </w:abstractNum>
   <w:abstractNum w:abstractNumId="10" w15:restartNumberingAfterBreak="0">
-    <w:nsid w:val="491E490B"/>
+    <w:nsid w:val="79F213F0"/>
     <w:multiLevelType w:val="hybridMultilevel"/>
-    <w:tmpl w:val="D84A1752"/>
+    <w:tmpl w:val="2DA45512"/>
     <w:lvl w:ilvl="0" w:tplc="04090001">
       <w:start w:val="1"/>
       <w:numFmt w:val="bullet"/>
@@ -640,37 +640,37 @@
       </w:rPr>
     </w:lvl>
   </w:abstractNum>
-  <w:num w:numId="1" w16cid:durableId="1439640146">
+  <w:num w:numId="1" w16cid:durableId="1903517711">
     <w:abstractNumId w:val="8"/>
   </w:num>
-  <w:num w:numId="2" w16cid:durableId="953943109">
+  <w:num w:numId="2" w16cid:durableId="260377109">
     <w:abstractNumId w:val="6"/>
   </w:num>
-  <w:num w:numId="3" w16cid:durableId="27340198">
+  <w:num w:numId="3" w16cid:durableId="1828207328">
     <w:abstractNumId w:val="5"/>
   </w:num>
-  <w:num w:numId="4" w16cid:durableId="1344817924">
+  <w:num w:numId="4" w16cid:durableId="737826836">
     <w:abstractNumId w:val="4"/>
   </w:num>
-  <w:num w:numId="5" w16cid:durableId="1887984978">
+  <w:num w:numId="5" w16cid:durableId="1909655020">
     <w:abstractNumId w:val="7"/>
   </w:num>
-  <w:num w:numId="6" w16cid:durableId="544954576">
+  <w:num w:numId="6" w16cid:durableId="876309838">
     <w:abstractNumId w:val="3"/>
   </w:num>
-  <w:num w:numId="7" w16cid:durableId="43188874">
+  <w:num w:numId="7" w16cid:durableId="974021516">
     <w:abstractNumId w:val="2"/>
   </w:num>
-  <w:num w:numId="8" w16cid:durableId="683481970">
+  <w:num w:numId="8" w16cid:durableId="3023495">
     <w:abstractNumId w:val="1"/>
   </w:num>
-  <w:num w:numId="9" w16cid:durableId="1154907093">
+  <w:num w:numId="9" w16cid:durableId="911744877">
     <w:abstractNumId w:val="0"/>
   </w:num>
-  <w:num w:numId="10" w16cid:durableId="1246958946">
+  <w:num w:numId="10" w16cid:durableId="715010090">
     <w:abstractNumId w:val="9"/>
   </w:num>
-  <w:num w:numId="11" w16cid:durableId="890076503">
+  <w:num w:numId="11" w16cid:durableId="423495342">
     <w:abstractNumId w:val="10"/>
   </w:num>
 </w:numbering>

--- a/data/Market_Read_monthly.docx
+++ b/data/Market_Read_monthly.docx
@@ -4,7 +4,7 @@
   <w:body>
     <w:p>
       <w:r>
-        <w:t>Monthly Market Read: December 11, 2025</w:t>
+        <w:t>Monthly Market Read: December 12, 2025</w:t>
       </w:r>
     </w:p>
     <w:p>
@@ -21,7 +21,7 @@
         </w:numPr>
       </w:pPr>
       <w:r>
-        <w:t>Breadth: 58.6% of names are positive.</w:t>
+        <w:t>Breadth: 54.8% of names are positive.</w:t>
       </w:r>
     </w:p>
     <w:p>
@@ -33,7 +33,7 @@
         </w:numPr>
       </w:pPr>
       <w:r>
-        <w:t>Information Technology: leading (avg +5.36%)</w:t>
+        <w:t>Information Technology: leading (avg +2.40%)</w:t>
       </w:r>
     </w:p>
     <w:p>
@@ -45,7 +45,7 @@
         </w:numPr>
       </w:pPr>
       <w:r>
-        <w:t>Industrials: leading (avg +2.96%)</w:t>
+        <w:t>Industrials: leading (avg +2.19%)</w:t>
       </w:r>
     </w:p>
     <w:p>
@@ -57,7 +57,7 @@
         </w:numPr>
       </w:pPr>
       <w:r>
-        <w:t>Consumer Staples: firm (avg +0.23%)</w:t>
+        <w:t>Consumer Staples: leading (avg +0.80%)</w:t>
       </w:r>
     </w:p>
     <w:p>
@@ -69,7 +69,7 @@
         </w:numPr>
       </w:pPr>
       <w:r>
-        <w:t>Consumer Discretionary: leading (avg +2.33%)</w:t>
+        <w:t>Consumer Discretionary: leading (avg +2.50%)</w:t>
       </w:r>
     </w:p>
     <w:p>
@@ -81,7 +81,7 @@
         </w:numPr>
       </w:pPr>
       <w:r>
-        <w:t>Financials: leading (avg +3.81%)</w:t>
+        <w:t>Financials: leading (avg +3.82%)</w:t>
       </w:r>
     </w:p>
     <w:p>
@@ -93,7 +93,7 @@
         </w:numPr>
       </w:pPr>
       <w:r>
-        <w:t>Utilities: lagging (avg -5.17%)</w:t>
+        <w:t>Utilities: lagging (avg -5.24%)</w:t>
       </w:r>
     </w:p>
     <w:p>
@@ -105,7 +105,7 @@
         </w:numPr>
       </w:pPr>
       <w:r>
-        <w:t>Real Estate: lagging (avg -2.10%)</w:t>
+        <w:t>Real Estate: lagging (avg -2.15%)</w:t>
       </w:r>
     </w:p>
     <w:p>
@@ -117,7 +117,7 @@
         </w:numPr>
       </w:pPr>
       <w:r>
-        <w:t>Materials: leading (avg +0.98%)</w:t>
+        <w:t>Materials: leading (avg +0.75%)</w:t>
       </w:r>
     </w:p>
     <w:p>
@@ -129,7 +129,7 @@
         </w:numPr>
       </w:pPr>
       <w:r>
-        <w:t>Energy: leading (avg +1.27%)</w:t>
+        <w:t>Energy: steady (avg +0.05%)</w:t>
       </w:r>
     </w:p>
     <w:p>
@@ -141,7 +141,7 @@
         </w:numPr>
       </w:pPr>
       <w:r>
-        <w:t>Health Care: lagging (avg -1.05%)</w:t>
+        <w:t>Health Care: lagging (avg -1.26%)</w:t>
       </w:r>
     </w:p>
     <w:p>
@@ -153,7 +153,7 @@
         </w:numPr>
       </w:pPr>
       <w:r>
-        <w:t>Communication Services: leading (avg +2.19%)</w:t>
+        <w:t>Communication Services: leading (avg +1.75%)</w:t>
       </w:r>
     </w:p>
     <w:p>
@@ -170,7 +170,7 @@
         </w:numPr>
       </w:pPr>
       <w:r>
-        <w:t>Gold: leading (avg +1.38%)</w:t>
+        <w:t>Gold: leading (avg +1.95%)</w:t>
       </w:r>
     </w:p>
     <w:p>
@@ -182,7 +182,7 @@
         </w:numPr>
       </w:pPr>
       <w:r>
-        <w:t>USD: soft (avg -1.06%)</w:t>
+        <w:t>USD: soft (avg -0.92%)</w:t>
       </w:r>
     </w:p>
     <w:p>
@@ -194,7 +194,7 @@
         </w:numPr>
       </w:pPr>
       <w:r>
-        <w:t>Yields: leading (avg +2.99%)</w:t>
+        <w:t>Yields: leading (avg +4.25%)</w:t>
       </w:r>
     </w:p>
     <w:p>
@@ -206,7 +206,7 @@
         </w:numPr>
       </w:pPr>
       <w:r>
-        <w:t>Bonds: soft (avg -1.11%)</w:t>
+        <w:t>Bonds: soft (avg -1.57%)</w:t>
       </w:r>
     </w:p>
     <w:p>
@@ -218,16 +218,16 @@
         </w:numPr>
       </w:pPr>
       <w:r>
-        <w:t>Energy complex: soft (avg -6.88%)</w:t>
+        <w:t>Energy complex: soft (avg -8.38%)</w:t>
       </w:r>
     </w:p>
     <w:p>
       <w:r>
-        <w:t xml:space="preserve">Bottom line: Breadth is constructive with nearly 60% of names positive MTD, and the tape is rewarding cyclicals and higher-beta growth as Information Technology, Financials, Industrials, Consumer Discretionary, Communication Services, Materials, and Energy all lead, while defensives like Utilities, Real Estate, and Health Care lag despite firm performance in Consumer Staples. </w:t>
+        <w:t xml:space="preserve">Bottom line: Market breadth is constructive with just over half of constituents positive month-to-date, and the tape is rewarding cyclical and growth-linked sectors as Financials (+3.82%), Consumer Discretionary (+2.50%), Information Technology (+2.40%), Industrials (+2.19%), Communication Services (+1.75%), Consumer Staples (+0.80%), and Materials (+0.75%) lead, while defensives and rate-sensitives like Utilities (-5.24%), Real Estate (-2.15%), Health Care (-1.26%), and to a lesser extent Energy (+0.05%) lag in a clear rotation away from traditional safety. </w:t>
       </w:r>
-      <w:bookmarkStart w:id="0" w:name="_Hlk216375999"/>
+      <w:bookmarkStart w:id="0" w:name="_Hlk216462440"/>
       <w:r>
-        <w:t>Macro conditions reflect an environment where growth is slowing and earnings revisions remain pressured even as inflation eases from peak levels but stays above pre-COVID norms, which is echoed in the mix of stronger gold, higher yields, a softer USD, weaker bonds, and a soft energy complex that together argue for a cautious but still risk-on bias skewed toward quality cyclicals over classic defensives.</w:t>
+        <w:t>Macro conditions reflect a backdrop where growth is slowing and earnings revisions remain under pressure even as inflation cools from peak levels but stays above pre-COVID norms, and that mix is echoed in the macro levers with higher yields (+4.25%) and weaker bonds (-1.57%) pressuring classic defensives, a softer USD (-0.92%) and firm gold (+1.95%) hinting at lingering macro and policy anxiety, and a notably soft energy complex (-8.38%) underscoring the decelerating demand side of the story despite the market’s current preference for cyclicals.</w:t>
       </w:r>
       <w:bookmarkEnd w:id="0"/>
     </w:p>
@@ -415,9 +415,9 @@
     </w:lvl>
   </w:abstractNum>
   <w:abstractNum w:abstractNumId="9" w15:restartNumberingAfterBreak="0">
-    <w:nsid w:val="00376BED"/>
+    <w:nsid w:val="10096D72"/>
     <w:multiLevelType w:val="hybridMultilevel"/>
-    <w:tmpl w:val="55482BCE"/>
+    <w:tmpl w:val="09E871D6"/>
     <w:lvl w:ilvl="0" w:tplc="04090001">
       <w:start w:val="1"/>
       <w:numFmt w:val="bullet"/>
@@ -528,9 +528,9 @@
     </w:lvl>
   </w:abstractNum>
   <w:abstractNum w:abstractNumId="10" w15:restartNumberingAfterBreak="0">
-    <w:nsid w:val="79F213F0"/>
+    <w:nsid w:val="49D24942"/>
     <w:multiLevelType w:val="hybridMultilevel"/>
-    <w:tmpl w:val="2DA45512"/>
+    <w:tmpl w:val="7778AD4C"/>
     <w:lvl w:ilvl="0" w:tplc="04090001">
       <w:start w:val="1"/>
       <w:numFmt w:val="bullet"/>
@@ -640,37 +640,37 @@
       </w:rPr>
     </w:lvl>
   </w:abstractNum>
-  <w:num w:numId="1" w16cid:durableId="1903517711">
+  <w:num w:numId="1" w16cid:durableId="776483609">
     <w:abstractNumId w:val="8"/>
   </w:num>
-  <w:num w:numId="2" w16cid:durableId="260377109">
+  <w:num w:numId="2" w16cid:durableId="65038285">
     <w:abstractNumId w:val="6"/>
   </w:num>
-  <w:num w:numId="3" w16cid:durableId="1828207328">
+  <w:num w:numId="3" w16cid:durableId="653417187">
     <w:abstractNumId w:val="5"/>
   </w:num>
-  <w:num w:numId="4" w16cid:durableId="737826836">
+  <w:num w:numId="4" w16cid:durableId="694577758">
     <w:abstractNumId w:val="4"/>
   </w:num>
-  <w:num w:numId="5" w16cid:durableId="1909655020">
+  <w:num w:numId="5" w16cid:durableId="230971932">
     <w:abstractNumId w:val="7"/>
   </w:num>
-  <w:num w:numId="6" w16cid:durableId="876309838">
+  <w:num w:numId="6" w16cid:durableId="1953128063">
     <w:abstractNumId w:val="3"/>
   </w:num>
-  <w:num w:numId="7" w16cid:durableId="974021516">
+  <w:num w:numId="7" w16cid:durableId="130289725">
     <w:abstractNumId w:val="2"/>
   </w:num>
-  <w:num w:numId="8" w16cid:durableId="3023495">
+  <w:num w:numId="8" w16cid:durableId="2130930727">
     <w:abstractNumId w:val="1"/>
   </w:num>
-  <w:num w:numId="9" w16cid:durableId="911744877">
+  <w:num w:numId="9" w16cid:durableId="622618682">
     <w:abstractNumId w:val="0"/>
   </w:num>
-  <w:num w:numId="10" w16cid:durableId="715010090">
+  <w:num w:numId="10" w16cid:durableId="1150944562">
     <w:abstractNumId w:val="9"/>
   </w:num>
-  <w:num w:numId="11" w16cid:durableId="423495342">
+  <w:num w:numId="11" w16cid:durableId="1594314164">
     <w:abstractNumId w:val="10"/>
   </w:num>
 </w:numbering>

--- a/data/Market_Read_monthly.docx
+++ b/data/Market_Read_monthly.docx
@@ -4,7 +4,7 @@
   <w:body>
     <w:p>
       <w:r>
-        <w:t>Monthly Market Read: December 12, 2025</w:t>
+        <w:t>Monthly Market Read: December 15, 2025</w:t>
       </w:r>
     </w:p>
     <w:p>
@@ -21,7 +21,7 @@
         </w:numPr>
       </w:pPr>
       <w:r>
-        <w:t>Breadth: 54.8% of names are positive.</w:t>
+        <w:t>Breadth: 55.1% of names are positive.</w:t>
       </w:r>
     </w:p>
     <w:p>
@@ -33,7 +33,7 @@
         </w:numPr>
       </w:pPr>
       <w:r>
-        <w:t>Information Technology: leading (avg +2.40%)</w:t>
+        <w:t>Information Technology: leading (avg +1.68%)</w:t>
       </w:r>
     </w:p>
     <w:p>
@@ -45,7 +45,7 @@
         </w:numPr>
       </w:pPr>
       <w:r>
-        <w:t>Industrials: leading (avg +2.19%)</w:t>
+        <w:t>Industrials: leading (avg +2.25%)</w:t>
       </w:r>
     </w:p>
     <w:p>
@@ -57,7 +57,7 @@
         </w:numPr>
       </w:pPr>
       <w:r>
-        <w:t>Consumer Staples: leading (avg +0.80%)</w:t>
+        <w:t>Consumer Staples: leading (avg +0.88%)</w:t>
       </w:r>
     </w:p>
     <w:p>
@@ -69,7 +69,7 @@
         </w:numPr>
       </w:pPr>
       <w:r>
-        <w:t>Consumer Discretionary: leading (avg +2.50%)</w:t>
+        <w:t>Consumer Discretionary: leading (avg +3.26%)</w:t>
       </w:r>
     </w:p>
     <w:p>
@@ -81,7 +81,7 @@
         </w:numPr>
       </w:pPr>
       <w:r>
-        <w:t>Financials: leading (avg +3.82%)</w:t>
+        <w:t>Financials: leading (avg +3.76%)</w:t>
       </w:r>
     </w:p>
     <w:p>
@@ -93,7 +93,7 @@
         </w:numPr>
       </w:pPr>
       <w:r>
-        <w:t>Utilities: lagging (avg -5.24%)</w:t>
+        <w:t>Utilities: lagging (avg -4.40%)</w:t>
       </w:r>
     </w:p>
     <w:p>
@@ -105,7 +105,7 @@
         </w:numPr>
       </w:pPr>
       <w:r>
-        <w:t>Real Estate: lagging (avg -2.15%)</w:t>
+        <w:t>Real Estate: lagging (avg -1.93%)</w:t>
       </w:r>
     </w:p>
     <w:p>
@@ -117,7 +117,7 @@
         </w:numPr>
       </w:pPr>
       <w:r>
-        <w:t>Materials: leading (avg +0.75%)</w:t>
+        <w:t>Materials: firm (avg +0.37%)</w:t>
       </w:r>
     </w:p>
     <w:p>
@@ -129,7 +129,7 @@
         </w:numPr>
       </w:pPr>
       <w:r>
-        <w:t>Energy: steady (avg +0.05%)</w:t>
+        <w:t>Energy: lagging (avg -0.92%)</w:t>
       </w:r>
     </w:p>
     <w:p>
@@ -141,7 +141,7 @@
         </w:numPr>
       </w:pPr>
       <w:r>
-        <w:t>Health Care: lagging (avg -1.26%)</w:t>
+        <w:t>Health Care: lagging (avg -0.65%)</w:t>
       </w:r>
     </w:p>
     <w:p>
@@ -153,7 +153,7 @@
         </w:numPr>
       </w:pPr>
       <w:r>
-        <w:t>Communication Services: leading (avg +1.75%)</w:t>
+        <w:t>Communication Services: leading (avg +1.76%)</w:t>
       </w:r>
     </w:p>
     <w:p>
@@ -170,7 +170,7 @@
         </w:numPr>
       </w:pPr>
       <w:r>
-        <w:t>Gold: leading (avg +1.95%)</w:t>
+        <w:t>Gold: leading (avg +2.04%)</w:t>
       </w:r>
     </w:p>
     <w:p>
@@ -182,7 +182,7 @@
         </w:numPr>
       </w:pPr>
       <w:r>
-        <w:t>USD: soft (avg -0.92%)</w:t>
+        <w:t>USD: soft (avg -0.99%)</w:t>
       </w:r>
     </w:p>
     <w:p>
@@ -194,7 +194,7 @@
         </w:numPr>
       </w:pPr>
       <w:r>
-        <w:t>Yields: leading (avg +4.25%)</w:t>
+        <w:t>Yields: leading (avg +3.93%)</w:t>
       </w:r>
     </w:p>
     <w:p>
@@ -206,7 +206,7 @@
         </w:numPr>
       </w:pPr>
       <w:r>
-        <w:t>Bonds: soft (avg -1.57%)</w:t>
+        <w:t>Bonds: soft (avg -1.53%)</w:t>
       </w:r>
     </w:p>
     <w:p>
@@ -218,16 +218,16 @@
         </w:numPr>
       </w:pPr>
       <w:r>
-        <w:t>Energy complex: soft (avg -8.38%)</w:t>
+        <w:t>Energy complex: soft (avg -9.94%)</w:t>
       </w:r>
     </w:p>
     <w:p>
       <w:r>
-        <w:t xml:space="preserve">Bottom line: Market breadth is constructive with just over half of constituents positive month-to-date, and the tape is rewarding cyclical and growth-linked sectors as Financials (+3.82%), Consumer Discretionary (+2.50%), Information Technology (+2.40%), Industrials (+2.19%), Communication Services (+1.75%), Consumer Staples (+0.80%), and Materials (+0.75%) lead, while defensives and rate-sensitives like Utilities (-5.24%), Real Estate (-2.15%), Health Care (-1.26%), and to a lesser extent Energy (+0.05%) lag in a clear rotation away from traditional safety. </w:t>
+        <w:t xml:space="preserve">Bottom line: Market breadth is middling with just over half of names positive, but leadership is clearly pro‑cyclical and risk-on, with Financials, Consumer Discretionary, Industrials, Tech, and Communication Services all posting solid gains while defensives like Utilities, Real Estate, Health Care, and the Energy complex lag, signaling investors are rotating toward growth- and rate-sensitive exposures rather than hiding in yield or commodities. </w:t>
       </w:r>
-      <w:bookmarkStart w:id="0" w:name="_Hlk216462440"/>
+      <w:bookmarkStart w:id="0" w:name="_Hlk216721601"/>
       <w:r>
-        <w:t>Macro conditions reflect a backdrop where growth is slowing and earnings revisions remain under pressure even as inflation cools from peak levels but stays above pre-COVID norms, and that mix is echoed in the macro levers with higher yields (+4.25%) and weaker bonds (-1.57%) pressuring classic defensives, a softer USD (-0.92%) and firm gold (+1.95%) hinting at lingering macro and policy anxiety, and a notably soft energy complex (-8.38%) underscoring the decelerating demand side of the story despite the market’s current preference for cyclicals.</w:t>
+        <w:t>Macro conditions reflect slowing growth and still-elevated-but-easing inflation expectations, which is echoed in rising yields, soft bonds and USD, and a firm Gold bid alongside pressure across the broader energy complex, collectively suggesting the tape is leaning into late-cycle dynamics where nominal support and policy uncertainty keep rate volatility high even as investors selectively embrace cyclicals and high-beta sectors.</w:t>
       </w:r>
       <w:bookmarkEnd w:id="0"/>
     </w:p>
@@ -415,9 +415,9 @@
     </w:lvl>
   </w:abstractNum>
   <w:abstractNum w:abstractNumId="9" w15:restartNumberingAfterBreak="0">
-    <w:nsid w:val="10096D72"/>
+    <w:nsid w:val="029C5B03"/>
     <w:multiLevelType w:val="hybridMultilevel"/>
-    <w:tmpl w:val="09E871D6"/>
+    <w:tmpl w:val="8DCEB800"/>
     <w:lvl w:ilvl="0" w:tplc="04090001">
       <w:start w:val="1"/>
       <w:numFmt w:val="bullet"/>
@@ -528,9 +528,9 @@
     </w:lvl>
   </w:abstractNum>
   <w:abstractNum w:abstractNumId="10" w15:restartNumberingAfterBreak="0">
-    <w:nsid w:val="49D24942"/>
+    <w:nsid w:val="5DE619A2"/>
     <w:multiLevelType w:val="hybridMultilevel"/>
-    <w:tmpl w:val="7778AD4C"/>
+    <w:tmpl w:val="02E2EF7E"/>
     <w:lvl w:ilvl="0" w:tplc="04090001">
       <w:start w:val="1"/>
       <w:numFmt w:val="bullet"/>
@@ -640,37 +640,37 @@
       </w:rPr>
     </w:lvl>
   </w:abstractNum>
-  <w:num w:numId="1" w16cid:durableId="776483609">
+  <w:num w:numId="1" w16cid:durableId="1235704627">
     <w:abstractNumId w:val="8"/>
   </w:num>
-  <w:num w:numId="2" w16cid:durableId="65038285">
+  <w:num w:numId="2" w16cid:durableId="2121760288">
     <w:abstractNumId w:val="6"/>
   </w:num>
-  <w:num w:numId="3" w16cid:durableId="653417187">
+  <w:num w:numId="3" w16cid:durableId="2114938329">
     <w:abstractNumId w:val="5"/>
   </w:num>
-  <w:num w:numId="4" w16cid:durableId="694577758">
+  <w:num w:numId="4" w16cid:durableId="473648159">
     <w:abstractNumId w:val="4"/>
   </w:num>
-  <w:num w:numId="5" w16cid:durableId="230971932">
+  <w:num w:numId="5" w16cid:durableId="635067074">
     <w:abstractNumId w:val="7"/>
   </w:num>
-  <w:num w:numId="6" w16cid:durableId="1953128063">
+  <w:num w:numId="6" w16cid:durableId="627206202">
     <w:abstractNumId w:val="3"/>
   </w:num>
-  <w:num w:numId="7" w16cid:durableId="130289725">
+  <w:num w:numId="7" w16cid:durableId="595090094">
     <w:abstractNumId w:val="2"/>
   </w:num>
-  <w:num w:numId="8" w16cid:durableId="2130930727">
+  <w:num w:numId="8" w16cid:durableId="2145614613">
     <w:abstractNumId w:val="1"/>
   </w:num>
-  <w:num w:numId="9" w16cid:durableId="622618682">
+  <w:num w:numId="9" w16cid:durableId="933703314">
     <w:abstractNumId w:val="0"/>
   </w:num>
-  <w:num w:numId="10" w16cid:durableId="1150944562">
+  <w:num w:numId="10" w16cid:durableId="930696513">
     <w:abstractNumId w:val="9"/>
   </w:num>
-  <w:num w:numId="11" w16cid:durableId="1594314164">
+  <w:num w:numId="11" w16cid:durableId="237635729">
     <w:abstractNumId w:val="10"/>
   </w:num>
 </w:numbering>

--- a/data/Market_Read_monthly.docx
+++ b/data/Market_Read_monthly.docx
@@ -4,7 +4,7 @@
   <w:body>
     <w:p>
       <w:r>
-        <w:t>Monthly Market Read: December 15, 2025</w:t>
+        <w:t>Monthly Market Read: December 16, 2025</w:t>
       </w:r>
     </w:p>
     <w:p>
@@ -21,7 +21,7 @@
         </w:numPr>
       </w:pPr>
       <w:r>
-        <w:t>Breadth: 55.1% of names are positive.</w:t>
+        <w:t>Breadth: 48.8% of names are positive.</w:t>
       </w:r>
     </w:p>
     <w:p>
@@ -33,7 +33,7 @@
         </w:numPr>
       </w:pPr>
       <w:r>
-        <w:t>Information Technology: leading (avg +1.68%)</w:t>
+        <w:t>Information Technology: leading (avg +1.55%)</w:t>
       </w:r>
     </w:p>
     <w:p>
@@ -45,7 +45,7 @@
         </w:numPr>
       </w:pPr>
       <w:r>
-        <w:t>Industrials: leading (avg +2.25%)</w:t>
+        <w:t>Industrials: leading (avg +1.64%)</w:t>
       </w:r>
     </w:p>
     <w:p>
@@ -57,7 +57,7 @@
         </w:numPr>
       </w:pPr>
       <w:r>
-        <w:t>Consumer Staples: leading (avg +0.88%)</w:t>
+        <w:t>Consumer Staples: leading (avg +0.54%)</w:t>
       </w:r>
     </w:p>
     <w:p>
@@ -69,7 +69,7 @@
         </w:numPr>
       </w:pPr>
       <w:r>
-        <w:t>Consumer Discretionary: leading (avg +3.26%)</w:t>
+        <w:t>Consumer Discretionary: leading (avg +2.60%)</w:t>
       </w:r>
     </w:p>
     <w:p>
@@ -81,7 +81,7 @@
         </w:numPr>
       </w:pPr>
       <w:r>
-        <w:t>Financials: leading (avg +3.76%)</w:t>
+        <w:t>Financials: leading (avg +3.35%)</w:t>
       </w:r>
     </w:p>
     <w:p>
@@ -93,7 +93,7 @@
         </w:numPr>
       </w:pPr>
       <w:r>
-        <w:t>Utilities: lagging (avg -4.40%)</w:t>
+        <w:t>Utilities: lagging (avg -5.01%)</w:t>
       </w:r>
     </w:p>
     <w:p>
@@ -105,7 +105,7 @@
         </w:numPr>
       </w:pPr>
       <w:r>
-        <w:t>Real Estate: lagging (avg -1.93%)</w:t>
+        <w:t>Real Estate: lagging (avg -2.88%)</w:t>
       </w:r>
     </w:p>
     <w:p>
@@ -117,7 +117,7 @@
         </w:numPr>
       </w:pPr>
       <w:r>
-        <w:t>Materials: firm (avg +0.37%)</w:t>
+        <w:t>Materials: soft (avg -0.22%)</w:t>
       </w:r>
     </w:p>
     <w:p>
@@ -129,7 +129,7 @@
         </w:numPr>
       </w:pPr>
       <w:r>
-        <w:t>Energy: lagging (avg -0.92%)</w:t>
+        <w:t>Energy: lagging (avg -4.31%)</w:t>
       </w:r>
     </w:p>
     <w:p>
@@ -141,7 +141,7 @@
         </w:numPr>
       </w:pPr>
       <w:r>
-        <w:t>Health Care: lagging (avg -0.65%)</w:t>
+        <w:t>Health Care: lagging (avg -2.01%)</w:t>
       </w:r>
     </w:p>
     <w:p>
@@ -153,7 +153,7 @@
         </w:numPr>
       </w:pPr>
       <w:r>
-        <w:t>Communication Services: leading (avg +1.76%)</w:t>
+        <w:t>Communication Services: leading (avg +1.88%)</w:t>
       </w:r>
     </w:p>
     <w:p>
@@ -170,7 +170,7 @@
         </w:numPr>
       </w:pPr>
       <w:r>
-        <w:t>Gold: leading (avg +2.04%)</w:t>
+        <w:t>Gold: leading (avg +2.07%)</w:t>
       </w:r>
     </w:p>
     <w:p>
@@ -182,7 +182,7 @@
         </w:numPr>
       </w:pPr>
       <w:r>
-        <w:t>USD: soft (avg -0.99%)</w:t>
+        <w:t>USD: soft (avg -1.10%)</w:t>
       </w:r>
     </w:p>
     <w:p>
@@ -194,7 +194,7 @@
         </w:numPr>
       </w:pPr>
       <w:r>
-        <w:t>Yields: leading (avg +3.93%)</w:t>
+        <w:t>Yields: leading (avg +3.09%)</w:t>
       </w:r>
     </w:p>
     <w:p>
@@ -206,7 +206,7 @@
         </w:numPr>
       </w:pPr>
       <w:r>
-        <w:t>Bonds: soft (avg -1.53%)</w:t>
+        <w:t>Bonds: soft (avg -1.29%)</w:t>
       </w:r>
     </w:p>
     <w:p>
@@ -218,16 +218,16 @@
         </w:numPr>
       </w:pPr>
       <w:r>
-        <w:t>Energy complex: soft (avg -9.94%)</w:t>
+        <w:t>Energy complex: soft (avg -12.37%)</w:t>
       </w:r>
     </w:p>
     <w:p>
       <w:r>
-        <w:t xml:space="preserve">Bottom line: Market breadth is middling with just over half of names positive, but leadership is clearly pro‑cyclical and risk-on, with Financials, Consumer Discretionary, Industrials, Tech, and Communication Services all posting solid gains while defensives like Utilities, Real Estate, Health Care, and the Energy complex lag, signaling investors are rotating toward growth- and rate-sensitive exposures rather than hiding in yield or commodities. </w:t>
+        <w:t xml:space="preserve">Bottom line: Market breadth is middling with just under half of stocks positive MTD, but the tape still favors cyclicals and growthier pockets as Financials, Consumer Discretionary, Industrials, Tech, Staples, and Communication Services lead, while defensives and rate‑sensitives like Utilities, Real Estate, Health Care, Materials, and Energy lag alongside a notably weak energy complex. </w:t>
       </w:r>
-      <w:bookmarkStart w:id="0" w:name="_Hlk216721601"/>
+      <w:bookmarkStart w:id="0" w:name="_Hlk216807994"/>
       <w:r>
-        <w:t>Macro conditions reflect slowing growth and still-elevated-but-easing inflation expectations, which is echoed in rising yields, soft bonds and USD, and a firm Gold bid alongside pressure across the broader energy complex, collectively suggesting the tape is leaning into late-cycle dynamics where nominal support and policy uncertainty keep rate volatility high even as investors selectively embrace cyclicals and high-beta sectors.</w:t>
+        <w:t>Macro conditions reflect a backdrop where growth is slowing and earnings expectations remain under pressure even as inflation eases from its highs but stays above pre‑COVID norms, consistent with a mix of higher yields, a softer USD, weak bonds, strong gold, and underperforming energy that collectively signal tighter real conditions but no clear flight to outright recessionary defensives yet.</w:t>
       </w:r>
       <w:bookmarkEnd w:id="0"/>
     </w:p>
@@ -415,9 +415,9 @@
     </w:lvl>
   </w:abstractNum>
   <w:abstractNum w:abstractNumId="9" w15:restartNumberingAfterBreak="0">
-    <w:nsid w:val="029C5B03"/>
+    <w:nsid w:val="1DF02464"/>
     <w:multiLevelType w:val="hybridMultilevel"/>
-    <w:tmpl w:val="8DCEB800"/>
+    <w:tmpl w:val="8E7EDC0E"/>
     <w:lvl w:ilvl="0" w:tplc="04090001">
       <w:start w:val="1"/>
       <w:numFmt w:val="bullet"/>
@@ -528,9 +528,9 @@
     </w:lvl>
   </w:abstractNum>
   <w:abstractNum w:abstractNumId="10" w15:restartNumberingAfterBreak="0">
-    <w:nsid w:val="5DE619A2"/>
+    <w:nsid w:val="30E46497"/>
     <w:multiLevelType w:val="hybridMultilevel"/>
-    <w:tmpl w:val="02E2EF7E"/>
+    <w:tmpl w:val="9DC88A62"/>
     <w:lvl w:ilvl="0" w:tplc="04090001">
       <w:start w:val="1"/>
       <w:numFmt w:val="bullet"/>
@@ -640,38 +640,38 @@
       </w:rPr>
     </w:lvl>
   </w:abstractNum>
-  <w:num w:numId="1" w16cid:durableId="1235704627">
+  <w:num w:numId="1" w16cid:durableId="1320579509">
     <w:abstractNumId w:val="8"/>
   </w:num>
-  <w:num w:numId="2" w16cid:durableId="2121760288">
+  <w:num w:numId="2" w16cid:durableId="1752896759">
     <w:abstractNumId w:val="6"/>
   </w:num>
-  <w:num w:numId="3" w16cid:durableId="2114938329">
+  <w:num w:numId="3" w16cid:durableId="1266032778">
     <w:abstractNumId w:val="5"/>
   </w:num>
-  <w:num w:numId="4" w16cid:durableId="473648159">
+  <w:num w:numId="4" w16cid:durableId="715013118">
     <w:abstractNumId w:val="4"/>
   </w:num>
-  <w:num w:numId="5" w16cid:durableId="635067074">
+  <w:num w:numId="5" w16cid:durableId="1130321058">
     <w:abstractNumId w:val="7"/>
   </w:num>
-  <w:num w:numId="6" w16cid:durableId="627206202">
+  <w:num w:numId="6" w16cid:durableId="1750081917">
     <w:abstractNumId w:val="3"/>
   </w:num>
-  <w:num w:numId="7" w16cid:durableId="595090094">
+  <w:num w:numId="7" w16cid:durableId="2138140417">
     <w:abstractNumId w:val="2"/>
   </w:num>
-  <w:num w:numId="8" w16cid:durableId="2145614613">
+  <w:num w:numId="8" w16cid:durableId="409733672">
     <w:abstractNumId w:val="1"/>
   </w:num>
-  <w:num w:numId="9" w16cid:durableId="933703314">
+  <w:num w:numId="9" w16cid:durableId="1411973210">
     <w:abstractNumId w:val="0"/>
   </w:num>
-  <w:num w:numId="10" w16cid:durableId="930696513">
+  <w:num w:numId="10" w16cid:durableId="167451156">
+    <w:abstractNumId w:val="10"/>
+  </w:num>
+  <w:num w:numId="11" w16cid:durableId="1660844450">
     <w:abstractNumId w:val="9"/>
-  </w:num>
-  <w:num w:numId="11" w16cid:durableId="237635729">
-    <w:abstractNumId w:val="10"/>
   </w:num>
 </w:numbering>
 </file>

--- a/data/Market_Read_monthly.docx
+++ b/data/Market_Read_monthly.docx
@@ -4,7 +4,7 @@
   <w:body>
     <w:p>
       <w:r>
-        <w:t>Monthly Market Read: December 16, 2025</w:t>
+        <w:t>Monthly Market Read: December 17, 2025</w:t>
       </w:r>
     </w:p>
     <w:p>
@@ -21,7 +21,7 @@
         </w:numPr>
       </w:pPr>
       <w:r>
-        <w:t>Breadth: 48.8% of names are positive.</w:t>
+        <w:t>Breadth: 46.6% of names are positive.</w:t>
       </w:r>
     </w:p>
     <w:p>
@@ -33,7 +33,7 @@
         </w:numPr>
       </w:pPr>
       <w:r>
-        <w:t>Information Technology: leading (avg +1.55%)</w:t>
+        <w:t>Information Technology: soft (avg -0.23%)</w:t>
       </w:r>
     </w:p>
     <w:p>
@@ -45,7 +45,7 @@
         </w:numPr>
       </w:pPr>
       <w:r>
-        <w:t>Industrials: leading (avg +1.64%)</w:t>
+        <w:t>Industrials: leading (avg +0.62%)</w:t>
       </w:r>
     </w:p>
     <w:p>
@@ -57,7 +57,7 @@
         </w:numPr>
       </w:pPr>
       <w:r>
-        <w:t>Consumer Staples: leading (avg +0.54%)</w:t>
+        <w:t>Consumer Staples: leading (avg +0.87%)</w:t>
       </w:r>
     </w:p>
     <w:p>
@@ -69,7 +69,7 @@
         </w:numPr>
       </w:pPr>
       <w:r>
-        <w:t>Consumer Discretionary: leading (avg +2.60%)</w:t>
+        <w:t>Consumer Discretionary: leading (avg +2.25%)</w:t>
       </w:r>
     </w:p>
     <w:p>
@@ -81,7 +81,7 @@
         </w:numPr>
       </w:pPr>
       <w:r>
-        <w:t>Financials: leading (avg +3.35%)</w:t>
+        <w:t>Financials: leading (avg +3.42%)</w:t>
       </w:r>
     </w:p>
     <w:p>
@@ -93,7 +93,7 @@
         </w:numPr>
       </w:pPr>
       <w:r>
-        <w:t>Utilities: lagging (avg -5.01%)</w:t>
+        <w:t>Utilities: lagging (avg -5.28%)</w:t>
       </w:r>
     </w:p>
     <w:p>
@@ -105,7 +105,7 @@
         </w:numPr>
       </w:pPr>
       <w:r>
-        <w:t>Real Estate: lagging (avg -2.88%)</w:t>
+        <w:t>Real Estate: lagging (avg -2.07%)</w:t>
       </w:r>
     </w:p>
     <w:p>
@@ -117,7 +117,7 @@
         </w:numPr>
       </w:pPr>
       <w:r>
-        <w:t>Materials: soft (avg -0.22%)</w:t>
+        <w:t>Materials: firm (avg +0.44%)</w:t>
       </w:r>
     </w:p>
     <w:p>
@@ -129,7 +129,7 @@
         </w:numPr>
       </w:pPr>
       <w:r>
-        <w:t>Energy: lagging (avg -4.31%)</w:t>
+        <w:t>Energy: lagging (avg -1.92%)</w:t>
       </w:r>
     </w:p>
     <w:p>
@@ -141,7 +141,7 @@
         </w:numPr>
       </w:pPr>
       <w:r>
-        <w:t>Health Care: lagging (avg -2.01%)</w:t>
+        <w:t>Health Care: lagging (avg -2.02%)</w:t>
       </w:r>
     </w:p>
     <w:p>
@@ -153,7 +153,7 @@
         </w:numPr>
       </w:pPr>
       <w:r>
-        <w:t>Communication Services: leading (avg +1.88%)</w:t>
+        <w:t>Communication Services: leading (avg +1.48%)</w:t>
       </w:r>
     </w:p>
     <w:p>
@@ -170,7 +170,7 @@
         </w:numPr>
       </w:pPr>
       <w:r>
-        <w:t>Gold: leading (avg +2.07%)</w:t>
+        <w:t>Gold: leading (avg +2.94%)</w:t>
       </w:r>
     </w:p>
     <w:p>
@@ -182,7 +182,7 @@
         </w:numPr>
       </w:pPr>
       <w:r>
-        <w:t>USD: soft (avg -1.10%)</w:t>
+        <w:t>USD: soft (avg -0.89%)</w:t>
       </w:r>
     </w:p>
     <w:p>
@@ -194,7 +194,7 @@
         </w:numPr>
       </w:pPr>
       <w:r>
-        <w:t>Yields: leading (avg +3.09%)</w:t>
+        <w:t>Yields: leading (avg +3.16%)</w:t>
       </w:r>
     </w:p>
     <w:p>
@@ -206,7 +206,7 @@
         </w:numPr>
       </w:pPr>
       <w:r>
-        <w:t>Bonds: soft (avg -1.29%)</w:t>
+        <w:t>Bonds: soft (avg -1.33%)</w:t>
       </w:r>
     </w:p>
     <w:p>
@@ -218,16 +218,16 @@
         </w:numPr>
       </w:pPr>
       <w:r>
-        <w:t>Energy complex: soft (avg -12.37%)</w:t>
+        <w:t>Energy complex: soft (avg -9.27%)</w:t>
       </w:r>
     </w:p>
     <w:p>
       <w:r>
-        <w:t xml:space="preserve">Bottom line: Market breadth is middling with just under half of stocks positive MTD, but the tape still favors cyclicals and growthier pockets as Financials, Consumer Discretionary, Industrials, Tech, Staples, and Communication Services lead, while defensives and rate‑sensitives like Utilities, Real Estate, Health Care, Materials, and Energy lag alongside a notably weak energy complex. </w:t>
+        <w:t xml:space="preserve">Bottom line: Breadth is middling with just under half of names positive, but beneath the surface the tape favors cyclical and rate-sensitive leadership as Financials (+3.42%), Consumer Discretionary (+2.25%), Communication Services (+1.48%), Industrials (+0.62%), and Materials (+0.44%) push higher while defensives and bond proxies like Utilities (-5.28%), Real Estate (-2.07%), Health Care (-2.02%), and Energy (-1.92%) lag. </w:t>
       </w:r>
-      <w:bookmarkStart w:id="0" w:name="_Hlk216807994"/>
+      <w:bookmarkStart w:id="0" w:name="_Hlk216894378"/>
       <w:r>
-        <w:t>Macro conditions reflect a backdrop where growth is slowing and earnings expectations remain under pressure even as inflation eases from its highs but stays above pre‑COVID norms, consistent with a mix of higher yields, a softer USD, weak bonds, strong gold, and underperforming energy that collectively signal tighter real conditions but no clear flight to outright recessionary defensives yet.</w:t>
+        <w:t>Macro posture shows growth is decelerating and earnings expectations remain under pressure while inflation cools from peak levels but stays structurally elevated versus the pre-COVID regime, and that mix is echoed in rising yields (+3.16%), weaker bonds (-1.33%), a softer USD (-0.89%), strong gold (+2.94%), and a materially weaker energy complex (-9.27%), all consistent with a market that is rotating toward cyclicals and financials despite a slower growth backdrop and still-sticky inflation.</w:t>
       </w:r>
       <w:bookmarkEnd w:id="0"/>
     </w:p>
@@ -415,9 +415,9 @@
     </w:lvl>
   </w:abstractNum>
   <w:abstractNum w:abstractNumId="9" w15:restartNumberingAfterBreak="0">
-    <w:nsid w:val="1DF02464"/>
+    <w:nsid w:val="3A517D31"/>
     <w:multiLevelType w:val="hybridMultilevel"/>
-    <w:tmpl w:val="8E7EDC0E"/>
+    <w:tmpl w:val="3AB836CA"/>
     <w:lvl w:ilvl="0" w:tplc="04090001">
       <w:start w:val="1"/>
       <w:numFmt w:val="bullet"/>
@@ -528,9 +528,9 @@
     </w:lvl>
   </w:abstractNum>
   <w:abstractNum w:abstractNumId="10" w15:restartNumberingAfterBreak="0">
-    <w:nsid w:val="30E46497"/>
+    <w:nsid w:val="752E3A73"/>
     <w:multiLevelType w:val="hybridMultilevel"/>
-    <w:tmpl w:val="9DC88A62"/>
+    <w:tmpl w:val="18A25CAA"/>
     <w:lvl w:ilvl="0" w:tplc="04090001">
       <w:start w:val="1"/>
       <w:numFmt w:val="bullet"/>
@@ -640,37 +640,37 @@
       </w:rPr>
     </w:lvl>
   </w:abstractNum>
-  <w:num w:numId="1" w16cid:durableId="1320579509">
+  <w:num w:numId="1" w16cid:durableId="1097598458">
     <w:abstractNumId w:val="8"/>
   </w:num>
-  <w:num w:numId="2" w16cid:durableId="1752896759">
+  <w:num w:numId="2" w16cid:durableId="805052250">
     <w:abstractNumId w:val="6"/>
   </w:num>
-  <w:num w:numId="3" w16cid:durableId="1266032778">
+  <w:num w:numId="3" w16cid:durableId="989167526">
     <w:abstractNumId w:val="5"/>
   </w:num>
-  <w:num w:numId="4" w16cid:durableId="715013118">
+  <w:num w:numId="4" w16cid:durableId="1475680605">
     <w:abstractNumId w:val="4"/>
   </w:num>
-  <w:num w:numId="5" w16cid:durableId="1130321058">
+  <w:num w:numId="5" w16cid:durableId="2071229467">
     <w:abstractNumId w:val="7"/>
   </w:num>
-  <w:num w:numId="6" w16cid:durableId="1750081917">
+  <w:num w:numId="6" w16cid:durableId="345711146">
     <w:abstractNumId w:val="3"/>
   </w:num>
-  <w:num w:numId="7" w16cid:durableId="2138140417">
+  <w:num w:numId="7" w16cid:durableId="816797897">
     <w:abstractNumId w:val="2"/>
   </w:num>
-  <w:num w:numId="8" w16cid:durableId="409733672">
+  <w:num w:numId="8" w16cid:durableId="1480152858">
     <w:abstractNumId w:val="1"/>
   </w:num>
-  <w:num w:numId="9" w16cid:durableId="1411973210">
+  <w:num w:numId="9" w16cid:durableId="16778543">
     <w:abstractNumId w:val="0"/>
   </w:num>
-  <w:num w:numId="10" w16cid:durableId="167451156">
+  <w:num w:numId="10" w16cid:durableId="1109854891">
     <w:abstractNumId w:val="10"/>
   </w:num>
-  <w:num w:numId="11" w16cid:durableId="1660844450">
+  <w:num w:numId="11" w16cid:durableId="1270963891">
     <w:abstractNumId w:val="9"/>
   </w:num>
 </w:numbering>

--- a/data/Market_Read_monthly.docx
+++ b/data/Market_Read_monthly.docx
@@ -4,7 +4,7 @@
   <w:body>
     <w:p>
       <w:r>
-        <w:t>Monthly Market Read: December 17, 2025</w:t>
+        <w:t>Monthly Market Read: December 18, 2025</w:t>
       </w:r>
     </w:p>
     <w:p>
@@ -21,7 +21,7 @@
         </w:numPr>
       </w:pPr>
       <w:r>
-        <w:t>Breadth: 46.6% of names are positive.</w:t>
+        <w:t>Breadth: 47.9% of names are positive.</w:t>
       </w:r>
     </w:p>
     <w:p>
@@ -33,7 +33,7 @@
         </w:numPr>
       </w:pPr>
       <w:r>
-        <w:t>Information Technology: soft (avg -0.23%)</w:t>
+        <w:t>Information Technology: soft (avg -0.27%)</w:t>
       </w:r>
     </w:p>
     <w:p>
@@ -45,7 +45,7 @@
         </w:numPr>
       </w:pPr>
       <w:r>
-        <w:t>Industrials: leading (avg +0.62%)</w:t>
+        <w:t>Industrials: leading (avg +1.02%)</w:t>
       </w:r>
     </w:p>
     <w:p>
@@ -57,7 +57,7 @@
         </w:numPr>
       </w:pPr>
       <w:r>
-        <w:t>Consumer Staples: leading (avg +0.87%)</w:t>
+        <w:t>Consumer Staples: firm (avg +0.37%)</w:t>
       </w:r>
     </w:p>
     <w:p>
@@ -69,7 +69,7 @@
         </w:numPr>
       </w:pPr>
       <w:r>
-        <w:t>Consumer Discretionary: leading (avg +2.25%)</w:t>
+        <w:t>Consumer Discretionary: leading (avg +2.71%)</w:t>
       </w:r>
     </w:p>
     <w:p>
@@ -81,7 +81,7 @@
         </w:numPr>
       </w:pPr>
       <w:r>
-        <w:t>Financials: leading (avg +3.42%)</w:t>
+        <w:t>Financials: leading (avg +3.19%)</w:t>
       </w:r>
     </w:p>
     <w:p>
@@ -93,7 +93,7 @@
         </w:numPr>
       </w:pPr>
       <w:r>
-        <w:t>Utilities: lagging (avg -5.28%)</w:t>
+        <w:t>Utilities: lagging (avg -4.53%)</w:t>
       </w:r>
     </w:p>
     <w:p>
@@ -105,7 +105,7 @@
         </w:numPr>
       </w:pPr>
       <w:r>
-        <w:t>Real Estate: lagging (avg -2.07%)</w:t>
+        <w:t>Real Estate: lagging (avg -2.45%)</w:t>
       </w:r>
     </w:p>
     <w:p>
@@ -117,7 +117,7 @@
         </w:numPr>
       </w:pPr>
       <w:r>
-        <w:t>Materials: firm (avg +0.44%)</w:t>
+        <w:t>Materials: leading (avg +0.57%)</w:t>
       </w:r>
     </w:p>
     <w:p>
@@ -129,7 +129,7 @@
         </w:numPr>
       </w:pPr>
       <w:r>
-        <w:t>Energy: lagging (avg -1.92%)</w:t>
+        <w:t>Energy: lagging (avg -3.67%)</w:t>
       </w:r>
     </w:p>
     <w:p>
@@ -141,7 +141,7 @@
         </w:numPr>
       </w:pPr>
       <w:r>
-        <w:t>Health Care: lagging (avg -2.02%)</w:t>
+        <w:t>Health Care: lagging (avg -2.06%)</w:t>
       </w:r>
     </w:p>
     <w:p>
@@ -153,7 +153,7 @@
         </w:numPr>
       </w:pPr>
       <w:r>
-        <w:t>Communication Services: leading (avg +1.48%)</w:t>
+        <w:t>Communication Services: leading (avg +1.93%)</w:t>
       </w:r>
     </w:p>
     <w:p>
@@ -170,7 +170,7 @@
         </w:numPr>
       </w:pPr>
       <w:r>
-        <w:t>Gold: leading (avg +2.94%)</w:t>
+        <w:t>Gold: leading (avg +2.76%)</w:t>
       </w:r>
     </w:p>
     <w:p>
@@ -182,7 +182,7 @@
         </w:numPr>
       </w:pPr>
       <w:r>
-        <w:t>USD: soft (avg -0.89%)</w:t>
+        <w:t>USD: soft (avg -0.82%)</w:t>
       </w:r>
     </w:p>
     <w:p>
@@ -194,7 +194,7 @@
         </w:numPr>
       </w:pPr>
       <w:r>
-        <w:t>Yields: leading (avg +3.16%)</w:t>
+        <w:t>Yields: leading (avg +2.33%)</w:t>
       </w:r>
     </w:p>
     <w:p>
@@ -206,7 +206,7 @@
         </w:numPr>
       </w:pPr>
       <w:r>
-        <w:t>Bonds: soft (avg -1.33%)</w:t>
+        <w:t>Bonds: soft (avg -1.19%)</w:t>
       </w:r>
     </w:p>
     <w:p>
@@ -218,16 +218,16 @@
         </w:numPr>
       </w:pPr>
       <w:r>
-        <w:t>Energy complex: soft (avg -9.27%)</w:t>
+        <w:t>Energy complex: soft (avg -11.89%)</w:t>
       </w:r>
     </w:p>
     <w:p>
       <w:r>
-        <w:t xml:space="preserve">Bottom line: Breadth is middling with just under half of names positive, but beneath the surface the tape favors cyclical and rate-sensitive leadership as Financials (+3.42%), Consumer Discretionary (+2.25%), Communication Services (+1.48%), Industrials (+0.62%), and Materials (+0.44%) push higher while defensives and bond proxies like Utilities (-5.28%), Real Estate (-2.07%), Health Care (-2.02%), and Energy (-1.92%) lag. </w:t>
+        <w:t xml:space="preserve">Bottom line: With just under half the tape positive MTD, breadth is middling as leadership skews cyclically toward Financials, Consumer Discretionary, Industrials, Materials, and Communication Services, while classic defensives and rate‑sensitives like Utilities, Real Estate, Health Care, and Energy lag alongside a softer Technology tape. </w:t>
       </w:r>
-      <w:bookmarkStart w:id="0" w:name="_Hlk216894378"/>
+      <w:bookmarkStart w:id="0" w:name="_Hlk216980763"/>
       <w:r>
-        <w:t>Macro posture shows growth is decelerating and earnings expectations remain under pressure while inflation cools from peak levels but stays structurally elevated versus the pre-COVID regime, and that mix is echoed in rising yields (+3.16%), weaker bonds (-1.33%), a softer USD (-0.89%), strong gold (+2.94%), and a materially weaker energy complex (-9.27%), all consistent with a market that is rotating toward cyclicals and financials despite a slower growth backdrop and still-sticky inflation.</w:t>
+        <w:t>Macro conditions reflect an environment where growth is slowing and earnings expectations remain under pressure even as inflation decelerates from peak levels but stays structurally higher than the pre‑COVID regime. That backdrop is echoed in the macro levers: higher yields and weaker bonds leaning against a soft USD and slumping energy complex, while firmer gold suggests investors are hedging both lingering inflation and late‑cycle growth risk, consistent with a market that is still rewarding cyclical risk but doing so on increasingly fragile macro foundations.</w:t>
       </w:r>
       <w:bookmarkEnd w:id="0"/>
     </w:p>
@@ -415,9 +415,9 @@
     </w:lvl>
   </w:abstractNum>
   <w:abstractNum w:abstractNumId="9" w15:restartNumberingAfterBreak="0">
-    <w:nsid w:val="3A517D31"/>
+    <w:nsid w:val="1DF16853"/>
     <w:multiLevelType w:val="hybridMultilevel"/>
-    <w:tmpl w:val="3AB836CA"/>
+    <w:tmpl w:val="EB98D086"/>
     <w:lvl w:ilvl="0" w:tplc="04090001">
       <w:start w:val="1"/>
       <w:numFmt w:val="bullet"/>
@@ -528,9 +528,9 @@
     </w:lvl>
   </w:abstractNum>
   <w:abstractNum w:abstractNumId="10" w15:restartNumberingAfterBreak="0">
-    <w:nsid w:val="752E3A73"/>
+    <w:nsid w:val="735D187F"/>
     <w:multiLevelType w:val="hybridMultilevel"/>
-    <w:tmpl w:val="18A25CAA"/>
+    <w:tmpl w:val="076AF126"/>
     <w:lvl w:ilvl="0" w:tplc="04090001">
       <w:start w:val="1"/>
       <w:numFmt w:val="bullet"/>
@@ -640,38 +640,38 @@
       </w:rPr>
     </w:lvl>
   </w:abstractNum>
-  <w:num w:numId="1" w16cid:durableId="1097598458">
+  <w:num w:numId="1" w16cid:durableId="1897080306">
     <w:abstractNumId w:val="8"/>
   </w:num>
-  <w:num w:numId="2" w16cid:durableId="805052250">
+  <w:num w:numId="2" w16cid:durableId="1133064202">
     <w:abstractNumId w:val="6"/>
   </w:num>
-  <w:num w:numId="3" w16cid:durableId="989167526">
+  <w:num w:numId="3" w16cid:durableId="2001691837">
     <w:abstractNumId w:val="5"/>
   </w:num>
-  <w:num w:numId="4" w16cid:durableId="1475680605">
+  <w:num w:numId="4" w16cid:durableId="255942894">
     <w:abstractNumId w:val="4"/>
   </w:num>
-  <w:num w:numId="5" w16cid:durableId="2071229467">
+  <w:num w:numId="5" w16cid:durableId="24333673">
     <w:abstractNumId w:val="7"/>
   </w:num>
-  <w:num w:numId="6" w16cid:durableId="345711146">
+  <w:num w:numId="6" w16cid:durableId="1680817086">
     <w:abstractNumId w:val="3"/>
   </w:num>
-  <w:num w:numId="7" w16cid:durableId="816797897">
+  <w:num w:numId="7" w16cid:durableId="757481817">
     <w:abstractNumId w:val="2"/>
   </w:num>
-  <w:num w:numId="8" w16cid:durableId="1480152858">
+  <w:num w:numId="8" w16cid:durableId="103616254">
     <w:abstractNumId w:val="1"/>
   </w:num>
-  <w:num w:numId="9" w16cid:durableId="16778543">
+  <w:num w:numId="9" w16cid:durableId="222955993">
     <w:abstractNumId w:val="0"/>
   </w:num>
-  <w:num w:numId="10" w16cid:durableId="1109854891">
+  <w:num w:numId="10" w16cid:durableId="1353266296">
+    <w:abstractNumId w:val="9"/>
+  </w:num>
+  <w:num w:numId="11" w16cid:durableId="274875288">
     <w:abstractNumId w:val="10"/>
-  </w:num>
-  <w:num w:numId="11" w16cid:durableId="1270963891">
-    <w:abstractNumId w:val="9"/>
   </w:num>
 </w:numbering>
 </file>

--- a/data/Market_Read_monthly.docx
+++ b/data/Market_Read_monthly.docx
@@ -4,7 +4,7 @@
   <w:body>
     <w:p>
       <w:r>
-        <w:t>Monthly Market Read: December 18, 2025</w:t>
+        <w:t>Monthly Market Read: December 19, 2025</w:t>
       </w:r>
     </w:p>
     <w:p>
@@ -21,7 +21,7 @@
         </w:numPr>
       </w:pPr>
       <w:r>
-        <w:t>Breadth: 47.9% of names are positive.</w:t>
+        <w:t>Breadth: 48.5% of names are positive.</w:t>
       </w:r>
     </w:p>
     <w:p>
@@ -33,7 +33,7 @@
         </w:numPr>
       </w:pPr>
       <w:r>
-        <w:t>Information Technology: soft (avg -0.27%)</w:t>
+        <w:t>Information Technology: leading (avg +2.42%)</w:t>
       </w:r>
     </w:p>
     <w:p>
@@ -45,7 +45,7 @@
         </w:numPr>
       </w:pPr>
       <w:r>
-        <w:t>Industrials: leading (avg +1.02%)</w:t>
+        <w:t>Industrials: leading (avg +1.65%)</w:t>
       </w:r>
     </w:p>
     <w:p>
@@ -57,7 +57,7 @@
         </w:numPr>
       </w:pPr>
       <w:r>
-        <w:t>Consumer Staples: firm (avg +0.37%)</w:t>
+        <w:t>Consumer Staples: lagging (avg -0.82%)</w:t>
       </w:r>
     </w:p>
     <w:p>
@@ -69,7 +69,7 @@
         </w:numPr>
       </w:pPr>
       <w:r>
-        <w:t>Consumer Discretionary: leading (avg +2.71%)</w:t>
+        <w:t>Consumer Discretionary: leading (avg +2.59%)</w:t>
       </w:r>
     </w:p>
     <w:p>
@@ -81,7 +81,7 @@
         </w:numPr>
       </w:pPr>
       <w:r>
-        <w:t>Financials: leading (avg +3.19%)</w:t>
+        <w:t>Financials: leading (avg +3.72%)</w:t>
       </w:r>
     </w:p>
     <w:p>
@@ -93,7 +93,7 @@
         </w:numPr>
       </w:pPr>
       <w:r>
-        <w:t>Utilities: lagging (avg -4.53%)</w:t>
+        <w:t>Utilities: lagging (avg -5.71%)</w:t>
       </w:r>
     </w:p>
     <w:p>
@@ -105,7 +105,7 @@
         </w:numPr>
       </w:pPr>
       <w:r>
-        <w:t>Real Estate: lagging (avg -2.45%)</w:t>
+        <w:t>Real Estate: lagging (avg -2.97%)</w:t>
       </w:r>
     </w:p>
     <w:p>
@@ -117,7 +117,7 @@
         </w:numPr>
       </w:pPr>
       <w:r>
-        <w:t>Materials: leading (avg +0.57%)</w:t>
+        <w:t>Materials: leading (avg +0.78%)</w:t>
       </w:r>
     </w:p>
     <w:p>
@@ -129,7 +129,7 @@
         </w:numPr>
       </w:pPr>
       <w:r>
-        <w:t>Energy: lagging (avg -3.67%)</w:t>
+        <w:t>Energy: lagging (avg -3.48%)</w:t>
       </w:r>
     </w:p>
     <w:p>
@@ -141,7 +141,7 @@
         </w:numPr>
       </w:pPr>
       <w:r>
-        <w:t>Health Care: lagging (avg -2.06%)</w:t>
+        <w:t>Health Care: lagging (avg -1.35%)</w:t>
       </w:r>
     </w:p>
     <w:p>
@@ -153,7 +153,7 @@
         </w:numPr>
       </w:pPr>
       <w:r>
-        <w:t>Communication Services: leading (avg +1.93%)</w:t>
+        <w:t>Communication Services: leading (avg +1.99%)</w:t>
       </w:r>
     </w:p>
     <w:p>
@@ -170,7 +170,7 @@
         </w:numPr>
       </w:pPr>
       <w:r>
-        <w:t>Gold: leading (avg +2.76%)</w:t>
+        <w:t>Gold: leading (avg +2.87%)</w:t>
       </w:r>
     </w:p>
     <w:p>
@@ -182,7 +182,7 @@
         </w:numPr>
       </w:pPr>
       <w:r>
-        <w:t>USD: soft (avg -0.82%)</w:t>
+        <w:t>USD: soft (avg -0.50%)</w:t>
       </w:r>
     </w:p>
     <w:p>
@@ -194,7 +194,7 @@
         </w:numPr>
       </w:pPr>
       <w:r>
-        <w:t>Yields: leading (avg +2.33%)</w:t>
+        <w:t>Yields: leading (avg +3.14%)</w:t>
       </w:r>
     </w:p>
     <w:p>
@@ -206,7 +206,7 @@
         </w:numPr>
       </w:pPr>
       <w:r>
-        <w:t>Bonds: soft (avg -1.19%)</w:t>
+        <w:t>Bonds: soft (avg -1.74%)</w:t>
       </w:r>
     </w:p>
     <w:p>
@@ -218,18 +218,13 @@
         </w:numPr>
       </w:pPr>
       <w:r>
-        <w:t>Energy complex: soft (avg -11.89%)</w:t>
+        <w:t>Energy complex: soft (avg -10.76%)</w:t>
       </w:r>
     </w:p>
     <w:p>
       <w:r>
-        <w:t xml:space="preserve">Bottom line: With just under half the tape positive MTD, breadth is middling as leadership skews cyclically toward Financials, Consumer Discretionary, Industrials, Materials, and Communication Services, while classic defensives and rate‑sensitives like Utilities, Real Estate, Health Care, and Energy lag alongside a softer Technology tape. </w:t>
+        <w:t>Bottom line: Breadth is middling with just under half of constituents positive, but the tape favors higher-beta and cyclically sensitive areas, as Financials, Consumer Discretionary, Tech, Industrials, Materials, and Communication Services all lead while defensives and rate-sensitives like Utilities, Real Estate, Staples, Health Care, and Energy lag, a pattern that leans more toward risk-on equity appetite than outright defense despite notable sector dispersion. Macro conditions reflect a market navigating slowing growth and still-elevated-but-easing inflation, with higher yields and weaker bonds alongside a soft USD, strong gold, and a pressured energy complex signaling tighter real-financial conditions and persistent inflation risk even as the growth and earnings backdrop grinds lower.</w:t>
       </w:r>
-      <w:bookmarkStart w:id="0" w:name="_Hlk216980763"/>
-      <w:r>
-        <w:t>Macro conditions reflect an environment where growth is slowing and earnings expectations remain under pressure even as inflation decelerates from peak levels but stays structurally higher than the pre‑COVID regime. That backdrop is echoed in the macro levers: higher yields and weaker bonds leaning against a soft USD and slumping energy complex, while firmer gold suggests investors are hedging both lingering inflation and late‑cycle growth risk, consistent with a market that is still rewarding cyclical risk but doing so on increasingly fragile macro foundations.</w:t>
-      </w:r>
-      <w:bookmarkEnd w:id="0"/>
     </w:p>
     <w:sectPr>
       <w:pgSz w:w="12240" w:h="15840"/>
@@ -415,9 +410,9 @@
     </w:lvl>
   </w:abstractNum>
   <w:abstractNum w:abstractNumId="9" w15:restartNumberingAfterBreak="0">
-    <w:nsid w:val="1DF16853"/>
+    <w:nsid w:val="0CCE5EE2"/>
     <w:multiLevelType w:val="hybridMultilevel"/>
-    <w:tmpl w:val="EB98D086"/>
+    <w:tmpl w:val="A01491A8"/>
     <w:lvl w:ilvl="0" w:tplc="04090001">
       <w:start w:val="1"/>
       <w:numFmt w:val="bullet"/>
@@ -528,9 +523,9 @@
     </w:lvl>
   </w:abstractNum>
   <w:abstractNum w:abstractNumId="10" w15:restartNumberingAfterBreak="0">
-    <w:nsid w:val="735D187F"/>
+    <w:nsid w:val="37FA3481"/>
     <w:multiLevelType w:val="hybridMultilevel"/>
-    <w:tmpl w:val="076AF126"/>
+    <w:tmpl w:val="D646BDD2"/>
     <w:lvl w:ilvl="0" w:tplc="04090001">
       <w:start w:val="1"/>
       <w:numFmt w:val="bullet"/>
@@ -640,37 +635,37 @@
       </w:rPr>
     </w:lvl>
   </w:abstractNum>
-  <w:num w:numId="1" w16cid:durableId="1897080306">
+  <w:num w:numId="1" w16cid:durableId="2009165389">
     <w:abstractNumId w:val="8"/>
   </w:num>
-  <w:num w:numId="2" w16cid:durableId="1133064202">
+  <w:num w:numId="2" w16cid:durableId="1614551530">
     <w:abstractNumId w:val="6"/>
   </w:num>
-  <w:num w:numId="3" w16cid:durableId="2001691837">
+  <w:num w:numId="3" w16cid:durableId="803622513">
     <w:abstractNumId w:val="5"/>
   </w:num>
-  <w:num w:numId="4" w16cid:durableId="255942894">
+  <w:num w:numId="4" w16cid:durableId="516043102">
     <w:abstractNumId w:val="4"/>
   </w:num>
-  <w:num w:numId="5" w16cid:durableId="24333673">
+  <w:num w:numId="5" w16cid:durableId="656764131">
     <w:abstractNumId w:val="7"/>
   </w:num>
-  <w:num w:numId="6" w16cid:durableId="1680817086">
+  <w:num w:numId="6" w16cid:durableId="792557414">
     <w:abstractNumId w:val="3"/>
   </w:num>
-  <w:num w:numId="7" w16cid:durableId="757481817">
+  <w:num w:numId="7" w16cid:durableId="46074657">
     <w:abstractNumId w:val="2"/>
   </w:num>
-  <w:num w:numId="8" w16cid:durableId="103616254">
+  <w:num w:numId="8" w16cid:durableId="847257373">
     <w:abstractNumId w:val="1"/>
   </w:num>
-  <w:num w:numId="9" w16cid:durableId="222955993">
+  <w:num w:numId="9" w16cid:durableId="866404037">
     <w:abstractNumId w:val="0"/>
   </w:num>
-  <w:num w:numId="10" w16cid:durableId="1353266296">
+  <w:num w:numId="10" w16cid:durableId="147063280">
     <w:abstractNumId w:val="9"/>
   </w:num>
-  <w:num w:numId="11" w16cid:durableId="274875288">
+  <w:num w:numId="11" w16cid:durableId="1651712259">
     <w:abstractNumId w:val="10"/>
   </w:num>
 </w:numbering>

--- a/data/Market_Read_monthly.docx
+++ b/data/Market_Read_monthly.docx
@@ -4,7 +4,7 @@
   <w:body>
     <w:p>
       <w:r>
-        <w:t>Monthly Market Read: December 19, 2025</w:t>
+        <w:t>Monthly Market Read: December 22, 2025</w:t>
       </w:r>
     </w:p>
     <w:p>
@@ -21,7 +21,7 @@
         </w:numPr>
       </w:pPr>
       <w:r>
-        <w:t>Breadth: 48.5% of names are positive.</w:t>
+        <w:t>Breadth: 54.3% of names are positive.</w:t>
       </w:r>
     </w:p>
     <w:p>
@@ -33,7 +33,7 @@
         </w:numPr>
       </w:pPr>
       <w:r>
-        <w:t>Information Technology: leading (avg +2.42%)</w:t>
+        <w:t>Information Technology: leading (avg +3.14%)</w:t>
       </w:r>
     </w:p>
     <w:p>
@@ -45,7 +45,7 @@
         </w:numPr>
       </w:pPr>
       <w:r>
-        <w:t>Industrials: leading (avg +1.65%)</w:t>
+        <w:t>Industrials: leading (avg +2.75%)</w:t>
       </w:r>
     </w:p>
     <w:p>
@@ -57,7 +57,7 @@
         </w:numPr>
       </w:pPr>
       <w:r>
-        <w:t>Consumer Staples: lagging (avg -0.82%)</w:t>
+        <w:t>Consumer Staples: lagging (avg -1.13%)</w:t>
       </w:r>
     </w:p>
     <w:p>
@@ -69,7 +69,7 @@
         </w:numPr>
       </w:pPr>
       <w:r>
-        <w:t>Consumer Discretionary: leading (avg +2.59%)</w:t>
+        <w:t>Consumer Discretionary: leading (avg +3.15%)</w:t>
       </w:r>
     </w:p>
     <w:p>
@@ -81,7 +81,7 @@
         </w:numPr>
       </w:pPr>
       <w:r>
-        <w:t>Financials: leading (avg +3.72%)</w:t>
+        <w:t>Financials: leading (avg +4.90%)</w:t>
       </w:r>
     </w:p>
     <w:p>
@@ -93,7 +93,7 @@
         </w:numPr>
       </w:pPr>
       <w:r>
-        <w:t>Utilities: lagging (avg -5.71%)</w:t>
+        <w:t>Utilities: lagging (avg -5.25%)</w:t>
       </w:r>
     </w:p>
     <w:p>
@@ -105,7 +105,7 @@
         </w:numPr>
       </w:pPr>
       <w:r>
-        <w:t>Real Estate: lagging (avg -2.97%)</w:t>
+        <w:t>Real Estate: lagging (avg -2.10%)</w:t>
       </w:r>
     </w:p>
     <w:p>
@@ -117,7 +117,7 @@
         </w:numPr>
       </w:pPr>
       <w:r>
-        <w:t>Materials: leading (avg +0.78%)</w:t>
+        <w:t>Materials: leading (avg +1.79%)</w:t>
       </w:r>
     </w:p>
     <w:p>
@@ -129,7 +129,7 @@
         </w:numPr>
       </w:pPr>
       <w:r>
-        <w:t>Energy: lagging (avg -3.48%)</w:t>
+        <w:t>Energy: lagging (avg -2.59%)</w:t>
       </w:r>
     </w:p>
     <w:p>
@@ -141,7 +141,7 @@
         </w:numPr>
       </w:pPr>
       <w:r>
-        <w:t>Health Care: lagging (avg -1.35%)</w:t>
+        <w:t>Health Care: lagging (avg -0.59%)</w:t>
       </w:r>
     </w:p>
     <w:p>
@@ -153,7 +153,7 @@
         </w:numPr>
       </w:pPr>
       <w:r>
-        <w:t>Communication Services: leading (avg +1.99%)</w:t>
+        <w:t>Communication Services: leading (avg +2.69%)</w:t>
       </w:r>
     </w:p>
     <w:p>
@@ -170,7 +170,7 @@
         </w:numPr>
       </w:pPr>
       <w:r>
-        <w:t>Gold: leading (avg +2.87%)</w:t>
+        <w:t>Gold: leading (avg +5.25%)</w:t>
       </w:r>
     </w:p>
     <w:p>
@@ -182,7 +182,7 @@
         </w:numPr>
       </w:pPr>
       <w:r>
-        <w:t>USD: soft (avg -0.50%)</w:t>
+        <w:t>USD: soft (avg -4.18%)</w:t>
       </w:r>
     </w:p>
     <w:p>
@@ -194,7 +194,7 @@
         </w:numPr>
       </w:pPr>
       <w:r>
-        <w:t>Yields: leading (avg +3.14%)</w:t>
+        <w:t>Yields: leading (avg +3.62%)</w:t>
       </w:r>
     </w:p>
     <w:p>
@@ -206,7 +206,7 @@
         </w:numPr>
       </w:pPr>
       <w:r>
-        <w:t>Bonds: soft (avg -1.74%)</w:t>
+        <w:t>Bonds: soft (avg -1.81%)</w:t>
       </w:r>
     </w:p>
     <w:p>
@@ -218,12 +218,12 @@
         </w:numPr>
       </w:pPr>
       <w:r>
-        <w:t>Energy complex: soft (avg -10.76%)</w:t>
+        <w:t>Energy complex: soft (avg -10.72%)</w:t>
       </w:r>
     </w:p>
     <w:p>
       <w:r>
-        <w:t>Bottom line: Breadth is middling with just under half of constituents positive, but the tape favors higher-beta and cyclically sensitive areas, as Financials, Consumer Discretionary, Tech, Industrials, Materials, and Communication Services all lead while defensives and rate-sensitives like Utilities, Real Estate, Staples, Health Care, and Energy lag, a pattern that leans more toward risk-on equity appetite than outright defense despite notable sector dispersion. Macro conditions reflect a market navigating slowing growth and still-elevated-but-easing inflation, with higher yields and weaker bonds alongside a soft USD, strong gold, and a pressured energy complex signaling tighter real-financial conditions and persistent inflation risk even as the growth and earnings backdrop grinds lower.</w:t>
+        <w:t>Bottom line: Breadth is constructive with just over half of names positive MTD, but the tape is clearly rewarding higher-beta and cyclical exposure as Financials, Consumer Discretionary, Tech, Industrials, Materials, and Communication Services lead while classic defensives and rate-sensitives—Utilities, Real Estate, Energy, Staples, and Health Care—lag. That factor mix, alongside a strong move in gold, a weaker dollar, rising yields, softer bond prices, and a deeply negative energy complex, points to a market rotating toward reflationary, domestically levered risk and away from bond proxies and commodity beta. Macro conditions reflect an environment where growth is slowing and earnings revisions remain under pressure while inflation is easing off the highs but still running above pre-COVID norms, which is consistent with the market’s preference for balance-sheet strength, nominal growth beneficiaries, and selective cyclicals over pure defensives and long-duration assets so far this month.</w:t>
       </w:r>
     </w:p>
     <w:sectPr>
@@ -410,9 +410,9 @@
     </w:lvl>
   </w:abstractNum>
   <w:abstractNum w:abstractNumId="9" w15:restartNumberingAfterBreak="0">
-    <w:nsid w:val="0CCE5EE2"/>
+    <w:nsid w:val="31F307A0"/>
     <w:multiLevelType w:val="hybridMultilevel"/>
-    <w:tmpl w:val="A01491A8"/>
+    <w:tmpl w:val="5B0AE3FC"/>
     <w:lvl w:ilvl="0" w:tplc="04090001">
       <w:start w:val="1"/>
       <w:numFmt w:val="bullet"/>
@@ -523,9 +523,9 @@
     </w:lvl>
   </w:abstractNum>
   <w:abstractNum w:abstractNumId="10" w15:restartNumberingAfterBreak="0">
-    <w:nsid w:val="37FA3481"/>
+    <w:nsid w:val="743C6ABD"/>
     <w:multiLevelType w:val="hybridMultilevel"/>
-    <w:tmpl w:val="D646BDD2"/>
+    <w:tmpl w:val="58866AC4"/>
     <w:lvl w:ilvl="0" w:tplc="04090001">
       <w:start w:val="1"/>
       <w:numFmt w:val="bullet"/>
@@ -635,38 +635,38 @@
       </w:rPr>
     </w:lvl>
   </w:abstractNum>
-  <w:num w:numId="1" w16cid:durableId="2009165389">
+  <w:num w:numId="1" w16cid:durableId="2054111914">
     <w:abstractNumId w:val="8"/>
   </w:num>
-  <w:num w:numId="2" w16cid:durableId="1614551530">
+  <w:num w:numId="2" w16cid:durableId="1519007107">
     <w:abstractNumId w:val="6"/>
   </w:num>
-  <w:num w:numId="3" w16cid:durableId="803622513">
+  <w:num w:numId="3" w16cid:durableId="1352031120">
     <w:abstractNumId w:val="5"/>
   </w:num>
-  <w:num w:numId="4" w16cid:durableId="516043102">
+  <w:num w:numId="4" w16cid:durableId="347872457">
     <w:abstractNumId w:val="4"/>
   </w:num>
-  <w:num w:numId="5" w16cid:durableId="656764131">
+  <w:num w:numId="5" w16cid:durableId="24987822">
     <w:abstractNumId w:val="7"/>
   </w:num>
-  <w:num w:numId="6" w16cid:durableId="792557414">
+  <w:num w:numId="6" w16cid:durableId="1983608315">
     <w:abstractNumId w:val="3"/>
   </w:num>
-  <w:num w:numId="7" w16cid:durableId="46074657">
+  <w:num w:numId="7" w16cid:durableId="301621217">
     <w:abstractNumId w:val="2"/>
   </w:num>
-  <w:num w:numId="8" w16cid:durableId="847257373">
+  <w:num w:numId="8" w16cid:durableId="475145487">
     <w:abstractNumId w:val="1"/>
   </w:num>
-  <w:num w:numId="9" w16cid:durableId="866404037">
+  <w:num w:numId="9" w16cid:durableId="1509558984">
     <w:abstractNumId w:val="0"/>
   </w:num>
-  <w:num w:numId="10" w16cid:durableId="147063280">
+  <w:num w:numId="10" w16cid:durableId="472793381">
+    <w:abstractNumId w:val="10"/>
+  </w:num>
+  <w:num w:numId="11" w16cid:durableId="1659262078">
     <w:abstractNumId w:val="9"/>
-  </w:num>
-  <w:num w:numId="11" w16cid:durableId="1651712259">
-    <w:abstractNumId w:val="10"/>
   </w:num>
 </w:numbering>
 </file>

--- a/data/Market_Read_monthly.docx
+++ b/data/Market_Read_monthly.docx
@@ -4,7 +4,7 @@
   <w:body>
     <w:p>
       <w:r>
-        <w:t>Monthly Market Read: December 22, 2025</w:t>
+        <w:t>Monthly Market Read: December 23, 2025</w:t>
       </w:r>
     </w:p>
     <w:p>
@@ -21,7 +21,7 @@
         </w:numPr>
       </w:pPr>
       <w:r>
-        <w:t>Breadth: 54.3% of names are positive.</w:t>
+        <w:t>Breadth: 53.2% of names are positive.</w:t>
       </w:r>
     </w:p>
     <w:p>
@@ -33,7 +33,7 @@
         </w:numPr>
       </w:pPr>
       <w:r>
-        <w:t>Information Technology: leading (avg +3.14%)</w:t>
+        <w:t>Information Technology: leading (avg +2.85%)</w:t>
       </w:r>
     </w:p>
     <w:p>
@@ -45,7 +45,7 @@
         </w:numPr>
       </w:pPr>
       <w:r>
-        <w:t>Industrials: leading (avg +2.75%)</w:t>
+        <w:t>Industrials: leading (avg +2.54%)</w:t>
       </w:r>
     </w:p>
     <w:p>
@@ -57,7 +57,7 @@
         </w:numPr>
       </w:pPr>
       <w:r>
-        <w:t>Consumer Staples: lagging (avg -1.13%)</w:t>
+        <w:t>Consumer Staples: lagging (avg -2.07%)</w:t>
       </w:r>
     </w:p>
     <w:p>
@@ -69,7 +69,7 @@
         </w:numPr>
       </w:pPr>
       <w:r>
-        <w:t>Consumer Discretionary: leading (avg +3.15%)</w:t>
+        <w:t>Consumer Discretionary: leading (avg +2.33%)</w:t>
       </w:r>
     </w:p>
     <w:p>
@@ -81,7 +81,7 @@
         </w:numPr>
       </w:pPr>
       <w:r>
-        <w:t>Financials: leading (avg +4.90%)</w:t>
+        <w:t>Financials: leading (avg +4.74%)</w:t>
       </w:r>
     </w:p>
     <w:p>
@@ -93,7 +93,7 @@
         </w:numPr>
       </w:pPr>
       <w:r>
-        <w:t>Utilities: lagging (avg -5.25%)</w:t>
+        <w:t>Utilities: lagging (avg -5.01%)</w:t>
       </w:r>
     </w:p>
     <w:p>
@@ -105,7 +105,7 @@
         </w:numPr>
       </w:pPr>
       <w:r>
-        <w:t>Real Estate: lagging (avg -2.10%)</w:t>
+        <w:t>Real Estate: lagging (avg -2.39%)</w:t>
       </w:r>
     </w:p>
     <w:p>
@@ -117,7 +117,7 @@
         </w:numPr>
       </w:pPr>
       <w:r>
-        <w:t>Materials: leading (avg +1.79%)</w:t>
+        <w:t>Materials: leading (avg +1.76%)</w:t>
       </w:r>
     </w:p>
     <w:p>
@@ -129,7 +129,7 @@
         </w:numPr>
       </w:pPr>
       <w:r>
-        <w:t>Energy: lagging (avg -2.59%)</w:t>
+        <w:t>Energy: lagging (avg -2.14%)</w:t>
       </w:r>
     </w:p>
     <w:p>
@@ -141,7 +141,7 @@
         </w:numPr>
       </w:pPr>
       <w:r>
-        <w:t>Health Care: lagging (avg -0.59%)</w:t>
+        <w:t>Health Care: lagging (avg -1.02%)</w:t>
       </w:r>
     </w:p>
     <w:p>
@@ -153,7 +153,7 @@
         </w:numPr>
       </w:pPr>
       <w:r>
-        <w:t>Communication Services: leading (avg +2.69%)</w:t>
+        <w:t>Communication Services: leading (avg +3.02%)</w:t>
       </w:r>
     </w:p>
     <w:p>
@@ -170,7 +170,7 @@
         </w:numPr>
       </w:pPr>
       <w:r>
-        <w:t>Gold: leading (avg +5.25%)</w:t>
+        <w:t>Gold: leading (avg +6.64%)</w:t>
       </w:r>
     </w:p>
     <w:p>
@@ -182,7 +182,7 @@
         </w:numPr>
       </w:pPr>
       <w:r>
-        <w:t>USD: soft (avg -4.18%)</w:t>
+        <w:t>USD: soft (avg -4.50%)</w:t>
       </w:r>
     </w:p>
     <w:p>
@@ -194,7 +194,7 @@
         </w:numPr>
       </w:pPr>
       <w:r>
-        <w:t>Yields: leading (avg +3.62%)</w:t>
+        <w:t>Yields: leading (avg +3.69%)</w:t>
       </w:r>
     </w:p>
     <w:p>
@@ -206,7 +206,7 @@
         </w:numPr>
       </w:pPr>
       <w:r>
-        <w:t>Bonds: soft (avg -1.81%)</w:t>
+        <w:t>Bonds: soft (avg -1.74%)</w:t>
       </w:r>
     </w:p>
     <w:p>
@@ -218,13 +218,18 @@
         </w:numPr>
       </w:pPr>
       <w:r>
-        <w:t>Energy complex: soft (avg -10.72%)</w:t>
+        <w:t>Energy complex: soft (avg -6.75%)</w:t>
       </w:r>
     </w:p>
     <w:p>
       <w:r>
-        <w:t>Bottom line: Breadth is constructive with just over half of names positive MTD, but the tape is clearly rewarding higher-beta and cyclical exposure as Financials, Consumer Discretionary, Tech, Industrials, Materials, and Communication Services lead while classic defensives and rate-sensitives—Utilities, Real Estate, Energy, Staples, and Health Care—lag. That factor mix, alongside a strong move in gold, a weaker dollar, rising yields, softer bond prices, and a deeply negative energy complex, points to a market rotating toward reflationary, domestically levered risk and away from bond proxies and commodity beta. Macro conditions reflect an environment where growth is slowing and earnings revisions remain under pressure while inflation is easing off the highs but still running above pre-COVID norms, which is consistent with the market’s preference for balance-sheet strength, nominal growth beneficiaries, and selective cyclicals over pure defensives and long-duration assets so far this month.</w:t>
+        <w:t xml:space="preserve">Bottom line: With just over half of stocks positive MTD, breadth is constructive but not euphoric, and leadership is skewed toward cyclicals and growth-sensitive groups—Financials, Communication Services, Tech, Industrials, Consumer Discretionary, and Materials—while classic defensives and rate-sensitives such as Utilities, Real Estate, Staples, Health Care, and Energy lag. </w:t>
       </w:r>
+      <w:bookmarkStart w:id="0" w:name="_Hlk217398497"/>
+      <w:r>
+        <w:t>Macro conditions reflect a backdrop where growth is slowing and inflation is moderating but still elevated versus pre-COVID norms, which is consistent with gold breaking out, the dollar weakening, higher yields pressuring bonds, and a soft energy complex that together signal a market leaning into decelerating but still positive nominal growth, favoring asset-light, higher-beta sectors over duration-heavy and commodity-linked exposures.</w:t>
+      </w:r>
+      <w:bookmarkEnd w:id="0"/>
     </w:p>
     <w:sectPr>
       <w:pgSz w:w="12240" w:h="15840"/>
@@ -410,9 +415,9 @@
     </w:lvl>
   </w:abstractNum>
   <w:abstractNum w:abstractNumId="9" w15:restartNumberingAfterBreak="0">
-    <w:nsid w:val="31F307A0"/>
+    <w:nsid w:val="38C35532"/>
     <w:multiLevelType w:val="hybridMultilevel"/>
-    <w:tmpl w:val="5B0AE3FC"/>
+    <w:tmpl w:val="2BB40D64"/>
     <w:lvl w:ilvl="0" w:tplc="04090001">
       <w:start w:val="1"/>
       <w:numFmt w:val="bullet"/>
@@ -523,9 +528,9 @@
     </w:lvl>
   </w:abstractNum>
   <w:abstractNum w:abstractNumId="10" w15:restartNumberingAfterBreak="0">
-    <w:nsid w:val="743C6ABD"/>
+    <w:nsid w:val="6F305B5F"/>
     <w:multiLevelType w:val="hybridMultilevel"/>
-    <w:tmpl w:val="58866AC4"/>
+    <w:tmpl w:val="4D5C1308"/>
     <w:lvl w:ilvl="0" w:tplc="04090001">
       <w:start w:val="1"/>
       <w:numFmt w:val="bullet"/>
@@ -635,37 +640,37 @@
       </w:rPr>
     </w:lvl>
   </w:abstractNum>
-  <w:num w:numId="1" w16cid:durableId="2054111914">
+  <w:num w:numId="1" w16cid:durableId="420445363">
     <w:abstractNumId w:val="8"/>
   </w:num>
-  <w:num w:numId="2" w16cid:durableId="1519007107">
+  <w:num w:numId="2" w16cid:durableId="2002125634">
     <w:abstractNumId w:val="6"/>
   </w:num>
-  <w:num w:numId="3" w16cid:durableId="1352031120">
+  <w:num w:numId="3" w16cid:durableId="203911918">
     <w:abstractNumId w:val="5"/>
   </w:num>
-  <w:num w:numId="4" w16cid:durableId="347872457">
+  <w:num w:numId="4" w16cid:durableId="1762752852">
     <w:abstractNumId w:val="4"/>
   </w:num>
-  <w:num w:numId="5" w16cid:durableId="24987822">
+  <w:num w:numId="5" w16cid:durableId="1551575460">
     <w:abstractNumId w:val="7"/>
   </w:num>
-  <w:num w:numId="6" w16cid:durableId="1983608315">
+  <w:num w:numId="6" w16cid:durableId="1795712812">
     <w:abstractNumId w:val="3"/>
   </w:num>
-  <w:num w:numId="7" w16cid:durableId="301621217">
+  <w:num w:numId="7" w16cid:durableId="1476412885">
     <w:abstractNumId w:val="2"/>
   </w:num>
-  <w:num w:numId="8" w16cid:durableId="475145487">
+  <w:num w:numId="8" w16cid:durableId="1857235021">
     <w:abstractNumId w:val="1"/>
   </w:num>
-  <w:num w:numId="9" w16cid:durableId="1509558984">
+  <w:num w:numId="9" w16cid:durableId="781798846">
     <w:abstractNumId w:val="0"/>
   </w:num>
-  <w:num w:numId="10" w16cid:durableId="472793381">
+  <w:num w:numId="10" w16cid:durableId="1881162518">
     <w:abstractNumId w:val="10"/>
   </w:num>
-  <w:num w:numId="11" w16cid:durableId="1659262078">
+  <w:num w:numId="11" w16cid:durableId="315111935">
     <w:abstractNumId w:val="9"/>
   </w:num>
 </w:numbering>

--- a/data/Market_Read_monthly.docx
+++ b/data/Market_Read_monthly.docx
@@ -69,7 +69,7 @@
         </w:numPr>
       </w:pPr>
       <w:r>
-        <w:t>Consumer Discretionary: leading (avg +2.33%)</w:t>
+        <w:t>Consumer Discretionary: leading (avg +2.34%)</w:t>
       </w:r>
     </w:p>
     <w:p>
@@ -223,11 +223,11 @@
     </w:p>
     <w:p>
       <w:r>
-        <w:t xml:space="preserve">Bottom line: With just over half of stocks positive MTD, breadth is constructive but not euphoric, and leadership is skewed toward cyclicals and growth-sensitive groups—Financials, Communication Services, Tech, Industrials, Consumer Discretionary, and Materials—while classic defensives and rate-sensitives such as Utilities, Real Estate, Staples, Health Care, and Energy lag. </w:t>
+        <w:t xml:space="preserve">Bottom line: Breadth is middling with just over half of names positive, but the tape is clearly rewarding cyclical and growth-sensitive leadership in Financials, Communication Services, Tech, Industrials, Consumer Discretionary, and Materials while defensives and rate-sensitives like Utilities, Real Estate, Staples, Health Care, and Energy lag. </w:t>
       </w:r>
-      <w:bookmarkStart w:id="0" w:name="_Hlk217398497"/>
+      <w:bookmarkStart w:id="0" w:name="_Hlk217412764"/>
       <w:r>
-        <w:t>Macro conditions reflect a backdrop where growth is slowing and inflation is moderating but still elevated versus pre-COVID norms, which is consistent with gold breaking out, the dollar weakening, higher yields pressuring bonds, and a soft energy complex that together signal a market leaning into decelerating but still positive nominal growth, favoring asset-light, higher-beta sectors over duration-heavy and commodity-linked exposures.</w:t>
+        <w:t>Macro conditions reflect a backdrop where growth is slowing and earnings expectations are grinding lower even as inflation moderates from peak levels but stays structurally higher than the pre-COVID regime, and the combination of a weaker USD, higher yields, soft bonds, strong gold, and a soggy energy complex reinforces a market that is rotating toward cyclicals and secular growers while fading classic defensives and commodity beta in response to that shifting growth/inflation mix.</w:t>
       </w:r>
       <w:bookmarkEnd w:id="0"/>
     </w:p>
@@ -415,9 +415,9 @@
     </w:lvl>
   </w:abstractNum>
   <w:abstractNum w:abstractNumId="9" w15:restartNumberingAfterBreak="0">
-    <w:nsid w:val="38C35532"/>
+    <w:nsid w:val="20AA4A32"/>
     <w:multiLevelType w:val="hybridMultilevel"/>
-    <w:tmpl w:val="2BB40D64"/>
+    <w:tmpl w:val="5A32999A"/>
     <w:lvl w:ilvl="0" w:tplc="04090001">
       <w:start w:val="1"/>
       <w:numFmt w:val="bullet"/>
@@ -528,9 +528,9 @@
     </w:lvl>
   </w:abstractNum>
   <w:abstractNum w:abstractNumId="10" w15:restartNumberingAfterBreak="0">
-    <w:nsid w:val="6F305B5F"/>
+    <w:nsid w:val="36FC1C75"/>
     <w:multiLevelType w:val="hybridMultilevel"/>
-    <w:tmpl w:val="4D5C1308"/>
+    <w:tmpl w:val="CE5A022E"/>
     <w:lvl w:ilvl="0" w:tplc="04090001">
       <w:start w:val="1"/>
       <w:numFmt w:val="bullet"/>
@@ -640,38 +640,38 @@
       </w:rPr>
     </w:lvl>
   </w:abstractNum>
-  <w:num w:numId="1" w16cid:durableId="420445363">
+  <w:num w:numId="1" w16cid:durableId="722367684">
     <w:abstractNumId w:val="8"/>
   </w:num>
-  <w:num w:numId="2" w16cid:durableId="2002125634">
+  <w:num w:numId="2" w16cid:durableId="805507070">
     <w:abstractNumId w:val="6"/>
   </w:num>
-  <w:num w:numId="3" w16cid:durableId="203911918">
+  <w:num w:numId="3" w16cid:durableId="48186644">
     <w:abstractNumId w:val="5"/>
   </w:num>
-  <w:num w:numId="4" w16cid:durableId="1762752852">
+  <w:num w:numId="4" w16cid:durableId="829714237">
     <w:abstractNumId w:val="4"/>
   </w:num>
-  <w:num w:numId="5" w16cid:durableId="1551575460">
+  <w:num w:numId="5" w16cid:durableId="1294360643">
     <w:abstractNumId w:val="7"/>
   </w:num>
-  <w:num w:numId="6" w16cid:durableId="1795712812">
+  <w:num w:numId="6" w16cid:durableId="1942372548">
     <w:abstractNumId w:val="3"/>
   </w:num>
-  <w:num w:numId="7" w16cid:durableId="1476412885">
+  <w:num w:numId="7" w16cid:durableId="919869947">
     <w:abstractNumId w:val="2"/>
   </w:num>
-  <w:num w:numId="8" w16cid:durableId="1857235021">
+  <w:num w:numId="8" w16cid:durableId="1993676571">
     <w:abstractNumId w:val="1"/>
   </w:num>
-  <w:num w:numId="9" w16cid:durableId="781798846">
+  <w:num w:numId="9" w16cid:durableId="398288610">
     <w:abstractNumId w:val="0"/>
   </w:num>
-  <w:num w:numId="10" w16cid:durableId="1881162518">
+  <w:num w:numId="10" w16cid:durableId="1591230899">
+    <w:abstractNumId w:val="9"/>
+  </w:num>
+  <w:num w:numId="11" w16cid:durableId="621114894">
     <w:abstractNumId w:val="10"/>
-  </w:num>
-  <w:num w:numId="11" w16cid:durableId="315111935">
-    <w:abstractNumId w:val="9"/>
   </w:num>
 </w:numbering>
 </file>

--- a/data/Market_Read_monthly.docx
+++ b/data/Market_Read_monthly.docx
@@ -4,7 +4,7 @@
   <w:body>
     <w:p>
       <w:r>
-        <w:t>Monthly Market Read: December 23, 2025</w:t>
+        <w:t>Monthly Market Read: December 24, 2025</w:t>
       </w:r>
     </w:p>
     <w:p>
@@ -21,7 +21,7 @@
         </w:numPr>
       </w:pPr>
       <w:r>
-        <w:t>Breadth: 53.2% of names are positive.</w:t>
+        <w:t>Breadth: 56.0% of names are positive.</w:t>
       </w:r>
     </w:p>
     <w:p>
@@ -33,7 +33,7 @@
         </w:numPr>
       </w:pPr>
       <w:r>
-        <w:t>Information Technology: leading (avg +2.85%)</w:t>
+        <w:t>Information Technology: leading (avg +3.07%)</w:t>
       </w:r>
     </w:p>
     <w:p>
@@ -45,7 +45,7 @@
         </w:numPr>
       </w:pPr>
       <w:r>
-        <w:t>Industrials: leading (avg +2.54%)</w:t>
+        <w:t>Industrials: leading (avg +2.83%)</w:t>
       </w:r>
     </w:p>
     <w:p>
@@ -57,7 +57,7 @@
         </w:numPr>
       </w:pPr>
       <w:r>
-        <w:t>Consumer Staples: lagging (avg -2.07%)</w:t>
+        <w:t>Consumer Staples: lagging (avg -1.29%)</w:t>
       </w:r>
     </w:p>
     <w:p>
@@ -69,7 +69,7 @@
         </w:numPr>
       </w:pPr>
       <w:r>
-        <w:t>Consumer Discretionary: leading (avg +2.34%)</w:t>
+        <w:t>Consumer Discretionary: leading (avg +2.84%)</w:t>
       </w:r>
     </w:p>
     <w:p>
@@ -81,7 +81,7 @@
         </w:numPr>
       </w:pPr>
       <w:r>
-        <w:t>Financials: leading (avg +4.74%)</w:t>
+        <w:t>Financials: leading (avg +5.17%)</w:t>
       </w:r>
     </w:p>
     <w:p>
@@ -93,7 +93,7 @@
         </w:numPr>
       </w:pPr>
       <w:r>
-        <w:t>Utilities: lagging (avg -5.01%)</w:t>
+        <w:t>Utilities: lagging (avg -4.56%)</w:t>
       </w:r>
     </w:p>
     <w:p>
@@ -105,7 +105,7 @@
         </w:numPr>
       </w:pPr>
       <w:r>
-        <w:t>Real Estate: lagging (avg -2.39%)</w:t>
+        <w:t>Real Estate: lagging (avg -1.61%)</w:t>
       </w:r>
     </w:p>
     <w:p>
@@ -117,7 +117,7 @@
         </w:numPr>
       </w:pPr>
       <w:r>
-        <w:t>Materials: leading (avg +1.76%)</w:t>
+        <w:t>Materials: leading (avg +1.98%)</w:t>
       </w:r>
     </w:p>
     <w:p>
@@ -129,7 +129,7 @@
         </w:numPr>
       </w:pPr>
       <w:r>
-        <w:t>Energy: lagging (avg -2.14%)</w:t>
+        <w:t>Energy: lagging (avg -2.62%)</w:t>
       </w:r>
     </w:p>
     <w:p>
@@ -141,7 +141,7 @@
         </w:numPr>
       </w:pPr>
       <w:r>
-        <w:t>Health Care: lagging (avg -1.02%)</w:t>
+        <w:t>Health Care: lagging (avg -0.68%)</w:t>
       </w:r>
     </w:p>
     <w:p>
@@ -153,7 +153,7 @@
         </w:numPr>
       </w:pPr>
       <w:r>
-        <w:t>Communication Services: leading (avg +3.02%)</w:t>
+        <w:t>Communication Services: leading (avg +3.78%)</w:t>
       </w:r>
     </w:p>
     <w:p>
@@ -170,7 +170,7 @@
         </w:numPr>
       </w:pPr>
       <w:r>
-        <w:t>Gold: leading (avg +6.64%)</w:t>
+        <w:t>Gold: leading (avg +6.20%)</w:t>
       </w:r>
     </w:p>
     <w:p>
@@ -182,7 +182,7 @@
         </w:numPr>
       </w:pPr>
       <w:r>
-        <w:t>USD: soft (avg -4.50%)</w:t>
+        <w:t>USD: soft (avg -4.47%)</w:t>
       </w:r>
     </w:p>
     <w:p>
@@ -194,7 +194,7 @@
         </w:numPr>
       </w:pPr>
       <w:r>
-        <w:t>Yields: leading (avg +3.69%)</w:t>
+        <w:t>Yields: leading (avg +3.02%)</w:t>
       </w:r>
     </w:p>
     <w:p>
@@ -206,7 +206,7 @@
         </w:numPr>
       </w:pPr>
       <w:r>
-        <w:t>Bonds: soft (avg -1.74%)</w:t>
+        <w:t>Bonds: soft (avg -1.42%)</w:t>
       </w:r>
     </w:p>
     <w:p>
@@ -218,16 +218,16 @@
         </w:numPr>
       </w:pPr>
       <w:r>
-        <w:t>Energy complex: soft (avg -6.75%)</w:t>
+        <w:t>Energy complex: soft (avg -8.55%)</w:t>
       </w:r>
     </w:p>
     <w:p>
       <w:r>
-        <w:t xml:space="preserve">Bottom line: Breadth is middling with just over half of names positive, but the tape is clearly rewarding cyclical and growth-sensitive leadership in Financials, Communication Services, Tech, Industrials, Consumer Discretionary, and Materials while defensives and rate-sensitives like Utilities, Real Estate, Staples, Health Care, and Energy lag. </w:t>
+        <w:t xml:space="preserve">Bottom line: Breadth is constructive with 56% of names positive MTD, and the tape continues to reward cyclicals and growth-sensitive areas as Communication Services, Technology, Financials, Consumer Discretionary, Industrials, and Materials lead, while classic defensives and bond-proxies like Utilities, Real Estate, Consumer Staples, Health Care, and Energy underperform. </w:t>
       </w:r>
-      <w:bookmarkStart w:id="0" w:name="_Hlk217412764"/>
+      <w:bookmarkStart w:id="0" w:name="_Hlk217474491"/>
       <w:r>
-        <w:t>Macro conditions reflect a backdrop where growth is slowing and earnings expectations are grinding lower even as inflation moderates from peak levels but stays structurally higher than the pre-COVID regime, and the combination of a weaker USD, higher yields, soft bonds, strong gold, and a soggy energy complex reinforces a market that is rotating toward cyclicals and secular growers while fading classic defensives and commodity beta in response to that shifting growth/inflation mix.</w:t>
+        <w:t>Macro posture shows growth is slowing on a rolling-month basis while inflation eases off the highs but remains above pre-COVID norms, and that mix is echoed in the macro levers with a weaker USD, strong Gold, rising yields, softer bonds, and a pressured energy complex all pointing to an environment where investors are rotating toward higher-beta, rate-resilient risk assets even as underlying growth and earnings expectations grind lower.</w:t>
       </w:r>
       <w:bookmarkEnd w:id="0"/>
     </w:p>
@@ -415,9 +415,9 @@
     </w:lvl>
   </w:abstractNum>
   <w:abstractNum w:abstractNumId="9" w15:restartNumberingAfterBreak="0">
-    <w:nsid w:val="20AA4A32"/>
+    <w:nsid w:val="495923D5"/>
     <w:multiLevelType w:val="hybridMultilevel"/>
-    <w:tmpl w:val="5A32999A"/>
+    <w:tmpl w:val="A412EE30"/>
     <w:lvl w:ilvl="0" w:tplc="04090001">
       <w:start w:val="1"/>
       <w:numFmt w:val="bullet"/>
@@ -528,9 +528,9 @@
     </w:lvl>
   </w:abstractNum>
   <w:abstractNum w:abstractNumId="10" w15:restartNumberingAfterBreak="0">
-    <w:nsid w:val="36FC1C75"/>
+    <w:nsid w:val="508119C5"/>
     <w:multiLevelType w:val="hybridMultilevel"/>
-    <w:tmpl w:val="CE5A022E"/>
+    <w:tmpl w:val="970ADE8C"/>
     <w:lvl w:ilvl="0" w:tplc="04090001">
       <w:start w:val="1"/>
       <w:numFmt w:val="bullet"/>
@@ -640,37 +640,37 @@
       </w:rPr>
     </w:lvl>
   </w:abstractNum>
-  <w:num w:numId="1" w16cid:durableId="722367684">
+  <w:num w:numId="1" w16cid:durableId="845707091">
     <w:abstractNumId w:val="8"/>
   </w:num>
-  <w:num w:numId="2" w16cid:durableId="805507070">
+  <w:num w:numId="2" w16cid:durableId="1903711688">
     <w:abstractNumId w:val="6"/>
   </w:num>
-  <w:num w:numId="3" w16cid:durableId="48186644">
+  <w:num w:numId="3" w16cid:durableId="1891335854">
     <w:abstractNumId w:val="5"/>
   </w:num>
-  <w:num w:numId="4" w16cid:durableId="829714237">
+  <w:num w:numId="4" w16cid:durableId="28920195">
     <w:abstractNumId w:val="4"/>
   </w:num>
-  <w:num w:numId="5" w16cid:durableId="1294360643">
+  <w:num w:numId="5" w16cid:durableId="2027438861">
     <w:abstractNumId w:val="7"/>
   </w:num>
-  <w:num w:numId="6" w16cid:durableId="1942372548">
+  <w:num w:numId="6" w16cid:durableId="751584539">
     <w:abstractNumId w:val="3"/>
   </w:num>
-  <w:num w:numId="7" w16cid:durableId="919869947">
+  <w:num w:numId="7" w16cid:durableId="1358702131">
     <w:abstractNumId w:val="2"/>
   </w:num>
-  <w:num w:numId="8" w16cid:durableId="1993676571">
+  <w:num w:numId="8" w16cid:durableId="46806994">
     <w:abstractNumId w:val="1"/>
   </w:num>
-  <w:num w:numId="9" w16cid:durableId="398288610">
+  <w:num w:numId="9" w16cid:durableId="400294438">
     <w:abstractNumId w:val="0"/>
   </w:num>
-  <w:num w:numId="10" w16cid:durableId="1591230899">
+  <w:num w:numId="10" w16cid:durableId="460734800">
     <w:abstractNumId w:val="9"/>
   </w:num>
-  <w:num w:numId="11" w16cid:durableId="621114894">
+  <w:num w:numId="11" w16cid:durableId="145123540">
     <w:abstractNumId w:val="10"/>
   </w:num>
 </w:numbering>

--- a/data/Market_Read_monthly.docx
+++ b/data/Market_Read_monthly.docx
@@ -4,7 +4,7 @@
   <w:body>
     <w:p>
       <w:r>
-        <w:t>Monthly Market Read: December 24, 2025</w:t>
+        <w:t>Monthly Market Read: December 26, 2025</w:t>
       </w:r>
     </w:p>
     <w:p>
@@ -21,7 +21,7 @@
         </w:numPr>
       </w:pPr>
       <w:r>
-        <w:t>Breadth: 56.0% of names are positive.</w:t>
+        <w:t>Breadth: 55.7% of names are positive.</w:t>
       </w:r>
     </w:p>
     <w:p>
@@ -33,7 +33,7 @@
         </w:numPr>
       </w:pPr>
       <w:r>
-        <w:t>Information Technology: leading (avg +3.07%)</w:t>
+        <w:t>Information Technology: leading (avg +3.24%)</w:t>
       </w:r>
     </w:p>
     <w:p>
@@ -45,7 +45,7 @@
         </w:numPr>
       </w:pPr>
       <w:r>
-        <w:t>Industrials: leading (avg +2.83%)</w:t>
+        <w:t>Industrials: leading (avg +2.70%)</w:t>
       </w:r>
     </w:p>
     <w:p>
@@ -57,7 +57,7 @@
         </w:numPr>
       </w:pPr>
       <w:r>
-        <w:t>Consumer Staples: lagging (avg -1.29%)</w:t>
+        <w:t>Consumer Staples: lagging (avg -1.20%)</w:t>
       </w:r>
     </w:p>
     <w:p>
@@ -69,7 +69,7 @@
         </w:numPr>
       </w:pPr>
       <w:r>
-        <w:t>Consumer Discretionary: leading (avg +2.84%)</w:t>
+        <w:t>Consumer Discretionary: leading (avg +2.78%)</w:t>
       </w:r>
     </w:p>
     <w:p>
@@ -81,7 +81,7 @@
         </w:numPr>
       </w:pPr>
       <w:r>
-        <w:t>Financials: leading (avg +5.17%)</w:t>
+        <w:t>Financials: leading (avg +4.99%)</w:t>
       </w:r>
     </w:p>
     <w:p>
@@ -93,7 +93,7 @@
         </w:numPr>
       </w:pPr>
       <w:r>
-        <w:t>Utilities: lagging (avg -4.56%)</w:t>
+        <w:t>Utilities: lagging (avg -4.63%)</w:t>
       </w:r>
     </w:p>
     <w:p>
@@ -105,7 +105,7 @@
         </w:numPr>
       </w:pPr>
       <w:r>
-        <w:t>Real Estate: lagging (avg -1.61%)</w:t>
+        <w:t>Real Estate: lagging (avg -1.47%)</w:t>
       </w:r>
     </w:p>
     <w:p>
@@ -117,7 +117,7 @@
         </w:numPr>
       </w:pPr>
       <w:r>
-        <w:t>Materials: leading (avg +1.98%)</w:t>
+        <w:t>Materials: leading (avg +2.66%)</w:t>
       </w:r>
     </w:p>
     <w:p>
@@ -129,7 +129,7 @@
         </w:numPr>
       </w:pPr>
       <w:r>
-        <w:t>Energy: lagging (avg -2.62%)</w:t>
+        <w:t>Energy: lagging (avg -3.07%)</w:t>
       </w:r>
     </w:p>
     <w:p>
@@ -141,7 +141,7 @@
         </w:numPr>
       </w:pPr>
       <w:r>
-        <w:t>Health Care: lagging (avg -0.68%)</w:t>
+        <w:t>Health Care: lagging (avg -0.57%)</w:t>
       </w:r>
     </w:p>
     <w:p>
@@ -153,7 +153,7 @@
         </w:numPr>
       </w:pPr>
       <w:r>
-        <w:t>Communication Services: leading (avg +3.78%)</w:t>
+        <w:t>Communication Services: leading (avg +3.58%)</w:t>
       </w:r>
     </w:p>
     <w:p>
@@ -170,7 +170,7 @@
         </w:numPr>
       </w:pPr>
       <w:r>
-        <w:t>Gold: leading (avg +6.20%)</w:t>
+        <w:t>Gold: leading (avg +7.44%)</w:t>
       </w:r>
     </w:p>
     <w:p>
@@ -182,7 +182,7 @@
         </w:numPr>
       </w:pPr>
       <w:r>
-        <w:t>USD: soft (avg -4.47%)</w:t>
+        <w:t>USD: soft (avg -4.40%)</w:t>
       </w:r>
     </w:p>
     <w:p>
@@ -194,7 +194,7 @@
         </w:numPr>
       </w:pPr>
       <w:r>
-        <w:t>Yields: leading (avg +3.02%)</w:t>
+        <w:t>Yields: leading (avg +2.99%)</w:t>
       </w:r>
     </w:p>
     <w:p>
@@ -206,7 +206,7 @@
         </w:numPr>
       </w:pPr>
       <w:r>
-        <w:t>Bonds: soft (avg -1.42%)</w:t>
+        <w:t>Bonds: soft (avg -1.51%)</w:t>
       </w:r>
     </w:p>
     <w:p>
@@ -218,16 +218,16 @@
         </w:numPr>
       </w:pPr>
       <w:r>
-        <w:t>Energy complex: soft (avg -8.55%)</w:t>
+        <w:t>Energy complex: soft (avg -8.34%)</w:t>
       </w:r>
     </w:p>
     <w:p>
       <w:r>
-        <w:t xml:space="preserve">Bottom line: Breadth is constructive with 56% of names positive MTD, and the tape continues to reward cyclicals and growth-sensitive areas as Communication Services, Technology, Financials, Consumer Discretionary, Industrials, and Materials lead, while classic defensives and bond-proxies like Utilities, Real Estate, Consumer Staples, Health Care, and Energy underperform. </w:t>
+        <w:t xml:space="preserve">Bottom line: Breadth is constructive with just over half of stocks positive MTD, and the tape is rewarding cyclicals and growth sensitives as Financials, Communication Services, Technology, Consumer Discretionary, Industrials, and Materials all lead, while defensives and rate-sensitive pockets like Utilities, Real Estate, Health Care, Energy, and Staples lag, confirming a clear rotation away from traditional safety and bond proxies. </w:t>
       </w:r>
-      <w:bookmarkStart w:id="0" w:name="_Hlk217474491"/>
+      <w:bookmarkStart w:id="0" w:name="_Hlk217671997"/>
       <w:r>
-        <w:t>Macro posture shows growth is slowing on a rolling-month basis while inflation eases off the highs but remains above pre-COVID norms, and that mix is echoed in the macro levers with a weaker USD, strong Gold, rising yields, softer bonds, and a pressured energy complex all pointing to an environment where investors are rotating toward higher-beta, rate-resilient risk assets even as underlying growth and earnings expectations grind lower.</w:t>
+        <w:t>Macro conditions reflect a backdrop where growth is slowing and earnings revisions remain under pressure while inflation, though easing from the peak, is still above pre-COVID norms—consistent with a stronger gold bid, a softer USD and bond complex, higher yields, and weak energy prices, collectively signaling a market that is cautiously leaning into cyclicals and duration risk despite a late-cycle growth and sticky-inflation mix.</w:t>
       </w:r>
       <w:bookmarkEnd w:id="0"/>
     </w:p>
@@ -415,9 +415,9 @@
     </w:lvl>
   </w:abstractNum>
   <w:abstractNum w:abstractNumId="9" w15:restartNumberingAfterBreak="0">
-    <w:nsid w:val="495923D5"/>
+    <w:nsid w:val="4B6F1BA6"/>
     <w:multiLevelType w:val="hybridMultilevel"/>
-    <w:tmpl w:val="A412EE30"/>
+    <w:tmpl w:val="C30AD004"/>
     <w:lvl w:ilvl="0" w:tplc="04090001">
       <w:start w:val="1"/>
       <w:numFmt w:val="bullet"/>
@@ -528,9 +528,9 @@
     </w:lvl>
   </w:abstractNum>
   <w:abstractNum w:abstractNumId="10" w15:restartNumberingAfterBreak="0">
-    <w:nsid w:val="508119C5"/>
+    <w:nsid w:val="6D453A94"/>
     <w:multiLevelType w:val="hybridMultilevel"/>
-    <w:tmpl w:val="970ADE8C"/>
+    <w:tmpl w:val="23B4F36C"/>
     <w:lvl w:ilvl="0" w:tplc="04090001">
       <w:start w:val="1"/>
       <w:numFmt w:val="bullet"/>
@@ -640,37 +640,37 @@
       </w:rPr>
     </w:lvl>
   </w:abstractNum>
-  <w:num w:numId="1" w16cid:durableId="845707091">
+  <w:num w:numId="1" w16cid:durableId="267585415">
     <w:abstractNumId w:val="8"/>
   </w:num>
-  <w:num w:numId="2" w16cid:durableId="1903711688">
+  <w:num w:numId="2" w16cid:durableId="680351161">
     <w:abstractNumId w:val="6"/>
   </w:num>
-  <w:num w:numId="3" w16cid:durableId="1891335854">
+  <w:num w:numId="3" w16cid:durableId="642928417">
     <w:abstractNumId w:val="5"/>
   </w:num>
-  <w:num w:numId="4" w16cid:durableId="28920195">
+  <w:num w:numId="4" w16cid:durableId="478811611">
     <w:abstractNumId w:val="4"/>
   </w:num>
-  <w:num w:numId="5" w16cid:durableId="2027438861">
+  <w:num w:numId="5" w16cid:durableId="333262172">
     <w:abstractNumId w:val="7"/>
   </w:num>
-  <w:num w:numId="6" w16cid:durableId="751584539">
+  <w:num w:numId="6" w16cid:durableId="875119097">
     <w:abstractNumId w:val="3"/>
   </w:num>
-  <w:num w:numId="7" w16cid:durableId="1358702131">
+  <w:num w:numId="7" w16cid:durableId="35786776">
     <w:abstractNumId w:val="2"/>
   </w:num>
-  <w:num w:numId="8" w16cid:durableId="46806994">
+  <w:num w:numId="8" w16cid:durableId="1440104012">
     <w:abstractNumId w:val="1"/>
   </w:num>
-  <w:num w:numId="9" w16cid:durableId="400294438">
+  <w:num w:numId="9" w16cid:durableId="1116801335">
     <w:abstractNumId w:val="0"/>
   </w:num>
-  <w:num w:numId="10" w16cid:durableId="460734800">
+  <w:num w:numId="10" w16cid:durableId="337270781">
     <w:abstractNumId w:val="9"/>
   </w:num>
-  <w:num w:numId="11" w16cid:durableId="145123540">
+  <w:num w:numId="11" w16cid:durableId="1324509433">
     <w:abstractNumId w:val="10"/>
   </w:num>
 </w:numbering>

--- a/data/Market_Read_monthly.docx
+++ b/data/Market_Read_monthly.docx
@@ -4,7 +4,7 @@
   <w:body>
     <w:p>
       <w:r>
-        <w:t>Monthly Market Read: December 26, 2025</w:t>
+        <w:t>Monthly Market Read: December 29, 2025</w:t>
       </w:r>
     </w:p>
     <w:p>
@@ -21,7 +21,7 @@
         </w:numPr>
       </w:pPr>
       <w:r>
-        <w:t>Breadth: 55.7% of names are positive.</w:t>
+        <w:t>Breadth: 55.2% of names are positive.</w:t>
       </w:r>
     </w:p>
     <w:p>
@@ -33,7 +33,7 @@
         </w:numPr>
       </w:pPr>
       <w:r>
-        <w:t>Information Technology: leading (avg +3.24%)</w:t>
+        <w:t>Information Technology: leading (avg +2.97%)</w:t>
       </w:r>
     </w:p>
     <w:p>
@@ -45,7 +45,7 @@
         </w:numPr>
       </w:pPr>
       <w:r>
-        <w:t>Industrials: leading (avg +2.70%)</w:t>
+        <w:t>Industrials: leading (avg +2.38%)</w:t>
       </w:r>
     </w:p>
     <w:p>
@@ -57,7 +57,7 @@
         </w:numPr>
       </w:pPr>
       <w:r>
-        <w:t>Consumer Staples: lagging (avg -1.20%)</w:t>
+        <w:t>Consumer Staples: lagging (avg -1.23%)</w:t>
       </w:r>
     </w:p>
     <w:p>
@@ -69,7 +69,7 @@
         </w:numPr>
       </w:pPr>
       <w:r>
-        <w:t>Consumer Discretionary: leading (avg +2.78%)</w:t>
+        <w:t>Consumer Discretionary: leading (avg +2.71%)</w:t>
       </w:r>
     </w:p>
     <w:p>
@@ -81,7 +81,7 @@
         </w:numPr>
       </w:pPr>
       <w:r>
-        <w:t>Financials: leading (avg +4.99%)</w:t>
+        <w:t>Financials: leading (avg +4.62%)</w:t>
       </w:r>
     </w:p>
     <w:p>
@@ -93,7 +93,7 @@
         </w:numPr>
       </w:pPr>
       <w:r>
-        <w:t>Utilities: lagging (avg -4.63%)</w:t>
+        <w:t>Utilities: lagging (avg -4.37%)</w:t>
       </w:r>
     </w:p>
     <w:p>
@@ -105,7 +105,7 @@
         </w:numPr>
       </w:pPr>
       <w:r>
-        <w:t>Real Estate: lagging (avg -1.47%)</w:t>
+        <w:t>Real Estate: lagging (avg -1.20%)</w:t>
       </w:r>
     </w:p>
     <w:p>
@@ -117,7 +117,7 @@
         </w:numPr>
       </w:pPr>
       <w:r>
-        <w:t>Materials: leading (avg +2.66%)</w:t>
+        <w:t>Materials: leading (avg +2.19%)</w:t>
       </w:r>
     </w:p>
     <w:p>
@@ -129,7 +129,7 @@
         </w:numPr>
       </w:pPr>
       <w:r>
-        <w:t>Energy: lagging (avg -3.07%)</w:t>
+        <w:t>Energy: lagging (avg -2.08%)</w:t>
       </w:r>
     </w:p>
     <w:p>
@@ -141,7 +141,7 @@
         </w:numPr>
       </w:pPr>
       <w:r>
-        <w:t>Health Care: lagging (avg -0.57%)</w:t>
+        <w:t>Health Care: lagging (avg -0.75%)</w:t>
       </w:r>
     </w:p>
     <w:p>
@@ -153,7 +153,7 @@
         </w:numPr>
       </w:pPr>
       <w:r>
-        <w:t>Communication Services: leading (avg +3.58%)</w:t>
+        <w:t>Communication Services: leading (avg +2.80%)</w:t>
       </w:r>
     </w:p>
     <w:p>
@@ -170,7 +170,7 @@
         </w:numPr>
       </w:pPr>
       <w:r>
-        <w:t>Gold: leading (avg +7.44%)</w:t>
+        <w:t>Gold: leading (avg +2.76%)</w:t>
       </w:r>
     </w:p>
     <w:p>
@@ -182,7 +182,7 @@
         </w:numPr>
       </w:pPr>
       <w:r>
-        <w:t>USD: soft (avg -4.40%)</w:t>
+        <w:t>USD: soft (avg -4.36%)</w:t>
       </w:r>
     </w:p>
     <w:p>
@@ -194,7 +194,7 @@
         </w:numPr>
       </w:pPr>
       <w:r>
-        <w:t>Yields: leading (avg +2.99%)</w:t>
+        <w:t>Yields: leading (avg +2.53%)</w:t>
       </w:r>
     </w:p>
     <w:p>
@@ -206,7 +206,7 @@
         </w:numPr>
       </w:pPr>
       <w:r>
-        <w:t>Bonds: soft (avg -1.51%)</w:t>
+        <w:t>Bonds: soft (avg -1.35%)</w:t>
       </w:r>
     </w:p>
     <w:p>
@@ -218,16 +218,16 @@
         </w:numPr>
       </w:pPr>
       <w:r>
-        <w:t>Energy complex: soft (avg -8.34%)</w:t>
+        <w:t>Energy complex: soft (avg -6.73%)</w:t>
       </w:r>
     </w:p>
     <w:p>
       <w:r>
-        <w:t xml:space="preserve">Bottom line: Breadth is constructive with just over half of stocks positive MTD, and the tape is rewarding cyclicals and growth sensitives as Financials, Communication Services, Technology, Consumer Discretionary, Industrials, and Materials all lead, while defensives and rate-sensitive pockets like Utilities, Real Estate, Health Care, Energy, and Staples lag, confirming a clear rotation away from traditional safety and bond proxies. </w:t>
+        <w:t xml:space="preserve">Bottom line: Market breadth is reasonably constructive with a narrow majority of stocks up month-to-date, and leadership skewed toward higher-beta, economically sensitive groups such as Financials, Communication Services, Consumer Discretionary, Technology, Industrials, and Materials, while classic defensives and rate-sensitives like Utilities, Real Estate, Consumer Staples, Energy, and Health Care lag. The tape is signaling a preference for cyclical and growth exposure despite pressure on defensives, even as gold’s strength alongside a weaker USD, rising yields, soft bonds, and a notably soft energy complex underscores a cross-current of risk-on equity appetite against tighter financial conditions. </w:t>
       </w:r>
-      <w:bookmarkStart w:id="0" w:name="_Hlk217671997"/>
+      <w:bookmarkStart w:id="0" w:name="_Hlk217931221"/>
       <w:r>
-        <w:t>Macro conditions reflect a backdrop where growth is slowing and earnings revisions remain under pressure while inflation, though easing from the peak, is still above pre-COVID norms—consistent with a stronger gold bid, a softer USD and bond complex, higher yields, and weak energy prices, collectively signaling a market that is cautiously leaning into cyclicals and duration risk despite a late-cycle growth and sticky-inflation mix.</w:t>
+        <w:t>Macro conditions reflect an environment where growth is slowing and earnings expectations remain under pressure even as inflation eases from peak levels but stays elevated versus pre-COVID norms, a mix that is consistent with the market rewarding quality cyclicals and balance-sheet strength while beginning to question the durability of lower-duration, bond-proxy sectors.</w:t>
       </w:r>
       <w:bookmarkEnd w:id="0"/>
     </w:p>
@@ -415,9 +415,9 @@
     </w:lvl>
   </w:abstractNum>
   <w:abstractNum w:abstractNumId="9" w15:restartNumberingAfterBreak="0">
-    <w:nsid w:val="4B6F1BA6"/>
+    <w:nsid w:val="563B58F5"/>
     <w:multiLevelType w:val="hybridMultilevel"/>
-    <w:tmpl w:val="C30AD004"/>
+    <w:tmpl w:val="F5F43AC2"/>
     <w:lvl w:ilvl="0" w:tplc="04090001">
       <w:start w:val="1"/>
       <w:numFmt w:val="bullet"/>
@@ -528,9 +528,9 @@
     </w:lvl>
   </w:abstractNum>
   <w:abstractNum w:abstractNumId="10" w15:restartNumberingAfterBreak="0">
-    <w:nsid w:val="6D453A94"/>
+    <w:nsid w:val="5C450F67"/>
     <w:multiLevelType w:val="hybridMultilevel"/>
-    <w:tmpl w:val="23B4F36C"/>
+    <w:tmpl w:val="0C46299C"/>
     <w:lvl w:ilvl="0" w:tplc="04090001">
       <w:start w:val="1"/>
       <w:numFmt w:val="bullet"/>
@@ -640,37 +640,37 @@
       </w:rPr>
     </w:lvl>
   </w:abstractNum>
-  <w:num w:numId="1" w16cid:durableId="267585415">
+  <w:num w:numId="1" w16cid:durableId="636227155">
     <w:abstractNumId w:val="8"/>
   </w:num>
-  <w:num w:numId="2" w16cid:durableId="680351161">
+  <w:num w:numId="2" w16cid:durableId="958798213">
     <w:abstractNumId w:val="6"/>
   </w:num>
-  <w:num w:numId="3" w16cid:durableId="642928417">
+  <w:num w:numId="3" w16cid:durableId="201942546">
     <w:abstractNumId w:val="5"/>
   </w:num>
-  <w:num w:numId="4" w16cid:durableId="478811611">
+  <w:num w:numId="4" w16cid:durableId="1951620258">
     <w:abstractNumId w:val="4"/>
   </w:num>
-  <w:num w:numId="5" w16cid:durableId="333262172">
+  <w:num w:numId="5" w16cid:durableId="1033263543">
     <w:abstractNumId w:val="7"/>
   </w:num>
-  <w:num w:numId="6" w16cid:durableId="875119097">
+  <w:num w:numId="6" w16cid:durableId="354119853">
     <w:abstractNumId w:val="3"/>
   </w:num>
-  <w:num w:numId="7" w16cid:durableId="35786776">
+  <w:num w:numId="7" w16cid:durableId="1408071318">
     <w:abstractNumId w:val="2"/>
   </w:num>
-  <w:num w:numId="8" w16cid:durableId="1440104012">
+  <w:num w:numId="8" w16cid:durableId="590625678">
     <w:abstractNumId w:val="1"/>
   </w:num>
-  <w:num w:numId="9" w16cid:durableId="1116801335">
+  <w:num w:numId="9" w16cid:durableId="207836881">
     <w:abstractNumId w:val="0"/>
   </w:num>
-  <w:num w:numId="10" w16cid:durableId="337270781">
+  <w:num w:numId="10" w16cid:durableId="164630934">
     <w:abstractNumId w:val="9"/>
   </w:num>
-  <w:num w:numId="11" w16cid:durableId="1324509433">
+  <w:num w:numId="11" w16cid:durableId="573929458">
     <w:abstractNumId w:val="10"/>
   </w:num>
 </w:numbering>

--- a/data/Market_Read_monthly.docx
+++ b/data/Market_Read_monthly.docx
@@ -4,7 +4,7 @@
   <w:body>
     <w:p>
       <w:r>
-        <w:t>Monthly Market Read: December 29, 2025</w:t>
+        <w:t>Monthly Market Read: December 30, 2025</w:t>
       </w:r>
     </w:p>
     <w:p>
@@ -21,7 +21,7 @@
         </w:numPr>
       </w:pPr>
       <w:r>
-        <w:t>Breadth: 55.2% of names are positive.</w:t>
+        <w:t>Breadth: 54.3% of names are positive.</w:t>
       </w:r>
     </w:p>
     <w:p>
@@ -33,7 +33,7 @@
         </w:numPr>
       </w:pPr>
       <w:r>
-        <w:t>Information Technology: leading (avg +2.97%)</w:t>
+        <w:t>Information Technology: leading (avg +2.52%)</w:t>
       </w:r>
     </w:p>
     <w:p>
@@ -45,7 +45,7 @@
         </w:numPr>
       </w:pPr>
       <w:r>
-        <w:t>Industrials: leading (avg +2.38%)</w:t>
+        <w:t>Industrials: leading (avg +1.99%)</w:t>
       </w:r>
     </w:p>
     <w:p>
@@ -57,7 +57,7 @@
         </w:numPr>
       </w:pPr>
       <w:r>
-        <w:t>Consumer Staples: lagging (avg -1.23%)</w:t>
+        <w:t>Consumer Staples: lagging (avg -1.29%)</w:t>
       </w:r>
     </w:p>
     <w:p>
@@ -69,7 +69,7 @@
         </w:numPr>
       </w:pPr>
       <w:r>
-        <w:t>Consumer Discretionary: leading (avg +2.71%)</w:t>
+        <w:t>Consumer Discretionary: leading (avg +2.32%)</w:t>
       </w:r>
     </w:p>
     <w:p>
@@ -81,7 +81,7 @@
         </w:numPr>
       </w:pPr>
       <w:r>
-        <w:t>Financials: leading (avg +4.62%)</w:t>
+        <w:t>Financials: leading (avg +4.10%)</w:t>
       </w:r>
     </w:p>
     <w:p>
@@ -93,7 +93,7 @@
         </w:numPr>
       </w:pPr>
       <w:r>
-        <w:t>Utilities: lagging (avg -4.37%)</w:t>
+        <w:t>Utilities: lagging (avg -4.07%)</w:t>
       </w:r>
     </w:p>
     <w:p>
@@ -105,7 +105,7 @@
         </w:numPr>
       </w:pPr>
       <w:r>
-        <w:t>Real Estate: lagging (avg -1.20%)</w:t>
+        <w:t>Real Estate: lagging (avg -0.92%)</w:t>
       </w:r>
     </w:p>
     <w:p>
@@ -117,7 +117,7 @@
         </w:numPr>
       </w:pPr>
       <w:r>
-        <w:t>Materials: leading (avg +2.19%)</w:t>
+        <w:t>Materials: leading (avg +1.99%)</w:t>
       </w:r>
     </w:p>
     <w:p>
@@ -129,7 +129,7 @@
         </w:numPr>
       </w:pPr>
       <w:r>
-        <w:t>Energy: lagging (avg -2.08%)</w:t>
+        <w:t>Energy: lagging (avg -1.19%)</w:t>
       </w:r>
     </w:p>
     <w:p>
@@ -141,7 +141,7 @@
         </w:numPr>
       </w:pPr>
       <w:r>
-        <w:t>Health Care: lagging (avg -0.75%)</w:t>
+        <w:t>Health Care: lagging (avg -0.79%)</w:t>
       </w:r>
     </w:p>
     <w:p>
@@ -153,7 +153,7 @@
         </w:numPr>
       </w:pPr>
       <w:r>
-        <w:t>Communication Services: leading (avg +2.80%)</w:t>
+        <w:t>Communication Services: leading (avg +2.93%)</w:t>
       </w:r>
     </w:p>
     <w:p>
@@ -170,7 +170,7 @@
         </w:numPr>
       </w:pPr>
       <w:r>
-        <w:t>Gold: leading (avg +2.76%)</w:t>
+        <w:t>Gold: leading (avg +2.84%)</w:t>
       </w:r>
     </w:p>
     <w:p>
@@ -182,7 +182,7 @@
         </w:numPr>
       </w:pPr>
       <w:r>
-        <w:t>USD: soft (avg -4.36%)</w:t>
+        <w:t>USD: soft (avg -4.11%)</w:t>
       </w:r>
     </w:p>
     <w:p>
@@ -194,7 +194,7 @@
         </w:numPr>
       </w:pPr>
       <w:r>
-        <w:t>Yields: leading (avg +2.53%)</w:t>
+        <w:t>Yields: leading (avg +2.75%)</w:t>
       </w:r>
     </w:p>
     <w:p>
@@ -206,7 +206,7 @@
         </w:numPr>
       </w:pPr>
       <w:r>
-        <w:t>Bonds: soft (avg -1.35%)</w:t>
+        <w:t>Bonds: soft (avg -1.43%)</w:t>
       </w:r>
     </w:p>
     <w:p>
@@ -218,16 +218,16 @@
         </w:numPr>
       </w:pPr>
       <w:r>
-        <w:t>Energy complex: soft (avg -6.73%)</w:t>
+        <w:t>Energy complex: soft (avg -6.40%)</w:t>
       </w:r>
     </w:p>
     <w:p>
       <w:r>
-        <w:t xml:space="preserve">Bottom line: Market breadth is reasonably constructive with a narrow majority of stocks up month-to-date, and leadership skewed toward higher-beta, economically sensitive groups such as Financials, Communication Services, Consumer Discretionary, Technology, Industrials, and Materials, while classic defensives and rate-sensitives like Utilities, Real Estate, Consumer Staples, Energy, and Health Care lag. The tape is signaling a preference for cyclical and growth exposure despite pressure on defensives, even as gold’s strength alongside a weaker USD, rising yields, soft bonds, and a notably soft energy complex underscores a cross-current of risk-on equity appetite against tighter financial conditions. </w:t>
+        <w:t xml:space="preserve">Bottom line: With just over half the tape positive month-to-date, breadth is constructive but not exuberant, and leadership is clearly clustered in cyclicals and beta—Financials, Communication Services, Tech, Industrials, Consumer Discretionary, and Materials—while defensives and bond-proxies (Utilities, Staples, Real Estate, Health Care) plus Energy lag, underscoring a market that is rotating away from safety and rate-sensitives despite negative earnings revision trends. </w:t>
       </w:r>
-      <w:bookmarkStart w:id="0" w:name="_Hlk217931221"/>
+      <w:bookmarkStart w:id="0" w:name="_Hlk218017609"/>
       <w:r>
-        <w:t>Macro conditions reflect an environment where growth is slowing and earnings expectations remain under pressure even as inflation eases from peak levels but stays elevated versus pre-COVID norms, a mix that is consistent with the market rewarding quality cyclicals and balance-sheet strength while beginning to question the durability of lower-duration, bond-proxy sectors.</w:t>
+        <w:t>Macro conditions reflect a backdrop where growth is slowing and inflation, while easing from prior peaks, remains above pre-COVID norms, and the macro levers corroborate that mix: a weaker USD, firm gold, higher yields, soft bonds, and a pressured energy complex all point to investors fading dollar strength, tolerating higher real rates, and selectively reaching for risk even as the fundamental setup argues for more caution over the medium term.</w:t>
       </w:r>
       <w:bookmarkEnd w:id="0"/>
     </w:p>
@@ -415,9 +415,9 @@
     </w:lvl>
   </w:abstractNum>
   <w:abstractNum w:abstractNumId="9" w15:restartNumberingAfterBreak="0">
-    <w:nsid w:val="563B58F5"/>
+    <w:nsid w:val="31E5542A"/>
     <w:multiLevelType w:val="hybridMultilevel"/>
-    <w:tmpl w:val="F5F43AC2"/>
+    <w:tmpl w:val="2132C106"/>
     <w:lvl w:ilvl="0" w:tplc="04090001">
       <w:start w:val="1"/>
       <w:numFmt w:val="bullet"/>
@@ -528,9 +528,9 @@
     </w:lvl>
   </w:abstractNum>
   <w:abstractNum w:abstractNumId="10" w15:restartNumberingAfterBreak="0">
-    <w:nsid w:val="5C450F67"/>
+    <w:nsid w:val="55B37AE7"/>
     <w:multiLevelType w:val="hybridMultilevel"/>
-    <w:tmpl w:val="0C46299C"/>
+    <w:tmpl w:val="8CD8E35E"/>
     <w:lvl w:ilvl="0" w:tplc="04090001">
       <w:start w:val="1"/>
       <w:numFmt w:val="bullet"/>
@@ -640,37 +640,37 @@
       </w:rPr>
     </w:lvl>
   </w:abstractNum>
-  <w:num w:numId="1" w16cid:durableId="636227155">
+  <w:num w:numId="1" w16cid:durableId="416754645">
     <w:abstractNumId w:val="8"/>
   </w:num>
-  <w:num w:numId="2" w16cid:durableId="958798213">
+  <w:num w:numId="2" w16cid:durableId="459566891">
     <w:abstractNumId w:val="6"/>
   </w:num>
-  <w:num w:numId="3" w16cid:durableId="201942546">
+  <w:num w:numId="3" w16cid:durableId="525555791">
     <w:abstractNumId w:val="5"/>
   </w:num>
-  <w:num w:numId="4" w16cid:durableId="1951620258">
+  <w:num w:numId="4" w16cid:durableId="1499153784">
     <w:abstractNumId w:val="4"/>
   </w:num>
-  <w:num w:numId="5" w16cid:durableId="1033263543">
+  <w:num w:numId="5" w16cid:durableId="1424108536">
     <w:abstractNumId w:val="7"/>
   </w:num>
-  <w:num w:numId="6" w16cid:durableId="354119853">
+  <w:num w:numId="6" w16cid:durableId="1247298878">
     <w:abstractNumId w:val="3"/>
   </w:num>
-  <w:num w:numId="7" w16cid:durableId="1408071318">
+  <w:num w:numId="7" w16cid:durableId="33429352">
     <w:abstractNumId w:val="2"/>
   </w:num>
-  <w:num w:numId="8" w16cid:durableId="590625678">
+  <w:num w:numId="8" w16cid:durableId="577636992">
     <w:abstractNumId w:val="1"/>
   </w:num>
-  <w:num w:numId="9" w16cid:durableId="207836881">
+  <w:num w:numId="9" w16cid:durableId="1686900199">
     <w:abstractNumId w:val="0"/>
   </w:num>
-  <w:num w:numId="10" w16cid:durableId="164630934">
+  <w:num w:numId="10" w16cid:durableId="1049770362">
     <w:abstractNumId w:val="9"/>
   </w:num>
-  <w:num w:numId="11" w16cid:durableId="573929458">
+  <w:num w:numId="11" w16cid:durableId="300237323">
     <w:abstractNumId w:val="10"/>
   </w:num>
 </w:numbering>

--- a/data/Market_Read_monthly.docx
+++ b/data/Market_Read_monthly.docx
@@ -4,7 +4,7 @@
   <w:body>
     <w:p>
       <w:r>
-        <w:t>Monthly Market Read: December 30, 2025</w:t>
+        <w:t>Monthly Market Read: December 31, 2025</w:t>
       </w:r>
     </w:p>
     <w:p>
@@ -21,7 +21,7 @@
         </w:numPr>
       </w:pPr>
       <w:r>
-        <w:t>Breadth: 54.3% of names are positive.</w:t>
+        <w:t>Breadth: 48.3% of names are positive.</w:t>
       </w:r>
     </w:p>
     <w:p>
@@ -33,7 +33,7 @@
         </w:numPr>
       </w:pPr>
       <w:r>
-        <w:t>Information Technology: leading (avg +2.52%)</w:t>
+        <w:t>Information Technology: leading (avg +1.21%)</w:t>
       </w:r>
     </w:p>
     <w:p>
@@ -45,7 +45,7 @@
         </w:numPr>
       </w:pPr>
       <w:r>
-        <w:t>Industrials: leading (avg +1.99%)</w:t>
+        <w:t>Industrials: leading (avg +1.03%)</w:t>
       </w:r>
     </w:p>
     <w:p>
@@ -57,7 +57,7 @@
         </w:numPr>
       </w:pPr>
       <w:r>
-        <w:t>Consumer Staples: lagging (avg -1.29%)</w:t>
+        <w:t>Consumer Staples: lagging (avg -1.98%)</w:t>
       </w:r>
     </w:p>
     <w:p>
@@ -69,7 +69,7 @@
         </w:numPr>
       </w:pPr>
       <w:r>
-        <w:t>Consumer Discretionary: leading (avg +2.32%)</w:t>
+        <w:t>Consumer Discretionary: leading (avg +1.54%)</w:t>
       </w:r>
     </w:p>
     <w:p>
@@ -81,7 +81,7 @@
         </w:numPr>
       </w:pPr>
       <w:r>
-        <w:t>Financials: leading (avg +4.10%)</w:t>
+        <w:t>Financials: leading (avg +3.15%)</w:t>
       </w:r>
     </w:p>
     <w:p>
@@ -93,7 +93,7 @@
         </w:numPr>
       </w:pPr>
       <w:r>
-        <w:t>Utilities: lagging (avg -4.07%)</w:t>
+        <w:t>Utilities: lagging (avg -4.70%)</w:t>
       </w:r>
     </w:p>
     <w:p>
@@ -105,7 +105,7 @@
         </w:numPr>
       </w:pPr>
       <w:r>
-        <w:t>Real Estate: lagging (avg -0.92%)</w:t>
+        <w:t>Real Estate: lagging (avg -1.94%)</w:t>
       </w:r>
     </w:p>
     <w:p>
@@ -117,7 +117,7 @@
         </w:numPr>
       </w:pPr>
       <w:r>
-        <w:t>Materials: leading (avg +1.99%)</w:t>
+        <w:t>Materials: leading (avg +1.19%)</w:t>
       </w:r>
     </w:p>
     <w:p>
@@ -129,7 +129,7 @@
         </w:numPr>
       </w:pPr>
       <w:r>
-        <w:t>Energy: lagging (avg -1.19%)</w:t>
+        <w:t>Energy: lagging (avg -1.94%)</w:t>
       </w:r>
     </w:p>
     <w:p>
@@ -141,7 +141,7 @@
         </w:numPr>
       </w:pPr>
       <w:r>
-        <w:t>Health Care: lagging (avg -0.79%)</w:t>
+        <w:t>Health Care: lagging (avg -1.53%)</w:t>
       </w:r>
     </w:p>
     <w:p>
@@ -153,7 +153,7 @@
         </w:numPr>
       </w:pPr>
       <w:r>
-        <w:t>Communication Services: leading (avg +2.93%)</w:t>
+        <w:t>Communication Services: leading (avg +2.39%)</w:t>
       </w:r>
     </w:p>
     <w:p>
@@ -170,7 +170,7 @@
         </w:numPr>
       </w:pPr>
       <w:r>
-        <w:t>Gold: leading (avg +2.84%)</w:t>
+        <w:t>Gold: leading (avg +2.17%)</w:t>
       </w:r>
     </w:p>
     <w:p>
@@ -182,7 +182,7 @@
         </w:numPr>
       </w:pPr>
       <w:r>
-        <w:t>USD: soft (avg -4.11%)</w:t>
+        <w:t>USD: soft (avg -4.18%)</w:t>
       </w:r>
     </w:p>
     <w:p>
@@ -194,7 +194,7 @@
         </w:numPr>
       </w:pPr>
       <w:r>
-        <w:t>Yields: leading (avg +2.75%)</w:t>
+        <w:t>Yields: leading (avg +3.59%)</w:t>
       </w:r>
     </w:p>
     <w:p>
@@ -206,7 +206,7 @@
         </w:numPr>
       </w:pPr>
       <w:r>
-        <w:t>Bonds: soft (avg -1.43%)</w:t>
+        <w:t>Bonds: soft (avg -1.80%)</w:t>
       </w:r>
     </w:p>
     <w:p>
@@ -218,16 +218,16 @@
         </w:numPr>
       </w:pPr>
       <w:r>
-        <w:t>Energy complex: soft (avg -6.40%)</w:t>
+        <w:t>Energy complex: soft (avg -9.73%)</w:t>
       </w:r>
     </w:p>
     <w:p>
       <w:r>
-        <w:t xml:space="preserve">Bottom line: With just over half the tape positive month-to-date, breadth is constructive but not exuberant, and leadership is clearly clustered in cyclicals and beta—Financials, Communication Services, Tech, Industrials, Consumer Discretionary, and Materials—while defensives and bond-proxies (Utilities, Staples, Real Estate, Health Care) plus Energy lag, underscoring a market that is rotating away from safety and rate-sensitives despite negative earnings revision trends. </w:t>
+        <w:t xml:space="preserve">Bottom line: With just under half of names positive MTD, breadth is middling and the tape is rewarding cyclical and rate-sensitive leadership—Financials, Communication Services, Consumer Discretionary, Tech, Industrials, and Materials—while defensives and bond proxies such as Utilities, Real Estate, Staples, Health Care, and Energy lag alongside a weaker energy complex. </w:t>
       </w:r>
-      <w:bookmarkStart w:id="0" w:name="_Hlk218017609"/>
+      <w:bookmarkStart w:id="0" w:name="_Hlk218104000"/>
       <w:r>
-        <w:t>Macro conditions reflect a backdrop where growth is slowing and inflation, while easing from prior peaks, remains above pre-COVID norms, and the macro levers corroborate that mix: a weaker USD, firm gold, higher yields, soft bonds, and a pressured energy complex all point to investors fading dollar strength, tolerating higher real rates, and selectively reaching for risk even as the fundamental setup argues for more caution over the medium term.</w:t>
+        <w:t>Macro posture shows slowing growth and still-elevated-but-easing inflation expectations, which is consistent with a softer USD, rising yields, and underperforming bonds and real-asset proxies, reinforcing a market that is tilting toward cyclical risk and away from duration and classic defensives despite the ongoing earnings and macro deceleration.</w:t>
       </w:r>
       <w:bookmarkEnd w:id="0"/>
     </w:p>
@@ -415,9 +415,9 @@
     </w:lvl>
   </w:abstractNum>
   <w:abstractNum w:abstractNumId="9" w15:restartNumberingAfterBreak="0">
-    <w:nsid w:val="31E5542A"/>
+    <w:nsid w:val="1BEA1CF3"/>
     <w:multiLevelType w:val="hybridMultilevel"/>
-    <w:tmpl w:val="2132C106"/>
+    <w:tmpl w:val="A774BC6E"/>
     <w:lvl w:ilvl="0" w:tplc="04090001">
       <w:start w:val="1"/>
       <w:numFmt w:val="bullet"/>
@@ -528,9 +528,9 @@
     </w:lvl>
   </w:abstractNum>
   <w:abstractNum w:abstractNumId="10" w15:restartNumberingAfterBreak="0">
-    <w:nsid w:val="55B37AE7"/>
+    <w:nsid w:val="5C8C3124"/>
     <w:multiLevelType w:val="hybridMultilevel"/>
-    <w:tmpl w:val="8CD8E35E"/>
+    <w:tmpl w:val="D75445F2"/>
     <w:lvl w:ilvl="0" w:tplc="04090001">
       <w:start w:val="1"/>
       <w:numFmt w:val="bullet"/>
@@ -640,37 +640,37 @@
       </w:rPr>
     </w:lvl>
   </w:abstractNum>
-  <w:num w:numId="1" w16cid:durableId="416754645">
+  <w:num w:numId="1" w16cid:durableId="289701549">
     <w:abstractNumId w:val="8"/>
   </w:num>
-  <w:num w:numId="2" w16cid:durableId="459566891">
+  <w:num w:numId="2" w16cid:durableId="1240754120">
     <w:abstractNumId w:val="6"/>
   </w:num>
-  <w:num w:numId="3" w16cid:durableId="525555791">
+  <w:num w:numId="3" w16cid:durableId="1069035316">
     <w:abstractNumId w:val="5"/>
   </w:num>
-  <w:num w:numId="4" w16cid:durableId="1499153784">
+  <w:num w:numId="4" w16cid:durableId="454718662">
     <w:abstractNumId w:val="4"/>
   </w:num>
-  <w:num w:numId="5" w16cid:durableId="1424108536">
+  <w:num w:numId="5" w16cid:durableId="1362514708">
     <w:abstractNumId w:val="7"/>
   </w:num>
-  <w:num w:numId="6" w16cid:durableId="1247298878">
+  <w:num w:numId="6" w16cid:durableId="2098209210">
     <w:abstractNumId w:val="3"/>
   </w:num>
-  <w:num w:numId="7" w16cid:durableId="33429352">
+  <w:num w:numId="7" w16cid:durableId="1932473097">
     <w:abstractNumId w:val="2"/>
   </w:num>
-  <w:num w:numId="8" w16cid:durableId="577636992">
+  <w:num w:numId="8" w16cid:durableId="97454618">
     <w:abstractNumId w:val="1"/>
   </w:num>
-  <w:num w:numId="9" w16cid:durableId="1686900199">
+  <w:num w:numId="9" w16cid:durableId="487328634">
     <w:abstractNumId w:val="0"/>
   </w:num>
-  <w:num w:numId="10" w16cid:durableId="1049770362">
+  <w:num w:numId="10" w16cid:durableId="1527671428">
     <w:abstractNumId w:val="9"/>
   </w:num>
-  <w:num w:numId="11" w16cid:durableId="300237323">
+  <w:num w:numId="11" w16cid:durableId="1031493946">
     <w:abstractNumId w:val="10"/>
   </w:num>
 </w:numbering>

--- a/data/Market_Read_monthly.docx
+++ b/data/Market_Read_monthly.docx
@@ -4,7 +4,7 @@
   <w:body>
     <w:p>
       <w:r>
-        <w:t>Monthly Market Read: December 31, 2025</w:t>
+        <w:t>Monthly Market Read: January 02, 2026</w:t>
       </w:r>
     </w:p>
     <w:p>
@@ -21,7 +21,7 @@
         </w:numPr>
       </w:pPr>
       <w:r>
-        <w:t>Breadth: 48.3% of names are positive.</w:t>
+        <w:t>Breadth: 66.6% of names are positive.</w:t>
       </w:r>
     </w:p>
     <w:p>
@@ -33,7 +33,7 @@
         </w:numPr>
       </w:pPr>
       <w:r>
-        <w:t>Information Technology: leading (avg +1.21%)</w:t>
+        <w:t>Information Technology: leading (avg +0.61%)</w:t>
       </w:r>
     </w:p>
     <w:p>
@@ -45,7 +45,7 @@
         </w:numPr>
       </w:pPr>
       <w:r>
-        <w:t>Industrials: leading (avg +1.03%)</w:t>
+        <w:t>Industrials: leading (avg +1.31%)</w:t>
       </w:r>
     </w:p>
     <w:p>
@@ -57,7 +57,7 @@
         </w:numPr>
       </w:pPr>
       <w:r>
-        <w:t>Consumer Staples: lagging (avg -1.98%)</w:t>
+        <w:t>Consumer Staples: firm (avg +0.25%)</w:t>
       </w:r>
     </w:p>
     <w:p>
@@ -69,7 +69,7 @@
         </w:numPr>
       </w:pPr>
       <w:r>
-        <w:t>Consumer Discretionary: leading (avg +1.54%)</w:t>
+        <w:t>Consumer Discretionary: leading (avg +0.62%)</w:t>
       </w:r>
     </w:p>
     <w:p>
@@ -81,7 +81,7 @@
         </w:numPr>
       </w:pPr>
       <w:r>
-        <w:t>Financials: leading (avg +3.15%)</w:t>
+        <w:t>Financials: steady (avg +0.11%)</w:t>
       </w:r>
     </w:p>
     <w:p>
@@ -93,7 +93,7 @@
         </w:numPr>
       </w:pPr>
       <w:r>
-        <w:t>Utilities: lagging (avg -4.70%)</w:t>
+        <w:t>Utilities: leading (avg +1.15%)</w:t>
       </w:r>
     </w:p>
     <w:p>
@@ -105,7 +105,7 @@
         </w:numPr>
       </w:pPr>
       <w:r>
-        <w:t>Real Estate: lagging (avg -1.94%)</w:t>
+        <w:t>Real Estate: soft (avg -0.14%)</w:t>
       </w:r>
     </w:p>
     <w:p>
@@ -117,7 +117,7 @@
         </w:numPr>
       </w:pPr>
       <w:r>
-        <w:t>Materials: leading (avg +1.19%)</w:t>
+        <w:t>Materials: leading (avg +1.94%)</w:t>
       </w:r>
     </w:p>
     <w:p>
@@ -129,7 +129,7 @@
         </w:numPr>
       </w:pPr>
       <w:r>
-        <w:t>Energy: lagging (avg -1.94%)</w:t>
+        <w:t>Energy: leading (avg +2.13%)</w:t>
       </w:r>
     </w:p>
     <w:p>
@@ -141,7 +141,7 @@
         </w:numPr>
       </w:pPr>
       <w:r>
-        <w:t>Health Care: lagging (avg -1.53%)</w:t>
+        <w:t>Health Care: leading (avg +0.63%)</w:t>
       </w:r>
     </w:p>
     <w:p>
@@ -153,7 +153,7 @@
         </w:numPr>
       </w:pPr>
       <w:r>
-        <w:t>Communication Services: leading (avg +2.39%)</w:t>
+        <w:t>Communication Services: lagging (avg -0.68%)</w:t>
       </w:r>
     </w:p>
     <w:p>
@@ -170,7 +170,7 @@
         </w:numPr>
       </w:pPr>
       <w:r>
-        <w:t>Gold: leading (avg +2.17%)</w:t>
+        <w:t>Gold: leading (avg +0.50%)</w:t>
       </w:r>
     </w:p>
     <w:p>
@@ -182,7 +182,7 @@
         </w:numPr>
       </w:pPr>
       <w:r>
-        <w:t>USD: soft (avg -4.18%)</w:t>
+        <w:t>USD: leading (avg +0.30%)</w:t>
       </w:r>
     </w:p>
     <w:p>
@@ -194,7 +194,7 @@
         </w:numPr>
       </w:pPr>
       <w:r>
-        <w:t>Yields: leading (avg +3.59%)</w:t>
+        <w:t>Yields: leading (avg +0.51%)</w:t>
       </w:r>
     </w:p>
     <w:p>
@@ -206,7 +206,7 @@
         </w:numPr>
       </w:pPr>
       <w:r>
-        <w:t>Bonds: soft (avg -1.80%)</w:t>
+        <w:t>Bonds: steady (avg -0.06%)</w:t>
       </w:r>
     </w:p>
     <w:p>
@@ -218,16 +218,16 @@
         </w:numPr>
       </w:pPr>
       <w:r>
-        <w:t>Energy complex: soft (avg -9.73%)</w:t>
+        <w:t>Energy complex: soft (avg -0.96%)</w:t>
       </w:r>
     </w:p>
     <w:p>
       <w:r>
-        <w:t xml:space="preserve">Bottom line: With just under half of names positive MTD, breadth is middling and the tape is rewarding cyclical and rate-sensitive leadership—Financials, Communication Services, Consumer Discretionary, Tech, Industrials, and Materials—while defensives and bond proxies such as Utilities, Real Estate, Staples, Health Care, and Energy lag alongside a weaker energy complex. </w:t>
+        <w:t xml:space="preserve">Bottom line: Breadth is constructive with roughly two-thirds of stocks positive MTD, and leadership is skewed toward classic cyclicals and defensives alike, with Industrials (+1.31%), Materials (+1.94%), Energy (+2.13%), Health Care (+0.63%), Utilities (+1.15%), and Consumer Discretionary (+0.62%) all outperforming, while Info Tech (+0.61%), Consumer Staples (+0.25%), and Financials (+0.11%) grind higher, offset by softer Real Estate (-0.14%) and clear underperformance in Communication Services (-0.68%). </w:t>
       </w:r>
-      <w:bookmarkStart w:id="0" w:name="_Hlk218104000"/>
+      <w:bookmarkStart w:id="0" w:name="_Hlk218276738"/>
       <w:r>
-        <w:t>Macro posture shows slowing growth and still-elevated-but-easing inflation expectations, which is consistent with a softer USD, rising yields, and underperforming bonds and real-asset proxies, reinforcing a market that is tilting toward cyclical risk and away from duration and classic defensives despite the ongoing earnings and macro deceleration.</w:t>
+        <w:t>Macro conditions reflect slowing growth and still-elevated but decelerating inflation expectations, and the tape is consistent with that mix: firmer USD (+0.30%) and higher yields (+0.51%) alongside steady bonds (-0.06%) and modest gold strength (+0.50%) suggest markets are still demanding a real-yield cushion against persistent price pressures, while the divergence between strong Energy equities and a softer energy complex (-0.96%) underscores the market’s bias toward cash-generative, quality cyclicals over pure commodity beta as the earnings outlook remains under revision pressure.</w:t>
       </w:r>
       <w:bookmarkEnd w:id="0"/>
     </w:p>
@@ -415,9 +415,9 @@
     </w:lvl>
   </w:abstractNum>
   <w:abstractNum w:abstractNumId="9" w15:restartNumberingAfterBreak="0">
-    <w:nsid w:val="1BEA1CF3"/>
+    <w:nsid w:val="4581227B"/>
     <w:multiLevelType w:val="hybridMultilevel"/>
-    <w:tmpl w:val="A774BC6E"/>
+    <w:tmpl w:val="E120197A"/>
     <w:lvl w:ilvl="0" w:tplc="04090001">
       <w:start w:val="1"/>
       <w:numFmt w:val="bullet"/>
@@ -528,9 +528,9 @@
     </w:lvl>
   </w:abstractNum>
   <w:abstractNum w:abstractNumId="10" w15:restartNumberingAfterBreak="0">
-    <w:nsid w:val="5C8C3124"/>
+    <w:nsid w:val="793B1C8C"/>
     <w:multiLevelType w:val="hybridMultilevel"/>
-    <w:tmpl w:val="D75445F2"/>
+    <w:tmpl w:val="A0E86A0C"/>
     <w:lvl w:ilvl="0" w:tplc="04090001">
       <w:start w:val="1"/>
       <w:numFmt w:val="bullet"/>
@@ -640,38 +640,38 @@
       </w:rPr>
     </w:lvl>
   </w:abstractNum>
-  <w:num w:numId="1" w16cid:durableId="289701549">
+  <w:num w:numId="1" w16cid:durableId="1347636736">
     <w:abstractNumId w:val="8"/>
   </w:num>
-  <w:num w:numId="2" w16cid:durableId="1240754120">
+  <w:num w:numId="2" w16cid:durableId="228005658">
     <w:abstractNumId w:val="6"/>
   </w:num>
-  <w:num w:numId="3" w16cid:durableId="1069035316">
+  <w:num w:numId="3" w16cid:durableId="520709533">
     <w:abstractNumId w:val="5"/>
   </w:num>
-  <w:num w:numId="4" w16cid:durableId="454718662">
+  <w:num w:numId="4" w16cid:durableId="443160677">
     <w:abstractNumId w:val="4"/>
   </w:num>
-  <w:num w:numId="5" w16cid:durableId="1362514708">
+  <w:num w:numId="5" w16cid:durableId="1784226197">
     <w:abstractNumId w:val="7"/>
   </w:num>
-  <w:num w:numId="6" w16cid:durableId="2098209210">
+  <w:num w:numId="6" w16cid:durableId="850800184">
     <w:abstractNumId w:val="3"/>
   </w:num>
-  <w:num w:numId="7" w16cid:durableId="1932473097">
+  <w:num w:numId="7" w16cid:durableId="2040624079">
     <w:abstractNumId w:val="2"/>
   </w:num>
-  <w:num w:numId="8" w16cid:durableId="97454618">
+  <w:num w:numId="8" w16cid:durableId="1831210161">
     <w:abstractNumId w:val="1"/>
   </w:num>
-  <w:num w:numId="9" w16cid:durableId="487328634">
+  <w:num w:numId="9" w16cid:durableId="1884827852">
     <w:abstractNumId w:val="0"/>
   </w:num>
-  <w:num w:numId="10" w16cid:durableId="1527671428">
+  <w:num w:numId="10" w16cid:durableId="1598056934">
+    <w:abstractNumId w:val="10"/>
+  </w:num>
+  <w:num w:numId="11" w16cid:durableId="2136558588">
     <w:abstractNumId w:val="9"/>
-  </w:num>
-  <w:num w:numId="11" w16cid:durableId="1031493946">
-    <w:abstractNumId w:val="10"/>
   </w:num>
 </w:numbering>
 </file>

--- a/data/Market_Read_monthly.docx
+++ b/data/Market_Read_monthly.docx
@@ -4,7 +4,7 @@
   <w:body>
     <w:p>
       <w:r>
-        <w:t>Monthly Market Read: January 02, 2026</w:t>
+        <w:t>Monthly Market Read: January 05, 2026</w:t>
       </w:r>
     </w:p>
     <w:p>
@@ -21,7 +21,7 @@
         </w:numPr>
       </w:pPr>
       <w:r>
-        <w:t>Breadth: 66.6% of names are positive.</w:t>
+        <w:t>Breadth: 69.3% of names are positive.</w:t>
       </w:r>
     </w:p>
     <w:p>
@@ -33,7 +33,7 @@
         </w:numPr>
       </w:pPr>
       <w:r>
-        <w:t>Information Technology: leading (avg +0.61%)</w:t>
+        <w:t>Information Technology: leading (avg +1.28%)</w:t>
       </w:r>
     </w:p>
     <w:p>
@@ -45,7 +45,7 @@
         </w:numPr>
       </w:pPr>
       <w:r>
-        <w:t>Industrials: leading (avg +1.31%)</w:t>
+        <w:t>Industrials: leading (avg +2.72%)</w:t>
       </w:r>
     </w:p>
     <w:p>
@@ -57,7 +57,7 @@
         </w:numPr>
       </w:pPr>
       <w:r>
-        <w:t>Consumer Staples: firm (avg +0.25%)</w:t>
+        <w:t>Consumer Staples: lagging (avg -0.59%)</w:t>
       </w:r>
     </w:p>
     <w:p>
@@ -69,7 +69,7 @@
         </w:numPr>
       </w:pPr>
       <w:r>
-        <w:t>Consumer Discretionary: leading (avg +0.62%)</w:t>
+        <w:t>Consumer Discretionary: leading (avg +1.47%)</w:t>
       </w:r>
     </w:p>
     <w:p>
@@ -81,7 +81,7 @@
         </w:numPr>
       </w:pPr>
       <w:r>
-        <w:t>Financials: steady (avg +0.11%)</w:t>
+        <w:t>Financials: leading (avg +2.51%)</w:t>
       </w:r>
     </w:p>
     <w:p>
@@ -93,7 +93,7 @@
         </w:numPr>
       </w:pPr>
       <w:r>
-        <w:t>Utilities: leading (avg +1.15%)</w:t>
+        <w:t>Utilities: soft (avg -0.11%)</w:t>
       </w:r>
     </w:p>
     <w:p>
@@ -105,7 +105,7 @@
         </w:numPr>
       </w:pPr>
       <w:r>
-        <w:t>Real Estate: soft (avg -0.14%)</w:t>
+        <w:t>Real Estate: steady (avg -0.10%)</w:t>
       </w:r>
     </w:p>
     <w:p>
@@ -117,7 +117,7 @@
         </w:numPr>
       </w:pPr>
       <w:r>
-        <w:t>Materials: leading (avg +1.94%)</w:t>
+        <w:t>Materials: leading (avg +2.83%)</w:t>
       </w:r>
     </w:p>
     <w:p>
@@ -129,7 +129,7 @@
         </w:numPr>
       </w:pPr>
       <w:r>
-        <w:t>Energy: leading (avg +2.13%)</w:t>
+        <w:t>Energy: leading (avg +3.61%)</w:t>
       </w:r>
     </w:p>
     <w:p>
@@ -141,7 +141,7 @@
         </w:numPr>
       </w:pPr>
       <w:r>
-        <w:t>Health Care: leading (avg +0.63%)</w:t>
+        <w:t>Health Care: leading (avg +1.88%)</w:t>
       </w:r>
     </w:p>
     <w:p>
@@ -153,7 +153,7 @@
         </w:numPr>
       </w:pPr>
       <w:r>
-        <w:t>Communication Services: lagging (avg -0.68%)</w:t>
+        <w:t>Communication Services: soft (avg -0.33%)</w:t>
       </w:r>
     </w:p>
     <w:p>
@@ -170,7 +170,7 @@
         </w:numPr>
       </w:pPr>
       <w:r>
-        <w:t>Gold: leading (avg +0.50%)</w:t>
+        <w:t>Gold: leading (avg +3.14%)</w:t>
       </w:r>
     </w:p>
     <w:p>
@@ -182,7 +182,7 @@
         </w:numPr>
       </w:pPr>
       <w:r>
-        <w:t>USD: leading (avg +0.30%)</w:t>
+        <w:t>USD: firm (avg +0.15%)</w:t>
       </w:r>
     </w:p>
     <w:p>
@@ -194,7 +194,7 @@
         </w:numPr>
       </w:pPr>
       <w:r>
-        <w:t>Yields: leading (avg +0.51%)</w:t>
+        <w:t>Yields: firm (avg +0.01%)</w:t>
       </w:r>
     </w:p>
     <w:p>
@@ -206,7 +206,7 @@
         </w:numPr>
       </w:pPr>
       <w:r>
-        <w:t>Bonds: steady (avg -0.06%)</w:t>
+        <w:t>Bonds: firm (avg +0.24%)</w:t>
       </w:r>
     </w:p>
     <w:p>
@@ -218,16 +218,16 @@
         </w:numPr>
       </w:pPr>
       <w:r>
-        <w:t>Energy complex: soft (avg -0.96%)</w:t>
+        <w:t>Energy complex: soft (avg -1.80%)</w:t>
       </w:r>
     </w:p>
     <w:p>
       <w:r>
-        <w:t xml:space="preserve">Bottom line: Breadth is constructive with roughly two-thirds of stocks positive MTD, and leadership is skewed toward classic cyclicals and defensives alike, with Industrials (+1.31%), Materials (+1.94%), Energy (+2.13%), Health Care (+0.63%), Utilities (+1.15%), and Consumer Discretionary (+0.62%) all outperforming, while Info Tech (+0.61%), Consumer Staples (+0.25%), and Financials (+0.11%) grind higher, offset by softer Real Estate (-0.14%) and clear underperformance in Communication Services (-0.68%). </w:t>
+        <w:t xml:space="preserve">Bottom line: Market breadth is solid with roughly two-thirds of names positive MTD, and the tape is rewarding cyclical and growth-sensitive leadership in Energy, Materials, Financials, Industrials, Consumer Discretionary, Health Care, and Tech, while defensives and rate-sensitives like Consumer Staples, Utilities, Real Estate, and Communication Services are lagging or flat, signaling a preference for risk even as pockets of quality and balance-sheet strength still matter. </w:t>
       </w:r>
-      <w:bookmarkStart w:id="0" w:name="_Hlk218276738"/>
+      <w:bookmarkStart w:id="0" w:name="_Hlk218535966"/>
       <w:r>
-        <w:t>Macro conditions reflect slowing growth and still-elevated but decelerating inflation expectations, and the tape is consistent with that mix: firmer USD (+0.30%) and higher yields (+0.51%) alongside steady bonds (-0.06%) and modest gold strength (+0.50%) suggest markets are still demanding a real-yield cushion against persistent price pressures, while the divergence between strong Energy equities and a softer energy complex (-0.96%) underscores the market’s bias toward cash-generative, quality cyclicals over pure commodity beta as the earnings outlook remains under revision pressure.</w:t>
+        <w:t>Macro conditions reflect an environment where growth is slowing and earnings revisions remain pressured while inflation decelerates but stays above pre-COVID norms, consistent with firm yields, a steady USD, resilient bonds, soft energy prices, and strong gold, suggesting markets are cautiously embracing risk but still paying for hedges against persistent inflation and late-cycle slowdown risk.</w:t>
       </w:r>
       <w:bookmarkEnd w:id="0"/>
     </w:p>
@@ -415,9 +415,9 @@
     </w:lvl>
   </w:abstractNum>
   <w:abstractNum w:abstractNumId="9" w15:restartNumberingAfterBreak="0">
-    <w:nsid w:val="4581227B"/>
+    <w:nsid w:val="2C5F7A7C"/>
     <w:multiLevelType w:val="hybridMultilevel"/>
-    <w:tmpl w:val="E120197A"/>
+    <w:tmpl w:val="55F4CABE"/>
     <w:lvl w:ilvl="0" w:tplc="04090001">
       <w:start w:val="1"/>
       <w:numFmt w:val="bullet"/>
@@ -528,9 +528,9 @@
     </w:lvl>
   </w:abstractNum>
   <w:abstractNum w:abstractNumId="10" w15:restartNumberingAfterBreak="0">
-    <w:nsid w:val="793B1C8C"/>
+    <w:nsid w:val="554631B0"/>
     <w:multiLevelType w:val="hybridMultilevel"/>
-    <w:tmpl w:val="A0E86A0C"/>
+    <w:tmpl w:val="F312C252"/>
     <w:lvl w:ilvl="0" w:tplc="04090001">
       <w:start w:val="1"/>
       <w:numFmt w:val="bullet"/>
@@ -640,37 +640,37 @@
       </w:rPr>
     </w:lvl>
   </w:abstractNum>
-  <w:num w:numId="1" w16cid:durableId="1347636736">
+  <w:num w:numId="1" w16cid:durableId="454832259">
     <w:abstractNumId w:val="8"/>
   </w:num>
-  <w:num w:numId="2" w16cid:durableId="228005658">
+  <w:num w:numId="2" w16cid:durableId="493646449">
     <w:abstractNumId w:val="6"/>
   </w:num>
-  <w:num w:numId="3" w16cid:durableId="520709533">
+  <w:num w:numId="3" w16cid:durableId="1072310984">
     <w:abstractNumId w:val="5"/>
   </w:num>
-  <w:num w:numId="4" w16cid:durableId="443160677">
+  <w:num w:numId="4" w16cid:durableId="1730688553">
     <w:abstractNumId w:val="4"/>
   </w:num>
-  <w:num w:numId="5" w16cid:durableId="1784226197">
+  <w:num w:numId="5" w16cid:durableId="1473207507">
     <w:abstractNumId w:val="7"/>
   </w:num>
-  <w:num w:numId="6" w16cid:durableId="850800184">
+  <w:num w:numId="6" w16cid:durableId="1539394854">
     <w:abstractNumId w:val="3"/>
   </w:num>
-  <w:num w:numId="7" w16cid:durableId="2040624079">
+  <w:num w:numId="7" w16cid:durableId="1889343335">
     <w:abstractNumId w:val="2"/>
   </w:num>
-  <w:num w:numId="8" w16cid:durableId="1831210161">
+  <w:num w:numId="8" w16cid:durableId="1822384099">
     <w:abstractNumId w:val="1"/>
   </w:num>
-  <w:num w:numId="9" w16cid:durableId="1884827852">
+  <w:num w:numId="9" w16cid:durableId="729957991">
     <w:abstractNumId w:val="0"/>
   </w:num>
-  <w:num w:numId="10" w16cid:durableId="1598056934">
+  <w:num w:numId="10" w16cid:durableId="179052644">
     <w:abstractNumId w:val="10"/>
   </w:num>
-  <w:num w:numId="11" w16cid:durableId="2136558588">
+  <w:num w:numId="11" w16cid:durableId="616372906">
     <w:abstractNumId w:val="9"/>
   </w:num>
 </w:numbering>

--- a/data/Market_Read_monthly.docx
+++ b/data/Market_Read_monthly.docx
@@ -4,7 +4,7 @@
   <w:body>
     <w:p>
       <w:r>
-        <w:t>Monthly Market Read: January 05, 2026</w:t>
+        <w:t>Monthly Market Read: January 06, 2026</w:t>
       </w:r>
     </w:p>
     <w:p>
@@ -21,7 +21,7 @@
         </w:numPr>
       </w:pPr>
       <w:r>
-        <w:t>Breadth: 69.3% of names are positive.</w:t>
+        <w:t>Breadth: 75.0% of names are positive.</w:t>
       </w:r>
     </w:p>
     <w:p>
@@ -33,7 +33,7 @@
         </w:numPr>
       </w:pPr>
       <w:r>
-        <w:t>Information Technology: leading (avg +1.28%)</w:t>
+        <w:t>Information Technology: leading (avg +4.31%)</w:t>
       </w:r>
     </w:p>
     <w:p>
@@ -45,7 +45,7 @@
         </w:numPr>
       </w:pPr>
       <w:r>
-        <w:t>Industrials: leading (avg +2.72%)</w:t>
+        <w:t>Industrials: leading (avg +4.02%)</w:t>
       </w:r>
     </w:p>
     <w:p>
@@ -57,7 +57,7 @@
         </w:numPr>
       </w:pPr>
       <w:r>
-        <w:t>Consumer Staples: lagging (avg -0.59%)</w:t>
+        <w:t>Consumer Staples: soft (avg -0.33%)</w:t>
       </w:r>
     </w:p>
     <w:p>
@@ -69,7 +69,7 @@
         </w:numPr>
       </w:pPr>
       <w:r>
-        <w:t>Consumer Discretionary: leading (avg +1.47%)</w:t>
+        <w:t>Consumer Discretionary: leading (avg +2.88%)</w:t>
       </w:r>
     </w:p>
     <w:p>
@@ -81,7 +81,7 @@
         </w:numPr>
       </w:pPr>
       <w:r>
-        <w:t>Financials: leading (avg +2.51%)</w:t>
+        <w:t>Financials: leading (avg +3.03%)</w:t>
       </w:r>
     </w:p>
     <w:p>
@@ -93,7 +93,7 @@
         </w:numPr>
       </w:pPr>
       <w:r>
-        <w:t>Utilities: soft (avg -0.11%)</w:t>
+        <w:t>Utilities: leading (avg +0.50%)</w:t>
       </w:r>
     </w:p>
     <w:p>
@@ -105,7 +105,7 @@
         </w:numPr>
       </w:pPr>
       <w:r>
-        <w:t>Real Estate: steady (avg -0.10%)</w:t>
+        <w:t>Real Estate: leading (avg +0.97%)</w:t>
       </w:r>
     </w:p>
     <w:p>
@@ -117,7 +117,7 @@
         </w:numPr>
       </w:pPr>
       <w:r>
-        <w:t>Materials: leading (avg +2.83%)</w:t>
+        <w:t>Materials: leading (avg +4.73%)</w:t>
       </w:r>
     </w:p>
     <w:p>
@@ -129,7 +129,7 @@
         </w:numPr>
       </w:pPr>
       <w:r>
-        <w:t>Energy: leading (avg +3.61%)</w:t>
+        <w:t>Energy: leading (avg +1.54%)</w:t>
       </w:r>
     </w:p>
     <w:p>
@@ -141,7 +141,7 @@
         </w:numPr>
       </w:pPr>
       <w:r>
-        <w:t>Health Care: leading (avg +1.88%)</w:t>
+        <w:t>Health Care: leading (avg +4.22%)</w:t>
       </w:r>
     </w:p>
     <w:p>
@@ -153,7 +153,7 @@
         </w:numPr>
       </w:pPr>
       <w:r>
-        <w:t>Communication Services: soft (avg -0.33%)</w:t>
+        <w:t>Communication Services: lagging (avg -0.70%)</w:t>
       </w:r>
     </w:p>
     <w:p>
@@ -170,7 +170,7 @@
         </w:numPr>
       </w:pPr>
       <w:r>
-        <w:t>Gold: leading (avg +3.14%)</w:t>
+        <w:t>Gold: leading (avg +4.26%)</w:t>
       </w:r>
     </w:p>
     <w:p>
@@ -182,7 +182,7 @@
         </w:numPr>
       </w:pPr>
       <w:r>
-        <w:t>USD: firm (avg +0.15%)</w:t>
+        <w:t>USD: leading (avg +0.48%)</w:t>
       </w:r>
     </w:p>
     <w:p>
@@ -194,7 +194,7 @@
         </w:numPr>
       </w:pPr>
       <w:r>
-        <w:t>Yields: firm (avg +0.01%)</w:t>
+        <w:t>Yields: firm (avg +0.29%)</w:t>
       </w:r>
     </w:p>
     <w:p>
@@ -206,7 +206,7 @@
         </w:numPr>
       </w:pPr>
       <w:r>
-        <w:t>Bonds: firm (avg +0.24%)</w:t>
+        <w:t>Bonds: firm (avg +0.16%)</w:t>
       </w:r>
     </w:p>
     <w:p>
@@ -218,16 +218,16 @@
         </w:numPr>
       </w:pPr>
       <w:r>
-        <w:t>Energy complex: soft (avg -1.80%)</w:t>
+        <w:t>Energy complex: soft (avg -4.46%)</w:t>
       </w:r>
     </w:p>
     <w:p>
       <w:r>
-        <w:t xml:space="preserve">Bottom line: Market breadth is solid with roughly two-thirds of names positive MTD, and the tape is rewarding cyclical and growth-sensitive leadership in Energy, Materials, Financials, Industrials, Consumer Discretionary, Health Care, and Tech, while defensives and rate-sensitives like Consumer Staples, Utilities, Real Estate, and Communication Services are lagging or flat, signaling a preference for risk even as pockets of quality and balance-sheet strength still matter. </w:t>
+        <w:t xml:space="preserve">Bottom line: With 75% of names positive MTD, breadth is strong and the tape is being led by cyclical and growth-oriented sectors—Materials (+4.73%), Tech (+4.31%), Health Care (+4.22%), Industrials (+4.02%), Financials (+3.03%), and Consumer Discretionary (+2.88%)—while defensives are mixed, with Utilities and Real Estate modestly positive but Consumer Staples soft and Communication Services lagging. </w:t>
       </w:r>
-      <w:bookmarkStart w:id="0" w:name="_Hlk218535966"/>
+      <w:bookmarkStart w:id="0" w:name="_Hlk218622342"/>
       <w:r>
-        <w:t>Macro conditions reflect an environment where growth is slowing and earnings revisions remain pressured while inflation decelerates but stays above pre-COVID norms, consistent with firm yields, a steady USD, resilient bonds, soft energy prices, and strong gold, suggesting markets are cautiously embracing risk but still paying for hedges against persistent inflation and late-cycle slowdown risk.</w:t>
+        <w:t>Macro conditions reflect an environment where growth is slowing and earnings revisions are under pressure while inflation is easing but still above pre-COVID norms, consistent with Gold’s strength, a firmer USD, modestly higher yields and bonds, and a soft energy complex.</w:t>
       </w:r>
       <w:bookmarkEnd w:id="0"/>
     </w:p>
@@ -415,9 +415,9 @@
     </w:lvl>
   </w:abstractNum>
   <w:abstractNum w:abstractNumId="9" w15:restartNumberingAfterBreak="0">
-    <w:nsid w:val="2C5F7A7C"/>
+    <w:nsid w:val="1A7C2EED"/>
     <w:multiLevelType w:val="hybridMultilevel"/>
-    <w:tmpl w:val="55F4CABE"/>
+    <w:tmpl w:val="12D0FC64"/>
     <w:lvl w:ilvl="0" w:tplc="04090001">
       <w:start w:val="1"/>
       <w:numFmt w:val="bullet"/>
@@ -528,9 +528,9 @@
     </w:lvl>
   </w:abstractNum>
   <w:abstractNum w:abstractNumId="10" w15:restartNumberingAfterBreak="0">
-    <w:nsid w:val="554631B0"/>
+    <w:nsid w:val="338E0101"/>
     <w:multiLevelType w:val="hybridMultilevel"/>
-    <w:tmpl w:val="F312C252"/>
+    <w:tmpl w:val="7264D642"/>
     <w:lvl w:ilvl="0" w:tplc="04090001">
       <w:start w:val="1"/>
       <w:numFmt w:val="bullet"/>
@@ -640,38 +640,38 @@
       </w:rPr>
     </w:lvl>
   </w:abstractNum>
-  <w:num w:numId="1" w16cid:durableId="454832259">
+  <w:num w:numId="1" w16cid:durableId="684749006">
     <w:abstractNumId w:val="8"/>
   </w:num>
-  <w:num w:numId="2" w16cid:durableId="493646449">
+  <w:num w:numId="2" w16cid:durableId="2009095204">
     <w:abstractNumId w:val="6"/>
   </w:num>
-  <w:num w:numId="3" w16cid:durableId="1072310984">
+  <w:num w:numId="3" w16cid:durableId="508956568">
     <w:abstractNumId w:val="5"/>
   </w:num>
-  <w:num w:numId="4" w16cid:durableId="1730688553">
+  <w:num w:numId="4" w16cid:durableId="127286812">
     <w:abstractNumId w:val="4"/>
   </w:num>
-  <w:num w:numId="5" w16cid:durableId="1473207507">
+  <w:num w:numId="5" w16cid:durableId="464389533">
     <w:abstractNumId w:val="7"/>
   </w:num>
-  <w:num w:numId="6" w16cid:durableId="1539394854">
+  <w:num w:numId="6" w16cid:durableId="1469469523">
     <w:abstractNumId w:val="3"/>
   </w:num>
-  <w:num w:numId="7" w16cid:durableId="1889343335">
+  <w:num w:numId="7" w16cid:durableId="737552311">
     <w:abstractNumId w:val="2"/>
   </w:num>
-  <w:num w:numId="8" w16cid:durableId="1822384099">
+  <w:num w:numId="8" w16cid:durableId="229922494">
     <w:abstractNumId w:val="1"/>
   </w:num>
-  <w:num w:numId="9" w16cid:durableId="729957991">
+  <w:num w:numId="9" w16cid:durableId="1098602797">
     <w:abstractNumId w:val="0"/>
   </w:num>
-  <w:num w:numId="10" w16cid:durableId="179052644">
+  <w:num w:numId="10" w16cid:durableId="1126163">
+    <w:abstractNumId w:val="9"/>
+  </w:num>
+  <w:num w:numId="11" w16cid:durableId="405149531">
     <w:abstractNumId w:val="10"/>
-  </w:num>
-  <w:num w:numId="11" w16cid:durableId="616372906">
-    <w:abstractNumId w:val="9"/>
   </w:num>
 </w:numbering>
 </file>

--- a/data/Market_Read_monthly.docx
+++ b/data/Market_Read_monthly.docx
@@ -4,7 +4,7 @@
   <w:body>
     <w:p>
       <w:r>
-        <w:t>Monthly Market Read: January 06, 2026</w:t>
+        <w:t>Monthly Market Read: January 07, 2026</w:t>
       </w:r>
     </w:p>
     <w:p>
@@ -21,7 +21,7 @@
         </w:numPr>
       </w:pPr>
       <w:r>
-        <w:t>Breadth: 75.0% of names are positive.</w:t>
+        <w:t>Breadth: 67.3% of names are positive.</w:t>
       </w:r>
     </w:p>
     <w:p>
@@ -33,7 +33,7 @@
         </w:numPr>
       </w:pPr>
       <w:r>
-        <w:t>Information Technology: leading (avg +4.31%)</w:t>
+        <w:t>Information Technology: leading (avg +3.21%)</w:t>
       </w:r>
     </w:p>
     <w:p>
@@ -45,7 +45,7 @@
         </w:numPr>
       </w:pPr>
       <w:r>
-        <w:t>Industrials: leading (avg +4.02%)</w:t>
+        <w:t>Industrials: leading (avg +2.33%)</w:t>
       </w:r>
     </w:p>
     <w:p>
@@ -57,7 +57,7 @@
         </w:numPr>
       </w:pPr>
       <w:r>
-        <w:t>Consumer Staples: soft (avg -0.33%)</w:t>
+        <w:t>Consumer Staples: lagging (avg -1.70%)</w:t>
       </w:r>
     </w:p>
     <w:p>
@@ -69,7 +69,7 @@
         </w:numPr>
       </w:pPr>
       <w:r>
-        <w:t>Consumer Discretionary: leading (avg +2.88%)</w:t>
+        <w:t>Consumer Discretionary: leading (avg +2.02%)</w:t>
       </w:r>
     </w:p>
     <w:p>
@@ -81,7 +81,7 @@
         </w:numPr>
       </w:pPr>
       <w:r>
-        <w:t>Financials: leading (avg +3.03%)</w:t>
+        <w:t>Financials: leading (avg +1.75%)</w:t>
       </w:r>
     </w:p>
     <w:p>
@@ -93,7 +93,7 @@
         </w:numPr>
       </w:pPr>
       <w:r>
-        <w:t>Utilities: leading (avg +0.50%)</w:t>
+        <w:t>Utilities: lagging (avg -1.67%)</w:t>
       </w:r>
     </w:p>
     <w:p>
@@ -105,7 +105,7 @@
         </w:numPr>
       </w:pPr>
       <w:r>
-        <w:t>Real Estate: leading (avg +0.97%)</w:t>
+        <w:t>Real Estate: lagging (avg -0.52%)</w:t>
       </w:r>
     </w:p>
     <w:p>
@@ -117,7 +117,7 @@
         </w:numPr>
       </w:pPr>
       <w:r>
-        <w:t>Materials: leading (avg +4.73%)</w:t>
+        <w:t>Materials: leading (avg +2.92%)</w:t>
       </w:r>
     </w:p>
     <w:p>
@@ -129,7 +129,7 @@
         </w:numPr>
       </w:pPr>
       <w:r>
-        <w:t>Energy: leading (avg +1.54%)</w:t>
+        <w:t>Energy: leading (avg +0.64%)</w:t>
       </w:r>
     </w:p>
     <w:p>
@@ -141,7 +141,7 @@
         </w:numPr>
       </w:pPr>
       <w:r>
-        <w:t>Health Care: leading (avg +4.22%)</w:t>
+        <w:t>Health Care: leading (avg +4.08%)</w:t>
       </w:r>
     </w:p>
     <w:p>
@@ -153,7 +153,7 @@
         </w:numPr>
       </w:pPr>
       <w:r>
-        <w:t>Communication Services: lagging (avg -0.70%)</w:t>
+        <w:t>Communication Services: lagging (avg -1.29%)</w:t>
       </w:r>
     </w:p>
     <w:p>
@@ -170,7 +170,7 @@
         </w:numPr>
       </w:pPr>
       <w:r>
-        <w:t>Gold: leading (avg +4.26%)</w:t>
+        <w:t>Gold: leading (avg +3.26%)</w:t>
       </w:r>
     </w:p>
     <w:p>
@@ -182,7 +182,7 @@
         </w:numPr>
       </w:pPr>
       <w:r>
-        <w:t>USD: leading (avg +0.48%)</w:t>
+        <w:t>USD: leading (avg +0.63%)</w:t>
       </w:r>
     </w:p>
     <w:p>
@@ -194,7 +194,7 @@
         </w:numPr>
       </w:pPr>
       <w:r>
-        <w:t>Yields: firm (avg +0.29%)</w:t>
+        <w:t>Yields: soft (avg -0.62%)</w:t>
       </w:r>
     </w:p>
     <w:p>
@@ -206,7 +206,7 @@
         </w:numPr>
       </w:pPr>
       <w:r>
-        <w:t>Bonds: firm (avg +0.16%)</w:t>
+        <w:t>Bonds: leading (avg +0.40%)</w:t>
       </w:r>
     </w:p>
     <w:p>
@@ -218,16 +218,16 @@
         </w:numPr>
       </w:pPr>
       <w:r>
-        <w:t>Energy complex: soft (avg -4.46%)</w:t>
+        <w:t>Energy complex: soft (avg -2.95%)</w:t>
       </w:r>
     </w:p>
     <w:p>
       <w:r>
-        <w:t xml:space="preserve">Bottom line: With 75% of names positive MTD, breadth is strong and the tape is being led by cyclical and growth-oriented sectors—Materials (+4.73%), Tech (+4.31%), Health Care (+4.22%), Industrials (+4.02%), Financials (+3.03%), and Consumer Discretionary (+2.88%)—while defensives are mixed, with Utilities and Real Estate modestly positive but Consumer Staples soft and Communication Services lagging. </w:t>
+        <w:t xml:space="preserve">Bottom line: With roughly two-thirds of stocks positive MTD, breadth is constructive and leadership is skewed toward Health Care, Tech, Materials, Industrials, Consumer Discretionary, Financials, and Energy, while defensives like Staples, Utilities, Real Estate, and Communication Services lag, signaling a market that is still willing to lean into cyclicality and secular growth rather than pure safety. </w:t>
       </w:r>
-      <w:bookmarkStart w:id="0" w:name="_Hlk218622342"/>
+      <w:bookmarkStart w:id="0" w:name="_Hlk218708749"/>
       <w:r>
-        <w:t>Macro conditions reflect an environment where growth is slowing and earnings revisions are under pressure while inflation is easing but still above pre-COVID norms, consistent with Gold’s strength, a firmer USD, modestly higher yields and bonds, and a soft energy complex.</w:t>
+        <w:t>Macro conditions reflect slowing growth and still-elevated-but-easing inflation, and the tape is consistent with that mix: lower yields, firmer bonds, and a bid to gold point to investors adding duration and hedges against macro and policy uncertainty, while a stronger USD and a softer energy complex underscore a tempered global demand backdrop that hasn’t yet derailed risk appetite in the equity leaders.</w:t>
       </w:r>
       <w:bookmarkEnd w:id="0"/>
     </w:p>
@@ -415,9 +415,9 @@
     </w:lvl>
   </w:abstractNum>
   <w:abstractNum w:abstractNumId="9" w15:restartNumberingAfterBreak="0">
-    <w:nsid w:val="1A7C2EED"/>
+    <w:nsid w:val="0C2D5287"/>
     <w:multiLevelType w:val="hybridMultilevel"/>
-    <w:tmpl w:val="12D0FC64"/>
+    <w:tmpl w:val="9042BBBC"/>
     <w:lvl w:ilvl="0" w:tplc="04090001">
       <w:start w:val="1"/>
       <w:numFmt w:val="bullet"/>
@@ -528,9 +528,9 @@
     </w:lvl>
   </w:abstractNum>
   <w:abstractNum w:abstractNumId="10" w15:restartNumberingAfterBreak="0">
-    <w:nsid w:val="338E0101"/>
+    <w:nsid w:val="38683883"/>
     <w:multiLevelType w:val="hybridMultilevel"/>
-    <w:tmpl w:val="7264D642"/>
+    <w:tmpl w:val="4F282216"/>
     <w:lvl w:ilvl="0" w:tplc="04090001">
       <w:start w:val="1"/>
       <w:numFmt w:val="bullet"/>
@@ -640,38 +640,38 @@
       </w:rPr>
     </w:lvl>
   </w:abstractNum>
-  <w:num w:numId="1" w16cid:durableId="684749006">
+  <w:num w:numId="1" w16cid:durableId="121118974">
     <w:abstractNumId w:val="8"/>
   </w:num>
-  <w:num w:numId="2" w16cid:durableId="2009095204">
+  <w:num w:numId="2" w16cid:durableId="182131705">
     <w:abstractNumId w:val="6"/>
   </w:num>
-  <w:num w:numId="3" w16cid:durableId="508956568">
+  <w:num w:numId="3" w16cid:durableId="1698195563">
     <w:abstractNumId w:val="5"/>
   </w:num>
-  <w:num w:numId="4" w16cid:durableId="127286812">
+  <w:num w:numId="4" w16cid:durableId="475344779">
     <w:abstractNumId w:val="4"/>
   </w:num>
-  <w:num w:numId="5" w16cid:durableId="464389533">
+  <w:num w:numId="5" w16cid:durableId="769349794">
     <w:abstractNumId w:val="7"/>
   </w:num>
-  <w:num w:numId="6" w16cid:durableId="1469469523">
+  <w:num w:numId="6" w16cid:durableId="35391675">
     <w:abstractNumId w:val="3"/>
   </w:num>
-  <w:num w:numId="7" w16cid:durableId="737552311">
+  <w:num w:numId="7" w16cid:durableId="790320088">
     <w:abstractNumId w:val="2"/>
   </w:num>
-  <w:num w:numId="8" w16cid:durableId="229922494">
+  <w:num w:numId="8" w16cid:durableId="690766714">
     <w:abstractNumId w:val="1"/>
   </w:num>
-  <w:num w:numId="9" w16cid:durableId="1098602797">
+  <w:num w:numId="9" w16cid:durableId="699819558">
     <w:abstractNumId w:val="0"/>
   </w:num>
-  <w:num w:numId="10" w16cid:durableId="1126163">
+  <w:num w:numId="10" w16cid:durableId="539247831">
+    <w:abstractNumId w:val="10"/>
+  </w:num>
+  <w:num w:numId="11" w16cid:durableId="131144181">
     <w:abstractNumId w:val="9"/>
-  </w:num>
-  <w:num w:numId="11" w16cid:durableId="405149531">
-    <w:abstractNumId w:val="10"/>
   </w:num>
 </w:numbering>
 </file>

--- a/data/Market_Read_monthly.docx
+++ b/data/Market_Read_monthly.docx
@@ -4,7 +4,7 @@
   <w:body>
     <w:p>
       <w:r>
-        <w:t>Monthly Market Read: January 07, 2026</w:t>
+        <w:t>Monthly Market Read: January 08, 2026</w:t>
       </w:r>
     </w:p>
     <w:p>
@@ -21,7 +21,7 @@
         </w:numPr>
       </w:pPr>
       <w:r>
-        <w:t>Breadth: 67.3% of names are positive.</w:t>
+        <w:t>Breadth: 73.3% of names are positive.</w:t>
       </w:r>
     </w:p>
     <w:p>
@@ -33,7 +33,7 @@
         </w:numPr>
       </w:pPr>
       <w:r>
-        <w:t>Information Technology: leading (avg +3.21%)</w:t>
+        <w:t>Information Technology: leading (avg +2.02%)</w:t>
       </w:r>
     </w:p>
     <w:p>
@@ -45,7 +45,7 @@
         </w:numPr>
       </w:pPr>
       <w:r>
-        <w:t>Industrials: leading (avg +2.33%)</w:t>
+        <w:t>Industrials: leading (avg +3.69%)</w:t>
       </w:r>
     </w:p>
     <w:p>
@@ -57,7 +57,7 @@
         </w:numPr>
       </w:pPr>
       <w:r>
-        <w:t>Consumer Staples: lagging (avg -1.70%)</w:t>
+        <w:t>Consumer Staples: leading (avg +0.72%)</w:t>
       </w:r>
     </w:p>
     <w:p>
@@ -69,7 +69,7 @@
         </w:numPr>
       </w:pPr>
       <w:r>
-        <w:t>Consumer Discretionary: leading (avg +2.02%)</w:t>
+        <w:t>Consumer Discretionary: leading (avg +3.97%)</w:t>
       </w:r>
     </w:p>
     <w:p>
@@ -81,7 +81,7 @@
         </w:numPr>
       </w:pPr>
       <w:r>
-        <w:t>Financials: leading (avg +1.75%)</w:t>
+        <w:t>Financials: leading (avg +2.69%)</w:t>
       </w:r>
     </w:p>
     <w:p>
@@ -93,7 +93,7 @@
         </w:numPr>
       </w:pPr>
       <w:r>
-        <w:t>Utilities: lagging (avg -1.67%)</w:t>
+        <w:t>Utilities: lagging (avg -1.20%)</w:t>
       </w:r>
     </w:p>
     <w:p>
@@ -105,7 +105,7 @@
         </w:numPr>
       </w:pPr>
       <w:r>
-        <w:t>Real Estate: lagging (avg -0.52%)</w:t>
+        <w:t>Real Estate: leading (avg +0.59%)</w:t>
       </w:r>
     </w:p>
     <w:p>
@@ -117,7 +117,7 @@
         </w:numPr>
       </w:pPr>
       <w:r>
-        <w:t>Materials: leading (avg +2.92%)</w:t>
+        <w:t>Materials: leading (avg +5.30%)</w:t>
       </w:r>
     </w:p>
     <w:p>
@@ -129,7 +129,7 @@
         </w:numPr>
       </w:pPr>
       <w:r>
-        <w:t>Energy: leading (avg +0.64%)</w:t>
+        <w:t>Energy: leading (avg +3.88%)</w:t>
       </w:r>
     </w:p>
     <w:p>
@@ -141,7 +141,7 @@
         </w:numPr>
       </w:pPr>
       <w:r>
-        <w:t>Health Care: leading (avg +4.08%)</w:t>
+        <w:t>Health Care: leading (avg +3.78%)</w:t>
       </w:r>
     </w:p>
     <w:p>
@@ -153,7 +153,7 @@
         </w:numPr>
       </w:pPr>
       <w:r>
-        <w:t>Communication Services: lagging (avg -1.29%)</w:t>
+        <w:t>Communication Services: lagging (avg -1.09%)</w:t>
       </w:r>
     </w:p>
     <w:p>
@@ -170,7 +170,7 @@
         </w:numPr>
       </w:pPr>
       <w:r>
-        <w:t>Gold: leading (avg +3.26%)</w:t>
+        <w:t>Gold: leading (avg +3.83%)</w:t>
       </w:r>
     </w:p>
     <w:p>
@@ -182,7 +182,7 @@
         </w:numPr>
       </w:pPr>
       <w:r>
-        <w:t>USD: leading (avg +0.63%)</w:t>
+        <w:t>USD: leading (avg +0.89%)</w:t>
       </w:r>
     </w:p>
     <w:p>
@@ -194,7 +194,7 @@
         </w:numPr>
       </w:pPr>
       <w:r>
-        <w:t>Yields: soft (avg -0.62%)</w:t>
+        <w:t>Yields: leading (avg +0.41%)</w:t>
       </w:r>
     </w:p>
     <w:p>
@@ -206,7 +206,7 @@
         </w:numPr>
       </w:pPr>
       <w:r>
-        <w:t>Bonds: leading (avg +0.40%)</w:t>
+        <w:t>Bonds: firm (avg +0.14%)</w:t>
       </w:r>
     </w:p>
     <w:p>
@@ -218,16 +218,16 @@
         </w:numPr>
       </w:pPr>
       <w:r>
-        <w:t>Energy complex: soft (avg -2.95%)</w:t>
+        <w:t>Energy complex: soft (avg -3.04%)</w:t>
       </w:r>
     </w:p>
     <w:p>
       <w:r>
-        <w:t xml:space="preserve">Bottom line: With roughly two-thirds of stocks positive MTD, breadth is constructive and leadership is skewed toward Health Care, Tech, Materials, Industrials, Consumer Discretionary, Financials, and Energy, while defensives like Staples, Utilities, Real Estate, and Communication Services lag, signaling a market that is still willing to lean into cyclicality and secular growth rather than pure safety. </w:t>
+        <w:t xml:space="preserve">Bottom line: With roughly three-quarters of stocks positive MTD, breadth is solid and the tape is rewarding cyclical and growth-sensitive sectors, as Industrials, Consumer Discretionary, Materials, Energy, Health Care, Financials, Tech, Staples, and Real Estate all post gains while defensives like Utilities and Communication Services lag. </w:t>
       </w:r>
-      <w:bookmarkStart w:id="0" w:name="_Hlk218708749"/>
+      <w:bookmarkStart w:id="0" w:name="_Hlk218795153"/>
       <w:r>
-        <w:t>Macro conditions reflect slowing growth and still-elevated-but-easing inflation, and the tape is consistent with that mix: lower yields, firmer bonds, and a bid to gold point to investors adding duration and hedges against macro and policy uncertainty, while a stronger USD and a softer energy complex underscore a tempered global demand backdrop that hasn’t yet derailed risk appetite in the equity leaders.</w:t>
+        <w:t>Macro conditions reflect a slowing growth backdrop with pressured earnings expectations alongside inflation that is cooling but still elevated versus pre-COVID, which aligns with a market that can tolerate modestly higher yields and a firmer USD, supports gold as a hedge, keeps bonds stable, and leans against the energy complex despite strong equity leadership in the sector.</w:t>
       </w:r>
       <w:bookmarkEnd w:id="0"/>
     </w:p>
@@ -415,9 +415,9 @@
     </w:lvl>
   </w:abstractNum>
   <w:abstractNum w:abstractNumId="9" w15:restartNumberingAfterBreak="0">
-    <w:nsid w:val="0C2D5287"/>
+    <w:nsid w:val="545F02FE"/>
     <w:multiLevelType w:val="hybridMultilevel"/>
-    <w:tmpl w:val="9042BBBC"/>
+    <w:tmpl w:val="0E1A468C"/>
     <w:lvl w:ilvl="0" w:tplc="04090001">
       <w:start w:val="1"/>
       <w:numFmt w:val="bullet"/>
@@ -528,9 +528,9 @@
     </w:lvl>
   </w:abstractNum>
   <w:abstractNum w:abstractNumId="10" w15:restartNumberingAfterBreak="0">
-    <w:nsid w:val="38683883"/>
+    <w:nsid w:val="7F6C1513"/>
     <w:multiLevelType w:val="hybridMultilevel"/>
-    <w:tmpl w:val="4F282216"/>
+    <w:tmpl w:val="5E987502"/>
     <w:lvl w:ilvl="0" w:tplc="04090001">
       <w:start w:val="1"/>
       <w:numFmt w:val="bullet"/>
@@ -640,38 +640,38 @@
       </w:rPr>
     </w:lvl>
   </w:abstractNum>
-  <w:num w:numId="1" w16cid:durableId="121118974">
+  <w:num w:numId="1" w16cid:durableId="1961642710">
     <w:abstractNumId w:val="8"/>
   </w:num>
-  <w:num w:numId="2" w16cid:durableId="182131705">
+  <w:num w:numId="2" w16cid:durableId="395249154">
     <w:abstractNumId w:val="6"/>
   </w:num>
-  <w:num w:numId="3" w16cid:durableId="1698195563">
+  <w:num w:numId="3" w16cid:durableId="829759155">
     <w:abstractNumId w:val="5"/>
   </w:num>
-  <w:num w:numId="4" w16cid:durableId="475344779">
+  <w:num w:numId="4" w16cid:durableId="1856769517">
     <w:abstractNumId w:val="4"/>
   </w:num>
-  <w:num w:numId="5" w16cid:durableId="769349794">
+  <w:num w:numId="5" w16cid:durableId="714354460">
     <w:abstractNumId w:val="7"/>
   </w:num>
-  <w:num w:numId="6" w16cid:durableId="35391675">
+  <w:num w:numId="6" w16cid:durableId="456605199">
     <w:abstractNumId w:val="3"/>
   </w:num>
-  <w:num w:numId="7" w16cid:durableId="790320088">
+  <w:num w:numId="7" w16cid:durableId="1608468459">
     <w:abstractNumId w:val="2"/>
   </w:num>
-  <w:num w:numId="8" w16cid:durableId="690766714">
+  <w:num w:numId="8" w16cid:durableId="900284856">
     <w:abstractNumId w:val="1"/>
   </w:num>
-  <w:num w:numId="9" w16cid:durableId="699819558">
+  <w:num w:numId="9" w16cid:durableId="575044972">
     <w:abstractNumId w:val="0"/>
   </w:num>
-  <w:num w:numId="10" w16cid:durableId="539247831">
+  <w:num w:numId="10" w16cid:durableId="1610308829">
+    <w:abstractNumId w:val="9"/>
+  </w:num>
+  <w:num w:numId="11" w16cid:durableId="1078139054">
     <w:abstractNumId w:val="10"/>
-  </w:num>
-  <w:num w:numId="11" w16cid:durableId="131144181">
-    <w:abstractNumId w:val="9"/>
   </w:num>
 </w:numbering>
 </file>

--- a/data/Market_Read_monthly.docx
+++ b/data/Market_Read_monthly.docx
@@ -4,7 +4,7 @@
   <w:body>
     <w:p>
       <w:r>
-        <w:t>Monthly Market Read: January 08, 2026</w:t>
+        <w:t>Monthly Market Read: January 09, 2026</w:t>
       </w:r>
     </w:p>
     <w:p>
@@ -21,7 +21,7 @@
         </w:numPr>
       </w:pPr>
       <w:r>
-        <w:t>Breadth: 73.3% of names are positive.</w:t>
+        <w:t>Breadth: 74.5% of names are positive.</w:t>
       </w:r>
     </w:p>
     <w:p>
@@ -33,7 +33,7 @@
         </w:numPr>
       </w:pPr>
       <w:r>
-        <w:t>Information Technology: leading (avg +2.02%)</w:t>
+        <w:t>Information Technology: leading (avg +3.49%)</w:t>
       </w:r>
     </w:p>
     <w:p>
@@ -45,7 +45,7 @@
         </w:numPr>
       </w:pPr>
       <w:r>
-        <w:t>Industrials: leading (avg +3.69%)</w:t>
+        <w:t>Industrials: leading (avg +5.08%)</w:t>
       </w:r>
     </w:p>
     <w:p>
@@ -57,7 +57,7 @@
         </w:numPr>
       </w:pPr>
       <w:r>
-        <w:t>Consumer Staples: leading (avg +0.72%)</w:t>
+        <w:t>Consumer Staples: leading (avg +1.68%)</w:t>
       </w:r>
     </w:p>
     <w:p>
@@ -69,7 +69,7 @@
         </w:numPr>
       </w:pPr>
       <w:r>
-        <w:t>Consumer Discretionary: leading (avg +3.97%)</w:t>
+        <w:t>Consumer Discretionary: leading (avg +4.94%)</w:t>
       </w:r>
     </w:p>
     <w:p>
@@ -81,7 +81,7 @@
         </w:numPr>
       </w:pPr>
       <w:r>
-        <w:t>Financials: leading (avg +2.69%)</w:t>
+        <w:t>Financials: leading (avg +2.22%)</w:t>
       </w:r>
     </w:p>
     <w:p>
@@ -93,7 +93,7 @@
         </w:numPr>
       </w:pPr>
       <w:r>
-        <w:t>Utilities: lagging (avg -1.20%)</w:t>
+        <w:t>Utilities: soft (avg -0.32%)</w:t>
       </w:r>
     </w:p>
     <w:p>
@@ -105,7 +105,7 @@
         </w:numPr>
       </w:pPr>
       <w:r>
-        <w:t>Real Estate: leading (avg +0.59%)</w:t>
+        <w:t>Real Estate: leading (avg +0.50%)</w:t>
       </w:r>
     </w:p>
     <w:p>
@@ -117,7 +117,7 @@
         </w:numPr>
       </w:pPr>
       <w:r>
-        <w:t>Materials: leading (avg +5.30%)</w:t>
+        <w:t>Materials: leading (avg +6.85%)</w:t>
       </w:r>
     </w:p>
     <w:p>
@@ -129,7 +129,7 @@
         </w:numPr>
       </w:pPr>
       <w:r>
-        <w:t>Energy: leading (avg +3.88%)</w:t>
+        <w:t>Energy: leading (avg +3.47%)</w:t>
       </w:r>
     </w:p>
     <w:p>
@@ -141,7 +141,7 @@
         </w:numPr>
       </w:pPr>
       <w:r>
-        <w:t>Health Care: leading (avg +3.78%)</w:t>
+        <w:t>Health Care: leading (avg +3.66%)</w:t>
       </w:r>
     </w:p>
     <w:p>
@@ -153,7 +153,7 @@
         </w:numPr>
       </w:pPr>
       <w:r>
-        <w:t>Communication Services: lagging (avg -1.09%)</w:t>
+        <w:t>Communication Services: lagging (avg -1.21%)</w:t>
       </w:r>
     </w:p>
     <w:p>
@@ -170,7 +170,7 @@
         </w:numPr>
       </w:pPr>
       <w:r>
-        <w:t>Gold: leading (avg +3.83%)</w:t>
+        <w:t>Gold: leading (avg +4.58%)</w:t>
       </w:r>
     </w:p>
     <w:p>
@@ -182,7 +182,7 @@
         </w:numPr>
       </w:pPr>
       <w:r>
-        <w:t>USD: leading (avg +0.89%)</w:t>
+        <w:t>USD: leading (avg +1.11%)</w:t>
       </w:r>
     </w:p>
     <w:p>
@@ -194,7 +194,7 @@
         </w:numPr>
       </w:pPr>
       <w:r>
-        <w:t>Yields: leading (avg +0.41%)</w:t>
+        <w:t>Yields: firm (avg +0.23%)</w:t>
       </w:r>
     </w:p>
     <w:p>
@@ -206,7 +206,7 @@
         </w:numPr>
       </w:pPr>
       <w:r>
-        <w:t>Bonds: firm (avg +0.14%)</w:t>
+        <w:t>Bonds: leading (avg +0.45%)</w:t>
       </w:r>
     </w:p>
     <w:p>
@@ -218,16 +218,16 @@
         </w:numPr>
       </w:pPr>
       <w:r>
-        <w:t>Energy complex: soft (avg -3.04%)</w:t>
+        <w:t>Energy complex: soft (avg -6.42%)</w:t>
       </w:r>
     </w:p>
     <w:p>
       <w:r>
-        <w:t xml:space="preserve">Bottom line: With roughly three-quarters of stocks positive MTD, breadth is solid and the tape is rewarding cyclical and growth-sensitive sectors, as Industrials, Consumer Discretionary, Materials, Energy, Health Care, Financials, Tech, Staples, and Real Estate all post gains while defensives like Utilities and Communication Services lag. </w:t>
+        <w:t xml:space="preserve">Bottom line: With roughly three-quarters of stocks positive MTD, breadth remains robust and the tape is rewarding cyclical and quality exposure, as Industrials, Materials, Consumer Discretionary, Energy, Health Care, Tech, Financials, Staples, and even Real Estate all post gains while Utilities tread water and Communication Services lag. </w:t>
       </w:r>
-      <w:bookmarkStart w:id="0" w:name="_Hlk218795153"/>
+      <w:bookmarkStart w:id="0" w:name="_Hlk218881755"/>
       <w:r>
-        <w:t>Macro conditions reflect a slowing growth backdrop with pressured earnings expectations alongside inflation that is cooling but still elevated versus pre-COVID, which aligns with a market that can tolerate modestly higher yields and a firmer USD, supports gold as a hedge, keeps bonds stable, and leans against the energy complex despite strong equity leadership in the sector.</w:t>
+        <w:t>Macro conditions reflect slowing but still positive growth alongside moderating yet elevated inflation, and that mix is echoed in firm USD, higher gold, steady-to-firm yields, resilient bonds, and a softer energy complex, which together argue for a market that is cautiously rotating toward economically sensitive and quality assets but still paying for defensible cash flows as investors navigate decelerating growth with inflation not yet back to pre-COVID norms.</w:t>
       </w:r>
       <w:bookmarkEnd w:id="0"/>
     </w:p>
@@ -415,9 +415,9 @@
     </w:lvl>
   </w:abstractNum>
   <w:abstractNum w:abstractNumId="9" w15:restartNumberingAfterBreak="0">
-    <w:nsid w:val="545F02FE"/>
+    <w:nsid w:val="1BA53532"/>
     <w:multiLevelType w:val="hybridMultilevel"/>
-    <w:tmpl w:val="0E1A468C"/>
+    <w:tmpl w:val="1B6EA85E"/>
     <w:lvl w:ilvl="0" w:tplc="04090001">
       <w:start w:val="1"/>
       <w:numFmt w:val="bullet"/>
@@ -528,9 +528,9 @@
     </w:lvl>
   </w:abstractNum>
   <w:abstractNum w:abstractNumId="10" w15:restartNumberingAfterBreak="0">
-    <w:nsid w:val="7F6C1513"/>
+    <w:nsid w:val="1E3D500B"/>
     <w:multiLevelType w:val="hybridMultilevel"/>
-    <w:tmpl w:val="5E987502"/>
+    <w:tmpl w:val="EE804C2A"/>
     <w:lvl w:ilvl="0" w:tplc="04090001">
       <w:start w:val="1"/>
       <w:numFmt w:val="bullet"/>
@@ -640,37 +640,37 @@
       </w:rPr>
     </w:lvl>
   </w:abstractNum>
-  <w:num w:numId="1" w16cid:durableId="1961642710">
+  <w:num w:numId="1" w16cid:durableId="1653633630">
     <w:abstractNumId w:val="8"/>
   </w:num>
-  <w:num w:numId="2" w16cid:durableId="395249154">
+  <w:num w:numId="2" w16cid:durableId="1969503695">
     <w:abstractNumId w:val="6"/>
   </w:num>
-  <w:num w:numId="3" w16cid:durableId="829759155">
+  <w:num w:numId="3" w16cid:durableId="967126359">
     <w:abstractNumId w:val="5"/>
   </w:num>
-  <w:num w:numId="4" w16cid:durableId="1856769517">
+  <w:num w:numId="4" w16cid:durableId="1625236862">
     <w:abstractNumId w:val="4"/>
   </w:num>
-  <w:num w:numId="5" w16cid:durableId="714354460">
+  <w:num w:numId="5" w16cid:durableId="1510362705">
     <w:abstractNumId w:val="7"/>
   </w:num>
-  <w:num w:numId="6" w16cid:durableId="456605199">
+  <w:num w:numId="6" w16cid:durableId="142357662">
     <w:abstractNumId w:val="3"/>
   </w:num>
-  <w:num w:numId="7" w16cid:durableId="1608468459">
+  <w:num w:numId="7" w16cid:durableId="1592665100">
     <w:abstractNumId w:val="2"/>
   </w:num>
-  <w:num w:numId="8" w16cid:durableId="900284856">
+  <w:num w:numId="8" w16cid:durableId="2089888611">
     <w:abstractNumId w:val="1"/>
   </w:num>
-  <w:num w:numId="9" w16cid:durableId="575044972">
+  <w:num w:numId="9" w16cid:durableId="516579827">
     <w:abstractNumId w:val="0"/>
   </w:num>
-  <w:num w:numId="10" w16cid:durableId="1610308829">
+  <w:num w:numId="10" w16cid:durableId="1729723994">
     <w:abstractNumId w:val="9"/>
   </w:num>
-  <w:num w:numId="11" w16cid:durableId="1078139054">
+  <w:num w:numId="11" w16cid:durableId="957100652">
     <w:abstractNumId w:val="10"/>
   </w:num>
 </w:numbering>

--- a/data/Market_Read_monthly.docx
+++ b/data/Market_Read_monthly.docx
@@ -4,7 +4,7 @@
   <w:body>
     <w:p>
       <w:r>
-        <w:t>Monthly Market Read: January 09, 2026</w:t>
+        <w:t>Monthly Market Read: January 12, 2026</w:t>
       </w:r>
     </w:p>
     <w:p>
@@ -21,7 +21,7 @@
         </w:numPr>
       </w:pPr>
       <w:r>
-        <w:t>Breadth: 74.5% of names are positive.</w:t>
+        <w:t>Breadth: 72.7% of names are positive.</w:t>
       </w:r>
     </w:p>
     <w:p>
@@ -33,7 +33,7 @@
         </w:numPr>
       </w:pPr>
       <w:r>
-        <w:t>Information Technology: leading (avg +3.49%)</w:t>
+        <w:t>Information Technology: leading (avg +3.87%)</w:t>
       </w:r>
     </w:p>
     <w:p>
@@ -45,7 +45,7 @@
         </w:numPr>
       </w:pPr>
       <w:r>
-        <w:t>Industrials: leading (avg +5.08%)</w:t>
+        <w:t>Industrials: leading (avg +5.50%)</w:t>
       </w:r>
     </w:p>
     <w:p>
@@ -57,7 +57,7 @@
         </w:numPr>
       </w:pPr>
       <w:r>
-        <w:t>Consumer Staples: leading (avg +1.68%)</w:t>
+        <w:t>Consumer Staples: leading (avg +2.55%)</w:t>
       </w:r>
     </w:p>
     <w:p>
@@ -69,7 +69,7 @@
         </w:numPr>
       </w:pPr>
       <w:r>
-        <w:t>Consumer Discretionary: leading (avg +4.94%)</w:t>
+        <w:t>Consumer Discretionary: leading (avg +5.08%)</w:t>
       </w:r>
     </w:p>
     <w:p>
@@ -81,7 +81,7 @@
         </w:numPr>
       </w:pPr>
       <w:r>
-        <w:t>Financials: leading (avg +2.22%)</w:t>
+        <w:t>Financials: leading (avg +1.75%)</w:t>
       </w:r>
     </w:p>
     <w:p>
@@ -93,7 +93,7 @@
         </w:numPr>
       </w:pPr>
       <w:r>
-        <w:t>Utilities: soft (avg -0.32%)</w:t>
+        <w:t>Utilities: soft (avg -0.16%)</w:t>
       </w:r>
     </w:p>
     <w:p>
@@ -105,7 +105,7 @@
         </w:numPr>
       </w:pPr>
       <w:r>
-        <w:t>Real Estate: leading (avg +0.50%)</w:t>
+        <w:t>Real Estate: leading (avg +0.68%)</w:t>
       </w:r>
     </w:p>
     <w:p>
@@ -117,7 +117,7 @@
         </w:numPr>
       </w:pPr>
       <w:r>
-        <w:t>Materials: leading (avg +6.85%)</w:t>
+        <w:t>Materials: leading (avg +7.13%)</w:t>
       </w:r>
     </w:p>
     <w:p>
@@ -129,7 +129,7 @@
         </w:numPr>
       </w:pPr>
       <w:r>
-        <w:t>Energy: leading (avg +3.47%)</w:t>
+        <w:t>Energy: leading (avg +2.67%)</w:t>
       </w:r>
     </w:p>
     <w:p>
@@ -141,7 +141,7 @@
         </w:numPr>
       </w:pPr>
       <w:r>
-        <w:t>Health Care: leading (avg +3.66%)</w:t>
+        <w:t>Health Care: leading (avg +3.29%)</w:t>
       </w:r>
     </w:p>
     <w:p>
@@ -153,7 +153,7 @@
         </w:numPr>
       </w:pPr>
       <w:r>
-        <w:t>Communication Services: lagging (avg -1.21%)</w:t>
+        <w:t>Communication Services: lagging (avg -1.65%)</w:t>
       </w:r>
     </w:p>
     <w:p>
@@ -170,7 +170,7 @@
         </w:numPr>
       </w:pPr>
       <w:r>
-        <w:t>Gold: leading (avg +4.58%)</w:t>
+        <w:t>Gold: leading (avg +6.54%)</w:t>
       </w:r>
     </w:p>
     <w:p>
@@ -182,7 +182,7 @@
         </w:numPr>
       </w:pPr>
       <w:r>
-        <w:t>USD: leading (avg +1.11%)</w:t>
+        <w:t>USD: leading (avg +0.92%)</w:t>
       </w:r>
     </w:p>
     <w:p>
@@ -194,7 +194,7 @@
         </w:numPr>
       </w:pPr>
       <w:r>
-        <w:t>Yields: firm (avg +0.23%)</w:t>
+        <w:t>Yields: leading (avg +0.60%)</w:t>
       </w:r>
     </w:p>
     <w:p>
@@ -206,7 +206,7 @@
         </w:numPr>
       </w:pPr>
       <w:r>
-        <w:t>Bonds: leading (avg +0.45%)</w:t>
+        <w:t>Bonds: leading (avg +0.33%)</w:t>
       </w:r>
     </w:p>
     <w:p>
@@ -218,16 +218,16 @@
         </w:numPr>
       </w:pPr>
       <w:r>
-        <w:t>Energy complex: soft (avg -6.42%)</w:t>
+        <w:t>Energy complex: soft (avg -2.60%)</w:t>
       </w:r>
     </w:p>
     <w:p>
       <w:r>
-        <w:t xml:space="preserve">Bottom line: With roughly three-quarters of stocks positive MTD, breadth remains robust and the tape is rewarding cyclical and quality exposure, as Industrials, Materials, Consumer Discretionary, Energy, Health Care, Tech, Financials, Staples, and even Real Estate all post gains while Utilities tread water and Communication Services lag. </w:t>
+        <w:t xml:space="preserve">Bottom line: With nearly three-quarters of stocks positive MTD, breadth is solid and the tape is rewarding cyclical and quality exposure, led by Industrials (+5.50%), Consumer Discretionary (+5.08%), Materials (+7.13%), Tech (+3.87%), Health Care (+3.29%), Energy (+2.67%), Consumer Staples (+2.55%), Financials (+1.75%), and Real Estate (+0.68%), while defensives like Utilities (-0.16%) and Communication Services (-1.65%) lag, signaling a pro-risk, economically sensitive tilt rather than a pure safety trade. </w:t>
       </w:r>
-      <w:bookmarkStart w:id="0" w:name="_Hlk218881755"/>
+      <w:bookmarkStart w:id="0" w:name="_Hlk219140845"/>
       <w:r>
-        <w:t>Macro conditions reflect slowing but still positive growth alongside moderating yet elevated inflation, and that mix is echoed in firm USD, higher gold, steady-to-firm yields, resilient bonds, and a softer energy complex, which together argue for a market that is cautiously rotating toward economically sensitive and quality assets but still paying for defensible cash flows as investors navigate decelerating growth with inflation not yet back to pre-COVID norms.</w:t>
+        <w:t>Macro conditions reflect growth that is steadily decelerating with earnings revisions still grinding lower, alongside inflation that is easing from peak levels but remains structurally above the pre-COVID regime, a mix echoed in firm gold (+6.54%), a stronger USD (+0.92%), mildly higher yields (+0.60%), resilient bonds (+0.33%), and a softer energy complex (-2.60%), reinforcing a cautious but still risk-on posture where investors are leaning into selective cyclicals while quietly paying for protection against lingering inflation and late-cycle growth risk.</w:t>
       </w:r>
       <w:bookmarkEnd w:id="0"/>
     </w:p>
@@ -415,9 +415,9 @@
     </w:lvl>
   </w:abstractNum>
   <w:abstractNum w:abstractNumId="9" w15:restartNumberingAfterBreak="0">
-    <w:nsid w:val="1BA53532"/>
+    <w:nsid w:val="37A879C1"/>
     <w:multiLevelType w:val="hybridMultilevel"/>
-    <w:tmpl w:val="1B6EA85E"/>
+    <w:tmpl w:val="83F0294E"/>
     <w:lvl w:ilvl="0" w:tplc="04090001">
       <w:start w:val="1"/>
       <w:numFmt w:val="bullet"/>
@@ -528,9 +528,9 @@
     </w:lvl>
   </w:abstractNum>
   <w:abstractNum w:abstractNumId="10" w15:restartNumberingAfterBreak="0">
-    <w:nsid w:val="1E3D500B"/>
+    <w:nsid w:val="4B6401CB"/>
     <w:multiLevelType w:val="hybridMultilevel"/>
-    <w:tmpl w:val="EE804C2A"/>
+    <w:tmpl w:val="0B04EC06"/>
     <w:lvl w:ilvl="0" w:tplc="04090001">
       <w:start w:val="1"/>
       <w:numFmt w:val="bullet"/>
@@ -640,37 +640,37 @@
       </w:rPr>
     </w:lvl>
   </w:abstractNum>
-  <w:num w:numId="1" w16cid:durableId="1653633630">
+  <w:num w:numId="1" w16cid:durableId="724835411">
     <w:abstractNumId w:val="8"/>
   </w:num>
-  <w:num w:numId="2" w16cid:durableId="1969503695">
+  <w:num w:numId="2" w16cid:durableId="222299527">
     <w:abstractNumId w:val="6"/>
   </w:num>
-  <w:num w:numId="3" w16cid:durableId="967126359">
+  <w:num w:numId="3" w16cid:durableId="331103372">
     <w:abstractNumId w:val="5"/>
   </w:num>
-  <w:num w:numId="4" w16cid:durableId="1625236862">
+  <w:num w:numId="4" w16cid:durableId="1408041466">
     <w:abstractNumId w:val="4"/>
   </w:num>
-  <w:num w:numId="5" w16cid:durableId="1510362705">
+  <w:num w:numId="5" w16cid:durableId="1504541636">
     <w:abstractNumId w:val="7"/>
   </w:num>
-  <w:num w:numId="6" w16cid:durableId="142357662">
+  <w:num w:numId="6" w16cid:durableId="1513714496">
     <w:abstractNumId w:val="3"/>
   </w:num>
-  <w:num w:numId="7" w16cid:durableId="1592665100">
+  <w:num w:numId="7" w16cid:durableId="1390806613">
     <w:abstractNumId w:val="2"/>
   </w:num>
-  <w:num w:numId="8" w16cid:durableId="2089888611">
+  <w:num w:numId="8" w16cid:durableId="1513302869">
     <w:abstractNumId w:val="1"/>
   </w:num>
-  <w:num w:numId="9" w16cid:durableId="516579827">
+  <w:num w:numId="9" w16cid:durableId="897011053">
     <w:abstractNumId w:val="0"/>
   </w:num>
-  <w:num w:numId="10" w16cid:durableId="1729723994">
+  <w:num w:numId="10" w16cid:durableId="900289475">
     <w:abstractNumId w:val="9"/>
   </w:num>
-  <w:num w:numId="11" w16cid:durableId="957100652">
+  <w:num w:numId="11" w16cid:durableId="521435556">
     <w:abstractNumId w:val="10"/>
   </w:num>
 </w:numbering>

--- a/data/Market_Read_monthly.docx
+++ b/data/Market_Read_monthly.docx
@@ -4,7 +4,7 @@
   <w:body>
     <w:p>
       <w:r>
-        <w:t>Monthly Market Read: January 12, 2026</w:t>
+        <w:t>Monthly Market Read: January 13, 2026</w:t>
       </w:r>
     </w:p>
     <w:p>
@@ -21,7 +21,7 @@
         </w:numPr>
       </w:pPr>
       <w:r>
-        <w:t>Breadth: 72.7% of names are positive.</w:t>
+        <w:t>Breadth: 72.5% of names are positive.</w:t>
       </w:r>
     </w:p>
     <w:p>
@@ -33,7 +33,7 @@
         </w:numPr>
       </w:pPr>
       <w:r>
-        <w:t>Information Technology: leading (avg +3.87%)</w:t>
+        <w:t>Information Technology: leading (avg +3.51%)</w:t>
       </w:r>
     </w:p>
     <w:p>
@@ -45,7 +45,7 @@
         </w:numPr>
       </w:pPr>
       <w:r>
-        <w:t>Industrials: leading (avg +5.50%)</w:t>
+        <w:t>Industrials: leading (avg +5.80%)</w:t>
       </w:r>
     </w:p>
     <w:p>
@@ -57,7 +57,7 @@
         </w:numPr>
       </w:pPr>
       <w:r>
-        <w:t>Consumer Staples: leading (avg +2.55%)</w:t>
+        <w:t>Consumer Staples: leading (avg +3.66%)</w:t>
       </w:r>
     </w:p>
     <w:p>
@@ -69,7 +69,7 @@
         </w:numPr>
       </w:pPr>
       <w:r>
-        <w:t>Consumer Discretionary: leading (avg +5.08%)</w:t>
+        <w:t>Consumer Discretionary: leading (avg +5.35%)</w:t>
       </w:r>
     </w:p>
     <w:p>
@@ -81,7 +81,7 @@
         </w:numPr>
       </w:pPr>
       <w:r>
-        <w:t>Financials: leading (avg +1.75%)</w:t>
+        <w:t>Financials: firm (avg +0.36%)</w:t>
       </w:r>
     </w:p>
     <w:p>
@@ -93,7 +93,7 @@
         </w:numPr>
       </w:pPr>
       <w:r>
-        <w:t>Utilities: soft (avg -0.16%)</w:t>
+        <w:t>Utilities: leading (avg +0.58%)</w:t>
       </w:r>
     </w:p>
     <w:p>
@@ -105,7 +105,7 @@
         </w:numPr>
       </w:pPr>
       <w:r>
-        <w:t>Real Estate: leading (avg +0.68%)</w:t>
+        <w:t>Real Estate: leading (avg +1.23%)</w:t>
       </w:r>
     </w:p>
     <w:p>
@@ -117,7 +117,7 @@
         </w:numPr>
       </w:pPr>
       <w:r>
-        <w:t>Materials: leading (avg +7.13%)</w:t>
+        <w:t>Materials: leading (avg +7.84%)</w:t>
       </w:r>
     </w:p>
     <w:p>
@@ -129,7 +129,7 @@
         </w:numPr>
       </w:pPr>
       <w:r>
-        <w:t>Energy: leading (avg +2.67%)</w:t>
+        <w:t>Energy: leading (avg +4.34%)</w:t>
       </w:r>
     </w:p>
     <w:p>
@@ -141,7 +141,7 @@
         </w:numPr>
       </w:pPr>
       <w:r>
-        <w:t>Health Care: leading (avg +3.29%)</w:t>
+        <w:t>Health Care: leading (avg +2.98%)</w:t>
       </w:r>
     </w:p>
     <w:p>
@@ -153,7 +153,7 @@
         </w:numPr>
       </w:pPr>
       <w:r>
-        <w:t>Communication Services: lagging (avg -1.65%)</w:t>
+        <w:t>Communication Services: lagging (avg -2.22%)</w:t>
       </w:r>
     </w:p>
     <w:p>
@@ -170,7 +170,7 @@
         </w:numPr>
       </w:pPr>
       <w:r>
-        <w:t>Gold: leading (avg +6.54%)</w:t>
+        <w:t>Gold: leading (avg +6.39%)</w:t>
       </w:r>
     </w:p>
     <w:p>
@@ -182,7 +182,7 @@
         </w:numPr>
       </w:pPr>
       <w:r>
-        <w:t>USD: leading (avg +0.92%)</w:t>
+        <w:t>USD: leading (avg +1.18%)</w:t>
       </w:r>
     </w:p>
     <w:p>
@@ -194,7 +194,7 @@
         </w:numPr>
       </w:pPr>
       <w:r>
-        <w:t>Yields: leading (avg +0.60%)</w:t>
+        <w:t>Yields: firm (avg +0.17%)</w:t>
       </w:r>
     </w:p>
     <w:p>
@@ -206,7 +206,7 @@
         </w:numPr>
       </w:pPr>
       <w:r>
-        <w:t>Bonds: leading (avg +0.33%)</w:t>
+        <w:t>Bonds: leading (avg +0.43%)</w:t>
       </w:r>
     </w:p>
     <w:p>
@@ -218,16 +218,16 @@
         </w:numPr>
       </w:pPr>
       <w:r>
-        <w:t>Energy complex: soft (avg -2.60%)</w:t>
+        <w:t>Energy complex: soft (avg -0.71%)</w:t>
       </w:r>
     </w:p>
     <w:p>
       <w:r>
-        <w:t xml:space="preserve">Bottom line: With nearly three-quarters of stocks positive MTD, breadth is solid and the tape is rewarding cyclical and quality exposure, led by Industrials (+5.50%), Consumer Discretionary (+5.08%), Materials (+7.13%), Tech (+3.87%), Health Care (+3.29%), Energy (+2.67%), Consumer Staples (+2.55%), Financials (+1.75%), and Real Estate (+0.68%), while defensives like Utilities (-0.16%) and Communication Services (-1.65%) lag, signaling a pro-risk, economically sensitive tilt rather than a pure safety trade. </w:t>
+        <w:t xml:space="preserve">Bottom line: With roughly 72.5% of names positive, breadth is robust and leadership is broad-based across cyclicals and defensives alike, with standout strength in Materials (+7.84%), Industrials (+5.80%), Consumer Discretionary (+5.35%), Energy (+4.34%), Technology (+3.51%), Staples (+3.66%), Health Care (+2.98%), Real Estate (+1.23%), and a firm Financials tape, while Communication Services is the notable laggard (-2.22%). </w:t>
       </w:r>
-      <w:bookmarkStart w:id="0" w:name="_Hlk219140845"/>
+      <w:bookmarkStart w:id="0" w:name="_Hlk219227219"/>
       <w:r>
-        <w:t>Macro conditions reflect growth that is steadily decelerating with earnings revisions still grinding lower, alongside inflation that is easing from peak levels but remains structurally above the pre-COVID regime, a mix echoed in firm gold (+6.54%), a stronger USD (+0.92%), mildly higher yields (+0.60%), resilient bonds (+0.33%), and a softer energy complex (-2.60%), reinforcing a cautious but still risk-on posture where investors are leaning into selective cyclicals while quietly paying for protection against lingering inflation and late-cycle growth risk.</w:t>
+        <w:t>Macro conditions reflect growth that is slowing on a rolling basis with pressured earnings revisions and inflation that is easing but still elevated versus pre-COVID, which is consistent with a tape that likes duration and quality (Gold +6.39%, Bonds +0.43%), is tolerating a firmer USD (+1.18%) and modestly higher yields (+0.17%), and is fading the underlying commodity complex (energy prices -0.71%) even as equity Energy shares continue to catch a relative bid.</w:t>
       </w:r>
       <w:bookmarkEnd w:id="0"/>
     </w:p>
@@ -415,9 +415,9 @@
     </w:lvl>
   </w:abstractNum>
   <w:abstractNum w:abstractNumId="9" w15:restartNumberingAfterBreak="0">
-    <w:nsid w:val="37A879C1"/>
+    <w:nsid w:val="17CE6901"/>
     <w:multiLevelType w:val="hybridMultilevel"/>
-    <w:tmpl w:val="83F0294E"/>
+    <w:tmpl w:val="4628C992"/>
     <w:lvl w:ilvl="0" w:tplc="04090001">
       <w:start w:val="1"/>
       <w:numFmt w:val="bullet"/>
@@ -528,9 +528,9 @@
     </w:lvl>
   </w:abstractNum>
   <w:abstractNum w:abstractNumId="10" w15:restartNumberingAfterBreak="0">
-    <w:nsid w:val="4B6401CB"/>
+    <w:nsid w:val="23B92463"/>
     <w:multiLevelType w:val="hybridMultilevel"/>
-    <w:tmpl w:val="0B04EC06"/>
+    <w:tmpl w:val="34CCEB56"/>
     <w:lvl w:ilvl="0" w:tplc="04090001">
       <w:start w:val="1"/>
       <w:numFmt w:val="bullet"/>
@@ -640,38 +640,38 @@
       </w:rPr>
     </w:lvl>
   </w:abstractNum>
-  <w:num w:numId="1" w16cid:durableId="724835411">
+  <w:num w:numId="1" w16cid:durableId="1261643890">
     <w:abstractNumId w:val="8"/>
   </w:num>
-  <w:num w:numId="2" w16cid:durableId="222299527">
+  <w:num w:numId="2" w16cid:durableId="2119523234">
     <w:abstractNumId w:val="6"/>
   </w:num>
-  <w:num w:numId="3" w16cid:durableId="331103372">
+  <w:num w:numId="3" w16cid:durableId="402219583">
     <w:abstractNumId w:val="5"/>
   </w:num>
-  <w:num w:numId="4" w16cid:durableId="1408041466">
+  <w:num w:numId="4" w16cid:durableId="783965633">
     <w:abstractNumId w:val="4"/>
   </w:num>
-  <w:num w:numId="5" w16cid:durableId="1504541636">
+  <w:num w:numId="5" w16cid:durableId="888685553">
     <w:abstractNumId w:val="7"/>
   </w:num>
-  <w:num w:numId="6" w16cid:durableId="1513714496">
+  <w:num w:numId="6" w16cid:durableId="2062560154">
     <w:abstractNumId w:val="3"/>
   </w:num>
-  <w:num w:numId="7" w16cid:durableId="1390806613">
+  <w:num w:numId="7" w16cid:durableId="243027989">
     <w:abstractNumId w:val="2"/>
   </w:num>
-  <w:num w:numId="8" w16cid:durableId="1513302869">
+  <w:num w:numId="8" w16cid:durableId="2147310236">
     <w:abstractNumId w:val="1"/>
   </w:num>
-  <w:num w:numId="9" w16cid:durableId="897011053">
+  <w:num w:numId="9" w16cid:durableId="303462277">
     <w:abstractNumId w:val="0"/>
   </w:num>
-  <w:num w:numId="10" w16cid:durableId="900289475">
+  <w:num w:numId="10" w16cid:durableId="1163936315">
+    <w:abstractNumId w:val="10"/>
+  </w:num>
+  <w:num w:numId="11" w16cid:durableId="214583431">
     <w:abstractNumId w:val="9"/>
-  </w:num>
-  <w:num w:numId="11" w16cid:durableId="521435556">
-    <w:abstractNumId w:val="10"/>
   </w:num>
 </w:numbering>
 </file>

--- a/data/Market_Read_monthly.docx
+++ b/data/Market_Read_monthly.docx
@@ -4,7 +4,7 @@
   <w:body>
     <w:p>
       <w:r>
-        <w:t>Monthly Market Read: January 13, 2026</w:t>
+        <w:t>Monthly Market Read: January 14, 2026</w:t>
       </w:r>
     </w:p>
     <w:p>
@@ -21,7 +21,7 @@
         </w:numPr>
       </w:pPr>
       <w:r>
-        <w:t>Breadth: 72.5% of names are positive.</w:t>
+        <w:t>Breadth: 72.9% of names are positive.</w:t>
       </w:r>
     </w:p>
     <w:p>
@@ -33,7 +33,7 @@
         </w:numPr>
       </w:pPr>
       <w:r>
-        <w:t>Information Technology: leading (avg +3.51%)</w:t>
+        <w:t>Information Technology: leading (avg +2.98%)</w:t>
       </w:r>
     </w:p>
     <w:p>
@@ -45,7 +45,7 @@
         </w:numPr>
       </w:pPr>
       <w:r>
-        <w:t>Industrials: leading (avg +5.80%)</w:t>
+        <w:t>Industrials: leading (avg +6.01%)</w:t>
       </w:r>
     </w:p>
     <w:p>
@@ -57,7 +57,7 @@
         </w:numPr>
       </w:pPr>
       <w:r>
-        <w:t>Consumer Staples: leading (avg +3.66%)</w:t>
+        <w:t>Consumer Staples: leading (avg +5.58%)</w:t>
       </w:r>
     </w:p>
     <w:p>
@@ -69,7 +69,7 @@
         </w:numPr>
       </w:pPr>
       <w:r>
-        <w:t>Consumer Discretionary: leading (avg +5.35%)</w:t>
+        <w:t>Consumer Discretionary: leading (avg +4.11%)</w:t>
       </w:r>
     </w:p>
     <w:p>
@@ -81,7 +81,7 @@
         </w:numPr>
       </w:pPr>
       <w:r>
-        <w:t>Financials: firm (avg +0.36%)</w:t>
+        <w:t>Financials: leading (avg +0.91%)</w:t>
       </w:r>
     </w:p>
     <w:p>
@@ -93,7 +93,7 @@
         </w:numPr>
       </w:pPr>
       <w:r>
-        <w:t>Utilities: leading (avg +0.58%)</w:t>
+        <w:t>Utilities: leading (avg +1.51%)</w:t>
       </w:r>
     </w:p>
     <w:p>
@@ -105,7 +105,7 @@
         </w:numPr>
       </w:pPr>
       <w:r>
-        <w:t>Real Estate: leading (avg +1.23%)</w:t>
+        <w:t>Real Estate: leading (avg +2.42%)</w:t>
       </w:r>
     </w:p>
     <w:p>
@@ -117,7 +117,7 @@
         </w:numPr>
       </w:pPr>
       <w:r>
-        <w:t>Materials: leading (avg +7.84%)</w:t>
+        <w:t>Materials: leading (avg +8.59%)</w:t>
       </w:r>
     </w:p>
     <w:p>
@@ -129,7 +129,7 @@
         </w:numPr>
       </w:pPr>
       <w:r>
-        <w:t>Energy: leading (avg +4.34%)</w:t>
+        <w:t>Energy: leading (avg +6.23%)</w:t>
       </w:r>
     </w:p>
     <w:p>
@@ -141,7 +141,7 @@
         </w:numPr>
       </w:pPr>
       <w:r>
-        <w:t>Health Care: leading (avg +2.98%)</w:t>
+        <w:t>Health Care: leading (avg +3.70%)</w:t>
       </w:r>
     </w:p>
     <w:p>
@@ -153,7 +153,7 @@
         </w:numPr>
       </w:pPr>
       <w:r>
-        <w:t>Communication Services: lagging (avg -2.22%)</w:t>
+        <w:t>Communication Services: lagging (avg -1.96%)</w:t>
       </w:r>
     </w:p>
     <w:p>
@@ -170,7 +170,7 @@
         </w:numPr>
       </w:pPr>
       <w:r>
-        <w:t>Gold: leading (avg +6.39%)</w:t>
+        <w:t>Gold: leading (avg +7.48%)</w:t>
       </w:r>
     </w:p>
     <w:p>
@@ -182,7 +182,7 @@
         </w:numPr>
       </w:pPr>
       <w:r>
-        <w:t>USD: leading (avg +1.18%)</w:t>
+        <w:t>USD: leading (avg +1.11%)</w:t>
       </w:r>
     </w:p>
     <w:p>
@@ -194,7 +194,7 @@
         </w:numPr>
       </w:pPr>
       <w:r>
-        <w:t>Yields: firm (avg +0.17%)</w:t>
+        <w:t>Yields: soft (avg -0.54%)</w:t>
       </w:r>
     </w:p>
     <w:p>
@@ -206,7 +206,7 @@
         </w:numPr>
       </w:pPr>
       <w:r>
-        <w:t>Bonds: leading (avg +0.43%)</w:t>
+        <w:t>Bonds: leading (avg +0.70%)</w:t>
       </w:r>
     </w:p>
     <w:p>
@@ -218,16 +218,16 @@
         </w:numPr>
       </w:pPr>
       <w:r>
-        <w:t>Energy complex: soft (avg -0.71%)</w:t>
+        <w:t>Energy complex: soft (avg -5.75%)</w:t>
       </w:r>
     </w:p>
     <w:p>
       <w:r>
-        <w:t xml:space="preserve">Bottom line: With roughly 72.5% of names positive, breadth is robust and leadership is broad-based across cyclicals and defensives alike, with standout strength in Materials (+7.84%), Industrials (+5.80%), Consumer Discretionary (+5.35%), Energy (+4.34%), Technology (+3.51%), Staples (+3.66%), Health Care (+2.98%), Real Estate (+1.23%), and a firm Financials tape, while Communication Services is the notable laggard (-2.22%). </w:t>
+        <w:t xml:space="preserve">Bottom line: With nearly three-quarters of stocks positive month-to-date, breadth is healthy and the tape is signaling a broad risk-on tone, led by cyclicals like Materials (+8.6%), Energy equities (+6.2%), and Industrials (+6.0%), alongside defensives such as Consumer Staples (+5.6%), Health Care (+3.7%), Utilities (+1.5%), and Real Estate (+2.4%), while Communication Services (-2.0%) stands out as the primary laggard. </w:t>
       </w:r>
-      <w:bookmarkStart w:id="0" w:name="_Hlk219227219"/>
+      <w:bookmarkStart w:id="0" w:name="_Hlk219313549"/>
       <w:r>
-        <w:t>Macro conditions reflect growth that is slowing on a rolling basis with pressured earnings revisions and inflation that is easing but still elevated versus pre-COVID, which is consistent with a tape that likes duration and quality (Gold +6.39%, Bonds +0.43%), is tolerating a firmer USD (+1.18%) and modestly higher yields (+0.17%), and is fading the underlying commodity complex (energy prices -0.71%) even as equity Energy shares continue to catch a relative bid.</w:t>
+        <w:t>Macro conditions reflect slowing growth and still-elevated-but-easing inflation, consistent with a backdrop where strong gold (+7.5%), firmer USD (+1.1%), softer yields (-0.5%), and positive bonds (+0.7%) point to rising demand for safety and duration, even as the equity leadership mix shows investors selectively embracing cyclicality while fading the underlying weakness in the energy complex (-5.8%).</w:t>
       </w:r>
       <w:bookmarkEnd w:id="0"/>
     </w:p>
@@ -415,9 +415,9 @@
     </w:lvl>
   </w:abstractNum>
   <w:abstractNum w:abstractNumId="9" w15:restartNumberingAfterBreak="0">
-    <w:nsid w:val="17CE6901"/>
+    <w:nsid w:val="2C543F84"/>
     <w:multiLevelType w:val="hybridMultilevel"/>
-    <w:tmpl w:val="4628C992"/>
+    <w:tmpl w:val="F6A0EF56"/>
     <w:lvl w:ilvl="0" w:tplc="04090001">
       <w:start w:val="1"/>
       <w:numFmt w:val="bullet"/>
@@ -528,9 +528,9 @@
     </w:lvl>
   </w:abstractNum>
   <w:abstractNum w:abstractNumId="10" w15:restartNumberingAfterBreak="0">
-    <w:nsid w:val="23B92463"/>
+    <w:nsid w:val="69BC2062"/>
     <w:multiLevelType w:val="hybridMultilevel"/>
-    <w:tmpl w:val="34CCEB56"/>
+    <w:tmpl w:val="209C5828"/>
     <w:lvl w:ilvl="0" w:tplc="04090001">
       <w:start w:val="1"/>
       <w:numFmt w:val="bullet"/>
@@ -640,37 +640,37 @@
       </w:rPr>
     </w:lvl>
   </w:abstractNum>
-  <w:num w:numId="1" w16cid:durableId="1261643890">
+  <w:num w:numId="1" w16cid:durableId="1920288433">
     <w:abstractNumId w:val="8"/>
   </w:num>
-  <w:num w:numId="2" w16cid:durableId="2119523234">
+  <w:num w:numId="2" w16cid:durableId="115609817">
     <w:abstractNumId w:val="6"/>
   </w:num>
-  <w:num w:numId="3" w16cid:durableId="402219583">
+  <w:num w:numId="3" w16cid:durableId="2034377822">
     <w:abstractNumId w:val="5"/>
   </w:num>
-  <w:num w:numId="4" w16cid:durableId="783965633">
+  <w:num w:numId="4" w16cid:durableId="1752703800">
     <w:abstractNumId w:val="4"/>
   </w:num>
-  <w:num w:numId="5" w16cid:durableId="888685553">
+  <w:num w:numId="5" w16cid:durableId="1504660232">
     <w:abstractNumId w:val="7"/>
   </w:num>
-  <w:num w:numId="6" w16cid:durableId="2062560154">
+  <w:num w:numId="6" w16cid:durableId="1873180899">
     <w:abstractNumId w:val="3"/>
   </w:num>
-  <w:num w:numId="7" w16cid:durableId="243027989">
+  <w:num w:numId="7" w16cid:durableId="1245333613">
     <w:abstractNumId w:val="2"/>
   </w:num>
-  <w:num w:numId="8" w16cid:durableId="2147310236">
+  <w:num w:numId="8" w16cid:durableId="468475772">
     <w:abstractNumId w:val="1"/>
   </w:num>
-  <w:num w:numId="9" w16cid:durableId="303462277">
+  <w:num w:numId="9" w16cid:durableId="1206411545">
     <w:abstractNumId w:val="0"/>
   </w:num>
-  <w:num w:numId="10" w16cid:durableId="1163936315">
+  <w:num w:numId="10" w16cid:durableId="1339652810">
     <w:abstractNumId w:val="10"/>
   </w:num>
-  <w:num w:numId="11" w16cid:durableId="214583431">
+  <w:num w:numId="11" w16cid:durableId="1182234526">
     <w:abstractNumId w:val="9"/>
   </w:num>
 </w:numbering>

--- a/data/Market_Read_monthly.docx
+++ b/data/Market_Read_monthly.docx
@@ -4,7 +4,7 @@
   <w:body>
     <w:p>
       <w:r>
-        <w:t>Monthly Market Read: January 14, 2026</w:t>
+        <w:t>Monthly Market Read: January 15, 2026</w:t>
       </w:r>
     </w:p>
     <w:p>
@@ -21,7 +21,7 @@
         </w:numPr>
       </w:pPr>
       <w:r>
-        <w:t>Breadth: 72.9% of names are positive.</w:t>
+        <w:t>Breadth: 73.7% of names are positive.</w:t>
       </w:r>
     </w:p>
     <w:p>
@@ -33,7 +33,7 @@
         </w:numPr>
       </w:pPr>
       <w:r>
-        <w:t>Information Technology: leading (avg +2.98%)</w:t>
+        <w:t>Information Technology: leading (avg +3.60%)</w:t>
       </w:r>
     </w:p>
     <w:p>
@@ -45,7 +45,7 @@
         </w:numPr>
       </w:pPr>
       <w:r>
-        <w:t>Industrials: leading (avg +6.01%)</w:t>
+        <w:t>Industrials: leading (avg +7.13%)</w:t>
       </w:r>
     </w:p>
     <w:p>
@@ -57,7 +57,7 @@
         </w:numPr>
       </w:pPr>
       <w:r>
-        <w:t>Consumer Staples: leading (avg +5.58%)</w:t>
+        <w:t>Consumer Staples: leading (avg +6.15%)</w:t>
       </w:r>
     </w:p>
     <w:p>
@@ -69,7 +69,7 @@
         </w:numPr>
       </w:pPr>
       <w:r>
-        <w:t>Consumer Discretionary: leading (avg +4.11%)</w:t>
+        <w:t>Consumer Discretionary: leading (avg +4.75%)</w:t>
       </w:r>
     </w:p>
     <w:p>
@@ -81,7 +81,7 @@
         </w:numPr>
       </w:pPr>
       <w:r>
-        <w:t>Financials: leading (avg +0.91%)</w:t>
+        <w:t>Financials: leading (avg +1.07%)</w:t>
       </w:r>
     </w:p>
     <w:p>
@@ -93,7 +93,7 @@
         </w:numPr>
       </w:pPr>
       <w:r>
-        <w:t>Utilities: leading (avg +1.51%)</w:t>
+        <w:t>Utilities: leading (avg +2.53%)</w:t>
       </w:r>
     </w:p>
     <w:p>
@@ -105,7 +105,7 @@
         </w:numPr>
       </w:pPr>
       <w:r>
-        <w:t>Real Estate: leading (avg +2.42%)</w:t>
+        <w:t>Real Estate: leading (avg +3.18%)</w:t>
       </w:r>
     </w:p>
     <w:p>
@@ -117,7 +117,7 @@
         </w:numPr>
       </w:pPr>
       <w:r>
-        <w:t>Materials: leading (avg +8.59%)</w:t>
+        <w:t>Materials: leading (avg +25.30%)</w:t>
       </w:r>
     </w:p>
     <w:p>
@@ -129,7 +129,7 @@
         </w:numPr>
       </w:pPr>
       <w:r>
-        <w:t>Energy: leading (avg +6.23%)</w:t>
+        <w:t>Energy: leading (avg +5.14%)</w:t>
       </w:r>
     </w:p>
     <w:p>
@@ -141,7 +141,7 @@
         </w:numPr>
       </w:pPr>
       <w:r>
-        <w:t>Health Care: leading (avg +3.70%)</w:t>
+        <w:t>Health Care: leading (avg +4.18%)</w:t>
       </w:r>
     </w:p>
     <w:p>
@@ -153,7 +153,7 @@
         </w:numPr>
       </w:pPr>
       <w:r>
-        <w:t>Communication Services: lagging (avg -1.96%)</w:t>
+        <w:t>Communication Services: lagging (avg -2.61%)</w:t>
       </w:r>
     </w:p>
     <w:p>
@@ -170,7 +170,7 @@
         </w:numPr>
       </w:pPr>
       <w:r>
-        <w:t>Gold: leading (avg +7.48%)</w:t>
+        <w:t>Gold: leading (avg +6.82%)</w:t>
       </w:r>
     </w:p>
     <w:p>
@@ -182,7 +182,7 @@
         </w:numPr>
       </w:pPr>
       <w:r>
-        <w:t>USD: leading (avg +1.11%)</w:t>
+        <w:t>USD: leading (avg +1.09%)</w:t>
       </w:r>
     </w:p>
     <w:p>
@@ -194,7 +194,7 @@
         </w:numPr>
       </w:pPr>
       <w:r>
-        <w:t>Yields: soft (avg -0.54%)</w:t>
+        <w:t>Yields: steady (avg -0.03%)</w:t>
       </w:r>
     </w:p>
     <w:p>
@@ -206,7 +206,7 @@
         </w:numPr>
       </w:pPr>
       <w:r>
-        <w:t>Bonds: leading (avg +0.70%)</w:t>
+        <w:t>Bonds: leading (avg +0.63%)</w:t>
       </w:r>
     </w:p>
     <w:p>
@@ -218,16 +218,16 @@
         </w:numPr>
       </w:pPr>
       <w:r>
-        <w:t>Energy complex: soft (avg -5.75%)</w:t>
+        <w:t>Energy complex: soft (avg -6.57%)</w:t>
       </w:r>
     </w:p>
     <w:p>
       <w:r>
-        <w:t xml:space="preserve">Bottom line: With nearly three-quarters of stocks positive month-to-date, breadth is healthy and the tape is signaling a broad risk-on tone, led by cyclicals like Materials (+8.6%), Energy equities (+6.2%), and Industrials (+6.0%), alongside defensives such as Consumer Staples (+5.6%), Health Care (+3.7%), Utilities (+1.5%), and Real Estate (+2.4%), while Communication Services (-2.0%) stands out as the primary laggard. </w:t>
+        <w:t xml:space="preserve">Bottom line: With nearly three-quarters of names positive month-to-date, breadth is robust and the tape is rewarding a wide swath of cyclicals and defensives alike, led by outsized strength in Materials (+25.3%) and solid gains across Industrials, Consumer Staples, Discretionary, Energy equities, Health Care, Tech, Utilities, Financials, and Real Estate, while Communication Services is the lone notable laggard in an otherwise broadly constructive risk backdrop. </w:t>
       </w:r>
-      <w:bookmarkStart w:id="0" w:name="_Hlk219313549"/>
+      <w:bookmarkStart w:id="0" w:name="_Hlk219399966"/>
       <w:r>
-        <w:t>Macro conditions reflect slowing growth and still-elevated-but-easing inflation, consistent with a backdrop where strong gold (+7.5%), firmer USD (+1.1%), softer yields (-0.5%), and positive bonds (+0.7%) point to rising demand for safety and duration, even as the equity leadership mix shows investors selectively embracing cyclicality while fading the underlying weakness in the energy complex (-5.8%).</w:t>
+        <w:t>Macro conditions reflect an environment where growth is slowing and earnings expectations are grinding lower even as inflation moderates from peak levels but stays structurally higher than the pre-COVID regime, a mix reinforced by stronger Gold and USD, firm bond prices alongside flat yields, and a softer energy complex that together point to investors seeking quality and protection while still selectively embracing equity risk in areas leveraged to pricing power and balance-sheet strength.</w:t>
       </w:r>
       <w:bookmarkEnd w:id="0"/>
     </w:p>
@@ -415,9 +415,9 @@
     </w:lvl>
   </w:abstractNum>
   <w:abstractNum w:abstractNumId="9" w15:restartNumberingAfterBreak="0">
-    <w:nsid w:val="2C543F84"/>
+    <w:nsid w:val="2CBD798B"/>
     <w:multiLevelType w:val="hybridMultilevel"/>
-    <w:tmpl w:val="F6A0EF56"/>
+    <w:tmpl w:val="4D1A3F72"/>
     <w:lvl w:ilvl="0" w:tplc="04090001">
       <w:start w:val="1"/>
       <w:numFmt w:val="bullet"/>
@@ -528,9 +528,9 @@
     </w:lvl>
   </w:abstractNum>
   <w:abstractNum w:abstractNumId="10" w15:restartNumberingAfterBreak="0">
-    <w:nsid w:val="69BC2062"/>
+    <w:nsid w:val="35E4375B"/>
     <w:multiLevelType w:val="hybridMultilevel"/>
-    <w:tmpl w:val="209C5828"/>
+    <w:tmpl w:val="9E3CE834"/>
     <w:lvl w:ilvl="0" w:tplc="04090001">
       <w:start w:val="1"/>
       <w:numFmt w:val="bullet"/>
@@ -640,38 +640,38 @@
       </w:rPr>
     </w:lvl>
   </w:abstractNum>
-  <w:num w:numId="1" w16cid:durableId="1920288433">
+  <w:num w:numId="1" w16cid:durableId="536896150">
     <w:abstractNumId w:val="8"/>
   </w:num>
-  <w:num w:numId="2" w16cid:durableId="115609817">
+  <w:num w:numId="2" w16cid:durableId="1805999945">
     <w:abstractNumId w:val="6"/>
   </w:num>
-  <w:num w:numId="3" w16cid:durableId="2034377822">
+  <w:num w:numId="3" w16cid:durableId="1482119142">
     <w:abstractNumId w:val="5"/>
   </w:num>
-  <w:num w:numId="4" w16cid:durableId="1752703800">
+  <w:num w:numId="4" w16cid:durableId="116995837">
     <w:abstractNumId w:val="4"/>
   </w:num>
-  <w:num w:numId="5" w16cid:durableId="1504660232">
+  <w:num w:numId="5" w16cid:durableId="1849103814">
     <w:abstractNumId w:val="7"/>
   </w:num>
-  <w:num w:numId="6" w16cid:durableId="1873180899">
+  <w:num w:numId="6" w16cid:durableId="1577470210">
     <w:abstractNumId w:val="3"/>
   </w:num>
-  <w:num w:numId="7" w16cid:durableId="1245333613">
+  <w:num w:numId="7" w16cid:durableId="1548686118">
     <w:abstractNumId w:val="2"/>
   </w:num>
-  <w:num w:numId="8" w16cid:durableId="468475772">
+  <w:num w:numId="8" w16cid:durableId="1328089817">
     <w:abstractNumId w:val="1"/>
   </w:num>
-  <w:num w:numId="9" w16cid:durableId="1206411545">
+  <w:num w:numId="9" w16cid:durableId="552425711">
     <w:abstractNumId w:val="0"/>
   </w:num>
-  <w:num w:numId="10" w16cid:durableId="1339652810">
+  <w:num w:numId="10" w16cid:durableId="713164504">
+    <w:abstractNumId w:val="9"/>
+  </w:num>
+  <w:num w:numId="11" w16cid:durableId="206841455">
     <w:abstractNumId w:val="10"/>
-  </w:num>
-  <w:num w:numId="11" w16cid:durableId="1182234526">
-    <w:abstractNumId w:val="9"/>
   </w:num>
 </w:numbering>
 </file>

--- a/data/Market_Read_monthly.docx
+++ b/data/Market_Read_monthly.docx
@@ -4,7 +4,7 @@
   <w:body>
     <w:p>
       <w:r>
-        <w:t>Monthly Market Read: January 15, 2026</w:t>
+        <w:t>Monthly Market Read: January 16, 2026</w:t>
       </w:r>
     </w:p>
     <w:p>
@@ -21,7 +21,7 @@
         </w:numPr>
       </w:pPr>
       <w:r>
-        <w:t>Breadth: 73.7% of names are positive.</w:t>
+        <w:t>Breadth: 72.7% of names are positive.</w:t>
       </w:r>
     </w:p>
     <w:p>
@@ -33,7 +33,7 @@
         </w:numPr>
       </w:pPr>
       <w:r>
-        <w:t>Information Technology: leading (avg +3.60%)</w:t>
+        <w:t>Information Technology: leading (avg +3.59%)</w:t>
       </w:r>
     </w:p>
     <w:p>
@@ -45,7 +45,7 @@
         </w:numPr>
       </w:pPr>
       <w:r>
-        <w:t>Industrials: leading (avg +7.13%)</w:t>
+        <w:t>Industrials: leading (avg +7.44%)</w:t>
       </w:r>
     </w:p>
     <w:p>
@@ -57,7 +57,7 @@
         </w:numPr>
       </w:pPr>
       <w:r>
-        <w:t>Consumer Staples: leading (avg +6.15%)</w:t>
+        <w:t>Consumer Staples: leading (avg +5.06%)</w:t>
       </w:r>
     </w:p>
     <w:p>
@@ -69,7 +69,7 @@
         </w:numPr>
       </w:pPr>
       <w:r>
-        <w:t>Consumer Discretionary: leading (avg +4.75%)</w:t>
+        <w:t>Consumer Discretionary: leading (avg +3.62%)</w:t>
       </w:r>
     </w:p>
     <w:p>
@@ -81,7 +81,7 @@
         </w:numPr>
       </w:pPr>
       <w:r>
-        <w:t>Financials: leading (avg +1.07%)</w:t>
+        <w:t>Financials: leading (avg +0.83%)</w:t>
       </w:r>
     </w:p>
     <w:p>
@@ -93,7 +93,7 @@
         </w:numPr>
       </w:pPr>
       <w:r>
-        <w:t>Utilities: leading (avg +2.53%)</w:t>
+        <w:t>Utilities: leading (avg +2.47%)</w:t>
       </w:r>
     </w:p>
     <w:p>
@@ -105,7 +105,7 @@
         </w:numPr>
       </w:pPr>
       <w:r>
-        <w:t>Real Estate: leading (avg +3.18%)</w:t>
+        <w:t>Real Estate: leading (avg +4.60%)</w:t>
       </w:r>
     </w:p>
     <w:p>
@@ -117,7 +117,7 @@
         </w:numPr>
       </w:pPr>
       <w:r>
-        <w:t>Materials: leading (avg +25.30%)</w:t>
+        <w:t>Materials: leading (avg +8.05%)</w:t>
       </w:r>
     </w:p>
     <w:p>
@@ -129,7 +129,7 @@
         </w:numPr>
       </w:pPr>
       <w:r>
-        <w:t>Energy: leading (avg +5.14%)</w:t>
+        <w:t>Energy: leading (avg +5.24%)</w:t>
       </w:r>
     </w:p>
     <w:p>
@@ -141,7 +141,7 @@
         </w:numPr>
       </w:pPr>
       <w:r>
-        <w:t>Health Care: leading (avg +4.18%)</w:t>
+        <w:t>Health Care: leading (avg +3.18%)</w:t>
       </w:r>
     </w:p>
     <w:p>
@@ -153,7 +153,7 @@
         </w:numPr>
       </w:pPr>
       <w:r>
-        <w:t>Communication Services: lagging (avg -2.61%)</w:t>
+        <w:t>Communication Services: lagging (avg -3.76%)</w:t>
       </w:r>
     </w:p>
     <w:p>
@@ -170,7 +170,7 @@
         </w:numPr>
       </w:pPr>
       <w:r>
-        <w:t>Gold: leading (avg +6.82%)</w:t>
+        <w:t>Gold: leading (avg +6.30%)</w:t>
       </w:r>
     </w:p>
     <w:p>
@@ -182,7 +182,7 @@
         </w:numPr>
       </w:pPr>
       <w:r>
-        <w:t>USD: leading (avg +1.09%)</w:t>
+        <w:t>USD: leading (avg +1.11%)</w:t>
       </w:r>
     </w:p>
     <w:p>
@@ -194,7 +194,7 @@
         </w:numPr>
       </w:pPr>
       <w:r>
-        <w:t>Yields: steady (avg -0.03%)</w:t>
+        <w:t>Yields: leading (avg +1.49%)</w:t>
       </w:r>
     </w:p>
     <w:p>
@@ -206,7 +206,7 @@
         </w:numPr>
       </w:pPr>
       <w:r>
-        <w:t>Bonds: leading (avg +0.63%)</w:t>
+        <w:t>Bonds: leading (avg +0.35%)</w:t>
       </w:r>
     </w:p>
     <w:p>
@@ -218,18 +218,13 @@
         </w:numPr>
       </w:pPr>
       <w:r>
-        <w:t>Energy complex: soft (avg -6.57%)</w:t>
+        <w:t>Energy complex: soft (avg -6.07%)</w:t>
       </w:r>
     </w:p>
     <w:p>
       <w:r>
-        <w:t xml:space="preserve">Bottom line: With nearly three-quarters of names positive month-to-date, breadth is robust and the tape is rewarding a wide swath of cyclicals and defensives alike, led by outsized strength in Materials (+25.3%) and solid gains across Industrials, Consumer Staples, Discretionary, Energy equities, Health Care, Tech, Utilities, Financials, and Real Estate, while Communication Services is the lone notable laggard in an otherwise broadly constructive risk backdrop. </w:t>
+        <w:t>Bottom line: With roughly 73% of stocks positive month-to-date and broad sector participation, the tape is confirming a constructive backdrop led by cyclicals and defensives alike, as Materials (+8.05%), Industrials (+7.44%), Energy equities (+5.24%), Consumer Staples (+5.06%), and Real Estate (+4.60%) all post strong gains, while Tech, Consumer Discretionary, Health Care, Utilities, and Financials grind higher and Communication Services stands out as the lone notable laggard (-3.76%). Macro conditions reflect an environment where growth is slowing and earnings revisions remain under pressure while inflation, though easing from prior peaks, is still above pre-COVID norms, consistent with a firmer USD (+1.11%), higher yields (+1.49%), resilient bonds (+0.35%), strong gold (+6.30%) as a hedge against lingering price and policy risk, and a soft energy complex (-6.07%) that tempers immediate inflation fears even as equity sectors tied to real assets and defensives outperform.</w:t>
       </w:r>
-      <w:bookmarkStart w:id="0" w:name="_Hlk219399966"/>
-      <w:r>
-        <w:t>Macro conditions reflect an environment where growth is slowing and earnings expectations are grinding lower even as inflation moderates from peak levels but stays structurally higher than the pre-COVID regime, a mix reinforced by stronger Gold and USD, firm bond prices alongside flat yields, and a softer energy complex that together point to investors seeking quality and protection while still selectively embracing equity risk in areas leveraged to pricing power and balance-sheet strength.</w:t>
-      </w:r>
-      <w:bookmarkEnd w:id="0"/>
     </w:p>
     <w:sectPr>
       <w:pgSz w:w="12240" w:h="15840"/>
@@ -415,9 +410,9 @@
     </w:lvl>
   </w:abstractNum>
   <w:abstractNum w:abstractNumId="9" w15:restartNumberingAfterBreak="0">
-    <w:nsid w:val="2CBD798B"/>
+    <w:nsid w:val="448A17F6"/>
     <w:multiLevelType w:val="hybridMultilevel"/>
-    <w:tmpl w:val="4D1A3F72"/>
+    <w:tmpl w:val="D21CFA7E"/>
     <w:lvl w:ilvl="0" w:tplc="04090001">
       <w:start w:val="1"/>
       <w:numFmt w:val="bullet"/>
@@ -528,9 +523,9 @@
     </w:lvl>
   </w:abstractNum>
   <w:abstractNum w:abstractNumId="10" w15:restartNumberingAfterBreak="0">
-    <w:nsid w:val="35E4375B"/>
+    <w:nsid w:val="57A04EE2"/>
     <w:multiLevelType w:val="hybridMultilevel"/>
-    <w:tmpl w:val="9E3CE834"/>
+    <w:tmpl w:val="DC205AE2"/>
     <w:lvl w:ilvl="0" w:tplc="04090001">
       <w:start w:val="1"/>
       <w:numFmt w:val="bullet"/>
@@ -640,37 +635,37 @@
       </w:rPr>
     </w:lvl>
   </w:abstractNum>
-  <w:num w:numId="1" w16cid:durableId="536896150">
+  <w:num w:numId="1" w16cid:durableId="1402558615">
     <w:abstractNumId w:val="8"/>
   </w:num>
-  <w:num w:numId="2" w16cid:durableId="1805999945">
+  <w:num w:numId="2" w16cid:durableId="283393455">
     <w:abstractNumId w:val="6"/>
   </w:num>
-  <w:num w:numId="3" w16cid:durableId="1482119142">
+  <w:num w:numId="3" w16cid:durableId="93064252">
     <w:abstractNumId w:val="5"/>
   </w:num>
-  <w:num w:numId="4" w16cid:durableId="116995837">
+  <w:num w:numId="4" w16cid:durableId="1950114552">
     <w:abstractNumId w:val="4"/>
   </w:num>
-  <w:num w:numId="5" w16cid:durableId="1849103814">
+  <w:num w:numId="5" w16cid:durableId="1138648615">
     <w:abstractNumId w:val="7"/>
   </w:num>
-  <w:num w:numId="6" w16cid:durableId="1577470210">
+  <w:num w:numId="6" w16cid:durableId="1605527409">
     <w:abstractNumId w:val="3"/>
   </w:num>
-  <w:num w:numId="7" w16cid:durableId="1548686118">
+  <w:num w:numId="7" w16cid:durableId="703288524">
     <w:abstractNumId w:val="2"/>
   </w:num>
-  <w:num w:numId="8" w16cid:durableId="1328089817">
+  <w:num w:numId="8" w16cid:durableId="1855723256">
     <w:abstractNumId w:val="1"/>
   </w:num>
-  <w:num w:numId="9" w16cid:durableId="552425711">
+  <w:num w:numId="9" w16cid:durableId="1533110095">
     <w:abstractNumId w:val="0"/>
   </w:num>
-  <w:num w:numId="10" w16cid:durableId="713164504">
+  <w:num w:numId="10" w16cid:durableId="1502312284">
     <w:abstractNumId w:val="9"/>
   </w:num>
-  <w:num w:numId="11" w16cid:durableId="206841455">
+  <w:num w:numId="11" w16cid:durableId="850098930">
     <w:abstractNumId w:val="10"/>
   </w:num>
 </w:numbering>

--- a/data/Market_Read_monthly.docx
+++ b/data/Market_Read_monthly.docx
@@ -223,8 +223,13 @@
     </w:p>
     <w:p>
       <w:r>
-        <w:t>Bottom line: With roughly 73% of stocks positive month-to-date and broad sector participation, the tape is confirming a constructive backdrop led by cyclicals and defensives alike, as Materials (+8.05%), Industrials (+7.44%), Energy equities (+5.24%), Consumer Staples (+5.06%), and Real Estate (+4.60%) all post strong gains, while Tech, Consumer Discretionary, Health Care, Utilities, and Financials grind higher and Communication Services stands out as the lone notable laggard (-3.76%). Macro conditions reflect an environment where growth is slowing and earnings revisions remain under pressure while inflation, though easing from prior peaks, is still above pre-COVID norms, consistent with a firmer USD (+1.11%), higher yields (+1.49%), resilient bonds (+0.35%), strong gold (+6.30%) as a hedge against lingering price and policy risk, and a soft energy complex (-6.07%) that tempers immediate inflation fears even as equity sectors tied to real assets and defensives outperform.</w:t>
+        <w:t xml:space="preserve">Bottom line: With roughly 73% of names positive MTD, breadth is solid and the tape is signaling a broadly supportive risk backdrop, while sector leadership is skewed toward cyclicals and defensives alike—Materials (+8.05%), Industrials (+7.44%), Energy equities (+5.24%), Consumer Staples (+5.06%), Real Estate (+4.60%), Consumer Discretionary (+3.62%), Information Technology (+3.59%), Health Care (+3.18%), Utilities (+2.47%), and Financials (+0.83%)—offset by notable underperformance in Communication Services (-3.76%) as the main outlier. </w:t>
       </w:r>
+      <w:bookmarkStart w:id="0" w:name="_Hlk219566439"/>
+      <w:r>
+        <w:t>Macro posture shows growth is decelerating and earnings expectations remain under pressure even as inflation moderates from the peak but stays above pre-COVID norms, a mix reflected in firmer gold (+6.30%), a stronger dollar (+1.11%), higher yields (+1.49%), modestly positive bonds (+0.35%), and a softer energy complex (-6.07%) that, taken together, argue for staying selective within cyclicals while respecting the bid for quality, cash flow, and balance-sheet strength.</w:t>
+      </w:r>
+      <w:bookmarkEnd w:id="0"/>
     </w:p>
     <w:sectPr>
       <w:pgSz w:w="12240" w:h="15840"/>
@@ -410,9 +415,9 @@
     </w:lvl>
   </w:abstractNum>
   <w:abstractNum w:abstractNumId="9" w15:restartNumberingAfterBreak="0">
-    <w:nsid w:val="448A17F6"/>
+    <w:nsid w:val="0E404F76"/>
     <w:multiLevelType w:val="hybridMultilevel"/>
-    <w:tmpl w:val="D21CFA7E"/>
+    <w:tmpl w:val="29C84660"/>
     <w:lvl w:ilvl="0" w:tplc="04090001">
       <w:start w:val="1"/>
       <w:numFmt w:val="bullet"/>
@@ -523,9 +528,9 @@
     </w:lvl>
   </w:abstractNum>
   <w:abstractNum w:abstractNumId="10" w15:restartNumberingAfterBreak="0">
-    <w:nsid w:val="57A04EE2"/>
+    <w:nsid w:val="189B2B56"/>
     <w:multiLevelType w:val="hybridMultilevel"/>
-    <w:tmpl w:val="DC205AE2"/>
+    <w:tmpl w:val="6C4AD25E"/>
     <w:lvl w:ilvl="0" w:tplc="04090001">
       <w:start w:val="1"/>
       <w:numFmt w:val="bullet"/>
@@ -635,38 +640,38 @@
       </w:rPr>
     </w:lvl>
   </w:abstractNum>
-  <w:num w:numId="1" w16cid:durableId="1402558615">
+  <w:num w:numId="1" w16cid:durableId="1746537623">
     <w:abstractNumId w:val="8"/>
   </w:num>
-  <w:num w:numId="2" w16cid:durableId="283393455">
+  <w:num w:numId="2" w16cid:durableId="1727407442">
     <w:abstractNumId w:val="6"/>
   </w:num>
-  <w:num w:numId="3" w16cid:durableId="93064252">
+  <w:num w:numId="3" w16cid:durableId="341930614">
     <w:abstractNumId w:val="5"/>
   </w:num>
-  <w:num w:numId="4" w16cid:durableId="1950114552">
+  <w:num w:numId="4" w16cid:durableId="2098599079">
     <w:abstractNumId w:val="4"/>
   </w:num>
-  <w:num w:numId="5" w16cid:durableId="1138648615">
+  <w:num w:numId="5" w16cid:durableId="713382577">
     <w:abstractNumId w:val="7"/>
   </w:num>
-  <w:num w:numId="6" w16cid:durableId="1605527409">
+  <w:num w:numId="6" w16cid:durableId="521356153">
     <w:abstractNumId w:val="3"/>
   </w:num>
-  <w:num w:numId="7" w16cid:durableId="703288524">
+  <w:num w:numId="7" w16cid:durableId="1982879770">
     <w:abstractNumId w:val="2"/>
   </w:num>
-  <w:num w:numId="8" w16cid:durableId="1855723256">
+  <w:num w:numId="8" w16cid:durableId="2134126825">
     <w:abstractNumId w:val="1"/>
   </w:num>
-  <w:num w:numId="9" w16cid:durableId="1533110095">
+  <w:num w:numId="9" w16cid:durableId="52631479">
     <w:abstractNumId w:val="0"/>
   </w:num>
-  <w:num w:numId="10" w16cid:durableId="1502312284">
+  <w:num w:numId="10" w16cid:durableId="745686924">
+    <w:abstractNumId w:val="10"/>
+  </w:num>
+  <w:num w:numId="11" w16cid:durableId="751704262">
     <w:abstractNumId w:val="9"/>
-  </w:num>
-  <w:num w:numId="11" w16cid:durableId="850098930">
-    <w:abstractNumId w:val="10"/>
   </w:num>
 </w:numbering>
 </file>

--- a/data/Market_Read_monthly.docx
+++ b/data/Market_Read_monthly.docx
@@ -4,7 +4,7 @@
   <w:body>
     <w:p>
       <w:r>
-        <w:t>Monthly Market Read: January 16, 2026</w:t>
+        <w:t>Monthly Market Read: January 20, 2026</w:t>
       </w:r>
     </w:p>
     <w:p>
@@ -21,7 +21,7 @@
         </w:numPr>
       </w:pPr>
       <w:r>
-        <w:t>Breadth: 72.7% of names are positive.</w:t>
+        <w:t>Breadth: 64.3% of names are positive.</w:t>
       </w:r>
     </w:p>
     <w:p>
@@ -33,7 +33,7 @@
         </w:numPr>
       </w:pPr>
       <w:r>
-        <w:t>Information Technology: leading (avg +3.59%)</w:t>
+        <w:t>Information Technology: leading (avg +1.31%)</w:t>
       </w:r>
     </w:p>
     <w:p>
@@ -45,7 +45,7 @@
         </w:numPr>
       </w:pPr>
       <w:r>
-        <w:t>Industrials: leading (avg +7.44%)</w:t>
+        <w:t>Industrials: leading (avg +5.31%)</w:t>
       </w:r>
     </w:p>
     <w:p>
@@ -57,7 +57,7 @@
         </w:numPr>
       </w:pPr>
       <w:r>
-        <w:t>Consumer Staples: leading (avg +5.06%)</w:t>
+        <w:t>Consumer Staples: leading (avg +5.76%)</w:t>
       </w:r>
     </w:p>
     <w:p>
@@ -69,7 +69,7 @@
         </w:numPr>
       </w:pPr>
       <w:r>
-        <w:t>Consumer Discretionary: leading (avg +3.62%)</w:t>
+        <w:t>Consumer Discretionary: leading (avg +1.33%)</w:t>
       </w:r>
     </w:p>
     <w:p>
@@ -81,7 +81,7 @@
         </w:numPr>
       </w:pPr>
       <w:r>
-        <w:t>Financials: leading (avg +0.83%)</w:t>
+        <w:t>Financials: lagging (avg -1.28%)</w:t>
       </w:r>
     </w:p>
     <w:p>
@@ -93,7 +93,7 @@
         </w:numPr>
       </w:pPr>
       <w:r>
-        <w:t>Utilities: leading (avg +2.47%)</w:t>
+        <w:t>Utilities: leading (avg +1.46%)</w:t>
       </w:r>
     </w:p>
     <w:p>
@@ -105,7 +105,7 @@
         </w:numPr>
       </w:pPr>
       <w:r>
-        <w:t>Real Estate: leading (avg +4.60%)</w:t>
+        <w:t>Real Estate: leading (avg +2.71%)</w:t>
       </w:r>
     </w:p>
     <w:p>
@@ -117,7 +117,7 @@
         </w:numPr>
       </w:pPr>
       <w:r>
-        <w:t>Materials: leading (avg +8.05%)</w:t>
+        <w:t>Materials: leading (avg +6.92%)</w:t>
       </w:r>
     </w:p>
     <w:p>
@@ -129,7 +129,7 @@
         </w:numPr>
       </w:pPr>
       <w:r>
-        <w:t>Energy: leading (avg +5.24%)</w:t>
+        <w:t>Energy: leading (avg +4.98%)</w:t>
       </w:r>
     </w:p>
     <w:p>
@@ -141,7 +141,7 @@
         </w:numPr>
       </w:pPr>
       <w:r>
-        <w:t>Health Care: leading (avg +3.18%)</w:t>
+        <w:t>Health Care: leading (avg +2.31%)</w:t>
       </w:r>
     </w:p>
     <w:p>
@@ -153,7 +153,7 @@
         </w:numPr>
       </w:pPr>
       <w:r>
-        <w:t>Communication Services: lagging (avg -3.76%)</w:t>
+        <w:t>Communication Services: lagging (avg -4.93%)</w:t>
       </w:r>
     </w:p>
     <w:p>
@@ -170,7 +170,7 @@
         </w:numPr>
       </w:pPr>
       <w:r>
-        <w:t>Gold: leading (avg +6.30%)</w:t>
+        <w:t>Gold: leading (avg +10.33%)</w:t>
       </w:r>
     </w:p>
     <w:p>
@@ -182,7 +182,7 @@
         </w:numPr>
       </w:pPr>
       <w:r>
-        <w:t>USD: leading (avg +1.11%)</w:t>
+        <w:t>USD: leading (avg +0.30%)</w:t>
       </w:r>
     </w:p>
     <w:p>
@@ -194,7 +194,7 @@
         </w:numPr>
       </w:pPr>
       <w:r>
-        <w:t>Yields: leading (avg +1.49%)</w:t>
+        <w:t>Yields: leading (avg +2.82%)</w:t>
       </w:r>
     </w:p>
     <w:p>
@@ -206,7 +206,7 @@
         </w:numPr>
       </w:pPr>
       <w:r>
-        <w:t>Bonds: leading (avg +0.35%)</w:t>
+        <w:t>Bonds: steady (avg -0.28%)</w:t>
       </w:r>
     </w:p>
     <w:p>
@@ -218,18 +218,13 @@
         </w:numPr>
       </w:pPr>
       <w:r>
-        <w:t>Energy complex: soft (avg -6.07%)</w:t>
+        <w:t>Energy complex: leading (avg +2.40%)</w:t>
       </w:r>
     </w:p>
     <w:p>
       <w:r>
-        <w:t xml:space="preserve">Bottom line: With roughly 73% of names positive MTD, breadth is solid and the tape is signaling a broadly supportive risk backdrop, while sector leadership is skewed toward cyclicals and defensives alike—Materials (+8.05%), Industrials (+7.44%), Energy equities (+5.24%), Consumer Staples (+5.06%), Real Estate (+4.60%), Consumer Discretionary (+3.62%), Information Technology (+3.59%), Health Care (+3.18%), Utilities (+2.47%), and Financials (+0.83%)—offset by notable underperformance in Communication Services (-3.76%) as the main outlier. </w:t>
+        <w:t>Bottom line: Breadth remains constructive with roughly two-thirds of stocks positive MTD, but leadership is notably defensive and cyclicals are bifurcated, as Materials, Energy, Industrials, Staples, Utilities, Real Estate, Health Care, Tech, and Discretionary all post solid gains while Financials and Communication Services lag. Macro posture shows slowing growth and still-elevated-but-easing inflation, consistent with a tape that is rewarding real-asset and late-cycle exposures—Gold, the energy complex, and cyclical Materials are all strong—while modestly firmer USD and higher yields alongside flat-to-soft bonds signal tighter financial conditions that help explain pressure on Financials and more rate-sensitive growth stories in Communications.</w:t>
       </w:r>
-      <w:bookmarkStart w:id="0" w:name="_Hlk219566439"/>
-      <w:r>
-        <w:t>Macro posture shows growth is decelerating and earnings expectations remain under pressure even as inflation moderates from the peak but stays above pre-COVID norms, a mix reflected in firmer gold (+6.30%), a stronger dollar (+1.11%), higher yields (+1.49%), modestly positive bonds (+0.35%), and a softer energy complex (-6.07%) that, taken together, argue for staying selective within cyclicals while respecting the bid for quality, cash flow, and balance-sheet strength.</w:t>
-      </w:r>
-      <w:bookmarkEnd w:id="0"/>
     </w:p>
     <w:sectPr>
       <w:pgSz w:w="12240" w:h="15840"/>
@@ -415,9 +410,9 @@
     </w:lvl>
   </w:abstractNum>
   <w:abstractNum w:abstractNumId="9" w15:restartNumberingAfterBreak="0">
-    <w:nsid w:val="0E404F76"/>
+    <w:nsid w:val="00450D94"/>
     <w:multiLevelType w:val="hybridMultilevel"/>
-    <w:tmpl w:val="29C84660"/>
+    <w:tmpl w:val="32C03D50"/>
     <w:lvl w:ilvl="0" w:tplc="04090001">
       <w:start w:val="1"/>
       <w:numFmt w:val="bullet"/>
@@ -528,9 +523,9 @@
     </w:lvl>
   </w:abstractNum>
   <w:abstractNum w:abstractNumId="10" w15:restartNumberingAfterBreak="0">
-    <w:nsid w:val="189B2B56"/>
+    <w:nsid w:val="31751149"/>
     <w:multiLevelType w:val="hybridMultilevel"/>
-    <w:tmpl w:val="6C4AD25E"/>
+    <w:tmpl w:val="7B9C6D18"/>
     <w:lvl w:ilvl="0" w:tplc="04090001">
       <w:start w:val="1"/>
       <w:numFmt w:val="bullet"/>
@@ -640,38 +635,38 @@
       </w:rPr>
     </w:lvl>
   </w:abstractNum>
-  <w:num w:numId="1" w16cid:durableId="1746537623">
+  <w:num w:numId="1" w16cid:durableId="817961880">
     <w:abstractNumId w:val="8"/>
   </w:num>
-  <w:num w:numId="2" w16cid:durableId="1727407442">
+  <w:num w:numId="2" w16cid:durableId="1552185619">
     <w:abstractNumId w:val="6"/>
   </w:num>
-  <w:num w:numId="3" w16cid:durableId="341930614">
+  <w:num w:numId="3" w16cid:durableId="991250609">
     <w:abstractNumId w:val="5"/>
   </w:num>
-  <w:num w:numId="4" w16cid:durableId="2098599079">
+  <w:num w:numId="4" w16cid:durableId="1930457604">
     <w:abstractNumId w:val="4"/>
   </w:num>
-  <w:num w:numId="5" w16cid:durableId="713382577">
+  <w:num w:numId="5" w16cid:durableId="961689978">
     <w:abstractNumId w:val="7"/>
   </w:num>
-  <w:num w:numId="6" w16cid:durableId="521356153">
+  <w:num w:numId="6" w16cid:durableId="1470242490">
     <w:abstractNumId w:val="3"/>
   </w:num>
-  <w:num w:numId="7" w16cid:durableId="1982879770">
+  <w:num w:numId="7" w16cid:durableId="2087721746">
     <w:abstractNumId w:val="2"/>
   </w:num>
-  <w:num w:numId="8" w16cid:durableId="2134126825">
+  <w:num w:numId="8" w16cid:durableId="254749319">
     <w:abstractNumId w:val="1"/>
   </w:num>
-  <w:num w:numId="9" w16cid:durableId="52631479">
+  <w:num w:numId="9" w16cid:durableId="1374845775">
     <w:abstractNumId w:val="0"/>
   </w:num>
-  <w:num w:numId="10" w16cid:durableId="745686924">
+  <w:num w:numId="10" w16cid:durableId="1273056000">
+    <w:abstractNumId w:val="9"/>
+  </w:num>
+  <w:num w:numId="11" w16cid:durableId="1308633101">
     <w:abstractNumId w:val="10"/>
-  </w:num>
-  <w:num w:numId="11" w16cid:durableId="751704262">
-    <w:abstractNumId w:val="9"/>
   </w:num>
 </w:numbering>
 </file>

--- a/data/Market_Read_monthly.docx
+++ b/data/Market_Read_monthly.docx
@@ -4,7 +4,7 @@
   <w:body>
     <w:p>
       <w:r>
-        <w:t>Monthly Market Read: January 20, 2026</w:t>
+        <w:t>Monthly Market Read: January 21, 2026</w:t>
       </w:r>
     </w:p>
     <w:p>
@@ -21,7 +21,7 @@
         </w:numPr>
       </w:pPr>
       <w:r>
-        <w:t>Breadth: 64.3% of names are positive.</w:t>
+        <w:t>Breadth: 71.5% of names are positive.</w:t>
       </w:r>
     </w:p>
     <w:p>
@@ -33,7 +33,7 @@
         </w:numPr>
       </w:pPr>
       <w:r>
-        <w:t>Information Technology: leading (avg +1.31%)</w:t>
+        <w:t>Information Technology: leading (avg +3.88%)</w:t>
       </w:r>
     </w:p>
     <w:p>
@@ -45,7 +45,7 @@
         </w:numPr>
       </w:pPr>
       <w:r>
-        <w:t>Industrials: leading (avg +5.31%)</w:t>
+        <w:t>Industrials: leading (avg +7.46%)</w:t>
       </w:r>
     </w:p>
     <w:p>
@@ -57,7 +57,7 @@
         </w:numPr>
       </w:pPr>
       <w:r>
-        <w:t>Consumer Staples: leading (avg +5.76%)</w:t>
+        <w:t>Consumer Staples: leading (avg +5.66%)</w:t>
       </w:r>
     </w:p>
     <w:p>
@@ -69,7 +69,7 @@
         </w:numPr>
       </w:pPr>
       <w:r>
-        <w:t>Consumer Discretionary: leading (avg +1.33%)</w:t>
+        <w:t>Consumer Discretionary: leading (avg +3.71%)</w:t>
       </w:r>
     </w:p>
     <w:p>
@@ -81,7 +81,7 @@
         </w:numPr>
       </w:pPr>
       <w:r>
-        <w:t>Financials: lagging (avg -1.28%)</w:t>
+        <w:t>Financials: soft (avg -0.12%)</w:t>
       </w:r>
     </w:p>
     <w:p>
@@ -93,7 +93,7 @@
         </w:numPr>
       </w:pPr>
       <w:r>
-        <w:t>Utilities: leading (avg +1.46%)</w:t>
+        <w:t>Utilities: leading (avg +1.86%)</w:t>
       </w:r>
     </w:p>
     <w:p>
@@ -105,7 +105,7 @@
         </w:numPr>
       </w:pPr>
       <w:r>
-        <w:t>Real Estate: leading (avg +2.71%)</w:t>
+        <w:t>Real Estate: leading (avg +3.31%)</w:t>
       </w:r>
     </w:p>
     <w:p>
@@ -117,7 +117,7 @@
         </w:numPr>
       </w:pPr>
       <w:r>
-        <w:t>Materials: leading (avg +6.92%)</w:t>
+        <w:t>Materials: leading (avg +9.66%)</w:t>
       </w:r>
     </w:p>
     <w:p>
@@ -129,7 +129,7 @@
         </w:numPr>
       </w:pPr>
       <w:r>
-        <w:t>Energy: leading (avg +4.98%)</w:t>
+        <w:t>Energy: leading (avg +8.27%)</w:t>
       </w:r>
     </w:p>
     <w:p>
@@ -141,7 +141,7 @@
         </w:numPr>
       </w:pPr>
       <w:r>
-        <w:t>Health Care: leading (avg +2.31%)</w:t>
+        <w:t>Health Care: leading (avg +4.37%)</w:t>
       </w:r>
     </w:p>
     <w:p>
@@ -153,7 +153,7 @@
         </w:numPr>
       </w:pPr>
       <w:r>
-        <w:t>Communication Services: lagging (avg -4.93%)</w:t>
+        <w:t>Communication Services: lagging (avg -4.18%)</w:t>
       </w:r>
     </w:p>
     <w:p>
@@ -170,7 +170,7 @@
         </w:numPr>
       </w:pPr>
       <w:r>
-        <w:t>Gold: leading (avg +10.33%)</w:t>
+        <w:t>Gold: leading (avg +11.93%)</w:t>
       </w:r>
     </w:p>
     <w:p>
@@ -182,7 +182,7 @@
         </w:numPr>
       </w:pPr>
       <w:r>
-        <w:t>USD: leading (avg +0.30%)</w:t>
+        <w:t>USD: leading (avg +0.58%)</w:t>
       </w:r>
     </w:p>
     <w:p>
@@ -194,7 +194,7 @@
         </w:numPr>
       </w:pPr>
       <w:r>
-        <w:t>Yields: leading (avg +2.82%)</w:t>
+        <w:t>Yields: leading (avg +1.91%)</w:t>
       </w:r>
     </w:p>
     <w:p>
@@ -206,7 +206,7 @@
         </w:numPr>
       </w:pPr>
       <w:r>
-        <w:t>Bonds: steady (avg -0.28%)</w:t>
+        <w:t>Bonds: firm (avg +0.17%)</w:t>
       </w:r>
     </w:p>
     <w:p>
@@ -218,12 +218,12 @@
         </w:numPr>
       </w:pPr>
       <w:r>
-        <w:t>Energy complex: leading (avg +2.40%)</w:t>
+        <w:t>Energy complex: leading (avg +8.65%)</w:t>
       </w:r>
     </w:p>
     <w:p>
       <w:r>
-        <w:t>Bottom line: Breadth remains constructive with roughly two-thirds of stocks positive MTD, but leadership is notably defensive and cyclicals are bifurcated, as Materials, Energy, Industrials, Staples, Utilities, Real Estate, Health Care, Tech, and Discretionary all post solid gains while Financials and Communication Services lag. Macro posture shows slowing growth and still-elevated-but-easing inflation, consistent with a tape that is rewarding real-asset and late-cycle exposures—Gold, the energy complex, and cyclical Materials are all strong—while modestly firmer USD and higher yields alongside flat-to-soft bonds signal tighter financial conditions that help explain pressure on Financials and more rate-sensitive growth stories in Communications.</w:t>
+        <w:t>Bottom line: With roughly 71.5% of names positive month-to-date, breadth is healthy and the tape is rewarding a broad swath of cyclicals and defensives, with standout leadership in Materials (+9.66%), Energy (+8.27%), Industrials (+7.46%), Consumer Staples (+5.66%), Health Care (+4.37%), Real Estate (+3.31%), Information Technology (+3.88%), Consumer Discretionary (+3.71%), and Utilities (+1.86%), while Financials are marginally soft (-0.12%) and Communication Services is the clear laggard (-4.18%). Macro conditions reflect an environment where growth expectations are being marked lower and earnings revisions remain under pressure, even as inflation is easing from peak levels but still running above pre-COVID norms, and the concurrent strength in Gold (+11.93%), the USD (+0.58%), Yields (+1.91%), Bonds (+0.17%), and the Energy complex (+8.65%) underscores a market that is hedging late-cycle risk and stickier inflation while still rewarding real-asset and quality-cash-flow exposures, consistent with the month’s pro-cyclical yet increasingly defensive leadership pattern.</w:t>
       </w:r>
     </w:p>
     <w:sectPr>
@@ -410,9 +410,9 @@
     </w:lvl>
   </w:abstractNum>
   <w:abstractNum w:abstractNumId="9" w15:restartNumberingAfterBreak="0">
-    <w:nsid w:val="00450D94"/>
+    <w:nsid w:val="13CF1C77"/>
     <w:multiLevelType w:val="hybridMultilevel"/>
-    <w:tmpl w:val="32C03D50"/>
+    <w:tmpl w:val="94D647CC"/>
     <w:lvl w:ilvl="0" w:tplc="04090001">
       <w:start w:val="1"/>
       <w:numFmt w:val="bullet"/>
@@ -523,9 +523,9 @@
     </w:lvl>
   </w:abstractNum>
   <w:abstractNum w:abstractNumId="10" w15:restartNumberingAfterBreak="0">
-    <w:nsid w:val="31751149"/>
+    <w:nsid w:val="15936DB9"/>
     <w:multiLevelType w:val="hybridMultilevel"/>
-    <w:tmpl w:val="7B9C6D18"/>
+    <w:tmpl w:val="5F5A5C7C"/>
     <w:lvl w:ilvl="0" w:tplc="04090001">
       <w:start w:val="1"/>
       <w:numFmt w:val="bullet"/>
@@ -635,38 +635,38 @@
       </w:rPr>
     </w:lvl>
   </w:abstractNum>
-  <w:num w:numId="1" w16cid:durableId="817961880">
+  <w:num w:numId="1" w16cid:durableId="1800295976">
     <w:abstractNumId w:val="8"/>
   </w:num>
-  <w:num w:numId="2" w16cid:durableId="1552185619">
+  <w:num w:numId="2" w16cid:durableId="1329362176">
     <w:abstractNumId w:val="6"/>
   </w:num>
-  <w:num w:numId="3" w16cid:durableId="991250609">
+  <w:num w:numId="3" w16cid:durableId="343090174">
     <w:abstractNumId w:val="5"/>
   </w:num>
-  <w:num w:numId="4" w16cid:durableId="1930457604">
+  <w:num w:numId="4" w16cid:durableId="1368947955">
     <w:abstractNumId w:val="4"/>
   </w:num>
-  <w:num w:numId="5" w16cid:durableId="961689978">
+  <w:num w:numId="5" w16cid:durableId="1460877662">
     <w:abstractNumId w:val="7"/>
   </w:num>
-  <w:num w:numId="6" w16cid:durableId="1470242490">
+  <w:num w:numId="6" w16cid:durableId="1652902629">
     <w:abstractNumId w:val="3"/>
   </w:num>
-  <w:num w:numId="7" w16cid:durableId="2087721746">
+  <w:num w:numId="7" w16cid:durableId="688532379">
     <w:abstractNumId w:val="2"/>
   </w:num>
-  <w:num w:numId="8" w16cid:durableId="254749319">
+  <w:num w:numId="8" w16cid:durableId="1889105824">
     <w:abstractNumId w:val="1"/>
   </w:num>
-  <w:num w:numId="9" w16cid:durableId="1374845775">
+  <w:num w:numId="9" w16cid:durableId="1360086061">
     <w:abstractNumId w:val="0"/>
   </w:num>
-  <w:num w:numId="10" w16cid:durableId="1273056000">
+  <w:num w:numId="10" w16cid:durableId="1305547590">
+    <w:abstractNumId w:val="10"/>
+  </w:num>
+  <w:num w:numId="11" w16cid:durableId="1233543534">
     <w:abstractNumId w:val="9"/>
-  </w:num>
-  <w:num w:numId="11" w16cid:durableId="1308633101">
-    <w:abstractNumId w:val="10"/>
   </w:num>
 </w:numbering>
 </file>

--- a/data/Market_Read_monthly.docx
+++ b/data/Market_Read_monthly.docx
@@ -4,7 +4,7 @@
   <w:body>
     <w:p>
       <w:r>
-        <w:t>Monthly Market Read: January 21, 2026</w:t>
+        <w:t>Monthly Market Read: January 22, 2026</w:t>
       </w:r>
     </w:p>
     <w:p>
@@ -21,7 +21,7 @@
         </w:numPr>
       </w:pPr>
       <w:r>
-        <w:t>Breadth: 71.5% of names are positive.</w:t>
+        <w:t>Breadth: 72.1% of names are positive.</w:t>
       </w:r>
     </w:p>
     <w:p>
@@ -33,7 +33,7 @@
         </w:numPr>
       </w:pPr>
       <w:r>
-        <w:t>Information Technology: leading (avg +3.88%)</w:t>
+        <w:t>Information Technology: leading (avg +4.70%)</w:t>
       </w:r>
     </w:p>
     <w:p>
@@ -45,7 +45,7 @@
         </w:numPr>
       </w:pPr>
       <w:r>
-        <w:t>Industrials: leading (avg +7.46%)</w:t>
+        <w:t>Industrials: leading (avg +7.44%)</w:t>
       </w:r>
     </w:p>
     <w:p>
@@ -57,7 +57,7 @@
         </w:numPr>
       </w:pPr>
       <w:r>
-        <w:t>Consumer Staples: leading (avg +5.66%)</w:t>
+        <w:t>Consumer Staples: leading (avg +5.40%)</w:t>
       </w:r>
     </w:p>
     <w:p>
@@ -69,7 +69,7 @@
         </w:numPr>
       </w:pPr>
       <w:r>
-        <w:t>Consumer Discretionary: leading (avg +3.71%)</w:t>
+        <w:t>Consumer Discretionary: leading (avg +3.75%)</w:t>
       </w:r>
     </w:p>
     <w:p>
@@ -81,7 +81,7 @@
         </w:numPr>
       </w:pPr>
       <w:r>
-        <w:t>Financials: soft (avg -0.12%)</w:t>
+        <w:t>Financials: firm (avg +0.47%)</w:t>
       </w:r>
     </w:p>
     <w:p>
@@ -93,7 +93,7 @@
         </w:numPr>
       </w:pPr>
       <w:r>
-        <w:t>Utilities: leading (avg +1.86%)</w:t>
+        <w:t>Utilities: leading (avg +1.10%)</w:t>
       </w:r>
     </w:p>
     <w:p>
@@ -105,7 +105,7 @@
         </w:numPr>
       </w:pPr>
       <w:r>
-        <w:t>Real Estate: leading (avg +3.31%)</w:t>
+        <w:t>Real Estate: leading (avg +2.49%)</w:t>
       </w:r>
     </w:p>
     <w:p>
@@ -117,7 +117,7 @@
         </w:numPr>
       </w:pPr>
       <w:r>
-        <w:t>Materials: leading (avg +9.66%)</w:t>
+        <w:t>Materials: leading (avg +10.09%)</w:t>
       </w:r>
     </w:p>
     <w:p>
@@ -129,7 +129,7 @@
         </w:numPr>
       </w:pPr>
       <w:r>
-        <w:t>Energy: leading (avg +8.27%)</w:t>
+        <w:t>Energy: leading (avg +8.62%)</w:t>
       </w:r>
     </w:p>
     <w:p>
@@ -141,7 +141,7 @@
         </w:numPr>
       </w:pPr>
       <w:r>
-        <w:t>Health Care: leading (avg +4.37%)</w:t>
+        <w:t>Health Care: leading (avg +4.49%)</w:t>
       </w:r>
     </w:p>
     <w:p>
@@ -153,7 +153,7 @@
         </w:numPr>
       </w:pPr>
       <w:r>
-        <w:t>Communication Services: lagging (avg -4.18%)</w:t>
+        <w:t>Communication Services: lagging (avg -3.36%)</w:t>
       </w:r>
     </w:p>
     <w:p>
@@ -170,7 +170,7 @@
         </w:numPr>
       </w:pPr>
       <w:r>
-        <w:t>Gold: leading (avg +11.93%)</w:t>
+        <w:t>Gold: leading (avg +14.00%)</w:t>
       </w:r>
     </w:p>
     <w:p>
@@ -182,7 +182,7 @@
         </w:numPr>
       </w:pPr>
       <w:r>
-        <w:t>USD: leading (avg +0.58%)</w:t>
+        <w:t>USD: firm (avg +0.06%)</w:t>
       </w:r>
     </w:p>
     <w:p>
@@ -194,7 +194,7 @@
         </w:numPr>
       </w:pPr>
       <w:r>
-        <w:t>Yields: leading (avg +1.91%)</w:t>
+        <w:t>Yields: leading (avg +1.86%)</w:t>
       </w:r>
     </w:p>
     <w:p>
@@ -206,7 +206,7 @@
         </w:numPr>
       </w:pPr>
       <w:r>
-        <w:t>Bonds: firm (avg +0.17%)</w:t>
+        <w:t>Bonds: leading (avg +0.34%)</w:t>
       </w:r>
     </w:p>
     <w:p>
@@ -218,12 +218,12 @@
         </w:numPr>
       </w:pPr>
       <w:r>
-        <w:t>Energy complex: leading (avg +8.65%)</w:t>
+        <w:t>Energy complex: leading (avg +6.69%)</w:t>
       </w:r>
     </w:p>
     <w:p>
       <w:r>
-        <w:t>Bottom line: With roughly 71.5% of names positive month-to-date, breadth is healthy and the tape is rewarding a broad swath of cyclicals and defensives, with standout leadership in Materials (+9.66%), Energy (+8.27%), Industrials (+7.46%), Consumer Staples (+5.66%), Health Care (+4.37%), Real Estate (+3.31%), Information Technology (+3.88%), Consumer Discretionary (+3.71%), and Utilities (+1.86%), while Financials are marginally soft (-0.12%) and Communication Services is the clear laggard (-4.18%). Macro conditions reflect an environment where growth expectations are being marked lower and earnings revisions remain under pressure, even as inflation is easing from peak levels but still running above pre-COVID norms, and the concurrent strength in Gold (+11.93%), the USD (+0.58%), Yields (+1.91%), Bonds (+0.17%), and the Energy complex (+8.65%) underscores a market that is hedging late-cycle risk and stickier inflation while still rewarding real-asset and quality-cash-flow exposures, consistent with the month’s pro-cyclical yet increasingly defensive leadership pattern.</w:t>
+        <w:t>Bottom line: With 72.1% of names positive MTD, market breadth is solid and the tape is rewarding cyclicals and defensives alike, as strong leadership from Industrials, Materials, Energy, Staples, Tech, Health Care, Utilities, and Real Estate contrasts with a notable lag in Communication Services and only modest gains in Financials. Macro conditions reflect a slowing growth backdrop with pressured earnings revisions alongside inflation that is easing from peak levels but still elevated versus pre-COVID, a mix echoed by the powerful bid in Gold, firm USD, rising yields, positive bond returns, and a strong energy complex that together signal a market increasingly hedging late-cycle risks while still paying for real-asset and quality-cash-flow exposure.</w:t>
       </w:r>
     </w:p>
     <w:sectPr>
@@ -410,9 +410,9 @@
     </w:lvl>
   </w:abstractNum>
   <w:abstractNum w:abstractNumId="9" w15:restartNumberingAfterBreak="0">
-    <w:nsid w:val="13CF1C77"/>
+    <w:nsid w:val="4D810AA1"/>
     <w:multiLevelType w:val="hybridMultilevel"/>
-    <w:tmpl w:val="94D647CC"/>
+    <w:tmpl w:val="0D6C66D2"/>
     <w:lvl w:ilvl="0" w:tplc="04090001">
       <w:start w:val="1"/>
       <w:numFmt w:val="bullet"/>
@@ -523,9 +523,9 @@
     </w:lvl>
   </w:abstractNum>
   <w:abstractNum w:abstractNumId="10" w15:restartNumberingAfterBreak="0">
-    <w:nsid w:val="15936DB9"/>
+    <w:nsid w:val="66784CCE"/>
     <w:multiLevelType w:val="hybridMultilevel"/>
-    <w:tmpl w:val="5F5A5C7C"/>
+    <w:tmpl w:val="A0B004AA"/>
     <w:lvl w:ilvl="0" w:tplc="04090001">
       <w:start w:val="1"/>
       <w:numFmt w:val="bullet"/>
@@ -635,37 +635,37 @@
       </w:rPr>
     </w:lvl>
   </w:abstractNum>
-  <w:num w:numId="1" w16cid:durableId="1800295976">
+  <w:num w:numId="1" w16cid:durableId="2117017160">
     <w:abstractNumId w:val="8"/>
   </w:num>
-  <w:num w:numId="2" w16cid:durableId="1329362176">
+  <w:num w:numId="2" w16cid:durableId="2010906761">
     <w:abstractNumId w:val="6"/>
   </w:num>
-  <w:num w:numId="3" w16cid:durableId="343090174">
+  <w:num w:numId="3" w16cid:durableId="1221406531">
     <w:abstractNumId w:val="5"/>
   </w:num>
-  <w:num w:numId="4" w16cid:durableId="1368947955">
+  <w:num w:numId="4" w16cid:durableId="772045624">
     <w:abstractNumId w:val="4"/>
   </w:num>
-  <w:num w:numId="5" w16cid:durableId="1460877662">
+  <w:num w:numId="5" w16cid:durableId="1049106784">
     <w:abstractNumId w:val="7"/>
   </w:num>
-  <w:num w:numId="6" w16cid:durableId="1652902629">
+  <w:num w:numId="6" w16cid:durableId="482354898">
     <w:abstractNumId w:val="3"/>
   </w:num>
-  <w:num w:numId="7" w16cid:durableId="688532379">
+  <w:num w:numId="7" w16cid:durableId="1430542329">
     <w:abstractNumId w:val="2"/>
   </w:num>
-  <w:num w:numId="8" w16cid:durableId="1889105824">
+  <w:num w:numId="8" w16cid:durableId="1960607436">
     <w:abstractNumId w:val="1"/>
   </w:num>
-  <w:num w:numId="9" w16cid:durableId="1360086061">
+  <w:num w:numId="9" w16cid:durableId="861868017">
     <w:abstractNumId w:val="0"/>
   </w:num>
-  <w:num w:numId="10" w16cid:durableId="1305547590">
+  <w:num w:numId="10" w16cid:durableId="566191877">
     <w:abstractNumId w:val="10"/>
   </w:num>
-  <w:num w:numId="11" w16cid:durableId="1233543534">
+  <w:num w:numId="11" w16cid:durableId="80834018">
     <w:abstractNumId w:val="9"/>
   </w:num>
 </w:numbering>

--- a/data/Market_Read_monthly.docx
+++ b/data/Market_Read_monthly.docx
@@ -4,7 +4,7 @@
   <w:body>
     <w:p>
       <w:r>
-        <w:t>Monthly Market Read: January 22, 2026</w:t>
+        <w:t>Monthly Market Read: January 23, 2026</w:t>
       </w:r>
     </w:p>
     <w:p>
@@ -21,7 +21,7 @@
         </w:numPr>
       </w:pPr>
       <w:r>
-        <w:t>Breadth: 72.1% of names are positive.</w:t>
+        <w:t>Breadth: 70.8% of names are positive.</w:t>
       </w:r>
     </w:p>
     <w:p>
@@ -33,7 +33,7 @@
         </w:numPr>
       </w:pPr>
       <w:r>
-        <w:t>Information Technology: leading (avg +4.70%)</w:t>
+        <w:t>Information Technology: leading (avg +3.62%)</w:t>
       </w:r>
     </w:p>
     <w:p>
@@ -45,7 +45,7 @@
         </w:numPr>
       </w:pPr>
       <w:r>
-        <w:t>Industrials: leading (avg +7.44%)</w:t>
+        <w:t>Industrials: leading (avg +6.56%)</w:t>
       </w:r>
     </w:p>
     <w:p>
@@ -57,7 +57,7 @@
         </w:numPr>
       </w:pPr>
       <w:r>
-        <w:t>Consumer Staples: leading (avg +5.40%)</w:t>
+        <w:t>Consumer Staples: leading (avg +5.94%)</w:t>
       </w:r>
     </w:p>
     <w:p>
@@ -69,7 +69,7 @@
         </w:numPr>
       </w:pPr>
       <w:r>
-        <w:t>Consumer Discretionary: leading (avg +3.75%)</w:t>
+        <w:t>Consumer Discretionary: leading (avg +3.44%)</w:t>
       </w:r>
     </w:p>
     <w:p>
@@ -81,7 +81,7 @@
         </w:numPr>
       </w:pPr>
       <w:r>
-        <w:t>Financials: firm (avg +0.47%)</w:t>
+        <w:t>Financials: lagging (avg -0.76%)</w:t>
       </w:r>
     </w:p>
     <w:p>
@@ -93,7 +93,7 @@
         </w:numPr>
       </w:pPr>
       <w:r>
-        <w:t>Utilities: leading (avg +1.10%)</w:t>
+        <w:t>Utilities: leading (avg +0.53%)</w:t>
       </w:r>
     </w:p>
     <w:p>
@@ -105,7 +105,7 @@
         </w:numPr>
       </w:pPr>
       <w:r>
-        <w:t>Real Estate: leading (avg +2.49%)</w:t>
+        <w:t>Real Estate: leading (avg +2.90%)</w:t>
       </w:r>
     </w:p>
     <w:p>
@@ -117,7 +117,7 @@
         </w:numPr>
       </w:pPr>
       <w:r>
-        <w:t>Materials: leading (avg +10.09%)</w:t>
+        <w:t>Materials: leading (avg +11.24%)</w:t>
       </w:r>
     </w:p>
     <w:p>
@@ -129,7 +129,7 @@
         </w:numPr>
       </w:pPr>
       <w:r>
-        <w:t>Energy: leading (avg +8.62%)</w:t>
+        <w:t>Energy: leading (avg +9.22%)</w:t>
       </w:r>
     </w:p>
     <w:p>
@@ -141,7 +141,7 @@
         </w:numPr>
       </w:pPr>
       <w:r>
-        <w:t>Health Care: leading (avg +4.49%)</w:t>
+        <w:t>Health Care: leading (avg +3.53%)</w:t>
       </w:r>
     </w:p>
     <w:p>
@@ -153,7 +153,7 @@
         </w:numPr>
       </w:pPr>
       <w:r>
-        <w:t>Communication Services: lagging (avg -3.36%)</w:t>
+        <w:t>Communication Services: lagging (avg -2.76%)</w:t>
       </w:r>
     </w:p>
     <w:p>
@@ -170,7 +170,7 @@
         </w:numPr>
       </w:pPr>
       <w:r>
-        <w:t>Gold: leading (avg +14.00%)</w:t>
+        <w:t>Gold: leading (avg +15.57%)</w:t>
       </w:r>
     </w:p>
     <w:p>
@@ -182,7 +182,7 @@
         </w:numPr>
       </w:pPr>
       <w:r>
-        <w:t>USD: firm (avg +0.06%)</w:t>
+        <w:t>USD: soft (avg -0.83%)</w:t>
       </w:r>
     </w:p>
     <w:p>
@@ -194,7 +194,7 @@
         </w:numPr>
       </w:pPr>
       <w:r>
-        <w:t>Yields: leading (avg +1.86%)</w:t>
+        <w:t>Yields: leading (avg +1.60%)</w:t>
       </w:r>
     </w:p>
     <w:p>
@@ -206,7 +206,7 @@
         </w:numPr>
       </w:pPr>
       <w:r>
-        <w:t>Bonds: leading (avg +0.34%)</w:t>
+        <w:t>Bonds: leading (avg +0.47%)</w:t>
       </w:r>
     </w:p>
     <w:p>
@@ -218,12 +218,12 @@
         </w:numPr>
       </w:pPr>
       <w:r>
-        <w:t>Energy complex: leading (avg +6.69%)</w:t>
+        <w:t>Energy complex: leading (avg +10.44%)</w:t>
       </w:r>
     </w:p>
     <w:p>
       <w:r>
-        <w:t>Bottom line: With 72.1% of names positive MTD, market breadth is solid and the tape is rewarding cyclicals and defensives alike, as strong leadership from Industrials, Materials, Energy, Staples, Tech, Health Care, Utilities, and Real Estate contrasts with a notable lag in Communication Services and only modest gains in Financials. Macro conditions reflect a slowing growth backdrop with pressured earnings revisions alongside inflation that is easing from peak levels but still elevated versus pre-COVID, a mix echoed by the powerful bid in Gold, firm USD, rising yields, positive bond returns, and a strong energy complex that together signal a market increasingly hedging late-cycle risks while still paying for real-asset and quality-cash-flow exposure.</w:t>
+        <w:t>Bottom line: With roughly 71% of names positive, breadth remains solid as cyclicals and defensives alike participate, led by standout strength in Materials (+11.24%), Energy (+9.22%), Industrials (+6.56%), Consumer Staples (+5.94%), and broad support from Tech, Health Care, Discretionary, Utilities, and Real Estate, while Financials (-0.76%) and Communication Services (-2.76%) are notable laggards that temper the overall advance. Macro conditions reflect a backdrop where growth is slowing and earnings revisions are under pressure even as inflation, while easing from the peak, remains above pre-COVID norms, and that mix is echoed in the macro levers, with a powerful bid for Gold (+15.57%), strong Energy complex gains (+10.44%), firm but not runaway yields (+1.60%) alongside positive bond returns (+0.47%), and a softening USD (-0.83%) collectively signaling a market that is rewarding real assets and late-cycle defensives while quietly pricing in ongoing macro and earnings risk.</w:t>
       </w:r>
     </w:p>
     <w:sectPr>
@@ -410,9 +410,9 @@
     </w:lvl>
   </w:abstractNum>
   <w:abstractNum w:abstractNumId="9" w15:restartNumberingAfterBreak="0">
-    <w:nsid w:val="4D810AA1"/>
+    <w:nsid w:val="11824953"/>
     <w:multiLevelType w:val="hybridMultilevel"/>
-    <w:tmpl w:val="0D6C66D2"/>
+    <w:tmpl w:val="57223950"/>
     <w:lvl w:ilvl="0" w:tplc="04090001">
       <w:start w:val="1"/>
       <w:numFmt w:val="bullet"/>
@@ -523,9 +523,9 @@
     </w:lvl>
   </w:abstractNum>
   <w:abstractNum w:abstractNumId="10" w15:restartNumberingAfterBreak="0">
-    <w:nsid w:val="66784CCE"/>
+    <w:nsid w:val="6F5F5DBE"/>
     <w:multiLevelType w:val="hybridMultilevel"/>
-    <w:tmpl w:val="A0B004AA"/>
+    <w:tmpl w:val="34D8C456"/>
     <w:lvl w:ilvl="0" w:tplc="04090001">
       <w:start w:val="1"/>
       <w:numFmt w:val="bullet"/>
@@ -635,37 +635,37 @@
       </w:rPr>
     </w:lvl>
   </w:abstractNum>
-  <w:num w:numId="1" w16cid:durableId="2117017160">
+  <w:num w:numId="1" w16cid:durableId="1361660669">
     <w:abstractNumId w:val="8"/>
   </w:num>
-  <w:num w:numId="2" w16cid:durableId="2010906761">
+  <w:num w:numId="2" w16cid:durableId="1726638326">
     <w:abstractNumId w:val="6"/>
   </w:num>
-  <w:num w:numId="3" w16cid:durableId="1221406531">
+  <w:num w:numId="3" w16cid:durableId="1413701584">
     <w:abstractNumId w:val="5"/>
   </w:num>
-  <w:num w:numId="4" w16cid:durableId="772045624">
+  <w:num w:numId="4" w16cid:durableId="670374812">
     <w:abstractNumId w:val="4"/>
   </w:num>
-  <w:num w:numId="5" w16cid:durableId="1049106784">
+  <w:num w:numId="5" w16cid:durableId="1089934058">
     <w:abstractNumId w:val="7"/>
   </w:num>
-  <w:num w:numId="6" w16cid:durableId="482354898">
+  <w:num w:numId="6" w16cid:durableId="1429034517">
     <w:abstractNumId w:val="3"/>
   </w:num>
-  <w:num w:numId="7" w16cid:durableId="1430542329">
+  <w:num w:numId="7" w16cid:durableId="1325819307">
     <w:abstractNumId w:val="2"/>
   </w:num>
-  <w:num w:numId="8" w16cid:durableId="1960607436">
+  <w:num w:numId="8" w16cid:durableId="1924099317">
     <w:abstractNumId w:val="1"/>
   </w:num>
-  <w:num w:numId="9" w16cid:durableId="861868017">
+  <w:num w:numId="9" w16cid:durableId="778380753">
     <w:abstractNumId w:val="0"/>
   </w:num>
-  <w:num w:numId="10" w16cid:durableId="566191877">
+  <w:num w:numId="10" w16cid:durableId="1335498372">
     <w:abstractNumId w:val="10"/>
   </w:num>
-  <w:num w:numId="11" w16cid:durableId="80834018">
+  <w:num w:numId="11" w16cid:durableId="1720859271">
     <w:abstractNumId w:val="9"/>
   </w:num>
 </w:numbering>
